--- a/Kitap_Bolumu_Biyotasarim_Malzeme_Secimi.docx
+++ b/Kitap_Bolumu_Biyotasarim_Malzeme_Secimi.docx
@@ -59,7 +59,7 @@
           <w:sz w:val="24"/>
           <w:szCs w:val="24"/>
         </w:rPr>
-        <w:t xml:space="preserve">Yapılı çevrenin kaynak tüketimi ve atık üretimi, malzeme kararlarının yeniden düşünülmesini zorunlu kılmaktadır. Bu bağlamda biyolojik temelli malzemeler sıklıkla geleneksel malzemelerin sürdürülebilir birer alternatifi olarak sunulmakta; ancak bu kurgu malzeme kararının yapısını değiştirmediği için sınırlı bir dönüşüm üretmektedir. Bu bölüm, iç mimarlıkta biyolojik temelli malzeme seçimini kuramsal bir çerçevede ele almakta ve biyotasarımın yalnızca yeni malzeme seçenekleri sunmakla kalmayıp malzeme seçiminin ölçütlerini, malzemenin yaşam döngüsünü ve tasarımcının kaynak, üretim, kullanım ve atıkla kurduğu ilişkiyi yeniden tanımladığını ileri sürmektedir. Çalışma öncelikle biyotasarım kavramını komşu kavramlardan ayırmakta; ardından biyolojik temelli malzemeleri doğanın tasarım sürecine katılım düzeyine göre sınıflandırmaktadır. Döngüsellik tartışmasında, biyolojik kökenin tek başına ne sürdürülebilirlik ne döngüsellik güvencesi oluşturduğu gösterilmekte; döngüselliğin malzemenin kökeninde değil bileşiminde, birleşiminde ve ömür sonu senaryosunda kararlaştığı ortaya konmaktadır. Bölüm ayrıca adaptasyon, değişkenlik ve zamansallık özelliklerini dirençlilik kavramı üzerinden değerlendirmekte ve bu malzemelerin fiilî uygulama alanının büyük ölçüde iç mekân olduğunu göstermektedir. Son olarak, malzeme düzeyindeki yerleşik ölçütleri koruyan ve bunlara iç mekân ölçeğine özgü iki boyut — deneyimsel performans ile dirençlilik kapasitesi — ekleyen iki katmanlı bir değerlendirme çerçevesi önerilmektedir.</w:t>
+        <w:t xml:space="preserve">Yapılı çevrenin kaynak tüketimi ve atık üretimi, malzeme kararlarının yeniden düşünülmesini zorunlu kılmaktadır. Biyolojik temelli malzemeler sıklıkla geleneksel malzemelerin sürdürülebilir birer alternatifi olarak sunulmakta; ancak bu kurgu malzeme kararının yapısını değiştirmediği için sınırlı bir dönüşüm üretmektedir. Bölüm, iç mimarlıkta biyolojik temelli malzeme seçimini kuramsal bir çerçevede ele almakta ve biyotasarımın yalnızca yeni malzeme seçenekleri sunmakla kalmayıp malzeme seçiminin ölçütlerini ve tasarımcının kaynak, üretim, kullanım ve atıkla kurduğu ilişkiyi yeniden tanımladığını ileri sürmektedir. Çalışma biyotasarımı komşu kavramlardan ayırmakta, biyolojik temelli malzemeleri doğanın tasarım sürecine katılım düzeyine göre sınıflandırmakta ve biyolojik kökenin tek başına ne sürdürülebilirlik ne döngüsellik güvencesi oluşturduğunu göstermektedir: döngüsellik malzemenin kökeninde değil bileşiminde, birleşiminde ve ömür sonu senaryosunda kararlaşmaktadır. Adaptasyon, değişkenlik ve zamansallık özellikleri dirençlilik kavramı üzerinden değerlendirilmekte; bu malzemelerin fiilî uygulama alanının büyük ölçüde iç mekân olduğu ortaya konmaktadır. Son olarak iç mekân ölçeğine özgü altı boyutlu bir malzeme değerlendirme çerçevesi önerilmektedir.</w:t>
       </w:r>
     </w:p>
     <w:p>
@@ -70,8 +70,6 @@
       <w:r>
         <w:rPr>
           <w:rFonts w:ascii="Times New Roman" w:cs="Times New Roman" w:eastAsia="Times New Roman" w:hAnsi="Times New Roman"/>
-          <w:b/>
-          <w:bCs/>
           <w:i w:val="false"/>
           <w:iCs w:val="false"/>
           <w:sz w:val="24"/>
@@ -82,8 +80,6 @@
       <w:r>
         <w:rPr>
           <w:rFonts w:ascii="Times New Roman" w:cs="Times New Roman" w:eastAsia="Times New Roman" w:hAnsi="Times New Roman"/>
-          <w:b w:val="false"/>
-          <w:bCs w:val="false"/>
           <w:i w:val="false"/>
           <w:iCs w:val="false"/>
           <w:sz w:val="24"/>
@@ -119,7 +115,7 @@
           <w:sz w:val="24"/>
           <w:szCs w:val="24"/>
         </w:rPr>
-        <w:t xml:space="preserve">İnsan etkinliğinin yeryüzünün çevresel sistemleri üzerindeki etkisi, bugün yeni bir jeolojik dönem — insan egemenliğindeki Antroposen — olarak adlandırılacak düzeye ulaşmıştır (Heymans ve diğ., 2019). Bu dönüşümün en belirgin taşıyıcılarından biri yapılı çevredir. Edalat (2026), yapı sektörünün diğer tüm endüstriyel sektörlerle karşılaştırıldığında doğal çevre üzerinde en önemli etkiyi yarattığını; sektörün küresel karbondioksit salımının yaklaşık %39’undan sorumlu olduğunu, ham maddelerin yaklaşık %40’ını tükettiğini ve inşaat ile yıkım atıkları yoluyla katı atığın en az %30’unu ürettiğini aktarmaktadır. Yazar ayrıca 2024 yılında kritik 1,5 °C ısınma eşiğinin ilk kez aşıldığını vurgulamaktadır.</w:t>
+        <w:t xml:space="preserve">İnsan etkinliğinin yeryüzünün çevresel sistemleri üzerindeki etkisi, bugün yeni bir jeolojik dönem — insan egemenliğindeki Antroposen — olarak adlandırılacak düzeye ulaşmıştır (Heymans ve diğ., 2019). Bu dönüşümün en belirgin taşıyıcılarından biri yapılı çevredir. Edalat (2026), yapı sektörünün diğer tüm endüstriyel sektörlerle karşılaştırıldığında doğal çevre üzerinde en önemli etkiyi yarattığını; sektörün küresel karbondioksit salımının yaklaşık %39’undan sorumlu olduğunu, ham maddelerin yaklaşık %40’ını tükettiğini ve inşaat ile yıkım atıkları yoluyla katı atığın en az %30’unu ürettiğini aktarmaktadır. Etkinin kaynağı yalnızca ölçek değil, üretim mantığıdır: Chayaamor-Heil ve diğ. (2024), ağırlıklı olarak fosil yakıtların ve ham maddelerin çıkarımına dayanan geleneksel inşaat sektörünün çevre kirliliğine ve doğal kaynakların tükenmesine önemli ölçüde katkıda bulunduğunu belirtmekte; Lee ve diğ. (2022) ise mevcut fosil temelli ticari ürünlerin doğal kaynak rezervleri açısından ciddi bir tehdit oluşturduğunu ortaya koymaktadır.</w:t>
       </w:r>
     </w:p>
     <w:p>
@@ -133,7 +129,7 @@
           <w:sz w:val="24"/>
           <w:szCs w:val="24"/>
         </w:rPr>
-        <w:t xml:space="preserve">Bu etkinin kaynağı yalnızca ölçek değil, üretim mantığıdır. Chayaamor-Heil ve diğ. (2024), ağırlıklı olarak fosil yakıtların ve ham maddelerin çıkarımına dayanan geleneksel inşaat sektörünün çevre kirliliğine ve doğal kaynakların tükenmesine önemli ölçüde katkıda bulunduğunu belirtmekte; Lee ve diğ. (2022) ise mevcut fosil temelli ticari ürünlerin doğal kaynak rezervleri ve doğal çevrenin korunması açısından ciddi bir tehdit oluşturduğunu ortaya koymaktadır.</w:t>
+        <w:t xml:space="preserve">Biyolojik temelli malzemeler bu tabloya yönelik yanıtlardan biri olarak gündeme gelmektedir. Bourbia ve diğ. (2023), bu malzemelerin yenilenebilir olma, düşük gömülü enerjiye sahip olma ve ısıl düzenleme kapasitesi gibi avantajlar sunduğunu belirtmektedir. Andréen ve Goidea (2022) ise biyomalzemelerin inşaat sektörünün olumsuz ekolojik etkisini azaltmak için potansiyel bir araç oluşturduğunu; ancak bu potansiyelin en üst düzeye çıkarılabilmesi için geleneksel yapı malzemelerinden önemli ölçüde farklı yaklaşımlar gerektirdiğini vurgulamaktadır. Bu uyarı, bölümün çıkış noktasını oluşturmaktadır: biyolojik temelli bir malzemeyi yerleşik bir malzemenin yerine koymak, tasarım yaklaşımını değiştirmediği sürece sınırlı bir dönüşüm üretir.</w:t>
       </w:r>
     </w:p>
     <w:p>
@@ -144,38 +140,76 @@
       <w:r>
         <w:rPr>
           <w:rFonts w:ascii="Times New Roman" w:cs="Times New Roman" w:eastAsia="Times New Roman" w:hAnsi="Times New Roman"/>
-          <w:b w:val="false"/>
-          <w:bCs w:val="false"/>
+          <w:sz w:val="24"/>
+          <w:szCs w:val="24"/>
+        </w:rPr>
+        <w:t xml:space="preserve">Literatür bu sınırlılığı iki düzeyde bildirmektedir. Birincisi kavramsaldır: Kırbaş Akyürek ve diğ. (2020), canlı ve üretilmiş bileşenlerin bir araya gelmesini adlandıran terminolojinin çeşitlilik içinde sıkışıp kaldığını ve bu durumun olgunun anlaşılmasını güçleştirdiğini ortaya koymaktadır. Benzer bir belirsizlik döngüsellik kavramında da görülmektedir; Kirchherr ve diğ. (2017), 114 döngüsel ekonomi tanımını on yedi boyutta kodladıkları çalışmalarında kavramın en sık azaltma, yeniden kullanma ve geri dönüştürme etkinliklerinin bir bileşimi olarak betimlendiğini, buna karşılık döngüselliğin sistemsel bir değişimi gerektirdiğinin çoğu kez vurgulanmadığını göstermektedir. İkincisi malzemenin kendisine ilişkindir: O’Rourke ve Seepersad (2015), biyolojik organizmaların sunduğu çevresel avantajlara ilişkin iddiaların genel olarak doğru olmakla birlikte her avantaj için önemli istisnalar barındırdığını göstermektedir. Dolayısıyla biyolojik köken, sürdürülebilirliğin de döngüselliğin de kendiliğinden güvencesi değildir.</w:t>
+      </w:r>
+    </w:p>
+    <w:p>
+      <w:pPr>
+        <w:spacing w:after="160" w:line="360"/>
+        <w:jc w:val="both"/>
+      </w:pPr>
+      <w:r>
+        <w:rPr>
+          <w:rFonts w:ascii="Times New Roman" w:cs="Times New Roman" w:eastAsia="Times New Roman" w:hAnsi="Times New Roman"/>
+          <w:sz w:val="24"/>
+          <w:szCs w:val="24"/>
+        </w:rPr>
+        <w:t xml:space="preserve">Tartışmanın iç mimarlık açısından özgül bir karşılığı bulunmaktadır. Edalat (2026), ahşap dışı biyolojik temelli yapı malzemelerinin iç ve dış yüzey kaplamaları, ısıl ve akustik yalıtım ile mobilya üretimi gibi uygulamalarda kullanıldığını; buna karşılık sınırlı mekanik dayanımları nedeniyle taşıyıcı yapı elemanlarında nadiren yer aldığını ortaya koymaktadır. Başka bir deyişle bu malzemelerin fiilî uygulama alanı büyük ölçüde iç mekândır; bu durum iç mimarlığı, söz konusu malzemelerin yapılı çevreye girişinde belirleyici bir ölçek hâline getirmektedir.</w:t>
+      </w:r>
+    </w:p>
+    <w:p>
+      <w:pPr>
+        <w:spacing w:after="160" w:line="360"/>
+        <w:jc w:val="both"/>
+      </w:pPr>
+      <w:r>
+        <w:rPr>
+          <w:rFonts w:ascii="Times New Roman" w:cs="Times New Roman" w:eastAsia="Times New Roman" w:hAnsi="Times New Roman"/>
+          <w:i/>
+          <w:iCs/>
+          <w:sz w:val="24"/>
+          <w:szCs w:val="24"/>
+        </w:rPr>
+        <w:t xml:space="preserve">Araştırma sorusu: </w:t>
+      </w:r>
+      <w:r>
+        <w:rPr>
+          <w:rFonts w:ascii="Times New Roman" w:cs="Times New Roman" w:eastAsia="Times New Roman" w:hAnsi="Times New Roman"/>
           <w:i w:val="false"/>
           <w:iCs w:val="false"/>
           <w:sz w:val="24"/>
           <w:szCs w:val="24"/>
         </w:rPr>
-        <w:t xml:space="preserve">Biyolojik temelli malzemeler bu tabloya yönelik yanıtlardan biri olarak gündeme gelmektedir. Bourbia ve diğ. (2023), bu malzemelerin yenilenebilir olma, düşük gömülü enerjiye sahip olma ve ısıl düzenleme kapasitesi gibi avantajlar sunduğunu belirtmektedir. Andréen ve Goidea (2022) ise biyomalzemelerin inşaat sektörünün olumsuz ekolojik etkisini azaltmak için potansiyel bir araç oluşturduğunu; ancak bu potansiyelin en üst düzeye çıkarılabilmesi için </w:t>
-      </w:r>
-      <w:r>
-        <w:rPr>
-          <w:rFonts w:ascii="Times New Roman" w:cs="Times New Roman" w:eastAsia="Times New Roman" w:hAnsi="Times New Roman"/>
-          <w:b/>
-          <w:bCs/>
+        <w:t xml:space="preserve">İç mimarlıkta biyolojik temelli malzeme seçimi, sürdürülebilirlikten döngüselliğe ve döngüsellikten dirençliliğe geçişi sağlayan bir tasarım yaklaşımı olarak nasıl kavramsallaştırılabilir?</w:t>
+      </w:r>
+    </w:p>
+    <w:p>
+      <w:pPr>
+        <w:spacing w:after="160" w:line="360"/>
+        <w:jc w:val="both"/>
+      </w:pPr>
+      <w:r>
+        <w:rPr>
+          <w:rFonts w:ascii="Times New Roman" w:cs="Times New Roman" w:eastAsia="Times New Roman" w:hAnsi="Times New Roman"/>
+          <w:i/>
+          <w:iCs/>
+          <w:sz w:val="24"/>
+          <w:szCs w:val="24"/>
+        </w:rPr>
+        <w:t xml:space="preserve">Hipotez: </w:t>
+      </w:r>
+      <w:r>
+        <w:rPr>
+          <w:rFonts w:ascii="Times New Roman" w:cs="Times New Roman" w:eastAsia="Times New Roman" w:hAnsi="Times New Roman"/>
           <w:i w:val="false"/>
           <w:iCs w:val="false"/>
           <w:sz w:val="24"/>
           <w:szCs w:val="24"/>
         </w:rPr>
-        <w:t xml:space="preserve">geleneksel yapı malzemelerinden önemli ölçüde farklı yaklaşımlar</w:t>
-      </w:r>
-      <w:r>
-        <w:rPr>
-          <w:rFonts w:ascii="Times New Roman" w:cs="Times New Roman" w:eastAsia="Times New Roman" w:hAnsi="Times New Roman"/>
-          <w:b w:val="false"/>
-          <w:bCs w:val="false"/>
-          <w:i w:val="false"/>
-          <w:iCs w:val="false"/>
-          <w:sz w:val="24"/>
-          <w:szCs w:val="24"/>
-        </w:rPr>
-        <w:t xml:space="preserve"> gerektirdiğini vurgulamaktadır. Bu uyarı, bölümün çıkış noktasını oluşturmaktadır: biyolojik temelli bir malzemeyi yerleşik bir malzemenin yerine koymak, tasarım yaklaşımını değiştirmediği sürece sınırlı bir dönüşüm üretir.</w:t>
+        <w:t xml:space="preserve">Biyotasarım ve biyolojik temelli malzemeler, iç mimarlıkta yalnızca daha sürdürülebilir malzeme seçenekleri sunmamakta; malzeme seçiminin ölçütlerini, malzemenin yaşam döngüsünü ve tasarımcının kaynak, üretim, kullanım ve atıkla kurduğu ilişkiyi yeniden tanımlamaktadır. Buna bağlı olarak bir malzemenin döngüselliği ve dirençliliği biyolojik kökeninde değil, tasarım aşamasında verilen bileşim, birleşim ve ömür sonu kararlarında belirlenmektedir.</w:t>
       </w:r>
     </w:p>
     <w:p>
@@ -189,89 +223,7 @@
           <w:sz w:val="24"/>
           <w:szCs w:val="24"/>
         </w:rPr>
-        <w:t xml:space="preserve">Alanyazın bu sınırlılığı üç düzeyde bildirmektedir. Birincisi kavramsaldır: Kırbaş Akyürek ve diğ. (2020), canlı ve üretilmiş bileşenlerin bir araya gelmesini adlandıran terminolojinin çeşitlilik içinde sıkışıp kaldığını ve bu durumun olgunun anlaşılmasını güçleştirdiğini ortaya koymaktadır. İkincisi uygulamaya ilişkindir: Edalat (2026), biyolojik temelli yapı malzemelerinin biyoekonominin ilkeleriyle örtüşmesine karşın döngüsel ekonomi sistemlerine eklemlenmelerinin sınırlı ve gelişmemiş kaldığını belirtmektedir. Üçüncüsü malzemenin kendisine ilişkindir: O’Rourke ve Seepersad (2015), biyolojik organizmaların sunduğu çevresel avantajlara ilişkin iddiaların genel olarak doğru olmakla birlikte her avantaj için önemli istisnalar barındırdığını göstermektedir. Dolayısıyla biyolojik köken, sürdürülebilirliğin de döngüselliğin de kendiliğinden güvencesi değildir.</w:t>
-      </w:r>
-    </w:p>
-    <w:p>
-      <w:pPr>
-        <w:spacing w:after="160" w:line="360"/>
-        <w:jc w:val="both"/>
-      </w:pPr>
-      <w:r>
-        <w:rPr>
-          <w:rFonts w:ascii="Times New Roman" w:cs="Times New Roman" w:eastAsia="Times New Roman" w:hAnsi="Times New Roman"/>
-          <w:sz w:val="24"/>
-          <w:szCs w:val="24"/>
-        </w:rPr>
-        <w:t xml:space="preserve">Bu tartışmanın iç mimarlık açısından özgül bir karşılığı bulunmaktadır. Edalat (2026), ahşap dışı biyolojik temelli yapı malzemelerinin iç ve dış yüzey kaplamaları, ısıl ve akustik yalıtım ile mobilya üretimi gibi uygulamalarda kullanıldığını; buna karşılık sınırlı mekanik dayanımları nedeniyle taşıyıcı yapı elemanlarında nadiren yer aldığını ortaya koymaktadır. Başka bir deyişle bu malzemelerin fiilî uygulama alanı büyük ölçüde iç mekândır. Bu durum iç mimarlığı, söz konusu malzemelerin yapılı çevreye girişinde belirleyici bir ölçek hâline getirmektedir.</w:t>
-      </w:r>
-    </w:p>
-    <w:p>
-      <w:pPr>
-        <w:spacing w:after="160" w:line="360"/>
-        <w:jc w:val="both"/>
-      </w:pPr>
-      <w:r>
-        <w:rPr>
-          <w:rFonts w:ascii="Times New Roman" w:cs="Times New Roman" w:eastAsia="Times New Roman" w:hAnsi="Times New Roman"/>
-          <w:b w:val="false"/>
-          <w:bCs w:val="false"/>
-          <w:i w:val="false"/>
-          <w:iCs w:val="false"/>
-          <w:sz w:val="24"/>
-          <w:szCs w:val="24"/>
-        </w:rPr>
-        <w:t xml:space="preserve">Bölümün temel iddiası şudur: </w:t>
-      </w:r>
-      <w:r>
-        <w:rPr>
-          <w:rFonts w:ascii="Times New Roman" w:cs="Times New Roman" w:eastAsia="Times New Roman" w:hAnsi="Times New Roman"/>
-          <w:b/>
-          <w:bCs/>
-          <w:i w:val="false"/>
-          <w:iCs w:val="false"/>
-          <w:sz w:val="24"/>
-          <w:szCs w:val="24"/>
-        </w:rPr>
-        <w:t xml:space="preserve">biyotasarım ve biyolojik temelli malzemeler, iç mimarlıkta yalnızca daha sürdürülebilir malzeme seçenekleri sunmamakta; malzeme seçiminin ölçütlerini, malzemenin yaşam döngüsünü ve tasarımcının kaynak, üretim, kullanım ve atıkla kurduğu ilişkiyi yeniden tanımlamaktadır.</w:t>
-      </w:r>
-      <w:r>
-        <w:rPr>
-          <w:rFonts w:ascii="Times New Roman" w:cs="Times New Roman" w:eastAsia="Times New Roman" w:hAnsi="Times New Roman"/>
-          <w:b w:val="false"/>
-          <w:bCs w:val="false"/>
-          <w:i w:val="false"/>
-          <w:iCs w:val="false"/>
-          <w:sz w:val="24"/>
-          <w:szCs w:val="24"/>
-        </w:rPr>
-        <w:t xml:space="preserve"> Buna bağlı olarak araştırma sorusu şöyle kurulmuştur: </w:t>
-      </w:r>
-      <w:r>
-        <w:rPr>
-          <w:rFonts w:ascii="Times New Roman" w:cs="Times New Roman" w:eastAsia="Times New Roman" w:hAnsi="Times New Roman"/>
-          <w:b/>
-          <w:bCs/>
-          <w:i w:val="false"/>
-          <w:iCs w:val="false"/>
-          <w:sz w:val="24"/>
-          <w:szCs w:val="24"/>
-        </w:rPr>
-        <w:t xml:space="preserve">iç mimarlıkta biyolojik temelli malzeme seçimi, sürdürülebilirlikten döngüselliğe ve döngüsellikten dirençliliğe geçişi sağlayan bir tasarım yaklaşımı olarak nasıl kavramsallaştırılabilir?</w:t>
-      </w:r>
-    </w:p>
-    <w:p>
-      <w:pPr>
-        <w:spacing w:after="160" w:line="360"/>
-        <w:jc w:val="both"/>
-      </w:pPr>
-      <w:r>
-        <w:rPr>
-          <w:rFonts w:ascii="Times New Roman" w:cs="Times New Roman" w:eastAsia="Times New Roman" w:hAnsi="Times New Roman"/>
-          <w:sz w:val="24"/>
-          <w:szCs w:val="24"/>
-        </w:rPr>
-        <w:t xml:space="preserve">Bölüm bu soruyu altı adımda ele almaktadır. İkinci başlık biyotasarım kavramını ve komşu kavramlardan ayrımını kurar (Tablo 1). Üçüncü başlık biyolojik temelli malzemeleri sınıflandırır ve malzemenin tasarım sürecindeki konumunu tartışır (Tablo 2). Dördüncü başlık döngüsel malzeme sistemlerini inceler (Tablo 3). Beşinci başlık adaptasyon, değişkenlik ve dirençlilik kavramlarını ele alır. Altıncı başlık tartışmayı iç mekân ölçeğine taşır. Yedinci başlık potansiyelleri ve sınırlılıkları birlikte değerlendirerek iki katmanlı bir değerlendirme çerçevesi önerir (Tablo 4 ve Tablo 5). Sekizinci başlık bulguları üç düzlemde toparlar (Tablo 6). Bölüm, seçilmiş kaynaklara dayanan kuramsal bir derleme niteliğindedir; sistematik bir yazın taraması ya da teknik bir performans değerlendirmesi amaçlamamaktadır.</w:t>
+        <w:t xml:space="preserve">Bölüm bu soruyu altı adımda ele almaktadır: biyotasarım kavramının komşu kavramlardan ayrımı (Tablo 1), biyolojik temelli malzemelerin sınıflandırılması (Tablo 2), döngüsel malzeme sistemleri, dirençlilik tartışması, iç mekân ölçeğine geçiş ve bir değerlendirme çerçevesi önerisi (Tablo 3 ve Tablo 4). Sekizinci başlık bulguları üç düzlemde toparlar (Tablo 5). Bölüm, seçilmiş kaynaklara dayanan kuramsal bir derleme niteliğindedir; sistematik bir yazın taraması ya da teknik bir performans değerlendirmesi amaçlamamaktadır.</w:t>
       </w:r>
     </w:p>
     <w:p>
@@ -331,7 +283,7 @@
           <w:sz w:val="24"/>
           <w:szCs w:val="24"/>
         </w:rPr>
-        <w:t xml:space="preserve">Kırbaş Akyürek ve diğ. (2020), yapı tasarımında canlı ve üretilmiş bileşenlerin bir araya gelmesini konu alan terminolojiyi, seksen yenilikçi örneği ve bu alanda profesyonel olarak çalışan yirmi uzmanın görüşlerini inceleyerek araştırmışlardır. Örneklerin tanımlanmasında “biyo” önekiyle üretilmiş özelleştirilmiş terimler (biyobeton, biyotuğla gibi) ilk sırada yer almakta; bunları “akıllı”, “canlı” ve “büyüyen” nitelemeleri izlemektedir. Yazarların temel bulgusu, bu çeşitliliğe karşın alanyazında genel kabul görmüş bir şemsiye terimin bulunmamasıdır. Belirsizliğin nedenini iki yönlü olarak açıklamaktadırlar: bir yanda doğanın, doğal ögelerin, mekanizmaların ve süreçlerin kapsamlı niteliği, diğer yanda aynı disiplin ve tekniklerin farklı disiplinlerce farklı biçimlerde yorumlanması. Sonuç olarak terminoloji bu çeşitliliğin içinde sıkışıp kalmakta; bu durum olgunun anlaşılmasını ve üzerine yeni çalışmalar yürütülmesini güçleştirmektedir. Tespit, Türkçe alanyazın açısından ayrıca önemlidir: kavramların kaynak dildeki kullanımda dahi yerleşmemiş olması, Türkçeye aktarımda yaşanan karışıklığın yalnızca çeviri kaynaklı olmadığını gösterir.</w:t>
+        <w:t xml:space="preserve">Kırbaş Akyürek ve diğ. (2020), yapı tasarımında canlı ve üretilmiş bileşenlerin bir araya gelmesini konu alan terminolojiyi, seksen yenilikçi örneği ve bu alanda profesyonel olarak çalışan yirmi uzmanın görüşlerini inceleyerek araştırmışlardır. Örneklerin tanımlanmasında “biyo” önekiyle üretilmiş özelleştirilmiş terimler (biyobeton, biyotuğla gibi) ilk sırada yer almakta; bunları “akıllı”, “canlı” ve “büyüyen” nitelemeleri izlemektedir. Yazarların temel bulgusu, bu çeşitliliğe karşın literatürde genel kabul görmüş bir şemsiye terimin bulunmamasıdır. Belirsizliğin nedenini iki yönlü olarak açıklamaktadırlar: bir yanda doğanın, doğal ögelerin, mekanizmaların ve süreçlerin kapsamlı niteliği, diğer yanda aynı disiplin ve tekniklerin farklı disiplinlerce farklı biçimlerde yorumlanması. Tespit, Türkçe literatür açısından ayrıca önemlidir: kavramların kaynak dildeki kullanımda dahi yerleşmemiş olması, Türkçeye aktarımda yaşanan karışıklığın yalnızca çeviri kaynaklı olmadığını gösterir.</w:t>
       </w:r>
     </w:p>
     <w:p>
@@ -356,8 +308,6 @@
       <w:r>
         <w:rPr>
           <w:rFonts w:ascii="Times New Roman" w:cs="Times New Roman" w:eastAsia="Times New Roman" w:hAnsi="Times New Roman"/>
-          <w:b/>
-          <w:bCs/>
           <w:sz w:val="22"/>
           <w:szCs w:val="22"/>
         </w:rPr>
@@ -366,6 +316,8 @@
       <w:r>
         <w:rPr>
           <w:rFonts w:ascii="Times New Roman" w:cs="Times New Roman" w:eastAsia="Times New Roman" w:hAnsi="Times New Roman"/>
+          <w:i/>
+          <w:iCs/>
           <w:sz w:val="22"/>
           <w:szCs w:val="22"/>
         </w:rPr>
@@ -412,8 +364,6 @@
             <w:r>
               <w:rPr>
                 <w:rFonts w:ascii="Times New Roman" w:cs="Times New Roman" w:eastAsia="Times New Roman" w:hAnsi="Times New Roman"/>
-                <w:b/>
-                <w:bCs/>
                 <w:sz w:val="19"/>
                 <w:szCs w:val="19"/>
               </w:rPr>
@@ -439,8 +389,6 @@
             <w:r>
               <w:rPr>
                 <w:rFonts w:ascii="Times New Roman" w:cs="Times New Roman" w:eastAsia="Times New Roman" w:hAnsi="Times New Roman"/>
-                <w:b/>
-                <w:bCs/>
                 <w:sz w:val="19"/>
                 <w:szCs w:val="19"/>
               </w:rPr>
@@ -466,8 +414,6 @@
             <w:r>
               <w:rPr>
                 <w:rFonts w:ascii="Times New Roman" w:cs="Times New Roman" w:eastAsia="Times New Roman" w:hAnsi="Times New Roman"/>
-                <w:b/>
-                <w:bCs/>
                 <w:sz w:val="19"/>
                 <w:szCs w:val="19"/>
               </w:rPr>
@@ -493,8 +439,6 @@
             <w:r>
               <w:rPr>
                 <w:rFonts w:ascii="Times New Roman" w:cs="Times New Roman" w:eastAsia="Times New Roman" w:hAnsi="Times New Roman"/>
-                <w:b/>
-                <w:bCs/>
                 <w:sz w:val="19"/>
                 <w:szCs w:val="19"/>
               </w:rPr>
@@ -521,8 +465,6 @@
             <w:r>
               <w:rPr>
                 <w:rFonts w:ascii="Times New Roman" w:cs="Times New Roman" w:eastAsia="Times New Roman" w:hAnsi="Times New Roman"/>
-                <w:b/>
-                <w:bCs/>
                 <w:sz w:val="19"/>
                 <w:szCs w:val="19"/>
               </w:rPr>
@@ -547,8 +489,6 @@
             <w:r>
               <w:rPr>
                 <w:rFonts w:ascii="Times New Roman" w:cs="Times New Roman" w:eastAsia="Times New Roman" w:hAnsi="Times New Roman"/>
-                <w:b w:val="false"/>
-                <w:bCs w:val="false"/>
                 <w:sz w:val="19"/>
                 <w:szCs w:val="19"/>
               </w:rPr>
@@ -573,8 +513,6 @@
             <w:r>
               <w:rPr>
                 <w:rFonts w:ascii="Times New Roman" w:cs="Times New Roman" w:eastAsia="Times New Roman" w:hAnsi="Times New Roman"/>
-                <w:b w:val="false"/>
-                <w:bCs w:val="false"/>
                 <w:sz w:val="19"/>
                 <w:szCs w:val="19"/>
               </w:rPr>
@@ -599,8 +537,6 @@
             <w:r>
               <w:rPr>
                 <w:rFonts w:ascii="Times New Roman" w:cs="Times New Roman" w:eastAsia="Times New Roman" w:hAnsi="Times New Roman"/>
-                <w:b w:val="false"/>
-                <w:bCs w:val="false"/>
                 <w:sz w:val="19"/>
                 <w:szCs w:val="19"/>
               </w:rPr>
@@ -627,8 +563,6 @@
             <w:r>
               <w:rPr>
                 <w:rFonts w:ascii="Times New Roman" w:cs="Times New Roman" w:eastAsia="Times New Roman" w:hAnsi="Times New Roman"/>
-                <w:b/>
-                <w:bCs/>
                 <w:sz w:val="19"/>
                 <w:szCs w:val="19"/>
               </w:rPr>
@@ -653,8 +587,6 @@
             <w:r>
               <w:rPr>
                 <w:rFonts w:ascii="Times New Roman" w:cs="Times New Roman" w:eastAsia="Times New Roman" w:hAnsi="Times New Roman"/>
-                <w:b w:val="false"/>
-                <w:bCs w:val="false"/>
                 <w:sz w:val="19"/>
                 <w:szCs w:val="19"/>
               </w:rPr>
@@ -679,8 +611,6 @@
             <w:r>
               <w:rPr>
                 <w:rFonts w:ascii="Times New Roman" w:cs="Times New Roman" w:eastAsia="Times New Roman" w:hAnsi="Times New Roman"/>
-                <w:b w:val="false"/>
-                <w:bCs w:val="false"/>
                 <w:sz w:val="19"/>
                 <w:szCs w:val="19"/>
               </w:rPr>
@@ -705,8 +635,6 @@
             <w:r>
               <w:rPr>
                 <w:rFonts w:ascii="Times New Roman" w:cs="Times New Roman" w:eastAsia="Times New Roman" w:hAnsi="Times New Roman"/>
-                <w:b w:val="false"/>
-                <w:bCs w:val="false"/>
                 <w:sz w:val="19"/>
                 <w:szCs w:val="19"/>
               </w:rPr>
@@ -733,8 +661,6 @@
             <w:r>
               <w:rPr>
                 <w:rFonts w:ascii="Times New Roman" w:cs="Times New Roman" w:eastAsia="Times New Roman" w:hAnsi="Times New Roman"/>
-                <w:b/>
-                <w:bCs/>
                 <w:sz w:val="19"/>
                 <w:szCs w:val="19"/>
               </w:rPr>
@@ -759,8 +685,6 @@
             <w:r>
               <w:rPr>
                 <w:rFonts w:ascii="Times New Roman" w:cs="Times New Roman" w:eastAsia="Times New Roman" w:hAnsi="Times New Roman"/>
-                <w:b w:val="false"/>
-                <w:bCs w:val="false"/>
                 <w:sz w:val="19"/>
                 <w:szCs w:val="19"/>
               </w:rPr>
@@ -785,8 +709,6 @@
             <w:r>
               <w:rPr>
                 <w:rFonts w:ascii="Times New Roman" w:cs="Times New Roman" w:eastAsia="Times New Roman" w:hAnsi="Times New Roman"/>
-                <w:b w:val="false"/>
-                <w:bCs w:val="false"/>
                 <w:sz w:val="19"/>
                 <w:szCs w:val="19"/>
               </w:rPr>
@@ -811,8 +733,6 @@
             <w:r>
               <w:rPr>
                 <w:rFonts w:ascii="Times New Roman" w:cs="Times New Roman" w:eastAsia="Times New Roman" w:hAnsi="Times New Roman"/>
-                <w:b w:val="false"/>
-                <w:bCs w:val="false"/>
                 <w:sz w:val="19"/>
                 <w:szCs w:val="19"/>
               </w:rPr>
@@ -839,8 +759,6 @@
             <w:r>
               <w:rPr>
                 <w:rFonts w:ascii="Times New Roman" w:cs="Times New Roman" w:eastAsia="Times New Roman" w:hAnsi="Times New Roman"/>
-                <w:b/>
-                <w:bCs/>
                 <w:sz w:val="19"/>
                 <w:szCs w:val="19"/>
               </w:rPr>
@@ -865,8 +783,6 @@
             <w:r>
               <w:rPr>
                 <w:rFonts w:ascii="Times New Roman" w:cs="Times New Roman" w:eastAsia="Times New Roman" w:hAnsi="Times New Roman"/>
-                <w:b w:val="false"/>
-                <w:bCs w:val="false"/>
                 <w:sz w:val="19"/>
                 <w:szCs w:val="19"/>
               </w:rPr>
@@ -891,8 +807,6 @@
             <w:r>
               <w:rPr>
                 <w:rFonts w:ascii="Times New Roman" w:cs="Times New Roman" w:eastAsia="Times New Roman" w:hAnsi="Times New Roman"/>
-                <w:b w:val="false"/>
-                <w:bCs w:val="false"/>
                 <w:sz w:val="19"/>
                 <w:szCs w:val="19"/>
               </w:rPr>
@@ -917,8 +831,6 @@
             <w:r>
               <w:rPr>
                 <w:rFonts w:ascii="Times New Roman" w:cs="Times New Roman" w:eastAsia="Times New Roman" w:hAnsi="Times New Roman"/>
-                <w:b w:val="false"/>
-                <w:bCs w:val="false"/>
                 <w:sz w:val="19"/>
                 <w:szCs w:val="19"/>
               </w:rPr>
@@ -945,8 +857,6 @@
             <w:r>
               <w:rPr>
                 <w:rFonts w:ascii="Times New Roman" w:cs="Times New Roman" w:eastAsia="Times New Roman" w:hAnsi="Times New Roman"/>
-                <w:b/>
-                <w:bCs/>
                 <w:sz w:val="19"/>
                 <w:szCs w:val="19"/>
               </w:rPr>
@@ -971,8 +881,6 @@
             <w:r>
               <w:rPr>
                 <w:rFonts w:ascii="Times New Roman" w:cs="Times New Roman" w:eastAsia="Times New Roman" w:hAnsi="Times New Roman"/>
-                <w:b w:val="false"/>
-                <w:bCs w:val="false"/>
                 <w:sz w:val="19"/>
                 <w:szCs w:val="19"/>
               </w:rPr>
@@ -997,8 +905,6 @@
             <w:r>
               <w:rPr>
                 <w:rFonts w:ascii="Times New Roman" w:cs="Times New Roman" w:eastAsia="Times New Roman" w:hAnsi="Times New Roman"/>
-                <w:b w:val="false"/>
-                <w:bCs w:val="false"/>
                 <w:sz w:val="19"/>
                 <w:szCs w:val="19"/>
               </w:rPr>
@@ -1023,8 +929,6 @@
             <w:r>
               <w:rPr>
                 <w:rFonts w:ascii="Times New Roman" w:cs="Times New Roman" w:eastAsia="Times New Roman" w:hAnsi="Times New Roman"/>
-                <w:b w:val="false"/>
-                <w:bCs w:val="false"/>
                 <w:sz w:val="19"/>
                 <w:szCs w:val="19"/>
               </w:rPr>
@@ -1051,8 +955,6 @@
             <w:r>
               <w:rPr>
                 <w:rFonts w:ascii="Times New Roman" w:cs="Times New Roman" w:eastAsia="Times New Roman" w:hAnsi="Times New Roman"/>
-                <w:b/>
-                <w:bCs/>
                 <w:sz w:val="19"/>
                 <w:szCs w:val="19"/>
               </w:rPr>
@@ -1077,8 +979,6 @@
             <w:r>
               <w:rPr>
                 <w:rFonts w:ascii="Times New Roman" w:cs="Times New Roman" w:eastAsia="Times New Roman" w:hAnsi="Times New Roman"/>
-                <w:b w:val="false"/>
-                <w:bCs w:val="false"/>
                 <w:sz w:val="19"/>
                 <w:szCs w:val="19"/>
               </w:rPr>
@@ -1103,8 +1003,6 @@
             <w:r>
               <w:rPr>
                 <w:rFonts w:ascii="Times New Roman" w:cs="Times New Roman" w:eastAsia="Times New Roman" w:hAnsi="Times New Roman"/>
-                <w:b w:val="false"/>
-                <w:bCs w:val="false"/>
                 <w:sz w:val="19"/>
                 <w:szCs w:val="19"/>
               </w:rPr>
@@ -1129,8 +1027,6 @@
             <w:r>
               <w:rPr>
                 <w:rFonts w:ascii="Times New Roman" w:cs="Times New Roman" w:eastAsia="Times New Roman" w:hAnsi="Times New Roman"/>
-                <w:b w:val="false"/>
-                <w:bCs w:val="false"/>
                 <w:sz w:val="19"/>
                 <w:szCs w:val="19"/>
               </w:rPr>
@@ -1157,8 +1053,6 @@
             <w:r>
               <w:rPr>
                 <w:rFonts w:ascii="Times New Roman" w:cs="Times New Roman" w:eastAsia="Times New Roman" w:hAnsi="Times New Roman"/>
-                <w:b/>
-                <w:bCs/>
                 <w:sz w:val="19"/>
                 <w:szCs w:val="19"/>
               </w:rPr>
@@ -1183,8 +1077,6 @@
             <w:r>
               <w:rPr>
                 <w:rFonts w:ascii="Times New Roman" w:cs="Times New Roman" w:eastAsia="Times New Roman" w:hAnsi="Times New Roman"/>
-                <w:b w:val="false"/>
-                <w:bCs w:val="false"/>
                 <w:sz w:val="19"/>
                 <w:szCs w:val="19"/>
               </w:rPr>
@@ -1209,8 +1101,6 @@
             <w:r>
               <w:rPr>
                 <w:rFonts w:ascii="Times New Roman" w:cs="Times New Roman" w:eastAsia="Times New Roman" w:hAnsi="Times New Roman"/>
-                <w:b w:val="false"/>
-                <w:bCs w:val="false"/>
                 <w:sz w:val="19"/>
                 <w:szCs w:val="19"/>
               </w:rPr>
@@ -1235,8 +1125,6 @@
             <w:r>
               <w:rPr>
                 <w:rFonts w:ascii="Times New Roman" w:cs="Times New Roman" w:eastAsia="Times New Roman" w:hAnsi="Times New Roman"/>
-                <w:b w:val="false"/>
-                <w:bCs w:val="false"/>
                 <w:sz w:val="19"/>
                 <w:szCs w:val="19"/>
               </w:rPr>
@@ -1302,7 +1190,7 @@
           <w:sz w:val="24"/>
           <w:szCs w:val="24"/>
         </w:rPr>
-        <w:t xml:space="preserve">Alanyazındaki en keskin kavramsal ayrımlardan birini Andréen ve Goidea (2022) kurmaktadır. Yazarlara göre biyotasarım, biyolojik malzemeleri ve/veya yaklaşımları yapılar gibi insan uygulamaları için kullanan tasarımı ifade eder. Biyolojik tasarım ise genotipleri fenotiplere bağlayan morfogenetik süreçlere; genetik koddaki bilgiyi mekânsal biçim olarak ifade eden süreç ve etmenlere işaret etmektedir.</w:t>
+        <w:t xml:space="preserve">Literatürdeki en keskin kavramsal ayrımlardan birini Andréen ve Goidea (2022) kurmaktadır. Yazarlara göre biyotasarım, biyolojik malzemeleri ve/veya yaklaşımları yapılar gibi insan uygulamaları için kullanan tasarımı ifade eder. Biyolojik tasarım ise genotipleri fenotiplere bağlayan morfogenetik süreçlere; genetik koddaki bilgiyi mekânsal biçim olarak ifade eden süreç ve etmenlere işaret etmektedir. Ayrım kavramsal olarak belirleyicidir: biyotasarım tasarımcının pratiğini, biyolojik tasarım ise doğanın kendi sürecini adlandırmaktadır ve ikincisi birincisi için bir model işlevi görür. Yazarlar iki alan arasındaki bağın hem doğrudan hem dolaylı olduğunu belirtmektedir. Doğrudandır; çünkü canlı organizmaların tasarıma dahil edilmesi, bu organizmaların yaşamını sürdüren süreçlerin göz önünde bulundurulmasını ve yaşadıkları yapılı çevrede bu süreçlere yer açılmasını gerektirir. Dolaylıdır; çünkü biyolojik ilkeler daha yüksek düzeyde karşılıklı bağlantı ve karmaşıklıkla çalışmayı olanaklı kıldığında, tasarımla başarılabileceklerin kapsamı genişler.</w:t>
       </w:r>
     </w:p>
     <w:p>
@@ -1313,62 +1201,26 @@
       <w:r>
         <w:rPr>
           <w:rFonts w:ascii="Times New Roman" w:cs="Times New Roman" w:eastAsia="Times New Roman" w:hAnsi="Times New Roman"/>
-          <w:b w:val="false"/>
-          <w:bCs w:val="false"/>
-          <w:i w:val="false"/>
-          <w:iCs w:val="false"/>
-          <w:sz w:val="24"/>
-          <w:szCs w:val="24"/>
-        </w:rPr>
-        <w:t xml:space="preserve">Ayrım kavramsal olarak belirleyicidir: biyotasarım </w:t>
-      </w:r>
+          <w:sz w:val="24"/>
+          <w:szCs w:val="24"/>
+        </w:rPr>
+        <w:t xml:space="preserve">Yazarlar bu modelden dört ilke türetmektedir: çeşitlilik; biçimin karmaşıklığı ve özgüllüğü; dirençlilik yoluyla dayanıklılık; geri besleme ve uyarlanma. İlkelerin kendi başlarına yeni olmadığını, modern inşaat sanayisinin doğuşundan önce mimarlığın uzun süre bu stratejilerle üretildiğini ve vernaküler mimarlığın bu stratejileri büyük ölçüde içerdiğini de belirtmektedirler. Üçüncü ilke, beşinci başlıkta ayrıntılandırılacağı üzere, biyomalzemelerle çalışmanın kuramsal gerekçesini oluşturmaktadır. Bu çerçeve, biyotasarımı biyomimikriden ayıran asıl noktayı da görünür kılmaktadır: ilişki bir taklit ilişkisi değil, bir ilke çıkarma ilişkisidir. Doğanın biçimleri kopyalanmaz; doğanın biçim üretme mantığı incelenerek tasarım süreci yeniden kurgulanır.</w:t>
+      </w:r>
+    </w:p>
+    <w:p>
+      <w:pPr>
+        <w:pStyle w:val="Heading2"/>
+        <w:spacing w:after="170" w:before="320" w:line="360"/>
+      </w:pPr>
       <w:r>
         <w:rPr>
           <w:rFonts w:ascii="Times New Roman" w:cs="Times New Roman" w:eastAsia="Times New Roman" w:hAnsi="Times New Roman"/>
           <w:b/>
           <w:bCs/>
-          <w:i w:val="false"/>
-          <w:iCs w:val="false"/>
-          <w:sz w:val="24"/>
-          <w:szCs w:val="24"/>
-        </w:rPr>
-        <w:t xml:space="preserve">tasarımcının pratiğini</w:t>
-      </w:r>
-      <w:r>
-        <w:rPr>
-          <w:rFonts w:ascii="Times New Roman" w:cs="Times New Roman" w:eastAsia="Times New Roman" w:hAnsi="Times New Roman"/>
-          <w:b w:val="false"/>
-          <w:bCs w:val="false"/>
-          <w:i w:val="false"/>
-          <w:iCs w:val="false"/>
-          <w:sz w:val="24"/>
-          <w:szCs w:val="24"/>
-        </w:rPr>
-        <w:t xml:space="preserve">, biyolojik tasarım ise </w:t>
-      </w:r>
-      <w:r>
-        <w:rPr>
-          <w:rFonts w:ascii="Times New Roman" w:cs="Times New Roman" w:eastAsia="Times New Roman" w:hAnsi="Times New Roman"/>
-          <w:b/>
-          <w:bCs/>
-          <w:i w:val="false"/>
-          <w:iCs w:val="false"/>
-          <w:sz w:val="24"/>
-          <w:szCs w:val="24"/>
-        </w:rPr>
-        <w:t xml:space="preserve">doğanın kendi sürecini</w:t>
-      </w:r>
-      <w:r>
-        <w:rPr>
-          <w:rFonts w:ascii="Times New Roman" w:cs="Times New Roman" w:eastAsia="Times New Roman" w:hAnsi="Times New Roman"/>
-          <w:b w:val="false"/>
-          <w:bCs w:val="false"/>
-          <w:i w:val="false"/>
-          <w:iCs w:val="false"/>
-          <w:sz w:val="24"/>
-          <w:szCs w:val="24"/>
-        </w:rPr>
-        <w:t xml:space="preserve"> adlandırmaktadır ve ikincisi birincisi için bir model işlevi görür. Yazarlar iki alan arasındaki bağın hem doğrudan hem dolaylı olduğunu belirtmektedir. Doğrudandır; çünkü canlı organizmaların tasarıma dahil edilmesi, bu organizmaların yaşamını sürdüren süreçlerin göz önünde bulundurulmasını ve yaşadıkları yapılı çevrede bu süreçlere yer açılmasını gerektirir. Dolaylıdır; çünkü biyolojik ilkeler daha yüksek düzeyde karşılıklı bağlantı ve karmaşıklıkla çalışmayı olanaklı kıldığında, tasarımla başarılabileceklerin kapsamı genişler.</w:t>
+          <w:sz w:val="24"/>
+          <w:szCs w:val="24"/>
+        </w:rPr>
+        <w:t xml:space="preserve">2.3. Kesişme biçimleri ve tasarımcının rolü</w:t>
       </w:r>
     </w:p>
     <w:p>
@@ -1379,78 +1231,10 @@
       <w:r>
         <w:rPr>
           <w:rFonts w:ascii="Times New Roman" w:cs="Times New Roman" w:eastAsia="Times New Roman" w:hAnsi="Times New Roman"/>
-          <w:b w:val="false"/>
-          <w:bCs w:val="false"/>
-          <w:i w:val="false"/>
-          <w:iCs w:val="false"/>
-          <w:sz w:val="24"/>
-          <w:szCs w:val="24"/>
-        </w:rPr>
-        <w:t xml:space="preserve">Yazarlar bu modelden dört ilke türetmektedir: çeşitlilik; biçimin karmaşıklığı ve özgüllüğü; dirençlilik yoluyla dayanıklılık; geri besleme ve uyarlanma. İlkelerin kendi başlarına yeni olmadığını, modern inşaat sanayisinin doğuşundan önce mimarlığın uzun süre bu stratejilerle üretildiğini ve vernaküler mimarlığın bu stratejileri büyük ölçüde içerdiğini de belirtmektedirler. Üçüncü ilke, beşinci başlıkta ayrıntılandırılacağı üzere, biyomalzemelerle çalışmanın kuramsal gerekçesini oluşturmaktadır. Bu çerçeve, biyotasarımı biyomimikriden ayıran asıl noktayı da görünür kılmaktadır: ilişki bir </w:t>
-      </w:r>
-      <w:r>
-        <w:rPr>
-          <w:rFonts w:ascii="Times New Roman" w:cs="Times New Roman" w:eastAsia="Times New Roman" w:hAnsi="Times New Roman"/>
-          <w:b/>
-          <w:bCs/>
-          <w:i w:val="false"/>
-          <w:iCs w:val="false"/>
-          <w:sz w:val="24"/>
-          <w:szCs w:val="24"/>
-        </w:rPr>
-        <w:t xml:space="preserve">taklit</w:t>
-      </w:r>
-      <w:r>
-        <w:rPr>
-          <w:rFonts w:ascii="Times New Roman" w:cs="Times New Roman" w:eastAsia="Times New Roman" w:hAnsi="Times New Roman"/>
-          <w:b w:val="false"/>
-          <w:bCs w:val="false"/>
-          <w:i w:val="false"/>
-          <w:iCs w:val="false"/>
-          <w:sz w:val="24"/>
-          <w:szCs w:val="24"/>
-        </w:rPr>
-        <w:t xml:space="preserve"> ilişkisi değil, bir </w:t>
-      </w:r>
-      <w:r>
-        <w:rPr>
-          <w:rFonts w:ascii="Times New Roman" w:cs="Times New Roman" w:eastAsia="Times New Roman" w:hAnsi="Times New Roman"/>
-          <w:b/>
-          <w:bCs/>
-          <w:i w:val="false"/>
-          <w:iCs w:val="false"/>
-          <w:sz w:val="24"/>
-          <w:szCs w:val="24"/>
-        </w:rPr>
-        <w:t xml:space="preserve">ilke çıkarma</w:t>
-      </w:r>
-      <w:r>
-        <w:rPr>
-          <w:rFonts w:ascii="Times New Roman" w:cs="Times New Roman" w:eastAsia="Times New Roman" w:hAnsi="Times New Roman"/>
-          <w:b w:val="false"/>
-          <w:bCs w:val="false"/>
-          <w:i w:val="false"/>
-          <w:iCs w:val="false"/>
-          <w:sz w:val="24"/>
-          <w:szCs w:val="24"/>
-        </w:rPr>
-        <w:t xml:space="preserve"> ilişkisidir. Doğanın biçimleri kopyalanmaz; doğanın biçim üretme mantığı incelenerek tasarım süreci yeniden kurgulanır.</w:t>
-      </w:r>
-    </w:p>
-    <w:p>
-      <w:pPr>
-        <w:pStyle w:val="Heading2"/>
-        <w:spacing w:after="170" w:before="320" w:line="360"/>
-      </w:pPr>
-      <w:r>
-        <w:rPr>
-          <w:rFonts w:ascii="Times New Roman" w:cs="Times New Roman" w:eastAsia="Times New Roman" w:hAnsi="Times New Roman"/>
-          <w:b/>
-          <w:bCs/>
-          <w:sz w:val="24"/>
-          <w:szCs w:val="24"/>
-        </w:rPr>
-        <w:t xml:space="preserve">2.3. Kesişme biçimleri ve tasarımcının rolü</w:t>
+          <w:sz w:val="24"/>
+          <w:szCs w:val="24"/>
+        </w:rPr>
+        <w:t xml:space="preserve">Biyotasarımın tek bir pratik olmadığı da belirtilmelidir. Camere ve Karana (2018), biyoloji ile tasarımı birbiriyle verimlendiren girişimleri dört kategoride toplamaktadır: artırılmış biyolojide tasarımcılar yeni biyolojik organizmalar tasarlamak üzere hücrelerin yeniden mühendisliğini amaçlar; biyotasarım kurgusunda biyoteknolojik geleceklerin sonuçları spekülatif senaryolar ve deneyimsel prototiplerle tartışmaya açılır; dijital biyofabrikasyonda biyolojik araçlar ileri hesaplama teknolojileriyle birleştirilir; büyüyen tasarım ise ürün tasarımı için yeni malzemelerin geliştirilmesine odaklanır ve ayırt edici noktası, malzeme büyüten tasarımcıların sentetik biyolojinin çözümlerini aramaması ve değiştirilmemiş biyolojik organizmalarla çalışmasıdır. Goidea ve diğ. (2022) ise alanı daha kapsayıcı bir ifadeyle, canlı maddeyle, canlı madde olarak ya da canlı madde için tasarlamak biçiminde tanımlamakta; böylece dört kategorinin ortak paydasını, organizmanın tasarım sürecindeki konumunun değişkenliğini tek bir cümlede toplamaktadır.</w:t>
       </w:r>
     </w:p>
     <w:p>
@@ -1464,21 +1248,7 @@
           <w:sz w:val="24"/>
           <w:szCs w:val="24"/>
         </w:rPr>
-        <w:t xml:space="preserve">Biyotasarımın tek bir pratik olmadığı, kendi içinde farklılaşan yaklaşımlar barındırdığı da belirtilmelidir. Camere ve Karana (2018), biyoloji ile tasarımı birbiriyle verimlendiren girişimleri dört kategoride toplamaktadır. Artırılmış biyolojide tasarımcılar, güncel toplumsal sorunlarla baş etmeye yardımcı olabilecek yeni biyolojik organizmalar tasarlamak üzere hücrelerin yeniden mühendisliğini amaçlar. Biyotasarım kurgusunda tasarımcılar spekülatif bir yaklaşımla, biyoteknolojik geleceklerin sonuçlarını bunlar gerçekleşmeden önce tartışmaya açar; çıktı bir senaryo ya da deneyimsel prototiptir. Dijital biyofabrikasyonda biyolojik araçlar ileri hesaplama teknolojileriyle birleştirilir. Büyüyen tasarım ise diğerlerinden uygulamalı niteliğiyle ayrılır; ürün tasarımı için yeni malzemelerin geliştirilmesine odaklanır ve yazarların vurguladığı ayırt edici noktası, malzeme büyüten tasarımcıların sentetik biyolojinin çözümlerini aramaması ve değiştirilmemiş biyolojik organizmalarla çalışmasıdır. Goidea ve diğ. (2022) ise alanı daha kapsayıcı bir ifadeyle, canlı maddeyle, canlı madde olarak ya da canlı madde için tasarlamak biçiminde tanımlamakta; böylece dört kategorinin ortak paydasını, organizmanın tasarım sürecindeki konumunun değişkenliğini tek bir cümlede toplamaktadır.</w:t>
-      </w:r>
-    </w:p>
-    <w:p>
-      <w:pPr>
-        <w:spacing w:after="160" w:line="360"/>
-        <w:jc w:val="both"/>
-      </w:pPr>
-      <w:r>
-        <w:rPr>
-          <w:rFonts w:ascii="Times New Roman" w:cs="Times New Roman" w:eastAsia="Times New Roman" w:hAnsi="Times New Roman"/>
-          <w:sz w:val="24"/>
-          <w:szCs w:val="24"/>
-        </w:rPr>
-        <w:t xml:space="preserve">Bu kavramsal çerçevenin tasarım pratiğindeki karşılığı, tasarımcının konumunun değişmesidir. Camere ve Karana (2018), geleneksel olarak tasarımcıların ürün kavramlarını somutlaştırmak için malzeme seçtiklerini; buna karşılık canlı organizmalarla üretilen malzemeler söz konusu olduğunda tasarımcıların giderek malzemenin erken geliştirme aşamalarına katıldığını belirtmekte ve bu geçişi malzeme seçiminden malzeme tasarımına doğru bir kayma olarak adlandırmaktadır. Bu kayma, bölümün temel iddiasının kavramsal zeminini oluşturmakta ve izleyen başlıklarda malzeme, döngüsellik ve mekân ölçeklerinde sınanmaktadır.</w:t>
+        <w:t xml:space="preserve">Bu kavramsal çerçevenin tasarım pratiğindeki karşılığı, tasarımcının konumunun değişmesidir. Camere ve Karana (2018), geleneksel olarak tasarımcıların ürün kavramlarını somutlaştırmak için malzeme seçtiklerini; buna karşılık canlı organizmalarla üretilen malzemeler söz konusu olduğunda tasarımcıların giderek malzemenin erken geliştirme aşamalarına katıldığını belirtmekte ve bu geçişi malzeme seçiminden malzeme tasarımına doğru bir kayma olarak adlandırmaktadır. Bu kayma, bölümün hipotezinin kavramsal zeminini oluşturmakta ve izleyen başlıklarda malzeme, döngüsellik ve mekân ölçeklerinde sınanmaktadır.</w:t>
       </w:r>
     </w:p>
     <w:p>
@@ -1524,7 +1294,7 @@
           <w:sz w:val="24"/>
           <w:szCs w:val="24"/>
         </w:rPr>
-        <w:t xml:space="preserve">3.1. Üç yaklaşım: biyoesinli, biyolojik temelli, canlı</w:t>
+        <w:t xml:space="preserve">3.1. Üç yaklaşım: biyomimikri, biyolojik temelli, canlı</w:t>
       </w:r>
     </w:p>
     <w:p>
@@ -1538,7 +1308,7 @@
           <w:sz w:val="24"/>
           <w:szCs w:val="24"/>
         </w:rPr>
-        <w:t xml:space="preserve">Doğa temelli malzemeler alanyazında sıklıkla tek bir başlık altında toplanmakta, bu da kavramsal bir belirsizlik üretmektedir. Chayaamor-Heil ve diğ. (2023), mimarlık ve inşaat alanındaki güncel araştırmaları derledikleri çalışmalarında bu alanı üç ayrı tasarım yaklaşımı olarak ele almaktadır: biyoesinli, biyolojik temelli ve canlı malzeme tasarımları. Ayrımın belirleyici ölçütü, doğanın tasarım sürecine hangi düzeyde dahil olduğudur. Biyoesinli malzemelerde doğa bir ilke ya da strateji kaynağıdır; malzemenin kendisinde biyolojik bir bileşen bulunmaz. Biyolojik temelli malzemelerde doğa bir girdi kaynağıdır; malzeme biyolojik kökenli hammaddelerden üretilir ancak kullanım anında canlı değildir. Canlı malzemelerde ise organizma malzemenin içinde varlığını sürdürür ve malzemenin davranışı bu canlılığa bağlı kalır (Tablo 2).</w:t>
+        <w:t xml:space="preserve">Doğa temelli malzemeler literatürde sıklıkla tek bir başlık altında toplanmakta, bu da kavramsal bir belirsizlik üretmektedir. Chayaamor-Heil ve diğ. (2023), mimarlık ve inşaat alanındaki güncel araştırmaları derledikleri çalışmalarında bu alanı üç ayrı tasarım yaklaşımı olarak ele almaktadır: biyomimikri temelli, biyolojik temelli ve canlı malzeme tasarımları. Birinci kategori, ikinci başlıkta ele alınan biyomimikri yaklaşımının malzeme ölçeğindeki karşılığıdır. Ayrımın belirleyici ölçütü, doğanın tasarım sürecine hangi düzeyde dahil olduğudur. Biyomimikri temelli malzemelerde doğa bir ilke ya da strateji kaynağıdır; malzemenin kendisinde biyolojik bir bileşen bulunmaz. Biyolojik temelli malzemelerde doğa bir girdi kaynağıdır; malzeme biyolojik kökenli hammaddelerden üretilir ancak kullanım anında canlı değildir. Canlı malzemelerde ise organizma malzemenin içinde varlığını sürdürür ve malzemenin davranışı bu canlılığa bağlı kalır (Tablo 2).</w:t>
       </w:r>
     </w:p>
     <w:p>
@@ -1549,8 +1319,6 @@
       <w:r>
         <w:rPr>
           <w:rFonts w:ascii="Times New Roman" w:cs="Times New Roman" w:eastAsia="Times New Roman" w:hAnsi="Times New Roman"/>
-          <w:b/>
-          <w:bCs/>
           <w:sz w:val="22"/>
           <w:szCs w:val="22"/>
         </w:rPr>
@@ -1559,6 +1327,8 @@
       <w:r>
         <w:rPr>
           <w:rFonts w:ascii="Times New Roman" w:cs="Times New Roman" w:eastAsia="Times New Roman" w:hAnsi="Times New Roman"/>
+          <w:i/>
+          <w:iCs/>
           <w:sz w:val="22"/>
           <w:szCs w:val="22"/>
         </w:rPr>
@@ -1605,8 +1375,6 @@
             <w:r>
               <w:rPr>
                 <w:rFonts w:ascii="Times New Roman" w:cs="Times New Roman" w:eastAsia="Times New Roman" w:hAnsi="Times New Roman"/>
-                <w:b/>
-                <w:bCs/>
                 <w:sz w:val="19"/>
                 <w:szCs w:val="19"/>
               </w:rPr>
@@ -1632,12 +1400,10 @@
             <w:r>
               <w:rPr>
                 <w:rFonts w:ascii="Times New Roman" w:cs="Times New Roman" w:eastAsia="Times New Roman" w:hAnsi="Times New Roman"/>
-                <w:b/>
-                <w:bCs/>
-                <w:sz w:val="19"/>
-                <w:szCs w:val="19"/>
-              </w:rPr>
-              <w:t xml:space="preserve">Biyoesinli</w:t>
+                <w:sz w:val="19"/>
+                <w:szCs w:val="19"/>
+              </w:rPr>
+              <w:t xml:space="preserve">Biyomimikri temelli</w:t>
             </w:r>
           </w:p>
         </w:tc>
@@ -1659,8 +1425,6 @@
             <w:r>
               <w:rPr>
                 <w:rFonts w:ascii="Times New Roman" w:cs="Times New Roman" w:eastAsia="Times New Roman" w:hAnsi="Times New Roman"/>
-                <w:b/>
-                <w:bCs/>
                 <w:sz w:val="19"/>
                 <w:szCs w:val="19"/>
               </w:rPr>
@@ -1686,8 +1450,6 @@
             <w:r>
               <w:rPr>
                 <w:rFonts w:ascii="Times New Roman" w:cs="Times New Roman" w:eastAsia="Times New Roman" w:hAnsi="Times New Roman"/>
-                <w:b/>
-                <w:bCs/>
                 <w:sz w:val="19"/>
                 <w:szCs w:val="19"/>
               </w:rPr>
@@ -1714,8 +1476,6 @@
             <w:r>
               <w:rPr>
                 <w:rFonts w:ascii="Times New Roman" w:cs="Times New Roman" w:eastAsia="Times New Roman" w:hAnsi="Times New Roman"/>
-                <w:b/>
-                <w:bCs/>
                 <w:sz w:val="19"/>
                 <w:szCs w:val="19"/>
               </w:rPr>
@@ -1740,8 +1500,6 @@
             <w:r>
               <w:rPr>
                 <w:rFonts w:ascii="Times New Roman" w:cs="Times New Roman" w:eastAsia="Times New Roman" w:hAnsi="Times New Roman"/>
-                <w:b w:val="false"/>
-                <w:bCs w:val="false"/>
                 <w:sz w:val="19"/>
                 <w:szCs w:val="19"/>
               </w:rPr>
@@ -1766,8 +1524,6 @@
             <w:r>
               <w:rPr>
                 <w:rFonts w:ascii="Times New Roman" w:cs="Times New Roman" w:eastAsia="Times New Roman" w:hAnsi="Times New Roman"/>
-                <w:b w:val="false"/>
-                <w:bCs w:val="false"/>
                 <w:sz w:val="19"/>
                 <w:szCs w:val="19"/>
               </w:rPr>
@@ -1792,8 +1548,6 @@
             <w:r>
               <w:rPr>
                 <w:rFonts w:ascii="Times New Roman" w:cs="Times New Roman" w:eastAsia="Times New Roman" w:hAnsi="Times New Roman"/>
-                <w:b w:val="false"/>
-                <w:bCs w:val="false"/>
                 <w:sz w:val="19"/>
                 <w:szCs w:val="19"/>
               </w:rPr>
@@ -1820,8 +1574,6 @@
             <w:r>
               <w:rPr>
                 <w:rFonts w:ascii="Times New Roman" w:cs="Times New Roman" w:eastAsia="Times New Roman" w:hAnsi="Times New Roman"/>
-                <w:b/>
-                <w:bCs/>
                 <w:sz w:val="19"/>
                 <w:szCs w:val="19"/>
               </w:rPr>
@@ -1846,8 +1598,6 @@
             <w:r>
               <w:rPr>
                 <w:rFonts w:ascii="Times New Roman" w:cs="Times New Roman" w:eastAsia="Times New Roman" w:hAnsi="Times New Roman"/>
-                <w:b w:val="false"/>
-                <w:bCs w:val="false"/>
                 <w:sz w:val="19"/>
                 <w:szCs w:val="19"/>
               </w:rPr>
@@ -1872,8 +1622,6 @@
             <w:r>
               <w:rPr>
                 <w:rFonts w:ascii="Times New Roman" w:cs="Times New Roman" w:eastAsia="Times New Roman" w:hAnsi="Times New Roman"/>
-                <w:b w:val="false"/>
-                <w:bCs w:val="false"/>
                 <w:sz w:val="19"/>
                 <w:szCs w:val="19"/>
               </w:rPr>
@@ -1898,8 +1646,6 @@
             <w:r>
               <w:rPr>
                 <w:rFonts w:ascii="Times New Roman" w:cs="Times New Roman" w:eastAsia="Times New Roman" w:hAnsi="Times New Roman"/>
-                <w:b w:val="false"/>
-                <w:bCs w:val="false"/>
                 <w:sz w:val="19"/>
                 <w:szCs w:val="19"/>
               </w:rPr>
@@ -1926,8 +1672,6 @@
             <w:r>
               <w:rPr>
                 <w:rFonts w:ascii="Times New Roman" w:cs="Times New Roman" w:eastAsia="Times New Roman" w:hAnsi="Times New Roman"/>
-                <w:b/>
-                <w:bCs/>
                 <w:sz w:val="19"/>
                 <w:szCs w:val="19"/>
               </w:rPr>
@@ -1952,8 +1696,6 @@
             <w:r>
               <w:rPr>
                 <w:rFonts w:ascii="Times New Roman" w:cs="Times New Roman" w:eastAsia="Times New Roman" w:hAnsi="Times New Roman"/>
-                <w:b w:val="false"/>
-                <w:bCs w:val="false"/>
                 <w:sz w:val="19"/>
                 <w:szCs w:val="19"/>
               </w:rPr>
@@ -1978,8 +1720,6 @@
             <w:r>
               <w:rPr>
                 <w:rFonts w:ascii="Times New Roman" w:cs="Times New Roman" w:eastAsia="Times New Roman" w:hAnsi="Times New Roman"/>
-                <w:b w:val="false"/>
-                <w:bCs w:val="false"/>
                 <w:sz w:val="19"/>
                 <w:szCs w:val="19"/>
               </w:rPr>
@@ -2004,8 +1744,6 @@
             <w:r>
               <w:rPr>
                 <w:rFonts w:ascii="Times New Roman" w:cs="Times New Roman" w:eastAsia="Times New Roman" w:hAnsi="Times New Roman"/>
-                <w:b w:val="false"/>
-                <w:bCs w:val="false"/>
                 <w:sz w:val="19"/>
                 <w:szCs w:val="19"/>
               </w:rPr>
@@ -2032,8 +1770,6 @@
             <w:r>
               <w:rPr>
                 <w:rFonts w:ascii="Times New Roman" w:cs="Times New Roman" w:eastAsia="Times New Roman" w:hAnsi="Times New Roman"/>
-                <w:b/>
-                <w:bCs/>
                 <w:sz w:val="19"/>
                 <w:szCs w:val="19"/>
               </w:rPr>
@@ -2058,8 +1794,6 @@
             <w:r>
               <w:rPr>
                 <w:rFonts w:ascii="Times New Roman" w:cs="Times New Roman" w:eastAsia="Times New Roman" w:hAnsi="Times New Roman"/>
-                <w:b w:val="false"/>
-                <w:bCs w:val="false"/>
                 <w:sz w:val="19"/>
                 <w:szCs w:val="19"/>
               </w:rPr>
@@ -2084,8 +1818,6 @@
             <w:r>
               <w:rPr>
                 <w:rFonts w:ascii="Times New Roman" w:cs="Times New Roman" w:eastAsia="Times New Roman" w:hAnsi="Times New Roman"/>
-                <w:b w:val="false"/>
-                <w:bCs w:val="false"/>
                 <w:sz w:val="19"/>
                 <w:szCs w:val="19"/>
               </w:rPr>
@@ -2110,8 +1842,6 @@
             <w:r>
               <w:rPr>
                 <w:rFonts w:ascii="Times New Roman" w:cs="Times New Roman" w:eastAsia="Times New Roman" w:hAnsi="Times New Roman"/>
-                <w:b w:val="false"/>
-                <w:bCs w:val="false"/>
                 <w:sz w:val="19"/>
                 <w:szCs w:val="19"/>
               </w:rPr>
@@ -2138,8 +1868,6 @@
             <w:r>
               <w:rPr>
                 <w:rFonts w:ascii="Times New Roman" w:cs="Times New Roman" w:eastAsia="Times New Roman" w:hAnsi="Times New Roman"/>
-                <w:b/>
-                <w:bCs/>
                 <w:sz w:val="19"/>
                 <w:szCs w:val="19"/>
               </w:rPr>
@@ -2164,8 +1892,6 @@
             <w:r>
               <w:rPr>
                 <w:rFonts w:ascii="Times New Roman" w:cs="Times New Roman" w:eastAsia="Times New Roman" w:hAnsi="Times New Roman"/>
-                <w:b w:val="false"/>
-                <w:bCs w:val="false"/>
                 <w:sz w:val="19"/>
                 <w:szCs w:val="19"/>
               </w:rPr>
@@ -2190,8 +1916,6 @@
             <w:r>
               <w:rPr>
                 <w:rFonts w:ascii="Times New Roman" w:cs="Times New Roman" w:eastAsia="Times New Roman" w:hAnsi="Times New Roman"/>
-                <w:b w:val="false"/>
-                <w:bCs w:val="false"/>
                 <w:sz w:val="19"/>
                 <w:szCs w:val="19"/>
               </w:rPr>
@@ -2216,8 +1940,6 @@
             <w:r>
               <w:rPr>
                 <w:rFonts w:ascii="Times New Roman" w:cs="Times New Roman" w:eastAsia="Times New Roman" w:hAnsi="Times New Roman"/>
-                <w:b w:val="false"/>
-                <w:bCs w:val="false"/>
                 <w:sz w:val="19"/>
                 <w:szCs w:val="19"/>
               </w:rPr>
@@ -2244,8 +1966,6 @@
             <w:r>
               <w:rPr>
                 <w:rFonts w:ascii="Times New Roman" w:cs="Times New Roman" w:eastAsia="Times New Roman" w:hAnsi="Times New Roman"/>
-                <w:b/>
-                <w:bCs/>
                 <w:sz w:val="19"/>
                 <w:szCs w:val="19"/>
               </w:rPr>
@@ -2270,8 +1990,6 @@
             <w:r>
               <w:rPr>
                 <w:rFonts w:ascii="Times New Roman" w:cs="Times New Roman" w:eastAsia="Times New Roman" w:hAnsi="Times New Roman"/>
-                <w:b w:val="false"/>
-                <w:bCs w:val="false"/>
                 <w:sz w:val="19"/>
                 <w:szCs w:val="19"/>
               </w:rPr>
@@ -2296,8 +2014,6 @@
             <w:r>
               <w:rPr>
                 <w:rFonts w:ascii="Times New Roman" w:cs="Times New Roman" w:eastAsia="Times New Roman" w:hAnsi="Times New Roman"/>
-                <w:b w:val="false"/>
-                <w:bCs w:val="false"/>
                 <w:sz w:val="19"/>
                 <w:szCs w:val="19"/>
               </w:rPr>
@@ -2322,8 +2038,6 @@
             <w:r>
               <w:rPr>
                 <w:rFonts w:ascii="Times New Roman" w:cs="Times New Roman" w:eastAsia="Times New Roman" w:hAnsi="Times New Roman"/>
-                <w:b w:val="false"/>
-                <w:bCs w:val="false"/>
                 <w:sz w:val="19"/>
                 <w:szCs w:val="19"/>
               </w:rPr>
@@ -2345,7 +2059,7 @@
           <w:sz w:val="18"/>
           <w:szCs w:val="18"/>
         </w:rPr>
-        <w:t xml:space="preserve">Sınıflandırma çerçevesi: Chayaamor-Heil ve diğ. (2023). ¹ Bourbia ve diğ. (2023) · ² Karana ve diğ. (2018); Chayaamor-Heil ve diğ. (2024) · ³ Tyagi ve Jain (2026) · ⁴ Edalat (2026) · ⁵ Chayaamor-Heil ve diğ. (2024)</w:t>
+        <w:t xml:space="preserve">Sınıflandırma çerçevesi: Chayaamor-Heil ve diğ. (2023). ¹ Bourbia ve diğ. (2023) · ² Karana ve diğ. (2018); Attias ve diğ. (2020) · ³ Tyagi ve Jain (2026) · ⁴ Rios ve diğ. (2015); Edalat (2026) · ⁵ Chayaamor-Heil ve diğ. (2024)</w:t>
       </w:r>
     </w:p>
     <w:p>
@@ -2359,7 +2073,7 @@
           <w:sz w:val="24"/>
           <w:szCs w:val="24"/>
         </w:rPr>
-        <w:t xml:space="preserve">Tablo 2’nin son satırı, ayrımın yalnızca tanımsal olmadığını göstermektedir: üç yaklaşım malzemenin ömür sonu senaryosu bakımından birbirinden farklı koşullar üretir. Biyoesinli bir çözümde ömür sonu sorusu malzemeye değil geometriye yöneliktir; biyolojik temelli bir malzemede soru bağlayıcı sisteminde düğümlenir; canlı bir malzemede ise organizmanın yaşamını sürdürmesi için gerekli koşullar kullanım süresinin kendisini tanımlar. Dördüncü başlıkta ele alınacak döngüsellik tartışması bu nedenle üç yaklaşım için aynı biçimde kurulamaz.</w:t>
+        <w:t xml:space="preserve">Tablo 2’nin son satırı, ayrımın yalnızca tanımsal olmadığını göstermektedir: üç yaklaşım malzemenin ömür sonu senaryosu bakımından birbirinden farklı koşullar üretir. Biyomimikri temelli bir çözümde ömür sonu sorusu malzemeye değil geometriye yöneliktir; biyolojik temelli bir malzemede soru bağlayıcı sisteminde düğümlenir; canlı bir malzemede ise organizmanın yaşamını sürdürmesi için gerekli koşullar kullanım süresinin kendisini tanımlar. Dördüncü başlıkta ele alınacak döngüsellik tartışması bu nedenle üç yaklaşım için aynı biçimde kurulamaz.</w:t>
       </w:r>
     </w:p>
     <w:p>
@@ -2389,7 +2103,7 @@
           <w:sz w:val="24"/>
           <w:szCs w:val="24"/>
         </w:rPr>
-        <w:t xml:space="preserve">Biyolojik temelli malzemeler, yapı alanyazınında en geniş yer tutan kategoridir. Bourbia ve diğ. (2023), yapı kabuğunda kullanılan biyolojik temelli malzemeleri derledikleri çalışmalarında kenevir, ahşap, hurma ağacı, mantar meşesi kabuğu, alfa otu ve samanı inceleyerek bu malzemelerin yenilenebilir olma, düşük gömülü enerjiye sahip olma ve ısıl düzenleme kapasitesi gibi ortak özelliklerine dikkat çekmektedir. Bu liste, biyolojik temelli malzemelerin önemli bir bölümünün aslında yeni değil, geleneksel yapı kültürüne ait malzemeler olduğunu göstermektedir. Nitekim Andréen ve Goidea (2022) da önerdikleri ilkelerin modern inşaat sanayisinin doğuşundan önce mimarlıkta uzun süre uygulandığını belirtmektedir.</w:t>
+        <w:t xml:space="preserve">Biyolojik temelli malzemeler, yapı literatüründe en geniş yer tutan kategoridir. Bourbia ve diğ. (2023), yapı kabuğunda kullanılan bu malzemeleri derledikleri çalışmalarında kenevir, ahşap, hurma ağacı, mantar meşesi kabuğu, alfa otu ve samanı inceleyerek yenilenebilirlik, düşük gömülü enerji ve ısıl düzenleme kapasitesi gibi ortak özelliklere dikkat çekmektedir. Liste, bu malzemelerin önemli bir bölümünün aslında yeni değil, geleneksel yapı kültürüne ait olduğunu göstermektedir; nitekim Andréen ve Goidea (2022) da önerdikleri ilkelerin modern inşaat sanayisinden önce mimarlıkta uzun süre uygulandığını belirtmektedir.</w:t>
       </w:r>
     </w:p>
     <w:p>
@@ -2403,7 +2117,7 @@
           <w:sz w:val="24"/>
           <w:szCs w:val="24"/>
         </w:rPr>
-        <w:t xml:space="preserve">Saptama, iç mimarlık açısından özellikle anlamlıdır. Tyagi ve Jain (2026), iç mekân tasarımında biyolojik temelli ve yenileyici malzemeler üzerine 104 yayını inceledikleri sistematik derlemede, bambu, kerpiç, saman ve kenevir gibi vernaküler biyolojik temelli malzemelerin düşük etkili iç mekân uygulamalarında merkezî konumunu koruduğunu; buna karşılık miselyum, bakteriyel selüloz ve alg gibi biyofabrike malzemelerin deneysel araştırmalara hâkim olduğunu ortaya koymaktadır. Yani alan, bir yanda köklü bir yapı kültürüne, diğer yanda henüz laboratuvar aşamasındaki bir araştırma gündemine yaslanmaktadır.</w:t>
+        <w:t xml:space="preserve">Saptama iç mimarlık açısından özellikle anlamlıdır: Tyagi ve Jain (2026), iç mekân tasarımında biyolojik temelli ve yenileyici malzemeler üzerine 104 yayını inceledikleri sistematik derlemede, bambu, kerpiç, saman ve kenevir gibi vernaküler malzemelerin düşük etkili iç mekân uygulamalarında merkezî konumunu koruduğunu; buna karşılık miselyum, bakteriyel selüloz ve alg gibi biyofabrike malzemelerin deneysel araştırmalara hâkim olduğunu ortaya koymaktadır. Alan, bir yanda köklü bir yapı kültürüne, diğer yanda henüz laboratuvar aşamasındaki bir araştırma gündemine yaslanmaktadır. Kategorinin ayırt edici bir başka özelliği, girdi olarak başka bir sürecin çıktısını kullanabilmesidir; Lee ve diğ. (2022), değerlendirilemeyen biyokütlenin alternatif hammadde olarak kullanılabilirliğini artırma çabalarının fosil kökenli eşdeğerlerin yerini alabilecek ürünlerin üretimine yöneldiğini ortaya koymaktadır. Biyolojik temelli bir malzemenin hammaddesi, böylece bir başka üretim sürecinin artığı da olabilir.</w:t>
       </w:r>
     </w:p>
     <w:p>
@@ -2417,21 +2131,7 @@
           <w:sz w:val="24"/>
           <w:szCs w:val="24"/>
         </w:rPr>
-        <w:t xml:space="preserve">Bu kategorinin ayırt edici bir başka özelliği, girdi olarak başka bir sürecin çıktısını kullanabilmesidir. Lee ve diğ. (2022), son yıllarda değerlendirilemeyen biyokütlenin alternatif hammadde olarak kullanılabilirliğini artırmaya ve çevresel kirliliği azaltmaya yönelik çabaların, biyokütle hammaddelerine dayalı biyoproseslerle fosil kökenli eşdeğerlerinin yerini alabilecek ürünlerin üretimine yöneldiğini ortaya koymaktadır. Biyolojik temelli bir malzemenin hammaddesi, böylece bir kaynaktan çıkarılan madde olmak zorunda değildir; bir başka üretim sürecinin artığı da olabilir.</w:t>
-      </w:r>
-    </w:p>
-    <w:p>
-      <w:pPr>
-        <w:spacing w:after="160" w:line="360"/>
-        <w:jc w:val="both"/>
-      </w:pPr>
-      <w:r>
-        <w:rPr>
-          <w:rFonts w:ascii="Times New Roman" w:cs="Times New Roman" w:eastAsia="Times New Roman" w:hAnsi="Times New Roman"/>
-          <w:sz w:val="24"/>
-          <w:szCs w:val="24"/>
-        </w:rPr>
-        <w:t xml:space="preserve">Ölçeğin öteki ucunda canlı malzemeler yer almaktadır. Karana ve diğ. (2018), bakteri, alg veya mantar tarafından üretilen malzemelerin ürün tasarımında giderek daha fazla yenilikçi biyolojik temelli seçenekler olarak kullanıldığını belirtmektedir. Chayaamor-Heil ve diğ. (2024) ise mimarlık bağlamında bu üç organizmayı ele aldıkları çalışmalarında her organizma için birer mimari vaka incelemesi seçmiş ve süreçte yer alan çok disiplinli uzmanlarla görüşmeler yürütmüşlerdir. Çalışmanın iç mimarlık açısından en dikkat çekici bulgusu şudur: canlı organizmalardan yeni malzeme ya da tasarım bileşeni geliştirilmesi, ölçek, çok katmanlılık ve gereksinimlerden kaynaklanan kısıtlar nedeniyle mimarlık ve inşaatta, tekstil, moda ve ürün tasarımına kıyasla daha güç gerçekleşmektedir. Bu saptama, canlı malzemelerin yapılı çevreye girişinde ölçeğin belirleyici bir eşik olduğunu göstermekte ve taşıyıcı olmayan, görece küçük ölçekli iç mekân bileşenlerinin neden öncelikli bir uygulama alanı oluşturabileceğine işaret etmektedir.</w:t>
+        <w:t xml:space="preserve">Ölçeğin öteki ucunda canlı malzemeler yer almaktadır. Karana ve diğ. (2018), bakteri, alg veya mantar tarafından üretilen malzemelerin ürün tasarımında giderek daha fazla yenilikçi biyolojik temelli seçenekler olarak kullanıldığını belirtmektedir. Attias ve diğ. (2020), miselyum biyokompozitlerini endüstriyel tasarım ve mimarlık bağlamında inceledikleri çalışmalarında beş bitkisel atık alt tabaka ile dört mantar türünü karşılaştırmalı olarak değerlendirmiştir; bu kurgu, canlı malzemelerde tasarım kararının malzeme bileşimiyle iç içe geçtiğini göstermektedir. Chayaamor-Heil ve diğ. (2024) ise alg, bakteri ve mantarı mimarlık bağlamında ele aldıkları çalışmalarında her organizma için birer vaka incelemesi seçmiş ve çok disiplinli uzmanlarla görüşmeler yürütmüşlerdir. En dikkat çekici bulguları şudur: canlı organizmalardan yeni malzeme ya da tasarım bileşeni geliştirilmesi, ölçek, çok katmanlılık ve gereksinimlerden kaynaklanan kısıtlar nedeniyle mimarlık ve inşaatta, tekstil ve ürün tasarımına kıyasla daha güç gerçekleşmektedir. Ölçek, canlı malzemelerin yapılı çevreye girişinde belirleyici bir eşiktir; taşıyıcı olmayan, görece küçük ölçekli iç mekân bileşenleri bu nedenle öncelikli bir uygulama alanı oluşturabilir.</w:t>
       </w:r>
     </w:p>
     <w:p>
@@ -2475,7 +2175,7 @@
           <w:sz w:val="24"/>
           <w:szCs w:val="24"/>
         </w:rPr>
-        <w:t xml:space="preserve">Rognoli ve Ayala García (2018), aynı dönüşümü malzeme aktivizmi kavramıyla ele almaktadır. Yazarlara göre malzeme deneyimimiz, çevremizi saran nesnelerin neredeyse tamamının endüstriyel seri üretimden gelmesi nedeniyle koşullanmış bir deneyimdir; malzeme geliştirme ise büyük ölçüde iki gücün — stratejik sektörlerdeki teknik sorunların çözümü ve kolayca ölçeklenebilir uygun maliyetli çözüm arayışının — denetimindedir. Malzeme aktivizmi, tasarımcıların düşük teknolojili, deneysel ve kendin yap yaklaşımlarla bu sürece yeniden dahil olmasını önermektedir. Yazarların kendin yap malzeme olarak adlandırdığı bu pratik, biyolojik temelli malzemelerin tasarım alanına girişinde kurumsal üretim dışındaki ikinci kanalı oluşturmaktadır.</w:t>
+        <w:t xml:space="preserve">Dönüşümün ikinci kanalı, malzeme üretiminin tasarımcının kendi pratiğine girmesidir. Rognoli ve diğ. (2015), kişisel üretim teknolojilerinin yaygınlaşmasının ve bireylerin ürünlerini kişiselleştirme isteğinin, dağıtık ve paylaşımlı üretim süreçleriyle deney yapma ve yeni malzemeler tasarlama bakımından önemli olanaklar sunduğunu belirtmektedir. Yazarlar kendin yap malzemeleri, bireysel ya da ortak öz üretim deneyimleriyle, çoğu kez tasarımcının kendi icat ettiği teknik ve süreçlerle, malzemeyle kurcalama sürecinin sonucunda yaratılan malzemeler olarak tanımlamaktadır. Rognoli ve Ayala García (2018) aynı dönüşümü malzeme aktivizmi kavramıyla ele almaktadır: malzeme deneyimimiz, çevremizi saran nesnelerin neredeyse tamamının endüstriyel seri üretimden gelmesi nedeniyle koşullanmış bir deneyimdir; malzeme geliştirme ise büyük ölçüde stratejik sektörlerdeki teknik sorunların çözümü ile ölçeklenebilir uygun maliyetli çözüm arayışının denetimindedir. Malzeme aktivizmi, tasarımcıların düşük teknolojili ve deneysel yaklaşımlarla bu sürece yeniden dahil olmasını önermektedir.</w:t>
       </w:r>
     </w:p>
     <w:p>
@@ -2535,7 +2235,7 @@
           <w:sz w:val="24"/>
           <w:szCs w:val="24"/>
         </w:rPr>
-        <w:t xml:space="preserve">4.1. Atık akımlarının kaynağa dönüşmesi</w:t>
+        <w:t xml:space="preserve">4.1. Döngüsel ekonomi ve yapılı çevre</w:t>
       </w:r>
     </w:p>
     <w:p>
@@ -2549,7 +2249,7 @@
           <w:sz w:val="24"/>
           <w:szCs w:val="24"/>
         </w:rPr>
-        <w:t xml:space="preserve">Girişte aktarılan veriler, yapı sektörünün kaynak kullanımı ve atık üretimi bakımından diğer tüm endüstriyel sektörler içinde en yüksek çevresel etkiyi yarattığını göstermektedir (Edalat, 2026). Bu tablo karşısında biyolojik üretim mantığı yapısal bir alternatif sunmaktadır. Andréen ve Goidea’nın (2022) belirttiği gibi biyolojik tasarım sistemi doğası gereği döngüseldir ve malzeme kullanımı için ikna edici bir perspektif oluşturur. Ancak bu yapısal uygunluk, biyolojik temelli malzemelerin fiilen döngüsel sistemlere eklemlendiği anlamına gelmemektedir.</w:t>
+        <w:t xml:space="preserve">Döngüsellik tartışmasının kavramsal zemini, kavramın kendisindeki belirsizlikle başlar. Kirchherr ve diğ. (2017), döngüsel ekonomi kavramının hem akademide hem uygulamada ivme kazanmasına karşın eleştirmenlerin kavramın herkes için farklı bir şey ifade ettiğini öne sürdüğünü belirtmekte; 114 tanımı on yedi boyutta kodladıkları çalışmalarında kavramın en sık azaltma, yeniden kullanma ve geri dönüştürme etkinliklerinin bir bileşimi olarak betimlendiğini, buna karşılık döngüselliğin sistemsel bir değişimi gerektirdiğinin çoğu kez vurgulanmadığını göstermektedir. Kavram malzeme ölçeğine indirgendiğinde, tam da bu sistemsel boyut gözden kaçmaktadır.</w:t>
       </w:r>
     </w:p>
     <w:p>
@@ -2563,7 +2263,7 @@
           <w:sz w:val="24"/>
           <w:szCs w:val="24"/>
         </w:rPr>
-        <w:t xml:space="preserve">Döngüsellikle ilk kesişme noktası girdi tarafındadır. Edalat (2026), ahşap dışı biyolojik temelli yapı malzemelerinin çoğunlukla atıktan elde edildiğini ve tanecikli biçimlerde işlendiğini; buna karşılık ahşap esaslı malzemelerin tipik olarak kütlesel biçimde üretildiğini belirtmektedir. Ancak burada önemli bir boşluk bulunmaktadır: tarımsal atık dünya genelinde yaygın biçimde bulunmasına karşın inşaat sektöründeki kullanımı sınırlı kalmakta, bu atığın büyük bölümü biyoyakıt ve yem hammaddesi üretimine yönlendirilmektedir.</w:t>
+        <w:t xml:space="preserve">Yapılı çevre özelinde Pomponi ve Moncaster (2017), yapı araştırmalarında döngüsel ekonomiyi tanımlayan altı temel boyut belirlemektedir: çevresel, teknolojik, ekonomik, toplumsal, yönetsel ve davranışsal. Yazarlara göre bu boyutları bir araya getiren başvuru çerçevesi, mevcut girişimleri kümelemek ve disiplinler arası çalışmalar için eksik bağlantıları görünür kılmak bakımından değerli bir araçtır. Çerçevenin bu bölüm açısından önemi, döngüselliğin yalnızca malzemenin teknik niteliğiyle açıklanamayacağını göstermesidir; teknolojik boyut altı boyuttan yalnızca biridir.</w:t>
       </w:r>
     </w:p>
     <w:p>
@@ -2577,7 +2277,7 @@
           <w:sz w:val="24"/>
           <w:szCs w:val="24"/>
         </w:rPr>
-        <w:t xml:space="preserve">Kaynakların coğrafi dağılımı da belirleyicidir. Edalat (2026), ormanların yeryüzü kara alanının yaklaşık üçte birini kapladığını, ancak bu örtünün neredeyse yarısının dört ülkede yoğunlaştığını; buna karşılık ahşap kaynaklarının Orta Doğu ve Kuzey Afrika gibi bölgelerde belirgin biçimde kıt olduğunu belirtmektedir. Ahşabın erişilebilirliği bölgesel olarak kısıtlıyken ahşap dışı tarımsal kaynaklar çok daha yaygındır; bu dağılım, ahşap kaynakları sınırlı coğrafyalarda tarımsal artıklara dayalı malzemelerin stratejik önemini artırmaktadır.</w:t>
+        <w:t xml:space="preserve">Biyolojik üretim mantığı bu zemine yapısal olarak uygundur. Andréen ve Goidea’nın (2022) belirttiği gibi biyolojik tasarım sistemi doğası gereği döngüseldir ve malzeme kullanımı için ikna edici bir perspektif oluşturur. Ancak bu yapısal uygunluk fiilî bir eklemlenme anlamına gelmemektedir: Edalat (2026), biyolojik temelli yapı malzemelerinin döngüsel ekonomi sistemlerine eklemlenmesinin kavramsal olarak parçalı ve uygulamada tutarsız kaldığını belirtmektedir. Bu başlığın tartışması, söz konusu boşluğun nerede doğduğu sorusu üzerine kurulmuştur.</w:t>
       </w:r>
     </w:p>
     <w:p>
@@ -2593,7 +2293,7 @@
           <w:sz w:val="24"/>
           <w:szCs w:val="24"/>
         </w:rPr>
-        <w:t xml:space="preserve">4.2. Döngüselliğin erken aşamada kararlaşması</w:t>
+        <w:t xml:space="preserve">4.2. Atık akımlarının kaynağa dönüşmesi</w:t>
       </w:r>
     </w:p>
     <w:p>
@@ -2607,7 +2307,7 @@
           <w:sz w:val="24"/>
           <w:szCs w:val="24"/>
         </w:rPr>
-        <w:t xml:space="preserve">Edalat (2026), biyolojik temelli yapı malzemelerinin döngüsel ekonomi modelinin tüm aşamalarını — erken aşamalar olarak tedarik, malzeme tasarımı ve üretim; ömür sonu aşamaları olarak toplama ve geri dönüşüm — yarı sistematik bir derlemeyle incelemiş ve bu aşamalar boyunca yirmi iki engel ve araştırma boşluğu tanımlamıştır. Yazara göre hammadde tedariki görece az sorun barındırmakta, üretim ve dağıtım aşamaları kalıcı boşluklar göstermekte, döngüselliğin daha ileri aşamalarında ise önemli engeller sürmektedir.</w:t>
+        <w:t xml:space="preserve">Döngüsellikle ilk kesişme noktası girdi tarafındadır. Edalat (2026), ahşap dışı biyolojik temelli yapı malzemelerinin çoğunlukla atıktan elde edildiğini ve tanecikli biçimlerde işlendiğini; buna karşılık tarımsal atığın dünya genelinde yaygın biçimde bulunmasına rağmen inşaat sektöründeki kullanımının sınırlı kaldığını, bu atığın büyük bölümünün biyoyakıt ve yem hammaddesi üretimine yönlendirildiğini belirtmektedir. Attias ve diğ.’nin (2020) beş bitkisel atık alt tabakayı dört mantar türüyle birlikte değerlendiren karşılaştırmalı çalışması, bu akımların malzemeye dönüştürülmesinde alt tabaka ile organizma bileşiminin belirleyici olduğunu göstermektedir.</w:t>
       </w:r>
     </w:p>
     <w:p>
@@ -2618,38 +2318,26 @@
       <w:r>
         <w:rPr>
           <w:rFonts w:ascii="Times New Roman" w:cs="Times New Roman" w:eastAsia="Times New Roman" w:hAnsi="Times New Roman"/>
-          <w:b w:val="false"/>
-          <w:bCs w:val="false"/>
-          <w:i w:val="false"/>
-          <w:iCs w:val="false"/>
-          <w:sz w:val="24"/>
-          <w:szCs w:val="24"/>
-        </w:rPr>
-        <w:t xml:space="preserve">Bu saptamanın tasarım açısından sonucu belirleyicidir. Edalat’a (2026) göre söz konusu sınırlılıklar esas olarak </w:t>
-      </w:r>
+          <w:sz w:val="24"/>
+          <w:szCs w:val="24"/>
+        </w:rPr>
+        <w:t xml:space="preserve">Kaynakların coğrafi dağılımı da belirleyicidir: orman örtüsünün neredeyse yarısı dört ülkede yoğunlaşmakta, ahşap kaynakları ise Orta Doğu ve Kuzey Afrika gibi bölgelerde belirgin biçimde kıt kalmaktadır (Edalat, 2026). Ahşabın erişilebilirliği bölgesel olarak kısıtlıyken ahşap dışı tarımsal kaynaklar çok daha yaygındır; bu dağılım, ahşap kaynakları sınırlı coğrafyalarda tarımsal artıklara dayalı malzemelerin stratejik önemini artırmakta ve Pomponi ve Moncaster’ın (2017) çerçevesindeki çevresel ve ekonomik boyutların yerel koşullara göre farklı sonuçlar üretebileceğini göstermektedir.</w:t>
+      </w:r>
+    </w:p>
+    <w:p>
+      <w:pPr>
+        <w:pStyle w:val="Heading2"/>
+        <w:spacing w:after="170" w:before="320" w:line="360"/>
+      </w:pPr>
       <w:r>
         <w:rPr>
           <w:rFonts w:ascii="Times New Roman" w:cs="Times New Roman" w:eastAsia="Times New Roman" w:hAnsi="Times New Roman"/>
           <w:b/>
           <w:bCs/>
-          <w:i w:val="false"/>
-          <w:iCs w:val="false"/>
-          <w:sz w:val="24"/>
-          <w:szCs w:val="24"/>
-        </w:rPr>
-        <w:t xml:space="preserve">tasarım aşamasında döngüsel düşüncenin bulunmamasından</w:t>
-      </w:r>
-      <w:r>
-        <w:rPr>
-          <w:rFonts w:ascii="Times New Roman" w:cs="Times New Roman" w:eastAsia="Times New Roman" w:hAnsi="Times New Roman"/>
-          <w:b w:val="false"/>
-          <w:bCs w:val="false"/>
-          <w:i w:val="false"/>
-          <w:iCs w:val="false"/>
-          <w:sz w:val="24"/>
-          <w:szCs w:val="24"/>
-        </w:rPr>
-        <w:t xml:space="preserve"> kaynaklanmaktadır. Yazar bunu somut bir örnekle açıklamaktadır: malzeme tedariki ve erişilebilirliği, sökülebilirlik için tasarım ve bağlayıcı türü — doğal, sentetik ya da hiç kullanılmamış olması — geri dönüştürülebilirlik üzerinde belirleyici bir etkiye sahiptir; buna karşın bu etkenler tasarımda ve araştırmada nadiren göz önünde bulundurulmaktadır.</w:t>
+          <w:sz w:val="24"/>
+          <w:szCs w:val="24"/>
+        </w:rPr>
+        <w:t xml:space="preserve">4.3. Döngüselliğin tasarım aşamasında kararlaşması</w:t>
       </w:r>
     </w:p>
     <w:p>
@@ -2660,661 +2348,10 @@
       <w:r>
         <w:rPr>
           <w:rFonts w:ascii="Times New Roman" w:cs="Times New Roman" w:eastAsia="Times New Roman" w:hAnsi="Times New Roman"/>
-          <w:b w:val="false"/>
-          <w:bCs w:val="false"/>
-          <w:i w:val="false"/>
-          <w:iCs w:val="false"/>
-          <w:sz w:val="24"/>
-          <w:szCs w:val="24"/>
-        </w:rPr>
-        <w:t xml:space="preserve">Bu, bölümün temel savlarından birini kaynaklı biçimde ortaya koymaktadır: </w:t>
-      </w:r>
-      <w:r>
-        <w:rPr>
-          <w:rFonts w:ascii="Times New Roman" w:cs="Times New Roman" w:eastAsia="Times New Roman" w:hAnsi="Times New Roman"/>
-          <w:b/>
-          <w:bCs/>
-          <w:i w:val="false"/>
-          <w:iCs w:val="false"/>
-          <w:sz w:val="24"/>
-          <w:szCs w:val="24"/>
-        </w:rPr>
-        <w:t xml:space="preserve">bir malzemenin döngüselliği biyolojik kökeninde değil, bileşiminde ve birleşiminde kararlaşır.</w:t>
-      </w:r>
-      <w:r>
-        <w:rPr>
-          <w:rFonts w:ascii="Times New Roman" w:cs="Times New Roman" w:eastAsia="Times New Roman" w:hAnsi="Times New Roman"/>
-          <w:b w:val="false"/>
-          <w:bCs w:val="false"/>
-          <w:i w:val="false"/>
-          <w:iCs w:val="false"/>
-          <w:sz w:val="24"/>
-          <w:szCs w:val="24"/>
-        </w:rPr>
-        <w:t xml:space="preserve"> Nitekim Edalat (2026) miselyumu, biyobozunurluğu, kendi kendine bağlanma özelliği ve tarımsal atıkla uyumluluğu nedeniyle güçlü bir kapalı döngü potansiyeli taşıyan bir örnek olarak öne çıkarmaktadır; miselyumun ayırt edici yanı, bağlayıcı sorununu dışarıdan bir madde eklemeden çözmesidir. Yazar bu boşlukları gidermek üzere döngüsel malzeme tasarımı ve seçimi için altı ölçütlü bir çerçeve önermekte (Tablo 3) ve sökülebilirlik için tasarımın bu çerçevenin temel bir bileşeni olarak bütünleştirilmesini tavsiye etmektedir.</w:t>
-      </w:r>
-    </w:p>
-    <w:p>
-      <w:pPr>
-        <w:keepNext/>
-        <w:spacing w:after="140" w:before="400" w:line="240"/>
-      </w:pPr>
-      <w:r>
-        <w:rPr>
-          <w:rFonts w:ascii="Times New Roman" w:cs="Times New Roman" w:eastAsia="Times New Roman" w:hAnsi="Times New Roman"/>
-          <w:b/>
-          <w:bCs/>
-          <w:sz w:val="22"/>
-          <w:szCs w:val="22"/>
-        </w:rPr>
-        <w:t xml:space="preserve">Tablo 3. </w:t>
-      </w:r>
-      <w:r>
-        <w:rPr>
-          <w:rFonts w:ascii="Times New Roman" w:cs="Times New Roman" w:eastAsia="Times New Roman" w:hAnsi="Times New Roman"/>
-          <w:sz w:val="22"/>
-          <w:szCs w:val="22"/>
-        </w:rPr>
-        <w:t xml:space="preserve">Döngüsel biyolojik temelli yapı malzemeleri için tasarım ve seçim ölçütleri</w:t>
-      </w:r>
-    </w:p>
-    <w:tbl>
-      <w:tblPr>
-        <w:tblW w:type="dxa" w:w="9026"/>
-        <w:tblBorders>
-          <w:top w:val="single" w:color="auto" w:sz="4"/>
-          <w:left w:val="single" w:color="auto" w:sz="4"/>
-          <w:bottom w:val="single" w:color="auto" w:sz="4"/>
-          <w:right w:val="single" w:color="auto" w:sz="4"/>
-          <w:insideH w:val="single" w:color="auto" w:sz="4"/>
-          <w:insideV w:val="single" w:color="auto" w:sz="4"/>
-        </w:tblBorders>
-      </w:tblPr>
-      <w:tblGrid>
-        <w:gridCol w:w="700"/>
-        <w:gridCol w:w="3900"/>
-        <w:gridCol w:w="4426"/>
-      </w:tblGrid>
-      <w:tr>
-        <w:trPr>
-          <w:tblHeader/>
-        </w:trPr>
-        <w:tc>
-          <w:tcPr>
-            <w:tcW w:type="dxa" w:w="700"/>
-            <w:shd w:fill="ECECEC" w:color="auto" w:val="clear"/>
-            <w:tcMar>
-              <w:top w:type="dxa" w:w="80"/>
-              <w:left w:type="dxa" w:w="110"/>
-              <w:bottom w:type="dxa" w:w="80"/>
-              <w:right w:type="dxa" w:w="110"/>
-            </w:tcMar>
-          </w:tcPr>
-          <w:p>
-            <w:pPr>
-              <w:spacing w:after="0" w:line="240"/>
-            </w:pPr>
-            <w:r>
-              <w:rPr>
-                <w:rFonts w:ascii="Times New Roman" w:cs="Times New Roman" w:eastAsia="Times New Roman" w:hAnsi="Times New Roman"/>
-                <w:b/>
-                <w:bCs/>
-                <w:sz w:val="19"/>
-                <w:szCs w:val="19"/>
-              </w:rPr>
-              <w:t xml:space="preserve"/>
-            </w:r>
-          </w:p>
-        </w:tc>
-        <w:tc>
-          <w:tcPr>
-            <w:tcW w:type="dxa" w:w="3900"/>
-            <w:shd w:fill="ECECEC" w:color="auto" w:val="clear"/>
-            <w:tcMar>
-              <w:top w:type="dxa" w:w="80"/>
-              <w:left w:type="dxa" w:w="110"/>
-              <w:bottom w:type="dxa" w:w="80"/>
-              <w:right w:type="dxa" w:w="110"/>
-            </w:tcMar>
-          </w:tcPr>
-          <w:p>
-            <w:pPr>
-              <w:spacing w:after="0" w:line="240"/>
-            </w:pPr>
-            <w:r>
-              <w:rPr>
-                <w:rFonts w:ascii="Times New Roman" w:cs="Times New Roman" w:eastAsia="Times New Roman" w:hAnsi="Times New Roman"/>
-                <w:b/>
-                <w:bCs/>
-                <w:sz w:val="19"/>
-                <w:szCs w:val="19"/>
-              </w:rPr>
-              <w:t xml:space="preserve">Ölçüt</w:t>
-            </w:r>
-          </w:p>
-        </w:tc>
-        <w:tc>
-          <w:tcPr>
-            <w:tcW w:type="dxa" w:w="4426"/>
-            <w:shd w:fill="ECECEC" w:color="auto" w:val="clear"/>
-            <w:tcMar>
-              <w:top w:type="dxa" w:w="80"/>
-              <w:left w:type="dxa" w:w="110"/>
-              <w:bottom w:type="dxa" w:w="80"/>
-              <w:right w:type="dxa" w:w="110"/>
-            </w:tcMar>
-          </w:tcPr>
-          <w:p>
-            <w:pPr>
-              <w:spacing w:after="0" w:line="240"/>
-            </w:pPr>
-            <w:r>
-              <w:rPr>
-                <w:rFonts w:ascii="Times New Roman" w:cs="Times New Roman" w:eastAsia="Times New Roman" w:hAnsi="Times New Roman"/>
-                <w:b/>
-                <w:bCs/>
-                <w:sz w:val="19"/>
-                <w:szCs w:val="19"/>
-              </w:rPr>
-              <w:t xml:space="preserve">Değerlendirdiği soru</w:t>
-            </w:r>
-          </w:p>
-        </w:tc>
-      </w:tr>
-      <w:tr>
-        <w:tc>
-          <w:tcPr>
-            <w:tcW w:type="dxa" w:w="700"/>
-            <w:tcMar>
-              <w:top w:type="dxa" w:w="80"/>
-              <w:left w:type="dxa" w:w="110"/>
-              <w:bottom w:type="dxa" w:w="80"/>
-              <w:right w:type="dxa" w:w="110"/>
-            </w:tcMar>
-          </w:tcPr>
-          <w:p>
-            <w:pPr>
-              <w:spacing w:after="0" w:line="240"/>
-            </w:pPr>
-            <w:r>
-              <w:rPr>
-                <w:rFonts w:ascii="Times New Roman" w:cs="Times New Roman" w:eastAsia="Times New Roman" w:hAnsi="Times New Roman"/>
-                <w:b/>
-                <w:bCs/>
-                <w:sz w:val="19"/>
-                <w:szCs w:val="19"/>
-              </w:rPr>
-              <w:t xml:space="preserve">A</w:t>
-            </w:r>
-          </w:p>
-        </w:tc>
-        <w:tc>
-          <w:tcPr>
-            <w:tcW w:type="dxa" w:w="3900"/>
-            <w:tcMar>
-              <w:top w:type="dxa" w:w="80"/>
-              <w:left w:type="dxa" w:w="110"/>
-              <w:bottom w:type="dxa" w:w="80"/>
-              <w:right w:type="dxa" w:w="110"/>
-            </w:tcMar>
-          </w:tcPr>
-          <w:p>
-            <w:pPr>
-              <w:spacing w:after="0" w:line="240"/>
-            </w:pPr>
-            <w:r>
-              <w:rPr>
-                <w:rFonts w:ascii="Times New Roman" w:cs="Times New Roman" w:eastAsia="Times New Roman" w:hAnsi="Times New Roman"/>
-                <w:b w:val="false"/>
-                <w:bCs w:val="false"/>
-                <w:sz w:val="19"/>
-                <w:szCs w:val="19"/>
-              </w:rPr>
-              <w:t xml:space="preserve">Genel sürdürülebilirlik yönleri</w:t>
-            </w:r>
-          </w:p>
-        </w:tc>
-        <w:tc>
-          <w:tcPr>
-            <w:tcW w:type="dxa" w:w="4426"/>
-            <w:tcMar>
-              <w:top w:type="dxa" w:w="80"/>
-              <w:left w:type="dxa" w:w="110"/>
-              <w:bottom w:type="dxa" w:w="80"/>
-              <w:right w:type="dxa" w:w="110"/>
-            </w:tcMar>
-          </w:tcPr>
-          <w:p>
-            <w:pPr>
-              <w:spacing w:after="0" w:line="240"/>
-            </w:pPr>
-            <w:r>
-              <w:rPr>
-                <w:rFonts w:ascii="Times New Roman" w:cs="Times New Roman" w:eastAsia="Times New Roman" w:hAnsi="Times New Roman"/>
-                <w:b w:val="false"/>
-                <w:bCs w:val="false"/>
-                <w:sz w:val="19"/>
-                <w:szCs w:val="19"/>
-              </w:rPr>
-              <w:t xml:space="preserve">Malzeme genel sürdürülebilirlik ölçütlerini karşılıyor mu?</w:t>
-            </w:r>
-          </w:p>
-        </w:tc>
-      </w:tr>
-      <w:tr>
-        <w:tc>
-          <w:tcPr>
-            <w:tcW w:type="dxa" w:w="700"/>
-            <w:tcMar>
-              <w:top w:type="dxa" w:w="80"/>
-              <w:left w:type="dxa" w:w="110"/>
-              <w:bottom w:type="dxa" w:w="80"/>
-              <w:right w:type="dxa" w:w="110"/>
-            </w:tcMar>
-          </w:tcPr>
-          <w:p>
-            <w:pPr>
-              <w:spacing w:after="0" w:line="240"/>
-            </w:pPr>
-            <w:r>
-              <w:rPr>
-                <w:rFonts w:ascii="Times New Roman" w:cs="Times New Roman" w:eastAsia="Times New Roman" w:hAnsi="Times New Roman"/>
-                <w:b/>
-                <w:bCs/>
-                <w:sz w:val="19"/>
-                <w:szCs w:val="19"/>
-              </w:rPr>
-              <w:t xml:space="preserve">B</w:t>
-            </w:r>
-          </w:p>
-        </w:tc>
-        <w:tc>
-          <w:tcPr>
-            <w:tcW w:type="dxa" w:w="3900"/>
-            <w:tcMar>
-              <w:top w:type="dxa" w:w="80"/>
-              <w:left w:type="dxa" w:w="110"/>
-              <w:bottom w:type="dxa" w:w="80"/>
-              <w:right w:type="dxa" w:w="110"/>
-            </w:tcMar>
-          </w:tcPr>
-          <w:p>
-            <w:pPr>
-              <w:spacing w:after="0" w:line="240"/>
-            </w:pPr>
-            <w:r>
-              <w:rPr>
-                <w:rFonts w:ascii="Times New Roman" w:cs="Times New Roman" w:eastAsia="Times New Roman" w:hAnsi="Times New Roman"/>
-                <w:b w:val="false"/>
-                <w:bCs w:val="false"/>
-                <w:sz w:val="19"/>
-                <w:szCs w:val="19"/>
-              </w:rPr>
-              <w:t xml:space="preserve">Atık kökenli ya da yenilenebilir tedarik</w:t>
-            </w:r>
-          </w:p>
-        </w:tc>
-        <w:tc>
-          <w:tcPr>
-            <w:tcW w:type="dxa" w:w="4426"/>
-            <w:tcMar>
-              <w:top w:type="dxa" w:w="80"/>
-              <w:left w:type="dxa" w:w="110"/>
-              <w:bottom w:type="dxa" w:w="80"/>
-              <w:right w:type="dxa" w:w="110"/>
-            </w:tcMar>
-          </w:tcPr>
-          <w:p>
-            <w:pPr>
-              <w:spacing w:after="0" w:line="240"/>
-            </w:pPr>
-            <w:r>
-              <w:rPr>
-                <w:rFonts w:ascii="Times New Roman" w:cs="Times New Roman" w:eastAsia="Times New Roman" w:hAnsi="Times New Roman"/>
-                <w:b w:val="false"/>
-                <w:bCs w:val="false"/>
-                <w:sz w:val="19"/>
-                <w:szCs w:val="19"/>
-              </w:rPr>
-              <w:t xml:space="preserve">Girdi bir atık akımından mı, yenilenebilir bir kaynaktan mı geliyor?</w:t>
-            </w:r>
-          </w:p>
-        </w:tc>
-      </w:tr>
-      <w:tr>
-        <w:tc>
-          <w:tcPr>
-            <w:tcW w:type="dxa" w:w="700"/>
-            <w:tcMar>
-              <w:top w:type="dxa" w:w="80"/>
-              <w:left w:type="dxa" w:w="110"/>
-              <w:bottom w:type="dxa" w:w="80"/>
-              <w:right w:type="dxa" w:w="110"/>
-            </w:tcMar>
-          </w:tcPr>
-          <w:p>
-            <w:pPr>
-              <w:spacing w:after="0" w:line="240"/>
-            </w:pPr>
-            <w:r>
-              <w:rPr>
-                <w:rFonts w:ascii="Times New Roman" w:cs="Times New Roman" w:eastAsia="Times New Roman" w:hAnsi="Times New Roman"/>
-                <w:b/>
-                <w:bCs/>
-                <w:sz w:val="19"/>
-                <w:szCs w:val="19"/>
-              </w:rPr>
-              <w:t xml:space="preserve">C</w:t>
-            </w:r>
-          </w:p>
-        </w:tc>
-        <w:tc>
-          <w:tcPr>
-            <w:tcW w:type="dxa" w:w="3900"/>
-            <w:tcMar>
-              <w:top w:type="dxa" w:w="80"/>
-              <w:left w:type="dxa" w:w="110"/>
-              <w:bottom w:type="dxa" w:w="80"/>
-              <w:right w:type="dxa" w:w="110"/>
-            </w:tcMar>
-          </w:tcPr>
-          <w:p>
-            <w:pPr>
-              <w:spacing w:after="0" w:line="240"/>
-            </w:pPr>
-            <w:r>
-              <w:rPr>
-                <w:rFonts w:ascii="Times New Roman" w:cs="Times New Roman" w:eastAsia="Times New Roman" w:hAnsi="Times New Roman"/>
-                <w:b w:val="false"/>
-                <w:bCs w:val="false"/>
-                <w:sz w:val="19"/>
-                <w:szCs w:val="19"/>
-              </w:rPr>
-              <w:t xml:space="preserve">Sera gazı azaltımı ve düşük karbon niteliği</w:t>
-            </w:r>
-          </w:p>
-        </w:tc>
-        <w:tc>
-          <w:tcPr>
-            <w:tcW w:type="dxa" w:w="4426"/>
-            <w:tcMar>
-              <w:top w:type="dxa" w:w="80"/>
-              <w:left w:type="dxa" w:w="110"/>
-              <w:bottom w:type="dxa" w:w="80"/>
-              <w:right w:type="dxa" w:w="110"/>
-            </w:tcMar>
-          </w:tcPr>
-          <w:p>
-            <w:pPr>
-              <w:spacing w:after="0" w:line="240"/>
-            </w:pPr>
-            <w:r>
-              <w:rPr>
-                <w:rFonts w:ascii="Times New Roman" w:cs="Times New Roman" w:eastAsia="Times New Roman" w:hAnsi="Times New Roman"/>
-                <w:b w:val="false"/>
-                <w:bCs w:val="false"/>
-                <w:sz w:val="19"/>
-                <w:szCs w:val="19"/>
-              </w:rPr>
-              <w:t xml:space="preserve">Malzeme salım azaltımına katkı sağlıyor mu?</w:t>
-            </w:r>
-          </w:p>
-        </w:tc>
-      </w:tr>
-      <w:tr>
-        <w:tc>
-          <w:tcPr>
-            <w:tcW w:type="dxa" w:w="700"/>
-            <w:tcMar>
-              <w:top w:type="dxa" w:w="80"/>
-              <w:left w:type="dxa" w:w="110"/>
-              <w:bottom w:type="dxa" w:w="80"/>
-              <w:right w:type="dxa" w:w="110"/>
-            </w:tcMar>
-          </w:tcPr>
-          <w:p>
-            <w:pPr>
-              <w:spacing w:after="0" w:line="240"/>
-            </w:pPr>
-            <w:r>
-              <w:rPr>
-                <w:rFonts w:ascii="Times New Roman" w:cs="Times New Roman" w:eastAsia="Times New Roman" w:hAnsi="Times New Roman"/>
-                <w:b/>
-                <w:bCs/>
-                <w:sz w:val="19"/>
-                <w:szCs w:val="19"/>
-              </w:rPr>
-              <w:t xml:space="preserve">D</w:t>
-            </w:r>
-          </w:p>
-        </w:tc>
-        <w:tc>
-          <w:tcPr>
-            <w:tcW w:type="dxa" w:w="3900"/>
-            <w:tcMar>
-              <w:top w:type="dxa" w:w="80"/>
-              <w:left w:type="dxa" w:w="110"/>
-              <w:bottom w:type="dxa" w:w="80"/>
-              <w:right w:type="dxa" w:w="110"/>
-            </w:tcMar>
-          </w:tcPr>
-          <w:p>
-            <w:pPr>
-              <w:spacing w:after="0" w:line="240"/>
-            </w:pPr>
-            <w:r>
-              <w:rPr>
-                <w:rFonts w:ascii="Times New Roman" w:cs="Times New Roman" w:eastAsia="Times New Roman" w:hAnsi="Times New Roman"/>
-                <w:b w:val="false"/>
-                <w:bCs w:val="false"/>
-                <w:sz w:val="19"/>
-                <w:szCs w:val="19"/>
-              </w:rPr>
-              <w:t xml:space="preserve">Geri dönüştürülebilirlik, biyobozunurluk ve ömür sonu</w:t>
-            </w:r>
-          </w:p>
-        </w:tc>
-        <w:tc>
-          <w:tcPr>
-            <w:tcW w:type="dxa" w:w="4426"/>
-            <w:tcMar>
-              <w:top w:type="dxa" w:w="80"/>
-              <w:left w:type="dxa" w:w="110"/>
-              <w:bottom w:type="dxa" w:w="80"/>
-              <w:right w:type="dxa" w:w="110"/>
-            </w:tcMar>
-          </w:tcPr>
-          <w:p>
-            <w:pPr>
-              <w:spacing w:after="0" w:line="240"/>
-            </w:pPr>
-            <w:r>
-              <w:rPr>
-                <w:rFonts w:ascii="Times New Roman" w:cs="Times New Roman" w:eastAsia="Times New Roman" w:hAnsi="Times New Roman"/>
-                <w:b w:val="false"/>
-                <w:bCs w:val="false"/>
-                <w:sz w:val="19"/>
-                <w:szCs w:val="19"/>
-              </w:rPr>
-              <w:t xml:space="preserve">Ömür sonunda ne oluyor?</w:t>
-            </w:r>
-          </w:p>
-        </w:tc>
-      </w:tr>
-      <w:tr>
-        <w:tc>
-          <w:tcPr>
-            <w:tcW w:type="dxa" w:w="700"/>
-            <w:tcMar>
-              <w:top w:type="dxa" w:w="80"/>
-              <w:left w:type="dxa" w:w="110"/>
-              <w:bottom w:type="dxa" w:w="80"/>
-              <w:right w:type="dxa" w:w="110"/>
-            </w:tcMar>
-          </w:tcPr>
-          <w:p>
-            <w:pPr>
-              <w:spacing w:after="0" w:line="240"/>
-            </w:pPr>
-            <w:r>
-              <w:rPr>
-                <w:rFonts w:ascii="Times New Roman" w:cs="Times New Roman" w:eastAsia="Times New Roman" w:hAnsi="Times New Roman"/>
-                <w:b/>
-                <w:bCs/>
-                <w:sz w:val="19"/>
-                <w:szCs w:val="19"/>
-              </w:rPr>
-              <w:t xml:space="preserve">E</w:t>
-            </w:r>
-          </w:p>
-        </w:tc>
-        <w:tc>
-          <w:tcPr>
-            <w:tcW w:type="dxa" w:w="3900"/>
-            <w:tcMar>
-              <w:top w:type="dxa" w:w="80"/>
-              <w:left w:type="dxa" w:w="110"/>
-              <w:bottom w:type="dxa" w:w="80"/>
-              <w:right w:type="dxa" w:w="110"/>
-            </w:tcMar>
-          </w:tcPr>
-          <w:p>
-            <w:pPr>
-              <w:spacing w:after="0" w:line="240"/>
-            </w:pPr>
-            <w:r>
-              <w:rPr>
-                <w:rFonts w:ascii="Times New Roman" w:cs="Times New Roman" w:eastAsia="Times New Roman" w:hAnsi="Times New Roman"/>
-                <w:b w:val="false"/>
-                <w:bCs w:val="false"/>
-                <w:sz w:val="19"/>
-                <w:szCs w:val="19"/>
-              </w:rPr>
-              <w:t xml:space="preserve">Coğrafi erişilebilirlik ve tedarik zinciri güvenliği</w:t>
-            </w:r>
-          </w:p>
-        </w:tc>
-        <w:tc>
-          <w:tcPr>
-            <w:tcW w:type="dxa" w:w="4426"/>
-            <w:tcMar>
-              <w:top w:type="dxa" w:w="80"/>
-              <w:left w:type="dxa" w:w="110"/>
-              <w:bottom w:type="dxa" w:w="80"/>
-              <w:right w:type="dxa" w:w="110"/>
-            </w:tcMar>
-          </w:tcPr>
-          <w:p>
-            <w:pPr>
-              <w:spacing w:after="0" w:line="240"/>
-            </w:pPr>
-            <w:r>
-              <w:rPr>
-                <w:rFonts w:ascii="Times New Roman" w:cs="Times New Roman" w:eastAsia="Times New Roman" w:hAnsi="Times New Roman"/>
-                <w:b w:val="false"/>
-                <w:bCs w:val="false"/>
-                <w:sz w:val="19"/>
-                <w:szCs w:val="19"/>
-              </w:rPr>
-              <w:t xml:space="preserve">Kaynak bölgesel olarak erişilebilir mi?</w:t>
-            </w:r>
-          </w:p>
-        </w:tc>
-      </w:tr>
-      <w:tr>
-        <w:tc>
-          <w:tcPr>
-            <w:tcW w:type="dxa" w:w="700"/>
-            <w:tcMar>
-              <w:top w:type="dxa" w:w="80"/>
-              <w:left w:type="dxa" w:w="110"/>
-              <w:bottom w:type="dxa" w:w="80"/>
-              <w:right w:type="dxa" w:w="110"/>
-            </w:tcMar>
-          </w:tcPr>
-          <w:p>
-            <w:pPr>
-              <w:spacing w:after="0" w:line="240"/>
-            </w:pPr>
-            <w:r>
-              <w:rPr>
-                <w:rFonts w:ascii="Times New Roman" w:cs="Times New Roman" w:eastAsia="Times New Roman" w:hAnsi="Times New Roman"/>
-                <w:b/>
-                <w:bCs/>
-                <w:sz w:val="19"/>
-                <w:szCs w:val="19"/>
-              </w:rPr>
-              <w:t xml:space="preserve">F</w:t>
-            </w:r>
-          </w:p>
-        </w:tc>
-        <w:tc>
-          <w:tcPr>
-            <w:tcW w:type="dxa" w:w="3900"/>
-            <w:tcMar>
-              <w:top w:type="dxa" w:w="80"/>
-              <w:left w:type="dxa" w:w="110"/>
-              <w:bottom w:type="dxa" w:w="80"/>
-              <w:right w:type="dxa" w:w="110"/>
-            </w:tcMar>
-          </w:tcPr>
-          <w:p>
-            <w:pPr>
-              <w:spacing w:after="0" w:line="240"/>
-            </w:pPr>
-            <w:r>
-              <w:rPr>
-                <w:rFonts w:ascii="Times New Roman" w:cs="Times New Roman" w:eastAsia="Times New Roman" w:hAnsi="Times New Roman"/>
-                <w:b w:val="false"/>
-                <w:bCs w:val="false"/>
-                <w:sz w:val="19"/>
-                <w:szCs w:val="19"/>
-              </w:rPr>
-              <w:t xml:space="preserve">Özel ya da bağlama özgü nitelikler</w:t>
-            </w:r>
-          </w:p>
-        </w:tc>
-        <w:tc>
-          <w:tcPr>
-            <w:tcW w:type="dxa" w:w="4426"/>
-            <w:tcMar>
-              <w:top w:type="dxa" w:w="80"/>
-              <w:left w:type="dxa" w:w="110"/>
-              <w:bottom w:type="dxa" w:w="80"/>
-              <w:right w:type="dxa" w:w="110"/>
-            </w:tcMar>
-          </w:tcPr>
-          <w:p>
-            <w:pPr>
-              <w:spacing w:after="0" w:line="240"/>
-            </w:pPr>
-            <w:r>
-              <w:rPr>
-                <w:rFonts w:ascii="Times New Roman" w:cs="Times New Roman" w:eastAsia="Times New Roman" w:hAnsi="Times New Roman"/>
-                <w:b w:val="false"/>
-                <w:bCs w:val="false"/>
-                <w:sz w:val="19"/>
-                <w:szCs w:val="19"/>
-              </w:rPr>
-              <w:t xml:space="preserve">Malzeme bağlama özgü işlevsel nitelikler taşıyor mu?</w:t>
-            </w:r>
-          </w:p>
-        </w:tc>
-      </w:tr>
-    </w:tbl>
-    <w:p>
-      <w:pPr>
-        <w:spacing w:after="340" w:before="130" w:line="240"/>
-      </w:pPr>
-      <w:r>
-        <w:rPr>
-          <w:rFonts w:ascii="Times New Roman" w:cs="Times New Roman" w:eastAsia="Times New Roman" w:hAnsi="Times New Roman"/>
-          <w:i/>
-          <w:iCs/>
-          <w:sz w:val="18"/>
-          <w:szCs w:val="18"/>
-        </w:rPr>
-        <w:t xml:space="preserve">Kaynak: Edalat (2026). Yazar, bu ölçütleri yirmi çalışma üzerinde “dikkate alınmamış”, “kısmen dikkate alınmış” ve “tümüyle dikkate alınmış” biçiminde üç düzeyli olarak değerlendirmiştir.</w:t>
+          <w:sz w:val="24"/>
+          <w:szCs w:val="24"/>
+        </w:rPr>
+        <w:t xml:space="preserve">Döngüsel malzeme sistemlerinin en belirleyici saptaması, kararın nerede verildiğine ilişkindir. Rios ve diğ. (2015), yıkım yerine sökümü, geri dönüştürülebilirliği ve sökülebilirlik için tasarımı daha iyi inşaat atığı yönetimi yaklaşımları olarak tanımlamakta; buna karşılık sökülebilirlik için tasarımın ilkelerini ele alan kapsamlı kılavuzlar yayımlanmış olmasına rağmen bu alanda geliştirilmiş yapı sayısının çok az kaldığını belirtmektedir. Yazarların amacı, söz konusu kuram ile uygulama arasındaki boşluğu ortaya koymaktır. Boşluğun kaynağı tasarım aşamasıdır: Edalat (2026) de malzeme tedariki, sökülebilirlik için tasarım ve bağlayıcı türünün — doğal, sentetik ya da hiç kullanılmamış olması — geri dönüştürülebilirlik üzerinde belirleyici bir etkiye sahip olmasına karşın tasarımda ve araştırmada nadiren göz önünde bulundurulduğunu; sınırlılıkların esas olarak tasarım aşamasında döngüsel düşüncenin bulunmamasından kaynaklandığını belirtmektedir.</w:t>
       </w:r>
     </w:p>
     <w:p>
@@ -3328,23 +2365,7 @@
           <w:sz w:val="24"/>
           <w:szCs w:val="24"/>
         </w:rPr>
-        <w:t xml:space="preserve">Tablo 3’ün iç mimarlık açısından anlamı, ölçütlerin tamamının malzeme düzeyinde kurulmuş olmasıdır: altı ölçüt de malzemenin kendisine, kaynağına ve ömür sonuna ilişkindir. Malzemenin kullanıcıyla kurduğu ilişki ve bileşenin zaman içindeki davranışı bu listede yer almaz. Yedinci başlıkta önerilen çerçeve, tam bu iki eksik boyut üzerine kurulmaktadır.</w:t>
-      </w:r>
-    </w:p>
-    <w:p>
-      <w:pPr>
-        <w:pStyle w:val="Heading2"/>
-        <w:spacing w:after="170" w:before="320" w:line="360"/>
-      </w:pPr>
-      <w:r>
-        <w:rPr>
-          <w:rFonts w:ascii="Times New Roman" w:cs="Times New Roman" w:eastAsia="Times New Roman" w:hAnsi="Times New Roman"/>
-          <w:b/>
-          <w:bCs/>
-          <w:sz w:val="24"/>
-          <w:szCs w:val="24"/>
-        </w:rPr>
-        <w:t xml:space="preserve">4.3. Biyolojik kökenin sınırları</w:t>
+        <w:t xml:space="preserve">Bu, bölümün hipotezinin ilk yarısını kaynaklı biçimde ortaya koymaktadır: bir malzemenin döngüselliği biyolojik kökeninde değil, bileşiminde ve birleşiminde kararlaşır. Miselyum bu bakımdan öğretici bir örnektir; biyobozunurluğu, kendi kendine bağlanma özelliği ve tarımsal atıkla uyumluluğu nedeniyle kapalı döngü potansiyeli taşır ve bağlayıcı sorununu dışarıdan bir madde eklemeden çözer (Attias ve diğ., 2020; Edalat, 2026). Buna karşılık aynı atık, sentetik bir reçineyle bağlandığında döngüsellik iddiası ortadan kalkar; altıncı başlıkta aktarılan iç mekân duvar paneli örneği bu durumu göstermektedir.</w:t>
       </w:r>
     </w:p>
     <w:p>
@@ -3355,66 +2376,10 @@
       <w:r>
         <w:rPr>
           <w:rFonts w:ascii="Times New Roman" w:cs="Times New Roman" w:eastAsia="Times New Roman" w:hAnsi="Times New Roman"/>
-          <w:b w:val="false"/>
-          <w:bCs w:val="false"/>
-          <w:i w:val="false"/>
-          <w:iCs w:val="false"/>
-          <w:sz w:val="24"/>
-          <w:szCs w:val="24"/>
-        </w:rPr>
-        <w:t xml:space="preserve">Biyolojik kökenin döngüsellik güvencesi oluşturup oluşturmadığı sorusuna alanyazın olumsuz yanıt vermektedir. Edalat (2026), biyolojik temelli yapı malzemelerinin yenilenebilir, yenileyici ve düşük etkili nitelikleri nedeniyle döngüsel biyoekonominin ilkeleriyle yakından örtüşmesine karşın, döngüsel ekonomi sistemlerine eklemlenmelerinin </w:t>
-      </w:r>
-      <w:r>
-        <w:rPr>
-          <w:rFonts w:ascii="Times New Roman" w:cs="Times New Roman" w:eastAsia="Times New Roman" w:hAnsi="Times New Roman"/>
-          <w:b/>
-          <w:bCs/>
-          <w:i w:val="false"/>
-          <w:iCs w:val="false"/>
-          <w:sz w:val="24"/>
-          <w:szCs w:val="24"/>
-        </w:rPr>
-        <w:t xml:space="preserve">kavramsal olarak parçalı ve uygulamada tutarsız</w:t>
-      </w:r>
-      <w:r>
-        <w:rPr>
-          <w:rFonts w:ascii="Times New Roman" w:cs="Times New Roman" w:eastAsia="Times New Roman" w:hAnsi="Times New Roman"/>
-          <w:b w:val="false"/>
-          <w:bCs w:val="false"/>
-          <w:i w:val="false"/>
-          <w:iCs w:val="false"/>
-          <w:sz w:val="24"/>
-          <w:szCs w:val="24"/>
-        </w:rPr>
-        <w:t xml:space="preserve"> kaldığını belirtmektedir. Bu değerlendirme, girişte aktarılan iki uyarıyla birlikte okunmalıdır: çevresel avantaj iddialarının her biri için önemli istisnalar bulunması (O’Rourke ve Seepersad, 2015) ve biyokompozitlerin uzun süreli dayanıklılığına ilişkin bilginin sınırlılığı (Chang ve diğ., 2020). Döngüsellik iddiası, ömür sonu davranışının bilinmediği bir malzeme için temelsiz kalır.</w:t>
-      </w:r>
-    </w:p>
-    <w:p>
-      <w:pPr>
-        <w:spacing w:after="160" w:line="360"/>
-        <w:jc w:val="both"/>
-      </w:pPr>
-      <w:r>
-        <w:rPr>
-          <w:rFonts w:ascii="Times New Roman" w:cs="Times New Roman" w:eastAsia="Times New Roman" w:hAnsi="Times New Roman"/>
-          <w:sz w:val="24"/>
-          <w:szCs w:val="24"/>
-        </w:rPr>
-        <w:t xml:space="preserve">Edalat’ın (2026) kaynak çeşitliliğine ilişkin önerisi de bu eleştirel çerçevenin parçasıdır. Yazar, ahşap ile ahşap dışı biyolojik temelli malzemelerin dengeli biçimde kullanılmasını önemle tavsiye etmektedir: ahşaba aşırı bağımlılık ormansızlaşma ve biyoçeşitlilik kaybı riski taşırken, yalnızca ahşap dışı malzemelere dayanmak ölçeklenebilirlikten yoksundur. Ahşap yapısal bütünlük ve standartlaşma sunarken, ahşap dışı malzemeler ısıl, akustik ve ekolojik katkılar sağlamaktadır; bu tamamlayıcı güçlerin bütünleştirilmesi döngüselliğe daha dirençli ve tutarlı bir yol sunmaktadır.</w:t>
-      </w:r>
-    </w:p>
-    <w:p>
-      <w:pPr>
-        <w:spacing w:after="160" w:line="360"/>
-        <w:jc w:val="both"/>
-      </w:pPr>
-      <w:r>
-        <w:rPr>
-          <w:rFonts w:ascii="Times New Roman" w:cs="Times New Roman" w:eastAsia="Times New Roman" w:hAnsi="Times New Roman"/>
-          <w:sz w:val="24"/>
-          <w:szCs w:val="24"/>
-        </w:rPr>
-        <w:t xml:space="preserve">Aynı çalışmanın iki saptaması izleyen başlıklara köprü kurmaktadır. Birincisi, ahşap dışı malzemelerin sınırlı mekanik dayanımları nedeniyle taşıyıcı elemanlarda nadiren kullanılmasıdır; bu durum bir eksiklik olarak okunabileceği gibi, öncelikli uygulama alanının taşıyıcı olmayan bileşenler olduğuna dair bir işaret olarak da değerlendirilebilir. İkincisi, döngüsel ekonominin kullanım, onarım ve yeniden kullanım aşamalarının yeterince araştırılmamış ve büyük ölçüde bağlama bağlı olmasıdır. Edalat’ın (2026) kendi ifadesiyle, kuramsal sürdürülebilirlikten uygulamalı döngüselliğe ilerlemek yalnızca daha iyi malzemeler değil, aynı zamanda daha iyi sistemler ve çerçeveler gerektirmektedir.</w:t>
+          <w:sz w:val="24"/>
+          <w:szCs w:val="24"/>
+        </w:rPr>
+        <w:t xml:space="preserve">Biyolojik kökenin güvence oluşturmadığı, girişte aktarılan iki uyarıyla birlikte okunduğunda daha açık hâle gelir: çevresel avantaj iddialarının her biri için önemli istisnalar bulunmaktadır (O’Rourke ve Seepersad, 2015) ve biyokompozitlerin uzun süreli dayanıklılığına ilişkin bilgi sınırlıdır (Chang ve diğ., 2020). Döngüsellik iddiası, ömür sonu davranışının bilinmediği bir malzeme için temelsiz kalır. Kaynak çeşitliliği de bu eleştirel çerçevenin parçasıdır: ahşaba aşırı bağımlılık ormansızlaşma ve biyoçeşitlilik kaybı riski taşırken, yalnızca ahşap dışı malzemelere dayanmak ölçeklenebilirlikten yoksundur; iki grubun tamamlayıcı güçlerinin bütünleştirilmesi döngüselliğe daha dirençli bir yol sunmaktadır (Edalat, 2026). Tartışmanın malzeme ölçeğinden mekân ölçeğine taşınmasını gerektiren nokta da burasıdır.</w:t>
       </w:r>
     </w:p>
     <w:p>
@@ -3474,7 +2439,7 @@
           <w:sz w:val="24"/>
           <w:szCs w:val="24"/>
         </w:rPr>
-        <w:t xml:space="preserve">Dirençlilik kavramı yapılı çevre alanyazınında birbirinden önemli ölçüde farklı iki anlamda kullanılmaktadır. Heymans ve diğ. (2019), ekolojik kentsel planlama ve tasarım alanyazınını 57 makale üzerinden sistematik olarak inceledikleri çalışmalarında bu iki tanımı ayırt etmektedir. Eski tanım, bir sistemin bozulmanın ardından dengeye dönme yeteneğine işaret eder ve yazarlara göre sistemlerin verimliliğine ve öngörülebilirliğine odaklanması bakımından modernist paradigmayla tutarlıdır. Daha yeni tanım ise denge dışı karmaşık uyarlanabilir sistemlerle ilişkilidir ve dirençliliği, bir sistemin temel yapısını ve işlevini sürdürürken değişimi soğurma ve değişime uyarlanma yeteneği olarak vurgular. Yazarlar, dinamik, karmaşık ve uyarlanabilir sistemler açısından geçerli olanın bu ikinci tanım olduğunu belirtmektedir. Andréen ve Goidea (2022) aynı ayrımı malzeme ölçeğinde kurmakta; mühendislik dirençliliği olarak adlandırılan birinci tanımın daha çok doğrusal sistemler ile değişime direnmenin amaçlandığı bağlamlar için geçerli olduğunu, karmaşık uyarlanabilir sistemlerde dirençliliğin ise değişim geçirirken yeniden örgütlenerek aynı işlevi, yapıyı ve kimliği koruma yeteneği anlamına geldiğini belirtmektedir.</w:t>
+        <w:t xml:space="preserve">Dirençlilik kavramı yapılı çevre literatüründe birbirinden önemli ölçüde farklı iki anlamda kullanılmaktadır. Heymans ve diğ. (2019), ekolojik kentsel planlama ve tasarım literatürünü 57 makale üzerinden sistematik olarak inceledikleri çalışmalarında bu iki tanımı ayırt etmektedir. Eski tanım, bir sistemin bozulmanın ardından dengeye dönme yeteneğine işaret eder ve yazarlara göre sistemlerin verimliliğine ve öngörülebilirliğine odaklanması bakımından modernist paradigmayla tutarlıdır. Daha yeni tanım ise denge dışı karmaşık uyarlanabilir sistemlerle ilişkilidir ve dirençliliği, bir sistemin temel yapısını ve işlevini sürdürürken değişimi soğurma ve değişime uyarlanma yeteneği olarak vurgular. İkinci tanımın kaynağı sosyo-ekolojik sistem araştırmalarıdır; Folke (2006), dirençliliği bir sistemin bozulmayı soğurma ve zaman içinde aynı temel yapı ile işlevi koruyarak yeniden örgütlenme kapasitesi olarak tanımlamaktadır. Andréen ve Goidea (2022) aynı ayrımı malzeme ölçeğinde kurmakta; mühendislik dirençliliği olarak adlandırılan birinci tanımın daha çok doğrusal sistemler ile değişime direnmenin amaçlandığı bağlamlar için geçerli olduğunu belirtmektedir.</w:t>
       </w:r>
     </w:p>
     <w:p>
@@ -3518,7 +2483,7 @@
           <w:sz w:val="24"/>
           <w:szCs w:val="24"/>
         </w:rPr>
-        <w:t xml:space="preserve">Andréen ve Goidea (2022), biyolojik tasarım ilkeleri arasında saydıkları dirençlilik yoluyla dayanıklılık ilkesini modern mimarlık kültürünün kalıcı ve durağan malzeme ve biçimlere olan eğilimiyle karşıtlık içinde kurmaktadır. Yazarlara göre bu eğilim, tek tek hücrelerin ölümlü olmasına karşın bütünsel biçimin sürdüğü biyolojik bedenlerin işleyişine aykırıdır. Buradan güncel sürdürülebilirlik söylemine yönelik açık bir eleştiri türetmektedirler: ekolojik ve iklimsel bir acil durum döneminde, sürdürülebilirlik niteliğini başlangıçtaki kaynak tüketiminin uzun bir süreye yayıldığı varsayımından elde eden yapılar inşa etmek savunulabilir değildir. Eleştiri, toplumun, kentlerin ve doğanın teknolojik gelişme, nüfus artışı, göç ve iklim değişikliği nedeniyle giderek hızlanan bir tempoda değiştiği koşullarda özellikle geçerlidir.</w:t>
+        <w:t xml:space="preserve">Andréen ve Goidea (2022), biyolojik tasarım ilkeleri arasında saydıkları dirençlilik yoluyla dayanıklılık ilkesini modern mimarlık kültürünün kalıcı ve durağan malzeme ve biçimlere olan eğilimiyle karşıtlık içinde kurmaktadır. Yazarlara göre bu eğilim, tek tek hücrelerin ölümlü olmasına karşın bütünsel biçimin sürdüğü biyolojik bedenlerin işleyişine aykırıdır. Buradan güncel sürdürülebilirlik söylemine yönelik açık bir eleştiri türetmektedirler: ekolojik ve iklimsel bir acil durum döneminde, sürdürülebilirlik niteliğini başlangıçtaki kaynak tüketiminin uzun bir süreye yayıldığı varsayımından elde eden yapılar inşa etmek savunulabilir değildir. Eleştiri, toplumun, kentlerin ve doğanın giderek hızlanan bir tempoda değiştiği koşullarda özellikle geçerlidir.</w:t>
       </w:r>
     </w:p>
     <w:p>
@@ -3529,38 +2494,40 @@
       <w:r>
         <w:rPr>
           <w:rFonts w:ascii="Times New Roman" w:cs="Times New Roman" w:eastAsia="Times New Roman" w:hAnsi="Times New Roman"/>
-          <w:b w:val="false"/>
-          <w:bCs w:val="false"/>
-          <w:i w:val="false"/>
-          <w:iCs w:val="false"/>
-          <w:sz w:val="24"/>
-          <w:szCs w:val="24"/>
-        </w:rPr>
-        <w:t xml:space="preserve">Bu akıl yürütmenin biyomalzemeler açısından sonucu, alanyazındaki en keskin saptamalardan biridir: biyomalzemeler endüstriyel olarak mühendislik ürünü malzemelere kıyasla daha az dayanıklılık sergiliyorlarsa, aynı zamanda daha esnek, daha dinamik ve daha geri dönüştürülebilirdir; sürekli yeniden biçimlendirme ve bakım ilkeleri üzerine kurulu bir yapı ise doğası gereği uyarlanabilirdir (Andréen ve Goidea, 2022). </w:t>
-      </w:r>
+          <w:sz w:val="24"/>
+          <w:szCs w:val="24"/>
+        </w:rPr>
+        <w:t xml:space="preserve">Bu akıl yürütmenin biyomalzemeler açısından sonucu, literatürdeki en keskin saptamalardan biridir: biyomalzemeler endüstriyel olarak mühendislik ürünü malzemelere kıyasla daha az dayanıklılık sergiliyorlarsa, aynı zamanda daha esnek, daha dinamik ve daha geri dönüştürülebilirdir; sürekli yeniden biçimlendirme ve bakım ilkeleri üzerine kurulu bir yapı ise doğası gereği uyarlanabilirdir (Andréen ve Goidea, 2022). Dayanıklılık, bu çerçevede malzemenin bozulmaması değil, sistemin değişim karşısında sürekliliğini koruyabilmesi anlamına gelmektedir. Yazarlar ilkenin örneğini vernaküler toprak köylerinde bulmaktadır: kil esaslı bu yapılar kullanılabilir kalmak için sürekli bakım gerektirir; bakım sürdürüldüğünde dirençliliklerini korur, sürdürülmediğinde ise peyzaja geri karışır ya da yeni yapılar için hammaddeye dönüşür. Malzemeler kimyasal olarak ya da ısıyla işlenmemiş olduğundan yapılı çevre tümüyle tersinirdir.</w:t>
+      </w:r>
+    </w:p>
+    <w:p>
+      <w:pPr>
+        <w:spacing w:after="160" w:line="360"/>
+        <w:jc w:val="both"/>
+      </w:pPr>
+      <w:r>
+        <w:rPr>
+          <w:rFonts w:ascii="Times New Roman" w:cs="Times New Roman" w:eastAsia="Times New Roman" w:hAnsi="Times New Roman"/>
+          <w:sz w:val="24"/>
+          <w:szCs w:val="24"/>
+        </w:rPr>
+        <w:t xml:space="preserve">Değişkenlik bu çerçevede ikinci bir kapasite olarak belirir. Goidea ve diğ. (2022), biyofabrikasyonun en umut verici yönlerinden birinin adaptasyon ve değişkenlik potansiyeli olduğunu belirtmektedir. Yazarlara göre miselyum biyokompozitlerde farklı mantar türleri hem üretim süreci hem de mimari nesnenin performansı bakımından farklı sonuçlara yol açar; tür seçiminde büyüme hızı ve genetik kararlılığın yanı sıra dayanım, ısı iletkenliği ve görünüm gibi etkenler devreye girer. Değişkenlik böylece bir kusur değil, tasarımın çalıştığı parametre kümesine dönüşmektedir: mimarlar biçim çizmek yerine, ancak bir bağlama yerleştirildiğinde anlam kazanan süreçleri tanımlayabilir. Ancak Chang ve diğ. (2020), biyokompozitlerin uzun süreli dayanıklılık performansına ilişkin bilimsel bilginin erişilebilir literatürde oldukça sınırlı kaldığını ortaya koymaktadır. Değişkenliği bir kapasiteye dönüştürmek, malzemenin zaman içindeki davranışının bilinmesini gerektirir; bu bilgi henüz büyük ölçüde eksiktir.</w:t>
+      </w:r>
+    </w:p>
+    <w:p>
+      <w:pPr>
+        <w:pStyle w:val="Heading2"/>
+        <w:spacing w:after="170" w:before="320" w:line="360"/>
+      </w:pPr>
       <w:r>
         <w:rPr>
           <w:rFonts w:ascii="Times New Roman" w:cs="Times New Roman" w:eastAsia="Times New Roman" w:hAnsi="Times New Roman"/>
           <w:b/>
           <w:bCs/>
-          <w:i w:val="false"/>
-          <w:iCs w:val="false"/>
-          <w:sz w:val="24"/>
-          <w:szCs w:val="24"/>
-        </w:rPr>
-        <w:t xml:space="preserve">Dayanıklılık, bu çerçevede malzemenin bozulmaması değil, sistemin değişim karşısında sürekliliğini koruyabilmesi anlamına gelmektedir.</w:t>
-      </w:r>
-      <w:r>
-        <w:rPr>
-          <w:rFonts w:ascii="Times New Roman" w:cs="Times New Roman" w:eastAsia="Times New Roman" w:hAnsi="Times New Roman"/>
-          <w:b w:val="false"/>
-          <w:bCs w:val="false"/>
-          <w:i w:val="false"/>
-          <w:iCs w:val="false"/>
-          <w:sz w:val="24"/>
-          <w:szCs w:val="24"/>
-        </w:rPr>
-        <w:t xml:space="preserve"> Yazarlar ilkenin örneğini vernaküler toprak köylerinde bulmaktadır: kil esaslı bu yapılar kullanılabilir kalmak için sürekli bakım gerektirir; bakım sürdürüldüğünde dirençliliklerini korur, sürdürülmediğinde ise peyzaja geri karışır ya da yeni yapılar için hammaddeye dönüşür. Malzemeler kimyasal olarak ya da ısıyla işlenmemiş olduğundan yapılı çevre tümüyle tersinirdir.</w:t>
+          <w:sz w:val="24"/>
+          <w:szCs w:val="24"/>
+        </w:rPr>
+        <w:t xml:space="preserve">5.3. Zamansallık, yedeklilik ve ölçek ilişkisi</w:t>
       </w:r>
     </w:p>
     <w:p>
@@ -3574,7 +2541,7 @@
           <w:sz w:val="24"/>
           <w:szCs w:val="24"/>
         </w:rPr>
-        <w:t xml:space="preserve">Değişkenlik bu çerçevede ikinci bir kapasite olarak belirir. Goidea ve diğ. (2022), biyofabrikasyonun yapı üretiminde kullanılmasının en umut verici yönlerinden birinin adaptasyon ve değişkenlik potansiyeli olduğunu belirtmektedir. Yazarlara göre miselyum biyokompozitlerde farklı mantar türleri hem üretim süreci hem de mimari nesnenin performansı bakımından farklı sonuçlara yol açar; tür seçiminde biyolojik açıdan büyüme hızı ve genetik kararlılık, mimari açıdan ise dayanım, ısı iletkenliği, su iticilik ve görünüm gibi etkenler devreye girer. Değişkenlik böylece bir kusur değil, tasarımın çalıştığı parametre kümesine dönüşmektedir: yazarların ifadesiyle mimarlar biçim çizmek yerine, ancak bir bağlama yerleştirildiğinde anlam kazanan süreçleri tanımlayabilir.</w:t>
+        <w:t xml:space="preserve">Biyolojik temelli üretimin zamansal örgütlenmesi de dirençlilik tartışmasının bir parçasıdır. Andréen ve Goidea (2022), biyofabrikasyonun zaman çizelgesinin bir dezavantaj oluşturabileceğini, ancak beton yapıların da tam kürlenme için sıklıkla benzer süreler gerektirdiğini hatırlatmaktadır. Yazarlara göre belirleyici olan süre değil, üretim ile kullanım arasındaki ilişkinin kurgulanma biçimidir: inşa ile iskân ilişkisi doğrusal değil koşut olarak yeniden düşünüldüğünde ivedilik anlamını yitirir. Aynı çalışma, iskân ile inşanın birbirinden ayrılmasının inşa süresinin kısaltılmasını, bunun da merkezî tedarik sistemlerini, ölçek ekonomilerini ve malzeme standartlaşmasını zorunlu kıldığını belirtmektedir; daha organik bir büyüme modeli olanaklı kılındığında ise malzeme tedariki yerel olarak çözülebilir.</w:t>
       </w:r>
     </w:p>
     <w:p>
@@ -3585,54 +2552,10 @@
       <w:r>
         <w:rPr>
           <w:rFonts w:ascii="Times New Roman" w:cs="Times New Roman" w:eastAsia="Times New Roman" w:hAnsi="Times New Roman"/>
-          <w:b w:val="false"/>
-          <w:bCs w:val="false"/>
-          <w:i w:val="false"/>
-          <w:iCs w:val="false"/>
-          <w:sz w:val="24"/>
-          <w:szCs w:val="24"/>
-        </w:rPr>
-        <w:t xml:space="preserve">Ancak değişkenliğin yalnızca bir olanak olmadığı da belirtilmelidir. Chang ve diğ. (2020), biyokompozitlerin mekanik performansını geliştirmeye yönelik çalışmaların çokluğuna karşın, bu malzemelerin </w:t>
-      </w:r>
-      <w:r>
-        <w:rPr>
-          <w:rFonts w:ascii="Times New Roman" w:cs="Times New Roman" w:eastAsia="Times New Roman" w:hAnsi="Times New Roman"/>
-          <w:b/>
-          <w:bCs/>
-          <w:i w:val="false"/>
-          <w:iCs w:val="false"/>
-          <w:sz w:val="24"/>
-          <w:szCs w:val="24"/>
-        </w:rPr>
-        <w:t xml:space="preserve">uzun süreli dayanıklılık performansına ilişkin bilimsel bilginin erişilebilir alanyazında oldukça sınırlı kaldığını</w:t>
-      </w:r>
-      <w:r>
-        <w:rPr>
-          <w:rFonts w:ascii="Times New Roman" w:cs="Times New Roman" w:eastAsia="Times New Roman" w:hAnsi="Times New Roman"/>
-          <w:b w:val="false"/>
-          <w:bCs w:val="false"/>
-          <w:i w:val="false"/>
-          <w:iCs w:val="false"/>
-          <w:sz w:val="24"/>
-          <w:szCs w:val="24"/>
-        </w:rPr>
-        <w:t xml:space="preserve"> ortaya koymakta; farklı yaşlanma mekanizmalarının ve hizmet koşullarının etkilerine yönelik çalışmalara ihtiyaç duyulduğunu belirtmektedir. Dolayısıyla değişkenliği bir kapasiteye dönüştürmek, malzemenin zaman içindeki davranışının bilinmesini gerektirir; bu bilgi henüz büyük ölçüde eksiktir.</w:t>
-      </w:r>
-    </w:p>
-    <w:p>
-      <w:pPr>
-        <w:pStyle w:val="Heading2"/>
-        <w:spacing w:after="170" w:before="320" w:line="360"/>
-      </w:pPr>
-      <w:r>
-        <w:rPr>
-          <w:rFonts w:ascii="Times New Roman" w:cs="Times New Roman" w:eastAsia="Times New Roman" w:hAnsi="Times New Roman"/>
-          <w:b/>
-          <w:bCs/>
-          <w:sz w:val="24"/>
-          <w:szCs w:val="24"/>
-        </w:rPr>
-        <w:t xml:space="preserve">5.3. Zamansallık, yedeklilik ve ölçek ilişkisi</w:t>
+          <w:sz w:val="24"/>
+          <w:szCs w:val="24"/>
+        </w:rPr>
+        <w:t xml:space="preserve">Dirençlilik tartışmasının yapısal karşılığı yedeklilik kavramında belirginleşir. Andréen ve Goidea (2022), ekolojik sistemlerin büyük ölçüde yedekliliğe ve etkileşime dayandığını belirtmekte ve yedekliliği, bir sistemdeki işlev örtüşmesinin hayati işlevlerin sürmesine ve daha önce yedek konumundaki ögelerin yeni işlevler üstlenmesine olanak tanıyarak sistemin değişmesine izin verme derecesi olarak tanımlamaktadır. Yazarlar ilkeyi örümcek ağları üzerinden örneklendirmektedir: üç boyutlu karışık ağlar her yönde yüksek sağlamlık gösterir ve %100 gerinimde bile bütünlüğünü korur, çünkü karmaşık örgü içindeki lif yedekliliği bütünsel çöküşü önleyerek art arda kopmaya olanak tanır. Yedeklilik bu çerçevede fazlalık değil, yerel bir bozulmanın sistemin tamamına yayılmasını engelleyen bir örgütlenme biçimidir.</w:t>
       </w:r>
     </w:p>
     <w:p>
@@ -3646,51 +2569,7 @@
           <w:sz w:val="24"/>
           <w:szCs w:val="24"/>
         </w:rPr>
-        <w:t xml:space="preserve">Biyolojik temelli üretimin zamansal örgütlenmesi de dirençlilik tartışmasının bir parçasıdır. Andréen ve Goidea (2022), biyofabrikasyonun zaman çizelgesinin — miselyum esaslı malzemelerde günler ile haftalar aralığında — bir dezavantaj oluşturabileceğini, ancak beton yapıların da tam kürlenme için sıklıkla benzer süreler gerektirdiğini hatırlatmaktadır. Yazarlara göre belirleyici olan süre değil, üretim ile kullanım arasındaki ilişkinin kurgulanma biçimidir: inşa ile iskân ilişkisi doğrusal değil koşut olarak yeniden düşünüldüğünde ivedilik anlamını yitirir ve yapının iskânı, yapının büyümesi ve yeniden yapılmasıyla sürekli biçimde birlikte var olur. Yazarlar bu kurgunun yapı kültüründe karşılığını İran’daki Esfahak köyü gibi kerpiç yerleşmelerde ve 1980’den 2021’e dek sürekli inşa hâlinde kalmış, bütüncül bir plana dayanmayan bir sanat yapıtında göstermektedir. Aynı çalışma, iskân ile inşa birbirinden ayrıldığında inşa süresinin kısaltılması gerektiğini, bunun merkezî tedarik sistemlerini ve ölçek ekonomilerini zorunlu kıldığını, malzemelerin standartlaşmasının ise bunu izlediğini belirtmektedir. Daha organik bir büyüme modeli olanaklı kılındığında ise malzeme tedariki yerel olarak çözülebilir.</w:t>
-      </w:r>
-    </w:p>
-    <w:p>
-      <w:pPr>
-        <w:spacing w:after="160" w:line="360"/>
-        <w:jc w:val="both"/>
-      </w:pPr>
-      <w:r>
-        <w:rPr>
-          <w:rFonts w:ascii="Times New Roman" w:cs="Times New Roman" w:eastAsia="Times New Roman" w:hAnsi="Times New Roman"/>
-          <w:b w:val="false"/>
-          <w:bCs w:val="false"/>
-          <w:i w:val="false"/>
-          <w:iCs w:val="false"/>
-          <w:sz w:val="24"/>
-          <w:szCs w:val="24"/>
-        </w:rPr>
-        <w:t xml:space="preserve">Dirençlilik tartışmasının yapısal karşılığı yedeklilik kavramında belirginleşir. Andréen ve Goidea (2022), ekolojik sistemlerin büyük ölçüde yedekliliğe ve etkileşime dayandığını belirtmekte ve yedekliliği, bir sistemdeki işlev örtüşmesinin hayati işlevlerin sürmesine ve daha önce yedek konumundaki ögelerin yeni işlevler üstlenmesine olanak tanıyarak sistemin değişmesine izin verme derecesi olarak tanımlamaktadır. Yazarlar ilkeyi örümcek ağları üzerinden örneklendirmektedir: üç boyutlu karışık ağlar her yönde yüksek sağlamlık gösterir ve %100 gerinimde bile bütünlüğünü korur, çünkü karmaşık örgü içindeki lif yedekliliği bütünsel çöküşü önleyerek art arda kopmaya olanak tanır. </w:t>
-      </w:r>
-      <w:r>
-        <w:rPr>
-          <w:rFonts w:ascii="Times New Roman" w:cs="Times New Roman" w:eastAsia="Times New Roman" w:hAnsi="Times New Roman"/>
-          <w:b/>
-          <w:bCs/>
-          <w:i w:val="false"/>
-          <w:iCs w:val="false"/>
-          <w:sz w:val="24"/>
-          <w:szCs w:val="24"/>
-        </w:rPr>
-        <w:t xml:space="preserve">Yedeklilik bu çerçevede fazlalık değil, yerel bir bozulmanın sistemin tamamına yayılmasını engelleyen bir örgütlenme biçimidir.</w:t>
-      </w:r>
-    </w:p>
-    <w:p>
-      <w:pPr>
-        <w:spacing w:after="160" w:line="360"/>
-        <w:jc w:val="both"/>
-      </w:pPr>
-      <w:r>
-        <w:rPr>
-          <w:rFonts w:ascii="Times New Roman" w:cs="Times New Roman" w:eastAsia="Times New Roman" w:hAnsi="Times New Roman"/>
-          <w:sz w:val="24"/>
-          <w:szCs w:val="24"/>
-        </w:rPr>
-        <w:t xml:space="preserve">Goidea ve diğ. (2022) ise önerdikleri ölçekler arası yaklaşımın merkezine değişken ölçekler, sistemler ve malzemeler arasındaki karşılıklı bağımlılığı yerleştirmektedir. Yazarlara göre bu bağımlılık doğrusal olmayan etkileşimler ve hızla artan karmaşıklık üretir; biyolojik sistemlerde kural olan bu koşullar, biçimsel ve işlevsel karmaşıklığın katlanarak artması nedeniyle geleneksel mühendislik yaklaşımlarına katı bir sınır koymaktadır. Yazarlara göre doğa ve biyolojik süreçler karmaşık ve birbirine bağlı sorunlara daha uygun, temelden farklı bir tasarım mantığına dayanmakta ve bu mantık söz konusu karmaşıklık tavanını aşmayı olanaklı kılmaktadır. Bu nokta, dirençliliğin yalnızca malzeme ölçeğinde ele alınamayacağını; bileşen, sistem ve mekân ölçeklerinin birlikte değerlendirilmesi gerektiğini göstermektedir. Buradan çıkan genel sonuç, döngüsellik ile dirençliliğin eş anlamlı olmadığı; ancak uyarlanabilirlik, modülerlik, tersinirlik, kaynak çeşitliliği ve onarılabilirlik gibi ortak tasarım özellikleri üzerinden birbirini destekleyen iki yaklaşım olarak değerlendirilebileceğidir.</w:t>
+        <w:t xml:space="preserve">Goidea ve diğ. (2022) ise önerdikleri ölçekler arası yaklaşımın merkezine değişken ölçekler, sistemler ve malzemeler arasındaki karşılıklı bağımlılığı yerleştirmektedir. Yazarlara göre bu bağımlılık doğrusal olmayan etkileşimler ve hızla artan karmaşıklık üretir; biyolojik sistemlerde kural olan bu koşullar, biçimsel ve işlevsel karmaşıklığın katlanarak artması nedeniyle geleneksel mühendislik yaklaşımlarına katı bir sınır koymaktadır. Doğa ve biyolojik süreçler ise karmaşık ve birbirine bağlı sorunlara daha uygun, temelden farklı bir tasarım mantığına dayanmakta ve bu mantık söz konusu karmaşıklık tavanını aşmayı olanaklı kılmaktadır. Nokta, dirençliliğin yalnızca malzeme ölçeğinde ele alınamayacağını; bileşen, sistem ve mekân ölçeklerinin birlikte değerlendirilmesi gerektiğini göstermektedir. Buradan çıkan genel sonuç, döngüsellik ile dirençliliğin eş anlamlı olmadığı; ancak uyarlanabilirlik, modülerlik, tersinirlik, kaynak çeşitliliği ve onarılabilirlik gibi ortak tasarım özellikleri üzerinden birbirini destekleyen iki yaklaşım olarak değerlendirilebileceğidir.</w:t>
       </w:r>
     </w:p>
     <w:p>
@@ -3747,38 +2626,40 @@
       <w:r>
         <w:rPr>
           <w:rFonts w:ascii="Times New Roman" w:cs="Times New Roman" w:eastAsia="Times New Roman" w:hAnsi="Times New Roman"/>
-          <w:b w:val="false"/>
-          <w:bCs w:val="false"/>
-          <w:i w:val="false"/>
-          <w:iCs w:val="false"/>
-          <w:sz w:val="24"/>
-          <w:szCs w:val="24"/>
-        </w:rPr>
-        <w:t xml:space="preserve">Biyolojik temelli malzemelerin yapılı çevredeki yeri, alanyazında sanıldığından daha belirgin biçimde tanımlanmıştır. Edalat (2026), inşaat sektöründe ahşap dışı biyolojik temelli yapı malzemelerinin </w:t>
-      </w:r>
+          <w:sz w:val="24"/>
+          <w:szCs w:val="24"/>
+        </w:rPr>
+        <w:t xml:space="preserve">Biyolojik temelli malzemelerin yapılı çevredeki yeri, literatürde sanıldığından daha belirgin biçimde tanımlanmıştır. Edalat (2026), inşaat sektöründe ahşap dışı biyolojik temelli yapı malzemelerinin iç ve dış yüzey kaplamaları, ısıl ve akustik yalıtım ile mobilya üretimi gibi uygulamalarda kullanıldığını; buna karşılık ahşap esaslı malzemelerin ağırlıklı olarak yapısal bileşenlerde yer aldığını ve ahşap dışı malzemelerin sınırlı mekanik dayanımları nedeniyle taşıyıcı elemanlarda nadiren kullanıldığını belirtmektedir. İki saptama bir arada okunduğunda ortaya belirgin bir sonuç çıkmaktadır: ahşap dışı biyolojik temelli malzemelerin uygulama alanı zaten büyük ölçüde iç mekândır. Bu durum bir sınırlılık olarak değil, bir konumlanma olarak değerlendirilebilir; taşıyıcı olmayan bileşenler, söz konusu malzemelerin yapısal risk eşiğinin görece düşük olduğu, dolayısıyla denenebilir oldukları alanı oluşturmaktadır.</w:t>
+      </w:r>
+    </w:p>
+    <w:p>
+      <w:pPr>
+        <w:spacing w:after="160" w:line="360"/>
+        <w:jc w:val="both"/>
+      </w:pPr>
+      <w:r>
+        <w:rPr>
+          <w:rFonts w:ascii="Times New Roman" w:cs="Times New Roman" w:eastAsia="Times New Roman" w:hAnsi="Times New Roman"/>
+          <w:sz w:val="24"/>
+          <w:szCs w:val="24"/>
+        </w:rPr>
+        <w:t xml:space="preserve">Üçüncü başlıkta aktarılan ölçek kısıtı da aynı sonucu desteklemektedir: Chayaamor-Heil ve diğ.’nin (2024) canlı organizmalarla malzeme geliştirmenin mimarlıkta ürün ve tekstil tasarımına kıyasla daha güç gerçekleştiğine ilişkin saptaması, iç mekân bileşenlerinin bu geçişteki konumunu da belirlemektedir. Ölçek ve katmanlılık bakımından mimari bütünle ürün ölçeği arasında yer aldıkları için iç mekân bileşenleri, geçişin yapılabileceği aradaki eşiği oluşturmaktadır. Tyagi ve Jain’in (2026) iç mekân tasarımında biyolojik temelli ve yenileyici malzemeler üzerine yürüttüğü sistematik derleme de alanın bu ölçekte birikmeye başladığını göstermektedir.</w:t>
+      </w:r>
+    </w:p>
+    <w:p>
+      <w:pPr>
+        <w:pStyle w:val="Heading2"/>
+        <w:spacing w:after="170" w:before="320" w:line="360"/>
+      </w:pPr>
       <w:r>
         <w:rPr>
           <w:rFonts w:ascii="Times New Roman" w:cs="Times New Roman" w:eastAsia="Times New Roman" w:hAnsi="Times New Roman"/>
           <w:b/>
           <w:bCs/>
-          <w:i w:val="false"/>
-          <w:iCs w:val="false"/>
-          <w:sz w:val="24"/>
-          <w:szCs w:val="24"/>
-        </w:rPr>
-        <w:t xml:space="preserve">iç ve dış yüzey kaplamaları, ısıl ve akustik yalıtım ile mobilya üretimi</w:t>
-      </w:r>
-      <w:r>
-        <w:rPr>
-          <w:rFonts w:ascii="Times New Roman" w:cs="Times New Roman" w:eastAsia="Times New Roman" w:hAnsi="Times New Roman"/>
-          <w:b w:val="false"/>
-          <w:bCs w:val="false"/>
-          <w:i w:val="false"/>
-          <w:iCs w:val="false"/>
-          <w:sz w:val="24"/>
-          <w:szCs w:val="24"/>
-        </w:rPr>
-        <w:t xml:space="preserve"> gibi uygulamalarda kullanıldığını; buna karşılık ahşap esaslı malzemelerin ağırlıklı olarak yapısal bileşenlerde yer aldığını belirtmektedir. Aynı çalışma, ahşap dışı malzemelerin sınırlı mekanik dayanımları nedeniyle taşıyıcı yapı elemanlarında nadiren kullanıldığını ortaya koymaktadır.</w:t>
+          <w:sz w:val="24"/>
+          <w:szCs w:val="24"/>
+        </w:rPr>
+        <w:t xml:space="preserve">6.2. İkame tuzağı ve ömür sonu kararı</w:t>
       </w:r>
     </w:p>
     <w:p>
@@ -3792,7 +2673,21 @@
           <w:sz w:val="24"/>
           <w:szCs w:val="24"/>
         </w:rPr>
-        <w:t xml:space="preserve">İki saptama bir arada okunduğunda ortaya belirgin bir sonuç çıkmaktadır: ahşap dışı biyolojik temelli malzemelerin uygulama alanı zaten büyük ölçüde iç mekândır. Bu durum bir sınırlılık olarak değil, bir konumlanma olarak değerlendirilebilir. Taşıyıcı olmayan bileşenler, söz konusu malzemelerin yapısal risk eşiğinin görece düşük olduğu, dolayısıyla denenebilir oldukları alanı oluşturmaktadır. Üçüncü başlıkta aktarılan ölçek kısıtı da aynı sonucu desteklemektedir: Chayaamor-Heil ve diğ.’nin (2024) canlı organizmalarla malzeme geliştirmenin mimarlıkta ürün ve tekstil tasarımına kıyasla daha güç gerçekleştiğine ilişkin saptaması, iç mekân bileşenlerinin bu geçişteki konumunu da belirlemektedir. Ölçek ve katmanlılık bakımından mimari bütünle ürün ölçeği arasında yer aldıkları için iç mekân bileşenleri, geçişin yapılabileceği aradaki eşiği oluşturmaktadır.</w:t>
+        <w:t xml:space="preserve">Biyolojik temelli malzemelerin iç mekâna girişinde en yaygın yaklaşım, bu malzemelerin yerleşik malzemelerin yerine konmasıdır. Karana ve diğ. (2018) bu eğilimi doğrudan saptamaktadır: büyütülmüş malzemeler bugüne kadar çoğunlukla geleneksel malzemelerin yerine geçen uygulamalarda kullanılmıştır. Yazarlara göre bu durum, malzemenin kendi niteliklerinin değerlendirilmeden kaldığı anlamına gelir. Malzeme Odaklı Tasarım yöntemi tam da bu nedenle önerilmektedir: yöntem, geliştirilmekte olan bir malzeme için özgün uygulama fikirleri bulmak üzere, malzemenin kendine özgü teknik ve deneyimsel niteliklerinin uygun ve yaratıcı biçimde öne çıkarılmasını ve birbirine bağlanmasını sağlar (Karana ve diğ., 2015). Camere ve Karana’nın (2018) malzeme seçiminden malzeme tasarımına doğru bir kayma olarak adlandırdığı dönüşüm, iç mimarlık ölçeğinde somut bir ölçüt üretmektedir: bir miselyum panelini alçıpanın yerine koymak, biyolojik temelli bir malzemeyi kullanmak ama onu bir biyotasarım nesnesi olarak kullanmamaktır.</w:t>
+      </w:r>
+    </w:p>
+    <w:p>
+      <w:pPr>
+        <w:spacing w:after="160" w:line="360"/>
+        <w:jc w:val="both"/>
+      </w:pPr>
+      <w:r>
+        <w:rPr>
+          <w:rFonts w:ascii="Times New Roman" w:cs="Times New Roman" w:eastAsia="Times New Roman" w:hAnsi="Times New Roman"/>
+          <w:sz w:val="24"/>
+          <w:szCs w:val="24"/>
+        </w:rPr>
+        <w:t xml:space="preserve">Döngüselliğin bileşim ve birleşimde kararlaştığı sav da iç mekân ölçeğinde somut biçimde gözlenebilmektedir. Edalat (2026), yirmi çalışmayı döngüsellik ölçütleri üzerinden değerlendirdiği incelemesinde, kahve atığı ile üre-formaldehit reçinesi kullanılarak üretilen ve ısıl ile akustik performansı sınanan bir iç mekân duvar paneli çalışmasını ele almaktadır. Değerlendirmenin sonucu dikkat çekicidir: atık kökenli tedarik bakımından çalışma tam puan almakta, buna karşılık geri dönüştürülebilirlik, biyobozunurluk ve ömür sonu ölçütü hiç dikkate alınmamış olarak puanlanmaktadır. Örnek, bölümün savını iç mimarlığın kendi nesnesi üzerinden göstermektedir: bir duvar paneli atıktan üretilmiş olabilir; ancak sentetik bir reçineyle bağlandığında ve ömür sonu senaryosu kurgulanmadığında döngüsel bir bileşen hâline gelmez. Rios ve diğ.’nin (2015) sökülebilirlik için tasarım ilkelerinin kuramda yerleşmiş olmasına karşın uygulamada çok az karşılık bulduğuna ilişkin saptaması, bu boşluğun yapı ölçeğinde de geçerli olduğunu göstermektedir.</w:t>
       </w:r>
     </w:p>
     <w:p>
@@ -3808,7 +2703,7 @@
           <w:sz w:val="24"/>
           <w:szCs w:val="24"/>
         </w:rPr>
-        <w:t xml:space="preserve">6.2. İkame tuzağı ve ömür sonu kararı</w:t>
+        <w:t xml:space="preserve">6.3. Mekânsal sistem, deneyim ve bir uygulama örneği</w:t>
       </w:r>
     </w:p>
     <w:p>
@@ -3819,38 +2714,10 @@
       <w:r>
         <w:rPr>
           <w:rFonts w:ascii="Times New Roman" w:cs="Times New Roman" w:eastAsia="Times New Roman" w:hAnsi="Times New Roman"/>
-          <w:b w:val="false"/>
-          <w:bCs w:val="false"/>
-          <w:i w:val="false"/>
-          <w:iCs w:val="false"/>
-          <w:sz w:val="24"/>
-          <w:szCs w:val="24"/>
-        </w:rPr>
-        <w:t xml:space="preserve">Biyolojik temelli malzemelerin iç mekâna girişinde en yaygın yaklaşım, bu malzemelerin yerleşik malzemelerin yerine konmasıdır. Karana ve diğ. (2018) bu eğilimi doğrudan saptamaktadır: büyütülmüş malzemeler bugüne kadar çoğunlukla </w:t>
-      </w:r>
-      <w:r>
-        <w:rPr>
-          <w:rFonts w:ascii="Times New Roman" w:cs="Times New Roman" w:eastAsia="Times New Roman" w:hAnsi="Times New Roman"/>
-          <w:b/>
-          <w:bCs/>
-          <w:i w:val="false"/>
-          <w:iCs w:val="false"/>
-          <w:sz w:val="24"/>
-          <w:szCs w:val="24"/>
-        </w:rPr>
-        <w:t xml:space="preserve">geleneksel malzemelerin yerine geçen uygulamalarda</w:t>
-      </w:r>
-      <w:r>
-        <w:rPr>
-          <w:rFonts w:ascii="Times New Roman" w:cs="Times New Roman" w:eastAsia="Times New Roman" w:hAnsi="Times New Roman"/>
-          <w:b w:val="false"/>
-          <w:bCs w:val="false"/>
-          <w:i w:val="false"/>
-          <w:iCs w:val="false"/>
-          <w:sz w:val="24"/>
-          <w:szCs w:val="24"/>
-        </w:rPr>
-        <w:t xml:space="preserve"> kullanılmıştır. Yazarlara göre bu durum, malzemenin kendi niteliklerinin değerlendirilmeden kaldığı anlamına gelir. Malzeme Odaklı Tasarım yöntemi tam da bu nedenle önerilmektedir: yöntem, geliştirilmekte olan bir malzeme için özgün uygulama fikirleri bulmak üzere, malzemenin kendine özgü teknik ve deneyimsel niteliklerinin uygun ve yaratıcı biçimde öne çıkarılmasını ve birbirine bağlanmasını sağlar (Karana ve diğ., 2015).</w:t>
+          <w:sz w:val="24"/>
+          <w:szCs w:val="24"/>
+        </w:rPr>
+        <w:t xml:space="preserve">Biyolojik temelli malzemelerin mekânsal karşılığı, tek bir bileşen ölçeğinde değil ölçekler arası bir ilişkide kurulur. Beşinci başlıkta aktarılan karşılıklı bağımlılık ilkesinin iç mekândaki karşılığı, bileşenin bağımsız bir nesne değil, sökülüp yeniden kurulabilen bir sistemin parçası olarak tasarlanmasıdır. Andréen ve Goidea’nın (2022) belirttiği gibi, malzemeler kimyasal olarak ya da ısıyla işlenmemiş olduğunda yapılı çevre tümüyle tersinir hâle gelir ve ekleme ile değişiklikler az çabayla yapılabilir. İç mekânın bu tartışmadaki özgül konumu, Edalat’ın (2026) gelecek araştırma yönleri arasında saydığı boşlukla da örtüşmektedir: döngüsel ekonominin kullanım, onarım ve yeniden kullanım aşamaları yeterince araştırılmamış ve büyük ölçüde bağlama bağlıdır. Bu aşamaların tamamı, kullanıcının malzemeyle doğrudan temas ettiği ölçekte, yani iç mekânda gerçekleşmektedir.</w:t>
       </w:r>
     </w:p>
     <w:p>
@@ -3861,26 +2728,10 @@
       <w:r>
         <w:rPr>
           <w:rFonts w:ascii="Times New Roman" w:cs="Times New Roman" w:eastAsia="Times New Roman" w:hAnsi="Times New Roman"/>
-          <w:b w:val="false"/>
-          <w:bCs w:val="false"/>
-          <w:i w:val="false"/>
-          <w:iCs w:val="false"/>
-          <w:sz w:val="24"/>
-          <w:szCs w:val="24"/>
-        </w:rPr>
-        <w:t xml:space="preserve">Saptama, bölümün daha önce kurulan savıyla birleşmektedir. Camere ve Karana’nın (2018) malzeme seçiminden malzeme tasarımına doğru bir kayma olarak adlandırdığı dönüşüm, iç mimarlık ölçeğinde somut bir ölçüt üretmektedir: </w:t>
-      </w:r>
-      <w:r>
-        <w:rPr>
-          <w:rFonts w:ascii="Times New Roman" w:cs="Times New Roman" w:eastAsia="Times New Roman" w:hAnsi="Times New Roman"/>
-          <w:b/>
-          <w:bCs/>
-          <w:i w:val="false"/>
-          <w:iCs w:val="false"/>
-          <w:sz w:val="24"/>
-          <w:szCs w:val="24"/>
-        </w:rPr>
-        <w:t xml:space="preserve">bir miselyum panelini alçıpanın yerine koymak, biyolojik temelli bir malzemeyi kullanmak ama onu bir biyotasarım nesnesi olarak kullanmamaktır.</w:t>
+          <w:sz w:val="24"/>
+          <w:szCs w:val="24"/>
+        </w:rPr>
+        <w:t xml:space="preserve">Bu temas yalnızca teknik bir mesele değildir. Karana ve diğ. (2018), miselyum esaslı bir malzemeyle yürütülen tasarım sürecinde tasarımcının üç belirsizlik kaynağıyla baş etmek durumunda kaldığını ortaya koymaktadır: mikroorganizmanın failliği, malzemenin kendine özgü zamansallığı ve malzemenin toplum tarafından kabulü. Üçüncüsü iç mimarlık açısından özellikle belirleyicidir. Rognoli ve Ayala García’nın (2018) belirttiği gibi malzeme deneyimimiz, çevremizi saran nesnelerin neredeyse tamamının endüstriyel seri üretimden gelmesi nedeniyle koşullanmış bir deneyimdir; bu koşullanma, tekdüzeliği kalite ile, değişkenliği ise kusur ile özdeşleştiren bir beklenti üretir. Oysa biyolojik temelli malzemelerde değişkenlik malzemenin kimliğinin parçasıdır. İç mekân, kullanıcının malzemeye dokunduğu, yaşlanmasını izlediği ve onunla gündelik ilişki kurduğu ölçek olduğu için, bu beklentinin dönüşeceği ya da direneceği yer de burasıdır.</w:t>
       </w:r>
     </w:p>
     <w:p>
@@ -3891,124 +2742,10 @@
       <w:r>
         <w:rPr>
           <w:rFonts w:ascii="Times New Roman" w:cs="Times New Roman" w:eastAsia="Times New Roman" w:hAnsi="Times New Roman"/>
-          <w:b w:val="false"/>
-          <w:bCs w:val="false"/>
-          <w:i w:val="false"/>
-          <w:iCs w:val="false"/>
-          <w:sz w:val="24"/>
-          <w:szCs w:val="24"/>
-        </w:rPr>
-        <w:t xml:space="preserve">Döngüselliğin malzemenin kökeninde değil bileşim ve birleşiminde kararlaştığı sav da iç mekân ölçeğinde somut biçimde gözlenebilmektedir. Edalat (2026), yirmi çalışmayı altı ölçüt üzerinden değerlendirdiği incelemesinde, kahve atığı ile üre-formaldehit reçinesi kullanılarak üretilen ve ısıl ile akustik performansı sınanan bir iç mekân duvar paneli çalışmasını ele almaktadır. Değerlendirmenin sonucu dikkat çekicidir: atık kökenli tedarik ölçütü bakımından çalışma tam puan almakta, buna karşılık </w:t>
-      </w:r>
-      <w:r>
-        <w:rPr>
-          <w:rFonts w:ascii="Times New Roman" w:cs="Times New Roman" w:eastAsia="Times New Roman" w:hAnsi="Times New Roman"/>
-          <w:b/>
-          <w:bCs/>
-          <w:i w:val="false"/>
-          <w:iCs w:val="false"/>
-          <w:sz w:val="24"/>
-          <w:szCs w:val="24"/>
-        </w:rPr>
-        <w:t xml:space="preserve">geri dönüştürülebilirlik, biyobozunurluk ve ömür sonu ölçütü hiç dikkate alınmamış</w:t>
-      </w:r>
-      <w:r>
-        <w:rPr>
-          <w:rFonts w:ascii="Times New Roman" w:cs="Times New Roman" w:eastAsia="Times New Roman" w:hAnsi="Times New Roman"/>
-          <w:b w:val="false"/>
-          <w:bCs w:val="false"/>
-          <w:i w:val="false"/>
-          <w:iCs w:val="false"/>
-          <w:sz w:val="24"/>
-          <w:szCs w:val="24"/>
-        </w:rPr>
-        <w:t xml:space="preserve"> olarak puanlanmaktadır. Yazar, çalışmanın malzemenin inşaat ölçeğindeki arzına ilişkin nicel veri sunmadığını ve alternatifleri karşılaştırmadığını; bu nedenle seçimin sistematik olmaktan çok fırsatçı göründüğünü belirtmektedir. Örnek, bölümün savını iç mimarlığın kendi nesnesi üzerinden göstermektedir: bir duvar paneli atıktan üretilmiş olabilir; ancak sentetik bir reçineyle bağlandığında ve ömür sonu senaryosu kurgulanmadığında döngüsel bir bileşen hâline gelmez.</w:t>
-      </w:r>
-    </w:p>
-    <w:p>
-      <w:pPr>
-        <w:pStyle w:val="Heading2"/>
-        <w:spacing w:after="170" w:before="320" w:line="360"/>
-      </w:pPr>
-      <w:r>
-        <w:rPr>
-          <w:rFonts w:ascii="Times New Roman" w:cs="Times New Roman" w:eastAsia="Times New Roman" w:hAnsi="Times New Roman"/>
-          <w:b/>
-          <w:bCs/>
-          <w:sz w:val="24"/>
-          <w:szCs w:val="24"/>
-        </w:rPr>
-        <w:t xml:space="preserve">6.3. Mekânsal sistem, deneyim ve bir uygulama örneği</w:t>
-      </w:r>
-    </w:p>
-    <w:p>
-      <w:pPr>
-        <w:spacing w:after="160" w:line="360"/>
-        <w:jc w:val="both"/>
-      </w:pPr>
-      <w:r>
-        <w:rPr>
-          <w:rFonts w:ascii="Times New Roman" w:cs="Times New Roman" w:eastAsia="Times New Roman" w:hAnsi="Times New Roman"/>
-          <w:sz w:val="24"/>
-          <w:szCs w:val="24"/>
-        </w:rPr>
-        <w:t xml:space="preserve">Biyolojik temelli malzemelerin mekânsal karşılığı, tek bir bileşen ölçeğinde değil ölçekler arası bir ilişkide kurulur. Beşinci başlıkta aktarılan karşılıklı bağımlılık ilkesinin iç mekândaki karşılığı, bileşenin bağımsız bir nesne değil, sökülüp yeniden kurulabilen bir sistemin parçası olarak tasarlanmasıdır. Andréen ve Goidea’nın (2022) belirttiği gibi, malzemeler kimyasal olarak ya da ısıyla işlenmemiş olduğunda yapılı çevre tümüyle tersinir hâle gelir ve ekleme ile değişiklikler az çabayla yapılabilir. İç mekânın bu tartışmadaki özgül konumu, Edalat’ın (2026) gelecek araştırma yönleri arasında saydığı boşlukla da örtüşmektedir: kullanım, onarım ve yeniden kullanım aşamaları yeterince araştırılmamış ve büyük ölçüde bağlama bağlıdır; kullanım ömrünü uzatma stratejileri ile kullanıcı kaynaklı bakım ve onarılabilirlik pratikleri öncelikli alanlar oluşturmaktadır. Bu aşamaların tamamı, kullanıcının malzemeyle doğrudan temas ettiği ölçekte, yani iç mekânda gerçekleşmektedir.</w:t>
-      </w:r>
-    </w:p>
-    <w:p>
-      <w:pPr>
-        <w:spacing w:after="160" w:line="360"/>
-        <w:jc w:val="both"/>
-      </w:pPr>
-      <w:r>
-        <w:rPr>
-          <w:rFonts w:ascii="Times New Roman" w:cs="Times New Roman" w:eastAsia="Times New Roman" w:hAnsi="Times New Roman"/>
-          <w:b w:val="false"/>
-          <w:bCs w:val="false"/>
-          <w:i w:val="false"/>
-          <w:iCs w:val="false"/>
-          <w:sz w:val="24"/>
-          <w:szCs w:val="24"/>
-        </w:rPr>
-        <w:t xml:space="preserve">Bu temas yalnızca teknik bir mesele değildir. Karana ve diğ. (2018), miselyum esaslı bir malzemeyle yürütülen tasarım sürecinde tasarımcının üç belirsizlik kaynağıyla baş etmek durumunda kaldığını ortaya koymaktadır: </w:t>
-      </w:r>
-      <w:r>
-        <w:rPr>
-          <w:rFonts w:ascii="Times New Roman" w:cs="Times New Roman" w:eastAsia="Times New Roman" w:hAnsi="Times New Roman"/>
-          <w:b/>
-          <w:bCs/>
-          <w:i w:val="false"/>
-          <w:iCs w:val="false"/>
-          <w:sz w:val="24"/>
-          <w:szCs w:val="24"/>
-        </w:rPr>
-        <w:t xml:space="preserve">mikroorganizmanın failliği, malzemenin kendine özgü zamansallığı ve malzemenin toplum tarafından kabulü.</w:t>
-      </w:r>
-      <w:r>
-        <w:rPr>
-          <w:rFonts w:ascii="Times New Roman" w:cs="Times New Roman" w:eastAsia="Times New Roman" w:hAnsi="Times New Roman"/>
-          <w:b w:val="false"/>
-          <w:bCs w:val="false"/>
-          <w:i w:val="false"/>
-          <w:iCs w:val="false"/>
-          <w:sz w:val="24"/>
-          <w:szCs w:val="24"/>
-        </w:rPr>
-        <w:t xml:space="preserve"> Üçüncüsü iç mimarlık açısından özellikle belirleyicidir. Rognoli ve Ayala García’nın (2018) belirttiği gibi malzeme deneyimimiz, çevremizi saran nesnelerin neredeyse tamamının endüstriyel seri üretimden gelmesi nedeniyle koşullanmış bir deneyimdir; bu koşullanma, tekdüzeliği kalite ile, değişkenliği ise kusur ile özdeşleştiren bir beklenti üretir. Oysa biyolojik temelli malzemelerde değişkenlik malzemenin kimliğinin parçasıdır. İç mekân, kullanıcının malzemeye dokunduğu, yaşlanmasını izlediği ve onunla gündelik ilişki kurduğu ölçek olduğu için, bu beklentinin dönüşeceği ya da direneceği yer de burasıdır.</w:t>
-      </w:r>
-    </w:p>
-    <w:p>
-      <w:pPr>
-        <w:spacing w:after="160" w:line="360"/>
-        <w:jc w:val="both"/>
-      </w:pPr>
-      <w:r>
-        <w:rPr>
-          <w:rFonts w:ascii="Times New Roman" w:cs="Times New Roman" w:eastAsia="Times New Roman" w:hAnsi="Times New Roman"/>
-          <w:sz w:val="24"/>
-          <w:szCs w:val="24"/>
-        </w:rPr>
-        <w:t xml:space="preserve">Yukarıda tartışılan üç ilişki — ikame yerine malzemenin kendi niteliklerinden yola çıkılması, ömür sonu senaryosunun bağlayıcı kararına yansıtılması ve bileşenin yeniden kurgulanabilir bir sistemin parçası olarak ele alınması — atık yumurta kabuğu ile doğal polimer esaslı bir bağlayıcı sistemden geliştirilen bir biyokompozit üzerinden tek bir örnekte birleştirilmiştir (Ünal, 2025). Söz konusu çalışmada malzeme bir ürün önerisi olarak değil tasarım aracı olarak ele alınmış; teknik ve deneyimsel nitelikleri Malzeme Odaklı Tasarım yöntemiyle birlikte değerlendirilmiş; malzeme değişkenliği modüler bir sisteme aktarılmış ve bu sistem sökülüp yeniden kurulabilir bir iç mekân kurgusu olarak geliştirilmiştir. Malzemenin teknik performans değerleri ve dirençlilik çözümlemesi bu bölümün kapsamı dışındadır; ilgili bulgular için adı geçen çalışmaya bakılabilir.</w:t>
+          <w:sz w:val="24"/>
+          <w:szCs w:val="24"/>
+        </w:rPr>
+        <w:t xml:space="preserve">Yukarıda tartışılan üç ilişki — ikame yerine malzemenin kendi niteliklerinden yola çıkılması, ömür sonu senaryosunun bağlayıcı kararına yansıtılması ve bileşenin yeniden kurgulanabilir bir sistemin parçası olarak ele alınması — atık yumurta kabuğu ile doğal polimer esaslı bir bağlayıcı sistemden geliştirilen bir biyokompozit üzerinden tek bir örnekte birleştirilmiştir (Ünal, 2025). Söz konusu çalışmada malzeme bir ürün önerisi olarak değil tasarım aracı olarak ele alınmış, teknik ve deneyimsel nitelikleri Malzeme Odaklı Tasarım yöntemiyle birlikte değerlendirilmiş ve malzeme değişkenliği sökülüp yeniden kurulabilir modüler bir iç mekân sistemine aktarılmıştır. Teknik performans değerleri bu bölümün kapsamı dışındadır.</w:t>
       </w:r>
     </w:p>
     <w:p>
@@ -4065,38 +2802,10 @@
       <w:r>
         <w:rPr>
           <w:rFonts w:ascii="Times New Roman" w:cs="Times New Roman" w:eastAsia="Times New Roman" w:hAnsi="Times New Roman"/>
-          <w:b w:val="false"/>
-          <w:bCs w:val="false"/>
-          <w:i w:val="false"/>
-          <w:iCs w:val="false"/>
-          <w:sz w:val="24"/>
-          <w:szCs w:val="24"/>
-        </w:rPr>
-        <w:t xml:space="preserve">Biyolojik temelli malzemelere ilişkin alanyazın, aynı malzeme grubu için hem güçlü potansiyeller hem de kalıcı sınırlılıklar bildirmektedir. Bu iki tarafın ayrı ayrı sıralanması yanıltıcıdır; çünkü çoğu durumda potansiyel ile sınırlılık </w:t>
-      </w:r>
-      <w:r>
-        <w:rPr>
-          <w:rFonts w:ascii="Times New Roman" w:cs="Times New Roman" w:eastAsia="Times New Roman" w:hAnsi="Times New Roman"/>
-          <w:b/>
-          <w:bCs/>
-          <w:i w:val="false"/>
-          <w:iCs w:val="false"/>
-          <w:sz w:val="24"/>
-          <w:szCs w:val="24"/>
-        </w:rPr>
-        <w:t xml:space="preserve">aynı özelliğin iki yüzüdür.</w:t>
-      </w:r>
-      <w:r>
-        <w:rPr>
-          <w:rFonts w:ascii="Times New Roman" w:cs="Times New Roman" w:eastAsia="Times New Roman" w:hAnsi="Times New Roman"/>
-          <w:b w:val="false"/>
-          <w:bCs w:val="false"/>
-          <w:i w:val="false"/>
-          <w:iCs w:val="false"/>
-          <w:sz w:val="24"/>
-          <w:szCs w:val="24"/>
-        </w:rPr>
-        <w:t xml:space="preserve"> Tablo 4, alanyazında bildirilen başlıca potansiyel ve sınırlılıkları sekiz boyutta karşılıklı olarak göstermektedir.</w:t>
+          <w:sz w:val="24"/>
+          <w:szCs w:val="24"/>
+        </w:rPr>
+        <w:t xml:space="preserve">Biyolojik temelli malzemelere ilişkin literatür, aynı malzeme grubu için hem güçlü potansiyeller hem de kalıcı sınırlılıklar bildirmektedir. Bu iki tarafın ayrı ayrı sıralanması yanıltıcıdır; çünkü çoğu durumda potansiyel ile sınırlılık aynı özelliğin iki yüzüdür. Tablo 3, literatürde bildirilen başlıca potansiyel ve sınırlılıkları yedi boyutta karşılıklı olarak göstermektedir.</w:t>
       </w:r>
     </w:p>
     <w:p>
@@ -4107,16 +2816,16 @@
       <w:r>
         <w:rPr>
           <w:rFonts w:ascii="Times New Roman" w:cs="Times New Roman" w:eastAsia="Times New Roman" w:hAnsi="Times New Roman"/>
-          <w:b/>
-          <w:bCs/>
           <w:sz w:val="22"/>
           <w:szCs w:val="22"/>
         </w:rPr>
-        <w:t xml:space="preserve">Tablo 4. </w:t>
-      </w:r>
-      <w:r>
-        <w:rPr>
-          <w:rFonts w:ascii="Times New Roman" w:cs="Times New Roman" w:eastAsia="Times New Roman" w:hAnsi="Times New Roman"/>
+        <w:t xml:space="preserve">Tablo 3. </w:t>
+      </w:r>
+      <w:r>
+        <w:rPr>
+          <w:rFonts w:ascii="Times New Roman" w:cs="Times New Roman" w:eastAsia="Times New Roman" w:hAnsi="Times New Roman"/>
+          <w:i/>
+          <w:iCs/>
           <w:sz w:val="22"/>
           <w:szCs w:val="22"/>
         </w:rPr>
@@ -4162,8 +2871,6 @@
             <w:r>
               <w:rPr>
                 <w:rFonts w:ascii="Times New Roman" w:cs="Times New Roman" w:eastAsia="Times New Roman" w:hAnsi="Times New Roman"/>
-                <w:b/>
-                <w:bCs/>
                 <w:sz w:val="19"/>
                 <w:szCs w:val="19"/>
               </w:rPr>
@@ -4189,8 +2896,6 @@
             <w:r>
               <w:rPr>
                 <w:rFonts w:ascii="Times New Roman" w:cs="Times New Roman" w:eastAsia="Times New Roman" w:hAnsi="Times New Roman"/>
-                <w:b/>
-                <w:bCs/>
                 <w:sz w:val="19"/>
                 <w:szCs w:val="19"/>
               </w:rPr>
@@ -4216,8 +2921,6 @@
             <w:r>
               <w:rPr>
                 <w:rFonts w:ascii="Times New Roman" w:cs="Times New Roman" w:eastAsia="Times New Roman" w:hAnsi="Times New Roman"/>
-                <w:b/>
-                <w:bCs/>
                 <w:sz w:val="19"/>
                 <w:szCs w:val="19"/>
               </w:rPr>
@@ -4244,8 +2947,6 @@
             <w:r>
               <w:rPr>
                 <w:rFonts w:ascii="Times New Roman" w:cs="Times New Roman" w:eastAsia="Times New Roman" w:hAnsi="Times New Roman"/>
-                <w:b/>
-                <w:bCs/>
                 <w:sz w:val="19"/>
                 <w:szCs w:val="19"/>
               </w:rPr>
@@ -4270,12 +2971,10 @@
             <w:r>
               <w:rPr>
                 <w:rFonts w:ascii="Times New Roman" w:cs="Times New Roman" w:eastAsia="Times New Roman" w:hAnsi="Times New Roman"/>
-                <w:b w:val="false"/>
-                <w:bCs w:val="false"/>
-                <w:sz w:val="19"/>
-                <w:szCs w:val="19"/>
-              </w:rPr>
-              <w:t xml:space="preserve">Atık akımlarının hammadde aşamasında üst değerlendirmeye dönüşmesi¹</w:t>
+                <w:sz w:val="19"/>
+                <w:szCs w:val="19"/>
+              </w:rPr>
+              <w:t xml:space="preserve">Değerlendirilemeyen biyokütlenin alternatif hammaddeye dönüşmesi¹; atık alt tabaka ile organizma bileşiminin tasarlanabilmesi²</w:t>
             </w:r>
           </w:p>
         </w:tc>
@@ -4296,12 +2995,10 @@
             <w:r>
               <w:rPr>
                 <w:rFonts w:ascii="Times New Roman" w:cs="Times New Roman" w:eastAsia="Times New Roman" w:hAnsi="Times New Roman"/>
-                <w:b w:val="false"/>
-                <w:bCs w:val="false"/>
-                <w:sz w:val="19"/>
-                <w:szCs w:val="19"/>
-              </w:rPr>
-              <w:t xml:space="preserve">Kısıtlı hammadde kaynakları; bitkisel malzeme maliyetlerinin ülkeden ülkeye değişkenliği¹</w:t>
+                <w:sz w:val="19"/>
+                <w:szCs w:val="19"/>
+              </w:rPr>
+              <w:t xml:space="preserve">Kısıtlı hammadde kaynakları; bitkisel malzeme maliyetlerinin ülkeden ülkeye değişkenliği³</w:t>
             </w:r>
           </w:p>
         </w:tc>
@@ -4324,8 +3021,6 @@
             <w:r>
               <w:rPr>
                 <w:rFonts w:ascii="Times New Roman" w:cs="Times New Roman" w:eastAsia="Times New Roman" w:hAnsi="Times New Roman"/>
-                <w:b/>
-                <w:bCs/>
                 <w:sz w:val="19"/>
                 <w:szCs w:val="19"/>
               </w:rPr>
@@ -4350,12 +3045,10 @@
             <w:r>
               <w:rPr>
                 <w:rFonts w:ascii="Times New Roman" w:cs="Times New Roman" w:eastAsia="Times New Roman" w:hAnsi="Times New Roman"/>
-                <w:b w:val="false"/>
-                <w:bCs w:val="false"/>
-                <w:sz w:val="19"/>
-                <w:szCs w:val="19"/>
-              </w:rPr>
-              <w:t xml:space="preserve">Yenilenebilirlik ve düşük gömülü enerji²</w:t>
+                <w:sz w:val="19"/>
+                <w:szCs w:val="19"/>
+              </w:rPr>
+              <w:t xml:space="preserve">Yenilenebilirlik ve düşük gömülü enerji⁴</w:t>
             </w:r>
           </w:p>
         </w:tc>
@@ -4376,12 +3069,10 @@
             <w:r>
               <w:rPr>
                 <w:rFonts w:ascii="Times New Roman" w:cs="Times New Roman" w:eastAsia="Times New Roman" w:hAnsi="Times New Roman"/>
-                <w:b w:val="false"/>
-                <w:bCs w:val="false"/>
-                <w:sz w:val="19"/>
-                <w:szCs w:val="19"/>
-              </w:rPr>
-              <w:t xml:space="preserve">Yüksek maliyetler; merkezsiz ve parçalı tedarik zincirleri¹</w:t>
+                <w:sz w:val="19"/>
+                <w:szCs w:val="19"/>
+              </w:rPr>
+              <w:t xml:space="preserve">Yüksek maliyetler; merkezsiz ve parçalı tedarik zincirleri³</w:t>
             </w:r>
           </w:p>
         </w:tc>
@@ -4404,8 +3095,6 @@
             <w:r>
               <w:rPr>
                 <w:rFonts w:ascii="Times New Roman" w:cs="Times New Roman" w:eastAsia="Times New Roman" w:hAnsi="Times New Roman"/>
-                <w:b/>
-                <w:bCs/>
                 <w:sz w:val="19"/>
                 <w:szCs w:val="19"/>
               </w:rPr>
@@ -4430,12 +3119,10 @@
             <w:r>
               <w:rPr>
                 <w:rFonts w:ascii="Times New Roman" w:cs="Times New Roman" w:eastAsia="Times New Roman" w:hAnsi="Times New Roman"/>
-                <w:b w:val="false"/>
-                <w:bCs w:val="false"/>
-                <w:sz w:val="19"/>
-                <w:szCs w:val="19"/>
-              </w:rPr>
-              <w:t xml:space="preserve">Isıl düzenleme kapasitesi²; mineral yalıtkanlarla karşılaştırılabilir ısıl performans¹</w:t>
+                <w:sz w:val="19"/>
+                <w:szCs w:val="19"/>
+              </w:rPr>
+              <w:t xml:space="preserve">Isıl düzenleme kapasitesi⁴; mineral yalıtkanlarla karşılaştırılabilir ısıl performans³</w:t>
             </w:r>
           </w:p>
         </w:tc>
@@ -4456,12 +3143,10 @@
             <w:r>
               <w:rPr>
                 <w:rFonts w:ascii="Times New Roman" w:cs="Times New Roman" w:eastAsia="Times New Roman" w:hAnsi="Times New Roman"/>
-                <w:b w:val="false"/>
-                <w:bCs w:val="false"/>
-                <w:sz w:val="19"/>
-                <w:szCs w:val="19"/>
-              </w:rPr>
-              <w:t xml:space="preserve">Sınırlı mekanik dayanım¹; zayıf yangın dayanımı¹; nem duyarlılığı ve zararlılara karşı kırılganlık¹; uzun süreli dayanıklılık bilgisinin sınırlılığı³</w:t>
+                <w:sz w:val="19"/>
+                <w:szCs w:val="19"/>
+              </w:rPr>
+              <w:t xml:space="preserve">Sınırlı mekanik dayanım ve zayıf yangın dayanımı³; uzun süreli dayanıklılık bilgisinin sınırlılığı⁵</w:t>
             </w:r>
           </w:p>
         </w:tc>
@@ -4484,8 +3169,6 @@
             <w:r>
               <w:rPr>
                 <w:rFonts w:ascii="Times New Roman" w:cs="Times New Roman" w:eastAsia="Times New Roman" w:hAnsi="Times New Roman"/>
-                <w:b/>
-                <w:bCs/>
                 <w:sz w:val="19"/>
                 <w:szCs w:val="19"/>
               </w:rPr>
@@ -4510,12 +3193,10 @@
             <w:r>
               <w:rPr>
                 <w:rFonts w:ascii="Times New Roman" w:cs="Times New Roman" w:eastAsia="Times New Roman" w:hAnsi="Times New Roman"/>
-                <w:b w:val="false"/>
-                <w:bCs w:val="false"/>
-                <w:sz w:val="19"/>
-                <w:szCs w:val="19"/>
-              </w:rPr>
-              <w:t xml:space="preserve">Bambuda yapısal standartların oluşması (ISO 22156, ISO 19624)¹</w:t>
+                <w:sz w:val="19"/>
+                <w:szCs w:val="19"/>
+              </w:rPr>
+              <w:t xml:space="preserve">Bambuda yapısal standartların oluşması (ISO 22156, ISO 19624)³</w:t>
             </w:r>
           </w:p>
         </w:tc>
@@ -4536,12 +3217,10 @@
             <w:r>
               <w:rPr>
                 <w:rFonts w:ascii="Times New Roman" w:cs="Times New Roman" w:eastAsia="Times New Roman" w:hAnsi="Times New Roman"/>
-                <w:b w:val="false"/>
-                <w:bCs w:val="false"/>
-                <w:sz w:val="19"/>
-                <w:szCs w:val="19"/>
-              </w:rPr>
-              <w:t xml:space="preserve">Çoğu ahşap dışı malzemede standart kod, kamusal farkındalık ve uzman yüklenici ağı eksikliği; yetersiz düzenleyici çerçeveler¹</w:t>
+                <w:sz w:val="19"/>
+                <w:szCs w:val="19"/>
+              </w:rPr>
+              <w:t xml:space="preserve">Çoğu ahşap dışı malzemede kod, kamusal farkındalık ve uzman yüklenici ağı eksikliği³; yönetsel boyutun araştırmada zayıf kalması⁶</w:t>
             </w:r>
           </w:p>
         </w:tc>
@@ -4564,12 +3243,10 @@
             <w:r>
               <w:rPr>
                 <w:rFonts w:ascii="Times New Roman" w:cs="Times New Roman" w:eastAsia="Times New Roman" w:hAnsi="Times New Roman"/>
-                <w:b/>
-                <w:bCs/>
-                <w:sz w:val="19"/>
-                <w:szCs w:val="19"/>
-              </w:rPr>
-              <w:t xml:space="preserve">Pazar</w:t>
+                <w:sz w:val="19"/>
+                <w:szCs w:val="19"/>
+              </w:rPr>
+              <w:t xml:space="preserve">Döngüsellik</w:t>
             </w:r>
           </w:p>
         </w:tc>
@@ -4590,12 +3267,10 @@
             <w:r>
               <w:rPr>
                 <w:rFonts w:ascii="Times New Roman" w:cs="Times New Roman" w:eastAsia="Times New Roman" w:hAnsi="Times New Roman"/>
-                <w:b w:val="false"/>
-                <w:bCs w:val="false"/>
-                <w:sz w:val="19"/>
-                <w:szCs w:val="19"/>
-              </w:rPr>
-              <w:t xml:space="preserve">—</w:t>
+                <w:sz w:val="19"/>
+                <w:szCs w:val="19"/>
+              </w:rPr>
+              <w:t xml:space="preserve">Miselyumun kendi kendine bağlanma yoluyla bağlayıcı gereksinimini ortadan kaldırması²</w:t>
             </w:r>
           </w:p>
         </w:tc>
@@ -4616,12 +3291,10 @@
             <w:r>
               <w:rPr>
                 <w:rFonts w:ascii="Times New Roman" w:cs="Times New Roman" w:eastAsia="Times New Roman" w:hAnsi="Times New Roman"/>
-                <w:b w:val="false"/>
-                <w:bCs w:val="false"/>
-                <w:sz w:val="19"/>
-                <w:szCs w:val="19"/>
-              </w:rPr>
-              <w:t xml:space="preserve">Biyolojik temelli yalıtkanların Avrupa Birliği pazarındaki payının %1,6 olması (mineral yünler %22)¹</w:t>
+                <w:sz w:val="19"/>
+                <w:szCs w:val="19"/>
+              </w:rPr>
+              <w:t xml:space="preserve">Sökülebilirlik için tasarım ilkelerinin uygulamaya çok az geçmiş olması⁷; ömür sonu planlaması ve toplama altyapısındaki boşluklar³</w:t>
             </w:r>
           </w:p>
         </w:tc>
@@ -4644,12 +3317,10 @@
             <w:r>
               <w:rPr>
                 <w:rFonts w:ascii="Times New Roman" w:cs="Times New Roman" w:eastAsia="Times New Roman" w:hAnsi="Times New Roman"/>
-                <w:b/>
-                <w:bCs/>
-                <w:sz w:val="19"/>
-                <w:szCs w:val="19"/>
-              </w:rPr>
-              <w:t xml:space="preserve">Döngüsellik</w:t>
+                <w:sz w:val="19"/>
+                <w:szCs w:val="19"/>
+              </w:rPr>
+              <w:t xml:space="preserve">Kavramsal</w:t>
             </w:r>
           </w:p>
         </w:tc>
@@ -4670,12 +3341,10 @@
             <w:r>
               <w:rPr>
                 <w:rFonts w:ascii="Times New Roman" w:cs="Times New Roman" w:eastAsia="Times New Roman" w:hAnsi="Times New Roman"/>
-                <w:b w:val="false"/>
-                <w:bCs w:val="false"/>
-                <w:sz w:val="19"/>
-                <w:szCs w:val="19"/>
-              </w:rPr>
-              <w:t xml:space="preserve">Miselyumun biyobozunurluk, kendi kendine bağlanma ve tarımsal atıkla uyumluluk yoluyla kapalı döngü potansiyeli¹</w:t>
+                <w:sz w:val="19"/>
+                <w:szCs w:val="19"/>
+              </w:rPr>
+              <w:t xml:space="preserve">Biyolojik tasarım sisteminin doğası gereği döngüsel olması⁸</w:t>
             </w:r>
           </w:p>
         </w:tc>
@@ -4696,12 +3365,10 @@
             <w:r>
               <w:rPr>
                 <w:rFonts w:ascii="Times New Roman" w:cs="Times New Roman" w:eastAsia="Times New Roman" w:hAnsi="Times New Roman"/>
-                <w:b w:val="false"/>
-                <w:bCs w:val="false"/>
-                <w:sz w:val="19"/>
-                <w:szCs w:val="19"/>
-              </w:rPr>
-              <w:t xml:space="preserve">Ömür sonu planlaması, toplama altyapısı ve bağlayıcı uyumluluğundaki boşluklar; ön üretimli olmayan biçimlerin geri kazanım güçlüğü¹</w:t>
+                <w:sz w:val="19"/>
+                <w:szCs w:val="19"/>
+              </w:rPr>
+              <w:t xml:space="preserve">Döngüsellik tanımlarının çoğunun sistemsel değişimi vurgulamaması⁹</w:t>
             </w:r>
           </w:p>
         </w:tc>
@@ -4724,12 +3391,10 @@
             <w:r>
               <w:rPr>
                 <w:rFonts w:ascii="Times New Roman" w:cs="Times New Roman" w:eastAsia="Times New Roman" w:hAnsi="Times New Roman"/>
-                <w:b/>
-                <w:bCs/>
-                <w:sz w:val="19"/>
-                <w:szCs w:val="19"/>
-              </w:rPr>
-              <w:t xml:space="preserve">Ekoloji</w:t>
+                <w:sz w:val="19"/>
+                <w:szCs w:val="19"/>
+              </w:rPr>
+              <w:t xml:space="preserve">Deneyim</w:t>
             </w:r>
           </w:p>
         </w:tc>
@@ -4750,12 +3415,10 @@
             <w:r>
               <w:rPr>
                 <w:rFonts w:ascii="Times New Roman" w:cs="Times New Roman" w:eastAsia="Times New Roman" w:hAnsi="Times New Roman"/>
-                <w:b w:val="false"/>
-                <w:bCs w:val="false"/>
-                <w:sz w:val="19"/>
-                <w:szCs w:val="19"/>
-              </w:rPr>
-              <w:t xml:space="preserve">Ahşap ile ahşap dışı malzemelerin birlikte kullanımının daha dirençli bir yol sunması¹</w:t>
+                <w:sz w:val="19"/>
+                <w:szCs w:val="19"/>
+              </w:rPr>
+              <w:t xml:space="preserve">Teknik ve deneyimsel niteliklerin tasarıma girdi oluşturması¹⁰; öz üretimin tasarımcıya açtığı deney alanı¹¹</w:t>
             </w:r>
           </w:p>
         </w:tc>
@@ -4776,92 +3439,10 @@
             <w:r>
               <w:rPr>
                 <w:rFonts w:ascii="Times New Roman" w:cs="Times New Roman" w:eastAsia="Times New Roman" w:hAnsi="Times New Roman"/>
-                <w:b w:val="false"/>
-                <w:bCs w:val="false"/>
-                <w:sz w:val="19"/>
-                <w:szCs w:val="19"/>
-              </w:rPr>
-              <w:t xml:space="preserve">Ahşaba aşırı bağımlılıkta ormansızlaşma ve biyoçeşitlilik kaybı riski¹</w:t>
-            </w:r>
-          </w:p>
-        </w:tc>
-      </w:tr>
-      <w:tr>
-        <w:tc>
-          <w:tcPr>
-            <w:tcW w:type="dxa" w:w="1300"/>
-            <w:tcMar>
-              <w:top w:type="dxa" w:w="80"/>
-              <w:left w:type="dxa" w:w="110"/>
-              <w:bottom w:type="dxa" w:w="80"/>
-              <w:right w:type="dxa" w:w="110"/>
-            </w:tcMar>
-          </w:tcPr>
-          <w:p>
-            <w:pPr>
-              <w:spacing w:after="0" w:line="240"/>
-            </w:pPr>
-            <w:r>
-              <w:rPr>
-                <w:rFonts w:ascii="Times New Roman" w:cs="Times New Roman" w:eastAsia="Times New Roman" w:hAnsi="Times New Roman"/>
-                <w:b/>
-                <w:bCs/>
-                <w:sz w:val="19"/>
-                <w:szCs w:val="19"/>
-              </w:rPr>
-              <w:t xml:space="preserve">Deneyim</w:t>
-            </w:r>
-          </w:p>
-        </w:tc>
-        <w:tc>
-          <w:tcPr>
-            <w:tcW w:type="dxa" w:w="3863"/>
-            <w:tcMar>
-              <w:top w:type="dxa" w:w="80"/>
-              <w:left w:type="dxa" w:w="110"/>
-              <w:bottom w:type="dxa" w:w="80"/>
-              <w:right w:type="dxa" w:w="110"/>
-            </w:tcMar>
-          </w:tcPr>
-          <w:p>
-            <w:pPr>
-              <w:spacing w:after="0" w:line="240"/>
-            </w:pPr>
-            <w:r>
-              <w:rPr>
-                <w:rFonts w:ascii="Times New Roman" w:cs="Times New Roman" w:eastAsia="Times New Roman" w:hAnsi="Times New Roman"/>
-                <w:b w:val="false"/>
-                <w:bCs w:val="false"/>
-                <w:sz w:val="19"/>
-                <w:szCs w:val="19"/>
-              </w:rPr>
-              <w:t xml:space="preserve">Malzemenin kendine özgü teknik ve deneyimsel niteliklerinin tasarıma girdi oluşturması⁴</w:t>
-            </w:r>
-          </w:p>
-        </w:tc>
-        <w:tc>
-          <w:tcPr>
-            <w:tcW w:type="dxa" w:w="3863"/>
-            <w:tcMar>
-              <w:top w:type="dxa" w:w="80"/>
-              <w:left w:type="dxa" w:w="110"/>
-              <w:bottom w:type="dxa" w:w="80"/>
-              <w:right w:type="dxa" w:w="110"/>
-            </w:tcMar>
-          </w:tcPr>
-          <w:p>
-            <w:pPr>
-              <w:spacing w:after="0" w:line="240"/>
-            </w:pPr>
-            <w:r>
-              <w:rPr>
-                <w:rFonts w:ascii="Times New Roman" w:cs="Times New Roman" w:eastAsia="Times New Roman" w:hAnsi="Times New Roman"/>
-                <w:b w:val="false"/>
-                <w:bCs w:val="false"/>
-                <w:sz w:val="19"/>
-                <w:szCs w:val="19"/>
-              </w:rPr>
-              <w:t xml:space="preserve">Malzemenin toplum tarafından kabulüne ilişkin belirsizlik⁵; endüstriyel seri üretimle koşullanmış tekdüzelik beklentisi⁶</w:t>
+                <w:sz w:val="19"/>
+                <w:szCs w:val="19"/>
+              </w:rPr>
+              <w:t xml:space="preserve">Malzemenin toplum tarafından kabulüne ilişkin belirsizlik¹²; endüstriyel üretimle koşullanmış tekdüzelik beklentisi¹³</w:t>
             </w:r>
           </w:p>
         </w:tc>
@@ -4879,7 +3460,7 @@
           <w:sz w:val="18"/>
           <w:szCs w:val="18"/>
         </w:rPr>
-        <w:t xml:space="preserve">¹ Edalat (2026) · ² Bourbia ve diğ. (2023) · ³ Chang ve diğ. (2020) · ⁴ Karana ve diğ. (2015) · ⁵ Karana ve diğ. (2018) · ⁶ Rognoli ve Ayala García (2018)</w:t>
+        <w:t xml:space="preserve">¹ Lee ve diğ. (2022) · ² Attias ve diğ. (2020) · ³ Edalat (2026) · ⁴ Bourbia ve diğ. (2023) · ⁵ Chang ve diğ. (2020) · ⁶ Pomponi ve Moncaster (2017) · ⁷ Rios ve diğ. (2015) · ⁸ Andréen ve Goidea (2022) · ⁹ Kirchherr ve diğ. (2017) · ¹⁰ Karana ve diğ. (2015) · ¹¹ Rognoli ve diğ. (2015) · ¹² Karana ve diğ. (2018) · ¹³ Rognoli ve Ayala García (2018)</w:t>
       </w:r>
     </w:p>
     <w:p>
@@ -4893,7 +3474,7 @@
           <w:sz w:val="24"/>
           <w:szCs w:val="24"/>
         </w:rPr>
-        <w:t xml:space="preserve">Tablo 4’ün okunma biçimi, çerçeve önerisinin de gerekçesini vermektedir. Sekiz boyutun altısı malzemenin kendisine, kaynağına ve pazarına ilişkindir; yalnızca son boyut kullanıcıyla kurulan ilişkiyi kapsar. Buna karşılık iç mimarlıkta malzeme kararını belirleyen etkenlerin önemli bir bölümü bu son boyutta toplanmaktadır. Aşağıdaki üç gerilim, tablodaki karşıtlıkların iç mimarlık açısından nasıl okunabileceğini göstermektedir.</w:t>
+        <w:t xml:space="preserve">Tablo 3’ün okunma biçimi, çerçeve önerisinin de gerekçesini vermektedir. Yedi boyutun beşi malzemenin kendisine, kaynağına ve kurumsal çevresine ilişkindir; yalnızca son boyut kullanıcıyla kurulan ilişkiyi kapsar. Buna karşılık iç mimarlıkta malzeme kararını belirleyen etkenlerin önemli bir bölümü bu son boyutta toplanmaktadır.</w:t>
       </w:r>
     </w:p>
     <w:p>
@@ -4920,38 +3501,54 @@
       <w:r>
         <w:rPr>
           <w:rFonts w:ascii="Times New Roman" w:cs="Times New Roman" w:eastAsia="Times New Roman" w:hAnsi="Times New Roman"/>
-          <w:b w:val="false"/>
-          <w:bCs w:val="false"/>
-          <w:i w:val="false"/>
-          <w:iCs w:val="false"/>
-          <w:sz w:val="24"/>
-          <w:szCs w:val="24"/>
-        </w:rPr>
-        <w:t xml:space="preserve">Birincisi </w:t>
-      </w:r>
+          <w:sz w:val="24"/>
+          <w:szCs w:val="24"/>
+        </w:rPr>
+        <w:t xml:space="preserve">Birincisi değişkenlik ile standartlaşma arasındadır. Biyolojik temelli malzemelerin tasarım açısından en değerli niteliği olan değişkenlik, kurumsal kabul açısından en büyük engelini oluşturmaktadır. Edalat (2026), ahşap dışı malzemelerin çoğunun standartlaşmış kodlardan, kamusal farkındalıktan ve uzmanlaşmış yüklenici ağından yoksun olduğunu; tek belirgin istisnanın yapısal standartların getirilmesiyle uluslararası tanınırlık kazanan bambu olduğunu, ahşabın ise kodlar ve nitelikli işgücüyle desteklenen yerleşik konumu sayesinde daha fazla yeniden kullanım ve geri dönüşüme olanak tanıdığını belirtmektedir. Pomponi ve Moncaster’ın (2017) çerçevesi bu durumu açıklamaktadır: döngüsellik yönetsel ve davranışsal boyutları da kapsar; malzemenin teknik niteliği tek başına yeterli değildir.</w:t>
+      </w:r>
+    </w:p>
+    <w:p>
+      <w:pPr>
+        <w:spacing w:after="160" w:line="360"/>
+        <w:jc w:val="both"/>
+      </w:pPr>
+      <w:r>
+        <w:rPr>
+          <w:rFonts w:ascii="Times New Roman" w:cs="Times New Roman" w:eastAsia="Times New Roman" w:hAnsi="Times New Roman"/>
+          <w:sz w:val="24"/>
+          <w:szCs w:val="24"/>
+        </w:rPr>
+        <w:t xml:space="preserve">İkincisi yerellik ile ölçeklenebilirlik arasındadır. Biyolojik temelli üretimin yerel kaynaklara dayanabilmesi önemli bir avantajdır; ancak bu avantaj pazar ölçeğinde bir dezavantaja dönüşebilmektedir. Edalat (2026), üretim ve dağıtım aşamalarında yüksek maliyetler, sınırlı pazar payı, merkezsiz ve parçalı tedarik zincirleri, düşük pazar şeffaflığı ve uzmanlaşmış işgücü kıtlığı gibi kalıcı güçlükler saptamaktadır. Buna karşılık Rognoli ve diğ. (2015), kişisel üretim teknolojilerinin yaygınlaşmasının dağıtık ve paylaşımlı üretim süreçleriyle deney yapmayı olanaklı kıldığını göstermektedir. İki saptama birlikte okunduğunda, merkezsizliğin sanayi ölçeğinde bir engel, tasarım pratiği ölçeğinde ise bir olanak oluşturduğu görülmektedir.</w:t>
+      </w:r>
+    </w:p>
+    <w:p>
+      <w:pPr>
+        <w:spacing w:after="160" w:line="360"/>
+        <w:jc w:val="both"/>
+      </w:pPr>
+      <w:r>
+        <w:rPr>
+          <w:rFonts w:ascii="Times New Roman" w:cs="Times New Roman" w:eastAsia="Times New Roman" w:hAnsi="Times New Roman"/>
+          <w:sz w:val="24"/>
+          <w:szCs w:val="24"/>
+        </w:rPr>
+        <w:t xml:space="preserve">Üçüncüsü biyolojik dönüşebilirlik ile dayanıklılık arasındadır ve bölümün hipotezini en açık biçimde sınayan gerilimdir. Edalat (2026), koyun ve kenevir yünü gibi ham biyolojik yalıtkanların geri dönüştürülebilirlik ve mineral esaslı yalıtkanlarla karşılaştırılabilir ısıl performans nedeniyle ilgi görmesine karşın zayıf yangın dayanımı ve yüksek maliyetle karşılaştığını; buna karşılık mineral yünlerin tümüyle ve sınırsız biçimde yeni ürünlere geri dönüştürülebildiğini ve bu nedenle kapalı döngü uygulamalarıyla daha etkili biçimde örtüştüğünü aktarmaktadır. Yani bu özgül karşılaştırmada, biyolojik kökenli olmayan bir malzeme, biyolojik kökenli alternatifinden daha döngüsel davranmaktadır. Samanın tümüyle biyobozunur olması da zamanla kademeli bozunmaya açıklık anlamına gelmekte ve ön üretimli olmayan biçimlerin geri kazanımını güçleştirmektedir. Biyobozunurluk, kendi başına döngüsellik üretmemekte; aksine geri kazanımı zorlaştırabilmektedir.</w:t>
+      </w:r>
+    </w:p>
+    <w:p>
+      <w:pPr>
+        <w:pStyle w:val="Heading2"/>
+        <w:spacing w:after="170" w:before="320" w:line="360"/>
+      </w:pPr>
       <w:r>
         <w:rPr>
           <w:rFonts w:ascii="Times New Roman" w:cs="Times New Roman" w:eastAsia="Times New Roman" w:hAnsi="Times New Roman"/>
           <w:b/>
           <w:bCs/>
-          <w:i w:val="false"/>
-          <w:iCs w:val="false"/>
-          <w:sz w:val="24"/>
-          <w:szCs w:val="24"/>
-        </w:rPr>
-        <w:t xml:space="preserve">değişkenlik ile standartlaşma</w:t>
-      </w:r>
-      <w:r>
-        <w:rPr>
-          <w:rFonts w:ascii="Times New Roman" w:cs="Times New Roman" w:eastAsia="Times New Roman" w:hAnsi="Times New Roman"/>
-          <w:b w:val="false"/>
-          <w:bCs w:val="false"/>
-          <w:i w:val="false"/>
-          <w:iCs w:val="false"/>
-          <w:sz w:val="24"/>
-          <w:szCs w:val="24"/>
-        </w:rPr>
-        <w:t xml:space="preserve"> arasındadır. Biyolojik temelli malzemelerin tasarım açısından en değerli niteliği olan değişkenlik, kurumsal kabul açısından en büyük engelini oluşturmaktadır. Edalat (2026), ahşap dışı biyolojik temelli malzemelerin çoğunun standartlaşmış kodlardan, yaygın kamusal farkındalıktan ve uzmanlaşmış yüklenici ağından yoksun olduğunu; bunun da ölçeklenebilirliklerini ve küresel benimsenmelerini sınırladığını belirtmektedir. Bu alanda tek belirgin istisna, ahşapla pek çok benzerlik taşıyan ve ISO 22156 ile ISO 19624 gibi yapısal standartların getirilmesiyle uluslararası tanınırlık kazanan bambudur. Karşılaştırma öğreticidir: aynı çalışma, ahşabın kodlar, aşinalık ve nitelikli işgücüyle desteklenen yerleşik konumunun, ahşap dışı malzemelere kıyasla daha fazla yeniden kullanım, geri dönüşüm ve üst değerlendirmeye olanak tanıdığını ortaya koymaktadır. Döngüsellik yalnızca malzemenin niteliğine değil, onu çevreleyen kurumsal altyapıya da bağlıdır.</w:t>
+          <w:sz w:val="24"/>
+          <w:szCs w:val="24"/>
+        </w:rPr>
+        <w:t xml:space="preserve">7.3. Altı boyutlu bir değerlendirme çerçevesi</w:t>
       </w:r>
     </w:p>
     <w:p>
@@ -4962,38 +3559,10 @@
       <w:r>
         <w:rPr>
           <w:rFonts w:ascii="Times New Roman" w:cs="Times New Roman" w:eastAsia="Times New Roman" w:hAnsi="Times New Roman"/>
-          <w:b w:val="false"/>
-          <w:bCs w:val="false"/>
-          <w:i w:val="false"/>
-          <w:iCs w:val="false"/>
-          <w:sz w:val="24"/>
-          <w:szCs w:val="24"/>
-        </w:rPr>
-        <w:t xml:space="preserve">İkincisi </w:t>
-      </w:r>
-      <w:r>
-        <w:rPr>
-          <w:rFonts w:ascii="Times New Roman" w:cs="Times New Roman" w:eastAsia="Times New Roman" w:hAnsi="Times New Roman"/>
-          <w:b/>
-          <w:bCs/>
-          <w:i w:val="false"/>
-          <w:iCs w:val="false"/>
-          <w:sz w:val="24"/>
-          <w:szCs w:val="24"/>
-        </w:rPr>
-        <w:t xml:space="preserve">yerellik ile ölçeklenebilirlik</w:t>
-      </w:r>
-      <w:r>
-        <w:rPr>
-          <w:rFonts w:ascii="Times New Roman" w:cs="Times New Roman" w:eastAsia="Times New Roman" w:hAnsi="Times New Roman"/>
-          <w:b w:val="false"/>
-          <w:bCs w:val="false"/>
-          <w:i w:val="false"/>
-          <w:iCs w:val="false"/>
-          <w:sz w:val="24"/>
-          <w:szCs w:val="24"/>
-        </w:rPr>
-        <w:t xml:space="preserve"> arasındadır. Biyolojik temelli üretimin yerel kaynaklara dayanabilmesi önemli bir avantajdır; ancak bu avantaj pazar ölçeğinde bir dezavantaja dönüşebilmektedir. Edalat (2026), üretim ve dağıtım aşamalarında kalıcı güçlükler saptamaktadır: yüksek maliyetler, sınırlı pazar payı, merkezsiz ve parçalı tedarik zincirleri, kısıtlı hammadde kaynakları, yetersiz bilgi, düşük pazar şeffaflığı, yetersiz düzenleyici çerçeveler ve uzmanlaşmış işgücü kıtlığı. Yazara göre biyolojik temelli malzemelerin inşaat sektöründeki uygulaması dağınık ve tutarsız kalmakta; bu da pazarın heterojen ve gelişmemiş niteliğini ortaya koymaktadır. Aynı gerilim kaynak çeşitliliği önerisinde de görünmektedir: ahşaba aşırı bağımlılık ormansızlaşma riski taşırken, yalnızca ahşap dışı malzemelere dayanmak ölçeklenebilirlikten yoksundur.</w:t>
+          <w:sz w:val="24"/>
+          <w:szCs w:val="24"/>
+        </w:rPr>
+        <w:t xml:space="preserve">Yukarıdaki üç gerilim, bir malzemenin tek bir ölçüt kümesiyle değerlendirilemeyeceğini göstermektedir. Kirchherr ve diğ. (2017), döngüsellik tanımlarının çoğunun sistemsel değişimi vurgulamadığını; Pomponi ve Moncaster (2017) ise yapılı çevrede döngüselliğin altı boyutta kurulduğunu ortaya koymaktadır. Edalat (2026) de malzeme tasarımcılarının yaşam döngüsü değerlendirmesine ve sera gazı azaltımına orantısız biçimde odaklanmasının tedarik zinciri dirençliliği ve malzeme döngüselliği gibi en az onun kadar hayati yönleri ihmal ettiğini belirtmektedir. Üç saptama aynı sonuca varmaktadır: eksik olan, daha iyi bir malzeme listesi değil; malzeme kararını farklı düzlemlerde birlikte okuyan bir çerçevedir.</w:t>
       </w:r>
     </w:p>
     <w:p>
@@ -5004,210 +3573,10 @@
       <w:r>
         <w:rPr>
           <w:rFonts w:ascii="Times New Roman" w:cs="Times New Roman" w:eastAsia="Times New Roman" w:hAnsi="Times New Roman"/>
-          <w:b w:val="false"/>
-          <w:bCs w:val="false"/>
-          <w:i w:val="false"/>
-          <w:iCs w:val="false"/>
-          <w:sz w:val="24"/>
-          <w:szCs w:val="24"/>
-        </w:rPr>
-        <w:t xml:space="preserve">Üçüncüsü </w:t>
-      </w:r>
-      <w:r>
-        <w:rPr>
-          <w:rFonts w:ascii="Times New Roman" w:cs="Times New Roman" w:eastAsia="Times New Roman" w:hAnsi="Times New Roman"/>
-          <w:b/>
-          <w:bCs/>
-          <w:i w:val="false"/>
-          <w:iCs w:val="false"/>
-          <w:sz w:val="24"/>
-          <w:szCs w:val="24"/>
-        </w:rPr>
-        <w:t xml:space="preserve">biyolojik dönüşebilirlik ile dayanıklılık</w:t>
-      </w:r>
-      <w:r>
-        <w:rPr>
-          <w:rFonts w:ascii="Times New Roman" w:cs="Times New Roman" w:eastAsia="Times New Roman" w:hAnsi="Times New Roman"/>
-          <w:b w:val="false"/>
-          <w:bCs w:val="false"/>
-          <w:i w:val="false"/>
-          <w:iCs w:val="false"/>
-          <w:sz w:val="24"/>
-          <w:szCs w:val="24"/>
-        </w:rPr>
-        <w:t xml:space="preserve"> arasındadır ve bölümün temel savını en açık biçimde sınayan gerilimdir. Edalat (2026), koyun yünü ve kenevir yünü gibi ham biyolojik yalıtkanların geri dönüştürülebilirlik ve mineral esaslı yalıtkanlarla karşılaştırılabilir ısıl performans nedeniyle ilgi gördüğünü; buna karşılık her ikisinin de zayıf yangın dayanımı ve belirgin biçimde yüksek maliyet gibi kalıcı güçlüklerle karşılaştığını aktarmaktadır. Bu etkenler söz konusu malzemelerin Avrupa Birliği pazarındaki payını %1,6’da tutarken mineral yünler %22 paya sahip olmuştur. Karşılaştırmanın en çarpıcı yönü ise başka bir noktadadır: aynı çalışma, koyun ve kenevir yününden farklı olarak mineral yünlerin </w:t>
-      </w:r>
-      <w:r>
-        <w:rPr>
-          <w:rFonts w:ascii="Times New Roman" w:cs="Times New Roman" w:eastAsia="Times New Roman" w:hAnsi="Times New Roman"/>
-          <w:b/>
-          <w:bCs/>
-          <w:i w:val="false"/>
-          <w:iCs w:val="false"/>
-          <w:sz w:val="24"/>
-          <w:szCs w:val="24"/>
-        </w:rPr>
-        <w:t xml:space="preserve">tümüyle ve sınırsız biçimde yeni ürünlere geri dönüştürülebildiğini</w:t>
-      </w:r>
-      <w:r>
-        <w:rPr>
-          <w:rFonts w:ascii="Times New Roman" w:cs="Times New Roman" w:eastAsia="Times New Roman" w:hAnsi="Times New Roman"/>
-          <w:b w:val="false"/>
-          <w:bCs w:val="false"/>
-          <w:i w:val="false"/>
-          <w:iCs w:val="false"/>
-          <w:sz w:val="24"/>
-          <w:szCs w:val="24"/>
-        </w:rPr>
-        <w:t xml:space="preserve"> ve bu nedenle kapalı döngü uygulamalarıyla daha etkili biçimde örtüştüğünü aktarmaktadır. Yani bu özgül karşılaştırmada, biyolojik kökenli olmayan bir malzeme, biyolojik kökenli alternatifinden daha döngüsel davranmaktadır. Benzer bir durum saman balyasında da gözlenmektedir: samanın tümüyle biyobozunur olması zamanla kademeli bozunmaya açıklık anlamına gelmekte, bu da özellikle ön üretimli olmayan biçimlerin geri kazanımını güçleştirmektedir. Biyobozunurluk, kendi başına döngüsellik üretmemekte; aksine geri kazanımı zorlaştırabilmektedir.</w:t>
-      </w:r>
-    </w:p>
-    <w:p>
-      <w:pPr>
-        <w:pStyle w:val="Heading2"/>
-        <w:spacing w:after="170" w:before="320" w:line="360"/>
-      </w:pPr>
-      <w:r>
-        <w:rPr>
-          <w:rFonts w:ascii="Times New Roman" w:cs="Times New Roman" w:eastAsia="Times New Roman" w:hAnsi="Times New Roman"/>
-          <w:b/>
-          <w:bCs/>
-          <w:sz w:val="24"/>
-          <w:szCs w:val="24"/>
-        </w:rPr>
-        <w:t xml:space="preserve">7.3. İki katmanlı değerlendirme çerçevesi</w:t>
-      </w:r>
-    </w:p>
-    <w:p>
-      <w:pPr>
-        <w:spacing w:after="160" w:line="360"/>
-        <w:jc w:val="both"/>
-      </w:pPr>
-      <w:r>
-        <w:rPr>
-          <w:rFonts w:ascii="Times New Roman" w:cs="Times New Roman" w:eastAsia="Times New Roman" w:hAnsi="Times New Roman"/>
-          <w:b w:val="false"/>
-          <w:bCs w:val="false"/>
-          <w:i w:val="false"/>
-          <w:iCs w:val="false"/>
-          <w:sz w:val="24"/>
-          <w:szCs w:val="24"/>
-        </w:rPr>
-        <w:t xml:space="preserve">Bu sınırlılıkların kaynağına ilişkin en keskin saptama yine aynı çalışmadan gelmektedir. Edalat (2026), güçlüklerin çoğunun </w:t>
-      </w:r>
-      <w:r>
-        <w:rPr>
-          <w:rFonts w:ascii="Times New Roman" w:cs="Times New Roman" w:eastAsia="Times New Roman" w:hAnsi="Times New Roman"/>
-          <w:b/>
-          <w:bCs/>
-          <w:i w:val="false"/>
-          <w:iCs w:val="false"/>
-          <w:sz w:val="24"/>
-          <w:szCs w:val="24"/>
-        </w:rPr>
-        <w:t xml:space="preserve">tasarım aşamasında</w:t>
-      </w:r>
-      <w:r>
-        <w:rPr>
-          <w:rFonts w:ascii="Times New Roman" w:cs="Times New Roman" w:eastAsia="Times New Roman" w:hAnsi="Times New Roman"/>
-          <w:b w:val="false"/>
-          <w:bCs w:val="false"/>
-          <w:i w:val="false"/>
-          <w:iCs w:val="false"/>
-          <w:sz w:val="24"/>
-          <w:szCs w:val="24"/>
-        </w:rPr>
-        <w:t xml:space="preserve"> doğduğunu; bunun başlıca nedeninin malzeme tasarımcılarının </w:t>
-      </w:r>
-      <w:r>
-        <w:rPr>
-          <w:rFonts w:ascii="Times New Roman" w:cs="Times New Roman" w:eastAsia="Times New Roman" w:hAnsi="Times New Roman"/>
-          <w:b/>
-          <w:bCs/>
-          <w:i w:val="false"/>
-          <w:iCs w:val="false"/>
-          <w:sz w:val="24"/>
-          <w:szCs w:val="24"/>
-        </w:rPr>
-        <w:t xml:space="preserve">yaşam döngüsü değerlendirmesine ve sera gazı azaltımına orantısız biçimde odaklanması</w:t>
-      </w:r>
-      <w:r>
-        <w:rPr>
-          <w:rFonts w:ascii="Times New Roman" w:cs="Times New Roman" w:eastAsia="Times New Roman" w:hAnsi="Times New Roman"/>
-          <w:b w:val="false"/>
-          <w:bCs w:val="false"/>
-          <w:i w:val="false"/>
-          <w:iCs w:val="false"/>
-          <w:sz w:val="24"/>
-          <w:szCs w:val="24"/>
-        </w:rPr>
-        <w:t xml:space="preserve"> olduğunu belirtmektedir. Karbon azaltımı kritik olmakla birlikte, bu dar vurgu tedarik zinciri dirençliliği ve malzeme döngüselliği gibi en az onun kadar hayati yönleri sıklıkla ihmal etmektedir. Teşhis, çerçeve önerisinin gerekçesini oluşturmaktadır: eksik olan, yeni bir ölçüt listesi değil; mevcut ölçüt listelerinin kapsamadığı boyutlardır.</w:t>
-      </w:r>
-    </w:p>
-    <w:p>
-      <w:pPr>
-        <w:spacing w:after="160" w:line="360"/>
-        <w:jc w:val="both"/>
-      </w:pPr>
-      <w:r>
-        <w:rPr>
-          <w:rFonts w:ascii="Times New Roman" w:cs="Times New Roman" w:eastAsia="Times New Roman" w:hAnsi="Times New Roman"/>
-          <w:b w:val="false"/>
-          <w:bCs w:val="false"/>
-          <w:i w:val="false"/>
-          <w:iCs w:val="false"/>
-          <w:sz w:val="24"/>
-          <w:szCs w:val="24"/>
-        </w:rPr>
-        <w:t xml:space="preserve">Edalat’ın (2026) altı ölçütlü çerçevesi (Tablo 3) malzeme düzeyinde kapsamlıdır; ancak iki boyutu içermemektedir: malzemenin </w:t>
-      </w:r>
-      <w:r>
-        <w:rPr>
-          <w:rFonts w:ascii="Times New Roman" w:cs="Times New Roman" w:eastAsia="Times New Roman" w:hAnsi="Times New Roman"/>
-          <w:b/>
-          <w:bCs/>
-          <w:i w:val="false"/>
-          <w:iCs w:val="false"/>
-          <w:sz w:val="24"/>
-          <w:szCs w:val="24"/>
-        </w:rPr>
-        <w:t xml:space="preserve">deneyimsel performansı</w:t>
-      </w:r>
-      <w:r>
-        <w:rPr>
-          <w:rFonts w:ascii="Times New Roman" w:cs="Times New Roman" w:eastAsia="Times New Roman" w:hAnsi="Times New Roman"/>
-          <w:b w:val="false"/>
-          <w:bCs w:val="false"/>
-          <w:i w:val="false"/>
-          <w:iCs w:val="false"/>
-          <w:sz w:val="24"/>
-          <w:szCs w:val="24"/>
-        </w:rPr>
-        <w:t xml:space="preserve"> ve sistemin </w:t>
-      </w:r>
-      <w:r>
-        <w:rPr>
-          <w:rFonts w:ascii="Times New Roman" w:cs="Times New Roman" w:eastAsia="Times New Roman" w:hAnsi="Times New Roman"/>
-          <w:b/>
-          <w:bCs/>
-          <w:i w:val="false"/>
-          <w:iCs w:val="false"/>
-          <w:sz w:val="24"/>
-          <w:szCs w:val="24"/>
-        </w:rPr>
-        <w:t xml:space="preserve">dirençlilik kapasitesi.</w:t>
-      </w:r>
-      <w:r>
-        <w:rPr>
-          <w:rFonts w:ascii="Times New Roman" w:cs="Times New Roman" w:eastAsia="Times New Roman" w:hAnsi="Times New Roman"/>
-          <w:b w:val="false"/>
-          <w:bCs w:val="false"/>
-          <w:i w:val="false"/>
-          <w:iCs w:val="false"/>
-          <w:sz w:val="24"/>
-          <w:szCs w:val="24"/>
-        </w:rPr>
-        <w:t xml:space="preserve"> Bu iki boyutun eklenmesi keyfî bir genişletme değildir. Birincisi, Edalat’ın kendi teşhisi dirençliliği açıkça ihmal edilen bir yön olarak adlandırmaktadır. İkincisi, iç mimarlık malzemenin kullanıcıyla doğrudan temas ettiği ölçek olduğu için deneyimsel değerlendirme bu bağlamda ikincil değil kurucu bir ölçüttür. Buna göre Tablo 5, birinci katmanda Edalat’ın altı ölçütünü olduğu gibi koruyan, ikinci katmanda ise iç mekân ölçeğine özgü iki boyut ekleyen bir çerçeve önermektedir.</w:t>
+          <w:sz w:val="24"/>
+          <w:szCs w:val="24"/>
+        </w:rPr>
+        <w:t xml:space="preserve">Tablo 4, bu gereksinime yanıt olarak iç mekân ölçeği için altı boyutlu bir değerlendirme çerçevesi önermektedir. Çerçevenin kaynağı tek bir çalışma değildir; her boyut, bölüm boyunca tartışılan farklı kaynak kümelerine dayanmaktadır. İlk üç boyut malzemenin maddi örgütlenmesini, son üç boyut ise malzemenin kullanıcıyla, zamanla ve kurumsal çevreyle ilişkisini kapsar.</w:t>
       </w:r>
     </w:p>
     <w:p>
@@ -5218,20 +3587,20 @@
       <w:r>
         <w:rPr>
           <w:rFonts w:ascii="Times New Roman" w:cs="Times New Roman" w:eastAsia="Times New Roman" w:hAnsi="Times New Roman"/>
-          <w:b/>
-          <w:bCs/>
           <w:sz w:val="22"/>
           <w:szCs w:val="22"/>
         </w:rPr>
-        <w:t xml:space="preserve">Tablo 5. </w:t>
-      </w:r>
-      <w:r>
-        <w:rPr>
-          <w:rFonts w:ascii="Times New Roman" w:cs="Times New Roman" w:eastAsia="Times New Roman" w:hAnsi="Times New Roman"/>
+        <w:t xml:space="preserve">Tablo 4. </w:t>
+      </w:r>
+      <w:r>
+        <w:rPr>
+          <w:rFonts w:ascii="Times New Roman" w:cs="Times New Roman" w:eastAsia="Times New Roman" w:hAnsi="Times New Roman"/>
+          <w:i/>
+          <w:iCs/>
           <w:sz w:val="22"/>
           <w:szCs w:val="22"/>
         </w:rPr>
-        <w:t xml:space="preserve">İç mekân ölçeği için önerilen iki katmanlı değerlendirme çerçevesi</w:t>
+        <w:t xml:space="preserve">İç mekân ölçeği için önerilen altı boyutlu değerlendirme çerçevesi</w:t>
       </w:r>
     </w:p>
     <w:tbl>
@@ -5247,10 +3616,10 @@
         </w:tblBorders>
       </w:tblPr>
       <w:tblGrid>
-        <w:gridCol w:w="700"/>
-        <w:gridCol w:w="2100"/>
-        <w:gridCol w:w="4126"/>
-        <w:gridCol w:w="2100"/>
+        <w:gridCol w:w="550"/>
+        <w:gridCol w:w="1900"/>
+        <w:gridCol w:w="3400"/>
+        <w:gridCol w:w="3176"/>
       </w:tblGrid>
       <w:tr>
         <w:trPr>
@@ -5258,7 +3627,7 @@
         </w:trPr>
         <w:tc>
           <w:tcPr>
-            <w:tcW w:type="dxa" w:w="700"/>
+            <w:tcW w:type="dxa" w:w="550"/>
             <w:shd w:fill="ECECEC" w:color="auto" w:val="clear"/>
             <w:tcMar>
               <w:top w:type="dxa" w:w="80"/>
@@ -5274,8 +3643,6 @@
             <w:r>
               <w:rPr>
                 <w:rFonts w:ascii="Times New Roman" w:cs="Times New Roman" w:eastAsia="Times New Roman" w:hAnsi="Times New Roman"/>
-                <w:b/>
-                <w:bCs/>
                 <w:sz w:val="19"/>
                 <w:szCs w:val="19"/>
               </w:rPr>
@@ -5285,7 +3652,7 @@
         </w:tc>
         <w:tc>
           <w:tcPr>
-            <w:tcW w:type="dxa" w:w="2100"/>
+            <w:tcW w:type="dxa" w:w="1900"/>
             <w:shd w:fill="ECECEC" w:color="auto" w:val="clear"/>
             <w:tcMar>
               <w:top w:type="dxa" w:w="80"/>
@@ -5301,8 +3668,6 @@
             <w:r>
               <w:rPr>
                 <w:rFonts w:ascii="Times New Roman" w:cs="Times New Roman" w:eastAsia="Times New Roman" w:hAnsi="Times New Roman"/>
-                <w:b/>
-                <w:bCs/>
                 <w:sz w:val="19"/>
                 <w:szCs w:val="19"/>
               </w:rPr>
@@ -5312,7 +3677,7 @@
         </w:tc>
         <w:tc>
           <w:tcPr>
-            <w:tcW w:type="dxa" w:w="4126"/>
+            <w:tcW w:type="dxa" w:w="3400"/>
             <w:shd w:fill="ECECEC" w:color="auto" w:val="clear"/>
             <w:tcMar>
               <w:top w:type="dxa" w:w="80"/>
@@ -5328,8 +3693,6 @@
             <w:r>
               <w:rPr>
                 <w:rFonts w:ascii="Times New Roman" w:cs="Times New Roman" w:eastAsia="Times New Roman" w:hAnsi="Times New Roman"/>
-                <w:b/>
-                <w:bCs/>
                 <w:sz w:val="19"/>
                 <w:szCs w:val="19"/>
               </w:rPr>
@@ -5339,7 +3702,7 @@
         </w:tc>
         <w:tc>
           <w:tcPr>
-            <w:tcW w:type="dxa" w:w="2100"/>
+            <w:tcW w:type="dxa" w:w="3176"/>
             <w:shd w:fill="ECECEC" w:color="auto" w:val="clear"/>
             <w:tcMar>
               <w:top w:type="dxa" w:w="80"/>
@@ -5355,8 +3718,6 @@
             <w:r>
               <w:rPr>
                 <w:rFonts w:ascii="Times New Roman" w:cs="Times New Roman" w:eastAsia="Times New Roman" w:hAnsi="Times New Roman"/>
-                <w:b/>
-                <w:bCs/>
                 <w:sz w:val="19"/>
                 <w:szCs w:val="19"/>
               </w:rPr>
@@ -5368,105 +3729,97 @@
       <w:tr>
         <w:tc>
           <w:tcPr>
-            <w:tcW w:type="dxa" w:w="700"/>
-            <w:tcMar>
-              <w:top w:type="dxa" w:w="80"/>
-              <w:left w:type="dxa" w:w="110"/>
-              <w:bottom w:type="dxa" w:w="80"/>
-              <w:right w:type="dxa" w:w="110"/>
-            </w:tcMar>
-          </w:tcPr>
-          <w:p>
-            <w:pPr>
-              <w:spacing w:after="0" w:line="240"/>
-            </w:pPr>
-            <w:r>
-              <w:rPr>
-                <w:rFonts w:ascii="Times New Roman" w:cs="Times New Roman" w:eastAsia="Times New Roman" w:hAnsi="Times New Roman"/>
-                <w:b/>
-                <w:bCs/>
-                <w:sz w:val="19"/>
-                <w:szCs w:val="19"/>
-              </w:rPr>
-              <w:t xml:space="preserve">A–F</w:t>
-            </w:r>
-          </w:p>
-        </w:tc>
-        <w:tc>
-          <w:tcPr>
-            <w:tcW w:type="dxa" w:w="2100"/>
-            <w:tcMar>
-              <w:top w:type="dxa" w:w="80"/>
-              <w:left w:type="dxa" w:w="110"/>
-              <w:bottom w:type="dxa" w:w="80"/>
-              <w:right w:type="dxa" w:w="110"/>
-            </w:tcMar>
-          </w:tcPr>
-          <w:p>
-            <w:pPr>
-              <w:spacing w:after="0" w:line="240"/>
-            </w:pPr>
-            <w:r>
-              <w:rPr>
-                <w:rFonts w:ascii="Times New Roman" w:cs="Times New Roman" w:eastAsia="Times New Roman" w:hAnsi="Times New Roman"/>
-                <w:b w:val="false"/>
-                <w:bCs w:val="false"/>
-                <w:sz w:val="19"/>
-                <w:szCs w:val="19"/>
-              </w:rPr>
-              <w:t xml:space="preserve">Malzeme düzeyi (birinci katman)</w:t>
-            </w:r>
-          </w:p>
-        </w:tc>
-        <w:tc>
-          <w:tcPr>
-            <w:tcW w:type="dxa" w:w="4126"/>
-            <w:tcMar>
-              <w:top w:type="dxa" w:w="80"/>
-              <w:left w:type="dxa" w:w="110"/>
-              <w:bottom w:type="dxa" w:w="80"/>
-              <w:right w:type="dxa" w:w="110"/>
-            </w:tcMar>
-          </w:tcPr>
-          <w:p>
-            <w:pPr>
-              <w:spacing w:after="0" w:line="240"/>
-            </w:pPr>
-            <w:r>
-              <w:rPr>
-                <w:rFonts w:ascii="Times New Roman" w:cs="Times New Roman" w:eastAsia="Times New Roman" w:hAnsi="Times New Roman"/>
-                <w:b w:val="false"/>
-                <w:bCs w:val="false"/>
-                <w:sz w:val="19"/>
-                <w:szCs w:val="19"/>
-              </w:rPr>
-              <w:t xml:space="preserve">Edalat’ın (2026) altı ölçütü olduğu gibi korunmuştur: genel sürdürülebilirlik; atık kökenli ya da yenilenebilir tedarik; sera gazı azaltımı; geri dönüştürülebilirlik, biyobozunurluk ve ömür sonu; coğrafi erişilebilirlik ve tedarik zinciri güvenliği; bağlama özgü nitelikler (bkz. Tablo 3).</w:t>
-            </w:r>
-          </w:p>
-        </w:tc>
-        <w:tc>
-          <w:tcPr>
-            <w:tcW w:type="dxa" w:w="2100"/>
-            <w:tcMar>
-              <w:top w:type="dxa" w:w="80"/>
-              <w:left w:type="dxa" w:w="110"/>
-              <w:bottom w:type="dxa" w:w="80"/>
-              <w:right w:type="dxa" w:w="110"/>
-            </w:tcMar>
-          </w:tcPr>
-          <w:p>
-            <w:pPr>
-              <w:spacing w:after="0" w:line="240"/>
-            </w:pPr>
-            <w:r>
-              <w:rPr>
-                <w:rFonts w:ascii="Times New Roman" w:cs="Times New Roman" w:eastAsia="Times New Roman" w:hAnsi="Times New Roman"/>
-                <w:b w:val="false"/>
-                <w:bCs w:val="false"/>
-                <w:sz w:val="19"/>
-                <w:szCs w:val="19"/>
-              </w:rPr>
-              <w:t xml:space="preserve">Edalat (2026)</w:t>
+            <w:tcW w:type="dxa" w:w="550"/>
+            <w:tcMar>
+              <w:top w:type="dxa" w:w="80"/>
+              <w:left w:type="dxa" w:w="110"/>
+              <w:bottom w:type="dxa" w:w="80"/>
+              <w:right w:type="dxa" w:w="110"/>
+            </w:tcMar>
+          </w:tcPr>
+          <w:p>
+            <w:pPr>
+              <w:spacing w:after="0" w:line="240"/>
+            </w:pPr>
+            <w:r>
+              <w:rPr>
+                <w:rFonts w:ascii="Times New Roman" w:cs="Times New Roman" w:eastAsia="Times New Roman" w:hAnsi="Times New Roman"/>
+                <w:sz w:val="19"/>
+                <w:szCs w:val="19"/>
+              </w:rPr>
+              <w:t xml:space="preserve">A</w:t>
+            </w:r>
+          </w:p>
+        </w:tc>
+        <w:tc>
+          <w:tcPr>
+            <w:tcW w:type="dxa" w:w="1900"/>
+            <w:tcMar>
+              <w:top w:type="dxa" w:w="80"/>
+              <w:left w:type="dxa" w:w="110"/>
+              <w:bottom w:type="dxa" w:w="80"/>
+              <w:right w:type="dxa" w:w="110"/>
+            </w:tcMar>
+          </w:tcPr>
+          <w:p>
+            <w:pPr>
+              <w:spacing w:after="0" w:line="240"/>
+            </w:pPr>
+            <w:r>
+              <w:rPr>
+                <w:rFonts w:ascii="Times New Roman" w:cs="Times New Roman" w:eastAsia="Times New Roman" w:hAnsi="Times New Roman"/>
+                <w:sz w:val="19"/>
+                <w:szCs w:val="19"/>
+              </w:rPr>
+              <w:t xml:space="preserve">Kaynak ve tedarik</w:t>
+            </w:r>
+          </w:p>
+        </w:tc>
+        <w:tc>
+          <w:tcPr>
+            <w:tcW w:type="dxa" w:w="3400"/>
+            <w:tcMar>
+              <w:top w:type="dxa" w:w="80"/>
+              <w:left w:type="dxa" w:w="110"/>
+              <w:bottom w:type="dxa" w:w="80"/>
+              <w:right w:type="dxa" w:w="110"/>
+            </w:tcMar>
+          </w:tcPr>
+          <w:p>
+            <w:pPr>
+              <w:spacing w:after="0" w:line="240"/>
+            </w:pPr>
+            <w:r>
+              <w:rPr>
+                <w:rFonts w:ascii="Times New Roman" w:cs="Times New Roman" w:eastAsia="Times New Roman" w:hAnsi="Times New Roman"/>
+                <w:sz w:val="19"/>
+                <w:szCs w:val="19"/>
+              </w:rPr>
+              <w:t xml:space="preserve">Girdi bir atık akımından mı geliyor? Kaynak bölgesel olarak erişilebilir mi? Alt tabaka ile organizma bileşimi tasarlanmış mı?</w:t>
+            </w:r>
+          </w:p>
+        </w:tc>
+        <w:tc>
+          <w:tcPr>
+            <w:tcW w:type="dxa" w:w="3176"/>
+            <w:tcMar>
+              <w:top w:type="dxa" w:w="80"/>
+              <w:left w:type="dxa" w:w="110"/>
+              <w:bottom w:type="dxa" w:w="80"/>
+              <w:right w:type="dxa" w:w="110"/>
+            </w:tcMar>
+          </w:tcPr>
+          <w:p>
+            <w:pPr>
+              <w:spacing w:after="0" w:line="240"/>
+            </w:pPr>
+            <w:r>
+              <w:rPr>
+                <w:rFonts w:ascii="Times New Roman" w:cs="Times New Roman" w:eastAsia="Times New Roman" w:hAnsi="Times New Roman"/>
+                <w:sz w:val="19"/>
+                <w:szCs w:val="19"/>
+              </w:rPr>
+              <w:t xml:space="preserve">Lee ve diğ. (2022); Attias ve diğ. (2020)</w:t>
             </w:r>
           </w:p>
         </w:tc>
@@ -5474,105 +3827,97 @@
       <w:tr>
         <w:tc>
           <w:tcPr>
-            <w:tcW w:type="dxa" w:w="700"/>
-            <w:tcMar>
-              <w:top w:type="dxa" w:w="80"/>
-              <w:left w:type="dxa" w:w="110"/>
-              <w:bottom w:type="dxa" w:w="80"/>
-              <w:right w:type="dxa" w:w="110"/>
-            </w:tcMar>
-          </w:tcPr>
-          <w:p>
-            <w:pPr>
-              <w:spacing w:after="0" w:line="240"/>
-            </w:pPr>
-            <w:r>
-              <w:rPr>
-                <w:rFonts w:ascii="Times New Roman" w:cs="Times New Roman" w:eastAsia="Times New Roman" w:hAnsi="Times New Roman"/>
-                <w:b/>
-                <w:bCs/>
-                <w:sz w:val="19"/>
-                <w:szCs w:val="19"/>
-              </w:rPr>
-              <w:t xml:space="preserve">G</w:t>
-            </w:r>
-          </w:p>
-        </w:tc>
-        <w:tc>
-          <w:tcPr>
-            <w:tcW w:type="dxa" w:w="2100"/>
-            <w:tcMar>
-              <w:top w:type="dxa" w:w="80"/>
-              <w:left w:type="dxa" w:w="110"/>
-              <w:bottom w:type="dxa" w:w="80"/>
-              <w:right w:type="dxa" w:w="110"/>
-            </w:tcMar>
-          </w:tcPr>
-          <w:p>
-            <w:pPr>
-              <w:spacing w:after="0" w:line="240"/>
-            </w:pPr>
-            <w:r>
-              <w:rPr>
-                <w:rFonts w:ascii="Times New Roman" w:cs="Times New Roman" w:eastAsia="Times New Roman" w:hAnsi="Times New Roman"/>
-                <w:b w:val="false"/>
-                <w:bCs w:val="false"/>
-                <w:sz w:val="19"/>
-                <w:szCs w:val="19"/>
-              </w:rPr>
-              <w:t xml:space="preserve">Deneyimsel performans (ikinci katman)</w:t>
-            </w:r>
-          </w:p>
-        </w:tc>
-        <w:tc>
-          <w:tcPr>
-            <w:tcW w:type="dxa" w:w="4126"/>
-            <w:tcMar>
-              <w:top w:type="dxa" w:w="80"/>
-              <w:left w:type="dxa" w:w="110"/>
-              <w:bottom w:type="dxa" w:w="80"/>
-              <w:right w:type="dxa" w:w="110"/>
-            </w:tcMar>
-          </w:tcPr>
-          <w:p>
-            <w:pPr>
-              <w:spacing w:after="0" w:line="240"/>
-            </w:pPr>
-            <w:r>
-              <w:rPr>
-                <w:rFonts w:ascii="Times New Roman" w:cs="Times New Roman" w:eastAsia="Times New Roman" w:hAnsi="Times New Roman"/>
-                <w:b w:val="false"/>
-                <w:bCs w:val="false"/>
-                <w:sz w:val="19"/>
-                <w:szCs w:val="19"/>
-              </w:rPr>
-              <w:t xml:space="preserve">Malzeme kullanıcıda hangi duyusal ve anlamsal deneyimi oluşturuyor? Yaşlandığında nasıl davranıyor? Değişkenliği kabul görüyor mu?</w:t>
-            </w:r>
-          </w:p>
-        </w:tc>
-        <w:tc>
-          <w:tcPr>
-            <w:tcW w:type="dxa" w:w="2100"/>
-            <w:tcMar>
-              <w:top w:type="dxa" w:w="80"/>
-              <w:left w:type="dxa" w:w="110"/>
-              <w:bottom w:type="dxa" w:w="80"/>
-              <w:right w:type="dxa" w:w="110"/>
-            </w:tcMar>
-          </w:tcPr>
-          <w:p>
-            <w:pPr>
-              <w:spacing w:after="0" w:line="240"/>
-            </w:pPr>
-            <w:r>
-              <w:rPr>
-                <w:rFonts w:ascii="Times New Roman" w:cs="Times New Roman" w:eastAsia="Times New Roman" w:hAnsi="Times New Roman"/>
-                <w:b w:val="false"/>
-                <w:bCs w:val="false"/>
-                <w:sz w:val="19"/>
-                <w:szCs w:val="19"/>
-              </w:rPr>
-              <w:t xml:space="preserve">Karana ve diğ. (2015); Karana ve diğ. (2018); Rognoli ve Ayala García (2018)</w:t>
+            <w:tcW w:type="dxa" w:w="550"/>
+            <w:tcMar>
+              <w:top w:type="dxa" w:w="80"/>
+              <w:left w:type="dxa" w:w="110"/>
+              <w:bottom w:type="dxa" w:w="80"/>
+              <w:right w:type="dxa" w:w="110"/>
+            </w:tcMar>
+          </w:tcPr>
+          <w:p>
+            <w:pPr>
+              <w:spacing w:after="0" w:line="240"/>
+            </w:pPr>
+            <w:r>
+              <w:rPr>
+                <w:rFonts w:ascii="Times New Roman" w:cs="Times New Roman" w:eastAsia="Times New Roman" w:hAnsi="Times New Roman"/>
+                <w:sz w:val="19"/>
+                <w:szCs w:val="19"/>
+              </w:rPr>
+              <w:t xml:space="preserve">B</w:t>
+            </w:r>
+          </w:p>
+        </w:tc>
+        <w:tc>
+          <w:tcPr>
+            <w:tcW w:type="dxa" w:w="1900"/>
+            <w:tcMar>
+              <w:top w:type="dxa" w:w="80"/>
+              <w:left w:type="dxa" w:w="110"/>
+              <w:bottom w:type="dxa" w:w="80"/>
+              <w:right w:type="dxa" w:w="110"/>
+            </w:tcMar>
+          </w:tcPr>
+          <w:p>
+            <w:pPr>
+              <w:spacing w:after="0" w:line="240"/>
+            </w:pPr>
+            <w:r>
+              <w:rPr>
+                <w:rFonts w:ascii="Times New Roman" w:cs="Times New Roman" w:eastAsia="Times New Roman" w:hAnsi="Times New Roman"/>
+                <w:sz w:val="19"/>
+                <w:szCs w:val="19"/>
+              </w:rPr>
+              <w:t xml:space="preserve">Bileşim ve birleşim</w:t>
+            </w:r>
+          </w:p>
+        </w:tc>
+        <w:tc>
+          <w:tcPr>
+            <w:tcW w:type="dxa" w:w="3400"/>
+            <w:tcMar>
+              <w:top w:type="dxa" w:w="80"/>
+              <w:left w:type="dxa" w:w="110"/>
+              <w:bottom w:type="dxa" w:w="80"/>
+              <w:right w:type="dxa" w:w="110"/>
+            </w:tcMar>
+          </w:tcPr>
+          <w:p>
+            <w:pPr>
+              <w:spacing w:after="0" w:line="240"/>
+            </w:pPr>
+            <w:r>
+              <w:rPr>
+                <w:rFonts w:ascii="Times New Roman" w:cs="Times New Roman" w:eastAsia="Times New Roman" w:hAnsi="Times New Roman"/>
+                <w:sz w:val="19"/>
+                <w:szCs w:val="19"/>
+              </w:rPr>
+              <w:t xml:space="preserve">Bağlayıcı doğal mı, sentetik mi, yok mu? Bileşen hasarsız sökülebiliyor mu? Birleşim tersinir mi?</w:t>
+            </w:r>
+          </w:p>
+        </w:tc>
+        <w:tc>
+          <w:tcPr>
+            <w:tcW w:type="dxa" w:w="3176"/>
+            <w:tcMar>
+              <w:top w:type="dxa" w:w="80"/>
+              <w:left w:type="dxa" w:w="110"/>
+              <w:bottom w:type="dxa" w:w="80"/>
+              <w:right w:type="dxa" w:w="110"/>
+            </w:tcMar>
+          </w:tcPr>
+          <w:p>
+            <w:pPr>
+              <w:spacing w:after="0" w:line="240"/>
+            </w:pPr>
+            <w:r>
+              <w:rPr>
+                <w:rFonts w:ascii="Times New Roman" w:cs="Times New Roman" w:eastAsia="Times New Roman" w:hAnsi="Times New Roman"/>
+                <w:sz w:val="19"/>
+                <w:szCs w:val="19"/>
+              </w:rPr>
+              <w:t xml:space="preserve">Rios ve diğ. (2015); Edalat (2026)</w:t>
             </w:r>
           </w:p>
         </w:tc>
@@ -5580,75 +3925,265 @@
       <w:tr>
         <w:tc>
           <w:tcPr>
-            <w:tcW w:type="dxa" w:w="700"/>
-            <w:tcMar>
-              <w:top w:type="dxa" w:w="80"/>
-              <w:left w:type="dxa" w:w="110"/>
-              <w:bottom w:type="dxa" w:w="80"/>
-              <w:right w:type="dxa" w:w="110"/>
-            </w:tcMar>
-          </w:tcPr>
-          <w:p>
-            <w:pPr>
-              <w:spacing w:after="0" w:line="240"/>
-            </w:pPr>
-            <w:r>
-              <w:rPr>
-                <w:rFonts w:ascii="Times New Roman" w:cs="Times New Roman" w:eastAsia="Times New Roman" w:hAnsi="Times New Roman"/>
-                <w:b/>
-                <w:bCs/>
-                <w:sz w:val="19"/>
-                <w:szCs w:val="19"/>
-              </w:rPr>
-              <w:t xml:space="preserve">H</w:t>
-            </w:r>
-          </w:p>
-        </w:tc>
-        <w:tc>
-          <w:tcPr>
-            <w:tcW w:type="dxa" w:w="2100"/>
-            <w:tcMar>
-              <w:top w:type="dxa" w:w="80"/>
-              <w:left w:type="dxa" w:w="110"/>
-              <w:bottom w:type="dxa" w:w="80"/>
-              <w:right w:type="dxa" w:w="110"/>
-            </w:tcMar>
-          </w:tcPr>
-          <w:p>
-            <w:pPr>
-              <w:spacing w:after="0" w:line="240"/>
-            </w:pPr>
-            <w:r>
-              <w:rPr>
-                <w:rFonts w:ascii="Times New Roman" w:cs="Times New Roman" w:eastAsia="Times New Roman" w:hAnsi="Times New Roman"/>
-                <w:b w:val="false"/>
-                <w:bCs w:val="false"/>
-                <w:sz w:val="19"/>
-                <w:szCs w:val="19"/>
-              </w:rPr>
-              <w:t xml:space="preserve">Dirençlilik kapasitesi (ikinci katman)</w:t>
-            </w:r>
-          </w:p>
-        </w:tc>
-        <w:tc>
-          <w:tcPr>
-            <w:tcW w:type="dxa" w:w="4126"/>
-            <w:tcMar>
-              <w:top w:type="dxa" w:w="80"/>
-              <w:left w:type="dxa" w:w="110"/>
-              <w:bottom w:type="dxa" w:w="80"/>
-              <w:right w:type="dxa" w:w="110"/>
-            </w:tcMar>
-          </w:tcPr>
-          <w:p>
-            <w:pPr>
-              <w:spacing w:after="0" w:line="240"/>
-            </w:pPr>
-            <w:r>
-              <w:rPr>
-                <w:rFonts w:ascii="Times New Roman" w:cs="Times New Roman" w:eastAsia="Times New Roman" w:hAnsi="Times New Roman"/>
-                <w:b w:val="false"/>
-                <w:bCs w:val="false"/>
+            <w:tcW w:type="dxa" w:w="550"/>
+            <w:tcMar>
+              <w:top w:type="dxa" w:w="80"/>
+              <w:left w:type="dxa" w:w="110"/>
+              <w:bottom w:type="dxa" w:w="80"/>
+              <w:right w:type="dxa" w:w="110"/>
+            </w:tcMar>
+          </w:tcPr>
+          <w:p>
+            <w:pPr>
+              <w:spacing w:after="0" w:line="240"/>
+            </w:pPr>
+            <w:r>
+              <w:rPr>
+                <w:rFonts w:ascii="Times New Roman" w:cs="Times New Roman" w:eastAsia="Times New Roman" w:hAnsi="Times New Roman"/>
+                <w:sz w:val="19"/>
+                <w:szCs w:val="19"/>
+              </w:rPr>
+              <w:t xml:space="preserve">C</w:t>
+            </w:r>
+          </w:p>
+        </w:tc>
+        <w:tc>
+          <w:tcPr>
+            <w:tcW w:type="dxa" w:w="1900"/>
+            <w:tcMar>
+              <w:top w:type="dxa" w:w="80"/>
+              <w:left w:type="dxa" w:w="110"/>
+              <w:bottom w:type="dxa" w:w="80"/>
+              <w:right w:type="dxa" w:w="110"/>
+            </w:tcMar>
+          </w:tcPr>
+          <w:p>
+            <w:pPr>
+              <w:spacing w:after="0" w:line="240"/>
+            </w:pPr>
+            <w:r>
+              <w:rPr>
+                <w:rFonts w:ascii="Times New Roman" w:cs="Times New Roman" w:eastAsia="Times New Roman" w:hAnsi="Times New Roman"/>
+                <w:sz w:val="19"/>
+                <w:szCs w:val="19"/>
+              </w:rPr>
+              <w:t xml:space="preserve">Ömür sonu senaryosu</w:t>
+            </w:r>
+          </w:p>
+        </w:tc>
+        <w:tc>
+          <w:tcPr>
+            <w:tcW w:type="dxa" w:w="3400"/>
+            <w:tcMar>
+              <w:top w:type="dxa" w:w="80"/>
+              <w:left w:type="dxa" w:w="110"/>
+              <w:bottom w:type="dxa" w:w="80"/>
+              <w:right w:type="dxa" w:w="110"/>
+            </w:tcMar>
+          </w:tcPr>
+          <w:p>
+            <w:pPr>
+              <w:spacing w:after="0" w:line="240"/>
+            </w:pPr>
+            <w:r>
+              <w:rPr>
+                <w:rFonts w:ascii="Times New Roman" w:cs="Times New Roman" w:eastAsia="Times New Roman" w:hAnsi="Times New Roman"/>
+                <w:sz w:val="19"/>
+                <w:szCs w:val="19"/>
+              </w:rPr>
+              <w:t xml:space="preserve">Bileşen ömrünün sonunda hangi döngüye giriyor? Senaryo tasarım aşamasında tanımlanmış mı?</w:t>
+            </w:r>
+          </w:p>
+        </w:tc>
+        <w:tc>
+          <w:tcPr>
+            <w:tcW w:type="dxa" w:w="3176"/>
+            <w:tcMar>
+              <w:top w:type="dxa" w:w="80"/>
+              <w:left w:type="dxa" w:w="110"/>
+              <w:bottom w:type="dxa" w:w="80"/>
+              <w:right w:type="dxa" w:w="110"/>
+            </w:tcMar>
+          </w:tcPr>
+          <w:p>
+            <w:pPr>
+              <w:spacing w:after="0" w:line="240"/>
+            </w:pPr>
+            <w:r>
+              <w:rPr>
+                <w:rFonts w:ascii="Times New Roman" w:cs="Times New Roman" w:eastAsia="Times New Roman" w:hAnsi="Times New Roman"/>
+                <w:sz w:val="19"/>
+                <w:szCs w:val="19"/>
+              </w:rPr>
+              <w:t xml:space="preserve">Kirchherr ve diğ. (2017); Chang ve diğ. (2020); Edalat (2026)</w:t>
+            </w:r>
+          </w:p>
+        </w:tc>
+      </w:tr>
+      <w:tr>
+        <w:tc>
+          <w:tcPr>
+            <w:tcW w:type="dxa" w:w="550"/>
+            <w:tcMar>
+              <w:top w:type="dxa" w:w="80"/>
+              <w:left w:type="dxa" w:w="110"/>
+              <w:bottom w:type="dxa" w:w="80"/>
+              <w:right w:type="dxa" w:w="110"/>
+            </w:tcMar>
+          </w:tcPr>
+          <w:p>
+            <w:pPr>
+              <w:spacing w:after="0" w:line="240"/>
+            </w:pPr>
+            <w:r>
+              <w:rPr>
+                <w:rFonts w:ascii="Times New Roman" w:cs="Times New Roman" w:eastAsia="Times New Roman" w:hAnsi="Times New Roman"/>
+                <w:sz w:val="19"/>
+                <w:szCs w:val="19"/>
+              </w:rPr>
+              <w:t xml:space="preserve">D</w:t>
+            </w:r>
+          </w:p>
+        </w:tc>
+        <w:tc>
+          <w:tcPr>
+            <w:tcW w:type="dxa" w:w="1900"/>
+            <w:tcMar>
+              <w:top w:type="dxa" w:w="80"/>
+              <w:left w:type="dxa" w:w="110"/>
+              <w:bottom w:type="dxa" w:w="80"/>
+              <w:right w:type="dxa" w:w="110"/>
+            </w:tcMar>
+          </w:tcPr>
+          <w:p>
+            <w:pPr>
+              <w:spacing w:after="0" w:line="240"/>
+            </w:pPr>
+            <w:r>
+              <w:rPr>
+                <w:rFonts w:ascii="Times New Roman" w:cs="Times New Roman" w:eastAsia="Times New Roman" w:hAnsi="Times New Roman"/>
+                <w:sz w:val="19"/>
+                <w:szCs w:val="19"/>
+              </w:rPr>
+              <w:t xml:space="preserve">Deneyimsel performans</w:t>
+            </w:r>
+          </w:p>
+        </w:tc>
+        <w:tc>
+          <w:tcPr>
+            <w:tcW w:type="dxa" w:w="3400"/>
+            <w:tcMar>
+              <w:top w:type="dxa" w:w="80"/>
+              <w:left w:type="dxa" w:w="110"/>
+              <w:bottom w:type="dxa" w:w="80"/>
+              <w:right w:type="dxa" w:w="110"/>
+            </w:tcMar>
+          </w:tcPr>
+          <w:p>
+            <w:pPr>
+              <w:spacing w:after="0" w:line="240"/>
+            </w:pPr>
+            <w:r>
+              <w:rPr>
+                <w:rFonts w:ascii="Times New Roman" w:cs="Times New Roman" w:eastAsia="Times New Roman" w:hAnsi="Times New Roman"/>
+                <w:sz w:val="19"/>
+                <w:szCs w:val="19"/>
+              </w:rPr>
+              <w:t xml:space="preserve">Malzeme kullanıcıda hangi duyusal ve anlamsal deneyimi oluşturuyor? Yaşlandığında nasıl davranıyor? Değişkenliği kabul görüyor mu?</w:t>
+            </w:r>
+          </w:p>
+        </w:tc>
+        <w:tc>
+          <w:tcPr>
+            <w:tcW w:type="dxa" w:w="3176"/>
+            <w:tcMar>
+              <w:top w:type="dxa" w:w="80"/>
+              <w:left w:type="dxa" w:w="110"/>
+              <w:bottom w:type="dxa" w:w="80"/>
+              <w:right w:type="dxa" w:w="110"/>
+            </w:tcMar>
+          </w:tcPr>
+          <w:p>
+            <w:pPr>
+              <w:spacing w:after="0" w:line="240"/>
+            </w:pPr>
+            <w:r>
+              <w:rPr>
+                <w:rFonts w:ascii="Times New Roman" w:cs="Times New Roman" w:eastAsia="Times New Roman" w:hAnsi="Times New Roman"/>
+                <w:sz w:val="19"/>
+                <w:szCs w:val="19"/>
+              </w:rPr>
+              <w:t xml:space="preserve">Karana ve diğ. (2015); Karana ve diğ. (2018); Rognoli ve Ayala García (2018)</w:t>
+            </w:r>
+          </w:p>
+        </w:tc>
+      </w:tr>
+      <w:tr>
+        <w:tc>
+          <w:tcPr>
+            <w:tcW w:type="dxa" w:w="550"/>
+            <w:tcMar>
+              <w:top w:type="dxa" w:w="80"/>
+              <w:left w:type="dxa" w:w="110"/>
+              <w:bottom w:type="dxa" w:w="80"/>
+              <w:right w:type="dxa" w:w="110"/>
+            </w:tcMar>
+          </w:tcPr>
+          <w:p>
+            <w:pPr>
+              <w:spacing w:after="0" w:line="240"/>
+            </w:pPr>
+            <w:r>
+              <w:rPr>
+                <w:rFonts w:ascii="Times New Roman" w:cs="Times New Roman" w:eastAsia="Times New Roman" w:hAnsi="Times New Roman"/>
+                <w:sz w:val="19"/>
+                <w:szCs w:val="19"/>
+              </w:rPr>
+              <w:t xml:space="preserve">E</w:t>
+            </w:r>
+          </w:p>
+        </w:tc>
+        <w:tc>
+          <w:tcPr>
+            <w:tcW w:type="dxa" w:w="1900"/>
+            <w:tcMar>
+              <w:top w:type="dxa" w:w="80"/>
+              <w:left w:type="dxa" w:w="110"/>
+              <w:bottom w:type="dxa" w:w="80"/>
+              <w:right w:type="dxa" w:w="110"/>
+            </w:tcMar>
+          </w:tcPr>
+          <w:p>
+            <w:pPr>
+              <w:spacing w:after="0" w:line="240"/>
+            </w:pPr>
+            <w:r>
+              <w:rPr>
+                <w:rFonts w:ascii="Times New Roman" w:cs="Times New Roman" w:eastAsia="Times New Roman" w:hAnsi="Times New Roman"/>
+                <w:sz w:val="19"/>
+                <w:szCs w:val="19"/>
+              </w:rPr>
+              <w:t xml:space="preserve">Dirençlilik kapasitesi</w:t>
+            </w:r>
+          </w:p>
+        </w:tc>
+        <w:tc>
+          <w:tcPr>
+            <w:tcW w:type="dxa" w:w="3400"/>
+            <w:tcMar>
+              <w:top w:type="dxa" w:w="80"/>
+              <w:left w:type="dxa" w:w="110"/>
+              <w:bottom w:type="dxa" w:w="80"/>
+              <w:right w:type="dxa" w:w="110"/>
+            </w:tcMar>
+          </w:tcPr>
+          <w:p>
+            <w:pPr>
+              <w:spacing w:after="0" w:line="240"/>
+            </w:pPr>
+            <w:r>
+              <w:rPr>
+                <w:rFonts w:ascii="Times New Roman" w:cs="Times New Roman" w:eastAsia="Times New Roman" w:hAnsi="Times New Roman"/>
                 <w:sz w:val="19"/>
                 <w:szCs w:val="19"/>
               </w:rPr>
@@ -5658,27 +4193,123 @@
         </w:tc>
         <w:tc>
           <w:tcPr>
-            <w:tcW w:type="dxa" w:w="2100"/>
-            <w:tcMar>
-              <w:top w:type="dxa" w:w="80"/>
-              <w:left w:type="dxa" w:w="110"/>
-              <w:bottom w:type="dxa" w:w="80"/>
-              <w:right w:type="dxa" w:w="110"/>
-            </w:tcMar>
-          </w:tcPr>
-          <w:p>
-            <w:pPr>
-              <w:spacing w:after="0" w:line="240"/>
-            </w:pPr>
-            <w:r>
-              <w:rPr>
-                <w:rFonts w:ascii="Times New Roman" w:cs="Times New Roman" w:eastAsia="Times New Roman" w:hAnsi="Times New Roman"/>
-                <w:b w:val="false"/>
-                <w:bCs w:val="false"/>
-                <w:sz w:val="19"/>
-                <w:szCs w:val="19"/>
-              </w:rPr>
-              <w:t xml:space="preserve">Andréen ve Goidea (2022); Heymans ve diğ. (2019); Goidea ve diğ. (2022); Edalat (2026)</w:t>
+            <w:tcW w:type="dxa" w:w="3176"/>
+            <w:tcMar>
+              <w:top w:type="dxa" w:w="80"/>
+              <w:left w:type="dxa" w:w="110"/>
+              <w:bottom w:type="dxa" w:w="80"/>
+              <w:right w:type="dxa" w:w="110"/>
+            </w:tcMar>
+          </w:tcPr>
+          <w:p>
+            <w:pPr>
+              <w:spacing w:after="0" w:line="240"/>
+            </w:pPr>
+            <w:r>
+              <w:rPr>
+                <w:rFonts w:ascii="Times New Roman" w:cs="Times New Roman" w:eastAsia="Times New Roman" w:hAnsi="Times New Roman"/>
+                <w:sz w:val="19"/>
+                <w:szCs w:val="19"/>
+              </w:rPr>
+              <w:t xml:space="preserve">Folke (2006); Heymans ve diğ. (2019); Andréen ve Goidea (2022); Goidea ve diğ. (2022)</w:t>
+            </w:r>
+          </w:p>
+        </w:tc>
+      </w:tr>
+      <w:tr>
+        <w:tc>
+          <w:tcPr>
+            <w:tcW w:type="dxa" w:w="550"/>
+            <w:tcMar>
+              <w:top w:type="dxa" w:w="80"/>
+              <w:left w:type="dxa" w:w="110"/>
+              <w:bottom w:type="dxa" w:w="80"/>
+              <w:right w:type="dxa" w:w="110"/>
+            </w:tcMar>
+          </w:tcPr>
+          <w:p>
+            <w:pPr>
+              <w:spacing w:after="0" w:line="240"/>
+            </w:pPr>
+            <w:r>
+              <w:rPr>
+                <w:rFonts w:ascii="Times New Roman" w:cs="Times New Roman" w:eastAsia="Times New Roman" w:hAnsi="Times New Roman"/>
+                <w:sz w:val="19"/>
+                <w:szCs w:val="19"/>
+              </w:rPr>
+              <w:t xml:space="preserve">F</w:t>
+            </w:r>
+          </w:p>
+        </w:tc>
+        <w:tc>
+          <w:tcPr>
+            <w:tcW w:type="dxa" w:w="1900"/>
+            <w:tcMar>
+              <w:top w:type="dxa" w:w="80"/>
+              <w:left w:type="dxa" w:w="110"/>
+              <w:bottom w:type="dxa" w:w="80"/>
+              <w:right w:type="dxa" w:w="110"/>
+            </w:tcMar>
+          </w:tcPr>
+          <w:p>
+            <w:pPr>
+              <w:spacing w:after="0" w:line="240"/>
+            </w:pPr>
+            <w:r>
+              <w:rPr>
+                <w:rFonts w:ascii="Times New Roman" w:cs="Times New Roman" w:eastAsia="Times New Roman" w:hAnsi="Times New Roman"/>
+                <w:sz w:val="19"/>
+                <w:szCs w:val="19"/>
+              </w:rPr>
+              <w:t xml:space="preserve">Kurumsal ve toplumsal çerçeve</w:t>
+            </w:r>
+          </w:p>
+        </w:tc>
+        <w:tc>
+          <w:tcPr>
+            <w:tcW w:type="dxa" w:w="3400"/>
+            <w:tcMar>
+              <w:top w:type="dxa" w:w="80"/>
+              <w:left w:type="dxa" w:w="110"/>
+              <w:bottom w:type="dxa" w:w="80"/>
+              <w:right w:type="dxa" w:w="110"/>
+            </w:tcMar>
+          </w:tcPr>
+          <w:p>
+            <w:pPr>
+              <w:spacing w:after="0" w:line="240"/>
+            </w:pPr>
+            <w:r>
+              <w:rPr>
+                <w:rFonts w:ascii="Times New Roman" w:cs="Times New Roman" w:eastAsia="Times New Roman" w:hAnsi="Times New Roman"/>
+                <w:sz w:val="19"/>
+                <w:szCs w:val="19"/>
+              </w:rPr>
+              <w:t xml:space="preserve">Malzemeyi destekleyen standart, kod, uzman ağı ve üretim kanalı var mı? Kullanıcı kabulü nasıl kurulacak?</w:t>
+            </w:r>
+          </w:p>
+        </w:tc>
+        <w:tc>
+          <w:tcPr>
+            <w:tcW w:type="dxa" w:w="3176"/>
+            <w:tcMar>
+              <w:top w:type="dxa" w:w="80"/>
+              <w:left w:type="dxa" w:w="110"/>
+              <w:bottom w:type="dxa" w:w="80"/>
+              <w:right w:type="dxa" w:w="110"/>
+            </w:tcMar>
+          </w:tcPr>
+          <w:p>
+            <w:pPr>
+              <w:spacing w:after="0" w:line="240"/>
+            </w:pPr>
+            <w:r>
+              <w:rPr>
+                <w:rFonts w:ascii="Times New Roman" w:cs="Times New Roman" w:eastAsia="Times New Roman" w:hAnsi="Times New Roman"/>
+                <w:sz w:val="19"/>
+                <w:szCs w:val="19"/>
+              </w:rPr>
+              <w:t xml:space="preserve">Pomponi ve Moncaster (2017); Rognoli ve diğ. (2015)</w:t>
             </w:r>
           </w:p>
         </w:tc>
@@ -5696,7 +4327,7 @@
           <w:sz w:val="18"/>
           <w:szCs w:val="18"/>
         </w:rPr>
-        <w:t xml:space="preserve">İkinci katman bu bölümün önerisidir; birinci katman olduğu gibi aktarılmıştır.</w:t>
+        <w:t xml:space="preserve">Çerçeve bu bölümün önerisidir; boyutların dayandığı saptamalar belirtilen kaynaklardan alınmıştır.</w:t>
       </w:r>
     </w:p>
     <w:p>
@@ -5710,7 +4341,7 @@
           <w:sz w:val="24"/>
           <w:szCs w:val="24"/>
         </w:rPr>
-        <w:t xml:space="preserve">Çerçevenin kullanım mantığı sıralı değil eşzamanlıdır: bir bileşenin yalnızca birinci katmanı karşılaması, iç mekân bağlamında yeterli bir değerlendirme sağlamaz. Nitekim altıncı başlıkta aktarılan kahve atıklı duvar paneli örneği, atık kökenli tedarik ölçütünü tümüyle karşılamasına karşın ömür sonu ölçütünü hiç karşılamayan bir bileşenin döngüsel sayılamayacağını göstermektedir. Aynı mantık ikinci katman için de geçerlidir: deneyimsel performansı güçlü olmakla birlikte onarılamayan, sökülemeyen ya da yenilenemeyen bir bileşen dirençlilik ölçütünü karşılamaz.</w:t>
+        <w:t xml:space="preserve">Çerçevenin kullanım mantığı sıralı değil eşzamanlıdır: bir bileşenin yalnızca ilk üç boyutu karşılaması, iç mekân bağlamında yeterli bir değerlendirme sağlamaz. Nitekim altıncı başlıkta aktarılan kahve atıklı duvar paneli örneği, atık kökenli tedarik boyutunu tümüyle karşılamasına karşın ömür sonu boyutunu hiç karşılamayan bir bileşenin döngüsel sayılamayacağını göstermektedir. Aynı mantık son üç boyut için de geçerlidir: deneyimsel performansı güçlü olmakla birlikte onarılamayan, sökülemeyen ya da yenilenemeyen bir bileşen dirençlilik boyutunu karşılamaz.</w:t>
       </w:r>
     </w:p>
     <w:p>
@@ -5740,7 +4371,7 @@
           <w:sz w:val="24"/>
           <w:szCs w:val="24"/>
         </w:rPr>
-        <w:t xml:space="preserve">Bu bölüm, iç mimarlıkta biyolojik temelli malzeme seçiminin sürdürülebilirlikten döngüselliğe ve döngüsellikten dirençliliğe geçişi sağlayan bir tasarım yaklaşımı olarak nasıl kavramsallaştırılabileceği sorusunu ele almıştır. Yürütülen tartışma, bu üç kavramın birbirinin yerine geçen eşanlamlılar değil, birbirini kapsayan ve birbirine ölçüt ekleyen üç ayrı düzlem oluşturduğunu göstermektedir. Birinci düzlemde sürdürülebilirlik malzemenin çevresel etkisini azaltmayı hedefler; ikinci düzlemde döngüsellik malzemenin yaşam döngüsünü ve ömür sonu senaryosunu karar sürecine dahil eder; üçüncü düzlemde dirençlilik değerlendirmeye zamanı ve değişimi ekler (Tablo 6).</w:t>
+        <w:t xml:space="preserve">Bu bölüm, iç mimarlıkta biyolojik temelli malzeme seçiminin sürdürülebilirlikten döngüselliğe ve döngüsellikten dirençliliğe geçişi sağlayan bir tasarım yaklaşımı olarak nasıl kavramsallaştırılabileceği sorusunu ele almıştır. Yürütülen tartışma, bu üç kavramın birbirinin yerine geçen eşanlamlılar değil, birbirini kapsayan ve birbirine ölçüt ekleyen üç ayrı düzlem oluşturduğunu göstermektedir. Birinci düzlemde sürdürülebilirlik malzemenin çevresel etkisini azaltmayı hedefler; ikinci düzlemde döngüsellik malzemenin yaşam döngüsünü ve ömür sonu senaryosunu karar sürecine dahil eder; üçüncü düzlemde dirençlilik değerlendirmeye zamanı ve değişimi ekler (Tablo 5).</w:t>
       </w:r>
     </w:p>
     <w:p>
@@ -5751,16 +4382,16 @@
       <w:r>
         <w:rPr>
           <w:rFonts w:ascii="Times New Roman" w:cs="Times New Roman" w:eastAsia="Times New Roman" w:hAnsi="Times New Roman"/>
-          <w:b/>
-          <w:bCs/>
           <w:sz w:val="22"/>
           <w:szCs w:val="22"/>
         </w:rPr>
-        <w:t xml:space="preserve">Tablo 6. </w:t>
-      </w:r>
-      <w:r>
-        <w:rPr>
-          <w:rFonts w:ascii="Times New Roman" w:cs="Times New Roman" w:eastAsia="Times New Roman" w:hAnsi="Times New Roman"/>
+        <w:t xml:space="preserve">Tablo 5. </w:t>
+      </w:r>
+      <w:r>
+        <w:rPr>
+          <w:rFonts w:ascii="Times New Roman" w:cs="Times New Roman" w:eastAsia="Times New Roman" w:hAnsi="Times New Roman"/>
+          <w:i/>
+          <w:iCs/>
           <w:sz w:val="22"/>
           <w:szCs w:val="22"/>
         </w:rPr>
@@ -5807,8 +4438,6 @@
             <w:r>
               <w:rPr>
                 <w:rFonts w:ascii="Times New Roman" w:cs="Times New Roman" w:eastAsia="Times New Roman" w:hAnsi="Times New Roman"/>
-                <w:b/>
-                <w:bCs/>
                 <w:sz w:val="19"/>
                 <w:szCs w:val="19"/>
               </w:rPr>
@@ -5834,8 +4463,6 @@
             <w:r>
               <w:rPr>
                 <w:rFonts w:ascii="Times New Roman" w:cs="Times New Roman" w:eastAsia="Times New Roman" w:hAnsi="Times New Roman"/>
-                <w:b/>
-                <w:bCs/>
                 <w:sz w:val="19"/>
                 <w:szCs w:val="19"/>
               </w:rPr>
@@ -5861,8 +4488,6 @@
             <w:r>
               <w:rPr>
                 <w:rFonts w:ascii="Times New Roman" w:cs="Times New Roman" w:eastAsia="Times New Roman" w:hAnsi="Times New Roman"/>
-                <w:b/>
-                <w:bCs/>
                 <w:sz w:val="19"/>
                 <w:szCs w:val="19"/>
               </w:rPr>
@@ -5888,8 +4513,6 @@
             <w:r>
               <w:rPr>
                 <w:rFonts w:ascii="Times New Roman" w:cs="Times New Roman" w:eastAsia="Times New Roman" w:hAnsi="Times New Roman"/>
-                <w:b/>
-                <w:bCs/>
                 <w:sz w:val="19"/>
                 <w:szCs w:val="19"/>
               </w:rPr>
@@ -5916,8 +4539,6 @@
             <w:r>
               <w:rPr>
                 <w:rFonts w:ascii="Times New Roman" w:cs="Times New Roman" w:eastAsia="Times New Roman" w:hAnsi="Times New Roman"/>
-                <w:b/>
-                <w:bCs/>
                 <w:sz w:val="19"/>
                 <w:szCs w:val="19"/>
               </w:rPr>
@@ -5942,8 +4563,6 @@
             <w:r>
               <w:rPr>
                 <w:rFonts w:ascii="Times New Roman" w:cs="Times New Roman" w:eastAsia="Times New Roman" w:hAnsi="Times New Roman"/>
-                <w:b w:val="false"/>
-                <w:bCs w:val="false"/>
                 <w:sz w:val="19"/>
                 <w:szCs w:val="19"/>
               </w:rPr>
@@ -5968,8 +4587,6 @@
             <w:r>
               <w:rPr>
                 <w:rFonts w:ascii="Times New Roman" w:cs="Times New Roman" w:eastAsia="Times New Roman" w:hAnsi="Times New Roman"/>
-                <w:b w:val="false"/>
-                <w:bCs w:val="false"/>
                 <w:sz w:val="19"/>
                 <w:szCs w:val="19"/>
               </w:rPr>
@@ -5994,8 +4611,6 @@
             <w:r>
               <w:rPr>
                 <w:rFonts w:ascii="Times New Roman" w:cs="Times New Roman" w:eastAsia="Times New Roman" w:hAnsi="Times New Roman"/>
-                <w:b w:val="false"/>
-                <w:bCs w:val="false"/>
                 <w:sz w:val="19"/>
                 <w:szCs w:val="19"/>
               </w:rPr>
@@ -6022,8 +4637,6 @@
             <w:r>
               <w:rPr>
                 <w:rFonts w:ascii="Times New Roman" w:cs="Times New Roman" w:eastAsia="Times New Roman" w:hAnsi="Times New Roman"/>
-                <w:b/>
-                <w:bCs/>
                 <w:sz w:val="19"/>
                 <w:szCs w:val="19"/>
               </w:rPr>
@@ -6048,8 +4661,6 @@
             <w:r>
               <w:rPr>
                 <w:rFonts w:ascii="Times New Roman" w:cs="Times New Roman" w:eastAsia="Times New Roman" w:hAnsi="Times New Roman"/>
-                <w:b w:val="false"/>
-                <w:bCs w:val="false"/>
                 <w:sz w:val="19"/>
                 <w:szCs w:val="19"/>
               </w:rPr>
@@ -6074,8 +4685,6 @@
             <w:r>
               <w:rPr>
                 <w:rFonts w:ascii="Times New Roman" w:cs="Times New Roman" w:eastAsia="Times New Roman" w:hAnsi="Times New Roman"/>
-                <w:b w:val="false"/>
-                <w:bCs w:val="false"/>
                 <w:sz w:val="19"/>
                 <w:szCs w:val="19"/>
               </w:rPr>
@@ -6100,12 +4709,10 @@
             <w:r>
               <w:rPr>
                 <w:rFonts w:ascii="Times New Roman" w:cs="Times New Roman" w:eastAsia="Times New Roman" w:hAnsi="Times New Roman"/>
-                <w:b w:val="false"/>
-                <w:bCs w:val="false"/>
-                <w:sz w:val="19"/>
-                <w:szCs w:val="19"/>
-              </w:rPr>
-              <w:t xml:space="preserve">Biyobozunurluk kendi başına döngüsellik üretmez; kurumsal altyapı ve ömür sonu planlaması olmadan iddia temelsiz kalır²</w:t>
+                <w:sz w:val="19"/>
+                <w:szCs w:val="19"/>
+              </w:rPr>
+              <w:t xml:space="preserve">Tanımların çoğu sistemsel değişimi vurgulamaz; sökülebilirlik ilkeleri uygulamaya geçmemiştir²</w:t>
             </w:r>
           </w:p>
         </w:tc>
@@ -6128,8 +4735,6 @@
             <w:r>
               <w:rPr>
                 <w:rFonts w:ascii="Times New Roman" w:cs="Times New Roman" w:eastAsia="Times New Roman" w:hAnsi="Times New Roman"/>
-                <w:b/>
-                <w:bCs/>
                 <w:sz w:val="19"/>
                 <w:szCs w:val="19"/>
               </w:rPr>
@@ -6154,8 +4759,6 @@
             <w:r>
               <w:rPr>
                 <w:rFonts w:ascii="Times New Roman" w:cs="Times New Roman" w:eastAsia="Times New Roman" w:hAnsi="Times New Roman"/>
-                <w:b w:val="false"/>
-                <w:bCs w:val="false"/>
                 <w:sz w:val="19"/>
                 <w:szCs w:val="19"/>
               </w:rPr>
@@ -6180,8 +4783,6 @@
             <w:r>
               <w:rPr>
                 <w:rFonts w:ascii="Times New Roman" w:cs="Times New Roman" w:eastAsia="Times New Roman" w:hAnsi="Times New Roman"/>
-                <w:b w:val="false"/>
-                <w:bCs w:val="false"/>
                 <w:sz w:val="19"/>
                 <w:szCs w:val="19"/>
               </w:rPr>
@@ -6206,8 +4807,6 @@
             <w:r>
               <w:rPr>
                 <w:rFonts w:ascii="Times New Roman" w:cs="Times New Roman" w:eastAsia="Times New Roman" w:hAnsi="Times New Roman"/>
-                <w:b w:val="false"/>
-                <w:bCs w:val="false"/>
                 <w:sz w:val="19"/>
                 <w:szCs w:val="19"/>
               </w:rPr>
@@ -6229,7 +4828,7 @@
           <w:sz w:val="18"/>
           <w:szCs w:val="18"/>
         </w:rPr>
-        <w:t xml:space="preserve">¹ O’Rourke ve Seepersad (2015) · ² Edalat (2026) · ³ Chang ve diğ. (2020); Andréen ve Goidea (2022); Heymans ve diğ. (2019)</w:t>
+        <w:t xml:space="preserve">¹ O’Rourke ve Seepersad (2015) · ² Kirchherr ve diğ. (2017); Rios ve diğ. (2015) · ³ Folke (2006); Chang ve diğ. (2020); Andréen ve Goidea (2022)</w:t>
       </w:r>
     </w:p>
     <w:p>
@@ -6243,7 +4842,7 @@
           <w:sz w:val="24"/>
           <w:szCs w:val="24"/>
         </w:rPr>
-        <w:t xml:space="preserve">Tablo 6’nın son kolonu, bölümün yöntemsel tutumunu da özetlemektedir: her düzlem bir sonrakini gerektirmekte, hiçbiri tek başına yeterli olmamaktadır. Üç düzlemin iç mimarlıkta kesiştiği nokta ise bölümün ikinci özgün saptamasını oluşturmaktadır. Edalat’ın (2026) ortaya koyduğu gibi ahşap dışı biyolojik temelli malzemelerin fiilî uygulama alanı büyük ölçüde iç mekândır; bu malzemeler sınırlı mekanik dayanımları nedeniyle taşıyıcı elemanlarda nadiren yer almaktadır. Dolayısıyla iç mimarlık, söz konusu malzemelerin yapılı çevreye girişinde belirleyici ölçeği oluşturmaktadır.</w:t>
+        <w:t xml:space="preserve">Tablo 5’in son kolonu, bölümün yöntemsel tutumunu da özetlemektedir: her düzlem bir sonrakini gerektirmekte, hiçbiri tek başına yeterli olmamaktadır. Üç düzlemin iç mimarlıkta kesiştiği nokta ise bölümün ikinci saptamasını oluşturmaktadır. Ahşap dışı biyolojik temelli malzemelerin fiilî uygulama alanı büyük ölçüde iç mekândır; bu malzemeler sınırlı mekanik dayanımları nedeniyle taşıyıcı elemanlarda nadiren yer almaktadır (Edalat, 2026). Dolayısıyla iç mimarlık, söz konusu malzemelerin yapılı çevreye girişinde belirleyici ölçeği oluşturmaktadır.</w:t>
       </w:r>
     </w:p>
     <w:p>
@@ -6257,7 +4856,7 @@
           <w:sz w:val="24"/>
           <w:szCs w:val="24"/>
         </w:rPr>
-        <w:t xml:space="preserve">Bölümde önerilen iki katmanlı değerlendirme çerçevesi bu zemine dayanmaktadır (Tablo 5). Çerçevenin sınırlılıkları da belirtilmelidir: öneri kuramsal düzeyde kalmakta, tasarım pratiğinde sınanmamıştır. Eklenen iki boyut için, Edalat’ın (2026) kendi ölçütleri için uyguladığı türden yerleşik bir değerlendirme yaklaşımı henüz bulunmamaktadır. Ayrıca çerçeve taşıyıcı olmayan iç mekân bileşenleri için kurulmuş olup yapısal ölçeğe genellenemez.</w:t>
+        <w:t xml:space="preserve">Bölümde önerilen altı boyutlu değerlendirme çerçevesi bu zemine dayanmaktadır (Tablo 4). Çerçevenin sınırlılıkları da belirtilmelidir: öneri kuramsal düzeyde kalmakta, tasarım pratiğinde sınanmamıştır. Boyutların her biri için ölçülebilir bir değerlendirme yöntemi henüz bulunmamakta; özellikle deneyimsel performans ve dirençlilik kapasitesi için yerleşik bir ölçüm yaklaşımı yoktur. Ayrıca çerçeve taşıyıcı olmayan iç mekân bileşenleri için kurulmuş olup yapısal ölçeğe genellenemez.</w:t>
       </w:r>
     </w:p>
     <w:p>
@@ -6271,7 +4870,7 @@
           <w:sz w:val="24"/>
           <w:szCs w:val="24"/>
         </w:rPr>
-        <w:t xml:space="preserve">Bu sınırlılıklar doğrudan bir araştırma gündemine işaret etmektedir. Birincisi, deneyimsel performans ve dirençlilik kapasitesi boyutları için ölçülebilir değerlendirme yaklaşımları geliştirilmelidir. İkincisi, iç mekân bileşenlerinde bağlayıcı sistemleri ve tersinir birleşim detayları ayrıca araştırılmalıdır; Edalat (2026) bağlayıcı uyumluluğunu temel engeller arasında saymaktadır. Üçüncüsü, biyolojik temelli iç mekân bileşenlerinin uzun süreli davranışı izlenmelidir; Chang ve diğ. (2020) bu alandaki bilimsel bilginin oldukça sınırlı kaldığını ortaya koymaktadır. Dördüncüsü, döngüsel ekonominin kullanım, onarım ve yeniden kullanım aşamaları iç mekân bağlamında incelenmelidir.</w:t>
+        <w:t xml:space="preserve">Bu sınırlılıklar doğrudan bir araştırma gündemine işaret etmektedir. Deneyimsel performans ve dirençlilik kapasitesi boyutları için ölçülebilir değerlendirme yaklaşımları geliştirilmeli; iç mekân bileşenlerinde bağlayıcı sistemleri ve tersinir birleşim detayları araştırılmalıdır, çünkü Rios ve diğ. (2015) sökülebilirlik için tasarımda kuram ile uygulama arasındaki boşluğu açıkça ortaya koymaktadır. Biyolojik temelli iç mekân bileşenlerinin uzun süreli davranışı izlenmeli (Chang ve diğ., 2020); döngüselliğin yönetsel ve davranışsal boyutları ise iç mekân bağlamında incelenmelidir (Pomponi ve Moncaster, 2017).</w:t>
       </w:r>
     </w:p>
     <w:p>
@@ -6285,7 +4884,7 @@
           <w:sz w:val="24"/>
           <w:szCs w:val="24"/>
         </w:rPr>
-        <w:t xml:space="preserve">Son olarak, bu yaklaşımın iç mimarlık açısından ima ettiği değişim malzeme listelerinin yenilenmesinden daha kapsamlıdır. Camere ve Karana’nın (2018) saptadığı malzeme seçiminden malzeme tasarımına kayma, tasarımcının malzemeyle kurduğu ilişkinin yeniden tanımlanması anlamına gelmektedir. Heymans ve diğ.’nin (2019) saptaması bu dönüşümün yönünü de göstermektedir: sistemin sürdürülebilirliği dirençlilik kapasitesine bağlıdır ve bu kapasite, kentlerin insan ve insan-dışı tüm sakinlerini kapsamak durumundadır; yalnızca insan toplumunun dirençliliğine odaklanmak sosyo-ekolojik sistemin dirençliliğini aşındırabilmektedir. Yazarlara göre biyoçeşitlilik ve ekolojik bağlantısallık bu nedenle dirençlilik kapasitesi açısından önemlidir. İç mekân, bu ilişkinin gündelik ölçekte kurulduğu yer olduğu için, söz konusu dönüşümün hem sınanacağı hem de görünür olacağı alandır.</w:t>
+        <w:t xml:space="preserve">Son olarak, bu yaklaşımın iç mimarlık açısından ima ettiği değişim malzeme listelerinin yenilenmesinden daha kapsamlıdır. Camere ve Karana’nın (2018) saptadığı malzeme seçiminden malzeme tasarımına kayma, tasarımcının malzemeyle kurduğu ilişkinin yeniden tanımlanması anlamına gelmektedir. Heymans ve diğ.’nin (2019) saptaması bu dönüşümün yönünü de göstermektedir: sistemin sürdürülebilirliği dirençlilik kapasitesine bağlıdır ve bu kapasite, kentlerin insan ve insan-dışı tüm sakinlerini kapsamak durumundadır; yalnızca insan toplumunun dirençliliğine odaklanmak sosyo-ekolojik sistemin dirençliliğini aşındırabilmektedir. İç mekân, bu ilişkinin gündelik ölçekte kurulduğu yer olduğu için, söz konusu dönüşümün hem sınanacağı hem de görünür olacağı alandır.</w:t>
       </w:r>
     </w:p>
     <w:p>
@@ -6355,7 +4954,7 @@
           <w:sz w:val="24"/>
           <w:szCs w:val="24"/>
         </w:rPr>
-        <w:t xml:space="preserve">Bourbia, S., Kazeoui, H. ve Belarbi, R. (2023). A review on recent research on bio-based building materials and their applications. </w:t>
+        <w:t xml:space="preserve">Attias, N., Danai, O., Abitbol, T., Tarazi, E., Ezov, N., Pereman, I. ve Grobman, Y. J. (2020). Mycelium bio-composites in industrial design and architecture: Comparative review and experimental analysis. </w:t>
       </w:r>
       <w:r>
         <w:rPr>
@@ -6365,7 +4964,7 @@
           <w:sz w:val="24"/>
           <w:szCs w:val="24"/>
         </w:rPr>
-        <w:t xml:space="preserve">Materials for Renewable and Sustainable Energy, 12</w:t>
+        <w:t xml:space="preserve">Journal of Cleaner Production, 246</w:t>
       </w:r>
       <w:r>
         <w:rPr>
@@ -6375,7 +4974,7 @@
           <w:sz w:val="24"/>
           <w:szCs w:val="24"/>
         </w:rPr>
-        <w:t xml:space="preserve">, 117–139. https://doi.org/10.1007/s40243-023-00234-7</w:t>
+        <w:t xml:space="preserve">, 119037. https://doi.org/10.1016/j.jclepro.2019.119037</w:t>
       </w:r>
     </w:p>
     <w:p>
@@ -6392,7 +4991,7 @@
           <w:sz w:val="24"/>
           <w:szCs w:val="24"/>
         </w:rPr>
-        <w:t xml:space="preserve">Camere, S. ve Karana, E. (2018). Fabricating materials from living organisms: An emerging design practice. </w:t>
+        <w:t xml:space="preserve">Bourbia, S., Kazeoui, H. ve Belarbi, R. (2023). A review on recent research on bio-based building materials and their applications. </w:t>
       </w:r>
       <w:r>
         <w:rPr>
@@ -6402,7 +5001,7 @@
           <w:sz w:val="24"/>
           <w:szCs w:val="24"/>
         </w:rPr>
-        <w:t xml:space="preserve">Journal of Cleaner Production, 186</w:t>
+        <w:t xml:space="preserve">Materials for Renewable and Sustainable Energy, 12</w:t>
       </w:r>
       <w:r>
         <w:rPr>
@@ -6412,7 +5011,7 @@
           <w:sz w:val="24"/>
           <w:szCs w:val="24"/>
         </w:rPr>
-        <w:t xml:space="preserve">, 570–584. https://doi.org/10.1016/j.jclepro.2018.03.081</w:t>
+        <w:t xml:space="preserve">, 117–139. https://doi.org/10.1007/s40243-023-00234-7</w:t>
       </w:r>
     </w:p>
     <w:p>
@@ -6429,7 +5028,7 @@
           <w:sz w:val="24"/>
           <w:szCs w:val="24"/>
         </w:rPr>
-        <w:t xml:space="preserve">Chang, B. P., Mohanty, A. K. ve Misra, M. (2020). Studies on durability of sustainable biobased composites: A review. </w:t>
+        <w:t xml:space="preserve">Camere, S. ve Karana, E. (2018). Fabricating materials from living organisms: An emerging design practice. </w:t>
       </w:r>
       <w:r>
         <w:rPr>
@@ -6439,7 +5038,7 @@
           <w:sz w:val="24"/>
           <w:szCs w:val="24"/>
         </w:rPr>
-        <w:t xml:space="preserve">RSC Advances, 10</w:t>
+        <w:t xml:space="preserve">Journal of Cleaner Production, 186</w:t>
       </w:r>
       <w:r>
         <w:rPr>
@@ -6449,7 +5048,7 @@
           <w:sz w:val="24"/>
           <w:szCs w:val="24"/>
         </w:rPr>
-        <w:t xml:space="preserve">(31), 17955–17999. https://doi.org/10.1039/C9RA09554C</w:t>
+        <w:t xml:space="preserve">, 570–584. https://doi.org/10.1016/j.jclepro.2018.03.081</w:t>
       </w:r>
     </w:p>
     <w:p>
@@ -6466,7 +5065,7 @@
           <w:sz w:val="24"/>
           <w:szCs w:val="24"/>
         </w:rPr>
-        <w:t xml:space="preserve">Chayaamor-Heil, N., Houette, T., Demirci, Ö. ve Badarnah, L. (2024). The potential of co-designing with living organisms: Towards a new ecological paradigm in architecture. </w:t>
+        <w:t xml:space="preserve">Chang, B. P., Mohanty, A. K. ve Misra, M. (2020). Studies on durability of sustainable biobased composites: A review. </w:t>
       </w:r>
       <w:r>
         <w:rPr>
@@ -6476,7 +5075,7 @@
           <w:sz w:val="24"/>
           <w:szCs w:val="24"/>
         </w:rPr>
-        <w:t xml:space="preserve">Sustainability, 16</w:t>
+        <w:t xml:space="preserve">RSC Advances, 10</w:t>
       </w:r>
       <w:r>
         <w:rPr>
@@ -6486,7 +5085,7 @@
           <w:sz w:val="24"/>
           <w:szCs w:val="24"/>
         </w:rPr>
-        <w:t xml:space="preserve">(2), 673. https://doi.org/10.3390/su16020673</w:t>
+        <w:t xml:space="preserve">(31), 17955–17999. https://doi.org/10.1039/C9RA09554C</w:t>
       </w:r>
     </w:p>
     <w:p>
@@ -6503,7 +5102,7 @@
           <w:sz w:val="24"/>
           <w:szCs w:val="24"/>
         </w:rPr>
-        <w:t xml:space="preserve">Chayaamor-Heil, N., Perricone, V., Gruber, P. ve Guéna, F. (2023). Bioinspired, biobased and living material designs: A review of recent research in architecture and construction. </w:t>
+        <w:t xml:space="preserve">Chayaamor-Heil, N., Houette, T., Demirci, Ö. ve Badarnah, L. (2024). The potential of co-designing with living organisms: Towards a new ecological paradigm in architecture. </w:t>
       </w:r>
       <w:r>
         <w:rPr>
@@ -6513,7 +5112,7 @@
           <w:sz w:val="24"/>
           <w:szCs w:val="24"/>
         </w:rPr>
-        <w:t xml:space="preserve">Bioinspiration &amp; Biomimetics, 18</w:t>
+        <w:t xml:space="preserve">Sustainability, 16</w:t>
       </w:r>
       <w:r>
         <w:rPr>
@@ -6523,7 +5122,7 @@
           <w:sz w:val="24"/>
           <w:szCs w:val="24"/>
         </w:rPr>
-        <w:t xml:space="preserve">(4), 041001. https://doi.org/10.1088/1748-3190/acd82e</w:t>
+        <w:t xml:space="preserve">(2), 673. https://doi.org/10.3390/su16020673</w:t>
       </w:r>
     </w:p>
     <w:p>
@@ -6540,7 +5139,7 @@
           <w:sz w:val="24"/>
           <w:szCs w:val="24"/>
         </w:rPr>
-        <w:t xml:space="preserve">Edalat, S. (2026). Advancing circular economy of bio-based building materials: Critical gaps and future prospects. </w:t>
+        <w:t xml:space="preserve">Chayaamor-Heil, N., Perricone, V., Gruber, P. ve Guéna, F. (2023). Bioinspired, biobased and living material designs: A review of recent research in architecture and construction. </w:t>
       </w:r>
       <w:r>
         <w:rPr>
@@ -6550,7 +5149,7 @@
           <w:sz w:val="24"/>
           <w:szCs w:val="24"/>
         </w:rPr>
-        <w:t xml:space="preserve">Circular Economy and Sustainability, 6</w:t>
+        <w:t xml:space="preserve">Bioinspiration &amp; Biomimetics, 18</w:t>
       </w:r>
       <w:r>
         <w:rPr>
@@ -6560,7 +5159,7 @@
           <w:sz w:val="24"/>
           <w:szCs w:val="24"/>
         </w:rPr>
-        <w:t xml:space="preserve">, 151. https://doi.org/10.1007/s43615-026-00729-1</w:t>
+        <w:t xml:space="preserve">(4), 041001. https://doi.org/10.1088/1748-3190/acd82e</w:t>
       </w:r>
     </w:p>
     <w:p>
@@ -6577,7 +5176,7 @@
           <w:sz w:val="24"/>
           <w:szCs w:val="24"/>
         </w:rPr>
-        <w:t xml:space="preserve">Goidea, A., Floudas, D. ve Andréen, D. (2022). Transcalar design: An approach to biodesign in the built environment. </w:t>
+        <w:t xml:space="preserve">Edalat, S. (2026). Advancing circular economy of bio-based building materials: Critical gaps and future prospects. </w:t>
       </w:r>
       <w:r>
         <w:rPr>
@@ -6587,7 +5186,7 @@
           <w:sz w:val="24"/>
           <w:szCs w:val="24"/>
         </w:rPr>
-        <w:t xml:space="preserve">Infrastructures, 7</w:t>
+        <w:t xml:space="preserve">Circular Economy and Sustainability, 6</w:t>
       </w:r>
       <w:r>
         <w:rPr>
@@ -6597,7 +5196,7 @@
           <w:sz w:val="24"/>
           <w:szCs w:val="24"/>
         </w:rPr>
-        <w:t xml:space="preserve">(4), 50. https://doi.org/10.3390/infrastructures7040050</w:t>
+        <w:t xml:space="preserve">, 151. https://doi.org/10.1007/s43615-026-00729-1</w:t>
       </w:r>
     </w:p>
     <w:p>
@@ -6614,7 +5213,7 @@
           <w:sz w:val="24"/>
           <w:szCs w:val="24"/>
         </w:rPr>
-        <w:t xml:space="preserve">Heymans, A., Breadsell, J., Morrison, G. M., Byrne, J. J. ve Eon, C. (2019). Ecological urban planning and design: A systematic literature review. </w:t>
+        <w:t xml:space="preserve">Folke, C. (2006). Resilience: The emergence of a perspective for social–ecological systems analyses. </w:t>
       </w:r>
       <w:r>
         <w:rPr>
@@ -6624,7 +5223,7 @@
           <w:sz w:val="24"/>
           <w:szCs w:val="24"/>
         </w:rPr>
-        <w:t xml:space="preserve">Sustainability, 11</w:t>
+        <w:t xml:space="preserve">Global Environmental Change, 16</w:t>
       </w:r>
       <w:r>
         <w:rPr>
@@ -6634,7 +5233,7 @@
           <w:sz w:val="24"/>
           <w:szCs w:val="24"/>
         </w:rPr>
-        <w:t xml:space="preserve">(13), 3723. https://doi.org/10.3390/su11133723</w:t>
+        <w:t xml:space="preserve">(3), 253–267. https://doi.org/10.1016/j.gloenvcha.2006.04.002</w:t>
       </w:r>
     </w:p>
     <w:p>
@@ -6651,7 +5250,7 @@
           <w:sz w:val="24"/>
           <w:szCs w:val="24"/>
         </w:rPr>
-        <w:t xml:space="preserve">Karana, E., Barati, B., Rognoli, V. ve Zeeuw van der Laan, A. (2015). Material driven design (MDD): A method to design for material experiences. </w:t>
+        <w:t xml:space="preserve">Goidea, A., Floudas, D. ve Andréen, D. (2022). Transcalar design: An approach to biodesign in the built environment. </w:t>
       </w:r>
       <w:r>
         <w:rPr>
@@ -6661,7 +5260,7 @@
           <w:sz w:val="24"/>
           <w:szCs w:val="24"/>
         </w:rPr>
-        <w:t xml:space="preserve">International Journal of Design, 9</w:t>
+        <w:t xml:space="preserve">Infrastructures, 7</w:t>
       </w:r>
       <w:r>
         <w:rPr>
@@ -6671,7 +5270,7 @@
           <w:sz w:val="24"/>
           <w:szCs w:val="24"/>
         </w:rPr>
-        <w:t xml:space="preserve">(2), 35–54.</w:t>
+        <w:t xml:space="preserve">(4), 50. https://doi.org/10.3390/infrastructures7040050</w:t>
       </w:r>
     </w:p>
     <w:p>
@@ -6688,7 +5287,7 @@
           <w:sz w:val="24"/>
           <w:szCs w:val="24"/>
         </w:rPr>
-        <w:t xml:space="preserve">Karana, E., Blauwhoff, D., Hultink, E.-J. ve Camere, S. (2018). When the material grows: A case study on designing (with) mycelium-based materials. </w:t>
+        <w:t xml:space="preserve">Heymans, A., Breadsell, J., Morrison, G. M., Byrne, J. J. ve Eon, C. (2019). Ecological urban planning and design: A systematic literature review. </w:t>
       </w:r>
       <w:r>
         <w:rPr>
@@ -6698,7 +5297,7 @@
           <w:sz w:val="24"/>
           <w:szCs w:val="24"/>
         </w:rPr>
-        <w:t xml:space="preserve">International Journal of Design, 12</w:t>
+        <w:t xml:space="preserve">Sustainability, 11</w:t>
       </w:r>
       <w:r>
         <w:rPr>
@@ -6708,7 +5307,7 @@
           <w:sz w:val="24"/>
           <w:szCs w:val="24"/>
         </w:rPr>
-        <w:t xml:space="preserve">(2), 119–136.</w:t>
+        <w:t xml:space="preserve">(13), 3723. https://doi.org/10.3390/su11133723</w:t>
       </w:r>
     </w:p>
     <w:p>
@@ -6725,7 +5324,7 @@
           <w:sz w:val="24"/>
           <w:szCs w:val="24"/>
         </w:rPr>
-        <w:t xml:space="preserve">Kırbaş Akyürek, B., Ciravoğlu, A., Mohammadi, M. ve Yeğenoğlu, H. (2020). Building design in between living and manufactured: A research on terminology. </w:t>
+        <w:t xml:space="preserve">Karana, E., Barati, B., Rognoli, V. ve Zeeuw van der Laan, A. (2015). Material driven design (MDD): A method to design for material experiences. </w:t>
       </w:r>
       <w:r>
         <w:rPr>
@@ -6735,7 +5334,7 @@
           <w:sz w:val="24"/>
           <w:szCs w:val="24"/>
         </w:rPr>
-        <w:t xml:space="preserve">Online Journal of Art and Design, 8</w:t>
+        <w:t xml:space="preserve">International Journal of Design, 9</w:t>
       </w:r>
       <w:r>
         <w:rPr>
@@ -6745,7 +5344,7 @@
           <w:sz w:val="24"/>
           <w:szCs w:val="24"/>
         </w:rPr>
-        <w:t xml:space="preserve">(3), 75–90.</w:t>
+        <w:t xml:space="preserve">(2), 35–54.</w:t>
       </w:r>
     </w:p>
     <w:p>
@@ -6762,7 +5361,7 @@
           <w:sz w:val="24"/>
           <w:szCs w:val="24"/>
         </w:rPr>
-        <w:t xml:space="preserve">Lee, J.-Y., Lee, S.-E. ve Lee, D.-W. (2022). Current status and future prospects of biological routes to bio-based products using raw materials, wastes, and residues as renewable resources. </w:t>
+        <w:t xml:space="preserve">Karana, E., Blauwhoff, D., Hultink, E.-J. ve Camere, S. (2018). When the material grows: A case study on designing (with) mycelium-based materials. </w:t>
       </w:r>
       <w:r>
         <w:rPr>
@@ -6772,7 +5371,7 @@
           <w:sz w:val="24"/>
           <w:szCs w:val="24"/>
         </w:rPr>
-        <w:t xml:space="preserve">Critical Reviews in Environmental Science and Technology, 52</w:t>
+        <w:t xml:space="preserve">International Journal of Design, 12</w:t>
       </w:r>
       <w:r>
         <w:rPr>
@@ -6782,7 +5381,7 @@
           <w:sz w:val="24"/>
           <w:szCs w:val="24"/>
         </w:rPr>
-        <w:t xml:space="preserve">(14). https://doi.org/10.1080/10643389.2021.1880259</w:t>
+        <w:t xml:space="preserve">(2), 119–136.</w:t>
       </w:r>
     </w:p>
     <w:p>
@@ -6799,7 +5398,7 @@
           <w:sz w:val="24"/>
           <w:szCs w:val="24"/>
         </w:rPr>
-        <w:t xml:space="preserve">Myers, W. (2018). </w:t>
+        <w:t xml:space="preserve">Kırbaş Akyürek, B., Ciravoğlu, A., Mohammadi, M. ve Yeğenoğlu, H. (2020). Building design in between living and manufactured: A research on terminology. </w:t>
       </w:r>
       <w:r>
         <w:rPr>
@@ -6809,7 +5408,7 @@
           <w:sz w:val="24"/>
           <w:szCs w:val="24"/>
         </w:rPr>
-        <w:t xml:space="preserve">Bio design</w:t>
+        <w:t xml:space="preserve">Online Journal of Art and Design, 8</w:t>
       </w:r>
       <w:r>
         <w:rPr>
@@ -6819,7 +5418,7 @@
           <w:sz w:val="24"/>
           <w:szCs w:val="24"/>
         </w:rPr>
-        <w:t xml:space="preserve">. Thames &amp; Hudson.</w:t>
+        <w:t xml:space="preserve">(3), 75–90.</w:t>
       </w:r>
     </w:p>
     <w:p>
@@ -6836,7 +5435,7 @@
           <w:sz w:val="24"/>
           <w:szCs w:val="24"/>
         </w:rPr>
-        <w:t xml:space="preserve">O’Rourke, J. ve Seepersad, C. C. (2015). Using biology as a model for sustainability: Insights for ecodesign and bioinspired design practitioners. </w:t>
+        <w:t xml:space="preserve">Kirchherr, J., Reike, D. ve Hekkert, M. (2017). Conceptualizing the circular economy: An analysis of 114 definitions. </w:t>
       </w:r>
       <w:r>
         <w:rPr>
@@ -6846,7 +5445,7 @@
           <w:sz w:val="24"/>
           <w:szCs w:val="24"/>
         </w:rPr>
-        <w:t xml:space="preserve">Proceedings of the 20th International Conference on Engineering Design (ICED15)</w:t>
+        <w:t xml:space="preserve">Resources, Conservation and Recycling, 127</w:t>
       </w:r>
       <w:r>
         <w:rPr>
@@ -6856,7 +5455,7 @@
           <w:sz w:val="24"/>
           <w:szCs w:val="24"/>
         </w:rPr>
-        <w:t xml:space="preserve">, Milano, İtalya, 27–30 Temmuz 2015.</w:t>
+        <w:t xml:space="preserve">, 221–232. https://doi.org/10.1016/j.resconrec.2017.09.005</w:t>
       </w:r>
     </w:p>
     <w:p>
@@ -6873,7 +5472,7 @@
           <w:sz w:val="24"/>
           <w:szCs w:val="24"/>
         </w:rPr>
-        <w:t xml:space="preserve">Rognoli, V. ve Ayala García, C. (2018). Material activism: New hybrid scenarios between design and technology. </w:t>
+        <w:t xml:space="preserve">Lee, J.-Y., Lee, S.-E. ve Lee, D.-W. (2022). Current status and future prospects of biological routes to bio-based products using raw materials, wastes, and residues as renewable resources. </w:t>
       </w:r>
       <w:r>
         <w:rPr>
@@ -6883,7 +5482,7 @@
           <w:sz w:val="24"/>
           <w:szCs w:val="24"/>
         </w:rPr>
-        <w:t xml:space="preserve">Cuadernos del Centro de Estudios en Diseño y Comunicación</w:t>
+        <w:t xml:space="preserve">Critical Reviews in Environmental Science and Technology, 52</w:t>
       </w:r>
       <w:r>
         <w:rPr>
@@ -6893,7 +5492,229 @@
           <w:sz w:val="24"/>
           <w:szCs w:val="24"/>
         </w:rPr>
+        <w:t xml:space="preserve">(14). https://doi.org/10.1080/10643389.2021.1880259</w:t>
+      </w:r>
+    </w:p>
+    <w:p>
+      <w:pPr>
+        <w:spacing w:after="140" w:line="360"/>
+        <w:ind w:left="567" w:hanging="567"/>
+        <w:jc w:val="left"/>
+      </w:pPr>
+      <w:r>
+        <w:rPr>
+          <w:rFonts w:ascii="Times New Roman" w:cs="Times New Roman" w:eastAsia="Times New Roman" w:hAnsi="Times New Roman"/>
+          <w:i w:val="false"/>
+          <w:iCs w:val="false"/>
+          <w:sz w:val="24"/>
+          <w:szCs w:val="24"/>
+        </w:rPr>
+        <w:t xml:space="preserve">Myers, W. (2018). </w:t>
+      </w:r>
+      <w:r>
+        <w:rPr>
+          <w:rFonts w:ascii="Times New Roman" w:cs="Times New Roman" w:eastAsia="Times New Roman" w:hAnsi="Times New Roman"/>
+          <w:i/>
+          <w:iCs/>
+          <w:sz w:val="24"/>
+          <w:szCs w:val="24"/>
+        </w:rPr>
+        <w:t xml:space="preserve">Bio design</w:t>
+      </w:r>
+      <w:r>
+        <w:rPr>
+          <w:rFonts w:ascii="Times New Roman" w:cs="Times New Roman" w:eastAsia="Times New Roman" w:hAnsi="Times New Roman"/>
+          <w:i w:val="false"/>
+          <w:iCs w:val="false"/>
+          <w:sz w:val="24"/>
+          <w:szCs w:val="24"/>
+        </w:rPr>
+        <w:t xml:space="preserve">. Thames &amp; Hudson.</w:t>
+      </w:r>
+    </w:p>
+    <w:p>
+      <w:pPr>
+        <w:spacing w:after="140" w:line="360"/>
+        <w:ind w:left="567" w:hanging="567"/>
+        <w:jc w:val="left"/>
+      </w:pPr>
+      <w:r>
+        <w:rPr>
+          <w:rFonts w:ascii="Times New Roman" w:cs="Times New Roman" w:eastAsia="Times New Roman" w:hAnsi="Times New Roman"/>
+          <w:i w:val="false"/>
+          <w:iCs w:val="false"/>
+          <w:sz w:val="24"/>
+          <w:szCs w:val="24"/>
+        </w:rPr>
+        <w:t xml:space="preserve">O’Rourke, J. ve Seepersad, C. C. (2015). Using biology as a model for sustainability: Insights for ecodesign and bioinspired design practitioners. </w:t>
+      </w:r>
+      <w:r>
+        <w:rPr>
+          <w:rFonts w:ascii="Times New Roman" w:cs="Times New Roman" w:eastAsia="Times New Roman" w:hAnsi="Times New Roman"/>
+          <w:i/>
+          <w:iCs/>
+          <w:sz w:val="24"/>
+          <w:szCs w:val="24"/>
+        </w:rPr>
+        <w:t xml:space="preserve">Proceedings of the 20th International Conference on Engineering Design (ICED15)</w:t>
+      </w:r>
+      <w:r>
+        <w:rPr>
+          <w:rFonts w:ascii="Times New Roman" w:cs="Times New Roman" w:eastAsia="Times New Roman" w:hAnsi="Times New Roman"/>
+          <w:i w:val="false"/>
+          <w:iCs w:val="false"/>
+          <w:sz w:val="24"/>
+          <w:szCs w:val="24"/>
+        </w:rPr>
+        <w:t xml:space="preserve">, Milano, İtalya, 27–30 Temmuz 2015.</w:t>
+      </w:r>
+    </w:p>
+    <w:p>
+      <w:pPr>
+        <w:spacing w:after="140" w:line="360"/>
+        <w:ind w:left="567" w:hanging="567"/>
+        <w:jc w:val="left"/>
+      </w:pPr>
+      <w:r>
+        <w:rPr>
+          <w:rFonts w:ascii="Times New Roman" w:cs="Times New Roman" w:eastAsia="Times New Roman" w:hAnsi="Times New Roman"/>
+          <w:i w:val="false"/>
+          <w:iCs w:val="false"/>
+          <w:sz w:val="24"/>
+          <w:szCs w:val="24"/>
+        </w:rPr>
+        <w:t xml:space="preserve">Pomponi, F. ve Moncaster, A. (2017). Circular economy for the built environment: A research framework. </w:t>
+      </w:r>
+      <w:r>
+        <w:rPr>
+          <w:rFonts w:ascii="Times New Roman" w:cs="Times New Roman" w:eastAsia="Times New Roman" w:hAnsi="Times New Roman"/>
+          <w:i/>
+          <w:iCs/>
+          <w:sz w:val="24"/>
+          <w:szCs w:val="24"/>
+        </w:rPr>
+        <w:t xml:space="preserve">Journal of Cleaner Production, 143</w:t>
+      </w:r>
+      <w:r>
+        <w:rPr>
+          <w:rFonts w:ascii="Times New Roman" w:cs="Times New Roman" w:eastAsia="Times New Roman" w:hAnsi="Times New Roman"/>
+          <w:i w:val="false"/>
+          <w:iCs w:val="false"/>
+          <w:sz w:val="24"/>
+          <w:szCs w:val="24"/>
+        </w:rPr>
+        <w:t xml:space="preserve">, 710–718. https://doi.org/10.1016/j.jclepro.2016.12.055</w:t>
+      </w:r>
+    </w:p>
+    <w:p>
+      <w:pPr>
+        <w:spacing w:after="140" w:line="360"/>
+        <w:ind w:left="567" w:hanging="567"/>
+        <w:jc w:val="left"/>
+      </w:pPr>
+      <w:r>
+        <w:rPr>
+          <w:rFonts w:ascii="Times New Roman" w:cs="Times New Roman" w:eastAsia="Times New Roman" w:hAnsi="Times New Roman"/>
+          <w:i w:val="false"/>
+          <w:iCs w:val="false"/>
+          <w:sz w:val="24"/>
+          <w:szCs w:val="24"/>
+        </w:rPr>
+        <w:t xml:space="preserve">Rios, F. C., Chong, W. K. ve Grau, D. (2015). Design for disassembly and deconstruction: Challenges and opportunities. </w:t>
+      </w:r>
+      <w:r>
+        <w:rPr>
+          <w:rFonts w:ascii="Times New Roman" w:cs="Times New Roman" w:eastAsia="Times New Roman" w:hAnsi="Times New Roman"/>
+          <w:i/>
+          <w:iCs/>
+          <w:sz w:val="24"/>
+          <w:szCs w:val="24"/>
+        </w:rPr>
+        <w:t xml:space="preserve">Procedia Engineering, 118</w:t>
+      </w:r>
+      <w:r>
+        <w:rPr>
+          <w:rFonts w:ascii="Times New Roman" w:cs="Times New Roman" w:eastAsia="Times New Roman" w:hAnsi="Times New Roman"/>
+          <w:i w:val="false"/>
+          <w:iCs w:val="false"/>
+          <w:sz w:val="24"/>
+          <w:szCs w:val="24"/>
+        </w:rPr>
+        <w:t xml:space="preserve">, 1296–1304. https://doi.org/10.1016/j.proeng.2015.08.485</w:t>
+      </w:r>
+    </w:p>
+    <w:p>
+      <w:pPr>
+        <w:spacing w:after="140" w:line="360"/>
+        <w:ind w:left="567" w:hanging="567"/>
+        <w:jc w:val="left"/>
+      </w:pPr>
+      <w:r>
+        <w:rPr>
+          <w:rFonts w:ascii="Times New Roman" w:cs="Times New Roman" w:eastAsia="Times New Roman" w:hAnsi="Times New Roman"/>
+          <w:i w:val="false"/>
+          <w:iCs w:val="false"/>
+          <w:sz w:val="24"/>
+          <w:szCs w:val="24"/>
+        </w:rPr>
+        <w:t xml:space="preserve">Rognoli, V. ve Ayala García, C. (2018). Material activism: New hybrid scenarios between design and technology. </w:t>
+      </w:r>
+      <w:r>
+        <w:rPr>
+          <w:rFonts w:ascii="Times New Roman" w:cs="Times New Roman" w:eastAsia="Times New Roman" w:hAnsi="Times New Roman"/>
+          <w:i/>
+          <w:iCs/>
+          <w:sz w:val="24"/>
+          <w:szCs w:val="24"/>
+        </w:rPr>
+        <w:t xml:space="preserve">Cuadernos del Centro de Estudios en Diseño y Comunicación</w:t>
+      </w:r>
+      <w:r>
+        <w:rPr>
+          <w:rFonts w:ascii="Times New Roman" w:cs="Times New Roman" w:eastAsia="Times New Roman" w:hAnsi="Times New Roman"/>
+          <w:i w:val="false"/>
+          <w:iCs w:val="false"/>
+          <w:sz w:val="24"/>
+          <w:szCs w:val="24"/>
+        </w:rPr>
         <w:t xml:space="preserve">, (70), 105–115.</w:t>
+      </w:r>
+    </w:p>
+    <w:p>
+      <w:pPr>
+        <w:spacing w:after="140" w:line="360"/>
+        <w:ind w:left="567" w:hanging="567"/>
+        <w:jc w:val="left"/>
+      </w:pPr>
+      <w:r>
+        <w:rPr>
+          <w:rFonts w:ascii="Times New Roman" w:cs="Times New Roman" w:eastAsia="Times New Roman" w:hAnsi="Times New Roman"/>
+          <w:i w:val="false"/>
+          <w:iCs w:val="false"/>
+          <w:sz w:val="24"/>
+          <w:szCs w:val="24"/>
+        </w:rPr>
+        <w:t xml:space="preserve">Rognoli, V., Bianchini, M., Maffei, S. ve Karana, E. (2015). DIY materials. </w:t>
+      </w:r>
+      <w:r>
+        <w:rPr>
+          <w:rFonts w:ascii="Times New Roman" w:cs="Times New Roman" w:eastAsia="Times New Roman" w:hAnsi="Times New Roman"/>
+          <w:i/>
+          <w:iCs/>
+          <w:sz w:val="24"/>
+          <w:szCs w:val="24"/>
+        </w:rPr>
+        <w:t xml:space="preserve">Materials &amp; Design, 86</w:t>
+      </w:r>
+      <w:r>
+        <w:rPr>
+          <w:rFonts w:ascii="Times New Roman" w:cs="Times New Roman" w:eastAsia="Times New Roman" w:hAnsi="Times New Roman"/>
+          <w:i w:val="false"/>
+          <w:iCs w:val="false"/>
+          <w:sz w:val="24"/>
+          <w:szCs w:val="24"/>
+        </w:rPr>
+        <w:t xml:space="preserve">, 692–702. https://doi.org/10.1016/j.matdes.2015.07.020</w:t>
       </w:r>
     </w:p>
     <w:p>

--- a/Kitap_Bolumu_Biyotasarim_Malzeme_Secimi.docx
+++ b/Kitap_Bolumu_Biyotasarim_Malzeme_Secimi.docx
@@ -1204,7 +1204,21 @@
           <w:sz w:val="24"/>
           <w:szCs w:val="24"/>
         </w:rPr>
-        <w:t xml:space="preserve">Yazarlar bu modelden dört ilke türetmektedir: çeşitlilik; biçimin karmaşıklığı ve özgüllüğü; dirençlilik yoluyla dayanıklılık; geri besleme ve uyarlanma. İlkelerin kendi başlarına yeni olmadığını, modern inşaat sanayisinin doğuşundan önce mimarlığın uzun süre bu stratejilerle üretildiğini ve vernaküler mimarlığın bu stratejileri büyük ölçüde içerdiğini de belirtmektedirler. Üçüncü ilke, beşinci başlıkta ayrıntılandırılacağı üzere, biyomalzemelerle çalışmanın kuramsal gerekçesini oluşturmaktadır. Bu çerçeve, biyotasarımı biyomimikriden ayıran asıl noktayı da görünür kılmaktadır: ilişki bir taklit ilişkisi değil, bir ilke çıkarma ilişkisidir. Doğanın biçimleri kopyalanmaz; doğanın biçim üretme mantığı incelenerek tasarım süreci yeniden kurgulanır.</w:t>
+        <w:t xml:space="preserve">Andréen ve Goidea (2022), biyolojik tasarımı bir model olarak alarak dört tasarım ilkesi türetmektedir. Birincisi çeşitlilik, ikincisi biçimin karmaşıklığı ve özgüllüğü, üçüncüsü dirençlilik yoluyla dayanıklılık, dördüncüsü geri besleme ve uyarlanmadır. Yazarlar bu ilkelerin kendi başlarına yeni olmadığını özellikle vurgulamaktadır: modern inşaat sanayisinin doğuşundan önce mimarlık uzun süre bu stratejilerle üretilmiş; hem tarihsel hem güncel vernaküler mimarlık bu stratejileri büyük ölçüde içermiştir (Andréen ve Goidea, 2022). İlkelerden üçüncüsü, beşinci başlıkta ayrıntılandırılacağı üzere, biyomalzemelerle çalışmanın kuramsal gerekçesini oluşturmaktadır.</w:t>
+      </w:r>
+    </w:p>
+    <w:p>
+      <w:pPr>
+        <w:spacing w:after="160" w:line="360"/>
+        <w:jc w:val="both"/>
+      </w:pPr>
+      <w:r>
+        <w:rPr>
+          <w:rFonts w:ascii="Times New Roman" w:cs="Times New Roman" w:eastAsia="Times New Roman" w:hAnsi="Times New Roman"/>
+          <w:sz w:val="24"/>
+          <w:szCs w:val="24"/>
+        </w:rPr>
+        <w:t xml:space="preserve">Dört ilke bir arada okunduğunda, biyotasarımı biyomimikriden ayıran nokta da görünür hâle gelmektedir. Kırbaş Akyürek ve diğ.’nin (2020) belirttiği gibi biyomimikrinin temel amacı biyolojik süreçleri teknolojilere çevirmektir; bu yaklaşımda aktarılan şey, doğanın geliştirdiği çözümün kendisidir. Andréen ve Goidea’nın (2022) ilkelerinde ise aktarılan şey çözüm değil, çözümü üreten mantıktır: doğanın biçimleri kopyalanmaz, doğanın biçim üretme biçimi incelenerek tasarım süreci yeniden kurgulanır. İlişki bu nedenle bir taklit değil, bir ilke çıkarma ilişkisidir; bu ayrım, izleyen başlıkta malzemelerin sınıflandırılmasında da belirleyici olacaktır.</w:t>
       </w:r>
     </w:p>
     <w:p>

--- a/Kitap_Bolumu_Biyotasarim_Malzeme_Secimi.docx
+++ b/Kitap_Bolumu_Biyotasarim_Malzeme_Secimi.docx
@@ -2483,49 +2483,63 @@
           <w:sz w:val="24"/>
           <w:szCs w:val="24"/>
         </w:rPr>
-        <w:t xml:space="preserve">5.2. Dirençlilik yoluyla dayanıklılık</w:t>
-      </w:r>
-    </w:p>
-    <w:p>
-      <w:pPr>
-        <w:spacing w:after="160" w:line="360"/>
-        <w:jc w:val="both"/>
-      </w:pPr>
-      <w:r>
-        <w:rPr>
-          <w:rFonts w:ascii="Times New Roman" w:cs="Times New Roman" w:eastAsia="Times New Roman" w:hAnsi="Times New Roman"/>
-          <w:sz w:val="24"/>
-          <w:szCs w:val="24"/>
-        </w:rPr>
-        <w:t xml:space="preserve">Andréen ve Goidea (2022), biyolojik tasarım ilkeleri arasında saydıkları dirençlilik yoluyla dayanıklılık ilkesini modern mimarlık kültürünün kalıcı ve durağan malzeme ve biçimlere olan eğilimiyle karşıtlık içinde kurmaktadır. Yazarlara göre bu eğilim, tek tek hücrelerin ölümlü olmasına karşın bütünsel biçimin sürdüğü biyolojik bedenlerin işleyişine aykırıdır. Buradan güncel sürdürülebilirlik söylemine yönelik açık bir eleştiri türetmektedirler: ekolojik ve iklimsel bir acil durum döneminde, sürdürülebilirlik niteliğini başlangıçtaki kaynak tüketiminin uzun bir süreye yayıldığı varsayımından elde eden yapılar inşa etmek savunulabilir değildir. Eleştiri, toplumun, kentlerin ve doğanın giderek hızlanan bir tempoda değiştiği koşullarda özellikle geçerlidir.</w:t>
-      </w:r>
-    </w:p>
-    <w:p>
-      <w:pPr>
-        <w:spacing w:after="160" w:line="360"/>
-        <w:jc w:val="both"/>
-      </w:pPr>
-      <w:r>
-        <w:rPr>
-          <w:rFonts w:ascii="Times New Roman" w:cs="Times New Roman" w:eastAsia="Times New Roman" w:hAnsi="Times New Roman"/>
-          <w:sz w:val="24"/>
-          <w:szCs w:val="24"/>
-        </w:rPr>
-        <w:t xml:space="preserve">Bu akıl yürütmenin biyomalzemeler açısından sonucu, literatürdeki en keskin saptamalardan biridir: biyomalzemeler endüstriyel olarak mühendislik ürünü malzemelere kıyasla daha az dayanıklılık sergiliyorlarsa, aynı zamanda daha esnek, daha dinamik ve daha geri dönüştürülebilirdir; sürekli yeniden biçimlendirme ve bakım ilkeleri üzerine kurulu bir yapı ise doğası gereği uyarlanabilirdir (Andréen ve Goidea, 2022). Dayanıklılık, bu çerçevede malzemenin bozulmaması değil, sistemin değişim karşısında sürekliliğini koruyabilmesi anlamına gelmektedir. Yazarlar ilkenin örneğini vernaküler toprak köylerinde bulmaktadır: kil esaslı bu yapılar kullanılabilir kalmak için sürekli bakım gerektirir; bakım sürdürüldüğünde dirençliliklerini korur, sürdürülmediğinde ise peyzaja geri karışır ya da yeni yapılar için hammaddeye dönüşür. Malzemeler kimyasal olarak ya da ısıyla işlenmemiş olduğundan yapılı çevre tümüyle tersinirdir.</w:t>
-      </w:r>
-    </w:p>
-    <w:p>
-      <w:pPr>
-        <w:spacing w:after="160" w:line="360"/>
-        <w:jc w:val="both"/>
-      </w:pPr>
-      <w:r>
-        <w:rPr>
-          <w:rFonts w:ascii="Times New Roman" w:cs="Times New Roman" w:eastAsia="Times New Roman" w:hAnsi="Times New Roman"/>
-          <w:sz w:val="24"/>
-          <w:szCs w:val="24"/>
-        </w:rPr>
-        <w:t xml:space="preserve">Değişkenlik bu çerçevede ikinci bir kapasite olarak belirir. Goidea ve diğ. (2022), biyofabrikasyonun en umut verici yönlerinden birinin adaptasyon ve değişkenlik potansiyeli olduğunu belirtmektedir. Yazarlara göre miselyum biyokompozitlerde farklı mantar türleri hem üretim süreci hem de mimari nesnenin performansı bakımından farklı sonuçlara yol açar; tür seçiminde büyüme hızı ve genetik kararlılığın yanı sıra dayanım, ısı iletkenliği ve görünüm gibi etkenler devreye girer. Değişkenlik böylece bir kusur değil, tasarımın çalıştığı parametre kümesine dönüşmektedir: mimarlar biçim çizmek yerine, ancak bir bağlama yerleştirildiğinde anlam kazanan süreçleri tanımlayabilir. Ancak Chang ve diğ. (2020), biyokompozitlerin uzun süreli dayanıklılık performansına ilişkin bilimsel bilginin erişilebilir literatürde oldukça sınırlı kaldığını ortaya koymaktadır. Değişkenliği bir kapasiteye dönüştürmek, malzemenin zaman içindeki davranışının bilinmesini gerektirir; bu bilgi henüz büyük ölçüde eksiktir.</w:t>
+        <w:t xml:space="preserve">5.2. Biyomalzemenin tasarım sürecine kattıkları</w:t>
+      </w:r>
+    </w:p>
+    <w:p>
+      <w:pPr>
+        <w:spacing w:after="160" w:line="360"/>
+        <w:jc w:val="both"/>
+      </w:pPr>
+      <w:r>
+        <w:rPr>
+          <w:rFonts w:ascii="Times New Roman" w:cs="Times New Roman" w:eastAsia="Times New Roman" w:hAnsi="Times New Roman"/>
+          <w:sz w:val="24"/>
+          <w:szCs w:val="24"/>
+        </w:rPr>
+        <w:t xml:space="preserve">Önceki alt başlıkta dirençliliğin iki tanımı ayırt edilmişti. Burada sorulan soru farklıdır: biyotasarım ve biyolojik temelli malzemeler tasarım sürecine girdiğinde bu süreçte ne değişir ve hangi yeni kavramlar ortaya çıkar? Birinci değişiklik, tasarımcının malzeme geliştirmedeki konumuyla ilgilidir. Barati ve Karana (2019), tasarımcılar ile malzeme bilimcileri arasındaki erken aşama ortak projelerinde tasarımcıların yaratıcı katkısını inceledikleri çalışmalarında, yaratıcılığı tasarımcının zihnine ait bir yeti olarak gören bakıştan uzaklaşmayı; onu tasarımcı ile maddi dünya arasında dağılmış bir süreç olarak ele almayı önermektedir. Yazarların geliştirdiği malzeme potansiyeli olarak olanaklar kavramı, odağı tasarımcının yapma ve üretme edimlerine kaydırmakta; bu edimler hem yerleşik hem yeni malzemelerde daha önce görülmemiş olanakların açığa çıkarılması olarak tanımlanmaktadır. Biyolojik temelli malzemelerde tasarımcının işi böylece bir listeden seçim yapmak değil, malzemenin neye olanak tanıdığını üretim yoluyla keşfetmek hâline gelir.</w:t>
+      </w:r>
+    </w:p>
+    <w:p>
+      <w:pPr>
+        <w:spacing w:after="160" w:line="360"/>
+        <w:jc w:val="both"/>
+      </w:pPr>
+      <w:r>
+        <w:rPr>
+          <w:rFonts w:ascii="Times New Roman" w:cs="Times New Roman" w:eastAsia="Times New Roman" w:hAnsi="Times New Roman"/>
+          <w:sz w:val="24"/>
+          <w:szCs w:val="24"/>
+        </w:rPr>
+        <w:t xml:space="preserve">İkinci değişiklik, değişkenliğin tasarım girdisine dönüşmesidir. Goidea ve diğ. (2022), biyofabrikasyonun en umut verici yönlerinden birinin adaptasyon ve değişkenlik potansiyeli olduğunu belirtmektedir. Yazarlara göre miselyum biyokompozitlerde farklı mantar türleri hem üretim süreci hem de mimari nesnenin performansı bakımından farklı sonuçlara yol açar; tür seçiminde büyüme hızı ve genetik kararlılığın yanı sıra dayanım, ısı iletkenliği ve görünüm gibi etkenler devreye girer. Değişkenlik bu çerçevede bir kusur değil, tasarımcının üzerinde çalıştığı parametre kümesidir: mimarlar biçim çizmek yerine, ancak bir bağlama yerleştirildiğinde anlam kazanan süreçleri tanımlayabilir. İkinci başlıkta anılan dirençlilik yoluyla dayanıklılık ilkesi de burada karşılığını bulur; Andréen ve Goidea (2022), biyomalzemelerin mühendislik ürünü malzemelere kıyasla daha az dayanıklılık sergiliyorlarsa aynı zamanda daha esnek, daha dinamik ve daha geri dönüştürülebilir olduklarını belirtmektedir.</w:t>
+      </w:r>
+    </w:p>
+    <w:p>
+      <w:pPr>
+        <w:spacing w:after="160" w:line="360"/>
+        <w:jc w:val="both"/>
+      </w:pPr>
+      <w:r>
+        <w:rPr>
+          <w:rFonts w:ascii="Times New Roman" w:cs="Times New Roman" w:eastAsia="Times New Roman" w:hAnsi="Times New Roman"/>
+          <w:sz w:val="24"/>
+          <w:szCs w:val="24"/>
+        </w:rPr>
+        <w:t xml:space="preserve">Üçüncü değişiklik zamana ilişkindir. Karana ve diğ. (2018), miselyum esaslı bir malzemeyle yürütülen tasarım sürecinde tasarımcının üç belirsizlik kaynağıyla baş etmek durumunda kaldığını ortaya koymaktadır: mikroorganizmanın failliği, malzemenin kendine özgü zamansallığı ve malzemenin toplum tarafından kabulü. Bunlardan ikincisi, malzemenin tasarımcının takviminden bağımsız bir zamanı olduğu anlamına gelir; büyüme, kuruma ve yaşlanma süreleri tasarım kararının dışında değil, içindedir. Ancak bu zamanın nasıl işlediği henüz büyük ölçüde bilinmemektedir: Chang ve diğ. (2020), biyokompozitlerin uzun süreli dayanıklılık performansına ilişkin bilimsel bilginin erişilebilir literatürde oldukça sınırlı kaldığını ortaya koymaktadır.</w:t>
+      </w:r>
+    </w:p>
+    <w:p>
+      <w:pPr>
+        <w:spacing w:after="160" w:line="360"/>
+        <w:jc w:val="both"/>
+      </w:pPr>
+      <w:r>
+        <w:rPr>
+          <w:rFonts w:ascii="Times New Roman" w:cs="Times New Roman" w:eastAsia="Times New Roman" w:hAnsi="Times New Roman"/>
+          <w:sz w:val="24"/>
+          <w:szCs w:val="24"/>
+        </w:rPr>
+        <w:t xml:space="preserve">Dördüncü değişiklik, bakımın bir tasarım kararına dönüşmesidir. Graham ve Thrift (2007), teknik nesne ve sistemlerde bozulma ve işlev kaybına odaklanmanın onarım ve bakım pratiklerinin hayatî katkısını görünür kıldığını; buna karşılık modern toplumları ayakta tutan altyapıya ilişkin yerleşik kültürel kurgu ve tahayyüllerin onarım ve bakım etkinliklerini dikkat alanının dışına ittiğini ileri sürmektedir. Biyolojik temelli malzemelerde bu dışarıda bırakma sürdürülemez; bakım, kullanımın kesintiye uğraması değil koşuludur. Dolayısıyla biyotasarımın tasarım sürecine kattığı dört kavram şöyle özetlenebilir: malzeme potansiyeli, parametre olarak değişkenlik, malzemenin kendi zamanı ve tasarım kararı olarak bakım.</w:t>
       </w:r>
     </w:p>
     <w:p>
@@ -2541,49 +2555,77 @@
           <w:sz w:val="24"/>
           <w:szCs w:val="24"/>
         </w:rPr>
-        <w:t xml:space="preserve">5.3. Zamansallık, yedeklilik ve ölçek ilişkisi</w:t>
-      </w:r>
-    </w:p>
-    <w:p>
-      <w:pPr>
-        <w:spacing w:after="160" w:line="360"/>
-        <w:jc w:val="both"/>
-      </w:pPr>
-      <w:r>
-        <w:rPr>
-          <w:rFonts w:ascii="Times New Roman" w:cs="Times New Roman" w:eastAsia="Times New Roman" w:hAnsi="Times New Roman"/>
-          <w:sz w:val="24"/>
-          <w:szCs w:val="24"/>
-        </w:rPr>
-        <w:t xml:space="preserve">Biyolojik temelli üretimin zamansal örgütlenmesi de dirençlilik tartışmasının bir parçasıdır. Andréen ve Goidea (2022), biyofabrikasyonun zaman çizelgesinin bir dezavantaj oluşturabileceğini, ancak beton yapıların da tam kürlenme için sıklıkla benzer süreler gerektirdiğini hatırlatmaktadır. Yazarlara göre belirleyici olan süre değil, üretim ile kullanım arasındaki ilişkinin kurgulanma biçimidir: inşa ile iskân ilişkisi doğrusal değil koşut olarak yeniden düşünüldüğünde ivedilik anlamını yitirir. Aynı çalışma, iskân ile inşanın birbirinden ayrılmasının inşa süresinin kısaltılmasını, bunun da merkezî tedarik sistemlerini, ölçek ekonomilerini ve malzeme standartlaşmasını zorunlu kıldığını belirtmektedir; daha organik bir büyüme modeli olanaklı kılındığında ise malzeme tedariki yerel olarak çözülebilir.</w:t>
-      </w:r>
-    </w:p>
-    <w:p>
-      <w:pPr>
-        <w:spacing w:after="160" w:line="360"/>
-        <w:jc w:val="both"/>
-      </w:pPr>
-      <w:r>
-        <w:rPr>
-          <w:rFonts w:ascii="Times New Roman" w:cs="Times New Roman" w:eastAsia="Times New Roman" w:hAnsi="Times New Roman"/>
-          <w:sz w:val="24"/>
-          <w:szCs w:val="24"/>
-        </w:rPr>
-        <w:t xml:space="preserve">Dirençlilik tartışmasının yapısal karşılığı yedeklilik kavramında belirginleşir. Andréen ve Goidea (2022), ekolojik sistemlerin büyük ölçüde yedekliliğe ve etkileşime dayandığını belirtmekte ve yedekliliği, bir sistemdeki işlev örtüşmesinin hayati işlevlerin sürmesine ve daha önce yedek konumundaki ögelerin yeni işlevler üstlenmesine olanak tanıyarak sistemin değişmesine izin verme derecesi olarak tanımlamaktadır. Yazarlar ilkeyi örümcek ağları üzerinden örneklendirmektedir: üç boyutlu karışık ağlar her yönde yüksek sağlamlık gösterir ve %100 gerinimde bile bütünlüğünü korur, çünkü karmaşık örgü içindeki lif yedekliliği bütünsel çöküşü önleyerek art arda kopmaya olanak tanır. Yedeklilik bu çerçevede fazlalık değil, yerel bir bozulmanın sistemin tamamına yayılmasını engelleyen bir örgütlenme biçimidir.</w:t>
-      </w:r>
-    </w:p>
-    <w:p>
-      <w:pPr>
-        <w:spacing w:after="160" w:line="360"/>
-        <w:jc w:val="both"/>
-      </w:pPr>
-      <w:r>
-        <w:rPr>
-          <w:rFonts w:ascii="Times New Roman" w:cs="Times New Roman" w:eastAsia="Times New Roman" w:hAnsi="Times New Roman"/>
-          <w:sz w:val="24"/>
-          <w:szCs w:val="24"/>
-        </w:rPr>
-        <w:t xml:space="preserve">Goidea ve diğ. (2022) ise önerdikleri ölçekler arası yaklaşımın merkezine değişken ölçekler, sistemler ve malzemeler arasındaki karşılıklı bağımlılığı yerleştirmektedir. Yazarlara göre bu bağımlılık doğrusal olmayan etkileşimler ve hızla artan karmaşıklık üretir; biyolojik sistemlerde kural olan bu koşullar, biçimsel ve işlevsel karmaşıklığın katlanarak artması nedeniyle geleneksel mühendislik yaklaşımlarına katı bir sınır koymaktadır. Doğa ve biyolojik süreçler ise karmaşık ve birbirine bağlı sorunlara daha uygun, temelden farklı bir tasarım mantığına dayanmakta ve bu mantık söz konusu karmaşıklık tavanını aşmayı olanaklı kılmaktadır. Nokta, dirençliliğin yalnızca malzeme ölçeğinde ele alınamayacağını; bileşen, sistem ve mekân ölçeklerinin birlikte değerlendirilmesi gerektiğini göstermektedir. Buradan çıkan genel sonuç, döngüsellik ile dirençliliğin eş anlamlı olmadığı; ancak uyarlanabilirlik, modülerlik, tersinirlik, kaynak çeşitliliği ve onarılabilirlik gibi ortak tasarım özellikleri üzerinden birbirini destekleyen iki yaklaşım olarak değerlendirilebileceğidir.</w:t>
+        <w:t xml:space="preserve">5.3. Dirençli iç mekânın tasarım özellikleri</w:t>
+      </w:r>
+    </w:p>
+    <w:p>
+      <w:pPr>
+        <w:spacing w:after="160" w:line="360"/>
+        <w:jc w:val="both"/>
+      </w:pPr>
+      <w:r>
+        <w:rPr>
+          <w:rFonts w:ascii="Times New Roman" w:cs="Times New Roman" w:eastAsia="Times New Roman" w:hAnsi="Times New Roman"/>
+          <w:sz w:val="24"/>
+          <w:szCs w:val="24"/>
+        </w:rPr>
+        <w:t xml:space="preserve">Bu kavramların mekân ölçeğindeki karşılığı, dirençliliğin bir sistem özelliği olarak nasıl kurulacağı sorusudur. Soruyu yanıtlamadan önce bir kavram ayrımı gerekir. Walker ve diğ. (2004), sosyo-ekolojik sistemlerin geleceğini belirleyen üç ilişkili özelliği birbirinden ayırmaktadır: dirençlilik, bir sistemin bozulmayı soğurma ve değişim geçirirken yeniden örgütlenerek esasen aynı işlevi, yapıyı, kimliği ve geri besleme ilişkilerini koruma kapasitesidir; uyarlanabilirlik, sistemdeki insan aktörlerin dirençliliği yönetme konusundaki ortak kapasitesidir; dönüşebilirlik ise ekolojik, ekonomik ya da toplumsal koşullar mevcut sistemi sürdürülemez kıldığında temelden yeni bir sistem yaratma kapasitesidir. Ayrım iç mimarlık açısından doğrudan karşılık bulur: dirençlilik mekânsal sistemin bir özelliği, uyarlanabilirlik kullanıcı ve tasarımcının kapasitesi, dönüşebilirlik ise mekânın bütünüyle başka bir kurguya geçebilme olanağıdır.</w:t>
+      </w:r>
+    </w:p>
+    <w:p>
+      <w:pPr>
+        <w:spacing w:after="160" w:line="360"/>
+        <w:jc w:val="both"/>
+      </w:pPr>
+      <w:r>
+        <w:rPr>
+          <w:rFonts w:ascii="Times New Roman" w:cs="Times New Roman" w:eastAsia="Times New Roman" w:hAnsi="Times New Roman"/>
+          <w:sz w:val="24"/>
+          <w:szCs w:val="24"/>
+        </w:rPr>
+        <w:t xml:space="preserve">Dirençliliğin hangi tasarım özellikleriyle kurulduğu sorusuna ekolojik sistem araştırmaları kaynaklı bir yanıt vardır. Biggs ve diğ. (2012), ekosistem hizmetlerinin dirençliliğini güçlendirmeye yönelik yedi genel ilke tanımlamaktadır; bunların ilk üçü çeşitlilik ile yedekliliğin korunması, bağlantısallığın yönetilmesi ve yavaş değişkenler ile geri besleme ilişkilerinin yönetilmesidir. Yazarlara göre ilkeler pratikte çoğu kez birlikte görülür ve birbirine yüksek düzeyde bağımlıdır. Bu ilkeler iç mekân ölçeğine aktarıldığında dört tasarım özelliği ortaya çıkmaktadır.</w:t>
+      </w:r>
+    </w:p>
+    <w:p>
+      <w:pPr>
+        <w:spacing w:after="160" w:line="360"/>
+        <w:jc w:val="both"/>
+      </w:pPr>
+      <w:r>
+        <w:rPr>
+          <w:rFonts w:ascii="Times New Roman" w:cs="Times New Roman" w:eastAsia="Times New Roman" w:hAnsi="Times New Roman"/>
+          <w:sz w:val="24"/>
+          <w:szCs w:val="24"/>
+        </w:rPr>
+        <w:t xml:space="preserve">Birincisi çeşitlilik ve yedekliliktir. Tek bir malzemeye ve tek bir birleşim türüne dayanan bir iç mekân kurgusunda yerel bir bozulma bütüne yayılır; birden çok malzemenin ve birbirinin işlevini üstlenebilecek bileşenlerin bulunduğu bir kurguda ise bozulma yerel kalır. Yedeklilik burada fazlalık değil, bozulmanın yayılmasını engelleyen bir örgütlenme biçimidir. İkincisi bağlantısallıktır; ancak Biggs ve diğ.’nin (2012) formülasyonu bağlantısallığın artırılmasını değil yönetilmesini önermektedir. İç mekânda bu, bileşenlerin birbirine nasıl bağlandığı sorusudur: tersinir birleşimler bir bileşenin ötekini bozmadan değiştirilmesine olanak tanırken, kalıcı birleşimler bütün kurguyu tek bir karara bağlar. Rios ve diğ. (2015), sökülebilirlik için tasarım ilkelerine ilişkin kapsamlı kılavuzlar bulunmasına karşın bu alanda geliştirilmiş yapı sayısının çok az kaldığını belirtmektedir; boşluk, iç mekân ölçeğinde kapatılabilecek bir boşluktur.</w:t>
+      </w:r>
+    </w:p>
+    <w:p>
+      <w:pPr>
+        <w:spacing w:after="160" w:line="360"/>
+        <w:jc w:val="both"/>
+      </w:pPr>
+      <w:r>
+        <w:rPr>
+          <w:rFonts w:ascii="Times New Roman" w:cs="Times New Roman" w:eastAsia="Times New Roman" w:hAnsi="Times New Roman"/>
+          <w:sz w:val="24"/>
+          <w:szCs w:val="24"/>
+        </w:rPr>
+        <w:t xml:space="preserve">Üçüncüsü bakım ve onarılabilirliktir. Graham ve Thrift’in (2007) onarım ve bakımın görünmez kılınmasına ilişkin saptaması, iç mekânda doğrudan bir tasarım sorusuna dönüşür: bir bileşen onarılabilir mi, onarım izleri kabul edilebilir mi, bakım kullanıcının yapabileceği bir iş midir? Edalat (2026), döngüsel ekonominin kullanım, onarım ve yeniden kullanım aşamalarının yeterince araştırılmadığını ve büyük ölçüde bağlama bağlı olduğunu belirtmektedir. Dördüncüsü uyarlanabilirlik ve dönüşebilirliktir; Walker ve diğ.’nin (2004) ayrımı burada ölçüt üretir: bir iç mekân kurgusu kullanıcının onu yeniden düzenlemesine olanak tanıyorsa uyarlanabilir, bütünüyle başka bir işleve ve kurguya geçebiliyorsa dönüşebilirdir.</w:t>
+      </w:r>
+    </w:p>
+    <w:p>
+      <w:pPr>
+        <w:spacing w:after="160" w:line="360"/>
+        <w:jc w:val="both"/>
+      </w:pPr>
+      <w:r>
+        <w:rPr>
+          <w:rFonts w:ascii="Times New Roman" w:cs="Times New Roman" w:eastAsia="Times New Roman" w:hAnsi="Times New Roman"/>
+          <w:sz w:val="24"/>
+          <w:szCs w:val="24"/>
+        </w:rPr>
+        <w:t xml:space="preserve">Dört özelliğin tamamı, ölçekler arası bir okumayı gerektirmektedir. Goidea ve diğ. (2022), değişken ölçekler, sistemler ve malzemeler arasındaki karşılıklı bağımlılığın doğrusal olmayan etkileşimler ve hızla artan karmaşıklık ürettiğini belirtmektedir; bir bileşenin dirençliliği, bağlı olduğu sistemin dirençliliğinden ayrı değerlendirilemez. Buradan çıkan sonuç, döngüsellik ile dirençliliğin eş anlamlı olmadığı; ancak çeşitlilik, tersinir bağlantı, onarılabilirlik ve uyarlanabilirlik gibi ortak tasarım özellikleri üzerinden birbirini destekleyen iki yaklaşım oluşturduğudur. Yedinci başlıkta önerilen değerlendirme çerçevesinin dirençlilik boyutu bu dört özellik üzerine kurulmaktadır.</w:t>
       </w:r>
     </w:p>
     <w:p>
@@ -2745,7 +2787,7 @@
           <w:sz w:val="24"/>
           <w:szCs w:val="24"/>
         </w:rPr>
-        <w:t xml:space="preserve">Bu temas yalnızca teknik bir mesele değildir. Karana ve diğ. (2018), miselyum esaslı bir malzemeyle yürütülen tasarım sürecinde tasarımcının üç belirsizlik kaynağıyla baş etmek durumunda kaldığını ortaya koymaktadır: mikroorganizmanın failliği, malzemenin kendine özgü zamansallığı ve malzemenin toplum tarafından kabulü. Üçüncüsü iç mimarlık açısından özellikle belirleyicidir. Rognoli ve Ayala García’nın (2018) belirttiği gibi malzeme deneyimimiz, çevremizi saran nesnelerin neredeyse tamamının endüstriyel seri üretimden gelmesi nedeniyle koşullanmış bir deneyimdir; bu koşullanma, tekdüzeliği kalite ile, değişkenliği ise kusur ile özdeşleştiren bir beklenti üretir. Oysa biyolojik temelli malzemelerde değişkenlik malzemenin kimliğinin parçasıdır. İç mekân, kullanıcının malzemeye dokunduğu, yaşlanmasını izlediği ve onunla gündelik ilişki kurduğu ölçek olduğu için, bu beklentinin dönüşeceği ya da direneceği yer de burasıdır.</w:t>
+        <w:t xml:space="preserve">Bu temas yalnızca teknik bir mesele değildir. Beşinci başlıkta anılan üç belirsizlik kaynağından üçüncüsü — malzemenin toplum tarafından kabulü (Karana ve diğ., 2018) — iç mimarlık açısından özellikle belirleyicidir. Rognoli ve Ayala García’nın (2018) belirttiği gibi malzeme deneyimimiz, çevremizi saran nesnelerin neredeyse tamamının endüstriyel seri üretimden gelmesi nedeniyle koşullanmış bir deneyimdir; bu koşullanma, tekdüzeliği kalite ile, değişkenliği ise kusur ile özdeşleştiren bir beklenti üretir. Oysa biyolojik temelli malzemelerde değişkenlik malzemenin kimliğinin parçasıdır. İç mekân, kullanıcının malzemeye dokunduğu, yaşlanmasını izlediği ve onunla gündelik ilişki kurduğu ölçek olduğu için, bu beklentinin dönüşeceği ya da direneceği yer de burasıdır.</w:t>
       </w:r>
     </w:p>
     <w:p>
@@ -4201,7 +4243,7 @@
                 <w:sz w:val="19"/>
                 <w:szCs w:val="19"/>
               </w:rPr>
-              <w:t xml:space="preserve">Bileşen değişime, bakıma, onarıma ve yeniden kullanıma ne ölçüde uyum sağlıyor? Yerel bir bozulma sistemin tamamını etkiliyor mu?</w:t>
+              <w:t xml:space="preserve">Kurgu çeşitlilik ve yedeklilik taşıyor mu? Birleşimler tersinir mi? Bileşen onarılabiliyor mu? Mekân uyarlanabilir ve dönüşebilir mi?</w:t>
             </w:r>
           </w:p>
         </w:tc>
@@ -4225,7 +4267,7 @@
                 <w:sz w:val="19"/>
                 <w:szCs w:val="19"/>
               </w:rPr>
-              <w:t xml:space="preserve">Folke (2006); Heymans ve diğ. (2019); Andréen ve Goidea (2022); Goidea ve diğ. (2022)</w:t>
+              <w:t xml:space="preserve">Walker ve diğ. (2004); Biggs ve diğ. (2012); Graham ve Thrift (2007); Rios ve diğ. (2015)</w:t>
             </w:r>
           </w:p>
         </w:tc>
@@ -4800,7 +4842,7 @@
                 <w:sz w:val="19"/>
                 <w:szCs w:val="19"/>
               </w:rPr>
-              <w:t xml:space="preserve">Uyarlanabilirlik, bakım, onarım, yedeklilik ve ölçekler arası bağımlılık</w:t>
+              <w:t xml:space="preserve">Çeşitlilik ve yedeklilik, tersinir bağlantı, onarılabilirlik, uyarlanabilirlik</w:t>
             </w:r>
           </w:p>
         </w:tc>
@@ -4842,7 +4884,7 @@
           <w:sz w:val="18"/>
           <w:szCs w:val="18"/>
         </w:rPr>
-        <w:t xml:space="preserve">¹ O’Rourke ve Seepersad (2015) · ² Kirchherr ve diğ. (2017); Rios ve diğ. (2015) · ³ Folke (2006); Chang ve diğ. (2020); Andréen ve Goidea (2022)</w:t>
+        <w:t xml:space="preserve">¹ O’Rourke ve Seepersad (2015) · ² Kirchherr ve diğ. (2017); Rios ve diğ. (2015) · ³ Walker ve diğ. (2004); Biggs ve diğ. (2012); Chang ve diğ. (2020)</w:t>
       </w:r>
     </w:p>
     <w:p>
@@ -4884,7 +4926,7 @@
           <w:sz w:val="24"/>
           <w:szCs w:val="24"/>
         </w:rPr>
-        <w:t xml:space="preserve">Bu sınırlılıklar doğrudan bir araştırma gündemine işaret etmektedir. Deneyimsel performans ve dirençlilik kapasitesi boyutları için ölçülebilir değerlendirme yaklaşımları geliştirilmeli; iç mekân bileşenlerinde bağlayıcı sistemleri ve tersinir birleşim detayları araştırılmalıdır, çünkü Rios ve diğ. (2015) sökülebilirlik için tasarımda kuram ile uygulama arasındaki boşluğu açıkça ortaya koymaktadır. Biyolojik temelli iç mekân bileşenlerinin uzun süreli davranışı izlenmeli (Chang ve diğ., 2020); döngüselliğin yönetsel ve davranışsal boyutları ise iç mekân bağlamında incelenmelidir (Pomponi ve Moncaster, 2017).</w:t>
+        <w:t xml:space="preserve">Bu sınırlılıklar doğrudan bir araştırma gündemine işaret etmektedir. Deneyimsel performans ve dirençlilik kapasitesi boyutları için ölçülebilir değerlendirme yaklaşımları geliştirilmeli; Biggs ve diğ.’nin (2012) ekolojik ölçekte tanımladığı ilkelerin iç mekân bileşenlerine nasıl uyarlanacağı ayrıca çalışılmalı; iç mekân bileşenlerinde bağlayıcı sistemleri ve tersinir birleşim detayları araştırılmalıdır, çünkü Rios ve diğ. (2015) sökülebilirlik için tasarımda kuram ile uygulama arasındaki boşluğu açıkça ortaya koymaktadır. Biyolojik temelli iç mekân bileşenlerinin uzun süreli davranışı izlenmeli (Chang ve diğ., 2020); döngüselliğin yönetsel ve davranışsal boyutları ise iç mekân bağlamında incelenmelidir (Pomponi ve Moncaster, 2017).</w:t>
       </w:r>
     </w:p>
     <w:p>
@@ -5005,7 +5047,7 @@
           <w:sz w:val="24"/>
           <w:szCs w:val="24"/>
         </w:rPr>
-        <w:t xml:space="preserve">Bourbia, S., Kazeoui, H. ve Belarbi, R. (2023). A review on recent research on bio-based building materials and their applications. </w:t>
+        <w:t xml:space="preserve">Barati, B. ve Karana, E. (2019). Affordances as materials potential: What design can do for materials development. </w:t>
       </w:r>
       <w:r>
         <w:rPr>
@@ -5015,7 +5057,7 @@
           <w:sz w:val="24"/>
           <w:szCs w:val="24"/>
         </w:rPr>
-        <w:t xml:space="preserve">Materials for Renewable and Sustainable Energy, 12</w:t>
+        <w:t xml:space="preserve">International Journal of Design, 13</w:t>
       </w:r>
       <w:r>
         <w:rPr>
@@ -5025,7 +5067,7 @@
           <w:sz w:val="24"/>
           <w:szCs w:val="24"/>
         </w:rPr>
-        <w:t xml:space="preserve">, 117–139. https://doi.org/10.1007/s40243-023-00234-7</w:t>
+        <w:t xml:space="preserve">(3), 105–123.</w:t>
       </w:r>
     </w:p>
     <w:p>
@@ -5042,7 +5084,7 @@
           <w:sz w:val="24"/>
           <w:szCs w:val="24"/>
         </w:rPr>
-        <w:t xml:space="preserve">Camere, S. ve Karana, E. (2018). Fabricating materials from living organisms: An emerging design practice. </w:t>
+        <w:t xml:space="preserve">Biggs, R., Schlüter, M., Biggs, D., Bohensky, E. L., BurnSilver, S., Cundill, G., Dakos, V., Daw, T. M., Evans, L. S., Kotschy, K., Leitch, A. M., Meek, C., Quinlan, A., Raudsepp-Hearne, C., Robards, M. D., Schoon, M. L., Schultz, L. ve West, P. C. (2012). Toward principles for enhancing the resilience of ecosystem services. </w:t>
       </w:r>
       <w:r>
         <w:rPr>
@@ -5052,7 +5094,7 @@
           <w:sz w:val="24"/>
           <w:szCs w:val="24"/>
         </w:rPr>
-        <w:t xml:space="preserve">Journal of Cleaner Production, 186</w:t>
+        <w:t xml:space="preserve">Annual Review of Environment and Resources, 37</w:t>
       </w:r>
       <w:r>
         <w:rPr>
@@ -5062,7 +5104,7 @@
           <w:sz w:val="24"/>
           <w:szCs w:val="24"/>
         </w:rPr>
-        <w:t xml:space="preserve">, 570–584. https://doi.org/10.1016/j.jclepro.2018.03.081</w:t>
+        <w:t xml:space="preserve">, 421–448. https://doi.org/10.1146/annurev-environ-051211-123836</w:t>
       </w:r>
     </w:p>
     <w:p>
@@ -5079,7 +5121,7 @@
           <w:sz w:val="24"/>
           <w:szCs w:val="24"/>
         </w:rPr>
-        <w:t xml:space="preserve">Chang, B. P., Mohanty, A. K. ve Misra, M. (2020). Studies on durability of sustainable biobased composites: A review. </w:t>
+        <w:t xml:space="preserve">Bourbia, S., Kazeoui, H. ve Belarbi, R. (2023). A review on recent research on bio-based building materials and their applications. </w:t>
       </w:r>
       <w:r>
         <w:rPr>
@@ -5089,7 +5131,7 @@
           <w:sz w:val="24"/>
           <w:szCs w:val="24"/>
         </w:rPr>
-        <w:t xml:space="preserve">RSC Advances, 10</w:t>
+        <w:t xml:space="preserve">Materials for Renewable and Sustainable Energy, 12</w:t>
       </w:r>
       <w:r>
         <w:rPr>
@@ -5099,7 +5141,7 @@
           <w:sz w:val="24"/>
           <w:szCs w:val="24"/>
         </w:rPr>
-        <w:t xml:space="preserve">(31), 17955–17999. https://doi.org/10.1039/C9RA09554C</w:t>
+        <w:t xml:space="preserve">, 117–139. https://doi.org/10.1007/s40243-023-00234-7</w:t>
       </w:r>
     </w:p>
     <w:p>
@@ -5116,7 +5158,7 @@
           <w:sz w:val="24"/>
           <w:szCs w:val="24"/>
         </w:rPr>
-        <w:t xml:space="preserve">Chayaamor-Heil, N., Houette, T., Demirci, Ö. ve Badarnah, L. (2024). The potential of co-designing with living organisms: Towards a new ecological paradigm in architecture. </w:t>
+        <w:t xml:space="preserve">Camere, S. ve Karana, E. (2018). Fabricating materials from living organisms: An emerging design practice. </w:t>
       </w:r>
       <w:r>
         <w:rPr>
@@ -5126,7 +5168,7 @@
           <w:sz w:val="24"/>
           <w:szCs w:val="24"/>
         </w:rPr>
-        <w:t xml:space="preserve">Sustainability, 16</w:t>
+        <w:t xml:space="preserve">Journal of Cleaner Production, 186</w:t>
       </w:r>
       <w:r>
         <w:rPr>
@@ -5136,7 +5178,7 @@
           <w:sz w:val="24"/>
           <w:szCs w:val="24"/>
         </w:rPr>
-        <w:t xml:space="preserve">(2), 673. https://doi.org/10.3390/su16020673</w:t>
+        <w:t xml:space="preserve">, 570–584. https://doi.org/10.1016/j.jclepro.2018.03.081</w:t>
       </w:r>
     </w:p>
     <w:p>
@@ -5153,7 +5195,7 @@
           <w:sz w:val="24"/>
           <w:szCs w:val="24"/>
         </w:rPr>
-        <w:t xml:space="preserve">Chayaamor-Heil, N., Perricone, V., Gruber, P. ve Guéna, F. (2023). Bioinspired, biobased and living material designs: A review of recent research in architecture and construction. </w:t>
+        <w:t xml:space="preserve">Chang, B. P., Mohanty, A. K. ve Misra, M. (2020). Studies on durability of sustainable biobased composites: A review. </w:t>
       </w:r>
       <w:r>
         <w:rPr>
@@ -5163,7 +5205,7 @@
           <w:sz w:val="24"/>
           <w:szCs w:val="24"/>
         </w:rPr>
-        <w:t xml:space="preserve">Bioinspiration &amp; Biomimetics, 18</w:t>
+        <w:t xml:space="preserve">RSC Advances, 10</w:t>
       </w:r>
       <w:r>
         <w:rPr>
@@ -5173,7 +5215,7 @@
           <w:sz w:val="24"/>
           <w:szCs w:val="24"/>
         </w:rPr>
-        <w:t xml:space="preserve">(4), 041001. https://doi.org/10.1088/1748-3190/acd82e</w:t>
+        <w:t xml:space="preserve">(31), 17955–17999. https://doi.org/10.1039/C9RA09554C</w:t>
       </w:r>
     </w:p>
     <w:p>
@@ -5190,7 +5232,7 @@
           <w:sz w:val="24"/>
           <w:szCs w:val="24"/>
         </w:rPr>
-        <w:t xml:space="preserve">Edalat, S. (2026). Advancing circular economy of bio-based building materials: Critical gaps and future prospects. </w:t>
+        <w:t xml:space="preserve">Chayaamor-Heil, N., Houette, T., Demirci, Ö. ve Badarnah, L. (2024). The potential of co-designing with living organisms: Towards a new ecological paradigm in architecture. </w:t>
       </w:r>
       <w:r>
         <w:rPr>
@@ -5200,7 +5242,7 @@
           <w:sz w:val="24"/>
           <w:szCs w:val="24"/>
         </w:rPr>
-        <w:t xml:space="preserve">Circular Economy and Sustainability, 6</w:t>
+        <w:t xml:space="preserve">Sustainability, 16</w:t>
       </w:r>
       <w:r>
         <w:rPr>
@@ -5210,7 +5252,7 @@
           <w:sz w:val="24"/>
           <w:szCs w:val="24"/>
         </w:rPr>
-        <w:t xml:space="preserve">, 151. https://doi.org/10.1007/s43615-026-00729-1</w:t>
+        <w:t xml:space="preserve">(2), 673. https://doi.org/10.3390/su16020673</w:t>
       </w:r>
     </w:p>
     <w:p>
@@ -5227,7 +5269,7 @@
           <w:sz w:val="24"/>
           <w:szCs w:val="24"/>
         </w:rPr>
-        <w:t xml:space="preserve">Folke, C. (2006). Resilience: The emergence of a perspective for social–ecological systems analyses. </w:t>
+        <w:t xml:space="preserve">Chayaamor-Heil, N., Perricone, V., Gruber, P. ve Guéna, F. (2023). Bioinspired, biobased and living material designs: A review of recent research in architecture and construction. </w:t>
       </w:r>
       <w:r>
         <w:rPr>
@@ -5237,7 +5279,7 @@
           <w:sz w:val="24"/>
           <w:szCs w:val="24"/>
         </w:rPr>
-        <w:t xml:space="preserve">Global Environmental Change, 16</w:t>
+        <w:t xml:space="preserve">Bioinspiration &amp; Biomimetics, 18</w:t>
       </w:r>
       <w:r>
         <w:rPr>
@@ -5247,7 +5289,7 @@
           <w:sz w:val="24"/>
           <w:szCs w:val="24"/>
         </w:rPr>
-        <w:t xml:space="preserve">(3), 253–267. https://doi.org/10.1016/j.gloenvcha.2006.04.002</w:t>
+        <w:t xml:space="preserve">(4), 041001. https://doi.org/10.1088/1748-3190/acd82e</w:t>
       </w:r>
     </w:p>
     <w:p>
@@ -5264,7 +5306,7 @@
           <w:sz w:val="24"/>
           <w:szCs w:val="24"/>
         </w:rPr>
-        <w:t xml:space="preserve">Goidea, A., Floudas, D. ve Andréen, D. (2022). Transcalar design: An approach to biodesign in the built environment. </w:t>
+        <w:t xml:space="preserve">Edalat, S. (2026). Advancing circular economy of bio-based building materials: Critical gaps and future prospects. </w:t>
       </w:r>
       <w:r>
         <w:rPr>
@@ -5274,7 +5316,7 @@
           <w:sz w:val="24"/>
           <w:szCs w:val="24"/>
         </w:rPr>
-        <w:t xml:space="preserve">Infrastructures, 7</w:t>
+        <w:t xml:space="preserve">Circular Economy and Sustainability, 6</w:t>
       </w:r>
       <w:r>
         <w:rPr>
@@ -5284,7 +5326,7 @@
           <w:sz w:val="24"/>
           <w:szCs w:val="24"/>
         </w:rPr>
-        <w:t xml:space="preserve">(4), 50. https://doi.org/10.3390/infrastructures7040050</w:t>
+        <w:t xml:space="preserve">, 151. https://doi.org/10.1007/s43615-026-00729-1</w:t>
       </w:r>
     </w:p>
     <w:p>
@@ -5301,7 +5343,7 @@
           <w:sz w:val="24"/>
           <w:szCs w:val="24"/>
         </w:rPr>
-        <w:t xml:space="preserve">Heymans, A., Breadsell, J., Morrison, G. M., Byrne, J. J. ve Eon, C. (2019). Ecological urban planning and design: A systematic literature review. </w:t>
+        <w:t xml:space="preserve">Folke, C. (2006). Resilience: The emergence of a perspective for social–ecological systems analyses. </w:t>
       </w:r>
       <w:r>
         <w:rPr>
@@ -5311,7 +5353,7 @@
           <w:sz w:val="24"/>
           <w:szCs w:val="24"/>
         </w:rPr>
-        <w:t xml:space="preserve">Sustainability, 11</w:t>
+        <w:t xml:space="preserve">Global Environmental Change, 16</w:t>
       </w:r>
       <w:r>
         <w:rPr>
@@ -5321,7 +5363,7 @@
           <w:sz w:val="24"/>
           <w:szCs w:val="24"/>
         </w:rPr>
-        <w:t xml:space="preserve">(13), 3723. https://doi.org/10.3390/su11133723</w:t>
+        <w:t xml:space="preserve">(3), 253–267. https://doi.org/10.1016/j.gloenvcha.2006.04.002</w:t>
       </w:r>
     </w:p>
     <w:p>
@@ -5338,7 +5380,7 @@
           <w:sz w:val="24"/>
           <w:szCs w:val="24"/>
         </w:rPr>
-        <w:t xml:space="preserve">Karana, E., Barati, B., Rognoli, V. ve Zeeuw van der Laan, A. (2015). Material driven design (MDD): A method to design for material experiences. </w:t>
+        <w:t xml:space="preserve">Goidea, A., Floudas, D. ve Andréen, D. (2022). Transcalar design: An approach to biodesign in the built environment. </w:t>
       </w:r>
       <w:r>
         <w:rPr>
@@ -5348,7 +5390,7 @@
           <w:sz w:val="24"/>
           <w:szCs w:val="24"/>
         </w:rPr>
-        <w:t xml:space="preserve">International Journal of Design, 9</w:t>
+        <w:t xml:space="preserve">Infrastructures, 7</w:t>
       </w:r>
       <w:r>
         <w:rPr>
@@ -5358,7 +5400,7 @@
           <w:sz w:val="24"/>
           <w:szCs w:val="24"/>
         </w:rPr>
-        <w:t xml:space="preserve">(2), 35–54.</w:t>
+        <w:t xml:space="preserve">(4), 50. https://doi.org/10.3390/infrastructures7040050</w:t>
       </w:r>
     </w:p>
     <w:p>
@@ -5375,7 +5417,7 @@
           <w:sz w:val="24"/>
           <w:szCs w:val="24"/>
         </w:rPr>
-        <w:t xml:space="preserve">Karana, E., Blauwhoff, D., Hultink, E.-J. ve Camere, S. (2018). When the material grows: A case study on designing (with) mycelium-based materials. </w:t>
+        <w:t xml:space="preserve">Graham, S. ve Thrift, N. (2007). Out of order: Understanding repair and maintenance. </w:t>
       </w:r>
       <w:r>
         <w:rPr>
@@ -5385,7 +5427,7 @@
           <w:sz w:val="24"/>
           <w:szCs w:val="24"/>
         </w:rPr>
-        <w:t xml:space="preserve">International Journal of Design, 12</w:t>
+        <w:t xml:space="preserve">Theory, Culture &amp; Society, 24</w:t>
       </w:r>
       <w:r>
         <w:rPr>
@@ -5395,7 +5437,7 @@
           <w:sz w:val="24"/>
           <w:szCs w:val="24"/>
         </w:rPr>
-        <w:t xml:space="preserve">(2), 119–136.</w:t>
+        <w:t xml:space="preserve">(3), 1–25. https://doi.org/10.1177/0263276407075954</w:t>
       </w:r>
     </w:p>
     <w:p>
@@ -5412,7 +5454,7 @@
           <w:sz w:val="24"/>
           <w:szCs w:val="24"/>
         </w:rPr>
-        <w:t xml:space="preserve">Kırbaş Akyürek, B., Ciravoğlu, A., Mohammadi, M. ve Yeğenoğlu, H. (2020). Building design in between living and manufactured: A research on terminology. </w:t>
+        <w:t xml:space="preserve">Heymans, A., Breadsell, J., Morrison, G. M., Byrne, J. J. ve Eon, C. (2019). Ecological urban planning and design: A systematic literature review. </w:t>
       </w:r>
       <w:r>
         <w:rPr>
@@ -5422,7 +5464,7 @@
           <w:sz w:val="24"/>
           <w:szCs w:val="24"/>
         </w:rPr>
-        <w:t xml:space="preserve">Online Journal of Art and Design, 8</w:t>
+        <w:t xml:space="preserve">Sustainability, 11</w:t>
       </w:r>
       <w:r>
         <w:rPr>
@@ -5432,7 +5474,7 @@
           <w:sz w:val="24"/>
           <w:szCs w:val="24"/>
         </w:rPr>
-        <w:t xml:space="preserve">(3), 75–90.</w:t>
+        <w:t xml:space="preserve">(13), 3723. https://doi.org/10.3390/su11133723</w:t>
       </w:r>
     </w:p>
     <w:p>
@@ -5449,7 +5491,7 @@
           <w:sz w:val="24"/>
           <w:szCs w:val="24"/>
         </w:rPr>
-        <w:t xml:space="preserve">Kirchherr, J., Reike, D. ve Hekkert, M. (2017). Conceptualizing the circular economy: An analysis of 114 definitions. </w:t>
+        <w:t xml:space="preserve">Karana, E., Barati, B., Rognoli, V. ve Zeeuw van der Laan, A. (2015). Material driven design (MDD): A method to design for material experiences. </w:t>
       </w:r>
       <w:r>
         <w:rPr>
@@ -5459,7 +5501,7 @@
           <w:sz w:val="24"/>
           <w:szCs w:val="24"/>
         </w:rPr>
-        <w:t xml:space="preserve">Resources, Conservation and Recycling, 127</w:t>
+        <w:t xml:space="preserve">International Journal of Design, 9</w:t>
       </w:r>
       <w:r>
         <w:rPr>
@@ -5469,7 +5511,7 @@
           <w:sz w:val="24"/>
           <w:szCs w:val="24"/>
         </w:rPr>
-        <w:t xml:space="preserve">, 221–232. https://doi.org/10.1016/j.resconrec.2017.09.005</w:t>
+        <w:t xml:space="preserve">(2), 35–54.</w:t>
       </w:r>
     </w:p>
     <w:p>
@@ -5486,7 +5528,7 @@
           <w:sz w:val="24"/>
           <w:szCs w:val="24"/>
         </w:rPr>
-        <w:t xml:space="preserve">Lee, J.-Y., Lee, S.-E. ve Lee, D.-W. (2022). Current status and future prospects of biological routes to bio-based products using raw materials, wastes, and residues as renewable resources. </w:t>
+        <w:t xml:space="preserve">Karana, E., Blauwhoff, D., Hultink, E.-J. ve Camere, S. (2018). When the material grows: A case study on designing (with) mycelium-based materials. </w:t>
       </w:r>
       <w:r>
         <w:rPr>
@@ -5496,7 +5538,7 @@
           <w:sz w:val="24"/>
           <w:szCs w:val="24"/>
         </w:rPr>
-        <w:t xml:space="preserve">Critical Reviews in Environmental Science and Technology, 52</w:t>
+        <w:t xml:space="preserve">International Journal of Design, 12</w:t>
       </w:r>
       <w:r>
         <w:rPr>
@@ -5506,7 +5548,7 @@
           <w:sz w:val="24"/>
           <w:szCs w:val="24"/>
         </w:rPr>
-        <w:t xml:space="preserve">(14). https://doi.org/10.1080/10643389.2021.1880259</w:t>
+        <w:t xml:space="preserve">(2), 119–136.</w:t>
       </w:r>
     </w:p>
     <w:p>
@@ -5523,7 +5565,7 @@
           <w:sz w:val="24"/>
           <w:szCs w:val="24"/>
         </w:rPr>
-        <w:t xml:space="preserve">Myers, W. (2018). </w:t>
+        <w:t xml:space="preserve">Kırbaş Akyürek, B., Ciravoğlu, A., Mohammadi, M. ve Yeğenoğlu, H. (2020). Building design in between living and manufactured: A research on terminology. </w:t>
       </w:r>
       <w:r>
         <w:rPr>
@@ -5533,7 +5575,7 @@
           <w:sz w:val="24"/>
           <w:szCs w:val="24"/>
         </w:rPr>
-        <w:t xml:space="preserve">Bio design</w:t>
+        <w:t xml:space="preserve">Online Journal of Art and Design, 8</w:t>
       </w:r>
       <w:r>
         <w:rPr>
@@ -5543,7 +5585,7 @@
           <w:sz w:val="24"/>
           <w:szCs w:val="24"/>
         </w:rPr>
-        <w:t xml:space="preserve">. Thames &amp; Hudson.</w:t>
+        <w:t xml:space="preserve">(3), 75–90.</w:t>
       </w:r>
     </w:p>
     <w:p>
@@ -5560,7 +5602,7 @@
           <w:sz w:val="24"/>
           <w:szCs w:val="24"/>
         </w:rPr>
-        <w:t xml:space="preserve">O’Rourke, J. ve Seepersad, C. C. (2015). Using biology as a model for sustainability: Insights for ecodesign and bioinspired design practitioners. </w:t>
+        <w:t xml:space="preserve">Kirchherr, J., Reike, D. ve Hekkert, M. (2017). Conceptualizing the circular economy: An analysis of 114 definitions. </w:t>
       </w:r>
       <w:r>
         <w:rPr>
@@ -5570,7 +5612,7 @@
           <w:sz w:val="24"/>
           <w:szCs w:val="24"/>
         </w:rPr>
-        <w:t xml:space="preserve">Proceedings of the 20th International Conference on Engineering Design (ICED15)</w:t>
+        <w:t xml:space="preserve">Resources, Conservation and Recycling, 127</w:t>
       </w:r>
       <w:r>
         <w:rPr>
@@ -5580,7 +5622,7 @@
           <w:sz w:val="24"/>
           <w:szCs w:val="24"/>
         </w:rPr>
-        <w:t xml:space="preserve">, Milano, İtalya, 27–30 Temmuz 2015.</w:t>
+        <w:t xml:space="preserve">, 221–232. https://doi.org/10.1016/j.resconrec.2017.09.005</w:t>
       </w:r>
     </w:p>
     <w:p>
@@ -5597,7 +5639,7 @@
           <w:sz w:val="24"/>
           <w:szCs w:val="24"/>
         </w:rPr>
-        <w:t xml:space="preserve">Pomponi, F. ve Moncaster, A. (2017). Circular economy for the built environment: A research framework. </w:t>
+        <w:t xml:space="preserve">Lee, J.-Y., Lee, S.-E. ve Lee, D.-W. (2022). Current status and future prospects of biological routes to bio-based products using raw materials, wastes, and residues as renewable resources. </w:t>
       </w:r>
       <w:r>
         <w:rPr>
@@ -5607,7 +5649,7 @@
           <w:sz w:val="24"/>
           <w:szCs w:val="24"/>
         </w:rPr>
-        <w:t xml:space="preserve">Journal of Cleaner Production, 143</w:t>
+        <w:t xml:space="preserve">Critical Reviews in Environmental Science and Technology, 52</w:t>
       </w:r>
       <w:r>
         <w:rPr>
@@ -5617,7 +5659,7 @@
           <w:sz w:val="24"/>
           <w:szCs w:val="24"/>
         </w:rPr>
-        <w:t xml:space="preserve">, 710–718. https://doi.org/10.1016/j.jclepro.2016.12.055</w:t>
+        <w:t xml:space="preserve">(14). https://doi.org/10.1080/10643389.2021.1880259</w:t>
       </w:r>
     </w:p>
     <w:p>
@@ -5634,7 +5676,7 @@
           <w:sz w:val="24"/>
           <w:szCs w:val="24"/>
         </w:rPr>
-        <w:t xml:space="preserve">Rios, F. C., Chong, W. K. ve Grau, D. (2015). Design for disassembly and deconstruction: Challenges and opportunities. </w:t>
+        <w:t xml:space="preserve">Myers, W. (2018). </w:t>
       </w:r>
       <w:r>
         <w:rPr>
@@ -5644,7 +5686,7 @@
           <w:sz w:val="24"/>
           <w:szCs w:val="24"/>
         </w:rPr>
-        <w:t xml:space="preserve">Procedia Engineering, 118</w:t>
+        <w:t xml:space="preserve">Bio design</w:t>
       </w:r>
       <w:r>
         <w:rPr>
@@ -5654,7 +5696,7 @@
           <w:sz w:val="24"/>
           <w:szCs w:val="24"/>
         </w:rPr>
-        <w:t xml:space="preserve">, 1296–1304. https://doi.org/10.1016/j.proeng.2015.08.485</w:t>
+        <w:t xml:space="preserve">. Thames &amp; Hudson.</w:t>
       </w:r>
     </w:p>
     <w:p>
@@ -5671,7 +5713,7 @@
           <w:sz w:val="24"/>
           <w:szCs w:val="24"/>
         </w:rPr>
-        <w:t xml:space="preserve">Rognoli, V. ve Ayala García, C. (2018). Material activism: New hybrid scenarios between design and technology. </w:t>
+        <w:t xml:space="preserve">O’Rourke, J. ve Seepersad, C. C. (2015). Using biology as a model for sustainability: Insights for ecodesign and bioinspired design practitioners. </w:t>
       </w:r>
       <w:r>
         <w:rPr>
@@ -5681,7 +5723,7 @@
           <w:sz w:val="24"/>
           <w:szCs w:val="24"/>
         </w:rPr>
-        <w:t xml:space="preserve">Cuadernos del Centro de Estudios en Diseño y Comunicación</w:t>
+        <w:t xml:space="preserve">Proceedings of the 20th International Conference on Engineering Design (ICED15)</w:t>
       </w:r>
       <w:r>
         <w:rPr>
@@ -5691,7 +5733,7 @@
           <w:sz w:val="24"/>
           <w:szCs w:val="24"/>
         </w:rPr>
-        <w:t xml:space="preserve">, (70), 105–115.</w:t>
+        <w:t xml:space="preserve">, Milano, İtalya, 27–30 Temmuz 2015.</w:t>
       </w:r>
     </w:p>
     <w:p>
@@ -5708,7 +5750,7 @@
           <w:sz w:val="24"/>
           <w:szCs w:val="24"/>
         </w:rPr>
-        <w:t xml:space="preserve">Rognoli, V., Bianchini, M., Maffei, S. ve Karana, E. (2015). DIY materials. </w:t>
+        <w:t xml:space="preserve">Pomponi, F. ve Moncaster, A. (2017). Circular economy for the built environment: A research framework. </w:t>
       </w:r>
       <w:r>
         <w:rPr>
@@ -5718,7 +5760,7 @@
           <w:sz w:val="24"/>
           <w:szCs w:val="24"/>
         </w:rPr>
-        <w:t xml:space="preserve">Materials &amp; Design, 86</w:t>
+        <w:t xml:space="preserve">Journal of Cleaner Production, 143</w:t>
       </w:r>
       <w:r>
         <w:rPr>
@@ -5728,7 +5770,7 @@
           <w:sz w:val="24"/>
           <w:szCs w:val="24"/>
         </w:rPr>
-        <w:t xml:space="preserve">, 692–702. https://doi.org/10.1016/j.matdes.2015.07.020</w:t>
+        <w:t xml:space="preserve">, 710–718. https://doi.org/10.1016/j.jclepro.2016.12.055</w:t>
       </w:r>
     </w:p>
     <w:p>
@@ -5745,7 +5787,7 @@
           <w:sz w:val="24"/>
           <w:szCs w:val="24"/>
         </w:rPr>
-        <w:t xml:space="preserve">Tyagi, P. ve Jain, C. (2026). Bio-based and regenerative materials in interior design: A systematic literature review and bibliometric analysis. </w:t>
+        <w:t xml:space="preserve">Rios, F. C., Chong, W. K. ve Grau, D. (2015). Design for disassembly and deconstruction: Challenges and opportunities. </w:t>
       </w:r>
       <w:r>
         <w:rPr>
@@ -5755,7 +5797,7 @@
           <w:sz w:val="24"/>
           <w:szCs w:val="24"/>
         </w:rPr>
-        <w:t xml:space="preserve">Journal of Engineering and Applied Science</w:t>
+        <w:t xml:space="preserve">Procedia Engineering, 118</w:t>
       </w:r>
       <w:r>
         <w:rPr>
@@ -5765,7 +5807,7 @@
           <w:sz w:val="24"/>
           <w:szCs w:val="24"/>
         </w:rPr>
-        <w:t xml:space="preserve">. https://doi.org/10.1186/s44147-026-00970-3</w:t>
+        <w:t xml:space="preserve">, 1296–1304. https://doi.org/10.1016/j.proeng.2015.08.485</w:t>
       </w:r>
     </w:p>
     <w:p>
@@ -5782,7 +5824,7 @@
           <w:sz w:val="24"/>
           <w:szCs w:val="24"/>
         </w:rPr>
-        <w:t xml:space="preserve">Ünal, B. (2025). </w:t>
+        <w:t xml:space="preserve">Rognoli, V. ve Ayala García, C. (2018). Material activism: New hybrid scenarios between design and technology. </w:t>
       </w:r>
       <w:r>
         <w:rPr>
@@ -5792,7 +5834,7 @@
           <w:sz w:val="24"/>
           <w:szCs w:val="24"/>
         </w:rPr>
-        <w:t xml:space="preserve">Biyoloji bazlı malzemelerin üretiminden mekânsal dirençlilik analizine: Tasarım odaklı deneysel bir yaklaşım</w:t>
+        <w:t xml:space="preserve">Cuadernos del Centro de Estudios en Diseño y Comunicación</w:t>
       </w:r>
       <w:r>
         <w:rPr>
@@ -5802,7 +5844,155 @@
           <w:sz w:val="24"/>
           <w:szCs w:val="24"/>
         </w:rPr>
+        <w:t xml:space="preserve">, (70), 105–115.</w:t>
+      </w:r>
+    </w:p>
+    <w:p>
+      <w:pPr>
+        <w:spacing w:after="140" w:line="360"/>
+        <w:ind w:left="567" w:hanging="567"/>
+        <w:jc w:val="left"/>
+      </w:pPr>
+      <w:r>
+        <w:rPr>
+          <w:rFonts w:ascii="Times New Roman" w:cs="Times New Roman" w:eastAsia="Times New Roman" w:hAnsi="Times New Roman"/>
+          <w:i w:val="false"/>
+          <w:iCs w:val="false"/>
+          <w:sz w:val="24"/>
+          <w:szCs w:val="24"/>
+        </w:rPr>
+        <w:t xml:space="preserve">Rognoli, V., Bianchini, M., Maffei, S. ve Karana, E. (2015). DIY materials. </w:t>
+      </w:r>
+      <w:r>
+        <w:rPr>
+          <w:rFonts w:ascii="Times New Roman" w:cs="Times New Roman" w:eastAsia="Times New Roman" w:hAnsi="Times New Roman"/>
+          <w:i/>
+          <w:iCs/>
+          <w:sz w:val="24"/>
+          <w:szCs w:val="24"/>
+        </w:rPr>
+        <w:t xml:space="preserve">Materials &amp; Design, 86</w:t>
+      </w:r>
+      <w:r>
+        <w:rPr>
+          <w:rFonts w:ascii="Times New Roman" w:cs="Times New Roman" w:eastAsia="Times New Roman" w:hAnsi="Times New Roman"/>
+          <w:i w:val="false"/>
+          <w:iCs w:val="false"/>
+          <w:sz w:val="24"/>
+          <w:szCs w:val="24"/>
+        </w:rPr>
+        <w:t xml:space="preserve">, 692–702. https://doi.org/10.1016/j.matdes.2015.07.020</w:t>
+      </w:r>
+    </w:p>
+    <w:p>
+      <w:pPr>
+        <w:spacing w:after="140" w:line="360"/>
+        <w:ind w:left="567" w:hanging="567"/>
+        <w:jc w:val="left"/>
+      </w:pPr>
+      <w:r>
+        <w:rPr>
+          <w:rFonts w:ascii="Times New Roman" w:cs="Times New Roman" w:eastAsia="Times New Roman" w:hAnsi="Times New Roman"/>
+          <w:i w:val="false"/>
+          <w:iCs w:val="false"/>
+          <w:sz w:val="24"/>
+          <w:szCs w:val="24"/>
+        </w:rPr>
+        <w:t xml:space="preserve">Tyagi, P. ve Jain, C. (2026). Bio-based and regenerative materials in interior design: A systematic literature review and bibliometric analysis. </w:t>
+      </w:r>
+      <w:r>
+        <w:rPr>
+          <w:rFonts w:ascii="Times New Roman" w:cs="Times New Roman" w:eastAsia="Times New Roman" w:hAnsi="Times New Roman"/>
+          <w:i/>
+          <w:iCs/>
+          <w:sz w:val="24"/>
+          <w:szCs w:val="24"/>
+        </w:rPr>
+        <w:t xml:space="preserve">Journal of Engineering and Applied Science</w:t>
+      </w:r>
+      <w:r>
+        <w:rPr>
+          <w:rFonts w:ascii="Times New Roman" w:cs="Times New Roman" w:eastAsia="Times New Roman" w:hAnsi="Times New Roman"/>
+          <w:i w:val="false"/>
+          <w:iCs w:val="false"/>
+          <w:sz w:val="24"/>
+          <w:szCs w:val="24"/>
+        </w:rPr>
+        <w:t xml:space="preserve">. https://doi.org/10.1186/s44147-026-00970-3</w:t>
+      </w:r>
+    </w:p>
+    <w:p>
+      <w:pPr>
+        <w:spacing w:after="140" w:line="360"/>
+        <w:ind w:left="567" w:hanging="567"/>
+        <w:jc w:val="left"/>
+      </w:pPr>
+      <w:r>
+        <w:rPr>
+          <w:rFonts w:ascii="Times New Roman" w:cs="Times New Roman" w:eastAsia="Times New Roman" w:hAnsi="Times New Roman"/>
+          <w:i w:val="false"/>
+          <w:iCs w:val="false"/>
+          <w:sz w:val="24"/>
+          <w:szCs w:val="24"/>
+        </w:rPr>
+        <w:t xml:space="preserve">Ünal, B. (2025). </w:t>
+      </w:r>
+      <w:r>
+        <w:rPr>
+          <w:rFonts w:ascii="Times New Roman" w:cs="Times New Roman" w:eastAsia="Times New Roman" w:hAnsi="Times New Roman"/>
+          <w:i/>
+          <w:iCs/>
+          <w:sz w:val="24"/>
+          <w:szCs w:val="24"/>
+        </w:rPr>
+        <w:t xml:space="preserve">Biyoloji bazlı malzemelerin üretiminden mekânsal dirençlilik analizine: Tasarım odaklı deneysel bir yaklaşım</w:t>
+      </w:r>
+      <w:r>
+        <w:rPr>
+          <w:rFonts w:ascii="Times New Roman" w:cs="Times New Roman" w:eastAsia="Times New Roman" w:hAnsi="Times New Roman"/>
+          <w:i w:val="false"/>
+          <w:iCs w:val="false"/>
+          <w:sz w:val="24"/>
+          <w:szCs w:val="24"/>
+        </w:rPr>
         <w:t xml:space="preserve"> [Doktora tezi]. Hacettepe Üniversitesi, Güzel Sanatlar Enstitüsü.</w:t>
+      </w:r>
+    </w:p>
+    <w:p>
+      <w:pPr>
+        <w:spacing w:after="140" w:line="360"/>
+        <w:ind w:left="567" w:hanging="567"/>
+        <w:jc w:val="left"/>
+      </w:pPr>
+      <w:r>
+        <w:rPr>
+          <w:rFonts w:ascii="Times New Roman" w:cs="Times New Roman" w:eastAsia="Times New Roman" w:hAnsi="Times New Roman"/>
+          <w:i w:val="false"/>
+          <w:iCs w:val="false"/>
+          <w:sz w:val="24"/>
+          <w:szCs w:val="24"/>
+        </w:rPr>
+        <w:t xml:space="preserve">Walker, B., Holling, C. S., Carpenter, S. R. ve Kinzig, A. (2004). Resilience, adaptability and transformability in social–ecological systems. </w:t>
+      </w:r>
+      <w:r>
+        <w:rPr>
+          <w:rFonts w:ascii="Times New Roman" w:cs="Times New Roman" w:eastAsia="Times New Roman" w:hAnsi="Times New Roman"/>
+          <w:i/>
+          <w:iCs/>
+          <w:sz w:val="24"/>
+          <w:szCs w:val="24"/>
+        </w:rPr>
+        <w:t xml:space="preserve">Ecology and Society, 9</w:t>
+      </w:r>
+      <w:r>
+        <w:rPr>
+          <w:rFonts w:ascii="Times New Roman" w:cs="Times New Roman" w:eastAsia="Times New Roman" w:hAnsi="Times New Roman"/>
+          <w:i w:val="false"/>
+          <w:iCs w:val="false"/>
+          <w:sz w:val="24"/>
+          <w:szCs w:val="24"/>
+        </w:rPr>
+        <w:t xml:space="preserve">(2), 5.</w:t>
       </w:r>
     </w:p>
     <w:sectPr>

--- a/Kitap_Bolumu_Biyotasarim_Malzeme_Secimi.docx
+++ b/Kitap_Bolumu_Biyotasarim_Malzeme_Secimi.docx
@@ -2497,7 +2497,7 @@
           <w:sz w:val="24"/>
           <w:szCs w:val="24"/>
         </w:rPr>
-        <w:t xml:space="preserve">Önceki alt başlıkta dirençliliğin iki tanımı ayırt edilmişti. Burada sorulan soru farklıdır: biyotasarım ve biyolojik temelli malzemeler tasarım sürecine girdiğinde bu süreçte ne değişir ve hangi yeni kavramlar ortaya çıkar? Birinci değişiklik, tasarımcının malzeme geliştirmedeki konumuyla ilgilidir. Barati ve Karana (2019), tasarımcılar ile malzeme bilimcileri arasındaki erken aşama ortak projelerinde tasarımcıların yaratıcı katkısını inceledikleri çalışmalarında, yaratıcılığı tasarımcının zihnine ait bir yeti olarak gören bakıştan uzaklaşmayı; onu tasarımcı ile maddi dünya arasında dağılmış bir süreç olarak ele almayı önermektedir. Yazarların geliştirdiği malzeme potansiyeli olarak olanaklar kavramı, odağı tasarımcının yapma ve üretme edimlerine kaydırmakta; bu edimler hem yerleşik hem yeni malzemelerde daha önce görülmemiş olanakların açığa çıkarılması olarak tanımlanmaktadır. Biyolojik temelli malzemelerde tasarımcının işi böylece bir listeden seçim yapmak değil, malzemenin neye olanak tanıdığını üretim yoluyla keşfetmek hâline gelir.</w:t>
+        <w:t xml:space="preserve">Önceki alt başlıkta dirençliliğin iki tanımı ayırt edilmişti; burada sorulan soru farklıdır: biyolojik temelli malzemeler tasarım sürecine girdiğinde bu süreçte ne değişir? Değişimin ilk durağı tasarımcının konumudur. Barati ve Karana (2019), tasarımcılar ile malzeme bilimcileri arasındaki erken aşama ortak projelerini inceledikleri çalışmalarında yaratıcılığın tasarımcının zihnine ait bir yeti olmadığını, tasarımcı ile maddi dünya arasında dağılmış bir süreç olduğunu ileri sürmekte; geliştirdikleri malzeme potansiyeli olarak olanaklar kavramıyla odağı tasarımcının yapma ve üretme edimlerine kaydırmaktadır. Bu edimler, hem yerleşik hem yeni malzemelerde daha önce görülmemiş olanakların açığa çıkarılmasıdır. Tasarımcının işi böylece bir listeden seçim yapmak değil, malzemenin neye olanak tanıdığını üretim yoluyla keşfetmek hâline gelir; keşfedilen şey ise çoğu zaman malzemenin değişkenliğidir. Goidea ve diğ. (2022), miselyum biyokompozitlerde farklı mantar türlerinin hem üretim süreci hem de nesnenin performansı bakımından farklı sonuçlara yol açtığını; tür seçiminde büyüme hızı ve genetik kararlılığın yanı sıra dayanım, ısı iletkenliği ve görünüm gibi etkenlerin devreye girdiğini belirtmektedir. Değişkenlik bu çerçevede bir kusur değil, tasarımcının üzerinde çalıştığı parametre kümesidir; mimar biçim çizmek yerine, ancak bir bağlama yerleştirildiğinde anlam kazanan süreçleri tanımlar.</w:t>
       </w:r>
     </w:p>
     <w:p>
@@ -2511,35 +2511,7 @@
           <w:sz w:val="24"/>
           <w:szCs w:val="24"/>
         </w:rPr>
-        <w:t xml:space="preserve">İkinci değişiklik, değişkenliğin tasarım girdisine dönüşmesidir. Goidea ve diğ. (2022), biyofabrikasyonun en umut verici yönlerinden birinin adaptasyon ve değişkenlik potansiyeli olduğunu belirtmektedir. Yazarlara göre miselyum biyokompozitlerde farklı mantar türleri hem üretim süreci hem de mimari nesnenin performansı bakımından farklı sonuçlara yol açar; tür seçiminde büyüme hızı ve genetik kararlılığın yanı sıra dayanım, ısı iletkenliği ve görünüm gibi etkenler devreye girer. Değişkenlik bu çerçevede bir kusur değil, tasarımcının üzerinde çalıştığı parametre kümesidir: mimarlar biçim çizmek yerine, ancak bir bağlama yerleştirildiğinde anlam kazanan süreçleri tanımlayabilir. İkinci başlıkta anılan dirençlilik yoluyla dayanıklılık ilkesi de burada karşılığını bulur; Andréen ve Goidea (2022), biyomalzemelerin mühendislik ürünü malzemelere kıyasla daha az dayanıklılık sergiliyorlarsa aynı zamanda daha esnek, daha dinamik ve daha geri dönüştürülebilir olduklarını belirtmektedir.</w:t>
-      </w:r>
-    </w:p>
-    <w:p>
-      <w:pPr>
-        <w:spacing w:after="160" w:line="360"/>
-        <w:jc w:val="both"/>
-      </w:pPr>
-      <w:r>
-        <w:rPr>
-          <w:rFonts w:ascii="Times New Roman" w:cs="Times New Roman" w:eastAsia="Times New Roman" w:hAnsi="Times New Roman"/>
-          <w:sz w:val="24"/>
-          <w:szCs w:val="24"/>
-        </w:rPr>
-        <w:t xml:space="preserve">Üçüncü değişiklik zamana ilişkindir. Karana ve diğ. (2018), miselyum esaslı bir malzemeyle yürütülen tasarım sürecinde tasarımcının üç belirsizlik kaynağıyla baş etmek durumunda kaldığını ortaya koymaktadır: mikroorganizmanın failliği, malzemenin kendine özgü zamansallığı ve malzemenin toplum tarafından kabulü. Bunlardan ikincisi, malzemenin tasarımcının takviminden bağımsız bir zamanı olduğu anlamına gelir; büyüme, kuruma ve yaşlanma süreleri tasarım kararının dışında değil, içindedir. Ancak bu zamanın nasıl işlediği henüz büyük ölçüde bilinmemektedir: Chang ve diğ. (2020), biyokompozitlerin uzun süreli dayanıklılık performansına ilişkin bilimsel bilginin erişilebilir literatürde oldukça sınırlı kaldığını ortaya koymaktadır.</w:t>
-      </w:r>
-    </w:p>
-    <w:p>
-      <w:pPr>
-        <w:spacing w:after="160" w:line="360"/>
-        <w:jc w:val="both"/>
-      </w:pPr>
-      <w:r>
-        <w:rPr>
-          <w:rFonts w:ascii="Times New Roman" w:cs="Times New Roman" w:eastAsia="Times New Roman" w:hAnsi="Times New Roman"/>
-          <w:sz w:val="24"/>
-          <w:szCs w:val="24"/>
-        </w:rPr>
-        <w:t xml:space="preserve">Dördüncü değişiklik, bakımın bir tasarım kararına dönüşmesidir. Graham ve Thrift (2007), teknik nesne ve sistemlerde bozulma ve işlev kaybına odaklanmanın onarım ve bakım pratiklerinin hayatî katkısını görünür kıldığını; buna karşılık modern toplumları ayakta tutan altyapıya ilişkin yerleşik kültürel kurgu ve tahayyüllerin onarım ve bakım etkinliklerini dikkat alanının dışına ittiğini ileri sürmektedir. Biyolojik temelli malzemelerde bu dışarıda bırakma sürdürülemez; bakım, kullanımın kesintiye uğraması değil koşuludur. Dolayısıyla biyotasarımın tasarım sürecine kattığı dört kavram şöyle özetlenebilir: malzeme potansiyeli, parametre olarak değişkenlik, malzemenin kendi zamanı ve tasarım kararı olarak bakım.</w:t>
+        <w:t xml:space="preserve">Değişkenliğin ikiz kavramı zamandır. Karana ve diğ. (2018), miselyum esaslı bir malzemeyle yürütülen tasarım sürecinde tasarımcının mikroorganizmanın failliği, malzemenin kendine özgü zamansallığı ve malzemenin toplum tarafından kabulü biçiminde üç belirsizlik kaynağıyla baş etmek durumunda kaldığını ortaya koymaktadır. Bunlardan ikincisi, büyüme, kuruma ve yaşlanma sürelerinin tasarım kararının dışında değil içinde olduğu anlamına gelir; ne var ki bu zamanın nasıl işlediği henüz büyük ölçüde bilinmemektedir (Chang ve diğ., 2020). Zamanı tasarıma dahil etmenin doğrudan sonucu, bakımın bir tasarım kararına dönüşmesidir. Graham ve Thrift (2007), modern toplumları ayakta tutan altyapıya ilişkin yerleşik kültürel kurguların onarım ve bakım etkinliklerini dikkat alanının dışına ittiğini ileri sürmektedir; biyolojik temelli malzemelerde bu dışarıda bırakma sürdürülemez, çünkü bakım kullanımın kesintiye uğraması değil koşuludur. Böylece biyotasarımın tasarım sürecine kattığı kavram kümesi belirginleşir: keşfedilecek bir malzeme potansiyeli, parametreye dönüşen bir değişkenlik, hesaba katılması gereken bir malzeme zamanı ve baştan kurgulanan bir bakım ilişkisi.</w:t>
       </w:r>
     </w:p>
     <w:p>

--- a/Kitap_Bolumu_Biyotasarim_Malzeme_Secimi.docx
+++ b/Kitap_Bolumu_Biyotasarim_Malzeme_Secimi.docx
@@ -2483,7 +2483,7 @@
           <w:sz w:val="24"/>
           <w:szCs w:val="24"/>
         </w:rPr>
-        <w:t xml:space="preserve">5.2. Biyomalzemenin tasarım sürecine kattıkları</w:t>
+        <w:t xml:space="preserve">5.2. Biyomalzemeden dirençli mekâna</w:t>
       </w:r>
     </w:p>
     <w:p>
@@ -2497,7 +2497,7 @@
           <w:sz w:val="24"/>
           <w:szCs w:val="24"/>
         </w:rPr>
-        <w:t xml:space="preserve">Önceki alt başlıkta dirençliliğin iki tanımı ayırt edilmişti; burada sorulan soru farklıdır: biyolojik temelli malzemeler tasarım sürecine girdiğinde bu süreçte ne değişir? Değişimin ilk durağı tasarımcının konumudur. Barati ve Karana (2019), tasarımcılar ile malzeme bilimcileri arasındaki erken aşama ortak projelerini inceledikleri çalışmalarında yaratıcılığın tasarımcının zihnine ait bir yeti olmadığını, tasarımcı ile maddi dünya arasında dağılmış bir süreç olduğunu ileri sürmekte; geliştirdikleri malzeme potansiyeli olarak olanaklar kavramıyla odağı tasarımcının yapma ve üretme edimlerine kaydırmaktadır. Bu edimler, hem yerleşik hem yeni malzemelerde daha önce görülmemiş olanakların açığa çıkarılmasıdır. Tasarımcının işi böylece bir listeden seçim yapmak değil, malzemenin neye olanak tanıdığını üretim yoluyla keşfetmek hâline gelir; keşfedilen şey ise çoğu zaman malzemenin değişkenliğidir. Goidea ve diğ. (2022), miselyum biyokompozitlerde farklı mantar türlerinin hem üretim süreci hem de nesnenin performansı bakımından farklı sonuçlara yol açtığını; tür seçiminde büyüme hızı ve genetik kararlılığın yanı sıra dayanım, ısı iletkenliği ve görünüm gibi etkenlerin devreye girdiğini belirtmektedir. Değişkenlik bu çerçevede bir kusur değil, tasarımcının üzerinde çalıştığı parametre kümesidir; mimar biçim çizmek yerine, ancak bir bağlama yerleştirildiğinde anlam kazanan süreçleri tanımlar.</w:t>
+        <w:t xml:space="preserve">Dirençliliğin ne anlama geldiği belirlendikten sonra sorulması gereken soru şudur: biyolojik temelli malzemeler tasarım sürecine girdiğinde bu süreçte ne değişir? Değişimin ilk durağı tasarımcının konumudur. Barati ve Karana (2019), tasarımcı ile malzeme bilimcisi arasındaki erken aşama ortak projelerini inceledikleri çalışmalarında yaratıcılığın tasarımcının zihnine ait bir yeti olmadığını, tasarımcı ile maddi dünya arasında dağılmış bir süreç olduğunu ileri sürmekte; geliştirdikleri malzeme potansiyeli olarak olanaklar kavramıyla odağı tasarımcının yapma ve üretme edimlerine kaydırmaktadır. Tasarımcının işi böylece bir listeden seçim yapmak değil, malzemenin neye olanak tanıdığını üretim yoluyla keşfetmek hâline gelir; keşfedilen şey ise çoğu zaman değişkenliktir. Goidea ve diğ. (2022), miselyum biyokompozitlerde tür seçiminin hem üretim sürecini hem nesnenin performansını değiştirdiğini göstermektedir; değişkenlik burada bir kusur değil, tasarımcının üzerinde çalıştığı parametre kümesidir. Değişkenliğin ikizi ise zamandır: Karana ve diğ. (2018), malzemenin kendine özgü zamansallığını tasarımcının baş etmek zorunda olduğu üç belirsizlikten biri olarak saymakta; Chang ve diğ. (2020) bu zamanın nasıl işlediğine ilişkin bilginin oldukça sınırlı kaldığını ortaya koymaktadır. Zamanın tasarıma girmesinin doğrudan sonucu, bakımın bir tasarım kararına dönüşmesidir; Graham ve Thrift (2007), yerleşik kültürel kurguların onarım ve bakımı dikkat alanının dışına ittiğini belirtmektedir, oysa biyolojik temelli malzemelerde bakım kullanımın kesintiye uğraması değil koşuludur.</w:t>
       </w:r>
     </w:p>
     <w:p>
@@ -2511,23 +2511,7 @@
           <w:sz w:val="24"/>
           <w:szCs w:val="24"/>
         </w:rPr>
-        <w:t xml:space="preserve">Değişkenliğin ikiz kavramı zamandır. Karana ve diğ. (2018), miselyum esaslı bir malzemeyle yürütülen tasarım sürecinde tasarımcının mikroorganizmanın failliği, malzemenin kendine özgü zamansallığı ve malzemenin toplum tarafından kabulü biçiminde üç belirsizlik kaynağıyla baş etmek durumunda kaldığını ortaya koymaktadır. Bunlardan ikincisi, büyüme, kuruma ve yaşlanma sürelerinin tasarım kararının dışında değil içinde olduğu anlamına gelir; ne var ki bu zamanın nasıl işlediği henüz büyük ölçüde bilinmemektedir (Chang ve diğ., 2020). Zamanı tasarıma dahil etmenin doğrudan sonucu, bakımın bir tasarım kararına dönüşmesidir. Graham ve Thrift (2007), modern toplumları ayakta tutan altyapıya ilişkin yerleşik kültürel kurguların onarım ve bakım etkinliklerini dikkat alanının dışına ittiğini ileri sürmektedir; biyolojik temelli malzemelerde bu dışarıda bırakma sürdürülemez, çünkü bakım kullanımın kesintiye uğraması değil koşuludur. Böylece biyotasarımın tasarım sürecine kattığı kavram kümesi belirginleşir: keşfedilecek bir malzeme potansiyeli, parametreye dönüşen bir değişkenlik, hesaba katılması gereken bir malzeme zamanı ve baştan kurgulanan bir bakım ilişkisi.</w:t>
-      </w:r>
-    </w:p>
-    <w:p>
-      <w:pPr>
-        <w:pStyle w:val="Heading2"/>
-        <w:spacing w:after="170" w:before="320" w:line="360"/>
-      </w:pPr>
-      <w:r>
-        <w:rPr>
-          <w:rFonts w:ascii="Times New Roman" w:cs="Times New Roman" w:eastAsia="Times New Roman" w:hAnsi="Times New Roman"/>
-          <w:b/>
-          <w:bCs/>
-          <w:sz w:val="24"/>
-          <w:szCs w:val="24"/>
-        </w:rPr>
-        <w:t xml:space="preserve">5.3. Dirençli iç mekânın tasarım özellikleri</w:t>
+        <w:t xml:space="preserve">Bu kavramların mekân ölçeğindeki karşılığı için önce bir ayrım gerekir. Walker ve diğ. (2004), dirençliliği sistemin bozulmayı soğurma ve yeniden örgütlenerek esasen aynı işlevi, yapıyı ve kimliği koruma kapasitesi; uyarlanabilirliği sistemdeki insan aktörlerin dirençliliği yönetme konusundaki ortak kapasitesi; dönüşebilirliği ise koşullar mevcut sistemi sürdürülemez kıldığında temelden yeni bir sistem yaratma kapasitesi olarak ayırt etmektedir. İç mimarlıkta bunlar sırasıyla mekânsal sistemin özelliği, kullanıcı ile tasarımcının kapasitesi ve mekânın bütünüyle başka bir kurguya geçebilme olanağıdır. Dirençliliğin hangi özelliklerle kurulduğu sorusuna ise Biggs ve diğ. (2012) yanıt vermektedir; yazarların ekosistem hizmetlerinin dirençliliğini güçlendirmek üzere tanımladığı yedi ilkenin ilk ikisi çeşitlilik ile yedekliliğin korunması ve bağlantısallığın yönetilmesidir. İç mekân ölçeğine aktarıldığında dört tasarım özelliği ortaya çıkar. Çeşitlilik ve yedeklilik, yerel bir bozulmanın bütüne yayılmasını engeller. Tersinir birleşimler bir bileşenin ötekini bozmadan değiştirilmesine olanak tanır; Rios ve diğ. (2015), sökülebilirlik için tasarım ilkelerine ilişkin kapsamlı kılavuzlar bulunmasına karşın bu alanda geliştirilmiş yapı sayısının çok az kaldığını belirtmektedir. Onarılabilirlik, bakımı kullanıcının yapabileceği bir işe dönüştürür. Uyarlanabilirlik ve dönüşebilirlik ise kurgunun yeniden düzenlenebilmesini ve gerektiğinde başka bir işleve geçebilmesini sağlar.</w:t>
       </w:r>
     </w:p>
     <w:p>
@@ -2541,63 +2525,7 @@
           <w:sz w:val="24"/>
           <w:szCs w:val="24"/>
         </w:rPr>
-        <w:t xml:space="preserve">Bu kavramların mekân ölçeğindeki karşılığı, dirençliliğin bir sistem özelliği olarak nasıl kurulacağı sorusudur. Soruyu yanıtlamadan önce bir kavram ayrımı gerekir. Walker ve diğ. (2004), sosyo-ekolojik sistemlerin geleceğini belirleyen üç ilişkili özelliği birbirinden ayırmaktadır: dirençlilik, bir sistemin bozulmayı soğurma ve değişim geçirirken yeniden örgütlenerek esasen aynı işlevi, yapıyı, kimliği ve geri besleme ilişkilerini koruma kapasitesidir; uyarlanabilirlik, sistemdeki insan aktörlerin dirençliliği yönetme konusundaki ortak kapasitesidir; dönüşebilirlik ise ekolojik, ekonomik ya da toplumsal koşullar mevcut sistemi sürdürülemez kıldığında temelden yeni bir sistem yaratma kapasitesidir. Ayrım iç mimarlık açısından doğrudan karşılık bulur: dirençlilik mekânsal sistemin bir özelliği, uyarlanabilirlik kullanıcı ve tasarımcının kapasitesi, dönüşebilirlik ise mekânın bütünüyle başka bir kurguya geçebilme olanağıdır.</w:t>
-      </w:r>
-    </w:p>
-    <w:p>
-      <w:pPr>
-        <w:spacing w:after="160" w:line="360"/>
-        <w:jc w:val="both"/>
-      </w:pPr>
-      <w:r>
-        <w:rPr>
-          <w:rFonts w:ascii="Times New Roman" w:cs="Times New Roman" w:eastAsia="Times New Roman" w:hAnsi="Times New Roman"/>
-          <w:sz w:val="24"/>
-          <w:szCs w:val="24"/>
-        </w:rPr>
-        <w:t xml:space="preserve">Dirençliliğin hangi tasarım özellikleriyle kurulduğu sorusuna ekolojik sistem araştırmaları kaynaklı bir yanıt vardır. Biggs ve diğ. (2012), ekosistem hizmetlerinin dirençliliğini güçlendirmeye yönelik yedi genel ilke tanımlamaktadır; bunların ilk üçü çeşitlilik ile yedekliliğin korunması, bağlantısallığın yönetilmesi ve yavaş değişkenler ile geri besleme ilişkilerinin yönetilmesidir. Yazarlara göre ilkeler pratikte çoğu kez birlikte görülür ve birbirine yüksek düzeyde bağımlıdır. Bu ilkeler iç mekân ölçeğine aktarıldığında dört tasarım özelliği ortaya çıkmaktadır.</w:t>
-      </w:r>
-    </w:p>
-    <w:p>
-      <w:pPr>
-        <w:spacing w:after="160" w:line="360"/>
-        <w:jc w:val="both"/>
-      </w:pPr>
-      <w:r>
-        <w:rPr>
-          <w:rFonts w:ascii="Times New Roman" w:cs="Times New Roman" w:eastAsia="Times New Roman" w:hAnsi="Times New Roman"/>
-          <w:sz w:val="24"/>
-          <w:szCs w:val="24"/>
-        </w:rPr>
-        <w:t xml:space="preserve">Birincisi çeşitlilik ve yedekliliktir. Tek bir malzemeye ve tek bir birleşim türüne dayanan bir iç mekân kurgusunda yerel bir bozulma bütüne yayılır; birden çok malzemenin ve birbirinin işlevini üstlenebilecek bileşenlerin bulunduğu bir kurguda ise bozulma yerel kalır. Yedeklilik burada fazlalık değil, bozulmanın yayılmasını engelleyen bir örgütlenme biçimidir. İkincisi bağlantısallıktır; ancak Biggs ve diğ.’nin (2012) formülasyonu bağlantısallığın artırılmasını değil yönetilmesini önermektedir. İç mekânda bu, bileşenlerin birbirine nasıl bağlandığı sorusudur: tersinir birleşimler bir bileşenin ötekini bozmadan değiştirilmesine olanak tanırken, kalıcı birleşimler bütün kurguyu tek bir karara bağlar. Rios ve diğ. (2015), sökülebilirlik için tasarım ilkelerine ilişkin kapsamlı kılavuzlar bulunmasına karşın bu alanda geliştirilmiş yapı sayısının çok az kaldığını belirtmektedir; boşluk, iç mekân ölçeğinde kapatılabilecek bir boşluktur.</w:t>
-      </w:r>
-    </w:p>
-    <w:p>
-      <w:pPr>
-        <w:spacing w:after="160" w:line="360"/>
-        <w:jc w:val="both"/>
-      </w:pPr>
-      <w:r>
-        <w:rPr>
-          <w:rFonts w:ascii="Times New Roman" w:cs="Times New Roman" w:eastAsia="Times New Roman" w:hAnsi="Times New Roman"/>
-          <w:sz w:val="24"/>
-          <w:szCs w:val="24"/>
-        </w:rPr>
-        <w:t xml:space="preserve">Üçüncüsü bakım ve onarılabilirliktir. Graham ve Thrift’in (2007) onarım ve bakımın görünmez kılınmasına ilişkin saptaması, iç mekânda doğrudan bir tasarım sorusuna dönüşür: bir bileşen onarılabilir mi, onarım izleri kabul edilebilir mi, bakım kullanıcının yapabileceği bir iş midir? Edalat (2026), döngüsel ekonominin kullanım, onarım ve yeniden kullanım aşamalarının yeterince araştırılmadığını ve büyük ölçüde bağlama bağlı olduğunu belirtmektedir. Dördüncüsü uyarlanabilirlik ve dönüşebilirliktir; Walker ve diğ.’nin (2004) ayrımı burada ölçüt üretir: bir iç mekân kurgusu kullanıcının onu yeniden düzenlemesine olanak tanıyorsa uyarlanabilir, bütünüyle başka bir işleve ve kurguya geçebiliyorsa dönüşebilirdir.</w:t>
-      </w:r>
-    </w:p>
-    <w:p>
-      <w:pPr>
-        <w:spacing w:after="160" w:line="360"/>
-        <w:jc w:val="both"/>
-      </w:pPr>
-      <w:r>
-        <w:rPr>
-          <w:rFonts w:ascii="Times New Roman" w:cs="Times New Roman" w:eastAsia="Times New Roman" w:hAnsi="Times New Roman"/>
-          <w:sz w:val="24"/>
-          <w:szCs w:val="24"/>
-        </w:rPr>
-        <w:t xml:space="preserve">Dört özelliğin tamamı, ölçekler arası bir okumayı gerektirmektedir. Goidea ve diğ. (2022), değişken ölçekler, sistemler ve malzemeler arasındaki karşılıklı bağımlılığın doğrusal olmayan etkileşimler ve hızla artan karmaşıklık ürettiğini belirtmektedir; bir bileşenin dirençliliği, bağlı olduğu sistemin dirençliliğinden ayrı değerlendirilemez. Buradan çıkan sonuç, döngüsellik ile dirençliliğin eş anlamlı olmadığı; ancak çeşitlilik, tersinir bağlantı, onarılabilirlik ve uyarlanabilirlik gibi ortak tasarım özellikleri üzerinden birbirini destekleyen iki yaklaşım oluşturduğudur. Yedinci başlıkta önerilen değerlendirme çerçevesinin dirençlilik boyutu bu dört özellik üzerine kurulmaktadır.</w:t>
+        <w:t xml:space="preserve">Dört özellik ancak ölçekler arası okunduğunda anlam kazanır. Goidea ve diğ. (2022), değişken ölçekler, sistemler ve malzemeler arasındaki karşılıklı bağımlılığın doğrusal olmayan etkileşimler ve hızla artan karmaşıklık ürettiğini belirtmektedir; dolayısıyla bir bileşenin dirençliliği, bağlı olduğu sistemin dirençliliğinden ayrı değerlendirilemez. Buradan çıkan sonuç, döngüsellik ile dirençliliğin eş anlamlı olmadığı; ancak çeşitlilik, tersinir bağlantı, onarılabilirlik ve uyarlanabilirlik gibi ortak tasarım özellikleri üzerinden birbirini destekleyen iki yaklaşım oluşturduğudur. Yedinci başlıkta önerilen değerlendirme çerçevesinin dirençlilik boyutu bu dört özellik üzerine kurulmaktadır.</w:t>
       </w:r>
     </w:p>
     <w:p>

--- a/Kitap_Bolumu_Biyotasarim_Malzeme_Secimi.docx
+++ b/Kitap_Bolumu_Biyotasarim_Malzeme_Secimi.docx
@@ -2409,7 +2409,7 @@
           <w:sz w:val="26"/>
           <w:szCs w:val="26"/>
         </w:rPr>
-        <w:t xml:space="preserve">5. ADAPTASYON, DEĞİŞKENLİK VE DİRENÇLİLİK</w:t>
+        <w:t xml:space="preserve">5. DİRENÇLİLİK</w:t>
       </w:r>
     </w:p>
     <w:p>
@@ -2423,7 +2423,7 @@
           <w:sz w:val="24"/>
           <w:szCs w:val="24"/>
         </w:rPr>
-        <w:t xml:space="preserve">Önceki başlıkta döngüselliğin biyolojik kökenle güvence altına alınamayacağı ortaya konmuştu. Bu başlıkta tartışma bir adım ileri taşınarak, biyolojik temelli malzemelerin tasarım sürecine taşıdığı üç özellik — adaptasyon, değişkenlik ve zamansallık — dirençlilik kavramı üzerinden ele alınmaktadır.</w:t>
+        <w:t xml:space="preserve">Önceki başlıkta döngüselliğin biyolojik kökenle güvence altına alınamayacağı ortaya konmuştu. Bu başlıkta tartışma bir adım ileri taşınarak, biyolojik temelli malzemelerin tasarım sürecine etkileri dirençlilik kavramı üzerinden ele alınmaktadır.</w:t>
       </w:r>
     </w:p>
     <w:p>
@@ -2439,7 +2439,7 @@
           <w:sz w:val="24"/>
           <w:szCs w:val="24"/>
         </w:rPr>
-        <w:t xml:space="preserve">5.1. Dirençliliğin iki tanımı</w:t>
+        <w:t xml:space="preserve">5.1. Dirençlilik kavramı</w:t>
       </w:r>
     </w:p>
     <w:p>
@@ -2453,7 +2453,7 @@
           <w:sz w:val="24"/>
           <w:szCs w:val="24"/>
         </w:rPr>
-        <w:t xml:space="preserve">Dirençlilik kavramı yapılı çevre literatüründe birbirinden önemli ölçüde farklı iki anlamda kullanılmaktadır. Heymans ve diğ. (2019), ekolojik kentsel planlama ve tasarım literatürünü 57 makale üzerinden sistematik olarak inceledikleri çalışmalarında bu iki tanımı ayırt etmektedir. Eski tanım, bir sistemin bozulmanın ardından dengeye dönme yeteneğine işaret eder ve yazarlara göre sistemlerin verimliliğine ve öngörülebilirliğine odaklanması bakımından modernist paradigmayla tutarlıdır. Daha yeni tanım ise denge dışı karmaşık uyarlanabilir sistemlerle ilişkilidir ve dirençliliği, bir sistemin temel yapısını ve işlevini sürdürürken değişimi soğurma ve değişime uyarlanma yeteneği olarak vurgular. İkinci tanımın kaynağı sosyo-ekolojik sistem araştırmalarıdır; Folke (2006), dirençliliği bir sistemin bozulmayı soğurma ve zaman içinde aynı temel yapı ile işlevi koruyarak yeniden örgütlenme kapasitesi olarak tanımlamaktadır. Andréen ve Goidea (2022) aynı ayrımı malzeme ölçeğinde kurmakta; mühendislik dirençliliği olarak adlandırılan birinci tanımın daha çok doğrusal sistemler ile değişime direnmenin amaçlandığı bağlamlar için geçerli olduğunu belirtmektedir.</w:t>
+        <w:t xml:space="preserve">Dirençlilik kavramı yapılı çevre literatüründe birbirinden önemli ölçüde farklı iki anlamda kullanılmaktadır. Heymans ve diğ. (2019), ekolojik kentsel planlama ve tasarım literatürünü sistematik olarak inceledikleri çalışmalarında bu iki tanımı ayırt etmektedir. Eski tanım, bir sistemin bozulmanın ardından dengeye dönme yeteneğine işaret eder ve yazarlara göre sistemlerin verimliliğine ve öngörülebilirliğine odaklanması bakımından modernist paradigmayla tutarlıdır. Daha yeni tanım ise denge dışı karmaşık uyarlanabilir sistemlerle ilişkilidir ve dirençliliği, bir sistemin temel yapısını ve işlevini sürdürürken değişimi soğurma ve değişime uyarlanma yeteneği olarak vurgular. İkinci tanımın kaynağı sosyo-ekolojik sistem araştırmalarıdır; Folke (2006), dirençliliği bir sistemin bozulmayı soğurma ve zaman içinde aynı temel yapı ile işlevi koruyarak yeniden örgütlenme kapasitesi olarak tanımlamaktadır.</w:t>
       </w:r>
     </w:p>
     <w:p>
@@ -2483,7 +2483,7 @@
           <w:sz w:val="24"/>
           <w:szCs w:val="24"/>
         </w:rPr>
-        <w:t xml:space="preserve">5.2. Biyomalzemeden dirençli mekâna</w:t>
+        <w:t xml:space="preserve">5.2. Dirençli tasarım</w:t>
       </w:r>
     </w:p>
     <w:p>
@@ -2497,7 +2497,7 @@
           <w:sz w:val="24"/>
           <w:szCs w:val="24"/>
         </w:rPr>
-        <w:t xml:space="preserve">Dirençliliğin ne anlama geldiği belirlendikten sonra sorulması gereken soru şudur: biyolojik temelli malzemeler tasarım sürecine girdiğinde bu süreçte ne değişir? Değişimin ilk durağı tasarımcının konumudur. Barati ve Karana (2019), tasarımcı ile malzeme bilimcisi arasındaki erken aşama ortak projelerini inceledikleri çalışmalarında yaratıcılığın tasarımcının zihnine ait bir yeti olmadığını, tasarımcı ile maddi dünya arasında dağılmış bir süreç olduğunu ileri sürmekte; geliştirdikleri malzeme potansiyeli olarak olanaklar kavramıyla odağı tasarımcının yapma ve üretme edimlerine kaydırmaktadır. Tasarımcının işi böylece bir listeden seçim yapmak değil, malzemenin neye olanak tanıdığını üretim yoluyla keşfetmek hâline gelir; keşfedilen şey ise çoğu zaman değişkenliktir. Goidea ve diğ. (2022), miselyum biyokompozitlerde tür seçiminin hem üretim sürecini hem nesnenin performansını değiştirdiğini göstermektedir; değişkenlik burada bir kusur değil, tasarımcının üzerinde çalıştığı parametre kümesidir. Değişkenliğin ikizi ise zamandır: Karana ve diğ. (2018), malzemenin kendine özgü zamansallığını tasarımcının baş etmek zorunda olduğu üç belirsizlikten biri olarak saymakta; Chang ve diğ. (2020) bu zamanın nasıl işlediğine ilişkin bilginin oldukça sınırlı kaldığını ortaya koymaktadır. Zamanın tasarıma girmesinin doğrudan sonucu, bakımın bir tasarım kararına dönüşmesidir; Graham ve Thrift (2007), yerleşik kültürel kurguların onarım ve bakımı dikkat alanının dışına ittiğini belirtmektedir, oysa biyolojik temelli malzemelerde bakım kullanımın kesintiye uğraması değil koşuludur.</w:t>
+        <w:t xml:space="preserve">Biyolojik temelli malzemelerin tasarım sürecine dâhil edilmesi, yalnızca kullanılan malzemenin niteliğini değil tasarımcının bu süreçteki konumunu da dönüştürmektedir. Geleneksel yaklaşımda malzeme, verilmiş tasarım kararları doğrultusunda seçilen ve biçimlendirilen bir unsurdur; biyolojik temelli malzemeler ise değişkenlikleri, zamansallıkları ve üretim koşullarındaki belirsizlikleriyle bu kararların yeniden değerlendirilmesini gerektirir. Barati ve Karana (2019), tasarımcı ile malzeme bilimcisi arasındaki erken aşama ortak projelerini inceledikleri çalışmalarında yaratıcılığın tasarımcının zihnine ait bir yeti olmadığını, tasarımcı ile maddi dünya arasında dağılmış bir süreç olduğunu ileri sürmekte; geliştirdikleri malzeme potansiyeli olarak olanaklar kavramıyla odağı tasarımcının yapma ve üretme edimlerine kaydırmaktadır. Tasarımcının işi böylece bir listeden seçim yapmak değil, malzemenin neye olanak tanıdığını üretim yoluyla keşfetmek hâline gelir; keşfedilen şey ise çoğu zaman malzemenin değişkenliğidir. Goidea ve diğ. (2022), miselyum biyokompozitlerde tür seçiminin hem üretim sürecini hem nesnenin performansını değiştirdiğini; büyüme hızı ve genetik kararlılığın yanı sıra dayanım, ısı iletkenliği ve görünüm gibi etkenlerin birlikte devreye girdiğini göstermektedir. Değişkenlik bu çerçevede bir kusur değil, tasarımcının üzerinde çalıştığı parametre kümesidir.</w:t>
       </w:r>
     </w:p>
     <w:p>
@@ -2511,7 +2511,23 @@
           <w:sz w:val="24"/>
           <w:szCs w:val="24"/>
         </w:rPr>
-        <w:t xml:space="preserve">Bu kavramların mekân ölçeğindeki karşılığı için önce bir ayrım gerekir. Walker ve diğ. (2004), dirençliliği sistemin bozulmayı soğurma ve yeniden örgütlenerek esasen aynı işlevi, yapıyı ve kimliği koruma kapasitesi; uyarlanabilirliği sistemdeki insan aktörlerin dirençliliği yönetme konusundaki ortak kapasitesi; dönüşebilirliği ise koşullar mevcut sistemi sürdürülemez kıldığında temelden yeni bir sistem yaratma kapasitesi olarak ayırt etmektedir. İç mimarlıkta bunlar sırasıyla mekânsal sistemin özelliği, kullanıcı ile tasarımcının kapasitesi ve mekânın bütünüyle başka bir kurguya geçebilme olanağıdır. Dirençliliğin hangi özelliklerle kurulduğu sorusuna ise Biggs ve diğ. (2012) yanıt vermektedir; yazarların ekosistem hizmetlerinin dirençliliğini güçlendirmek üzere tanımladığı yedi ilkenin ilk ikisi çeşitlilik ile yedekliliğin korunması ve bağlantısallığın yönetilmesidir. İç mekân ölçeğine aktarıldığında dört tasarım özelliği ortaya çıkar. Çeşitlilik ve yedeklilik, yerel bir bozulmanın bütüne yayılmasını engeller. Tersinir birleşimler bir bileşenin ötekini bozmadan değiştirilmesine olanak tanır; Rios ve diğ. (2015), sökülebilirlik için tasarım ilkelerine ilişkin kapsamlı kılavuzlar bulunmasına karşın bu alanda geliştirilmiş yapı sayısının çok az kaldığını belirtmektedir. Onarılabilirlik, bakımı kullanıcının yapabileceği bir işe dönüştürür. Uyarlanabilirlik ve dönüşebilirlik ise kurgunun yeniden düzenlenebilmesini ve gerektiğinde başka bir işleve geçebilmesini sağlar.</w:t>
+        <w:t xml:space="preserve">Değişkenliğin ikiz kavramı zamandır. Karana ve diğ. (2018), miselyum esaslı bir malzemeyle yürütülen tasarım sürecinde tasarımcının mikroorganizmanın failliği, malzemenin kendine özgü zamansallığı ve malzemenin toplum tarafından kabulü biçiminde üç belirsizlik kaynağıyla baş etmek durumunda kaldığını ortaya koymaktadır. İkincisi, büyüme, kuruma ve yaşlanma sürelerinin tasarım kararının dışında değil içinde olduğu anlamına gelir; ne var ki bu zamanın nasıl işlediğine ilişkin bilgi hâlâ sınırlıdır (Chang ve diğ., 2020). Zamanın tasarıma girmesinin doğrudan sonucu, bakımın bir tasarım kararına dönüşmesidir. Graham ve Thrift (2007), modern toplumları ayakta tutan altyapıya ilişkin yerleşik kültürel kurguların onarım ve bakım etkinliklerini dikkat alanının dışına ittiğini ileri sürmektedir; biyolojik temelli malzemelerde bu dışarıda bırakma sürdürülemez, çünkü bakım kullanımın kesintiye uğraması değil koşuludur. Dirençli tasarım böylece önce bir kavram kümesi üretmektedir: keşfedilecek bir malzeme potansiyeli, parametreye dönüşen bir değişkenlik, hesaba katılması gereken bir malzeme zamanı ve baştan kurgulanan bir bakım ilişkisi.</w:t>
+      </w:r>
+    </w:p>
+    <w:p>
+      <w:pPr>
+        <w:pStyle w:val="Heading2"/>
+        <w:spacing w:after="170" w:before="320" w:line="360"/>
+      </w:pPr>
+      <w:r>
+        <w:rPr>
+          <w:rFonts w:ascii="Times New Roman" w:cs="Times New Roman" w:eastAsia="Times New Roman" w:hAnsi="Times New Roman"/>
+          <w:b/>
+          <w:bCs/>
+          <w:sz w:val="24"/>
+          <w:szCs w:val="24"/>
+        </w:rPr>
+        <w:t xml:space="preserve">5.3. Dirençlilik öznitelikleri</w:t>
       </w:r>
     </w:p>
     <w:p>
@@ -2525,7 +2541,49 @@
           <w:sz w:val="24"/>
           <w:szCs w:val="24"/>
         </w:rPr>
-        <w:t xml:space="preserve">Dört özellik ancak ölçekler arası okunduğunda anlam kazanır. Goidea ve diğ. (2022), değişken ölçekler, sistemler ve malzemeler arasındaki karşılıklı bağımlılığın doğrusal olmayan etkileşimler ve hızla artan karmaşıklık ürettiğini belirtmektedir; dolayısıyla bir bileşenin dirençliliği, bağlı olduğu sistemin dirençliliğinden ayrı değerlendirilemez. Buradan çıkan sonuç, döngüsellik ile dirençliliğin eş anlamlı olmadığı; ancak çeşitlilik, tersinir bağlantı, onarılabilirlik ve uyarlanabilirlik gibi ortak tasarım özellikleri üzerinden birbirini destekleyen iki yaklaşım oluşturduğudur. Yedinci başlıkta önerilen değerlendirme çerçevesinin dirençlilik boyutu bu dört özellik üzerine kurulmaktadır.</w:t>
+        <w:t xml:space="preserve">Bu kavram kümesinin tasarım özelliklerine çevrilebilmesi için ekolojik dirençlilik araştırmaları bir dayanak sunmaktadır. Biggs ve diğ. (2012), ekosistem hizmetlerinin dirençliliğini güçlendirmeye yönelik yedi genel ilke tanımlamakta; bunların ilk üçünü çeşitlilik ile yedekliliğin korunması, bağlantısallığın yönetilmesi ve yavaş değişkenler ile geri besleme ilişkilerinin yönetilmesi olarak sıralamaktadır. Yazarlara göre ilkeler pratikte çoğu kez birlikte görülür ve birbirine yüksek düzeyde bağımlıdır. Söz konusu ilkeler, Walker ve diğ.’nin (2004) dirençlilik, uyarlanabilirlik ve dönüşebilirlik ayrımıyla birlikte okunduğunda, biyolojik temelli malzemelerle kurulan tasarım sistemleri için dört öznitelik üretmektedir.</w:t>
+      </w:r>
+    </w:p>
+    <w:p>
+      <w:pPr>
+        <w:spacing w:after="160" w:line="360"/>
+        <w:jc w:val="both"/>
+      </w:pPr>
+      <w:r>
+        <w:rPr>
+          <w:rFonts w:ascii="Times New Roman" w:cs="Times New Roman" w:eastAsia="Times New Roman" w:hAnsi="Times New Roman"/>
+          <w:sz w:val="24"/>
+          <w:szCs w:val="24"/>
+        </w:rPr>
+        <w:t xml:space="preserve">Birincisi çeşitlilik ve yedekliliktir. Tek bir malzemeye ve tek bir birleşim türüne dayanan bir kurguda yerel bir bozulma bütüne yayılırken, birden çok malzemenin ve birbirinin işlevini üstlenebilecek bileşenlerin bulunduğu bir kurguda bozulma yerel kalır; yedeklilik burada fazlalık değil, bozulmanın yayılmasını engelleyen bir örgütlenme biçimidir. İkincisi bağlantısallıktır; Biggs ve diğ.’nin (2012) formülasyonu bağlantısallığın artırılmasını değil yönetilmesini önermektedir. Tasarımda bu, bileşenlerin birbirine nasıl bağlandığı sorusudur: tersinir birleşimler bir bileşenin ötekini bozmadan değiştirilmesine olanak tanırken, kalıcı birleşimler bütün kurguyu tek bir karara bağlar. Rios ve diğ. (2015), sökülebilirlik için tasarım ilkelerine ilişkin kapsamlı kılavuzlar bulunmasına karşın bu alanda geliştirilmiş yapı sayısının çok az kaldığını belirtmektedir.</w:t>
+      </w:r>
+    </w:p>
+    <w:p>
+      <w:pPr>
+        <w:spacing w:after="160" w:line="360"/>
+        <w:jc w:val="both"/>
+      </w:pPr>
+      <w:r>
+        <w:rPr>
+          <w:rFonts w:ascii="Times New Roman" w:cs="Times New Roman" w:eastAsia="Times New Roman" w:hAnsi="Times New Roman"/>
+          <w:sz w:val="24"/>
+          <w:szCs w:val="24"/>
+        </w:rPr>
+        <w:t xml:space="preserve">Üçüncüsü bakım ve onarılabilirliktir; önceki alt başlıkta kurulan bakım ilişkisi burada bir özniteliğe dönüşür ve bileşenin onarılabilir olup olmadığı, onarım izlerinin kabul edilip edilmediği ve bakımın kim tarafından yapılabileceği sorularında somutlaşır. Dördüncüsü uyarlanabilirlik ve dönüşebilirliktir. Walker ve diğ. (2004), uyarlanabilirliği sistemdeki insan aktörlerin dirençliliği yönetme konusundaki ortak kapasitesi, dönüşebilirliği ise koşullar mevcut sistemi sürdürülemez kıldığında temelden yeni bir sistem yaratma kapasitesi olarak tanımlamaktadır. Kavramın yapı araştırmalarındaki karşılığının yerleşmediği de belirtilmelidir; Askar ve diğ. (2021), uyarlanabilirlik kavramına ilişkin yorumların ve bunlara bağlı paradigmaların zaman içinde değiştiğini, uygulama ve stratejilerin de bu değişimle birlikte geliştiğini ortaya koymaktadır.</w:t>
+      </w:r>
+    </w:p>
+    <w:p>
+      <w:pPr>
+        <w:spacing w:after="160" w:line="360"/>
+        <w:jc w:val="both"/>
+      </w:pPr>
+      <w:r>
+        <w:rPr>
+          <w:rFonts w:ascii="Times New Roman" w:cs="Times New Roman" w:eastAsia="Times New Roman" w:hAnsi="Times New Roman"/>
+          <w:sz w:val="24"/>
+          <w:szCs w:val="24"/>
+        </w:rPr>
+        <w:t xml:space="preserve">Dört öznitelik ancak ölçekler arası okunduğunda anlam kazanır. Goidea ve diğ. (2022), değişken ölçekler, sistemler ve malzemeler arasındaki karşılıklı bağımlılığın doğrusal olmayan etkileşimler ve hızla artan karmaşıklık ürettiğini belirtmektedir; bir bileşenin dirençliliği, bağlı olduğu sistemin dirençliliğinden ayrı değerlendirilemez. Buradan iki sonuç çıkmaktadır. Birincisi, döngüsellik ile dirençlilik eş anlamlı değildir; ancak çeşitlilik, tersinir bağlantı, onarılabilirlik ve uyarlanabilirlik gibi ortak özellikler üzerinden birbirini destekleyen iki yaklaşım oluştururlar. İkincisi, dört öznitelik de ancak kullanıldıkları, bakıldıkları ve değiştirildikleri ölçekte sınanabilir. İzleyen başlıkta gösterileceği gibi bu ölçek, büyük ölçüde iç mekândır.</w:t>
       </w:r>
     </w:p>
     <w:p>
@@ -4894,6 +4952,43 @@
           <w:szCs w:val="24"/>
         </w:rPr>
         <w:t xml:space="preserve">, 481–491. https://doi.org/10.1007/s44150-022-00049-6</w:t>
+      </w:r>
+    </w:p>
+    <w:p>
+      <w:pPr>
+        <w:spacing w:after="140" w:line="360"/>
+        <w:ind w:left="567" w:hanging="567"/>
+        <w:jc w:val="left"/>
+      </w:pPr>
+      <w:r>
+        <w:rPr>
+          <w:rFonts w:ascii="Times New Roman" w:cs="Times New Roman" w:eastAsia="Times New Roman" w:hAnsi="Times New Roman"/>
+          <w:i w:val="false"/>
+          <w:iCs w:val="false"/>
+          <w:sz w:val="24"/>
+          <w:szCs w:val="24"/>
+        </w:rPr>
+        <w:t xml:space="preserve">Askar, R., Bragança, L. ve Gervásio, H. (2021). Adaptability of buildings: A critical review on the concept evolution. </w:t>
+      </w:r>
+      <w:r>
+        <w:rPr>
+          <w:rFonts w:ascii="Times New Roman" w:cs="Times New Roman" w:eastAsia="Times New Roman" w:hAnsi="Times New Roman"/>
+          <w:i/>
+          <w:iCs/>
+          <w:sz w:val="24"/>
+          <w:szCs w:val="24"/>
+        </w:rPr>
+        <w:t xml:space="preserve">Applied Sciences, 11</w:t>
+      </w:r>
+      <w:r>
+        <w:rPr>
+          <w:rFonts w:ascii="Times New Roman" w:cs="Times New Roman" w:eastAsia="Times New Roman" w:hAnsi="Times New Roman"/>
+          <w:i w:val="false"/>
+          <w:iCs w:val="false"/>
+          <w:sz w:val="24"/>
+          <w:szCs w:val="24"/>
+        </w:rPr>
+        <w:t xml:space="preserve">(10), 4483. https://doi.org/10.3390/app11104483</w:t>
       </w:r>
     </w:p>
     <w:p>

--- a/Kitap_Bolumu_Biyotasarim_Malzeme_Secimi.docx
+++ b/Kitap_Bolumu_Biyotasarim_Malzeme_Secimi.docx
@@ -2859,9 +2859,9 @@
         </w:tblBorders>
       </w:tblPr>
       <w:tblGrid>
-        <w:gridCol w:w="1300"/>
-        <w:gridCol w:w="3863"/>
-        <w:gridCol w:w="3863"/>
+        <w:gridCol w:w="1250"/>
+        <w:gridCol w:w="3888"/>
+        <w:gridCol w:w="3888"/>
       </w:tblGrid>
       <w:tr>
         <w:trPr>
@@ -2869,7 +2869,7 @@
         </w:trPr>
         <w:tc>
           <w:tcPr>
-            <w:tcW w:type="dxa" w:w="1300"/>
+            <w:tcW w:type="dxa" w:w="1250"/>
             <w:shd w:fill="ECECEC" w:color="auto" w:val="clear"/>
             <w:tcMar>
               <w:top w:type="dxa" w:w="80"/>
@@ -2894,7 +2894,7 @@
         </w:tc>
         <w:tc>
           <w:tcPr>
-            <w:tcW w:type="dxa" w:w="3863"/>
+            <w:tcW w:type="dxa" w:w="3888"/>
             <w:shd w:fill="ECECEC" w:color="auto" w:val="clear"/>
             <w:tcMar>
               <w:top w:type="dxa" w:w="80"/>
@@ -2919,7 +2919,7 @@
         </w:tc>
         <w:tc>
           <w:tcPr>
-            <w:tcW w:type="dxa" w:w="3863"/>
+            <w:tcW w:type="dxa" w:w="3888"/>
             <w:shd w:fill="ECECEC" w:color="auto" w:val="clear"/>
             <w:tcMar>
               <w:top w:type="dxa" w:w="80"/>
@@ -2946,7 +2946,7 @@
       <w:tr>
         <w:tc>
           <w:tcPr>
-            <w:tcW w:type="dxa" w:w="1300"/>
+            <w:tcW w:type="dxa" w:w="1250"/>
             <w:tcMar>
               <w:top w:type="dxa" w:w="80"/>
               <w:left w:type="dxa" w:w="110"/>
@@ -2970,49 +2970,49 @@
         </w:tc>
         <w:tc>
           <w:tcPr>
-            <w:tcW w:type="dxa" w:w="3863"/>
-            <w:tcMar>
-              <w:top w:type="dxa" w:w="80"/>
-              <w:left w:type="dxa" w:w="110"/>
-              <w:bottom w:type="dxa" w:w="80"/>
-              <w:right w:type="dxa" w:w="110"/>
-            </w:tcMar>
-          </w:tcPr>
-          <w:p>
-            <w:pPr>
-              <w:spacing w:after="0" w:line="240"/>
-            </w:pPr>
-            <w:r>
-              <w:rPr>
-                <w:rFonts w:ascii="Times New Roman" w:cs="Times New Roman" w:eastAsia="Times New Roman" w:hAnsi="Times New Roman"/>
-                <w:sz w:val="19"/>
-                <w:szCs w:val="19"/>
-              </w:rPr>
-              <w:t xml:space="preserve">Değerlendirilemeyen biyokütlenin alternatif hammaddeye dönüşmesi¹; atık alt tabaka ile organizma bileşiminin tasarlanabilmesi²</w:t>
-            </w:r>
-          </w:p>
-        </w:tc>
-        <w:tc>
-          <w:tcPr>
-            <w:tcW w:type="dxa" w:w="3863"/>
-            <w:tcMar>
-              <w:top w:type="dxa" w:w="80"/>
-              <w:left w:type="dxa" w:w="110"/>
-              <w:bottom w:type="dxa" w:w="80"/>
-              <w:right w:type="dxa" w:w="110"/>
-            </w:tcMar>
-          </w:tcPr>
-          <w:p>
-            <w:pPr>
-              <w:spacing w:after="0" w:line="240"/>
-            </w:pPr>
-            <w:r>
-              <w:rPr>
-                <w:rFonts w:ascii="Times New Roman" w:cs="Times New Roman" w:eastAsia="Times New Roman" w:hAnsi="Times New Roman"/>
-                <w:sz w:val="19"/>
-                <w:szCs w:val="19"/>
-              </w:rPr>
-              <w:t xml:space="preserve">Kısıtlı hammadde kaynakları; bitkisel malzeme maliyetlerinin ülkeden ülkeye değişkenliği³</w:t>
+            <w:tcW w:type="dxa" w:w="3888"/>
+            <w:tcMar>
+              <w:top w:type="dxa" w:w="80"/>
+              <w:left w:type="dxa" w:w="110"/>
+              <w:bottom w:type="dxa" w:w="80"/>
+              <w:right w:type="dxa" w:w="110"/>
+            </w:tcMar>
+          </w:tcPr>
+          <w:p>
+            <w:pPr>
+              <w:spacing w:after="0" w:line="240"/>
+            </w:pPr>
+            <w:r>
+              <w:rPr>
+                <w:rFonts w:ascii="Times New Roman" w:cs="Times New Roman" w:eastAsia="Times New Roman" w:hAnsi="Times New Roman"/>
+                <w:sz w:val="19"/>
+                <w:szCs w:val="19"/>
+              </w:rPr>
+              <w:t xml:space="preserve">Değerlendirilemeyen biyokütlenin alternatif hammaddeye dönüşmesi (Lee ve diğ., 2022); atık alt tabaka ile organizma bileşiminin tasarlanabilmesi (Attias ve diğ., 2020)</w:t>
+            </w:r>
+          </w:p>
+        </w:tc>
+        <w:tc>
+          <w:tcPr>
+            <w:tcW w:type="dxa" w:w="3888"/>
+            <w:tcMar>
+              <w:top w:type="dxa" w:w="80"/>
+              <w:left w:type="dxa" w:w="110"/>
+              <w:bottom w:type="dxa" w:w="80"/>
+              <w:right w:type="dxa" w:w="110"/>
+            </w:tcMar>
+          </w:tcPr>
+          <w:p>
+            <w:pPr>
+              <w:spacing w:after="0" w:line="240"/>
+            </w:pPr>
+            <w:r>
+              <w:rPr>
+                <w:rFonts w:ascii="Times New Roman" w:cs="Times New Roman" w:eastAsia="Times New Roman" w:hAnsi="Times New Roman"/>
+                <w:sz w:val="19"/>
+                <w:szCs w:val="19"/>
+              </w:rPr>
+              <w:t xml:space="preserve">Kısıtlı hammadde kaynakları; bitkisel malzeme maliyetlerinin ülkeden ülkeye değişkenliği (Edalat, 2026)</w:t>
             </w:r>
           </w:p>
         </w:tc>
@@ -3020,7 +3020,7 @@
       <w:tr>
         <w:tc>
           <w:tcPr>
-            <w:tcW w:type="dxa" w:w="1300"/>
+            <w:tcW w:type="dxa" w:w="1250"/>
             <w:tcMar>
               <w:top w:type="dxa" w:w="80"/>
               <w:left w:type="dxa" w:w="110"/>
@@ -3044,49 +3044,49 @@
         </w:tc>
         <w:tc>
           <w:tcPr>
-            <w:tcW w:type="dxa" w:w="3863"/>
-            <w:tcMar>
-              <w:top w:type="dxa" w:w="80"/>
-              <w:left w:type="dxa" w:w="110"/>
-              <w:bottom w:type="dxa" w:w="80"/>
-              <w:right w:type="dxa" w:w="110"/>
-            </w:tcMar>
-          </w:tcPr>
-          <w:p>
-            <w:pPr>
-              <w:spacing w:after="0" w:line="240"/>
-            </w:pPr>
-            <w:r>
-              <w:rPr>
-                <w:rFonts w:ascii="Times New Roman" w:cs="Times New Roman" w:eastAsia="Times New Roman" w:hAnsi="Times New Roman"/>
-                <w:sz w:val="19"/>
-                <w:szCs w:val="19"/>
-              </w:rPr>
-              <w:t xml:space="preserve">Yenilenebilirlik ve düşük gömülü enerji⁴</w:t>
-            </w:r>
-          </w:p>
-        </w:tc>
-        <w:tc>
-          <w:tcPr>
-            <w:tcW w:type="dxa" w:w="3863"/>
-            <w:tcMar>
-              <w:top w:type="dxa" w:w="80"/>
-              <w:left w:type="dxa" w:w="110"/>
-              <w:bottom w:type="dxa" w:w="80"/>
-              <w:right w:type="dxa" w:w="110"/>
-            </w:tcMar>
-          </w:tcPr>
-          <w:p>
-            <w:pPr>
-              <w:spacing w:after="0" w:line="240"/>
-            </w:pPr>
-            <w:r>
-              <w:rPr>
-                <w:rFonts w:ascii="Times New Roman" w:cs="Times New Roman" w:eastAsia="Times New Roman" w:hAnsi="Times New Roman"/>
-                <w:sz w:val="19"/>
-                <w:szCs w:val="19"/>
-              </w:rPr>
-              <w:t xml:space="preserve">Yüksek maliyetler; merkezsiz ve parçalı tedarik zincirleri³</w:t>
+            <w:tcW w:type="dxa" w:w="3888"/>
+            <w:tcMar>
+              <w:top w:type="dxa" w:w="80"/>
+              <w:left w:type="dxa" w:w="110"/>
+              <w:bottom w:type="dxa" w:w="80"/>
+              <w:right w:type="dxa" w:w="110"/>
+            </w:tcMar>
+          </w:tcPr>
+          <w:p>
+            <w:pPr>
+              <w:spacing w:after="0" w:line="240"/>
+            </w:pPr>
+            <w:r>
+              <w:rPr>
+                <w:rFonts w:ascii="Times New Roman" w:cs="Times New Roman" w:eastAsia="Times New Roman" w:hAnsi="Times New Roman"/>
+                <w:sz w:val="19"/>
+                <w:szCs w:val="19"/>
+              </w:rPr>
+              <w:t xml:space="preserve">Yenilenebilirlik ve düşük gömülü enerji (Bourbia ve diğ., 2023)</w:t>
+            </w:r>
+          </w:p>
+        </w:tc>
+        <w:tc>
+          <w:tcPr>
+            <w:tcW w:type="dxa" w:w="3888"/>
+            <w:tcMar>
+              <w:top w:type="dxa" w:w="80"/>
+              <w:left w:type="dxa" w:w="110"/>
+              <w:bottom w:type="dxa" w:w="80"/>
+              <w:right w:type="dxa" w:w="110"/>
+            </w:tcMar>
+          </w:tcPr>
+          <w:p>
+            <w:pPr>
+              <w:spacing w:after="0" w:line="240"/>
+            </w:pPr>
+            <w:r>
+              <w:rPr>
+                <w:rFonts w:ascii="Times New Roman" w:cs="Times New Roman" w:eastAsia="Times New Roman" w:hAnsi="Times New Roman"/>
+                <w:sz w:val="19"/>
+                <w:szCs w:val="19"/>
+              </w:rPr>
+              <w:t xml:space="preserve">Yüksek maliyetler; merkezsiz ve parçalı tedarik zincirleri (Edalat, 2026)</w:t>
             </w:r>
           </w:p>
         </w:tc>
@@ -3094,7 +3094,7 @@
       <w:tr>
         <w:tc>
           <w:tcPr>
-            <w:tcW w:type="dxa" w:w="1300"/>
+            <w:tcW w:type="dxa" w:w="1250"/>
             <w:tcMar>
               <w:top w:type="dxa" w:w="80"/>
               <w:left w:type="dxa" w:w="110"/>
@@ -3118,49 +3118,49 @@
         </w:tc>
         <w:tc>
           <w:tcPr>
-            <w:tcW w:type="dxa" w:w="3863"/>
-            <w:tcMar>
-              <w:top w:type="dxa" w:w="80"/>
-              <w:left w:type="dxa" w:w="110"/>
-              <w:bottom w:type="dxa" w:w="80"/>
-              <w:right w:type="dxa" w:w="110"/>
-            </w:tcMar>
-          </w:tcPr>
-          <w:p>
-            <w:pPr>
-              <w:spacing w:after="0" w:line="240"/>
-            </w:pPr>
-            <w:r>
-              <w:rPr>
-                <w:rFonts w:ascii="Times New Roman" w:cs="Times New Roman" w:eastAsia="Times New Roman" w:hAnsi="Times New Roman"/>
-                <w:sz w:val="19"/>
-                <w:szCs w:val="19"/>
-              </w:rPr>
-              <w:t xml:space="preserve">Isıl düzenleme kapasitesi⁴; mineral yalıtkanlarla karşılaştırılabilir ısıl performans³</w:t>
-            </w:r>
-          </w:p>
-        </w:tc>
-        <w:tc>
-          <w:tcPr>
-            <w:tcW w:type="dxa" w:w="3863"/>
-            <w:tcMar>
-              <w:top w:type="dxa" w:w="80"/>
-              <w:left w:type="dxa" w:w="110"/>
-              <w:bottom w:type="dxa" w:w="80"/>
-              <w:right w:type="dxa" w:w="110"/>
-            </w:tcMar>
-          </w:tcPr>
-          <w:p>
-            <w:pPr>
-              <w:spacing w:after="0" w:line="240"/>
-            </w:pPr>
-            <w:r>
-              <w:rPr>
-                <w:rFonts w:ascii="Times New Roman" w:cs="Times New Roman" w:eastAsia="Times New Roman" w:hAnsi="Times New Roman"/>
-                <w:sz w:val="19"/>
-                <w:szCs w:val="19"/>
-              </w:rPr>
-              <w:t xml:space="preserve">Sınırlı mekanik dayanım ve zayıf yangın dayanımı³; uzun süreli dayanıklılık bilgisinin sınırlılığı⁵</w:t>
+            <w:tcW w:type="dxa" w:w="3888"/>
+            <w:tcMar>
+              <w:top w:type="dxa" w:w="80"/>
+              <w:left w:type="dxa" w:w="110"/>
+              <w:bottom w:type="dxa" w:w="80"/>
+              <w:right w:type="dxa" w:w="110"/>
+            </w:tcMar>
+          </w:tcPr>
+          <w:p>
+            <w:pPr>
+              <w:spacing w:after="0" w:line="240"/>
+            </w:pPr>
+            <w:r>
+              <w:rPr>
+                <w:rFonts w:ascii="Times New Roman" w:cs="Times New Roman" w:eastAsia="Times New Roman" w:hAnsi="Times New Roman"/>
+                <w:sz w:val="19"/>
+                <w:szCs w:val="19"/>
+              </w:rPr>
+              <w:t xml:space="preserve">Isıl düzenleme kapasitesi (Bourbia ve diğ., 2023); mineral yalıtkanlarla karşılaştırılabilir ısıl performans (Edalat, 2026)</w:t>
+            </w:r>
+          </w:p>
+        </w:tc>
+        <w:tc>
+          <w:tcPr>
+            <w:tcW w:type="dxa" w:w="3888"/>
+            <w:tcMar>
+              <w:top w:type="dxa" w:w="80"/>
+              <w:left w:type="dxa" w:w="110"/>
+              <w:bottom w:type="dxa" w:w="80"/>
+              <w:right w:type="dxa" w:w="110"/>
+            </w:tcMar>
+          </w:tcPr>
+          <w:p>
+            <w:pPr>
+              <w:spacing w:after="0" w:line="240"/>
+            </w:pPr>
+            <w:r>
+              <w:rPr>
+                <w:rFonts w:ascii="Times New Roman" w:cs="Times New Roman" w:eastAsia="Times New Roman" w:hAnsi="Times New Roman"/>
+                <w:sz w:val="19"/>
+                <w:szCs w:val="19"/>
+              </w:rPr>
+              <w:t xml:space="preserve">Sınırlı mekanik dayanım ve zayıf yangın dayanımı (Edalat, 2026); uzun süreli dayanıklılık bilgisinin sınırlılığı (Chang ve diğ., 2020)</w:t>
             </w:r>
           </w:p>
         </w:tc>
@@ -3168,7 +3168,7 @@
       <w:tr>
         <w:tc>
           <w:tcPr>
-            <w:tcW w:type="dxa" w:w="1300"/>
+            <w:tcW w:type="dxa" w:w="1250"/>
             <w:tcMar>
               <w:top w:type="dxa" w:w="80"/>
               <w:left w:type="dxa" w:w="110"/>
@@ -3192,49 +3192,49 @@
         </w:tc>
         <w:tc>
           <w:tcPr>
-            <w:tcW w:type="dxa" w:w="3863"/>
-            <w:tcMar>
-              <w:top w:type="dxa" w:w="80"/>
-              <w:left w:type="dxa" w:w="110"/>
-              <w:bottom w:type="dxa" w:w="80"/>
-              <w:right w:type="dxa" w:w="110"/>
-            </w:tcMar>
-          </w:tcPr>
-          <w:p>
-            <w:pPr>
-              <w:spacing w:after="0" w:line="240"/>
-            </w:pPr>
-            <w:r>
-              <w:rPr>
-                <w:rFonts w:ascii="Times New Roman" w:cs="Times New Roman" w:eastAsia="Times New Roman" w:hAnsi="Times New Roman"/>
-                <w:sz w:val="19"/>
-                <w:szCs w:val="19"/>
-              </w:rPr>
-              <w:t xml:space="preserve">Bambuda yapısal standartların oluşması (ISO 22156, ISO 19624)³</w:t>
-            </w:r>
-          </w:p>
-        </w:tc>
-        <w:tc>
-          <w:tcPr>
-            <w:tcW w:type="dxa" w:w="3863"/>
-            <w:tcMar>
-              <w:top w:type="dxa" w:w="80"/>
-              <w:left w:type="dxa" w:w="110"/>
-              <w:bottom w:type="dxa" w:w="80"/>
-              <w:right w:type="dxa" w:w="110"/>
-            </w:tcMar>
-          </w:tcPr>
-          <w:p>
-            <w:pPr>
-              <w:spacing w:after="0" w:line="240"/>
-            </w:pPr>
-            <w:r>
-              <w:rPr>
-                <w:rFonts w:ascii="Times New Roman" w:cs="Times New Roman" w:eastAsia="Times New Roman" w:hAnsi="Times New Roman"/>
-                <w:sz w:val="19"/>
-                <w:szCs w:val="19"/>
-              </w:rPr>
-              <w:t xml:space="preserve">Çoğu ahşap dışı malzemede kod, kamusal farkındalık ve uzman yüklenici ağı eksikliği³; yönetsel boyutun araştırmada zayıf kalması⁶</w:t>
+            <w:tcW w:type="dxa" w:w="3888"/>
+            <w:tcMar>
+              <w:top w:type="dxa" w:w="80"/>
+              <w:left w:type="dxa" w:w="110"/>
+              <w:bottom w:type="dxa" w:w="80"/>
+              <w:right w:type="dxa" w:w="110"/>
+            </w:tcMar>
+          </w:tcPr>
+          <w:p>
+            <w:pPr>
+              <w:spacing w:after="0" w:line="240"/>
+            </w:pPr>
+            <w:r>
+              <w:rPr>
+                <w:rFonts w:ascii="Times New Roman" w:cs="Times New Roman" w:eastAsia="Times New Roman" w:hAnsi="Times New Roman"/>
+                <w:sz w:val="19"/>
+                <w:szCs w:val="19"/>
+              </w:rPr>
+              <w:t xml:space="preserve">Bambuda yapısal standartların oluşması: ISO 22156 ve ISO 19624 (Edalat, 2026)</w:t>
+            </w:r>
+          </w:p>
+        </w:tc>
+        <w:tc>
+          <w:tcPr>
+            <w:tcW w:type="dxa" w:w="3888"/>
+            <w:tcMar>
+              <w:top w:type="dxa" w:w="80"/>
+              <w:left w:type="dxa" w:w="110"/>
+              <w:bottom w:type="dxa" w:w="80"/>
+              <w:right w:type="dxa" w:w="110"/>
+            </w:tcMar>
+          </w:tcPr>
+          <w:p>
+            <w:pPr>
+              <w:spacing w:after="0" w:line="240"/>
+            </w:pPr>
+            <w:r>
+              <w:rPr>
+                <w:rFonts w:ascii="Times New Roman" w:cs="Times New Roman" w:eastAsia="Times New Roman" w:hAnsi="Times New Roman"/>
+                <w:sz w:val="19"/>
+                <w:szCs w:val="19"/>
+              </w:rPr>
+              <w:t xml:space="preserve">Çoğu ahşap dışı malzemede kod, kamusal farkındalık ve uzman yüklenici ağı eksikliği (Edalat, 2026); yönetsel boyutun araştırmada zayıf kalması (Pomponi ve Moncaster, 2017)</w:t>
             </w:r>
           </w:p>
         </w:tc>
@@ -3242,7 +3242,7 @@
       <w:tr>
         <w:tc>
           <w:tcPr>
-            <w:tcW w:type="dxa" w:w="1300"/>
+            <w:tcW w:type="dxa" w:w="1250"/>
             <w:tcMar>
               <w:top w:type="dxa" w:w="80"/>
               <w:left w:type="dxa" w:w="110"/>
@@ -3266,49 +3266,49 @@
         </w:tc>
         <w:tc>
           <w:tcPr>
-            <w:tcW w:type="dxa" w:w="3863"/>
-            <w:tcMar>
-              <w:top w:type="dxa" w:w="80"/>
-              <w:left w:type="dxa" w:w="110"/>
-              <w:bottom w:type="dxa" w:w="80"/>
-              <w:right w:type="dxa" w:w="110"/>
-            </w:tcMar>
-          </w:tcPr>
-          <w:p>
-            <w:pPr>
-              <w:spacing w:after="0" w:line="240"/>
-            </w:pPr>
-            <w:r>
-              <w:rPr>
-                <w:rFonts w:ascii="Times New Roman" w:cs="Times New Roman" w:eastAsia="Times New Roman" w:hAnsi="Times New Roman"/>
-                <w:sz w:val="19"/>
-                <w:szCs w:val="19"/>
-              </w:rPr>
-              <w:t xml:space="preserve">Miselyumun kendi kendine bağlanma yoluyla bağlayıcı gereksinimini ortadan kaldırması²</w:t>
-            </w:r>
-          </w:p>
-        </w:tc>
-        <w:tc>
-          <w:tcPr>
-            <w:tcW w:type="dxa" w:w="3863"/>
-            <w:tcMar>
-              <w:top w:type="dxa" w:w="80"/>
-              <w:left w:type="dxa" w:w="110"/>
-              <w:bottom w:type="dxa" w:w="80"/>
-              <w:right w:type="dxa" w:w="110"/>
-            </w:tcMar>
-          </w:tcPr>
-          <w:p>
-            <w:pPr>
-              <w:spacing w:after="0" w:line="240"/>
-            </w:pPr>
-            <w:r>
-              <w:rPr>
-                <w:rFonts w:ascii="Times New Roman" w:cs="Times New Roman" w:eastAsia="Times New Roman" w:hAnsi="Times New Roman"/>
-                <w:sz w:val="19"/>
-                <w:szCs w:val="19"/>
-              </w:rPr>
-              <w:t xml:space="preserve">Sökülebilirlik için tasarım ilkelerinin uygulamaya çok az geçmiş olması⁷; ömür sonu planlaması ve toplama altyapısındaki boşluklar³</w:t>
+            <w:tcW w:type="dxa" w:w="3888"/>
+            <w:tcMar>
+              <w:top w:type="dxa" w:w="80"/>
+              <w:left w:type="dxa" w:w="110"/>
+              <w:bottom w:type="dxa" w:w="80"/>
+              <w:right w:type="dxa" w:w="110"/>
+            </w:tcMar>
+          </w:tcPr>
+          <w:p>
+            <w:pPr>
+              <w:spacing w:after="0" w:line="240"/>
+            </w:pPr>
+            <w:r>
+              <w:rPr>
+                <w:rFonts w:ascii="Times New Roman" w:cs="Times New Roman" w:eastAsia="Times New Roman" w:hAnsi="Times New Roman"/>
+                <w:sz w:val="19"/>
+                <w:szCs w:val="19"/>
+              </w:rPr>
+              <w:t xml:space="preserve">Miselyumun kendi kendine bağlanma yoluyla bağlayıcı gereksinimini ortadan kaldırması (Attias ve diğ., 2020)</w:t>
+            </w:r>
+          </w:p>
+        </w:tc>
+        <w:tc>
+          <w:tcPr>
+            <w:tcW w:type="dxa" w:w="3888"/>
+            <w:tcMar>
+              <w:top w:type="dxa" w:w="80"/>
+              <w:left w:type="dxa" w:w="110"/>
+              <w:bottom w:type="dxa" w:w="80"/>
+              <w:right w:type="dxa" w:w="110"/>
+            </w:tcMar>
+          </w:tcPr>
+          <w:p>
+            <w:pPr>
+              <w:spacing w:after="0" w:line="240"/>
+            </w:pPr>
+            <w:r>
+              <w:rPr>
+                <w:rFonts w:ascii="Times New Roman" w:cs="Times New Roman" w:eastAsia="Times New Roman" w:hAnsi="Times New Roman"/>
+                <w:sz w:val="19"/>
+                <w:szCs w:val="19"/>
+              </w:rPr>
+              <w:t xml:space="preserve">Sökülebilirlik için tasarım ilkelerinin uygulamaya çok az geçmiş olması (Rios ve diğ., 2015); ömür sonu planlaması ve toplama altyapısındaki boşluklar (Edalat, 2026)</w:t>
             </w:r>
           </w:p>
         </w:tc>
@@ -3316,7 +3316,7 @@
       <w:tr>
         <w:tc>
           <w:tcPr>
-            <w:tcW w:type="dxa" w:w="1300"/>
+            <w:tcW w:type="dxa" w:w="1250"/>
             <w:tcMar>
               <w:top w:type="dxa" w:w="80"/>
               <w:left w:type="dxa" w:w="110"/>
@@ -3340,49 +3340,49 @@
         </w:tc>
         <w:tc>
           <w:tcPr>
-            <w:tcW w:type="dxa" w:w="3863"/>
-            <w:tcMar>
-              <w:top w:type="dxa" w:w="80"/>
-              <w:left w:type="dxa" w:w="110"/>
-              <w:bottom w:type="dxa" w:w="80"/>
-              <w:right w:type="dxa" w:w="110"/>
-            </w:tcMar>
-          </w:tcPr>
-          <w:p>
-            <w:pPr>
-              <w:spacing w:after="0" w:line="240"/>
-            </w:pPr>
-            <w:r>
-              <w:rPr>
-                <w:rFonts w:ascii="Times New Roman" w:cs="Times New Roman" w:eastAsia="Times New Roman" w:hAnsi="Times New Roman"/>
-                <w:sz w:val="19"/>
-                <w:szCs w:val="19"/>
-              </w:rPr>
-              <w:t xml:space="preserve">Biyolojik tasarım sisteminin doğası gereği döngüsel olması⁸</w:t>
-            </w:r>
-          </w:p>
-        </w:tc>
-        <w:tc>
-          <w:tcPr>
-            <w:tcW w:type="dxa" w:w="3863"/>
-            <w:tcMar>
-              <w:top w:type="dxa" w:w="80"/>
-              <w:left w:type="dxa" w:w="110"/>
-              <w:bottom w:type="dxa" w:w="80"/>
-              <w:right w:type="dxa" w:w="110"/>
-            </w:tcMar>
-          </w:tcPr>
-          <w:p>
-            <w:pPr>
-              <w:spacing w:after="0" w:line="240"/>
-            </w:pPr>
-            <w:r>
-              <w:rPr>
-                <w:rFonts w:ascii="Times New Roman" w:cs="Times New Roman" w:eastAsia="Times New Roman" w:hAnsi="Times New Roman"/>
-                <w:sz w:val="19"/>
-                <w:szCs w:val="19"/>
-              </w:rPr>
-              <w:t xml:space="preserve">Döngüsellik tanımlarının çoğunun sistemsel değişimi vurgulamaması⁹</w:t>
+            <w:tcW w:type="dxa" w:w="3888"/>
+            <w:tcMar>
+              <w:top w:type="dxa" w:w="80"/>
+              <w:left w:type="dxa" w:w="110"/>
+              <w:bottom w:type="dxa" w:w="80"/>
+              <w:right w:type="dxa" w:w="110"/>
+            </w:tcMar>
+          </w:tcPr>
+          <w:p>
+            <w:pPr>
+              <w:spacing w:after="0" w:line="240"/>
+            </w:pPr>
+            <w:r>
+              <w:rPr>
+                <w:rFonts w:ascii="Times New Roman" w:cs="Times New Roman" w:eastAsia="Times New Roman" w:hAnsi="Times New Roman"/>
+                <w:sz w:val="19"/>
+                <w:szCs w:val="19"/>
+              </w:rPr>
+              <w:t xml:space="preserve">Biyolojik tasarım sisteminin doğası gereği döngüsel olması (Andréen ve Goidea, 2022)</w:t>
+            </w:r>
+          </w:p>
+        </w:tc>
+        <w:tc>
+          <w:tcPr>
+            <w:tcW w:type="dxa" w:w="3888"/>
+            <w:tcMar>
+              <w:top w:type="dxa" w:w="80"/>
+              <w:left w:type="dxa" w:w="110"/>
+              <w:bottom w:type="dxa" w:w="80"/>
+              <w:right w:type="dxa" w:w="110"/>
+            </w:tcMar>
+          </w:tcPr>
+          <w:p>
+            <w:pPr>
+              <w:spacing w:after="0" w:line="240"/>
+            </w:pPr>
+            <w:r>
+              <w:rPr>
+                <w:rFonts w:ascii="Times New Roman" w:cs="Times New Roman" w:eastAsia="Times New Roman" w:hAnsi="Times New Roman"/>
+                <w:sz w:val="19"/>
+                <w:szCs w:val="19"/>
+              </w:rPr>
+              <w:t xml:space="preserve">Döngüsellik tanımlarının çoğunun sistemsel değişimi vurgulamaması (Kirchherr ve diğ., 2017)</w:t>
             </w:r>
           </w:p>
         </w:tc>
@@ -3390,7 +3390,7 @@
       <w:tr>
         <w:tc>
           <w:tcPr>
-            <w:tcW w:type="dxa" w:w="1300"/>
+            <w:tcW w:type="dxa" w:w="1250"/>
             <w:tcMar>
               <w:top w:type="dxa" w:w="80"/>
               <w:left w:type="dxa" w:w="110"/>
@@ -3414,69 +3414,54 @@
         </w:tc>
         <w:tc>
           <w:tcPr>
-            <w:tcW w:type="dxa" w:w="3863"/>
-            <w:tcMar>
-              <w:top w:type="dxa" w:w="80"/>
-              <w:left w:type="dxa" w:w="110"/>
-              <w:bottom w:type="dxa" w:w="80"/>
-              <w:right w:type="dxa" w:w="110"/>
-            </w:tcMar>
-          </w:tcPr>
-          <w:p>
-            <w:pPr>
-              <w:spacing w:after="0" w:line="240"/>
-            </w:pPr>
-            <w:r>
-              <w:rPr>
-                <w:rFonts w:ascii="Times New Roman" w:cs="Times New Roman" w:eastAsia="Times New Roman" w:hAnsi="Times New Roman"/>
-                <w:sz w:val="19"/>
-                <w:szCs w:val="19"/>
-              </w:rPr>
-              <w:t xml:space="preserve">Teknik ve deneyimsel niteliklerin tasarıma girdi oluşturması¹⁰; öz üretimin tasarımcıya açtığı deney alanı¹¹</w:t>
-            </w:r>
-          </w:p>
-        </w:tc>
-        <w:tc>
-          <w:tcPr>
-            <w:tcW w:type="dxa" w:w="3863"/>
-            <w:tcMar>
-              <w:top w:type="dxa" w:w="80"/>
-              <w:left w:type="dxa" w:w="110"/>
-              <w:bottom w:type="dxa" w:w="80"/>
-              <w:right w:type="dxa" w:w="110"/>
-            </w:tcMar>
-          </w:tcPr>
-          <w:p>
-            <w:pPr>
-              <w:spacing w:after="0" w:line="240"/>
-            </w:pPr>
-            <w:r>
-              <w:rPr>
-                <w:rFonts w:ascii="Times New Roman" w:cs="Times New Roman" w:eastAsia="Times New Roman" w:hAnsi="Times New Roman"/>
-                <w:sz w:val="19"/>
-                <w:szCs w:val="19"/>
-              </w:rPr>
-              <w:t xml:space="preserve">Malzemenin toplum tarafından kabulüne ilişkin belirsizlik¹²; endüstriyel üretimle koşullanmış tekdüzelik beklentisi¹³</w:t>
+            <w:tcW w:type="dxa" w:w="3888"/>
+            <w:tcMar>
+              <w:top w:type="dxa" w:w="80"/>
+              <w:left w:type="dxa" w:w="110"/>
+              <w:bottom w:type="dxa" w:w="80"/>
+              <w:right w:type="dxa" w:w="110"/>
+            </w:tcMar>
+          </w:tcPr>
+          <w:p>
+            <w:pPr>
+              <w:spacing w:after="0" w:line="240"/>
+            </w:pPr>
+            <w:r>
+              <w:rPr>
+                <w:rFonts w:ascii="Times New Roman" w:cs="Times New Roman" w:eastAsia="Times New Roman" w:hAnsi="Times New Roman"/>
+                <w:sz w:val="19"/>
+                <w:szCs w:val="19"/>
+              </w:rPr>
+              <w:t xml:space="preserve">Teknik ve deneyimsel niteliklerin tasarıma girdi oluşturması (Karana ve diğ., 2015); öz üretimin tasarımcıya açtığı deney alanı (Rognoli ve diğ., 2015)</w:t>
+            </w:r>
+          </w:p>
+        </w:tc>
+        <w:tc>
+          <w:tcPr>
+            <w:tcW w:type="dxa" w:w="3888"/>
+            <w:tcMar>
+              <w:top w:type="dxa" w:w="80"/>
+              <w:left w:type="dxa" w:w="110"/>
+              <w:bottom w:type="dxa" w:w="80"/>
+              <w:right w:type="dxa" w:w="110"/>
+            </w:tcMar>
+          </w:tcPr>
+          <w:p>
+            <w:pPr>
+              <w:spacing w:after="0" w:line="240"/>
+            </w:pPr>
+            <w:r>
+              <w:rPr>
+                <w:rFonts w:ascii="Times New Roman" w:cs="Times New Roman" w:eastAsia="Times New Roman" w:hAnsi="Times New Roman"/>
+                <w:sz w:val="19"/>
+                <w:szCs w:val="19"/>
+              </w:rPr>
+              <w:t xml:space="preserve">Malzemenin toplum tarafından kabulüne ilişkin belirsizlik (Karana ve diğ., 2018); endüstriyel üretimle koşullanmış tekdüzelik beklentisi (Rognoli ve Ayala García, 2018)</w:t>
             </w:r>
           </w:p>
         </w:tc>
       </w:tr>
     </w:tbl>
-    <w:p>
-      <w:pPr>
-        <w:spacing w:after="340" w:before="130" w:line="240"/>
-      </w:pPr>
-      <w:r>
-        <w:rPr>
-          <w:rFonts w:ascii="Times New Roman" w:cs="Times New Roman" w:eastAsia="Times New Roman" w:hAnsi="Times New Roman"/>
-          <w:i/>
-          <w:iCs/>
-          <w:sz w:val="18"/>
-          <w:szCs w:val="18"/>
-        </w:rPr>
-        <w:t xml:space="preserve">¹ Lee ve diğ. (2022) · ² Attias ve diğ. (2020) · ³ Edalat (2026) · ⁴ Bourbia ve diğ. (2023) · ⁵ Chang ve diğ. (2020) · ⁶ Pomponi ve Moncaster (2017) · ⁷ Rios ve diğ. (2015) · ⁸ Andréen ve Goidea (2022) · ⁹ Kirchherr ve diğ. (2017) · ¹⁰ Karana ve diğ. (2015) · ¹¹ Rognoli ve diğ. (2015) · ¹² Karana ve diğ. (2018) · ¹³ Rognoli ve Ayala García (2018)</w:t>
-      </w:r>
-    </w:p>
     <w:p>
       <w:pPr>
         <w:spacing w:after="160" w:line="360"/>

--- a/Kitap_Bolumu_Biyotasarim_Malzeme_Secimi.docx
+++ b/Kitap_Bolumu_Biyotasarim_Malzeme_Secimi.docx
@@ -59,7 +59,7 @@
           <w:sz w:val="24"/>
           <w:szCs w:val="24"/>
         </w:rPr>
-        <w:t xml:space="preserve">Yapılı çevrenin kaynak tüketimi ve atık üretimi, malzeme kararlarının yeniden düşünülmesini zorunlu kılmaktadır. Biyolojik temelli malzemeler sıklıkla geleneksel malzemelerin sürdürülebilir birer alternatifi olarak sunulmakta; ancak bu kurgu malzeme kararının yapısını değiştirmediği için sınırlı bir dönüşüm üretmektedir. Bölüm, iç mimarlıkta biyolojik temelli malzeme seçimini kuramsal bir çerçevede ele almakta ve biyotasarımın yalnızca yeni malzeme seçenekleri sunmakla kalmayıp malzeme seçiminin ölçütlerini ve tasarımcının kaynak, üretim, kullanım ve atıkla kurduğu ilişkiyi yeniden tanımladığını ileri sürmektedir. Çalışma biyotasarımı komşu kavramlardan ayırmakta, biyolojik temelli malzemeleri doğanın tasarım sürecine katılım düzeyine göre sınıflandırmakta ve biyolojik kökenin tek başına ne sürdürülebilirlik ne döngüsellik güvencesi oluşturduğunu göstermektedir: döngüsellik malzemenin kökeninde değil bileşiminde, birleşiminde ve ömür sonu senaryosunda kararlaşmaktadır. Adaptasyon, değişkenlik ve zamansallık özellikleri dirençlilik kavramı üzerinden değerlendirilmekte; bu malzemelerin fiilî uygulama alanının büyük ölçüde iç mekân olduğu ortaya konmaktadır. Son olarak iç mekân ölçeğine özgü altı boyutlu bir malzeme değerlendirme çerçevesi önerilmektedir.</w:t>
+        <w:t xml:space="preserve">Yapılı çevrenin kaynak tüketimi ve atık üretimi, malzeme kararlarının yeniden düşünülmesini zorunlu kılmaktadır. Biyolojik temelli malzemeler sıklıkla geleneksel malzemelerin sürdürülebilir birer alternatifi olarak sunulmakta; ancak bu kurgu malzeme kararının yapısını değiştirmediği için sınırlı bir dönüşüm üretmektedir. Bölüm, iç mimarlıkta biyolojik temelli malzeme seçimini kuramsal bir çerçevede ele almakta ve biyotasarımın yalnızca yeni malzeme seçenekleri sunmakla kalmayıp malzeme seçiminin ölçütlerini ve tasarımcının kaynak, üretim, kullanım ve atıkla kurduğu ilişkiyi yeniden tanımladığını ileri sürmektedir. Çalışma biyotasarımı komşu kavramlardan ayırmakta, biyolojik temelli malzemeleri doğanın tasarım sürecine katılım düzeyine göre sınıflandırmakta ve biyolojik kökenin tek başına ne sürdürülebilirlik ne döngüsellik güvencesi oluşturduğunu göstermektedir. Döngüsellik, malzemenin kökeninde değil bileşiminde, birleşiminde ve ömür sonu senaryosunda kararlaşmaktadır. Değişkenlik, zamansallık ve bakım gereksinimi dirençlilik kavramı üzerinden değerlendirilmekte; bu malzemelerin fiilî uygulama alanının büyük ölçüde iç mekân olduğu ortaya konmaktadır. Son olarak iç mekân ölçeğine özgü altı boyutlu bir malzeme değerlendirme çerçevesi önerilmektedir.</w:t>
       </w:r>
     </w:p>
     <w:p>
@@ -115,7 +115,7 @@
           <w:sz w:val="24"/>
           <w:szCs w:val="24"/>
         </w:rPr>
-        <w:t xml:space="preserve">İnsan etkinliğinin yeryüzünün çevresel sistemleri üzerindeki etkisi, bugün yeni bir jeolojik dönem — insan egemenliğindeki Antroposen — olarak adlandırılacak düzeye ulaşmıştır (Heymans ve diğ., 2019). Bu dönüşümün en belirgin taşıyıcılarından biri yapılı çevredir. Edalat (2026), yapı sektörünün diğer tüm endüstriyel sektörlerle karşılaştırıldığında doğal çevre üzerinde en önemli etkiyi yarattığını; sektörün küresel karbondioksit salımının yaklaşık %39’undan sorumlu olduğunu, ham maddelerin yaklaşık %40’ını tükettiğini ve inşaat ile yıkım atıkları yoluyla katı atığın en az %30’unu ürettiğini aktarmaktadır. Etkinin kaynağı yalnızca ölçek değil, üretim mantığıdır: Chayaamor-Heil ve diğ. (2024), ağırlıklı olarak fosil yakıtların ve ham maddelerin çıkarımına dayanan geleneksel inşaat sektörünün çevre kirliliğine ve doğal kaynakların tükenmesine önemli ölçüde katkıda bulunduğunu belirtmekte; Lee ve diğ. (2022) ise mevcut fosil temelli ticari ürünlerin doğal kaynak rezervleri açısından ciddi bir tehdit oluşturduğunu ortaya koymaktadır.</w:t>
+        <w:t xml:space="preserve">İnsan etkinliğinin yeryüzünün çevresel sistemleri üzerindeki etkisi, bugün yeni bir jeolojik dönem — insan egemenliğindeki Antroposen — olarak adlandırılacak düzeye ulaşmıştır (Heymans ve diğ., 2019). Bu dönüşümün en belirgin taşıyıcılarından biri yapılı çevredir. Edalat (2026), yapı sektörünün diğer tüm endüstriyel sektörlerle karşılaştırıldığında doğal çevre üzerinde en önemli etkiyi yarattığını; sektörün küresel karbondioksit salımının yaklaşık %39’undan sorumlu olduğunu, ham maddelerin yaklaşık %40’ını tükettiğini ve inşaat ile yıkım atıkları yoluyla katı atığın en az %30’unu ürettiğini aktarmaktadır. Etkinin kaynağı yalnızca ölçek değil, üretim mantığıdır. Chayaamor-Heil ve diğ. (2024), ağırlıklı olarak fosil yakıtların ve ham maddelerin çıkarımına dayanan geleneksel inşaat sektörünün çevre kirliliğine ve doğal kaynakların tükenmesine önemli ölçüde katkıda bulunduğunu belirtmekte; Lee ve diğ. (2022) ise mevcut fosil temelli ticari ürünlerin doğal kaynak rezervleri açısından ciddi bir tehdit oluşturduğunu ortaya koymaktadır.</w:t>
       </w:r>
     </w:p>
     <w:p>
@@ -129,7 +129,7 @@
           <w:sz w:val="24"/>
           <w:szCs w:val="24"/>
         </w:rPr>
-        <w:t xml:space="preserve">Biyolojik temelli malzemeler bu tabloya yönelik yanıtlardan biri olarak gündeme gelmektedir. Bourbia ve diğ. (2023), bu malzemelerin yenilenebilir olma, düşük gömülü enerjiye sahip olma ve ısıl düzenleme kapasitesi gibi avantajlar sunduğunu belirtmektedir. Andréen ve Goidea (2022) ise biyomalzemelerin inşaat sektörünün olumsuz ekolojik etkisini azaltmak için potansiyel bir araç oluşturduğunu; ancak bu potansiyelin en üst düzeye çıkarılabilmesi için geleneksel yapı malzemelerinden önemli ölçüde farklı yaklaşımlar gerektirdiğini vurgulamaktadır. Bu uyarı, bölümün çıkış noktasını oluşturmaktadır: biyolojik temelli bir malzemeyi yerleşik bir malzemenin yerine koymak, tasarım yaklaşımını değiştirmediği sürece sınırlı bir dönüşüm üretir.</w:t>
+        <w:t xml:space="preserve">Biyolojik temelli malzemeler bu tabloya yönelik yanıtlardan biri olarak gündeme gelmektedir. Bourbia ve diğ. (2023), bu malzemelerin yenilenebilirlik, düşük gömülü enerji ve ısıl düzenleme kapasitesi gibi avantajlar sunduğunu belirtmektedir. Andréen ve Goidea (2022) ise biyomalzemelerin inşaat sektörünün olumsuz ekolojik etkisini azaltmak için potansiyel bir araç oluşturduğunu, ancak bu potansiyelin en üst düzeye çıkarılabilmesi için geleneksel yapı malzemelerinden önemli ölçüde farklı yaklaşımlar gerektirdiğini vurgulamaktadır. Bu uyarı bölümün çıkış noktasıdır. Biyolojik temelli bir malzemeyi yerleşik bir malzemenin yerine koymak, tasarım yaklaşımını değiştirmediği sürece sınırlı bir dönüşüm üretir.</w:t>
       </w:r>
     </w:p>
     <w:p>
@@ -143,7 +143,7 @@
           <w:sz w:val="24"/>
           <w:szCs w:val="24"/>
         </w:rPr>
-        <w:t xml:space="preserve">Literatür bu sınırlılığı iki düzeyde bildirmektedir. Birincisi kavramsaldır: Kırbaş Akyürek ve diğ. (2020), canlı ve üretilmiş bileşenlerin bir araya gelmesini adlandıran terminolojinin çeşitlilik içinde sıkışıp kaldığını ve bu durumun olgunun anlaşılmasını güçleştirdiğini ortaya koymaktadır. Benzer bir belirsizlik döngüsellik kavramında da görülmektedir; Kirchherr ve diğ. (2017), 114 döngüsel ekonomi tanımını on yedi boyutta kodladıkları çalışmalarında kavramın en sık azaltma, yeniden kullanma ve geri dönüştürme etkinliklerinin bir bileşimi olarak betimlendiğini, buna karşılık döngüselliğin sistemsel bir değişimi gerektirdiğinin çoğu kez vurgulanmadığını göstermektedir. İkincisi malzemenin kendisine ilişkindir: O’Rourke ve Seepersad (2015), biyolojik organizmaların sunduğu çevresel avantajlara ilişkin iddiaların genel olarak doğru olmakla birlikte her avantaj için önemli istisnalar barındırdığını göstermektedir. Dolayısıyla biyolojik köken, sürdürülebilirliğin de döngüselliğin de kendiliğinden güvencesi değildir.</w:t>
+        <w:t xml:space="preserve">Literatür bu sınırlılığı iki düzeyde bildirmektedir. Birincisi kavramsaldır. Kırbaş Akyürek ve diğ. (2020), canlı ve üretilmiş bileşenlerin bir araya gelmesini adlandıran terminolojinin çeşitlilik içinde sıkışıp kaldığını ve bu durumun olgunun anlaşılmasını güçleştirdiğini ortaya koymaktadır. Benzer bir belirsizlik döngüsellik kavramında da görülmektedir. Kirchherr ve diğ. (2017), 114 döngüsel ekonomi tanımını on yedi boyutta kodladıkları çalışmalarında kavramın en sık azaltma, yeniden kullanma ve geri dönüştürme etkinliklerinin bir bileşimi olarak betimlendiğini, buna karşılık döngüselliğin sistemsel bir değişimi gerektirdiğinin çoğu kez vurgulanmadığını göstermektedir. İkinci düzey malzemenin kendisine ilişkindir. O’Rourke ve Seepersad (2015), biyolojik organizmaların sunduğu çevresel avantajlara ilişkin iddiaların genel olarak doğru olmakla birlikte her avantaj için önemli istisnalar barındırdığını göstermektedir. Dolayısıyla biyolojik köken, sürdürülebilirliğin de döngüselliğin de kendiliğinden güvencesi değildir.</w:t>
       </w:r>
     </w:p>
     <w:p>
@@ -157,7 +157,7 @@
           <w:sz w:val="24"/>
           <w:szCs w:val="24"/>
         </w:rPr>
-        <w:t xml:space="preserve">Tartışmanın iç mimarlık açısından özgül bir karşılığı bulunmaktadır. Edalat (2026), ahşap dışı biyolojik temelli yapı malzemelerinin iç ve dış yüzey kaplamaları, ısıl ve akustik yalıtım ile mobilya üretimi gibi uygulamalarda kullanıldığını; buna karşılık sınırlı mekanik dayanımları nedeniyle taşıyıcı yapı elemanlarında nadiren yer aldığını ortaya koymaktadır. Başka bir deyişle bu malzemelerin fiilî uygulama alanı büyük ölçüde iç mekândır; bu durum iç mimarlığı, söz konusu malzemelerin yapılı çevreye girişinde belirleyici bir ölçek hâline getirmektedir.</w:t>
+        <w:t xml:space="preserve">Tartışmanın iç mimarlık açısından özgül bir karşılığı bulunmaktadır. Edalat (2026), ahşap dışı biyolojik temelli yapı malzemelerinin iç ve dış yüzey kaplamaları, ısıl ve akustik yalıtım ile mobilya üretimi gibi uygulamalarda kullanıldığını; buna karşılık sınırlı mekanik dayanımları nedeniyle taşıyıcı yapı elemanlarında nadiren yer aldığını ortaya koymaktadır. Başka bir deyişle bu malzemelerin fiilî uygulama alanı büyük ölçüde iç mekândır. Bu durum iç mimarlığı, söz konusu malzemelerin yapılı çevreye girişinde belirleyici bir ölçek hâline getirmektedir.</w:t>
       </w:r>
     </w:p>
     <w:p>
@@ -168,22 +168,10 @@
       <w:r>
         <w:rPr>
           <w:rFonts w:ascii="Times New Roman" w:cs="Times New Roman" w:eastAsia="Times New Roman" w:hAnsi="Times New Roman"/>
-          <w:i/>
-          <w:iCs/>
-          <w:sz w:val="24"/>
-          <w:szCs w:val="24"/>
-        </w:rPr>
-        <w:t xml:space="preserve">Araştırma sorusu: </w:t>
-      </w:r>
-      <w:r>
-        <w:rPr>
-          <w:rFonts w:ascii="Times New Roman" w:cs="Times New Roman" w:eastAsia="Times New Roman" w:hAnsi="Times New Roman"/>
-          <w:i w:val="false"/>
-          <w:iCs w:val="false"/>
-          <w:sz w:val="24"/>
-          <w:szCs w:val="24"/>
-        </w:rPr>
-        <w:t xml:space="preserve">İç mimarlıkta biyolojik temelli malzeme seçimi, sürdürülebilirlikten döngüselliğe ve döngüsellikten dirençliliğe geçişi sağlayan bir tasarım yaklaşımı olarak nasıl kavramsallaştırılabilir?</w:t>
+          <w:sz w:val="24"/>
+          <w:szCs w:val="24"/>
+        </w:rPr>
+        <w:t xml:space="preserve">Bölümün temel hipotezi, biyotasarım ve biyolojik temelli malzemelerin iç mimarlıkta yalnızca daha sürdürülebilir malzeme seçenekleri sunmakla sınırlı olmadığı; malzeme seçiminin ölçütlerini ve tasarımcının kaynak, üretim, kullanım ve atıkla kurduğu ilişkiyi yeniden tanımladığıdır. Buna bağlı olarak bir malzemenin döngüselliği ve dirençliliği, biyolojik kökeninde değil tasarım aşamasında verilen bileşim, birleşim ve ömür sonu kararlarında belirlenmektedir. Bölümün araştırma sorusu ise şöyle kurulmuştur. İç mimarlıkta biyolojik temelli malzeme seçimi, sürdürülebilirlikten döngüselliğe ve döngüsellikten dirençliliğe geçişi sağlayan bir tasarım yaklaşımı olarak nasıl kavramsallaştırılabilir?</w:t>
       </w:r>
     </w:p>
     <w:p>
@@ -194,36 +182,10 @@
       <w:r>
         <w:rPr>
           <w:rFonts w:ascii="Times New Roman" w:cs="Times New Roman" w:eastAsia="Times New Roman" w:hAnsi="Times New Roman"/>
-          <w:i/>
-          <w:iCs/>
-          <w:sz w:val="24"/>
-          <w:szCs w:val="24"/>
-        </w:rPr>
-        <w:t xml:space="preserve">Hipotez: </w:t>
-      </w:r>
-      <w:r>
-        <w:rPr>
-          <w:rFonts w:ascii="Times New Roman" w:cs="Times New Roman" w:eastAsia="Times New Roman" w:hAnsi="Times New Roman"/>
-          <w:i w:val="false"/>
-          <w:iCs w:val="false"/>
-          <w:sz w:val="24"/>
-          <w:szCs w:val="24"/>
-        </w:rPr>
-        <w:t xml:space="preserve">Biyotasarım ve biyolojik temelli malzemeler, iç mimarlıkta yalnızca daha sürdürülebilir malzeme seçenekleri sunmamakta; malzeme seçiminin ölçütlerini, malzemenin yaşam döngüsünü ve tasarımcının kaynak, üretim, kullanım ve atıkla kurduğu ilişkiyi yeniden tanımlamaktadır. Buna bağlı olarak bir malzemenin döngüselliği ve dirençliliği biyolojik kökeninde değil, tasarım aşamasında verilen bileşim, birleşim ve ömür sonu kararlarında belirlenmektedir.</w:t>
-      </w:r>
-    </w:p>
-    <w:p>
-      <w:pPr>
-        <w:spacing w:after="160" w:line="360"/>
-        <w:jc w:val="both"/>
-      </w:pPr>
-      <w:r>
-        <w:rPr>
-          <w:rFonts w:ascii="Times New Roman" w:cs="Times New Roman" w:eastAsia="Times New Roman" w:hAnsi="Times New Roman"/>
-          <w:sz w:val="24"/>
-          <w:szCs w:val="24"/>
-        </w:rPr>
-        <w:t xml:space="preserve">Bölüm bu soruyu altı adımda ele almaktadır: biyotasarım kavramının komşu kavramlardan ayrımı (Tablo 1), biyolojik temelli malzemelerin sınıflandırılması (Tablo 2), döngüsel malzeme sistemleri, dirençlilik tartışması, iç mekân ölçeğine geçiş ve bir değerlendirme çerçevesi önerisi (Tablo 3 ve Tablo 4). Sekizinci başlık bulguları üç düzlemde toparlar (Tablo 5). Bölüm, seçilmiş kaynaklara dayanan kuramsal bir derleme niteliğindedir; sistematik bir yazın taraması ya da teknik bir performans değerlendirmesi amaçlamamaktadır.</w:t>
+          <w:sz w:val="24"/>
+          <w:szCs w:val="24"/>
+        </w:rPr>
+        <w:t xml:space="preserve">Soru yedi adımda ele alınmaktadır. İkinci başlık biyotasarımı komşu kavramlardan ayırır (Tablo 1); üçüncü başlık biyolojik temelli malzemeleri sınıflandırır (Tablo 2); dördüncü başlık döngüsel malzeme sistemlerini inceler; beşinci başlık dirençliliği tartışır; altıncı başlık tartışmayı iç mekân ölçeğine taşır; yedinci başlık bir değerlendirme çerçevesi önerir (Tablo 3 ve Tablo 4); sekizinci başlık bulguları üç düzlemde toparlar (Tablo 5). Bölüm, seçilmiş kaynaklara dayanan kuramsal bir derlemedir; sistematik bir yazın taraması ya da teknik bir performans değerlendirmesi amaçlamamaktadır.</w:t>
       </w:r>
     </w:p>
     <w:p>
@@ -239,7 +201,7 @@
           <w:sz w:val="26"/>
           <w:szCs w:val="26"/>
         </w:rPr>
-        <w:t xml:space="preserve">2. BİYOTASARIM KAVRAMI VE PARADİGMA DÖNÜŞÜMÜ</w:t>
+        <w:t xml:space="preserve">2. BİYOTASARIM KAVRAMI</w:t>
       </w:r>
     </w:p>
     <w:p>
@@ -269,7 +231,7 @@
           <w:sz w:val="24"/>
           <w:szCs w:val="24"/>
         </w:rPr>
-        <w:t xml:space="preserve">2.1. Terminolojik belirsizlik ve komşu kavramlar</w:t>
+        <w:t xml:space="preserve">2.1. Terminolojik belirsizlik</w:t>
       </w:r>
     </w:p>
     <w:p>
@@ -283,7 +245,7 @@
           <w:sz w:val="24"/>
           <w:szCs w:val="24"/>
         </w:rPr>
-        <w:t xml:space="preserve">Kırbaş Akyürek ve diğ. (2020), yapı tasarımında canlı ve üretilmiş bileşenlerin bir araya gelmesini konu alan terminolojiyi, seksen yenilikçi örneği ve bu alanda profesyonel olarak çalışan yirmi uzmanın görüşlerini inceleyerek araştırmışlardır. Örneklerin tanımlanmasında “biyo” önekiyle üretilmiş özelleştirilmiş terimler (biyobeton, biyotuğla gibi) ilk sırada yer almakta; bunları “akıllı”, “canlı” ve “büyüyen” nitelemeleri izlemektedir. Yazarların temel bulgusu, bu çeşitliliğe karşın literatürde genel kabul görmüş bir şemsiye terimin bulunmamasıdır. Belirsizliğin nedenini iki yönlü olarak açıklamaktadırlar: bir yanda doğanın, doğal ögelerin, mekanizmaların ve süreçlerin kapsamlı niteliği, diğer yanda aynı disiplin ve tekniklerin farklı disiplinlerce farklı biçimlerde yorumlanması. Tespit, Türkçe literatür açısından ayrıca önemlidir: kavramların kaynak dildeki kullanımda dahi yerleşmemiş olması, Türkçeye aktarımda yaşanan karışıklığın yalnızca çeviri kaynaklı olmadığını gösterir.</w:t>
+        <w:t xml:space="preserve">Kırbaş Akyürek ve diğ. (2020), yapı tasarımında canlı ve üretilmiş bileşenlerin bir araya gelmesini konu alan terminolojiyi araştırmışlardır. Örneklerin tanımlanmasında “biyo” önekiyle üretilmiş özelleştirilmiş terimler, örneğin biyobeton ve biyotuğla, ilk sırada yer almakta; bunları “akıllı”, “canlı” ve “büyüyen” nitelemeleri izlemektedir. Yazarların temel bulgusu, bu çeşitliliğe karşın literatürde genel kabul görmüş bir şemsiye terimin bulunmamasıdır. Belirsizliğin nedenini iki yönlü olarak açıklamaktadırlar. Bir yanda doğanın, doğal ögelerin, mekanizmaların ve süreçlerin kapsamlı niteliği, diğer yanda aynı disiplin ve tekniklerin farklı disiplinlerce farklı biçimlerde yorumlanması bulunmaktadır. Kavramların kaynak dildeki kullanımda dahi yerleşmemiş olması, Türkçeye aktarımda yaşanan karışıklığın yalnızca çeviri kaynaklı olmadığını da göstermektedir.</w:t>
       </w:r>
     </w:p>
     <w:p>
@@ -297,7 +259,7 @@
           <w:sz w:val="24"/>
           <w:szCs w:val="24"/>
         </w:rPr>
-        <w:t xml:space="preserve">Bu belirsizliğin en yaygın görünümü, biyotasarımın biyomimikriyle bir tutulmasıdır. Kırbaş Akyürek ve diğ. (2020) bu eşitlemenin neden sürdürülemeyeceğini açık biçimde ortaya koymaktadır: biyomimikrinin temel amacı biyolojik süreçleri teknolojilere çevirmektir; biyolojik malzeme kullanımına işaret etmez. Yazarlar aynı gerekçeyle komşu kavramları da ayırt etmektedir. Biyoesinlenme, biyolojik olmayan bilim ve teknoloji alanındaki araştırmaların benzetimini de içermektedir. Biyomerkezcilik esas olarak doğal çevre ile insan arasındaki ilişkiye odaklanır. Biyofili, insanın doğayla bağ kurarak duygusal ve biyolojik gereksinimlerini karşılamayı amaçlar. Biyomimarlık ise doğanın hem canlı hem cansız ögelerinden esinlenmeyi kapsar. Yazarlara göre bu kavramların kapsamı, canlı ve üretilmiş bileşenler arasındaki güncel bağları belirlemek için fazla geniştir (Tablo 1).</w:t>
+        <w:t xml:space="preserve">Bu belirsizliğin en yaygın görünümü, biyotasarımın biyomimikriyle aynı tutulmasıdır. Kırbaş Akyürek ve diğ. (2020) bu eşitlemenin neden sürdürülemeyeceğini açık biçimde ortaya koymaktadır. Biyomimikrinin temel amacı biyolojik süreçleri teknolojilere çevirmektir ve terim biyolojik malzeme kullanımına işaret etmez. Yazarlar aynı gerekçeyle biyoesinlenme, biyomerkezcilik, biyofili ve biyomimarlık kavramlarını da birbirinden ayırt etmekte; bu kavramların kapsamının, canlı ve üretilmiş bileşenler arasındaki güncel bağları belirlemek için fazla geniş olduğunu belirtmektedir (Tablo 1).</w:t>
       </w:r>
     </w:p>
     <w:p>
@@ -982,7 +944,7 @@
                 <w:sz w:val="19"/>
                 <w:szCs w:val="19"/>
               </w:rPr>
-              <w:t xml:space="preserve">Doğanın kendi süreci: genotipi fenotipe bağlayan morfogenetik süreçler</w:t>
+              <w:t xml:space="preserve">Doğanın kendi süreci; genotipi fenotipe bağlayan morfogenetik süreçler</w:t>
             </w:r>
           </w:p>
         </w:tc>
@@ -1080,7 +1042,7 @@
                 <w:sz w:val="19"/>
                 <w:szCs w:val="19"/>
               </w:rPr>
-              <w:t xml:space="preserve">Biyolojik malzeme ve/veya yaklaşımları insan uygulamaları için kullanır</w:t>
+              <w:t xml:space="preserve">Biyolojik malzeme ve yaklaşımları insan uygulamaları için kullanır</w:t>
             </w:r>
           </w:p>
         </w:tc>
@@ -1160,7 +1122,7 @@
           <w:sz w:val="24"/>
           <w:szCs w:val="24"/>
         </w:rPr>
-        <w:t xml:space="preserve">Tablo 1’in gösterdiği dağılım, kavramların aynı soyutlama düzeyinde bulunmadığını da ortaya koymaktadır: biyomimikri ve biyoesinlenme bir aktarım yöntemini, biyomerkezcilik bir etik konumu, biyofili bir deneyim ilişkisini, biyomimarlık ise bir ölçeği adlandırmaktadır. Bu nedenle aralarındaki seçim yalnızca terim tercihi değil, tartışmanın hangi düzlemde yürütüleceğine ilişkin bir karardır. Bu ayrımlar içinde biyotasarım, yapı tasarımı açısından görece daha uygun bir terim olarak öne çıkmaktadır; nitekim Myers (2018) biyoloji ile teknolojinin kaynaşmasını bu terimle açıklamakta ve bunun biyomimikri yaklaşımının ötesine geçen yeni bir kavram önerdiğini belirtmektedir.</w:t>
+        <w:t xml:space="preserve">Tablo 1’in gösterdiği dağılım, kavramların aynı soyutlama düzeyinde bulunmadığını da ortaya koymaktadır. Biyomimikri ve biyoesinlenme bir aktarım yöntemini, biyomerkezcilik bir etik konumu, biyofili bir deneyim ilişkisini, biyomimarlık ise bir ölçeği adlandırmaktadır. Bu nedenle aralarındaki seçim yalnızca terim tercihi değil, tartışmanın hangi düzlemde yürütüleceğine ilişkin bir karardır. Bu ayrımlar içinde biyotasarım, yapı tasarımı açısından görece daha uygun bir terim olarak öne çıkmaktadır; nitekim Myers (2018) biyoloji ile teknolojinin kaynaşmasını bu terimle açıklamakta ve bunun biyomimikri yaklaşımının ötesine geçen yeni bir kavram önerdiğini belirtmektedir.</w:t>
       </w:r>
     </w:p>
     <w:p>
@@ -1176,7 +1138,7 @@
           <w:sz w:val="24"/>
           <w:szCs w:val="24"/>
         </w:rPr>
-        <w:t xml:space="preserve">2.2. Biyolojik tasarım ile biyotasarım ayrımı</w:t>
+        <w:t xml:space="preserve">2.2. Biyolojik tasarım ile biyotasarım</w:t>
       </w:r>
     </w:p>
     <w:p>
@@ -1190,7 +1152,7 @@
           <w:sz w:val="24"/>
           <w:szCs w:val="24"/>
         </w:rPr>
-        <w:t xml:space="preserve">Literatürdeki en keskin kavramsal ayrımlardan birini Andréen ve Goidea (2022) kurmaktadır. Yazarlara göre biyotasarım, biyolojik malzemeleri ve/veya yaklaşımları yapılar gibi insan uygulamaları için kullanan tasarımı ifade eder. Biyolojik tasarım ise genotipleri fenotiplere bağlayan morfogenetik süreçlere; genetik koddaki bilgiyi mekânsal biçim olarak ifade eden süreç ve etmenlere işaret etmektedir. Ayrım kavramsal olarak belirleyicidir: biyotasarım tasarımcının pratiğini, biyolojik tasarım ise doğanın kendi sürecini adlandırmaktadır ve ikincisi birincisi için bir model işlevi görür. Yazarlar iki alan arasındaki bağın hem doğrudan hem dolaylı olduğunu belirtmektedir. Doğrudandır; çünkü canlı organizmaların tasarıma dahil edilmesi, bu organizmaların yaşamını sürdüren süreçlerin göz önünde bulundurulmasını ve yaşadıkları yapılı çevrede bu süreçlere yer açılmasını gerektirir. Dolaylıdır; çünkü biyolojik ilkeler daha yüksek düzeyde karşılıklı bağlantı ve karmaşıklıkla çalışmayı olanaklı kıldığında, tasarımla başarılabileceklerin kapsamı genişler.</w:t>
+        <w:t xml:space="preserve">Literatürdeki en keskin kavramsal ayrımlardan birini Andréen ve Goidea (2022) kurmaktadır. Yazarlara göre biyotasarım, biyolojik malzemeleri ve yaklaşımları yapılar gibi insan uygulamaları için kullanan tasarımı ifade eder. Biyolojik tasarım ise genotipleri fenotiplere bağlayan morfogenetik süreçlere, yani genetik koddaki bilgiyi mekânsal biçim olarak ifade eden süreç ve etmenlere işaret etmektedir. Ayrım kavramsal olarak belirleyicidir. Biyotasarım tasarımcının pratiğini, biyolojik tasarım ise doğanın kendi sürecini adlandırmakta ve ikincisi birincisi için bir model işlevi görmektedir. Bağ hem doğrudan hem dolaylıdır; canlı organizmaların tasarıma dahil edilmesi bu organizmaların yaşamını sürdüren süreçlere yapılı çevrede yer açılmasını gerektirirken, biyolojik ilkelerin daha yüksek düzeyde karşılıklı bağlantıyla çalışmayı olanaklı kılması tasarımla başarılabileceklerin kapsamını genişletmektedir.</w:t>
       </w:r>
     </w:p>
     <w:p>
@@ -1204,7 +1166,7 @@
           <w:sz w:val="24"/>
           <w:szCs w:val="24"/>
         </w:rPr>
-        <w:t xml:space="preserve">Andréen ve Goidea (2022), biyolojik tasarımı bir model olarak alarak dört tasarım ilkesi türetmektedir. Birincisi çeşitlilik, ikincisi biçimin karmaşıklığı ve özgüllüğü, üçüncüsü dirençlilik yoluyla dayanıklılık, dördüncüsü geri besleme ve uyarlanmadır. Yazarlar bu ilkelerin kendi başlarına yeni olmadığını özellikle vurgulamaktadır: modern inşaat sanayisinin doğuşundan önce mimarlık uzun süre bu stratejilerle üretilmiş; hem tarihsel hem güncel vernaküler mimarlık bu stratejileri büyük ölçüde içermiştir (Andréen ve Goidea, 2022). İlkelerden üçüncüsü, beşinci başlıkta ayrıntılandırılacağı üzere, biyomalzemelerle çalışmanın kuramsal gerekçesini oluşturmaktadır.</w:t>
+        <w:t xml:space="preserve">Andréen ve Goidea (2022) bu modelden dört tasarım ilkesi türetmektedir. Birincisi çeşitlilik, ikincisi biçimin karmaşıklığı ve özgüllüğü, üçüncüsü dirençlilik yoluyla dayanıklılık, dördüncüsü geri besleme ve uyarlanmadır. Yazarlar ilkelerin kendi başlarına yeni olmadığını özellikle vurgulamaktadır. Modern inşaat sanayisinin doğuşundan önce mimarlık uzun süre bu stratejilerle üretilmiş; hem tarihsel hem güncel vernaküler mimarlık bu stratejileri büyük ölçüde içermiştir. Üçüncü ilke, beşinci başlıkta ayrıntılandırılacağı üzere, biyomalzemelerle çalışmanın kuramsal gerekçesini oluşturmaktadır.</w:t>
       </w:r>
     </w:p>
     <w:p>
@@ -1218,7 +1180,7 @@
           <w:sz w:val="24"/>
           <w:szCs w:val="24"/>
         </w:rPr>
-        <w:t xml:space="preserve">Dört ilke bir arada okunduğunda, biyotasarımı biyomimikriden ayıran nokta da görünür hâle gelmektedir. Kırbaş Akyürek ve diğ.’nin (2020) belirttiği gibi biyomimikrinin temel amacı biyolojik süreçleri teknolojilere çevirmektir; bu yaklaşımda aktarılan şey, doğanın geliştirdiği çözümün kendisidir. Andréen ve Goidea’nın (2022) ilkelerinde ise aktarılan şey çözüm değil, çözümü üreten mantıktır: doğanın biçimleri kopyalanmaz, doğanın biçim üretme biçimi incelenerek tasarım süreci yeniden kurgulanır. İlişki bu nedenle bir taklit değil, bir ilke çıkarma ilişkisidir; bu ayrım, izleyen başlıkta malzemelerin sınıflandırılmasında da belirleyici olacaktır.</w:t>
+        <w:t xml:space="preserve">Dört ilke bir arada okunduğunda, biyotasarımı biyomimikriden ayıran nokta da görünür hâle gelmektedir. Kırbaş Akyürek ve diğ.’nin (2020) belirttiği gibi biyomimikrinin temel amacı biyolojik süreçleri teknolojilere çevirmektir; bu yaklaşımda aktarılan şey, doğanın geliştirdiği çözümün kendisidir. Andréen ve Goidea’nın (2022) ilkelerinde ise aktarılan şey çözüm değil, çözümü üreten mantıktır. Doğanın biçimleri kopyalanmaz; doğanın biçim üretme biçimi incelenerek tasarım süreci yeniden kurgulanır. İlişki bu nedenle bir taklit değil, bir ilke çıkarma ilişkisidir.</w:t>
       </w:r>
     </w:p>
     <w:p>
@@ -1234,7 +1196,7 @@
           <w:sz w:val="24"/>
           <w:szCs w:val="24"/>
         </w:rPr>
-        <w:t xml:space="preserve">2.3. Kesişme biçimleri ve tasarımcının rolü</w:t>
+        <w:t xml:space="preserve">2.3. Tasarımcının rolü</w:t>
       </w:r>
     </w:p>
     <w:p>
@@ -1248,7 +1210,7 @@
           <w:sz w:val="24"/>
           <w:szCs w:val="24"/>
         </w:rPr>
-        <w:t xml:space="preserve">Biyotasarımın tek bir pratik olmadığı da belirtilmelidir. Camere ve Karana (2018), biyoloji ile tasarımı birbiriyle verimlendiren girişimleri dört kategoride toplamaktadır: artırılmış biyolojide tasarımcılar yeni biyolojik organizmalar tasarlamak üzere hücrelerin yeniden mühendisliğini amaçlar; biyotasarım kurgusunda biyoteknolojik geleceklerin sonuçları spekülatif senaryolar ve deneyimsel prototiplerle tartışmaya açılır; dijital biyofabrikasyonda biyolojik araçlar ileri hesaplama teknolojileriyle birleştirilir; büyüyen tasarım ise ürün tasarımı için yeni malzemelerin geliştirilmesine odaklanır ve ayırt edici noktası, malzeme büyüten tasarımcıların sentetik biyolojinin çözümlerini aramaması ve değiştirilmemiş biyolojik organizmalarla çalışmasıdır. Goidea ve diğ. (2022) ise alanı daha kapsayıcı bir ifadeyle, canlı maddeyle, canlı madde olarak ya da canlı madde için tasarlamak biçiminde tanımlamakta; böylece dört kategorinin ortak paydasını, organizmanın tasarım sürecindeki konumunun değişkenliğini tek bir cümlede toplamaktadır.</w:t>
+        <w:t xml:space="preserve">Biyotasarımın tek bir pratik olmadığı da belirtilmelidir. Camere ve Karana (2018), biyoloji ile tasarımı birbiriyle verimlendiren girişimleri dört kategoride toplamaktadır: artırılmış biyoloji, biyotasarım kurgusu, dijital biyofabrikasyon ve büyüyen tasarım. Sonuncusu iç mimarlık açısından en doğrudan karşılığı olanıdır; ürün tasarımı için yeni malzemelerin geliştirilmesine odaklanır ve ayırt edici noktası, malzeme büyüten tasarımcıların sentetik biyolojinin çözümlerini aramaması ve değiştirilmemiş biyolojik organizmalarla çalışmasıdır. Goidea ve diğ. (2022) ise alanı daha kapsayıcı bir ifadeyle, canlı maddeyle, canlı madde olarak ya da canlı madde için tasarlamak biçiminde tanımlamakta; böylece dört kategorinin ortak paydasını, organizmanın tasarım sürecindeki konumunun değişkenliğini tek bir cümlede toplamaktadır.</w:t>
       </w:r>
     </w:p>
     <w:p>
@@ -1292,7 +1254,7 @@
           <w:sz w:val="24"/>
           <w:szCs w:val="24"/>
         </w:rPr>
-        <w:t xml:space="preserve">Önceki başlıkta biyotasarım bir tasarım yaklaşımı olarak ele alınmıştı. Bu başlıkta ise söz konusu yaklaşımın ürettiği malzemeler, yani nesne düzlemi incelenmektedir. Ayrım önemlidir: biyotasarım tasarımcının doğayla kurduğu ilişkiyi tanımlarken, biyomalzemeler bu ilişkinin maddi karşılığını oluşturur.</w:t>
+        <w:t xml:space="preserve">Önceki başlıkta biyotasarım bir tasarım yaklaşımı olarak ele alınmıştı. Bu başlıkta ise söz konusu yaklaşımın ürettiği malzemeler, yani nesne düzlemi incelenmektedir. Biyotasarım tasarımcının doğayla kurduğu ilişkiyi tanımlarken, biyomalzemeler bu ilişkinin maddi karşılığını oluşturur.</w:t>
       </w:r>
     </w:p>
     <w:p>
@@ -1308,7 +1270,7 @@
           <w:sz w:val="24"/>
           <w:szCs w:val="24"/>
         </w:rPr>
-        <w:t xml:space="preserve">3.1. Üç yaklaşım: biyomimikri, biyolojik temelli, canlı</w:t>
+        <w:t xml:space="preserve">3.1. Üç yaklaşım</w:t>
       </w:r>
     </w:p>
     <w:p>
@@ -1322,7 +1284,7 @@
           <w:sz w:val="24"/>
           <w:szCs w:val="24"/>
         </w:rPr>
-        <w:t xml:space="preserve">Doğa temelli malzemeler literatürde sıklıkla tek bir başlık altında toplanmakta, bu da kavramsal bir belirsizlik üretmektedir. Chayaamor-Heil ve diğ. (2023), mimarlık ve inşaat alanındaki güncel araştırmaları derledikleri çalışmalarında bu alanı üç ayrı tasarım yaklaşımı olarak ele almaktadır: biyomimikri temelli, biyolojik temelli ve canlı malzeme tasarımları. Birinci kategori, ikinci başlıkta ele alınan biyomimikri yaklaşımının malzeme ölçeğindeki karşılığıdır. Ayrımın belirleyici ölçütü, doğanın tasarım sürecine hangi düzeyde dahil olduğudur. Biyomimikri temelli malzemelerde doğa bir ilke ya da strateji kaynağıdır; malzemenin kendisinde biyolojik bir bileşen bulunmaz. Biyolojik temelli malzemelerde doğa bir girdi kaynağıdır; malzeme biyolojik kökenli hammaddelerden üretilir ancak kullanım anında canlı değildir. Canlı malzemelerde ise organizma malzemenin içinde varlığını sürdürür ve malzemenin davranışı bu canlılığa bağlı kalır (Tablo 2).</w:t>
+        <w:t xml:space="preserve">Doğa temelli malzemeler literatürde sıklıkla tek bir başlık altında toplanmakta, bu da kavramsal bir belirsizlik üretmektedir. Chayaamor-Heil ve diğ. (2023), mimarlık ve inşaat alanındaki güncel araştırmaları derledikleri çalışmalarında bu alanı biyomimikri temelli, biyolojik temelli ve canlı malzeme tasarımları olmak üzere üç ayrı yaklaşım olarak ele almaktadır. Birinci kategori, ikinci başlıkta ele alınan biyomimikri yaklaşımının malzeme ölçeğindeki karşılığıdır. Ayrımın belirleyici ölçütü, doğanın tasarım sürecine dahil olma düzeyidir. Biyomimikri temelli malzemelerde doğa bir ilke ya da strateji kaynağıdır ve malzemenin kendisinde biyolojik bir bileşen bulunmaz. Biyolojik temelli malzemelerde doğa bir girdi kaynağıdır; malzeme biyolojik kökenli hammaddelerden üretilir ancak kullanım anında canlı değildir. Canlı malzemelerde ise organizma malzemenin içinde varlığını sürdürür ve malzemenin davranışı bu canlılığa bağlı olarak değişim gösterir (Tablo 2).</w:t>
       </w:r>
     </w:p>
     <w:p>
@@ -1811,7 +1773,7 @@
                 <w:sz w:val="19"/>
                 <w:szCs w:val="19"/>
               </w:rPr>
-              <w:t xml:space="preserve">— (biçim ve strüktür çözümleri)</w:t>
+              <w:t xml:space="preserve">Biçim ve strüktür çözümleri</w:t>
             </w:r>
           </w:p>
         </w:tc>
@@ -1835,7 +1797,7 @@
                 <w:sz w:val="19"/>
                 <w:szCs w:val="19"/>
               </w:rPr>
-              <w:t xml:space="preserve">Kenevir, ahşap, mantar meşesi kabuğu, saman, alfa otu¹</w:t>
+              <w:t xml:space="preserve">Kenevir, ahşap, mantar meşesi kabuğu, saman, alfa otu (Bourbia ve diğ., 2023)</w:t>
             </w:r>
           </w:p>
         </w:tc>
@@ -1859,7 +1821,7 @@
                 <w:sz w:val="19"/>
                 <w:szCs w:val="19"/>
               </w:rPr>
-              <w:t xml:space="preserve">Miselyum, bakteriyel selüloz, alg²</w:t>
+              <w:t xml:space="preserve">Miselyum, bakteriyel selüloz, alg (Karana ve diğ., 2018)</w:t>
             </w:r>
           </w:p>
         </w:tc>
@@ -1933,7 +1895,7 @@
                 <w:sz w:val="19"/>
                 <w:szCs w:val="19"/>
               </w:rPr>
-              <w:t xml:space="preserve">Vernaküler malzemeler, panel, yalıtım³</w:t>
+              <w:t xml:space="preserve">Vernaküler malzemeler, panel, yalıtım (Tyagi ve Jain, 2026)</w:t>
             </w:r>
           </w:p>
         </w:tc>
@@ -1957,7 +1919,7 @@
                 <w:sz w:val="19"/>
                 <w:szCs w:val="19"/>
               </w:rPr>
-              <w:t xml:space="preserve">Deneysel araştırma ağırlıklı³</w:t>
+              <w:t xml:space="preserve">Deneysel araştırma ağırlıklı (Tyagi ve Jain, 2026)</w:t>
             </w:r>
           </w:p>
         </w:tc>
@@ -2031,7 +1993,7 @@
                 <w:sz w:val="19"/>
                 <w:szCs w:val="19"/>
               </w:rPr>
-              <w:t xml:space="preserve">Ömür sonu senaryosu ve bağlayıcı uyumluluğu⁴</w:t>
+              <w:t xml:space="preserve">Ömür sonu senaryosu ve bağlayıcı uyumluluğu (Edalat, 2026)</w:t>
             </w:r>
           </w:p>
         </w:tc>
@@ -2055,7 +2017,7 @@
                 <w:sz w:val="19"/>
                 <w:szCs w:val="19"/>
               </w:rPr>
-              <w:t xml:space="preserve">Ölçek, çok katmanlılık, gereksinimler⁵</w:t>
+              <w:t xml:space="preserve">Ölçek, çok katmanlılık, gereksinimler (Chayaamor-Heil ve diğ., 2024)</w:t>
             </w:r>
           </w:p>
         </w:tc>
@@ -2063,21 +2025,6 @@
     </w:tbl>
     <w:p>
       <w:pPr>
-        <w:spacing w:after="340" w:before="130" w:line="240"/>
-      </w:pPr>
-      <w:r>
-        <w:rPr>
-          <w:rFonts w:ascii="Times New Roman" w:cs="Times New Roman" w:eastAsia="Times New Roman" w:hAnsi="Times New Roman"/>
-          <w:i/>
-          <w:iCs/>
-          <w:sz w:val="18"/>
-          <w:szCs w:val="18"/>
-        </w:rPr>
-        <w:t xml:space="preserve">Sınıflandırma çerçevesi: Chayaamor-Heil ve diğ. (2023). ¹ Bourbia ve diğ. (2023) · ² Karana ve diğ. (2018); Attias ve diğ. (2020) · ³ Tyagi ve Jain (2026) · ⁴ Rios ve diğ. (2015); Edalat (2026) · ⁵ Chayaamor-Heil ve diğ. (2024)</w:t>
-      </w:r>
-    </w:p>
-    <w:p>
-      <w:pPr>
         <w:spacing w:after="160" w:line="360"/>
         <w:jc w:val="both"/>
       </w:pPr>
@@ -2087,7 +2034,7 @@
           <w:sz w:val="24"/>
           <w:szCs w:val="24"/>
         </w:rPr>
-        <w:t xml:space="preserve">Tablo 2’nin son satırı, ayrımın yalnızca tanımsal olmadığını göstermektedir: üç yaklaşım malzemenin ömür sonu senaryosu bakımından birbirinden farklı koşullar üretir. Biyomimikri temelli bir çözümde ömür sonu sorusu malzemeye değil geometriye yöneliktir; biyolojik temelli bir malzemede soru bağlayıcı sisteminde düğümlenir; canlı bir malzemede ise organizmanın yaşamını sürdürmesi için gerekli koşullar kullanım süresinin kendisini tanımlar. Dördüncü başlıkta ele alınacak döngüsellik tartışması bu nedenle üç yaklaşım için aynı biçimde kurulamaz.</w:t>
+        <w:t xml:space="preserve">Tablo 2’nin son satırı, ayrımın yalnızca tanımsal olmadığını göstermektedir. Üç yaklaşım malzemenin ömür sonu senaryosu bakımından birbirinden farklı koşullar üretir. Biyomimikri temelli bir çözümde ömür sonu sorusu malzemeye değil geometriye yöneliktir; biyolojik temelli bir malzemede soru bağlayıcı sisteminde düğümlenir; canlı bir malzemede ise organizmanın yaşamını sürdürmesi için gerekli koşullar kullanım süresinin kendisini tanımlar. Dördüncü başlıkta ele alınacak döngüsellik tartışması bu nedenle üç yaklaşım için aynı biçimde kurulamaz.</w:t>
       </w:r>
     </w:p>
     <w:p>
@@ -2117,7 +2064,7 @@
           <w:sz w:val="24"/>
           <w:szCs w:val="24"/>
         </w:rPr>
-        <w:t xml:space="preserve">Biyolojik temelli malzemeler, yapı literatüründe en geniş yer tutan kategoridir. Bourbia ve diğ. (2023), yapı kabuğunda kullanılan bu malzemeleri derledikleri çalışmalarında kenevir, ahşap, hurma ağacı, mantar meşesi kabuğu, alfa otu ve samanı inceleyerek yenilenebilirlik, düşük gömülü enerji ve ısıl düzenleme kapasitesi gibi ortak özelliklere dikkat çekmektedir. Liste, bu malzemelerin önemli bir bölümünün aslında yeni değil, geleneksel yapı kültürüne ait olduğunu göstermektedir; nitekim Andréen ve Goidea (2022) da önerdikleri ilkelerin modern inşaat sanayisinden önce mimarlıkta uzun süre uygulandığını belirtmektedir.</w:t>
+        <w:t xml:space="preserve">Biyolojik temelli malzemeler, yapı literatüründe en geniş yer tutan kategoridir. Bourbia ve diğ. (2023), yapı kabuğunda kullanılan bu malzemeleri derledikleri çalışmalarında kenevir, ahşap, hurma ağacı, mantar meşesi kabuğu, alfa otu ve samanı inceleyerek yenilenebilirlik, düşük gömülü enerji ve ısıl düzenleme kapasitesi gibi ortak özelliklere dikkat çekmektedir. Liste, bu malzemelerin önemli bir bölümünün aslında yeni değil, geleneksel yapı kültürüne ait olduğunu göstermektedir; nitekim Andréen ve Goidea (2022) da önerdikleri ilkelerin modern inşaat sanayisinden önce mimarlıkta uzun süre uygulandığını belirtmektedir. Tyagi ve Jain (2026), iç mekân tasarımında biyolojik temelli ve yenileyici malzemeler üzerine 104 yayını inceledikleri sistematik derlemede, bambu, kerpiç, saman ve kenevir gibi vernaküler malzemelerin düşük etkili uygulamalarda merkezî konumunu koruduğunu; buna karşılık miselyum, bakteriyel selüloz ve alg gibi biyofabrike malzemelerin deneysel araştırmalara hâkim olduğunu ortaya koymaktadır. Alan böylece bir yanda köklü bir yapı kültürüne, diğer yanda laboratuvar aşamasındaki bir araştırma gündemine yaslanmaktadır.</w:t>
       </w:r>
     </w:p>
     <w:p>
@@ -2131,7 +2078,7 @@
           <w:sz w:val="24"/>
           <w:szCs w:val="24"/>
         </w:rPr>
-        <w:t xml:space="preserve">Saptama iç mimarlık açısından özellikle anlamlıdır: Tyagi ve Jain (2026), iç mekân tasarımında biyolojik temelli ve yenileyici malzemeler üzerine 104 yayını inceledikleri sistematik derlemede, bambu, kerpiç, saman ve kenevir gibi vernaküler malzemelerin düşük etkili iç mekân uygulamalarında merkezî konumunu koruduğunu; buna karşılık miselyum, bakteriyel selüloz ve alg gibi biyofabrike malzemelerin deneysel araştırmalara hâkim olduğunu ortaya koymaktadır. Alan, bir yanda köklü bir yapı kültürüne, diğer yanda henüz laboratuvar aşamasındaki bir araştırma gündemine yaslanmaktadır. Kategorinin ayırt edici bir başka özelliği, girdi olarak başka bir sürecin çıktısını kullanabilmesidir; Lee ve diğ. (2022), değerlendirilemeyen biyokütlenin alternatif hammadde olarak kullanılabilirliğini artırma çabalarının fosil kökenli eşdeğerlerin yerini alabilecek ürünlerin üretimine yöneldiğini ortaya koymaktadır. Biyolojik temelli bir malzemenin hammaddesi, böylece bir başka üretim sürecinin artığı da olabilir.</w:t>
+        <w:t xml:space="preserve">Kategorinin ayırt edici bir başka özelliği, girdi olarak başka bir sürecin çıktısını kullanabilmesidir. Lee ve diğ. (2022), değerlendirilemeyen biyokütlenin alternatif hammadde olarak kullanılabilirliğini artırma çabalarının fosil kökenli eşdeğerlerin yerini alabilecek ürünlerin üretimine yöneldiğini ortaya koymaktadır. Biyolojik temelli bir malzemenin hammaddesi, böylece bir başka üretim sürecinin artığı da olabilir.</w:t>
       </w:r>
     </w:p>
     <w:p>
@@ -2145,7 +2092,7 @@
           <w:sz w:val="24"/>
           <w:szCs w:val="24"/>
         </w:rPr>
-        <w:t xml:space="preserve">Ölçeğin öteki ucunda canlı malzemeler yer almaktadır. Karana ve diğ. (2018), bakteri, alg veya mantar tarafından üretilen malzemelerin ürün tasarımında giderek daha fazla yenilikçi biyolojik temelli seçenekler olarak kullanıldığını belirtmektedir. Attias ve diğ. (2020), miselyum biyokompozitlerini endüstriyel tasarım ve mimarlık bağlamında inceledikleri çalışmalarında beş bitkisel atık alt tabaka ile dört mantar türünü karşılaştırmalı olarak değerlendirmiştir; bu kurgu, canlı malzemelerde tasarım kararının malzeme bileşimiyle iç içe geçtiğini göstermektedir. Chayaamor-Heil ve diğ. (2024) ise alg, bakteri ve mantarı mimarlık bağlamında ele aldıkları çalışmalarında her organizma için birer vaka incelemesi seçmiş ve çok disiplinli uzmanlarla görüşmeler yürütmüşlerdir. En dikkat çekici bulguları şudur: canlı organizmalardan yeni malzeme ya da tasarım bileşeni geliştirilmesi, ölçek, çok katmanlılık ve gereksinimlerden kaynaklanan kısıtlar nedeniyle mimarlık ve inşaatta, tekstil ve ürün tasarımına kıyasla daha güç gerçekleşmektedir. Ölçek, canlı malzemelerin yapılı çevreye girişinde belirleyici bir eşiktir; taşıyıcı olmayan, görece küçük ölçekli iç mekân bileşenleri bu nedenle öncelikli bir uygulama alanı oluşturabilir.</w:t>
+        <w:t xml:space="preserve">Ölçeğin öteki ucunda canlı malzemeler yer almaktadır. Karana ve diğ. (2018), bakteri, alg veya mantar tarafından üretilen malzemelerin ürün tasarımında giderek daha fazla yenilikçi biyolojik temelli seçenekler olarak kullanıldığını belirtmektedir. Attias ve diğ. (2020), miselyum biyokompozitlerini endüstriyel tasarım ve mimarlık bağlamında inceledikleri çalışmalarında beş bitkisel atık alt tabaka ile dört mantar türünü karşılaştırmalı olarak değerlendirmiştir; bu kurgu, canlı malzemelerde tasarım kararının malzeme bileşimiyle iç içe geçtiğini göstermektedir. Chayaamor-Heil ve diğ. (2024) ise alg, bakteri ve mantarı mimarlık bağlamında ele aldıkları çalışmalarında, canlı organizmalardan yeni malzeme ya da tasarım bileşeni geliştirilmesinin ölçek, çok katmanlılık ve gereksinimlerden kaynaklanan kısıtlar nedeniyle mimarlık ve inşaatta, tekstil ve ürün tasarımına kıyasla daha güç gerçekleştiğini ortaya koymaktadır.</w:t>
       </w:r>
     </w:p>
     <w:p>
@@ -2161,7 +2108,7 @@
           <w:sz w:val="24"/>
           <w:szCs w:val="24"/>
         </w:rPr>
-        <w:t xml:space="preserve">3.3. Malzemenin etkin bileşene dönüşmesi</w:t>
+        <w:t xml:space="preserve">3.3. Malzemenin etkinleşmesi</w:t>
       </w:r>
     </w:p>
     <w:p>
@@ -2189,7 +2136,7 @@
           <w:sz w:val="24"/>
           <w:szCs w:val="24"/>
         </w:rPr>
-        <w:t xml:space="preserve">Dönüşümün ikinci kanalı, malzeme üretiminin tasarımcının kendi pratiğine girmesidir. Rognoli ve diğ. (2015), kişisel üretim teknolojilerinin yaygınlaşmasının ve bireylerin ürünlerini kişiselleştirme isteğinin, dağıtık ve paylaşımlı üretim süreçleriyle deney yapma ve yeni malzemeler tasarlama bakımından önemli olanaklar sunduğunu belirtmektedir. Yazarlar kendin yap malzemeleri, bireysel ya da ortak öz üretim deneyimleriyle, çoğu kez tasarımcının kendi icat ettiği teknik ve süreçlerle, malzemeyle kurcalama sürecinin sonucunda yaratılan malzemeler olarak tanımlamaktadır. Rognoli ve Ayala García (2018) aynı dönüşümü malzeme aktivizmi kavramıyla ele almaktadır: malzeme deneyimimiz, çevremizi saran nesnelerin neredeyse tamamının endüstriyel seri üretimden gelmesi nedeniyle koşullanmış bir deneyimdir; malzeme geliştirme ise büyük ölçüde stratejik sektörlerdeki teknik sorunların çözümü ile ölçeklenebilir uygun maliyetli çözüm arayışının denetimindedir. Malzeme aktivizmi, tasarımcıların düşük teknolojili ve deneysel yaklaşımlarla bu sürece yeniden dahil olmasını önermektedir.</w:t>
+        <w:t xml:space="preserve">Dönüşümün ikinci kanalı, malzeme üretiminin tasarımcının kendi pratiğine girmesidir. Rognoli ve diğ. (2015), kişisel üretim teknolojilerinin yaygınlaşmasının ve bireylerin ürünlerini kişiselleştirme isteğinin, dağıtık ve paylaşımlı üretim süreçleriyle deney yapma ve yeni malzemeler tasarlama bakımından önemli olanaklar sunduğunu belirtmektedir. Yazarlar kendin yap malzemeleri, bireysel ya da ortak öz üretim deneyimleriyle, çoğu kez tasarımcının kendi icat ettiği teknik ve süreçlerle, malzemeyle kurcalama sürecinin sonucunda yaratılan malzemeler olarak tanımlamaktadır. Rognoli ve Ayala García (2018) aynı dönüşümü malzeme aktivizmi kavramıyla ele almakta ve malzeme geliştirmenin büyük ölçüde stratejik sektörlerdeki teknik sorunların çözümü ile ölçeklenebilir uygun maliyetli çözüm arayışının denetiminde olduğunu belirtmektedir. Malzeme aktivizmi, tasarımcıların düşük teknolojili ve deneysel yaklaşımlarla bu sürece yeniden dahil olmasını önermektedir.</w:t>
       </w:r>
     </w:p>
     <w:p>
@@ -2203,7 +2150,7 @@
           <w:sz w:val="24"/>
           <w:szCs w:val="24"/>
         </w:rPr>
-        <w:t xml:space="preserve">Ancak malzemenin etkinleşmesi yalnızca bir olanak değil, aynı zamanda bir belirsizlik kaynağıdır. Malzemenin zaman içindeki davranışı tasarım kararının bir parçası hâline geldiğinde, bu davranışın bilinmesi de bir gereklilik olarak ortaya çıkar. Beşinci başlık bu gerekliliği dirençlilik tartışması üzerinden ele almaktadır.</w:t>
+        <w:t xml:space="preserve">Malzemenin etkinleşmesi yalnızca bir olanak değil, aynı zamanda bir belirsizlik kaynağıdır. Malzemenin zaman içindeki davranışı tasarım kararının bir parçası hâline geldiğinde, bu davranışın bilinmesi de bir gereklilik olarak ortaya çıkar. Beşinci başlık bu gerekliliği dirençlilik tartışması üzerinden ele almaktadır.</w:t>
       </w:r>
     </w:p>
     <w:p>
@@ -2263,7 +2210,7 @@
           <w:sz w:val="24"/>
           <w:szCs w:val="24"/>
         </w:rPr>
-        <w:t xml:space="preserve">Döngüsellik tartışmasının kavramsal zemini, kavramın kendisindeki belirsizlikle başlar. Kirchherr ve diğ. (2017), döngüsel ekonomi kavramının hem akademide hem uygulamada ivme kazanmasına karşın eleştirmenlerin kavramın herkes için farklı bir şey ifade ettiğini öne sürdüğünü belirtmekte; 114 tanımı on yedi boyutta kodladıkları çalışmalarında kavramın en sık azaltma, yeniden kullanma ve geri dönüştürme etkinliklerinin bir bileşimi olarak betimlendiğini, buna karşılık döngüselliğin sistemsel bir değişimi gerektirdiğinin çoğu kez vurgulanmadığını göstermektedir. Kavram malzeme ölçeğine indirgendiğinde, tam da bu sistemsel boyut gözden kaçmaktadır.</w:t>
+        <w:t xml:space="preserve">Döngüsellik tartışmasının kavramsal zemini, kavramın kendisindeki belirsizlikle başlar. Kirchherr ve diğ. (2017), döngüsel ekonomi kavramının hem akademide hem uygulamada ivme kazanmasına karşın eleştirmenlerin kavramın herkes için farklı bir şey ifade ettiğini öne sürdüğünü belirtmektedir. Yazarların 114 tanımı on yedi boyutta kodladıkları çalışması, kavramın en sık azaltma, yeniden kullanma ve geri dönüştürme etkinliklerinin bir bileşimi olarak betimlendiğini, buna karşılık döngüselliğin sistemsel bir değişimi gerektirdiğinin çoğu kez vurgulanmadığını göstermektedir. Kavram malzeme ölçeğine indirgendiğinde, tam da bu sistemsel boyut gözden kaçmaktadır. Yapılı çevre özelinde Pomponi ve Moncaster (2017), yapı araştırmalarında döngüsel ekonomiyi tanımlayan altı temel boyut belirlemektedir. Bunlar çevresel, teknolojik, ekonomik, toplumsal, yönetsel ve davranışsal boyutlardır. Çerçevenin bu bölüm açısından önemi, döngüselliğin yalnızca malzemenin teknik niteliğiyle açıklanamayacağını göstermesidir; teknolojik boyut altı boyuttan yalnızca biridir.</w:t>
       </w:r>
     </w:p>
     <w:p>
@@ -2277,7 +2224,23 @@
           <w:sz w:val="24"/>
           <w:szCs w:val="24"/>
         </w:rPr>
-        <w:t xml:space="preserve">Yapılı çevre özelinde Pomponi ve Moncaster (2017), yapı araştırmalarında döngüsel ekonomiyi tanımlayan altı temel boyut belirlemektedir: çevresel, teknolojik, ekonomik, toplumsal, yönetsel ve davranışsal. Yazarlara göre bu boyutları bir araya getiren başvuru çerçevesi, mevcut girişimleri kümelemek ve disiplinler arası çalışmalar için eksik bağlantıları görünür kılmak bakımından değerli bir araçtır. Çerçevenin bu bölüm açısından önemi, döngüselliğin yalnızca malzemenin teknik niteliğiyle açıklanamayacağını göstermesidir; teknolojik boyut altı boyuttan yalnızca biridir.</w:t>
+        <w:t xml:space="preserve">Biyolojik üretim mantığı bu zemine yapısal olarak uygundur. Andréen ve Goidea’nın (2022) belirttiği gibi biyolojik tasarım sistemi doğası gereği döngüseldir ve malzeme kullanımı için ikna edici bir perspektif oluşturur. Ancak bu yapısal uygunluk fiilî bir eklemlenme anlamına gelmemektedir. Edalat (2026), biyolojik temelli yapı malzemelerinin döngüsel ekonomi sistemlerine eklemlenmesinin kavramsal olarak parçalı ve uygulamada tutarsız kaldığını belirtmektedir. Bu başlığın tartışması, söz konusu boşluğun nerede doğduğu sorusu üzerine kurulmuştur.</w:t>
+      </w:r>
+    </w:p>
+    <w:p>
+      <w:pPr>
+        <w:pStyle w:val="Heading2"/>
+        <w:spacing w:after="170" w:before="320" w:line="360"/>
+      </w:pPr>
+      <w:r>
+        <w:rPr>
+          <w:rFonts w:ascii="Times New Roman" w:cs="Times New Roman" w:eastAsia="Times New Roman" w:hAnsi="Times New Roman"/>
+          <w:b/>
+          <w:bCs/>
+          <w:sz w:val="24"/>
+          <w:szCs w:val="24"/>
+        </w:rPr>
+        <w:t xml:space="preserve">4.2. Atıktan kaynağa</w:t>
       </w:r>
     </w:p>
     <w:p>
@@ -2291,7 +2254,21 @@
           <w:sz w:val="24"/>
           <w:szCs w:val="24"/>
         </w:rPr>
-        <w:t xml:space="preserve">Biyolojik üretim mantığı bu zemine yapısal olarak uygundur. Andréen ve Goidea’nın (2022) belirttiği gibi biyolojik tasarım sistemi doğası gereği döngüseldir ve malzeme kullanımı için ikna edici bir perspektif oluşturur. Ancak bu yapısal uygunluk fiilî bir eklemlenme anlamına gelmemektedir: Edalat (2026), biyolojik temelli yapı malzemelerinin döngüsel ekonomi sistemlerine eklemlenmesinin kavramsal olarak parçalı ve uygulamada tutarsız kaldığını belirtmektedir. Bu başlığın tartışması, söz konusu boşluğun nerede doğduğu sorusu üzerine kurulmuştur.</w:t>
+        <w:t xml:space="preserve">Döngüsellikle ilk kesişme noktası girdi tarafındadır. Edalat (2026), ahşap dışı biyolojik temelli yapı malzemelerinin çoğunlukla atıktan elde edildiğini ve tanecikli biçimlerde işlendiğini; buna karşılık tarımsal atığın dünya genelinde yaygın biçimde bulunmasına rağmen inşaat sektöründeki kullanımının sınırlı kaldığını, bu atığın büyük bölümünün biyoyakıt ve yem hammaddesi üretimine yönlendirildiğini belirtmektedir. Attias ve diğ.’nin (2020) beş bitkisel atık alt tabakayı dört mantar türüyle birlikte değerlendiren karşılaştırmalı çalışması, bu akımların malzemeye dönüştürülmesinde alt tabaka ile organizma bileşiminin belirleyici olduğunu göstermektedir.</w:t>
+      </w:r>
+    </w:p>
+    <w:p>
+      <w:pPr>
+        <w:spacing w:after="160" w:line="360"/>
+        <w:jc w:val="both"/>
+      </w:pPr>
+      <w:r>
+        <w:rPr>
+          <w:rFonts w:ascii="Times New Roman" w:cs="Times New Roman" w:eastAsia="Times New Roman" w:hAnsi="Times New Roman"/>
+          <w:sz w:val="24"/>
+          <w:szCs w:val="24"/>
+        </w:rPr>
+        <w:t xml:space="preserve">Kaynakların coğrafi dağılımı da belirleyicidir. Orman örtüsünün neredeyse yarısı dört ülkede yoğunlaşmakta, ahşap kaynakları ise Orta Doğu ve Kuzey Afrika gibi bölgelerde belirgin biçimde kıt kalmaktadır (Edalat, 2026). Ahşap dışı tarımsal kaynakların çok daha yaygın olması, bu coğrafyalarda tarımsal artıklara dayalı malzemelerin stratejik önemini artırmakta ve Pomponi ve Moncaster’ın (2017) çerçevesindeki çevresel ve ekonomik boyutların yerel koşullara göre farklı sonuçlar üretebileceğini göstermektedir.</w:t>
       </w:r>
     </w:p>
     <w:p>
@@ -2307,7 +2284,7 @@
           <w:sz w:val="24"/>
           <w:szCs w:val="24"/>
         </w:rPr>
-        <w:t xml:space="preserve">4.2. Atık akımlarının kaynağa dönüşmesi</w:t>
+        <w:t xml:space="preserve">4.3. Tasarım aşamasında verilen kararlar</w:t>
       </w:r>
     </w:p>
     <w:p>
@@ -2321,7 +2298,7 @@
           <w:sz w:val="24"/>
           <w:szCs w:val="24"/>
         </w:rPr>
-        <w:t xml:space="preserve">Döngüsellikle ilk kesişme noktası girdi tarafındadır. Edalat (2026), ahşap dışı biyolojik temelli yapı malzemelerinin çoğunlukla atıktan elde edildiğini ve tanecikli biçimlerde işlendiğini; buna karşılık tarımsal atığın dünya genelinde yaygın biçimde bulunmasına rağmen inşaat sektöründeki kullanımının sınırlı kaldığını, bu atığın büyük bölümünün biyoyakıt ve yem hammaddesi üretimine yönlendirildiğini belirtmektedir. Attias ve diğ.’nin (2020) beş bitkisel atık alt tabakayı dört mantar türüyle birlikte değerlendiren karşılaştırmalı çalışması, bu akımların malzemeye dönüştürülmesinde alt tabaka ile organizma bileşiminin belirleyici olduğunu göstermektedir.</w:t>
+        <w:t xml:space="preserve">Döngüsel malzeme sistemlerinin en belirleyici saptaması, kararın nerede verildiğine ilişkindir. Rios ve diğ. (2015), yıkım yerine sökümü, geri dönüştürülebilirliği ve sökülebilirlik için tasarımı daha iyi inşaat atığı yönetimi yaklaşımları olarak tanımlamakta; buna karşılık sökülebilirlik için tasarımın ilkelerini ele alan kapsamlı kılavuzlar yayımlanmış olmasına rağmen bu alanda geliştirilmiş yapı sayısının çok az kaldığını belirtmektedir. Boşluğun kaynağı tasarım aşamasıdır. Edalat (2026), malzeme tedariki, sökülebilirlik için tasarım ve bağlayıcı türünün geri dönüştürülebilirlik üzerinde belirleyici bir etkiye sahip olmasına karşın tasarımda ve araştırmada nadiren göz önünde bulundurulduğunu; sınırlılıkların esas olarak tasarım aşamasında döngüsel düşüncenin bulunmamasından kaynaklandığını belirtmektedir.</w:t>
       </w:r>
     </w:p>
     <w:p>
@@ -2335,23 +2312,7 @@
           <w:sz w:val="24"/>
           <w:szCs w:val="24"/>
         </w:rPr>
-        <w:t xml:space="preserve">Kaynakların coğrafi dağılımı da belirleyicidir: orman örtüsünün neredeyse yarısı dört ülkede yoğunlaşmakta, ahşap kaynakları ise Orta Doğu ve Kuzey Afrika gibi bölgelerde belirgin biçimde kıt kalmaktadır (Edalat, 2026). Ahşabın erişilebilirliği bölgesel olarak kısıtlıyken ahşap dışı tarımsal kaynaklar çok daha yaygındır; bu dağılım, ahşap kaynakları sınırlı coğrafyalarda tarımsal artıklara dayalı malzemelerin stratejik önemini artırmakta ve Pomponi ve Moncaster’ın (2017) çerçevesindeki çevresel ve ekonomik boyutların yerel koşullara göre farklı sonuçlar üretebileceğini göstermektedir.</w:t>
-      </w:r>
-    </w:p>
-    <w:p>
-      <w:pPr>
-        <w:pStyle w:val="Heading2"/>
-        <w:spacing w:after="170" w:before="320" w:line="360"/>
-      </w:pPr>
-      <w:r>
-        <w:rPr>
-          <w:rFonts w:ascii="Times New Roman" w:cs="Times New Roman" w:eastAsia="Times New Roman" w:hAnsi="Times New Roman"/>
-          <w:b/>
-          <w:bCs/>
-          <w:sz w:val="24"/>
-          <w:szCs w:val="24"/>
-        </w:rPr>
-        <w:t xml:space="preserve">4.3. Döngüselliğin tasarım aşamasında kararlaşması</w:t>
+        <w:t xml:space="preserve">Bu, bölümün hipotezinin ilk yarısını kaynaklı biçimde ortaya koymaktadır. Bir malzemenin döngüselliği biyolojik kökeninde değil, bileşiminde ve birleşiminde kararlaşır. Miselyum bu bakımdan öğretici bir örnektir; biyobozunurluğu, kendi kendine bağlanma özelliği ve tarımsal atıkla uyumluluğu nedeniyle kapalı döngü potansiyeli taşır ve bağlayıcı sorununu dışarıdan bir madde eklemeden çözer (Attias ve diğ., 2020). Buna karşılık aynı atık, sentetik bir reçineyle bağlandığında döngüsellik iddiası ortadan kalkar.</w:t>
       </w:r>
     </w:p>
     <w:p>
@@ -2365,35 +2326,7 @@
           <w:sz w:val="24"/>
           <w:szCs w:val="24"/>
         </w:rPr>
-        <w:t xml:space="preserve">Döngüsel malzeme sistemlerinin en belirleyici saptaması, kararın nerede verildiğine ilişkindir. Rios ve diğ. (2015), yıkım yerine sökümü, geri dönüştürülebilirliği ve sökülebilirlik için tasarımı daha iyi inşaat atığı yönetimi yaklaşımları olarak tanımlamakta; buna karşılık sökülebilirlik için tasarımın ilkelerini ele alan kapsamlı kılavuzlar yayımlanmış olmasına rağmen bu alanda geliştirilmiş yapı sayısının çok az kaldığını belirtmektedir. Yazarların amacı, söz konusu kuram ile uygulama arasındaki boşluğu ortaya koymaktır. Boşluğun kaynağı tasarım aşamasıdır: Edalat (2026) de malzeme tedariki, sökülebilirlik için tasarım ve bağlayıcı türünün — doğal, sentetik ya da hiç kullanılmamış olması — geri dönüştürülebilirlik üzerinde belirleyici bir etkiye sahip olmasına karşın tasarımda ve araştırmada nadiren göz önünde bulundurulduğunu; sınırlılıkların esas olarak tasarım aşamasında döngüsel düşüncenin bulunmamasından kaynaklandığını belirtmektedir.</w:t>
-      </w:r>
-    </w:p>
-    <w:p>
-      <w:pPr>
-        <w:spacing w:after="160" w:line="360"/>
-        <w:jc w:val="both"/>
-      </w:pPr>
-      <w:r>
-        <w:rPr>
-          <w:rFonts w:ascii="Times New Roman" w:cs="Times New Roman" w:eastAsia="Times New Roman" w:hAnsi="Times New Roman"/>
-          <w:sz w:val="24"/>
-          <w:szCs w:val="24"/>
-        </w:rPr>
-        <w:t xml:space="preserve">Bu, bölümün hipotezinin ilk yarısını kaynaklı biçimde ortaya koymaktadır: bir malzemenin döngüselliği biyolojik kökeninde değil, bileşiminde ve birleşiminde kararlaşır. Miselyum bu bakımdan öğretici bir örnektir; biyobozunurluğu, kendi kendine bağlanma özelliği ve tarımsal atıkla uyumluluğu nedeniyle kapalı döngü potansiyeli taşır ve bağlayıcı sorununu dışarıdan bir madde eklemeden çözer (Attias ve diğ., 2020; Edalat, 2026). Buna karşılık aynı atık, sentetik bir reçineyle bağlandığında döngüsellik iddiası ortadan kalkar; altıncı başlıkta aktarılan iç mekân duvar paneli örneği bu durumu göstermektedir.</w:t>
-      </w:r>
-    </w:p>
-    <w:p>
-      <w:pPr>
-        <w:spacing w:after="160" w:line="360"/>
-        <w:jc w:val="both"/>
-      </w:pPr>
-      <w:r>
-        <w:rPr>
-          <w:rFonts w:ascii="Times New Roman" w:cs="Times New Roman" w:eastAsia="Times New Roman" w:hAnsi="Times New Roman"/>
-          <w:sz w:val="24"/>
-          <w:szCs w:val="24"/>
-        </w:rPr>
-        <w:t xml:space="preserve">Biyolojik kökenin güvence oluşturmadığı, girişte aktarılan iki uyarıyla birlikte okunduğunda daha açık hâle gelir: çevresel avantaj iddialarının her biri için önemli istisnalar bulunmaktadır (O’Rourke ve Seepersad, 2015) ve biyokompozitlerin uzun süreli dayanıklılığına ilişkin bilgi sınırlıdır (Chang ve diğ., 2020). Döngüsellik iddiası, ömür sonu davranışının bilinmediği bir malzeme için temelsiz kalır. Kaynak çeşitliliği de bu eleştirel çerçevenin parçasıdır: ahşaba aşırı bağımlılık ormansızlaşma ve biyoçeşitlilik kaybı riski taşırken, yalnızca ahşap dışı malzemelere dayanmak ölçeklenebilirlikten yoksundur; iki grubun tamamlayıcı güçlerinin bütünleştirilmesi döngüselliğe daha dirençli bir yol sunmaktadır (Edalat, 2026). Tartışmanın malzeme ölçeğinden mekân ölçeğine taşınmasını gerektiren nokta da burasıdır.</w:t>
+        <w:t xml:space="preserve">Biyolojik kökenin güvence oluşturmadığı, girişte aktarılan iki uyarıyla birlikte okunduğunda daha açık hâle gelir. Çevresel avantaj iddialarının her biri için önemli istisnalar bulunmakta (O’Rourke ve Seepersad, 2015) ve biyokompozitlerin uzun süreli dayanıklılığına ilişkin bilgi sınırlı kalmaktadır (Chang ve diğ., 2020). Döngüsellik iddiası, ömür sonu davranışının bilinmediği bir malzeme için temelsiz kalır. Kaynak çeşitliliği de bu eleştirel çerçevenin parçasıdır; ahşaba aşırı bağımlılık ormansızlaşma ve biyoçeşitlilik kaybı riski taşırken, yalnızca ahşap dışı malzemelere dayanmak ölçeklenebilirlikten yoksundur.</w:t>
       </w:r>
     </w:p>
     <w:p>
@@ -2423,7 +2356,7 @@
           <w:sz w:val="24"/>
           <w:szCs w:val="24"/>
         </w:rPr>
-        <w:t xml:space="preserve">Önceki başlıkta döngüselliğin biyolojik kökenle güvence altına alınamayacağı ortaya konmuştu. Bu başlıkta tartışma bir adım ileri taşınarak, biyolojik temelli malzemelerin tasarım sürecine etkileri dirençlilik kavramı üzerinden ele alınmaktadır.</w:t>
+        <w:t xml:space="preserve">Önceki başlıkta döngüselliğin biyolojik kökenle güvence altına alınamayacağı ortaya konmuştu. Bu başlıkta dirençlilik, biyolojik temelli malzemelerin tasarım sürecine dâhil edilmesiyle ortaya çıkan dönüşümleri anlamaya yönelik bir kavram olarak ele alınmaktadır.</w:t>
       </w:r>
     </w:p>
     <w:p>
@@ -2467,7 +2400,7 @@
           <w:sz w:val="24"/>
           <w:szCs w:val="24"/>
         </w:rPr>
-        <w:t xml:space="preserve">Ayrımın tasarım açısından sonucu şudur: Heymans ve diğ.’nin (2019) belirttiği gibi, sistemler öngörülemez olduğunda sistemin sürdürülebilirliği onun dirençlilik kapasitesine bağlı hâle gelir. Yazarlar bunun planlamacı ve tasarımcılar için, idealleştirilmiş bir sürdürülebilir mekânsal biçim geliştirmekten, sistemin uyarlanma kapasitesinden doğan dirençliliğini kurmak üzere nasıl örgütlenebileceğini düşünmeye geçmek anlamına geldiğini vurgulamaktadır. Sürdürülebilirlik bir biçim hedefi olmaktan çıkıp bir örgütlenme sorusuna dönüşmektedir.</w:t>
+        <w:t xml:space="preserve">Heymans ve diğ.’nin (2019) belirttiği gibi, sistemler öngörülemez olduğunda sistemin sürdürülebilirliği onun dirençlilik kapasitesine bağlı hâle gelir. Yazarlar bunun planlamacı ve tasarımcılar için, idealleştirilmiş bir sürdürülebilir mekânsal biçim geliştirmekten, sistemin uyarlanma kapasitesinden doğan dirençliliğini kurmak üzere nasıl örgütlenebileceğini düşünmeye geçmek anlamına geldiğini vurgulamaktadır. Sürdürülebilirlik bir biçim hedefi olmaktan çıkıp bir örgütlenme sorusuna dönüşmektedir.</w:t>
       </w:r>
     </w:p>
     <w:p>
@@ -2497,7 +2430,7 @@
           <w:sz w:val="24"/>
           <w:szCs w:val="24"/>
         </w:rPr>
-        <w:t xml:space="preserve">Biyolojik temelli malzemelerin tasarım sürecine dâhil edilmesi, yalnızca kullanılan malzemenin niteliğini değil tasarımcının bu süreçteki konumunu da dönüştürmektedir. Geleneksel yaklaşımda malzeme, verilmiş tasarım kararları doğrultusunda seçilen ve biçimlendirilen bir unsurdur; biyolojik temelli malzemeler ise değişkenlikleri, zamansallıkları ve üretim koşullarındaki belirsizlikleriyle bu kararların yeniden değerlendirilmesini gerektirir. Barati ve Karana (2019), tasarımcı ile malzeme bilimcisi arasındaki erken aşama ortak projelerini inceledikleri çalışmalarında yaratıcılığın tasarımcının zihnine ait bir yeti olmadığını, tasarımcı ile maddi dünya arasında dağılmış bir süreç olduğunu ileri sürmekte; geliştirdikleri malzeme potansiyeli olarak olanaklar kavramıyla odağı tasarımcının yapma ve üretme edimlerine kaydırmaktadır. Tasarımcının işi böylece bir listeden seçim yapmak değil, malzemenin neye olanak tanıdığını üretim yoluyla keşfetmek hâline gelir; keşfedilen şey ise çoğu zaman malzemenin değişkenliğidir. Goidea ve diğ. (2022), miselyum biyokompozitlerde tür seçiminin hem üretim sürecini hem nesnenin performansını değiştirdiğini; büyüme hızı ve genetik kararlılığın yanı sıra dayanım, ısı iletkenliği ve görünüm gibi etkenlerin birlikte devreye girdiğini göstermektedir. Değişkenlik bu çerçevede bir kusur değil, tasarımcının üzerinde çalıştığı parametre kümesidir.</w:t>
+        <w:t xml:space="preserve">Biyolojik temelli malzemelerin tasarım sürecine dâhil edilmesi, yalnızca kullanılan malzemenin niteliğini değil tasarımcının bu süreçteki konumunu da dönüştürmektedir. Geleneksel yaklaşımda malzeme, verilmiş tasarım kararları doğrultusunda seçilen ve biçimlendirilen bir unsurdur; biyolojik temelli malzemeler ise değişkenlikleri, zamansallıkları ve üretim koşullarındaki belirsizlikleriyle bu kararların yeniden değerlendirilmesini gerektirir. Barati ve Karana (2019), tasarımcı ile malzeme bilimcisi arasındaki erken aşama ortak projelerini inceledikleri çalışmalarında yaratıcılığın tasarımcının zihnine ait bir yeti olmadığını, tasarımcı ile maddi dünya arasında dağılmış bir süreç olduğunu ileri sürmekte; geliştirdikleri malzeme potansiyeli olarak olanaklar kavramıyla odağı tasarımcının yapma ve üretme edimlerine kaydırmaktadır. Tasarımcının işi böylece bir listeden seçim yapmak değil, malzemenin neye olanak tanıdığını üretim yoluyla keşfetmek hâline gelir. Keşfedilen şey ise çoğu zaman malzemenin değişkenliğidir; Goidea ve diğ. (2022), miselyum biyokompozitlerde tür seçiminin hem üretim sürecini hem nesnenin performansını değiştirdiğini, büyüme hızı ve genetik kararlılığın yanı sıra dayanım, ısı iletkenliği ve görünüm gibi etkenlerin birlikte devreye girdiğini göstermektedir. Değişkenlik bu çerçevede bir kusur değil, tasarımcının üzerinde çalıştığı parametre kümesidir.</w:t>
       </w:r>
     </w:p>
     <w:p>
@@ -2511,7 +2444,7 @@
           <w:sz w:val="24"/>
           <w:szCs w:val="24"/>
         </w:rPr>
-        <w:t xml:space="preserve">Değişkenliğin ikiz kavramı zamandır. Karana ve diğ. (2018), miselyum esaslı bir malzemeyle yürütülen tasarım sürecinde tasarımcının mikroorganizmanın failliği, malzemenin kendine özgü zamansallığı ve malzemenin toplum tarafından kabulü biçiminde üç belirsizlik kaynağıyla baş etmek durumunda kaldığını ortaya koymaktadır. İkincisi, büyüme, kuruma ve yaşlanma sürelerinin tasarım kararının dışında değil içinde olduğu anlamına gelir; ne var ki bu zamanın nasıl işlediğine ilişkin bilgi hâlâ sınırlıdır (Chang ve diğ., 2020). Zamanın tasarıma girmesinin doğrudan sonucu, bakımın bir tasarım kararına dönüşmesidir. Graham ve Thrift (2007), modern toplumları ayakta tutan altyapıya ilişkin yerleşik kültürel kurguların onarım ve bakım etkinliklerini dikkat alanının dışına ittiğini ileri sürmektedir; biyolojik temelli malzemelerde bu dışarıda bırakma sürdürülemez, çünkü bakım kullanımın kesintiye uğraması değil koşuludur. Dirençli tasarım böylece önce bir kavram kümesi üretmektedir: keşfedilecek bir malzeme potansiyeli, parametreye dönüşen bir değişkenlik, hesaba katılması gereken bir malzeme zamanı ve baştan kurgulanan bir bakım ilişkisi.</w:t>
+        <w:t xml:space="preserve">Değişkenliğin ikiz kavramı zamandır. Karana ve diğ. (2018), miselyum esaslı bir malzemeyle yürütülen tasarım sürecinde tasarımcının mikroorganizmanın failliği, malzemenin kendine özgü zamansallığı ve malzemenin toplum tarafından kabulü biçiminde üç belirsizlik kaynağıyla baş etmek durumunda kaldığını ortaya koymaktadır. İkincisi, büyüme, kuruma ve yaşlanma sürelerinin tasarım kararının dışında değil içinde olduğu anlamına gelir; ne var ki bu zamanın nasıl işlediğine ilişkin bilgi hâlâ sınırlıdır (Chang ve diğ., 2020). Zamanın tasarıma girmesinin doğrudan sonucu, bakımın bir tasarım kararına dönüşmesidir. Graham ve Thrift (2007), modern toplumları ayakta tutan altyapıya ilişkin yerleşik kültürel kurguların onarım ve bakım etkinliklerini dikkat alanının dışına ittiğini ileri sürmektedir; biyolojik temelli malzemelerde bu dışarıda bırakma sürdürülemez, çünkü bakım kullanımın kesintiye uğraması değil koşuludur. Dirençli tasarım böylece önce bir kavram kümesi üretmektedir. Bunlar keşfedilecek bir malzeme potansiyeli, parametreye dönüşen bir değişkenlik, hesaba katılması gereken bir malzeme zamanı ve baştan kurgulanan bir bakım ilişkisidir.</w:t>
       </w:r>
     </w:p>
     <w:p>
@@ -2555,7 +2488,7 @@
           <w:sz w:val="24"/>
           <w:szCs w:val="24"/>
         </w:rPr>
-        <w:t xml:space="preserve">Birincisi çeşitlilik ve yedekliliktir. Tek bir malzemeye ve tek bir birleşim türüne dayanan bir kurguda yerel bir bozulma bütüne yayılırken, birden çok malzemenin ve birbirinin işlevini üstlenebilecek bileşenlerin bulunduğu bir kurguda bozulma yerel kalır; yedeklilik burada fazlalık değil, bozulmanın yayılmasını engelleyen bir örgütlenme biçimidir. İkincisi bağlantısallıktır; Biggs ve diğ.’nin (2012) formülasyonu bağlantısallığın artırılmasını değil yönetilmesini önermektedir. Tasarımda bu, bileşenlerin birbirine nasıl bağlandığı sorusudur: tersinir birleşimler bir bileşenin ötekini bozmadan değiştirilmesine olanak tanırken, kalıcı birleşimler bütün kurguyu tek bir karara bağlar. Rios ve diğ. (2015), sökülebilirlik için tasarım ilkelerine ilişkin kapsamlı kılavuzlar bulunmasına karşın bu alanda geliştirilmiş yapı sayısının çok az kaldığını belirtmektedir.</w:t>
+        <w:t xml:space="preserve">Birincisi çeşitlilik ve yedekliliktir. Tek bir malzemeye ve tek bir birleşim türüne dayanan bir kurguda yerel bir bozulma bütüne yayılırken, birden çok malzemenin ve birbirinin işlevini üstlenebilecek bileşenlerin bulunduğu bir kurguda bozulma yerel kalır; yedeklilik burada fazlalık değil, bozulmanın yayılmasını engelleyen bir örgütlenme biçimidir. İkincisi bağlantısallıktır. Biggs ve diğ.’nin (2012) formülasyonu bağlantısallığın artırılmasını değil yönetilmesini önermektedir; tasarımda bu, bileşenlerin birbirine nasıl bağlandığı sorusudur. Tersinir birleşimler bir bileşenin ötekini bozmadan değiştirilmesine olanak tanırken, kalıcı birleşimler bütün kurguyu tek bir karara bağlar.</w:t>
       </w:r>
     </w:p>
     <w:p>
@@ -2569,7 +2502,7 @@
           <w:sz w:val="24"/>
           <w:szCs w:val="24"/>
         </w:rPr>
-        <w:t xml:space="preserve">Üçüncüsü bakım ve onarılabilirliktir; önceki alt başlıkta kurulan bakım ilişkisi burada bir özniteliğe dönüşür ve bileşenin onarılabilir olup olmadığı, onarım izlerinin kabul edilip edilmediği ve bakımın kim tarafından yapılabileceği sorularında somutlaşır. Dördüncüsü uyarlanabilirlik ve dönüşebilirliktir. Walker ve diğ. (2004), uyarlanabilirliği sistemdeki insan aktörlerin dirençliliği yönetme konusundaki ortak kapasitesi, dönüşebilirliği ise koşullar mevcut sistemi sürdürülemez kıldığında temelden yeni bir sistem yaratma kapasitesi olarak tanımlamaktadır. Kavramın yapı araştırmalarındaki karşılığının yerleşmediği de belirtilmelidir; Askar ve diğ. (2021), uyarlanabilirlik kavramına ilişkin yorumların ve bunlara bağlı paradigmaların zaman içinde değiştiğini, uygulama ve stratejilerin de bu değişimle birlikte geliştiğini ortaya koymaktadır.</w:t>
+        <w:t xml:space="preserve">Üçüncüsü bakım ve onarılabilirliktir. Önceki alt başlıkta kurulan bakım ilişkisi burada bir özniteliğe dönüşür ve bileşenin onarılabilir olup olmadığı, onarım izlerinin kabul edilip edilmediği ve bakımın kim tarafından yapılabileceği sorularında somutlaşır. Dördüncüsü uyarlanabilirlik ve dönüşebilirliktir. Walker ve diğ. (2004), uyarlanabilirliği sistemdeki insan aktörlerin dirençliliği yönetme konusundaki ortak kapasitesi, dönüşebilirliği ise koşullar mevcut sistemi sürdürülemez kıldığında temelden yeni bir sistem yaratma kapasitesi olarak tanımlamaktadır. Kavramın yapı araştırmalarındaki karşılığının yerleşmediği de belirtilmelidir; Askar ve diğ. (2021), uyarlanabilirlik kavramına ilişkin yorumların ve bunlara bağlı paradigmaların zaman içinde değiştiğini, uygulama ve stratejilerin de bu değişimle birlikte geliştiğini ortaya koymaktadır.</w:t>
       </w:r>
     </w:p>
     <w:p>
@@ -2599,7 +2532,7 @@
           <w:sz w:val="26"/>
           <w:szCs w:val="26"/>
         </w:rPr>
-        <w:t xml:space="preserve">6. İÇ MİMARLIKTA MEKÂNSAL DÖNÜŞÜM</w:t>
+        <w:t xml:space="preserve">6. İÇ MEKÂN ÖLÇEĞİ</w:t>
       </w:r>
     </w:p>
     <w:p>
@@ -2613,7 +2546,7 @@
           <w:sz w:val="24"/>
           <w:szCs w:val="24"/>
         </w:rPr>
-        <w:t xml:space="preserve">Önceki başlıklarda biyolojik temelli malzemelerin sınıflandırması, döngüsellikle ilişkisi ve dirençlilik kapasitesi malzeme ölçeğinde ele alınmıştı. Bu başlıkta tartışma mekân ölçeğine taşınmakta; söz konusu malzemelerin iç mimarlık pratiğinde hangi konumu aldığı ve bu konumun tasarım kararlarını nasıl değiştirdiği incelenmektedir.</w:t>
+        <w:t xml:space="preserve">Önceki başlıklarda biyolojik temelli malzemelerin sınıflandırması, döngüsellikle ilişkisi ve dirençlilik öznitelikleri malzeme ve sistem ölçeğinde ele alınmıştı. Bu başlıkta tartışma mekân ölçeğine taşınmakta; söz konusu malzemelerin iç mimarlık pratiğinde hangi konumu aldığı ve bu konumun tasarım kararlarını nasıl değiştirdiği incelenmektedir.</w:t>
       </w:r>
     </w:p>
     <w:p>
@@ -2629,7 +2562,7 @@
           <w:sz w:val="24"/>
           <w:szCs w:val="24"/>
         </w:rPr>
-        <w:t xml:space="preserve">6.1. İç mekânın öncelikli konumu</w:t>
+        <w:t xml:space="preserve">6.1. İç mekânın konumu</w:t>
       </w:r>
     </w:p>
     <w:p>
@@ -2643,7 +2576,7 @@
           <w:sz w:val="24"/>
           <w:szCs w:val="24"/>
         </w:rPr>
-        <w:t xml:space="preserve">Biyolojik temelli malzemelerin yapılı çevredeki yeri, literatürde sanıldığından daha belirgin biçimde tanımlanmıştır. Edalat (2026), inşaat sektöründe ahşap dışı biyolojik temelli yapı malzemelerinin iç ve dış yüzey kaplamaları, ısıl ve akustik yalıtım ile mobilya üretimi gibi uygulamalarda kullanıldığını; buna karşılık ahşap esaslı malzemelerin ağırlıklı olarak yapısal bileşenlerde yer aldığını ve ahşap dışı malzemelerin sınırlı mekanik dayanımları nedeniyle taşıyıcı elemanlarda nadiren kullanıldığını belirtmektedir. İki saptama bir arada okunduğunda ortaya belirgin bir sonuç çıkmaktadır: ahşap dışı biyolojik temelli malzemelerin uygulama alanı zaten büyük ölçüde iç mekândır. Bu durum bir sınırlılık olarak değil, bir konumlanma olarak değerlendirilebilir; taşıyıcı olmayan bileşenler, söz konusu malzemelerin yapısal risk eşiğinin görece düşük olduğu, dolayısıyla denenebilir oldukları alanı oluşturmaktadır.</w:t>
+        <w:t xml:space="preserve">Biyolojik temelli malzemelerin yapılı çevredeki yeri literatürde belirgin biçimde tanımlanmıştır. Edalat (2026), inşaat sektöründe ahşap dışı biyolojik temelli yapı malzemelerinin iç ve dış yüzey kaplamaları, ısıl ve akustik yalıtım ile mobilya üretimi gibi uygulamalarda kullanıldığını; buna karşılık ahşap esaslı malzemelerin ağırlıklı olarak yapısal bileşenlerde yer aldığını ve ahşap dışı malzemelerin sınırlı mekanik dayanımları nedeniyle taşıyıcı elemanlarda nadiren kullanıldığını belirtmektedir. İki saptama bir arada okunduğunda, ahşap dışı biyolojik temelli malzemelerin uygulama alanının zaten büyük ölçüde iç mekân olduğu görülmektedir. Bu durum bir sınırlılık olarak değil, bir konumlanma olarak değerlendirilebilir; taşıyıcı olmayan bileşenler, söz konusu malzemelerin yapısal risk eşiğinin görece düşük olduğu, dolayısıyla denenebilir oldukları alanı oluşturmaktadır.</w:t>
       </w:r>
     </w:p>
     <w:p>
@@ -2657,7 +2590,7 @@
           <w:sz w:val="24"/>
           <w:szCs w:val="24"/>
         </w:rPr>
-        <w:t xml:space="preserve">Üçüncü başlıkta aktarılan ölçek kısıtı da aynı sonucu desteklemektedir: Chayaamor-Heil ve diğ.’nin (2024) canlı organizmalarla malzeme geliştirmenin mimarlıkta ürün ve tekstil tasarımına kıyasla daha güç gerçekleştiğine ilişkin saptaması, iç mekân bileşenlerinin bu geçişteki konumunu da belirlemektedir. Ölçek ve katmanlılık bakımından mimari bütünle ürün ölçeği arasında yer aldıkları için iç mekân bileşenleri, geçişin yapılabileceği aradaki eşiği oluşturmaktadır. Tyagi ve Jain’in (2026) iç mekân tasarımında biyolojik temelli ve yenileyici malzemeler üzerine yürüttüğü sistematik derleme de alanın bu ölçekte birikmeye başladığını göstermektedir.</w:t>
+        <w:t xml:space="preserve">Üçüncü başlıkta aktarılan ölçek kısıtı da aynı sonucu desteklemektedir. Chayaamor-Heil ve diğ.’nin (2024) canlı organizmalarla malzeme geliştirmenin mimarlıkta ürün ve tekstil tasarımına kıyasla daha güç gerçekleştiğine ilişkin saptaması, iç mekân bileşenlerinin bu geçişteki konumunu da belirlemektedir. Ölçek ve katmanlılık bakımından mimari bütünle ürün ölçeği arasında yer aldıkları için iç mekân bileşenleri, geçişin yapılabileceği aradaki eşiği oluşturmaktadır. Tyagi ve Jain’in (2026) sistematik derlemesi de alanın bu ölçekte birikmeye başladığını göstermektedir.</w:t>
       </w:r>
     </w:p>
     <w:p>
@@ -2673,7 +2606,7 @@
           <w:sz w:val="24"/>
           <w:szCs w:val="24"/>
         </w:rPr>
-        <w:t xml:space="preserve">6.2. İkame tuzağı ve ömür sonu kararı</w:t>
+        <w:t xml:space="preserve">6.2. İkame tuzağı ve ömür sonu</w:t>
       </w:r>
     </w:p>
     <w:p>
@@ -2687,7 +2620,7 @@
           <w:sz w:val="24"/>
           <w:szCs w:val="24"/>
         </w:rPr>
-        <w:t xml:space="preserve">Biyolojik temelli malzemelerin iç mekâna girişinde en yaygın yaklaşım, bu malzemelerin yerleşik malzemelerin yerine konmasıdır. Karana ve diğ. (2018) bu eğilimi doğrudan saptamaktadır: büyütülmüş malzemeler bugüne kadar çoğunlukla geleneksel malzemelerin yerine geçen uygulamalarda kullanılmıştır. Yazarlara göre bu durum, malzemenin kendi niteliklerinin değerlendirilmeden kaldığı anlamına gelir. Malzeme Odaklı Tasarım yöntemi tam da bu nedenle önerilmektedir: yöntem, geliştirilmekte olan bir malzeme için özgün uygulama fikirleri bulmak üzere, malzemenin kendine özgü teknik ve deneyimsel niteliklerinin uygun ve yaratıcı biçimde öne çıkarılmasını ve birbirine bağlanmasını sağlar (Karana ve diğ., 2015). Camere ve Karana’nın (2018) malzeme seçiminden malzeme tasarımına doğru bir kayma olarak adlandırdığı dönüşüm, iç mimarlık ölçeğinde somut bir ölçüt üretmektedir: bir miselyum panelini alçıpanın yerine koymak, biyolojik temelli bir malzemeyi kullanmak ama onu bir biyotasarım nesnesi olarak kullanmamaktır.</w:t>
+        <w:t xml:space="preserve">Biyolojik temelli malzemelerin iç mekâna girişinde en yaygın yaklaşım, bu malzemelerin yerleşik malzemelerin yerine konmasıdır. Karana ve diğ. (2018) bu eğilimi doğrudan saptamaktadır; geliştirilmiş malzemeler bugüne kadar çoğunlukla geleneksel malzemelerin yerine geçen uygulamalarda kullanılmıştır. Yazarlara göre bu durum, malzemenin kendi niteliklerinin değerlendirilmeden kaldığı anlamına gelir. Malzeme Odaklı Tasarım yöntemi tam da bu nedenle önerilmektedir; yöntem, geliştirilmekte olan bir malzeme için özgün uygulama fikirleri bulmak üzere malzemenin kendine özgü teknik ve deneyimsel niteliklerinin öne çıkarılmasını sağlar (Karana ve diğ., 2015). Camere ve Karana’nın (2018) malzeme seçiminden malzeme tasarımına doğru bir kayma olarak adlandırdığı dönüşüm, iç mimarlık ölçeğinde somut bir ölçüt üretmektedir. Bir miselyum panelini alçıpanın yerine koymak, biyolojik temelli bir malzemeyi kullanmak ama onu bir biyotasarım nesnesi olarak kullanmamaktır.</w:t>
       </w:r>
     </w:p>
     <w:p>
@@ -2701,7 +2634,21 @@
           <w:sz w:val="24"/>
           <w:szCs w:val="24"/>
         </w:rPr>
-        <w:t xml:space="preserve">Döngüselliğin bileşim ve birleşimde kararlaştığı sav da iç mekân ölçeğinde somut biçimde gözlenebilmektedir. Edalat (2026), yirmi çalışmayı döngüsellik ölçütleri üzerinden değerlendirdiği incelemesinde, kahve atığı ile üre-formaldehit reçinesi kullanılarak üretilen ve ısıl ile akustik performansı sınanan bir iç mekân duvar paneli çalışmasını ele almaktadır. Değerlendirmenin sonucu dikkat çekicidir: atık kökenli tedarik bakımından çalışma tam puan almakta, buna karşılık geri dönüştürülebilirlik, biyobozunurluk ve ömür sonu ölçütü hiç dikkate alınmamış olarak puanlanmaktadır. Örnek, bölümün savını iç mimarlığın kendi nesnesi üzerinden göstermektedir: bir duvar paneli atıktan üretilmiş olabilir; ancak sentetik bir reçineyle bağlandığında ve ömür sonu senaryosu kurgulanmadığında döngüsel bir bileşen hâline gelmez. Rios ve diğ.’nin (2015) sökülebilirlik için tasarım ilkelerinin kuramda yerleşmiş olmasına karşın uygulamada çok az karşılık bulduğuna ilişkin saptaması, bu boşluğun yapı ölçeğinde de geçerli olduğunu göstermektedir.</w:t>
+        <w:t xml:space="preserve">Döngüselliğin bileşim ve birleşimde kararlaştığı sav da iç mekân ölçeğinde somut biçimde gözlenebilmektedir. Edalat (2026), yirmi çalışmayı döngüsellik ölçütleri üzerinden değerlendirdiği incelemesinde, kahve atığı ile üre-formaldehit reçinesi kullanılarak üretilen ve ısıl ile akustik performansı sınanan bir iç mekân duvar paneli çalışmasını ele almaktadır. Değerlendirmenin sonucuna göre atık kökenli tedarik bakımından çalışma tam puan almakta, buna karşılık geri dönüştürülebilirlik, biyobozunurluk ve ömür sonu ölçütü hiç dikkate alınmamış olarak puanlanmaktadır. Örnek, bölümün savını iç mimarlığın kendi nesnesi üzerinden göstermektedir. Bir duvar paneli atıktan üretilmiş olabilir; ancak sentetik bir reçineyle bağlandığında ve ömür sonu senaryosu kurgulanmadığında döngüsel bir bileşen hâline gelmez.</w:t>
+      </w:r>
+    </w:p>
+    <w:p>
+      <w:pPr>
+        <w:spacing w:after="160" w:line="360"/>
+        <w:jc w:val="both"/>
+      </w:pPr>
+      <w:r>
+        <w:rPr>
+          <w:rFonts w:ascii="Times New Roman" w:cs="Times New Roman" w:eastAsia="Times New Roman" w:hAnsi="Times New Roman"/>
+          <w:sz w:val="24"/>
+          <w:szCs w:val="24"/>
+        </w:rPr>
+        <w:t xml:space="preserve">Beşinci başlıkta tanımlanan tersinir bağlantı özniteliğinin iç mekândaki karşılığı da buradadır. Bileşen bağımsız bir nesne olarak değil, sökülüp yeniden kurulabilen bir sistemin parçası olarak tasarlandığında ömür sonu senaryosu bir varsayım olmaktan çıkar. Andréen ve Goidea’nın (2022) belirttiği gibi, malzemeler kimyasal olarak ya da ısıyla işlenmemiş olduğunda yapılı çevre tümüyle tersinir hâle gelir ve ekleme ile değişiklikler az çabayla yapılabilir. Edalat (2026) de döngüsel ekonominin kullanım, onarım ve yeniden kullanım aşamalarının yeterince araştırılmadığını ve büyük ölçüde bağlama bağlı olduğunu belirtmektedir; bu aşamaların tamamı, kullanıcının malzemeyle doğrudan temas ettiği ölçekte gerçekleşmektedir.</w:t>
       </w:r>
     </w:p>
     <w:p>
@@ -2717,7 +2664,7 @@
           <w:sz w:val="24"/>
           <w:szCs w:val="24"/>
         </w:rPr>
-        <w:t xml:space="preserve">6.3. Mekânsal sistem, deneyim ve bir uygulama örneği</w:t>
+        <w:t xml:space="preserve">6.3. Deneyim ve bir uygulama örneği</w:t>
       </w:r>
     </w:p>
     <w:p>
@@ -2731,7 +2678,7 @@
           <w:sz w:val="24"/>
           <w:szCs w:val="24"/>
         </w:rPr>
-        <w:t xml:space="preserve">Biyolojik temelli malzemelerin mekânsal karşılığı, tek bir bileşen ölçeğinde değil ölçekler arası bir ilişkide kurulur. Beşinci başlıkta aktarılan karşılıklı bağımlılık ilkesinin iç mekândaki karşılığı, bileşenin bağımsız bir nesne değil, sökülüp yeniden kurulabilen bir sistemin parçası olarak tasarlanmasıdır. Andréen ve Goidea’nın (2022) belirttiği gibi, malzemeler kimyasal olarak ya da ısıyla işlenmemiş olduğunda yapılı çevre tümüyle tersinir hâle gelir ve ekleme ile değişiklikler az çabayla yapılabilir. İç mekânın bu tartışmadaki özgül konumu, Edalat’ın (2026) gelecek araştırma yönleri arasında saydığı boşlukla da örtüşmektedir: döngüsel ekonominin kullanım, onarım ve yeniden kullanım aşamaları yeterince araştırılmamış ve büyük ölçüde bağlama bağlıdır. Bu aşamaların tamamı, kullanıcının malzemeyle doğrudan temas ettiği ölçekte, yani iç mekânda gerçekleşmektedir.</w:t>
+        <w:t xml:space="preserve">Kullanıcı ile malzeme arasındaki temas yalnızca teknik bir mesele değildir. Beşinci başlıkta anılan üç belirsizlik kaynağından üçüncüsü, yani malzemenin toplum tarafından kabulü (Karana ve diğ., 2018), iç mimarlık açısından özellikle belirleyicidir. Rognoli ve Ayala García’nın (2018) belirttiği gibi malzeme deneyimimiz, çevremizi saran nesnelerin neredeyse tamamının endüstriyel seri üretimden gelmesi nedeniyle koşullanmış bir deneyimdir; bu koşullanma, tekdüzeliği kalite ile, değişkenliği ise kusur ile özdeşleştiren bir beklenti üretir. Oysa biyolojik temelli malzemelerde değişkenlik malzemenin kimliğinin parçasıdır. İç mekân, kullanıcının malzemeye dokunduğu ve yaşlanmasını izlediği ölçek olduğu için, bu beklentinin dönüşeceği ya da direneceği yer de burasıdır.</w:t>
       </w:r>
     </w:p>
     <w:p>
@@ -2745,21 +2692,7 @@
           <w:sz w:val="24"/>
           <w:szCs w:val="24"/>
         </w:rPr>
-        <w:t xml:space="preserve">Bu temas yalnızca teknik bir mesele değildir. Beşinci başlıkta anılan üç belirsizlik kaynağından üçüncüsü — malzemenin toplum tarafından kabulü (Karana ve diğ., 2018) — iç mimarlık açısından özellikle belirleyicidir. Rognoli ve Ayala García’nın (2018) belirttiği gibi malzeme deneyimimiz, çevremizi saran nesnelerin neredeyse tamamının endüstriyel seri üretimden gelmesi nedeniyle koşullanmış bir deneyimdir; bu koşullanma, tekdüzeliği kalite ile, değişkenliği ise kusur ile özdeşleştiren bir beklenti üretir. Oysa biyolojik temelli malzemelerde değişkenlik malzemenin kimliğinin parçasıdır. İç mekân, kullanıcının malzemeye dokunduğu, yaşlanmasını izlediği ve onunla gündelik ilişki kurduğu ölçek olduğu için, bu beklentinin dönüşeceği ya da direneceği yer de burasıdır.</w:t>
-      </w:r>
-    </w:p>
-    <w:p>
-      <w:pPr>
-        <w:spacing w:after="160" w:line="360"/>
-        <w:jc w:val="both"/>
-      </w:pPr>
-      <w:r>
-        <w:rPr>
-          <w:rFonts w:ascii="Times New Roman" w:cs="Times New Roman" w:eastAsia="Times New Roman" w:hAnsi="Times New Roman"/>
-          <w:sz w:val="24"/>
-          <w:szCs w:val="24"/>
-        </w:rPr>
-        <w:t xml:space="preserve">Yukarıda tartışılan üç ilişki — ikame yerine malzemenin kendi niteliklerinden yola çıkılması, ömür sonu senaryosunun bağlayıcı kararına yansıtılması ve bileşenin yeniden kurgulanabilir bir sistemin parçası olarak ele alınması — atık yumurta kabuğu ile doğal polimer esaslı bir bağlayıcı sistemden geliştirilen bir biyokompozit üzerinden tek bir örnekte birleştirilmiştir (Ünal, 2025). Söz konusu çalışmada malzeme bir ürün önerisi olarak değil tasarım aracı olarak ele alınmış, teknik ve deneyimsel nitelikleri Malzeme Odaklı Tasarım yöntemiyle birlikte değerlendirilmiş ve malzeme değişkenliği sökülüp yeniden kurulabilir modüler bir iç mekân sistemine aktarılmıştır. Teknik performans değerleri bu bölümün kapsamı dışındadır.</w:t>
+        <w:t xml:space="preserve">Bu başlıkta tartışılan üç ilişki, yani ikame yerine malzemenin kendi niteliklerinden yola çıkılması, ömür sonu senaryosunun bağlayıcı kararına yansıtılması ve bileşenin yeniden kurgulanabilir bir sistemin parçası olarak ele alınması, atık yumurta kabuğu ile doğal polimer esaslı bir bağlayıcı sistemden geliştirilen bir biyokompozit üzerinden tek bir örnekte birleştirilmiştir (Ünal, 2025). Söz konusu çalışmada malzeme bir ürün önerisi olarak değil tasarım aracı olarak ele alınmış, teknik ve deneyimsel nitelikleri Malzeme Odaklı Tasarım yöntemiyle birlikte değerlendirilmiş ve malzeme değişkenliği sökülüp yeniden kurulabilir modüler bir iç mekân sistemine aktarılmıştır.</w:t>
       </w:r>
     </w:p>
     <w:p>
@@ -2775,7 +2708,7 @@
           <w:sz w:val="26"/>
           <w:szCs w:val="26"/>
         </w:rPr>
-        <w:t xml:space="preserve">7. BİYOMALZEME SEÇİMİ İÇİN BİR DEĞERLENDİRME ÇERÇEVESİ</w:t>
+        <w:t xml:space="preserve">7. DEĞERLENDİRME ÇERÇEVESİ</w:t>
       </w:r>
     </w:p>
     <w:p>
@@ -2789,7 +2722,7 @@
           <w:sz w:val="24"/>
           <w:szCs w:val="24"/>
         </w:rPr>
-        <w:t xml:space="preserve">Önceki başlıklarda biyolojik temelli malzemelerin kavramsal çerçevesi, döngüsellikle ilişkisi, dirençlilik kapasitesi ve iç mekândaki konumu ele alınmıştı. Bu başlıkta tartışma değerlendirme düzlemine taşınmakta; söz konusu malzemelerin iç mimarlıkta hangi ölçütlerle değerlendirilebileceği sorusu ele alınmaktadır.</w:t>
+        <w:t xml:space="preserve">Önceki başlıklarda biyolojik temelli malzemelerin kavramsal çerçevesi, döngüsellikle ilişkisi, dirençlilik öznitelikleri ve iç mekândaki konumu ele alınmıştı. Bu başlıkta tartışma değerlendirme düzlemine taşınmakta; söz konusu malzemelerin iç mimarlıkta hangi ölçütlerle değerlendirilebileceği sorusu ele alınmaktadır.</w:t>
       </w:r>
     </w:p>
     <w:p>
@@ -3473,7 +3406,21 @@
           <w:sz w:val="24"/>
           <w:szCs w:val="24"/>
         </w:rPr>
-        <w:t xml:space="preserve">Tablo 3’ün okunma biçimi, çerçeve önerisinin de gerekçesini vermektedir. Yedi boyutun beşi malzemenin kendisine, kaynağına ve kurumsal çevresine ilişkindir; yalnızca son boyut kullanıcıyla kurulan ilişkiyi kapsar. Buna karşılık iç mimarlıkta malzeme kararını belirleyen etkenlerin önemli bir bölümü bu son boyutta toplanmaktadır.</w:t>
+        <w:t xml:space="preserve">Tablodaki karşıtlıklar üç gerilimde toplanabilir. Birincisi değişkenlik ile standartlaşma arasındadır; malzemenin tasarım açısından en değerli niteliği, kurumsal kabul açısından en büyük engelini oluşturmaktadır. Ahşap dışı malzemelerin çoğu standartlaşmış kodlardan, kamusal farkındalıktan ve uzmanlaşmış yüklenici ağından yoksundur ve tek belirgin istisna, yapısal standartların getirilmesiyle uluslararası tanınırlık kazanan bambudur (Edalat, 2026). Pomponi ve Moncaster’ın (2017) çerçevesi bu durumu açıklamaktadır; döngüsellik yönetsel ve davranışsal boyutları da kapsadığı için malzemenin teknik niteliği tek başına yeterli değildir. İkincisi yerellik ile ölçeklenebilirlik arasındadır. Yerel kaynaklara dayanabilmek önemli bir avantajdır; ancak aynı özellik merkezsiz ve parçalı tedarik zincirleri biçiminde pazar ölçeğinde bir dezavantaja dönüşmektedir. Buna karşılık Rognoli ve diğ. (2015), kişisel üretim teknolojilerinin dağıtık üretim süreçleriyle deney yapmayı olanaklı kıldığını göstermektedir; merkezsizlik sanayi ölçeğinde bir engel, tasarım pratiği ölçeğinde ise bir olanaktır.</w:t>
+      </w:r>
+    </w:p>
+    <w:p>
+      <w:pPr>
+        <w:spacing w:after="160" w:line="360"/>
+        <w:jc w:val="both"/>
+      </w:pPr>
+      <w:r>
+        <w:rPr>
+          <w:rFonts w:ascii="Times New Roman" w:cs="Times New Roman" w:eastAsia="Times New Roman" w:hAnsi="Times New Roman"/>
+          <w:sz w:val="24"/>
+          <w:szCs w:val="24"/>
+        </w:rPr>
+        <w:t xml:space="preserve">Üçüncü gerilim biyolojik dönüşebilirlik ile dayanıklılık arasındadır ve bölümün hipotezini en açık biçimde sınar. Edalat (2026), koyun ve kenevir yünü gibi ham biyolojik yalıtkanların geri dönüştürülebilirlik ve karşılaştırılabilir ısıl performans nedeniyle ilgi görmesine karşın zayıf yangın dayanımı ve yüksek maliyetle karşılaştığını; buna karşılık mineral yünlerin tümüyle ve sınırsız biçimde yeni ürünlere geri dönüştürülebildiğini aktarmaktadır. Bu özgül karşılaştırmada, biyolojik kökenli olmayan bir malzeme biyolojik kökenli alternatifinden daha döngüsel davranmaktadır. Samanın tümüyle biyobozunur olması da zamanla kademeli bozunmaya açıklık anlamına gelmekte ve geri kazanımını güçleştirmektedir. Biyobozunurluk, kendi başına döngüsellik üretmemekte; aksine geri kazanımı zorlaştırabilmektedir.</w:t>
       </w:r>
     </w:p>
     <w:p>
@@ -3489,7 +3436,7 @@
           <w:sz w:val="24"/>
           <w:szCs w:val="24"/>
         </w:rPr>
-        <w:t xml:space="preserve">7.2. Üç gerilim</w:t>
+        <w:t xml:space="preserve">7.2. Altı boyutlu çerçeve</w:t>
       </w:r>
     </w:p>
     <w:p>
@@ -3503,65 +3450,7 @@
           <w:sz w:val="24"/>
           <w:szCs w:val="24"/>
         </w:rPr>
-        <w:t xml:space="preserve">Birincisi değişkenlik ile standartlaşma arasındadır. Biyolojik temelli malzemelerin tasarım açısından en değerli niteliği olan değişkenlik, kurumsal kabul açısından en büyük engelini oluşturmaktadır. Edalat (2026), ahşap dışı malzemelerin çoğunun standartlaşmış kodlardan, kamusal farkındalıktan ve uzmanlaşmış yüklenici ağından yoksun olduğunu; tek belirgin istisnanın yapısal standartların getirilmesiyle uluslararası tanınırlık kazanan bambu olduğunu, ahşabın ise kodlar ve nitelikli işgücüyle desteklenen yerleşik konumu sayesinde daha fazla yeniden kullanım ve geri dönüşüme olanak tanıdığını belirtmektedir. Pomponi ve Moncaster’ın (2017) çerçevesi bu durumu açıklamaktadır: döngüsellik yönetsel ve davranışsal boyutları da kapsar; malzemenin teknik niteliği tek başına yeterli değildir.</w:t>
-      </w:r>
-    </w:p>
-    <w:p>
-      <w:pPr>
-        <w:spacing w:after="160" w:line="360"/>
-        <w:jc w:val="both"/>
-      </w:pPr>
-      <w:r>
-        <w:rPr>
-          <w:rFonts w:ascii="Times New Roman" w:cs="Times New Roman" w:eastAsia="Times New Roman" w:hAnsi="Times New Roman"/>
-          <w:sz w:val="24"/>
-          <w:szCs w:val="24"/>
-        </w:rPr>
-        <w:t xml:space="preserve">İkincisi yerellik ile ölçeklenebilirlik arasındadır. Biyolojik temelli üretimin yerel kaynaklara dayanabilmesi önemli bir avantajdır; ancak bu avantaj pazar ölçeğinde bir dezavantaja dönüşebilmektedir. Edalat (2026), üretim ve dağıtım aşamalarında yüksek maliyetler, sınırlı pazar payı, merkezsiz ve parçalı tedarik zincirleri, düşük pazar şeffaflığı ve uzmanlaşmış işgücü kıtlığı gibi kalıcı güçlükler saptamaktadır. Buna karşılık Rognoli ve diğ. (2015), kişisel üretim teknolojilerinin yaygınlaşmasının dağıtık ve paylaşımlı üretim süreçleriyle deney yapmayı olanaklı kıldığını göstermektedir. İki saptama birlikte okunduğunda, merkezsizliğin sanayi ölçeğinde bir engel, tasarım pratiği ölçeğinde ise bir olanak oluşturduğu görülmektedir.</w:t>
-      </w:r>
-    </w:p>
-    <w:p>
-      <w:pPr>
-        <w:spacing w:after="160" w:line="360"/>
-        <w:jc w:val="both"/>
-      </w:pPr>
-      <w:r>
-        <w:rPr>
-          <w:rFonts w:ascii="Times New Roman" w:cs="Times New Roman" w:eastAsia="Times New Roman" w:hAnsi="Times New Roman"/>
-          <w:sz w:val="24"/>
-          <w:szCs w:val="24"/>
-        </w:rPr>
-        <w:t xml:space="preserve">Üçüncüsü biyolojik dönüşebilirlik ile dayanıklılık arasındadır ve bölümün hipotezini en açık biçimde sınayan gerilimdir. Edalat (2026), koyun ve kenevir yünü gibi ham biyolojik yalıtkanların geri dönüştürülebilirlik ve mineral esaslı yalıtkanlarla karşılaştırılabilir ısıl performans nedeniyle ilgi görmesine karşın zayıf yangın dayanımı ve yüksek maliyetle karşılaştığını; buna karşılık mineral yünlerin tümüyle ve sınırsız biçimde yeni ürünlere geri dönüştürülebildiğini ve bu nedenle kapalı döngü uygulamalarıyla daha etkili biçimde örtüştüğünü aktarmaktadır. Yani bu özgül karşılaştırmada, biyolojik kökenli olmayan bir malzeme, biyolojik kökenli alternatifinden daha döngüsel davranmaktadır. Samanın tümüyle biyobozunur olması da zamanla kademeli bozunmaya açıklık anlamına gelmekte ve ön üretimli olmayan biçimlerin geri kazanımını güçleştirmektedir. Biyobozunurluk, kendi başına döngüsellik üretmemekte; aksine geri kazanımı zorlaştırabilmektedir.</w:t>
-      </w:r>
-    </w:p>
-    <w:p>
-      <w:pPr>
-        <w:pStyle w:val="Heading2"/>
-        <w:spacing w:after="170" w:before="320" w:line="360"/>
-      </w:pPr>
-      <w:r>
-        <w:rPr>
-          <w:rFonts w:ascii="Times New Roman" w:cs="Times New Roman" w:eastAsia="Times New Roman" w:hAnsi="Times New Roman"/>
-          <w:b/>
-          <w:bCs/>
-          <w:sz w:val="24"/>
-          <w:szCs w:val="24"/>
-        </w:rPr>
-        <w:t xml:space="preserve">7.3. Altı boyutlu bir değerlendirme çerçevesi</w:t>
-      </w:r>
-    </w:p>
-    <w:p>
-      <w:pPr>
-        <w:spacing w:after="160" w:line="360"/>
-        <w:jc w:val="both"/>
-      </w:pPr>
-      <w:r>
-        <w:rPr>
-          <w:rFonts w:ascii="Times New Roman" w:cs="Times New Roman" w:eastAsia="Times New Roman" w:hAnsi="Times New Roman"/>
-          <w:sz w:val="24"/>
-          <w:szCs w:val="24"/>
-        </w:rPr>
-        <w:t xml:space="preserve">Yukarıdaki üç gerilim, bir malzemenin tek bir ölçüt kümesiyle değerlendirilemeyeceğini göstermektedir. Kirchherr ve diğ. (2017), döngüsellik tanımlarının çoğunun sistemsel değişimi vurgulamadığını; Pomponi ve Moncaster (2017) ise yapılı çevrede döngüselliğin altı boyutta kurulduğunu ortaya koymaktadır. Edalat (2026) de malzeme tasarımcılarının yaşam döngüsü değerlendirmesine ve sera gazı azaltımına orantısız biçimde odaklanmasının tedarik zinciri dirençliliği ve malzeme döngüselliği gibi en az onun kadar hayati yönleri ihmal ettiğini belirtmektedir. Üç saptama aynı sonuca varmaktadır: eksik olan, daha iyi bir malzeme listesi değil; malzeme kararını farklı düzlemlerde birlikte okuyan bir çerçevedir.</w:t>
+        <w:t xml:space="preserve">Üç gerilim, bir malzemenin tek bir ölçüt kümesiyle değerlendirilemeyeceğini göstermektedir. Kirchherr ve diğ. (2017) döngüsellik tanımlarının çoğunun sistemsel değişimi vurgulamadığını, Pomponi ve Moncaster (2017) yapılı çevrede döngüselliğin altı boyutta kurulduğunu, Edalat (2026) ise yaşam döngüsü değerlendirmesine ve sera gazı azaltımına orantısız odaklanmanın tedarik zinciri dirençliliğini ve malzeme döngüselliğini ihmal ettiğini ortaya koymaktadır. Üç saptama aynı sonuca varmaktadır. Eksik olan, daha iyi bir malzeme listesi değil; malzeme kararını farklı düzlemlerde birlikte okuyan bir çerçevedir.</w:t>
       </w:r>
     </w:p>
     <w:p>
@@ -3617,8 +3506,8 @@
       <w:tblGrid>
         <w:gridCol w:w="550"/>
         <w:gridCol w:w="1900"/>
-        <w:gridCol w:w="3400"/>
-        <w:gridCol w:w="3176"/>
+        <w:gridCol w:w="3300"/>
+        <w:gridCol w:w="3276"/>
       </w:tblGrid>
       <w:tr>
         <w:trPr>
@@ -3676,7 +3565,7 @@
         </w:tc>
         <w:tc>
           <w:tcPr>
-            <w:tcW w:type="dxa" w:w="3400"/>
+            <w:tcW w:type="dxa" w:w="3300"/>
             <w:shd w:fill="ECECEC" w:color="auto" w:val="clear"/>
             <w:tcMar>
               <w:top w:type="dxa" w:w="80"/>
@@ -3701,7 +3590,7 @@
         </w:tc>
         <w:tc>
           <w:tcPr>
-            <w:tcW w:type="dxa" w:w="3176"/>
+            <w:tcW w:type="dxa" w:w="3276"/>
             <w:shd w:fill="ECECEC" w:color="auto" w:val="clear"/>
             <w:tcMar>
               <w:top w:type="dxa" w:w="80"/>
@@ -3776,7 +3665,7 @@
         </w:tc>
         <w:tc>
           <w:tcPr>
-            <w:tcW w:type="dxa" w:w="3400"/>
+            <w:tcW w:type="dxa" w:w="3300"/>
             <w:tcMar>
               <w:top w:type="dxa" w:w="80"/>
               <w:left w:type="dxa" w:w="110"/>
@@ -3800,7 +3689,7 @@
         </w:tc>
         <w:tc>
           <w:tcPr>
-            <w:tcW w:type="dxa" w:w="3176"/>
+            <w:tcW w:type="dxa" w:w="3276"/>
             <w:tcMar>
               <w:top w:type="dxa" w:w="80"/>
               <w:left w:type="dxa" w:w="110"/>
@@ -3874,7 +3763,7 @@
         </w:tc>
         <w:tc>
           <w:tcPr>
-            <w:tcW w:type="dxa" w:w="3400"/>
+            <w:tcW w:type="dxa" w:w="3300"/>
             <w:tcMar>
               <w:top w:type="dxa" w:w="80"/>
               <w:left w:type="dxa" w:w="110"/>
@@ -3898,7 +3787,7 @@
         </w:tc>
         <w:tc>
           <w:tcPr>
-            <w:tcW w:type="dxa" w:w="3176"/>
+            <w:tcW w:type="dxa" w:w="3276"/>
             <w:tcMar>
               <w:top w:type="dxa" w:w="80"/>
               <w:left w:type="dxa" w:w="110"/>
@@ -3972,7 +3861,7 @@
         </w:tc>
         <w:tc>
           <w:tcPr>
-            <w:tcW w:type="dxa" w:w="3400"/>
+            <w:tcW w:type="dxa" w:w="3300"/>
             <w:tcMar>
               <w:top w:type="dxa" w:w="80"/>
               <w:left w:type="dxa" w:w="110"/>
@@ -3996,25 +3885,25 @@
         </w:tc>
         <w:tc>
           <w:tcPr>
-            <w:tcW w:type="dxa" w:w="3176"/>
-            <w:tcMar>
-              <w:top w:type="dxa" w:w="80"/>
-              <w:left w:type="dxa" w:w="110"/>
-              <w:bottom w:type="dxa" w:w="80"/>
-              <w:right w:type="dxa" w:w="110"/>
-            </w:tcMar>
-          </w:tcPr>
-          <w:p>
-            <w:pPr>
-              <w:spacing w:after="0" w:line="240"/>
-            </w:pPr>
-            <w:r>
-              <w:rPr>
-                <w:rFonts w:ascii="Times New Roman" w:cs="Times New Roman" w:eastAsia="Times New Roman" w:hAnsi="Times New Roman"/>
-                <w:sz w:val="19"/>
-                <w:szCs w:val="19"/>
-              </w:rPr>
-              <w:t xml:space="preserve">Kirchherr ve diğ. (2017); Chang ve diğ. (2020); Edalat (2026)</w:t>
+            <w:tcW w:type="dxa" w:w="3276"/>
+            <w:tcMar>
+              <w:top w:type="dxa" w:w="80"/>
+              <w:left w:type="dxa" w:w="110"/>
+              <w:bottom w:type="dxa" w:w="80"/>
+              <w:right w:type="dxa" w:w="110"/>
+            </w:tcMar>
+          </w:tcPr>
+          <w:p>
+            <w:pPr>
+              <w:spacing w:after="0" w:line="240"/>
+            </w:pPr>
+            <w:r>
+              <w:rPr>
+                <w:rFonts w:ascii="Times New Roman" w:cs="Times New Roman" w:eastAsia="Times New Roman" w:hAnsi="Times New Roman"/>
+                <w:sz w:val="19"/>
+                <w:szCs w:val="19"/>
+              </w:rPr>
+              <w:t xml:space="preserve">Kirchherr ve diğ. (2017); Chang ve diğ. (2020)</w:t>
             </w:r>
           </w:p>
         </w:tc>
@@ -4070,7 +3959,7 @@
         </w:tc>
         <w:tc>
           <w:tcPr>
-            <w:tcW w:type="dxa" w:w="3400"/>
+            <w:tcW w:type="dxa" w:w="3300"/>
             <w:tcMar>
               <w:top w:type="dxa" w:w="80"/>
               <w:left w:type="dxa" w:w="110"/>
@@ -4094,7 +3983,7 @@
         </w:tc>
         <w:tc>
           <w:tcPr>
-            <w:tcW w:type="dxa" w:w="3176"/>
+            <w:tcW w:type="dxa" w:w="3276"/>
             <w:tcMar>
               <w:top w:type="dxa" w:w="80"/>
               <w:left w:type="dxa" w:w="110"/>
@@ -4168,49 +4057,49 @@
         </w:tc>
         <w:tc>
           <w:tcPr>
-            <w:tcW w:type="dxa" w:w="3400"/>
-            <w:tcMar>
-              <w:top w:type="dxa" w:w="80"/>
-              <w:left w:type="dxa" w:w="110"/>
-              <w:bottom w:type="dxa" w:w="80"/>
-              <w:right w:type="dxa" w:w="110"/>
-            </w:tcMar>
-          </w:tcPr>
-          <w:p>
-            <w:pPr>
-              <w:spacing w:after="0" w:line="240"/>
-            </w:pPr>
-            <w:r>
-              <w:rPr>
-                <w:rFonts w:ascii="Times New Roman" w:cs="Times New Roman" w:eastAsia="Times New Roman" w:hAnsi="Times New Roman"/>
-                <w:sz w:val="19"/>
-                <w:szCs w:val="19"/>
-              </w:rPr>
-              <w:t xml:space="preserve">Kurgu çeşitlilik ve yedeklilik taşıyor mu? Birleşimler tersinir mi? Bileşen onarılabiliyor mu? Mekân uyarlanabilir ve dönüşebilir mi?</w:t>
-            </w:r>
-          </w:p>
-        </w:tc>
-        <w:tc>
-          <w:tcPr>
-            <w:tcW w:type="dxa" w:w="3176"/>
-            <w:tcMar>
-              <w:top w:type="dxa" w:w="80"/>
-              <w:left w:type="dxa" w:w="110"/>
-              <w:bottom w:type="dxa" w:w="80"/>
-              <w:right w:type="dxa" w:w="110"/>
-            </w:tcMar>
-          </w:tcPr>
-          <w:p>
-            <w:pPr>
-              <w:spacing w:after="0" w:line="240"/>
-            </w:pPr>
-            <w:r>
-              <w:rPr>
-                <w:rFonts w:ascii="Times New Roman" w:cs="Times New Roman" w:eastAsia="Times New Roman" w:hAnsi="Times New Roman"/>
-                <w:sz w:val="19"/>
-                <w:szCs w:val="19"/>
-              </w:rPr>
-              <w:t xml:space="preserve">Walker ve diğ. (2004); Biggs ve diğ. (2012); Graham ve Thrift (2007); Rios ve diğ. (2015)</w:t>
+            <w:tcW w:type="dxa" w:w="3300"/>
+            <w:tcMar>
+              <w:top w:type="dxa" w:w="80"/>
+              <w:left w:type="dxa" w:w="110"/>
+              <w:bottom w:type="dxa" w:w="80"/>
+              <w:right w:type="dxa" w:w="110"/>
+            </w:tcMar>
+          </w:tcPr>
+          <w:p>
+            <w:pPr>
+              <w:spacing w:after="0" w:line="240"/>
+            </w:pPr>
+            <w:r>
+              <w:rPr>
+                <w:rFonts w:ascii="Times New Roman" w:cs="Times New Roman" w:eastAsia="Times New Roman" w:hAnsi="Times New Roman"/>
+                <w:sz w:val="19"/>
+                <w:szCs w:val="19"/>
+              </w:rPr>
+              <w:t xml:space="preserve">Kurgu çeşitlilik ve yedeklilik taşıyor mu? Bileşen onarılabiliyor mu? Mekân uyarlanabilir ve dönüşebilir mi?</w:t>
+            </w:r>
+          </w:p>
+        </w:tc>
+        <w:tc>
+          <w:tcPr>
+            <w:tcW w:type="dxa" w:w="3276"/>
+            <w:tcMar>
+              <w:top w:type="dxa" w:w="80"/>
+              <w:left w:type="dxa" w:w="110"/>
+              <w:bottom w:type="dxa" w:w="80"/>
+              <w:right w:type="dxa" w:w="110"/>
+            </w:tcMar>
+          </w:tcPr>
+          <w:p>
+            <w:pPr>
+              <w:spacing w:after="0" w:line="240"/>
+            </w:pPr>
+            <w:r>
+              <w:rPr>
+                <w:rFonts w:ascii="Times New Roman" w:cs="Times New Roman" w:eastAsia="Times New Roman" w:hAnsi="Times New Roman"/>
+                <w:sz w:val="19"/>
+                <w:szCs w:val="19"/>
+              </w:rPr>
+              <w:t xml:space="preserve">Walker ve diğ. (2004); Biggs ve diğ. (2012); Graham ve Thrift (2007)</w:t>
             </w:r>
           </w:p>
         </w:tc>
@@ -4266,7 +4155,7 @@
         </w:tc>
         <w:tc>
           <w:tcPr>
-            <w:tcW w:type="dxa" w:w="3400"/>
+            <w:tcW w:type="dxa" w:w="3300"/>
             <w:tcMar>
               <w:top w:type="dxa" w:w="80"/>
               <w:left w:type="dxa" w:w="110"/>
@@ -4290,7 +4179,7 @@
         </w:tc>
         <w:tc>
           <w:tcPr>
-            <w:tcW w:type="dxa" w:w="3176"/>
+            <w:tcW w:type="dxa" w:w="3276"/>
             <w:tcMar>
               <w:top w:type="dxa" w:w="80"/>
               <w:left w:type="dxa" w:w="110"/>
@@ -4316,21 +4205,6 @@
     </w:tbl>
     <w:p>
       <w:pPr>
-        <w:spacing w:after="340" w:before="130" w:line="240"/>
-      </w:pPr>
-      <w:r>
-        <w:rPr>
-          <w:rFonts w:ascii="Times New Roman" w:cs="Times New Roman" w:eastAsia="Times New Roman" w:hAnsi="Times New Roman"/>
-          <w:i/>
-          <w:iCs/>
-          <w:sz w:val="18"/>
-          <w:szCs w:val="18"/>
-        </w:rPr>
-        <w:t xml:space="preserve">Çerçeve bu bölümün önerisidir; boyutların dayandığı saptamalar belirtilen kaynaklardan alınmıştır.</w:t>
-      </w:r>
-    </w:p>
-    <w:p>
-      <w:pPr>
         <w:spacing w:after="160" w:line="360"/>
         <w:jc w:val="both"/>
       </w:pPr>
@@ -4340,7 +4214,7 @@
           <w:sz w:val="24"/>
           <w:szCs w:val="24"/>
         </w:rPr>
-        <w:t xml:space="preserve">Çerçevenin kullanım mantığı sıralı değil eşzamanlıdır: bir bileşenin yalnızca ilk üç boyutu karşılaması, iç mekân bağlamında yeterli bir değerlendirme sağlamaz. Nitekim altıncı başlıkta aktarılan kahve atıklı duvar paneli örneği, atık kökenli tedarik boyutunu tümüyle karşılamasına karşın ömür sonu boyutunu hiç karşılamayan bir bileşenin döngüsel sayılamayacağını göstermektedir. Aynı mantık son üç boyut için de geçerlidir: deneyimsel performansı güçlü olmakla birlikte onarılamayan, sökülemeyen ya da yenilenemeyen bir bileşen dirençlilik boyutunu karşılamaz.</w:t>
+        <w:t xml:space="preserve">Çerçevenin kullanım mantığı sıralı değil eşzamanlıdır. Bir bileşenin yalnızca ilk üç boyutu karşılaması, iç mekân bağlamında yeterli bir değerlendirme sağlamaz. Nitekim kahve atıklı duvar paneli örneği, atık kökenli tedarik boyutunu tümüyle karşılamasına karşın ömür sonu boyutunu hiç karşılamayan bir bileşenin döngüsel sayılamayacağını göstermektedir. Aynı mantık son üç boyut için de geçerlidir; deneyimsel performansı güçlü olmakla birlikte onarılamayan, sökülemeyen ya da yenilenemeyen bir bileşen dirençlilik boyutunu karşılamaz.</w:t>
       </w:r>
     </w:p>
     <w:p>
@@ -4394,7 +4268,7 @@
           <w:sz w:val="22"/>
           <w:szCs w:val="22"/>
         </w:rPr>
-        <w:t xml:space="preserve">Sürdürülebilirlik, döngüsellik ve dirençlilik: üç değerlendirme düzlemi</w:t>
+        <w:t xml:space="preserve">Üç değerlendirme düzlemi</w:t>
       </w:r>
     </w:p>
     <w:tbl>
@@ -4410,10 +4284,10 @@
         </w:tblBorders>
       </w:tblPr>
       <w:tblGrid>
-        <w:gridCol w:w="1500"/>
-        <w:gridCol w:w="2400"/>
-        <w:gridCol w:w="2563"/>
-        <w:gridCol w:w="2563"/>
+        <w:gridCol w:w="1450"/>
+        <w:gridCol w:w="2200"/>
+        <w:gridCol w:w="2500"/>
+        <w:gridCol w:w="2876"/>
       </w:tblGrid>
       <w:tr>
         <w:trPr>
@@ -4421,7 +4295,7 @@
         </w:trPr>
         <w:tc>
           <w:tcPr>
-            <w:tcW w:type="dxa" w:w="1500"/>
+            <w:tcW w:type="dxa" w:w="1450"/>
             <w:shd w:fill="ECECEC" w:color="auto" w:val="clear"/>
             <w:tcMar>
               <w:top w:type="dxa" w:w="80"/>
@@ -4446,7 +4320,7 @@
         </w:tc>
         <w:tc>
           <w:tcPr>
-            <w:tcW w:type="dxa" w:w="2400"/>
+            <w:tcW w:type="dxa" w:w="2200"/>
             <w:shd w:fill="ECECEC" w:color="auto" w:val="clear"/>
             <w:tcMar>
               <w:top w:type="dxa" w:w="80"/>
@@ -4471,7 +4345,7 @@
         </w:tc>
         <w:tc>
           <w:tcPr>
-            <w:tcW w:type="dxa" w:w="2563"/>
+            <w:tcW w:type="dxa" w:w="2500"/>
             <w:shd w:fill="ECECEC" w:color="auto" w:val="clear"/>
             <w:tcMar>
               <w:top w:type="dxa" w:w="80"/>
@@ -4496,7 +4370,7 @@
         </w:tc>
         <w:tc>
           <w:tcPr>
-            <w:tcW w:type="dxa" w:w="2563"/>
+            <w:tcW w:type="dxa" w:w="2876"/>
             <w:shd w:fill="ECECEC" w:color="auto" w:val="clear"/>
             <w:tcMar>
               <w:top w:type="dxa" w:w="80"/>
@@ -4523,7 +4397,7 @@
       <w:tr>
         <w:tc>
           <w:tcPr>
-            <w:tcW w:type="dxa" w:w="1500"/>
+            <w:tcW w:type="dxa" w:w="1450"/>
             <w:tcMar>
               <w:top w:type="dxa" w:w="80"/>
               <w:left w:type="dxa" w:w="110"/>
@@ -4547,7 +4421,7 @@
         </w:tc>
         <w:tc>
           <w:tcPr>
-            <w:tcW w:type="dxa" w:w="2400"/>
+            <w:tcW w:type="dxa" w:w="2200"/>
             <w:tcMar>
               <w:top w:type="dxa" w:w="80"/>
               <w:left w:type="dxa" w:w="110"/>
@@ -4571,7 +4445,7 @@
         </w:tc>
         <w:tc>
           <w:tcPr>
-            <w:tcW w:type="dxa" w:w="2563"/>
+            <w:tcW w:type="dxa" w:w="2500"/>
             <w:tcMar>
               <w:top w:type="dxa" w:w="80"/>
               <w:left w:type="dxa" w:w="110"/>
@@ -4595,25 +4469,25 @@
         </w:tc>
         <w:tc>
           <w:tcPr>
-            <w:tcW w:type="dxa" w:w="2563"/>
-            <w:tcMar>
-              <w:top w:type="dxa" w:w="80"/>
-              <w:left w:type="dxa" w:w="110"/>
-              <w:bottom w:type="dxa" w:w="80"/>
-              <w:right w:type="dxa" w:w="110"/>
-            </w:tcMar>
-          </w:tcPr>
-          <w:p>
-            <w:pPr>
-              <w:spacing w:after="0" w:line="240"/>
-            </w:pPr>
-            <w:r>
-              <w:rPr>
-                <w:rFonts w:ascii="Times New Roman" w:cs="Times New Roman" w:eastAsia="Times New Roman" w:hAnsi="Times New Roman"/>
-                <w:sz w:val="19"/>
-                <w:szCs w:val="19"/>
-              </w:rPr>
-              <w:t xml:space="preserve">Biyolojik köken çevresel avantajı güvence altına almaz; her avantaj için önemli istisnalar bulunur¹</w:t>
+            <w:tcW w:type="dxa" w:w="2876"/>
+            <w:tcMar>
+              <w:top w:type="dxa" w:w="80"/>
+              <w:left w:type="dxa" w:w="110"/>
+              <w:bottom w:type="dxa" w:w="80"/>
+              <w:right w:type="dxa" w:w="110"/>
+            </w:tcMar>
+          </w:tcPr>
+          <w:p>
+            <w:pPr>
+              <w:spacing w:after="0" w:line="240"/>
+            </w:pPr>
+            <w:r>
+              <w:rPr>
+                <w:rFonts w:ascii="Times New Roman" w:cs="Times New Roman" w:eastAsia="Times New Roman" w:hAnsi="Times New Roman"/>
+                <w:sz w:val="19"/>
+                <w:szCs w:val="19"/>
+              </w:rPr>
+              <w:t xml:space="preserve">Biyolojik köken çevresel avantajı güvence altına almaz; her avantaj için önemli istisnalar bulunur (O’Rourke ve Seepersad, 2015)</w:t>
             </w:r>
           </w:p>
         </w:tc>
@@ -4621,7 +4495,7 @@
       <w:tr>
         <w:tc>
           <w:tcPr>
-            <w:tcW w:type="dxa" w:w="1500"/>
+            <w:tcW w:type="dxa" w:w="1450"/>
             <w:tcMar>
               <w:top w:type="dxa" w:w="80"/>
               <w:left w:type="dxa" w:w="110"/>
@@ -4645,7 +4519,7 @@
         </w:tc>
         <w:tc>
           <w:tcPr>
-            <w:tcW w:type="dxa" w:w="2400"/>
+            <w:tcW w:type="dxa" w:w="2200"/>
             <w:tcMar>
               <w:top w:type="dxa" w:w="80"/>
               <w:left w:type="dxa" w:w="110"/>
@@ -4669,7 +4543,7 @@
         </w:tc>
         <w:tc>
           <w:tcPr>
-            <w:tcW w:type="dxa" w:w="2563"/>
+            <w:tcW w:type="dxa" w:w="2500"/>
             <w:tcMar>
               <w:top w:type="dxa" w:w="80"/>
               <w:left w:type="dxa" w:w="110"/>
@@ -4693,25 +4567,25 @@
         </w:tc>
         <w:tc>
           <w:tcPr>
-            <w:tcW w:type="dxa" w:w="2563"/>
-            <w:tcMar>
-              <w:top w:type="dxa" w:w="80"/>
-              <w:left w:type="dxa" w:w="110"/>
-              <w:bottom w:type="dxa" w:w="80"/>
-              <w:right w:type="dxa" w:w="110"/>
-            </w:tcMar>
-          </w:tcPr>
-          <w:p>
-            <w:pPr>
-              <w:spacing w:after="0" w:line="240"/>
-            </w:pPr>
-            <w:r>
-              <w:rPr>
-                <w:rFonts w:ascii="Times New Roman" w:cs="Times New Roman" w:eastAsia="Times New Roman" w:hAnsi="Times New Roman"/>
-                <w:sz w:val="19"/>
-                <w:szCs w:val="19"/>
-              </w:rPr>
-              <w:t xml:space="preserve">Tanımların çoğu sistemsel değişimi vurgulamaz; sökülebilirlik ilkeleri uygulamaya geçmemiştir²</w:t>
+            <w:tcW w:type="dxa" w:w="2876"/>
+            <w:tcMar>
+              <w:top w:type="dxa" w:w="80"/>
+              <w:left w:type="dxa" w:w="110"/>
+              <w:bottom w:type="dxa" w:w="80"/>
+              <w:right w:type="dxa" w:w="110"/>
+            </w:tcMar>
+          </w:tcPr>
+          <w:p>
+            <w:pPr>
+              <w:spacing w:after="0" w:line="240"/>
+            </w:pPr>
+            <w:r>
+              <w:rPr>
+                <w:rFonts w:ascii="Times New Roman" w:cs="Times New Roman" w:eastAsia="Times New Roman" w:hAnsi="Times New Roman"/>
+                <w:sz w:val="19"/>
+                <w:szCs w:val="19"/>
+              </w:rPr>
+              <w:t xml:space="preserve">Tanımların çoğu sistemsel değişimi vurgulamaz (Kirchherr ve diğ., 2017); sökülebilirlik ilkeleri uygulamaya çok az geçmiştir (Rios ve diğ., 2015)</w:t>
             </w:r>
           </w:p>
         </w:tc>
@@ -4719,7 +4593,7 @@
       <w:tr>
         <w:tc>
           <w:tcPr>
-            <w:tcW w:type="dxa" w:w="1500"/>
+            <w:tcW w:type="dxa" w:w="1450"/>
             <w:tcMar>
               <w:top w:type="dxa" w:w="80"/>
               <w:left w:type="dxa" w:w="110"/>
@@ -4743,7 +4617,7 @@
         </w:tc>
         <w:tc>
           <w:tcPr>
-            <w:tcW w:type="dxa" w:w="2400"/>
+            <w:tcW w:type="dxa" w:w="2200"/>
             <w:tcMar>
               <w:top w:type="dxa" w:w="80"/>
               <w:left w:type="dxa" w:w="110"/>
@@ -4767,7 +4641,7 @@
         </w:tc>
         <w:tc>
           <w:tcPr>
-            <w:tcW w:type="dxa" w:w="2563"/>
+            <w:tcW w:type="dxa" w:w="2500"/>
             <w:tcMar>
               <w:top w:type="dxa" w:w="80"/>
               <w:left w:type="dxa" w:w="110"/>
@@ -4791,25 +4665,25 @@
         </w:tc>
         <w:tc>
           <w:tcPr>
-            <w:tcW w:type="dxa" w:w="2563"/>
-            <w:tcMar>
-              <w:top w:type="dxa" w:w="80"/>
-              <w:left w:type="dxa" w:w="110"/>
-              <w:bottom w:type="dxa" w:w="80"/>
-              <w:right w:type="dxa" w:w="110"/>
-            </w:tcMar>
-          </w:tcPr>
-          <w:p>
-            <w:pPr>
-              <w:spacing w:after="0" w:line="240"/>
-            </w:pPr>
-            <w:r>
-              <w:rPr>
-                <w:rFonts w:ascii="Times New Roman" w:cs="Times New Roman" w:eastAsia="Times New Roman" w:hAnsi="Times New Roman"/>
-                <w:sz w:val="19"/>
-                <w:szCs w:val="19"/>
-              </w:rPr>
-              <w:t xml:space="preserve">Uzun süreli davranışa ilişkin bilgi büyük ölçüde eksik olduğundan değerlendirme kuramsal düzeyde kalır³</w:t>
+            <w:tcW w:type="dxa" w:w="2876"/>
+            <w:tcMar>
+              <w:top w:type="dxa" w:w="80"/>
+              <w:left w:type="dxa" w:w="110"/>
+              <w:bottom w:type="dxa" w:w="80"/>
+              <w:right w:type="dxa" w:w="110"/>
+            </w:tcMar>
+          </w:tcPr>
+          <w:p>
+            <w:pPr>
+              <w:spacing w:after="0" w:line="240"/>
+            </w:pPr>
+            <w:r>
+              <w:rPr>
+                <w:rFonts w:ascii="Times New Roman" w:cs="Times New Roman" w:eastAsia="Times New Roman" w:hAnsi="Times New Roman"/>
+                <w:sz w:val="19"/>
+                <w:szCs w:val="19"/>
+              </w:rPr>
+              <w:t xml:space="preserve">Uzun süreli davranışa ilişkin bilgi büyük ölçüde eksik olduğundan değerlendirme kuramsal düzeyde kalır (Chang ve diğ., 2020)</w:t>
             </w:r>
           </w:p>
         </w:tc>
@@ -4817,21 +4691,6 @@
     </w:tbl>
     <w:p>
       <w:pPr>
-        <w:spacing w:after="340" w:before="130" w:line="240"/>
-      </w:pPr>
-      <w:r>
-        <w:rPr>
-          <w:rFonts w:ascii="Times New Roman" w:cs="Times New Roman" w:eastAsia="Times New Roman" w:hAnsi="Times New Roman"/>
-          <w:i/>
-          <w:iCs/>
-          <w:sz w:val="18"/>
-          <w:szCs w:val="18"/>
-        </w:rPr>
-        <w:t xml:space="preserve">¹ O’Rourke ve Seepersad (2015) · ² Kirchherr ve diğ. (2017); Rios ve diğ. (2015) · ³ Walker ve diğ. (2004); Biggs ve diğ. (2012); Chang ve diğ. (2020)</w:t>
-      </w:r>
-    </w:p>
-    <w:p>
-      <w:pPr>
         <w:spacing w:after="160" w:line="360"/>
         <w:jc w:val="both"/>
       </w:pPr>
@@ -4841,7 +4700,7 @@
           <w:sz w:val="24"/>
           <w:szCs w:val="24"/>
         </w:rPr>
-        <w:t xml:space="preserve">Tablo 5’in son kolonu, bölümün yöntemsel tutumunu da özetlemektedir: her düzlem bir sonrakini gerektirmekte, hiçbiri tek başına yeterli olmamaktadır. Üç düzlemin iç mimarlıkta kesiştiği nokta ise bölümün ikinci saptamasını oluşturmaktadır. Ahşap dışı biyolojik temelli malzemelerin fiilî uygulama alanı büyük ölçüde iç mekândır; bu malzemeler sınırlı mekanik dayanımları nedeniyle taşıyıcı elemanlarda nadiren yer almaktadır (Edalat, 2026). Dolayısıyla iç mimarlık, söz konusu malzemelerin yapılı çevreye girişinde belirleyici ölçeği oluşturmaktadır.</w:t>
+        <w:t xml:space="preserve">Tablo 5’in son kolonu bölümün yöntemsel tutumunu da özetlemektedir. Her düzlem bir sonrakini gerektirmekte, hiçbiri tek başına yeterli olmamaktadır. Üç düzlemin iç mimarlıkta kesiştiği nokta ise bölümün ikinci saptamasını oluşturmaktadır. Ahşap dışı biyolojik temelli malzemelerin fiilî uygulama alanı büyük ölçüde iç mekândır; bu malzemeler sınırlı mekanik dayanımları nedeniyle taşıyıcı elemanlarda nadiren yer almaktadır (Edalat, 2026). Dolayısıyla iç mimarlık, söz konusu malzemelerin yapılı çevreye girişinde belirleyici ölçeği oluşturmaktadır.</w:t>
       </w:r>
     </w:p>
     <w:p>
@@ -4855,7 +4714,7 @@
           <w:sz w:val="24"/>
           <w:szCs w:val="24"/>
         </w:rPr>
-        <w:t xml:space="preserve">Bölümde önerilen altı boyutlu değerlendirme çerçevesi bu zemine dayanmaktadır (Tablo 4). Çerçevenin sınırlılıkları da belirtilmelidir: öneri kuramsal düzeyde kalmakta, tasarım pratiğinde sınanmamıştır. Boyutların her biri için ölçülebilir bir değerlendirme yöntemi henüz bulunmamakta; özellikle deneyimsel performans ve dirençlilik kapasitesi için yerleşik bir ölçüm yaklaşımı yoktur. Ayrıca çerçeve taşıyıcı olmayan iç mekân bileşenleri için kurulmuş olup yapısal ölçeğe genellenemez.</w:t>
+        <w:t xml:space="preserve">Bölümde önerilen altı boyutlu değerlendirme çerçevesi bu zemine dayanmaktadır (Tablo 4). Çerçevenin sınırlılıkları da belirtilmelidir. Öneri kuramsal düzeyde kalmakta, tasarım pratiğinde sınanmamıştır; özellikle deneyimsel performans ve dirençlilik kapasitesi için yerleşik bir ölçüm yaklaşımı bulunmamaktadır. Buradan bir araştırma gündemi doğmaktadır. Söz konusu iki boyut için ölçülebilir değerlendirme yaklaşımları geliştirilmeli, iç mekân bileşenlerinde tersinir birleşim detayları araştırılmalı (Rios ve diğ., 2015), biyolojik temelli bileşenlerin uzun süreli davranışı izlenmeli (Chang ve diğ., 2020) ve döngüselliğin yönetsel ile davranışsal boyutları iç mekân bağlamında incelenmelidir (Pomponi ve Moncaster, 2017).</w:t>
       </w:r>
     </w:p>
     <w:p>
@@ -4869,21 +4728,7 @@
           <w:sz w:val="24"/>
           <w:szCs w:val="24"/>
         </w:rPr>
-        <w:t xml:space="preserve">Bu sınırlılıklar doğrudan bir araştırma gündemine işaret etmektedir. Deneyimsel performans ve dirençlilik kapasitesi boyutları için ölçülebilir değerlendirme yaklaşımları geliştirilmeli; Biggs ve diğ.’nin (2012) ekolojik ölçekte tanımladığı ilkelerin iç mekân bileşenlerine nasıl uyarlanacağı ayrıca çalışılmalı; iç mekân bileşenlerinde bağlayıcı sistemleri ve tersinir birleşim detayları araştırılmalıdır, çünkü Rios ve diğ. (2015) sökülebilirlik için tasarımda kuram ile uygulama arasındaki boşluğu açıkça ortaya koymaktadır. Biyolojik temelli iç mekân bileşenlerinin uzun süreli davranışı izlenmeli (Chang ve diğ., 2020); döngüselliğin yönetsel ve davranışsal boyutları ise iç mekân bağlamında incelenmelidir (Pomponi ve Moncaster, 2017).</w:t>
-      </w:r>
-    </w:p>
-    <w:p>
-      <w:pPr>
-        <w:spacing w:after="160" w:line="360"/>
-        <w:jc w:val="both"/>
-      </w:pPr>
-      <w:r>
-        <w:rPr>
-          <w:rFonts w:ascii="Times New Roman" w:cs="Times New Roman" w:eastAsia="Times New Roman" w:hAnsi="Times New Roman"/>
-          <w:sz w:val="24"/>
-          <w:szCs w:val="24"/>
-        </w:rPr>
-        <w:t xml:space="preserve">Son olarak, bu yaklaşımın iç mimarlık açısından ima ettiği değişim malzeme listelerinin yenilenmesinden daha kapsamlıdır. Camere ve Karana’nın (2018) saptadığı malzeme seçiminden malzeme tasarımına kayma, tasarımcının malzemeyle kurduğu ilişkinin yeniden tanımlanması anlamına gelmektedir. Heymans ve diğ.’nin (2019) saptaması bu dönüşümün yönünü de göstermektedir: sistemin sürdürülebilirliği dirençlilik kapasitesine bağlıdır ve bu kapasite, kentlerin insan ve insan-dışı tüm sakinlerini kapsamak durumundadır; yalnızca insan toplumunun dirençliliğine odaklanmak sosyo-ekolojik sistemin dirençliliğini aşındırabilmektedir. İç mekân, bu ilişkinin gündelik ölçekte kurulduğu yer olduğu için, söz konusu dönüşümün hem sınanacağı hem de görünür olacağı alandır.</w:t>
+        <w:t xml:space="preserve">Son olarak, bu yaklaşımın ima ettiği değişim malzeme listelerinin yenilenmesinden daha kapsamlıdır. Camere ve Karana’nın (2018) saptadığı malzeme seçiminden malzeme tasarımına kayma, tasarımcının malzemeyle kurduğu ilişkinin yeniden tanımlanması anlamına gelmektedir. Heymans ve diğ. (2019) bu dönüşümün yönünü de göstermektedir; sistemin sürdürülebilirliği dirençlilik kapasitesine bağlıdır ve bu kapasite kentlerin insan ve insan-dışı tüm sakinlerini kapsamak durumundadır. İç mekân, bu ilişkinin gündelik ölçekte kurulduğu yer olduğu için, söz konusu dönüşümün hem sınanacağı hem de görünür olacağı alandır.</w:t>
       </w:r>
     </w:p>
     <w:p>

--- a/Kitap_Bolumu_Biyotasarim_Malzeme_Secimi.docx
+++ b/Kitap_Bolumu_Biyotasarim_Malzeme_Secimi.docx
@@ -59,7 +59,7 @@
           <w:sz w:val="24"/>
           <w:szCs w:val="24"/>
         </w:rPr>
-        <w:t xml:space="preserve">Yapılı çevrenin kaynak tüketimi ve atık üretimi, malzeme kararlarının yeniden düşünülmesini zorunlu kılmaktadır. Biyolojik temelli malzemeler sıklıkla geleneksel malzemelerin sürdürülebilir birer alternatifi olarak sunulmakta; ancak bu kurgu malzeme kararının yapısını değiştirmediği için sınırlı bir dönüşüm üretmektedir. Bölüm, iç mimarlıkta biyolojik temelli malzeme seçimini kuramsal bir çerçevede ele almakta ve biyotasarımın yalnızca yeni malzeme seçenekleri sunmakla kalmayıp malzeme seçiminin ölçütlerini ve tasarımcının kaynak, üretim, kullanım ve atıkla kurduğu ilişkiyi yeniden tanımladığını ileri sürmektedir. Çalışma biyotasarımı komşu kavramlardan ayırmakta, biyolojik temelli malzemeleri doğanın tasarım sürecine katılım düzeyine göre sınıflandırmakta ve biyolojik kökenin tek başına ne sürdürülebilirlik ne döngüsellik güvencesi oluşturduğunu göstermektedir. Döngüsellik, malzemenin kökeninde değil bileşiminde, birleşiminde ve ömür sonu senaryosunda kararlaşmaktadır. Değişkenlik, zamansallık ve bakım gereksinimi dirençlilik kavramı üzerinden değerlendirilmekte; bu malzemelerin fiilî uygulama alanının büyük ölçüde iç mekân olduğu ortaya konmaktadır. Son olarak iç mekân ölçeğine özgü altı boyutlu bir malzeme değerlendirme çerçevesi önerilmektedir.</w:t>
+        <w:t xml:space="preserve">Yapılı çevrenin kaynak tüketimi ve atık üretimi, malzeme kararlarının yeniden düşünülmesini zorunlu kılmaktadır. Biyolojik temelli malzemeler bu tartışmada çoğu kez geleneksel malzemelerin sürdürülebilir birer alternatifi olarak sunulur. Oysa böyle bir kurgu malzeme kararının yapısını değiştirmediği için sınırlı bir dönüşüm üretir. Bu bölüm, iç mimarlıkta biyolojik temelli malzeme seçimini kuramsal bir çerçevede ele alır ve biyotasarımın yalnızca yeni seçenekler sunmadığını savunur. Biyotasarım, malzeme seçiminin ölçütlerini ve tasarımcının kaynakla, üretimle, kullanımla ve atıkla kurduğu ilişkiyi yeniden tanımlar. Çalışma önce biyotasarımı komşu kavramlardan ayırır, ardından biyolojik temelli malzemeleri doğanın tasarım sürecine katılım düzeyine göre sınıflandırır. Biyolojik kökenin tek başına ne sürdürülebilirlik ne döngüsellik güvencesi oluşturduğu gösterilir. Döngüsellik, malzemenin kökeninde değil bileşiminde, birleşiminde ve ömür sonu senaryosunda kararlaşır. Değişkenlik, zamansallık ve bakım gereksinimi dirençlilik kavramı üzerinden değerlendirilir. Son olarak iç mekân ölçeğine özgü altı boyutlu bir değerlendirme çerçevesi önerilir.</w:t>
       </w:r>
     </w:p>
     <w:p>
@@ -85,7 +85,7 @@
           <w:sz w:val="24"/>
           <w:szCs w:val="24"/>
         </w:rPr>
-        <w:t xml:space="preserve">biyotasarım, biyolojik temelli malzeme, döngüsel tasarım, malzeme seçimi, mekânsal dirençlilik, iç mimarlık</w:t>
+        <w:t xml:space="preserve">biyotasarım, biyolojik temelli malzeme, döngüsel tasarım, malzeme seçimi, mekânsal dirençlilik, iç mimarlık.</w:t>
       </w:r>
     </w:p>
     <w:p>
@@ -115,7 +115,7 @@
           <w:sz w:val="24"/>
           <w:szCs w:val="24"/>
         </w:rPr>
-        <w:t xml:space="preserve">İnsan etkinliğinin yeryüzünün çevresel sistemleri üzerindeki etkisi, bugün yeni bir jeolojik dönem — insan egemenliğindeki Antroposen — olarak adlandırılacak düzeye ulaşmıştır (Heymans ve diğ., 2019). Bu dönüşümün en belirgin taşıyıcılarından biri yapılı çevredir. Edalat (2026), yapı sektörünün diğer tüm endüstriyel sektörlerle karşılaştırıldığında doğal çevre üzerinde en önemli etkiyi yarattığını; sektörün küresel karbondioksit salımının yaklaşık %39’undan sorumlu olduğunu, ham maddelerin yaklaşık %40’ını tükettiğini ve inşaat ile yıkım atıkları yoluyla katı atığın en az %30’unu ürettiğini aktarmaktadır. Etkinin kaynağı yalnızca ölçek değil, üretim mantığıdır. Chayaamor-Heil ve diğ. (2024), ağırlıklı olarak fosil yakıtların ve ham maddelerin çıkarımına dayanan geleneksel inşaat sektörünün çevre kirliliğine ve doğal kaynakların tükenmesine önemli ölçüde katkıda bulunduğunu belirtmekte; Lee ve diğ. (2022) ise mevcut fosil temelli ticari ürünlerin doğal kaynak rezervleri açısından ciddi bir tehdit oluşturduğunu ortaya koymaktadır.</w:t>
+        <w:t xml:space="preserve">İnsan etkinliğinin yeryüzünün çevresel sistemleri üzerindeki etkisi, bugün yeni bir jeolojik dönem olarak adlandırılacak düzeye ulaşmıştır (Heymans ve diğ., 2019). Bu dönüşümün en belirgin taşıyıcılarından biri yapılı çevredir. Edalat (2026), yapı sektörünün tüm endüstriyel sektörler içinde doğal çevre üzerinde en önemli etkiyi yarattığını aktarır. Aktarılan değerlere göre sektör küresel karbondioksit salımının yaklaşık %39’undan sorumludur, ham maddelerin yaklaşık %40’ını tüketir ve katı atığın en az %30’unu üretir. Etkinin kaynağı yalnızca ölçek değil, üretim mantığıdır. Chayaamor-Heil ve diğ. (2024), fosil yakıtların ve ham maddelerin çıkarımına dayanan inşaat sektörünün kirliliğe ve kaynak tükenmesine önemli ölçüde katkıda bulunduğunu saptar. Lee ve diğ. (2022) de fosil temelli ürünlerin doğal kaynak rezervleri açısından ciddi bir tehdit oluşturduğuna dikkat çeker.</w:t>
       </w:r>
     </w:p>
     <w:p>
@@ -129,7 +129,7 @@
           <w:sz w:val="24"/>
           <w:szCs w:val="24"/>
         </w:rPr>
-        <w:t xml:space="preserve">Biyolojik temelli malzemeler bu tabloya yönelik yanıtlardan biri olarak gündeme gelmektedir. Bourbia ve diğ. (2023), bu malzemelerin yenilenebilirlik, düşük gömülü enerji ve ısıl düzenleme kapasitesi gibi avantajlar sunduğunu belirtmektedir. Andréen ve Goidea (2022) ise biyomalzemelerin inşaat sektörünün olumsuz ekolojik etkisini azaltmak için potansiyel bir araç oluşturduğunu, ancak bu potansiyelin en üst düzeye çıkarılabilmesi için geleneksel yapı malzemelerinden önemli ölçüde farklı yaklaşımlar gerektirdiğini vurgulamaktadır. Bu uyarı bölümün çıkış noktasıdır. Biyolojik temelli bir malzemeyi yerleşik bir malzemenin yerine koymak, tasarım yaklaşımını değiştirmediği sürece sınırlı bir dönüşüm üretir.</w:t>
+        <w:t xml:space="preserve">Biyolojik temelli malzemeler bu tabloya verilen yanıtlardan biridir. Bourbia ve diğ. (2023), bu malzemelerin yenilenebilirlik, düşük gömülü enerji ve ısıl düzenleme kapasitesi gibi avantajlar taşıdığını derler. Ancak Andréen ve Goidea (2022) önemli bir uyarıda bulunur. Biyomalzemeler inşaat sektörünün ekolojik etkisini azaltmak için potansiyel bir araçtır, fakat bu potansiyelin en üst düzeye çıkması geleneksel yapı malzemelerinden önemli ölçüde farklı yaklaşımlar gerektirir. Uyarı bölümün çıkış noktasıdır. Biyolojik temelli bir malzemeyi yerleşik bir malzemenin yerine koymak, tasarım yaklaşımını değiştirmediği sürece sınırlı bir dönüşüm üretir.</w:t>
       </w:r>
     </w:p>
     <w:p>
@@ -143,7 +143,7 @@
           <w:sz w:val="24"/>
           <w:szCs w:val="24"/>
         </w:rPr>
-        <w:t xml:space="preserve">Literatür bu sınırlılığı iki düzeyde bildirmektedir. Birincisi kavramsaldır. Kırbaş Akyürek ve diğ. (2020), canlı ve üretilmiş bileşenlerin bir araya gelmesini adlandıran terminolojinin çeşitlilik içinde sıkışıp kaldığını ve bu durumun olgunun anlaşılmasını güçleştirdiğini ortaya koymaktadır. Benzer bir belirsizlik döngüsellik kavramında da görülmektedir. Kirchherr ve diğ. (2017), 114 döngüsel ekonomi tanımını on yedi boyutta kodladıkları çalışmalarında kavramın en sık azaltma, yeniden kullanma ve geri dönüştürme etkinliklerinin bir bileşimi olarak betimlendiğini, buna karşılık döngüselliğin sistemsel bir değişimi gerektirdiğinin çoğu kez vurgulanmadığını göstermektedir. İkinci düzey malzemenin kendisine ilişkindir. O’Rourke ve Seepersad (2015), biyolojik organizmaların sunduğu çevresel avantajlara ilişkin iddiaların genel olarak doğru olmakla birlikte her avantaj için önemli istisnalar barındırdığını göstermektedir. Dolayısıyla biyolojik köken, sürdürülebilirliğin de döngüselliğin de kendiliğinden güvencesi değildir.</w:t>
+        <w:t xml:space="preserve">Literatür bu sınırlılığı iki düzeyde bildirir. Birinci düzey kavramsaldır. Kırbaş Akyürek ve diğ. (2020), canlı ve üretilmiş bileşenlerin bir araya gelmesini adlandıran terminolojinin çeşitlilik içinde sıkışıp kaldığını bulgulamıştır. Benzer bir belirsizlik döngüsellik kavramında da görülür. Kirchherr ve diğ. (2017), 114 döngüsel ekonomi tanımını kodladıkları çalışmada kavramın en sık azaltma, yeniden kullanma ve geri dönüştürme etkinliklerinin bileşimi olarak betimlendiğini saptar. Döngüselliğin sistemsel bir değişim gerektirdiği ise çoğu kez vurgulanmaz. İkinci düzey malzemenin kendisine ilişkindir. O’Rourke ve Seepersad (2015), biyolojik organizmaların çevresel avantajlarına ilişkin iddiaların genel olarak doğru olduğunu, fakat her avantaj için önemli istisnalar barındırdığını göstermiştir. Biyolojik köken, kısacası, sürdürülebilirliğin de döngüselliğin de kendiliğinden güvencesi değildir.</w:t>
       </w:r>
     </w:p>
     <w:p>
@@ -157,7 +157,7 @@
           <w:sz w:val="24"/>
           <w:szCs w:val="24"/>
         </w:rPr>
-        <w:t xml:space="preserve">Tartışmanın iç mimarlık açısından özgül bir karşılığı bulunmaktadır. Edalat (2026), ahşap dışı biyolojik temelli yapı malzemelerinin iç ve dış yüzey kaplamaları, ısıl ve akustik yalıtım ile mobilya üretimi gibi uygulamalarda kullanıldığını; buna karşılık sınırlı mekanik dayanımları nedeniyle taşıyıcı yapı elemanlarında nadiren yer aldığını ortaya koymaktadır. Başka bir deyişle bu malzemelerin fiilî uygulama alanı büyük ölçüde iç mekândır. Bu durum iç mimarlığı, söz konusu malzemelerin yapılı çevreye girişinde belirleyici bir ölçek hâline getirmektedir.</w:t>
+        <w:t xml:space="preserve">Tartışmanın iç mimarlık açısından özgül bir karşılığı vardır. Edalat (2026), ahşap dışı biyolojik temelli yapı malzemelerinin iç ve dış yüzey kaplamaları, ısıl ve akustik yalıtım ile mobilya üretiminde kullanıldığını, buna karşılık sınırlı mekanik dayanımları nedeniyle taşıyıcı elemanlarda nadiren yer aldığını aktarır. Başka bir deyişle bu malzemelerin fiilî uygulama alanı büyük ölçüde iç mekândır. Dahası malzemenin kullanıcıyla temas ettiği, yaşlandığı, onarıldığı ve değiştirildiği ölçek de aynı ölçektir. İç mimarlık bu nedenle söz konusu malzemelerin yapılı çevreye girişinde yalnızca bir uygulama alanı değil, belirleyici bir eşik oluşturur.</w:t>
       </w:r>
     </w:p>
     <w:p>
@@ -171,7 +171,7 @@
           <w:sz w:val="24"/>
           <w:szCs w:val="24"/>
         </w:rPr>
-        <w:t xml:space="preserve">Bölümün temel hipotezi, biyotasarım ve biyolojik temelli malzemelerin iç mimarlıkta yalnızca daha sürdürülebilir malzeme seçenekleri sunmakla sınırlı olmadığı; malzeme seçiminin ölçütlerini ve tasarımcının kaynak, üretim, kullanım ve atıkla kurduğu ilişkiyi yeniden tanımladığıdır. Buna bağlı olarak bir malzemenin döngüselliği ve dirençliliği, biyolojik kökeninde değil tasarım aşamasında verilen bileşim, birleşim ve ömür sonu kararlarında belirlenmektedir. Bölümün araştırma sorusu ise şöyle kurulmuştur. İç mimarlıkta biyolojik temelli malzeme seçimi, sürdürülebilirlikten döngüselliğe ve döngüsellikten dirençliliğe geçişi sağlayan bir tasarım yaklaşımı olarak nasıl kavramsallaştırılabilir?</w:t>
+        <w:t xml:space="preserve">Bölümün araştırma sorusu buradan türetilmiştir. İç mimarlıkta biyolojik temelli malzeme seçimi, sürdürülebilirlikten döngüselliğe ve döngüsellikten dirençliliğe geçişi sağlayan bir tasarım yaklaşımı olarak nasıl kavramsallaştırılabilir? Soruya verilen geçici yanıt, yani bölümün hipotezi şudur. Biyotasarım ve biyolojik temelli malzemeler iç mimarlıkta yalnızca daha sürdürülebilir seçenekler sunmaz. Malzeme seçiminin ölçütlerini ve tasarımcının kaynakla, üretimle, kullanımla ve atıkla kurduğu ilişkiyi yeniden tanımlar. Buna bağlı olarak bir malzemenin döngüselliği ve dirençliliği, biyolojik kökeninde değil tasarım aşamasında verilen bileşim, birleşim ve ömür sonu kararlarında belirlenir.</w:t>
       </w:r>
     </w:p>
     <w:p>
@@ -185,7 +185,7 @@
           <w:sz w:val="24"/>
           <w:szCs w:val="24"/>
         </w:rPr>
-        <w:t xml:space="preserve">Soru yedi adımda ele alınmaktadır. İkinci başlık biyotasarımı komşu kavramlardan ayırır (Tablo 1); üçüncü başlık biyolojik temelli malzemeleri sınıflandırır (Tablo 2); dördüncü başlık döngüsel malzeme sistemlerini inceler; beşinci başlık dirençliliği tartışır; altıncı başlık tartışmayı iç mekân ölçeğine taşır; yedinci başlık bir değerlendirme çerçevesi önerir (Tablo 3 ve Tablo 4); sekizinci başlık bulguları üç düzlemde toparlar (Tablo 5). Bölüm, seçilmiş kaynaklara dayanan kuramsal bir derlemedir; sistematik bir yazın taraması ya da teknik bir performans değerlendirmesi amaçlamamaktadır.</w:t>
+        <w:t xml:space="preserve">Soru yedi adımda ele alınmaktadır. İkinci başlık biyotasarımı komşu kavramlardan ayırır (Tablo 1). Üçüncü başlık biyolojik temelli malzemeleri sınıflandırır (Tablo 2). Dördüncü başlık döngüsel malzeme sistemlerini inceler, beşinci başlık dirençliliği tartışır, altıncı başlık tartışmayı iç mekân ölçeğine taşır. Yedinci başlık bir değerlendirme çerçevesi önerir (Tablo 3 ve Tablo 4), sekizinci başlık bulguları üç düzlemde toparlar (Tablo 5). Bölüm seçilmiş kaynaklara dayanan kuramsal bir derlemedir. Sistematik bir yazın taraması ya da teknik bir performans değerlendirmesi amaçlanmamıştır.</w:t>
       </w:r>
     </w:p>
     <w:p>
@@ -215,7 +215,7 @@
           <w:sz w:val="24"/>
           <w:szCs w:val="24"/>
         </w:rPr>
-        <w:t xml:space="preserve">Biyoloji ile tasarım arasındaki ilişkiyi tanımlayan kavramlar son yirmi yılda hızla çoğalmış; ancak bu çoğalma ortak bir terminoloji üretmemiştir. Bu başlıkta önce söz konusu belirsizliğin niteliği ortaya konmakta, ardından biyotasarımın komşu kavramlardan hangi noktada ayrıldığı ve bu ayrımın tasarımcının rolü açısından ne anlama geldiği tartışılmaktadır.</w:t>
+        <w:t xml:space="preserve">Biyoloji ile tasarım arasındaki ilişkiyi tanımlayan kavramlar son yirmi yılda hızla çoğaldı. Bu çoğalma ortak bir terminoloji üretmedi. Aşağıda önce belirsizliğin niteliği ortaya konmakta, ardından biyotasarımın komşu kavramlardan hangi noktada ayrıldığı ve ayrımın tasarımcının rolü açısından ne anlama geldiği tartışılmaktadır.</w:t>
       </w:r>
     </w:p>
     <w:p>
@@ -245,7 +245,7 @@
           <w:sz w:val="24"/>
           <w:szCs w:val="24"/>
         </w:rPr>
-        <w:t xml:space="preserve">Kırbaş Akyürek ve diğ. (2020), yapı tasarımında canlı ve üretilmiş bileşenlerin bir araya gelmesini konu alan terminolojiyi araştırmışlardır. Örneklerin tanımlanmasında “biyo” önekiyle üretilmiş özelleştirilmiş terimler, örneğin biyobeton ve biyotuğla, ilk sırada yer almakta; bunları “akıllı”, “canlı” ve “büyüyen” nitelemeleri izlemektedir. Yazarların temel bulgusu, bu çeşitliliğe karşın literatürde genel kabul görmüş bir şemsiye terimin bulunmamasıdır. Belirsizliğin nedenini iki yönlü olarak açıklamaktadırlar. Bir yanda doğanın, doğal ögelerin, mekanizmaların ve süreçlerin kapsamlı niteliği, diğer yanda aynı disiplin ve tekniklerin farklı disiplinlerce farklı biçimlerde yorumlanması bulunmaktadır. Kavramların kaynak dildeki kullanımda dahi yerleşmemiş olması, Türkçeye aktarımda yaşanan karışıklığın yalnızca çeviri kaynaklı olmadığını da göstermektedir.</w:t>
+        <w:t xml:space="preserve">Kırbaş Akyürek ve diğ. (2020), yapı tasarımında canlı ve üretilmiş bileşenlerin bir araya gelmesini konu alan terminolojiyi araştırmıştır. Örneklerin adlandırılmasında “biyo” önekiyle üretilmiş terimler, örneğin biyobeton ve biyotuğla, ilk sırada yer alır. Bunları “akıllı”, “canlı” ve “büyüyen” nitelemeleri izler. Temel bulguları şudur: literatürde genel kabul görmüş bir şemsiye terim yoktur. Belirsizliğin kaynağı ikilidir. Bir yanda doğanın ve doğal süreçlerin kapsamlı niteliği, diğer yanda aynı tekniklerin farklı disiplinlerce farklı yorumlanması vardır. Kavramların kaynak dilde dahi yerleşmemiş olması, Türkçeye aktarımdaki karışıklığın yalnızca çeviriden doğmadığını düşündürür.</w:t>
       </w:r>
     </w:p>
     <w:p>
@@ -259,7 +259,7 @@
           <w:sz w:val="24"/>
           <w:szCs w:val="24"/>
         </w:rPr>
-        <w:t xml:space="preserve">Bu belirsizliğin en yaygın görünümü, biyotasarımın biyomimikriyle aynı tutulmasıdır. Kırbaş Akyürek ve diğ. (2020) bu eşitlemenin neden sürdürülemeyeceğini açık biçimde ortaya koymaktadır. Biyomimikrinin temel amacı biyolojik süreçleri teknolojilere çevirmektir ve terim biyolojik malzeme kullanımına işaret etmez. Yazarlar aynı gerekçeyle biyoesinlenme, biyomerkezcilik, biyofili ve biyomimarlık kavramlarını da birbirinden ayırt etmekte; bu kavramların kapsamının, canlı ve üretilmiş bileşenler arasındaki güncel bağları belirlemek için fazla geniş olduğunu belirtmektedir (Tablo 1).</w:t>
+        <w:t xml:space="preserve">Belirsizliğin en yaygın görünümü, biyotasarımın biyomimikriyle aynı tutulmasıdır. Kırbaş Akyürek ve diğ. (2020) bu eşitlemenin neden sürdürülemeyeceğini açık biçimde tartışır. Biyomimikrinin temel amacı biyolojik süreçleri teknolojilere çevirmektir ve terim biyolojik malzeme kullanımına işaret etmez. Yazarlar aynı gerekçeyle biyoesinlenme, biyomerkezcilik, biyofili ve biyomimarlık kavramlarını da birbirinden ayırır. Onlara göre bu kavramların kapsamı, canlı ve üretilmiş bileşenler arasındaki güncel bağları belirlemek için fazla geniştir (Tablo 1).</w:t>
       </w:r>
     </w:p>
     <w:p>
@@ -454,7 +454,7 @@
                 <w:sz w:val="19"/>
                 <w:szCs w:val="19"/>
               </w:rPr>
-              <w:t xml:space="preserve">Biyolojik süreçleri teknolojilere çevirir; biyolojik malzeme kullanımına işaret etmez</w:t>
+              <w:t xml:space="preserve">Biyolojik süreçleri teknolojilere çevirir, biyolojik malzeme kullanımına işaret etmez</w:t>
             </w:r>
           </w:p>
         </w:tc>
@@ -944,7 +944,7 @@
                 <w:sz w:val="19"/>
                 <w:szCs w:val="19"/>
               </w:rPr>
-              <w:t xml:space="preserve">Doğanın kendi süreci; genotipi fenotipe bağlayan morfogenetik süreçler</w:t>
+              <w:t xml:space="preserve">Doğanın kendi süreci, genotipi fenotipe bağlayan morfogenetik süreçler</w:t>
             </w:r>
           </w:p>
         </w:tc>
@@ -1122,7 +1122,7 @@
           <w:sz w:val="24"/>
           <w:szCs w:val="24"/>
         </w:rPr>
-        <w:t xml:space="preserve">Tablo 1’in gösterdiği dağılım, kavramların aynı soyutlama düzeyinde bulunmadığını da ortaya koymaktadır. Biyomimikri ve biyoesinlenme bir aktarım yöntemini, biyomerkezcilik bir etik konumu, biyofili bir deneyim ilişkisini, biyomimarlık ise bir ölçeği adlandırmaktadır. Bu nedenle aralarındaki seçim yalnızca terim tercihi değil, tartışmanın hangi düzlemde yürütüleceğine ilişkin bir karardır. Bu ayrımlar içinde biyotasarım, yapı tasarımı açısından görece daha uygun bir terim olarak öne çıkmaktadır; nitekim Myers (2018) biyoloji ile teknolojinin kaynaşmasını bu terimle açıklamakta ve bunun biyomimikri yaklaşımının ötesine geçen yeni bir kavram önerdiğini belirtmektedir.</w:t>
+        <w:t xml:space="preserve">Tablo 1’deki dağılım, kavramların aynı soyutlama düzeyinde bulunmadığını da açığa çıkarır. Biyomimikri ve biyoesinlenme bir aktarım yöntemini, biyomerkezcilik bir etik konumu, biyofili bir deneyim ilişkisini, biyomimarlık ise bir ölçeği adlandırır. Aralarındaki seçim bu nedenle yalnızca terim tercihi değildir. Tartışmanın hangi düzlemde yürütüleceğine ilişkin bir karardır. Bu ayrımlar içinde biyotasarım, yapı tasarımı açısından görece daha uygun bir terim olarak öne çıkar. Myers (2018) de biyoloji ile teknolojinin kaynaşmasını bu terimle açıklar ve bunun biyomimikrinin ötesine geçen yeni bir kavram önerdiğini savunur.</w:t>
       </w:r>
     </w:p>
     <w:p>
@@ -1152,7 +1152,7 @@
           <w:sz w:val="24"/>
           <w:szCs w:val="24"/>
         </w:rPr>
-        <w:t xml:space="preserve">Literatürdeki en keskin kavramsal ayrımlardan birini Andréen ve Goidea (2022) kurmaktadır. Yazarlara göre biyotasarım, biyolojik malzemeleri ve yaklaşımları yapılar gibi insan uygulamaları için kullanan tasarımı ifade eder. Biyolojik tasarım ise genotipleri fenotiplere bağlayan morfogenetik süreçlere, yani genetik koddaki bilgiyi mekânsal biçim olarak ifade eden süreç ve etmenlere işaret etmektedir. Ayrım kavramsal olarak belirleyicidir. Biyotasarım tasarımcının pratiğini, biyolojik tasarım ise doğanın kendi sürecini adlandırmakta ve ikincisi birincisi için bir model işlevi görmektedir. Bağ hem doğrudan hem dolaylıdır; canlı organizmaların tasarıma dahil edilmesi bu organizmaların yaşamını sürdüren süreçlere yapılı çevrede yer açılmasını gerektirirken, biyolojik ilkelerin daha yüksek düzeyde karşılıklı bağlantıyla çalışmayı olanaklı kılması tasarımla başarılabileceklerin kapsamını genişletmektedir.</w:t>
+        <w:t xml:space="preserve">Literatürdeki en keskin kavramsal ayrımlardan birini Andréen ve Goidea (2022) kurar. Yazarlara göre biyotasarım, biyolojik malzemeleri ve yaklaşımları yapılar gibi insan uygulamaları için kullanan tasarımı anlatır. Biyolojik tasarım ise genotipleri fenotiplere bağlayan morfogenetik süreçlere işaret eder. Yani genetik koddaki bilgiyi mekânsal biçim olarak ifade eden süreç ve etmenlere. Ayrım kavramsal olarak belirleyicidir. Biyotasarım tasarımcının pratiğini, biyolojik tasarım doğanın kendi sürecini adlandırır ve ikincisi birincisi için bir model işlevi görür. Yazarlara göre bağ hem doğrudandır, çünkü canlı organizmaların tasarıma katılması onların yaşamını sürdüren süreçlere yapılı çevrede yer açılmasını gerektirir, hem de dolaylıdır, çünkü biyolojik ilkelerle çalışmak tasarımla başarılabileceklerin kapsamını genişletir.</w:t>
       </w:r>
     </w:p>
     <w:p>
@@ -1166,7 +1166,7 @@
           <w:sz w:val="24"/>
           <w:szCs w:val="24"/>
         </w:rPr>
-        <w:t xml:space="preserve">Andréen ve Goidea (2022) bu modelden dört tasarım ilkesi türetmektedir. Birincisi çeşitlilik, ikincisi biçimin karmaşıklığı ve özgüllüğü, üçüncüsü dirençlilik yoluyla dayanıklılık, dördüncüsü geri besleme ve uyarlanmadır. Yazarlar ilkelerin kendi başlarına yeni olmadığını özellikle vurgulamaktadır. Modern inşaat sanayisinin doğuşundan önce mimarlık uzun süre bu stratejilerle üretilmiş; hem tarihsel hem güncel vernaküler mimarlık bu stratejileri büyük ölçüde içermiştir. Üçüncü ilke, beşinci başlıkta ayrıntılandırılacağı üzere, biyomalzemelerle çalışmanın kuramsal gerekçesini oluşturmaktadır.</w:t>
+        <w:t xml:space="preserve">Andréen ve Goidea (2022) bu modelden dört tasarım ilkesi türetir. Birincisi çeşitlilik, ikincisi biçimin karmaşıklığı ve özgüllüğü, üçüncüsü dirençlilik yoluyla dayanıklılık, dördüncüsü geri besleme ve uyarlanmadır. Yazarlar ilkelerin kendi başlarına yeni olmadığını özellikle hatırlatır. Modern inşaat sanayisinin doğuşundan önce mimarlık uzun süre bu stratejilerle üretilmiştir ve vernaküler mimarlık bunları büyük ölçüde içerir. Üçüncü ilke, beşinci başlıkta ayrıntılandırılacağı üzere, biyomalzemelerle çalışmanın kuramsal gerekçesini oluşturur.</w:t>
       </w:r>
     </w:p>
     <w:p>
@@ -1180,7 +1180,7 @@
           <w:sz w:val="24"/>
           <w:szCs w:val="24"/>
         </w:rPr>
-        <w:t xml:space="preserve">Dört ilke bir arada okunduğunda, biyotasarımı biyomimikriden ayıran nokta da görünür hâle gelmektedir. Kırbaş Akyürek ve diğ.’nin (2020) belirttiği gibi biyomimikrinin temel amacı biyolojik süreçleri teknolojilere çevirmektir; bu yaklaşımda aktarılan şey, doğanın geliştirdiği çözümün kendisidir. Andréen ve Goidea’nın (2022) ilkelerinde ise aktarılan şey çözüm değil, çözümü üreten mantıktır. Doğanın biçimleri kopyalanmaz; doğanın biçim üretme biçimi incelenerek tasarım süreci yeniden kurgulanır. İlişki bu nedenle bir taklit değil, bir ilke çıkarma ilişkisidir.</w:t>
+        <w:t xml:space="preserve">Dört ilke bir arada okunduğunda biyotasarımı biyomimikriden ayıran nokta da görünür hâle gelir. Kırbaş Akyürek ve diğ.’nin (2020) hatırlattığı gibi biyomimikri biyolojik süreçleri teknolojilere çevirmeyi amaçlar. Orada aktarılan şey doğanın geliştirdiği çözümün kendisidir. Andréen ve Goidea’nın (2022) ilkelerinde ise aktarılan şey çözüm değil, çözümü üreten mantıktır. Doğanın biçimleri kopyalanmaz. Doğanın biçim üretme biçimi incelenerek tasarım süreci yeniden kurgulanır. İlişki bu nedenle bir taklit değil, bir ilke çıkarma ilişkisidir.</w:t>
       </w:r>
     </w:p>
     <w:p>
@@ -1210,7 +1210,7 @@
           <w:sz w:val="24"/>
           <w:szCs w:val="24"/>
         </w:rPr>
-        <w:t xml:space="preserve">Biyotasarımın tek bir pratik olmadığı da belirtilmelidir. Camere ve Karana (2018), biyoloji ile tasarımı birbiriyle verimlendiren girişimleri dört kategoride toplamaktadır: artırılmış biyoloji, biyotasarım kurgusu, dijital biyofabrikasyon ve büyüyen tasarım. Sonuncusu iç mimarlık açısından en doğrudan karşılığı olanıdır; ürün tasarımı için yeni malzemelerin geliştirilmesine odaklanır ve ayırt edici noktası, malzeme büyüten tasarımcıların sentetik biyolojinin çözümlerini aramaması ve değiştirilmemiş biyolojik organizmalarla çalışmasıdır. Goidea ve diğ. (2022) ise alanı daha kapsayıcı bir ifadeyle, canlı maddeyle, canlı madde olarak ya da canlı madde için tasarlamak biçiminde tanımlamakta; böylece dört kategorinin ortak paydasını, organizmanın tasarım sürecindeki konumunun değişkenliğini tek bir cümlede toplamaktadır.</w:t>
+        <w:t xml:space="preserve">Biyotasarımın tek bir pratik olmadığını da eklemek gerekir. Camere ve Karana (2018), biyoloji ile tasarımı birbiriyle verimlendiren girişimleri dört kategoriye ayırır: artırılmış biyoloji, biyotasarım kurgusu, dijital biyofabrikasyon ve büyüyen tasarım. Sonuncusu iç mimarlık açısından en doğrudan karşılığı olanıdır. Ürün tasarımı için yeni malzemeler geliştirmeye odaklanır ve ayırt edici yanı, malzeme büyüten tasarımcıların değiştirilmemiş organizmalarla çalışmasıdır. Goidea ve diğ. (2022) alanı daha kapsayıcı bir ifadeyle, canlı maddeyle, canlı madde olarak ya da canlı madde için tasarlamak biçiminde tanımlar. Bu tanım dört kategorinin ortak paydasını, yani organizmanın tasarım sürecindeki konumunun değişkenliğini tek cümlede toplar.</w:t>
       </w:r>
     </w:p>
     <w:p>
@@ -1224,7 +1224,7 @@
           <w:sz w:val="24"/>
           <w:szCs w:val="24"/>
         </w:rPr>
-        <w:t xml:space="preserve">Bu kavramsal çerçevenin tasarım pratiğindeki karşılığı, tasarımcının konumunun değişmesidir. Camere ve Karana (2018), geleneksel olarak tasarımcıların ürün kavramlarını somutlaştırmak için malzeme seçtiklerini; buna karşılık canlı organizmalarla üretilen malzemeler söz konusu olduğunda tasarımcıların giderek malzemenin erken geliştirme aşamalarına katıldığını belirtmekte ve bu geçişi malzeme seçiminden malzeme tasarımına doğru bir kayma olarak adlandırmaktadır. Bu kayma, bölümün hipotezinin kavramsal zeminini oluşturmakta ve izleyen başlıklarda malzeme, döngüsellik ve mekân ölçeklerinde sınanmaktadır.</w:t>
+        <w:t xml:space="preserve">Kavramsal çerçevenin tasarım pratiğindeki karşılığı, tasarımcının konumunun değişmesidir. Camere ve Karana (2018), geleneksel olarak tasarımcıların ürün kavramlarını somutlaştırmak için malzeme seçtiğini hatırlatır. Canlı organizmalarla üretilen malzemeler söz konusu olduğunda ise tasarımcılar giderek malzemenin erken geliştirme aşamalarına katılır. Yazarlar bu geçişi malzeme seçiminden malzeme tasarımına doğru bir kayma olarak adlandırır. Kayma, bölümün hipotezinin kavramsal zeminini oluşturur ve izleyen başlıklarda malzeme, döngüsellik ve mekân ölçeklerinde sınanır.</w:t>
       </w:r>
     </w:p>
     <w:p>
@@ -1254,7 +1254,7 @@
           <w:sz w:val="24"/>
           <w:szCs w:val="24"/>
         </w:rPr>
-        <w:t xml:space="preserve">Önceki başlıkta biyotasarım bir tasarım yaklaşımı olarak ele alınmıştı. Bu başlıkta ise söz konusu yaklaşımın ürettiği malzemeler, yani nesne düzlemi incelenmektedir. Biyotasarım tasarımcının doğayla kurduğu ilişkiyi tanımlarken, biyomalzemeler bu ilişkinin maddi karşılığını oluşturur.</w:t>
+        <w:t xml:space="preserve">Önceki başlıkta biyotasarım bir tasarım yaklaşımı olarak ele alındı. Burada ise yaklaşımın ürettiği malzemeler, yani nesne düzlemi inceleniyor. Biyotasarım tasarımcının doğayla kurduğu ilişkiyi tanımlar. Biyomalzemeler bu ilişkinin maddi karşılığıdır.</w:t>
       </w:r>
     </w:p>
     <w:p>
@@ -1284,7 +1284,7 @@
           <w:sz w:val="24"/>
           <w:szCs w:val="24"/>
         </w:rPr>
-        <w:t xml:space="preserve">Doğa temelli malzemeler literatürde sıklıkla tek bir başlık altında toplanmakta, bu da kavramsal bir belirsizlik üretmektedir. Chayaamor-Heil ve diğ. (2023), mimarlık ve inşaat alanındaki güncel araştırmaları derledikleri çalışmalarında bu alanı biyomimikri temelli, biyolojik temelli ve canlı malzeme tasarımları olmak üzere üç ayrı yaklaşım olarak ele almaktadır. Birinci kategori, ikinci başlıkta ele alınan biyomimikri yaklaşımının malzeme ölçeğindeki karşılığıdır. Ayrımın belirleyici ölçütü, doğanın tasarım sürecine dahil olma düzeyidir. Biyomimikri temelli malzemelerde doğa bir ilke ya da strateji kaynağıdır ve malzemenin kendisinde biyolojik bir bileşen bulunmaz. Biyolojik temelli malzemelerde doğa bir girdi kaynağıdır; malzeme biyolojik kökenli hammaddelerden üretilir ancak kullanım anında canlı değildir. Canlı malzemelerde ise organizma malzemenin içinde varlığını sürdürür ve malzemenin davranışı bu canlılığa bağlı olarak değişim gösterir (Tablo 2).</w:t>
+        <w:t xml:space="preserve">Doğa temelli malzemeler literatürde sıklıkla tek bir başlık altında toplanır ve bu da kavramsal bir belirsizlik üretir. Chayaamor-Heil ve diğ. (2023), mimarlık ve inşaat alanındaki güncel araştırmaları derlediği çalışmada alanı üç ayrı yaklaşıma ayırır: biyomimikri temelli, biyolojik temelli ve canlı malzeme tasarımları. Birinci kategori, ikinci başlıkta ele alınan biyomimikri yaklaşımının malzeme ölçeğindeki karşılığıdır. Ayrımın belirleyici ölçütü doğanın tasarım sürecine dahil olma düzeyidir. Biyomimikri temelli malzemelerde doğa bir ilke ya da strateji kaynağıdır ve malzemenin kendisinde biyolojik bir bileşen bulunmaz. Biyolojik temelli malzemelerde doğa bir girdi kaynağıdır. Malzeme biyolojik kökenli hammaddelerden üretilir, ancak kullanım anında canlı değildir. Canlı malzemelerde ise organizma malzemenin içinde varlığını sürdürür ve malzemenin davranışı bu canlılığa bağlı olarak değişir (Tablo 2).</w:t>
       </w:r>
     </w:p>
     <w:p>
@@ -2034,7 +2034,7 @@
           <w:sz w:val="24"/>
           <w:szCs w:val="24"/>
         </w:rPr>
-        <w:t xml:space="preserve">Tablo 2’nin son satırı, ayrımın yalnızca tanımsal olmadığını göstermektedir. Üç yaklaşım malzemenin ömür sonu senaryosu bakımından birbirinden farklı koşullar üretir. Biyomimikri temelli bir çözümde ömür sonu sorusu malzemeye değil geometriye yöneliktir; biyolojik temelli bir malzemede soru bağlayıcı sisteminde düğümlenir; canlı bir malzemede ise organizmanın yaşamını sürdürmesi için gerekli koşullar kullanım süresinin kendisini tanımlar. Dördüncü başlıkta ele alınacak döngüsellik tartışması bu nedenle üç yaklaşım için aynı biçimde kurulamaz.</w:t>
+        <w:t xml:space="preserve">Tablo 2’nin son satırı, ayrımın yalnızca tanımsal olmadığını açığa çıkarır. Üç yaklaşım malzemenin ömür sonu senaryosu bakımından birbirinden farklı koşullar üretir. Biyomimikri temelli bir çözümde ömür sonu sorusu malzemeye değil geometriye yöneliktir. Biyolojik temelli bir malzemede soru bağlayıcı sisteminde düğümlenir. Canlı bir malzemede ise organizmanın yaşamını sürdürmesi için gereken koşullar kullanım süresinin kendisini tanımlar. Dördüncü başlıktaki döngüsellik tartışması bu nedenle üç yaklaşım için aynı biçimde kurulamaz.</w:t>
       </w:r>
     </w:p>
     <w:p>
@@ -2050,7 +2050,7 @@
           <w:sz w:val="24"/>
           <w:szCs w:val="24"/>
         </w:rPr>
-        <w:t xml:space="preserve">3.2. Vernaküler kökenden biyofabrikasyona</w:t>
+        <w:t xml:space="preserve">3.2. Vernakülerden biyofabrikasyona</w:t>
       </w:r>
     </w:p>
     <w:p>
@@ -2064,7 +2064,7 @@
           <w:sz w:val="24"/>
           <w:szCs w:val="24"/>
         </w:rPr>
-        <w:t xml:space="preserve">Biyolojik temelli malzemeler, yapı literatüründe en geniş yer tutan kategoridir. Bourbia ve diğ. (2023), yapı kabuğunda kullanılan bu malzemeleri derledikleri çalışmalarında kenevir, ahşap, hurma ağacı, mantar meşesi kabuğu, alfa otu ve samanı inceleyerek yenilenebilirlik, düşük gömülü enerji ve ısıl düzenleme kapasitesi gibi ortak özelliklere dikkat çekmektedir. Liste, bu malzemelerin önemli bir bölümünün aslında yeni değil, geleneksel yapı kültürüne ait olduğunu göstermektedir; nitekim Andréen ve Goidea (2022) da önerdikleri ilkelerin modern inşaat sanayisinden önce mimarlıkta uzun süre uygulandığını belirtmektedir. Tyagi ve Jain (2026), iç mekân tasarımında biyolojik temelli ve yenileyici malzemeler üzerine 104 yayını inceledikleri sistematik derlemede, bambu, kerpiç, saman ve kenevir gibi vernaküler malzemelerin düşük etkili uygulamalarda merkezî konumunu koruduğunu; buna karşılık miselyum, bakteriyel selüloz ve alg gibi biyofabrike malzemelerin deneysel araştırmalara hâkim olduğunu ortaya koymaktadır. Alan böylece bir yanda köklü bir yapı kültürüne, diğer yanda laboratuvar aşamasındaki bir araştırma gündemine yaslanmaktadır.</w:t>
+        <w:t xml:space="preserve">Bourbia ve diğ. (2023), yapı kabuğunda kullanılan biyolojik temelli malzemeleri derlediği çalışmada kenevir, ahşap, hurma ağacı, mantar meşesi kabuğu, alfa otu ve samanı inceler. Yenilenebilirlik, düşük gömülü enerji ve ısıl düzenleme kapasitesi bu malzemelerin ortak özellikleridir. Liste önemli bir şeyi görünür kılar. Bu malzemelerin büyük bölümü yeni değil, geleneksel yapı kültürüne aittir. Tyagi ve Jain (2026), iç mekân tasarımında biyolojik temelli ve yenileyici malzemeler üzerine 104 yayını incelediği sistematik derlemede benzer bir ikilik bulgular. Bambu, kerpiç, saman ve kenevir gibi vernaküler malzemeler düşük etkili iç mekân uygulamalarında merkezî konumunu korur. Buna karşılık miselyum, bakteriyel selüloz ve alg gibi biyofabrike malzemeler deneysel araştırmalara hâkimdir. Alan böylece bir yanda köklü bir yapı kültürüne, diğer yanda laboratuvar aşamasındaki bir gündeme yaslanır.</w:t>
       </w:r>
     </w:p>
     <w:p>
@@ -2078,7 +2078,7 @@
           <w:sz w:val="24"/>
           <w:szCs w:val="24"/>
         </w:rPr>
-        <w:t xml:space="preserve">Kategorinin ayırt edici bir başka özelliği, girdi olarak başka bir sürecin çıktısını kullanabilmesidir. Lee ve diğ. (2022), değerlendirilemeyen biyokütlenin alternatif hammadde olarak kullanılabilirliğini artırma çabalarının fosil kökenli eşdeğerlerin yerini alabilecek ürünlerin üretimine yöneldiğini ortaya koymaktadır. Biyolojik temelli bir malzemenin hammaddesi, böylece bir başka üretim sürecinin artığı da olabilir.</w:t>
+        <w:t xml:space="preserve">Kategorinin ayırt edici bir başka özelliği, girdi olarak başka bir sürecin çıktısını kullanabilmesidir. Lee ve diğ. (2022), değerlendirilemeyen biyokütlenin alternatif hammaddeye dönüştürülmesine yönelik çabaların fosil kökenli eşdeğerlerin yerini alabilecek ürünlere yöneldiğini derler. Biyolojik temelli bir malzemenin hammaddesi, böylece bir başka üretim sürecinin artığı da olabilir.</w:t>
       </w:r>
     </w:p>
     <w:p>
@@ -2092,7 +2092,7 @@
           <w:sz w:val="24"/>
           <w:szCs w:val="24"/>
         </w:rPr>
-        <w:t xml:space="preserve">Ölçeğin öteki ucunda canlı malzemeler yer almaktadır. Karana ve diğ. (2018), bakteri, alg veya mantar tarafından üretilen malzemelerin ürün tasarımında giderek daha fazla yenilikçi biyolojik temelli seçenekler olarak kullanıldığını belirtmektedir. Attias ve diğ. (2020), miselyum biyokompozitlerini endüstriyel tasarım ve mimarlık bağlamında inceledikleri çalışmalarında beş bitkisel atık alt tabaka ile dört mantar türünü karşılaştırmalı olarak değerlendirmiştir; bu kurgu, canlı malzemelerde tasarım kararının malzeme bileşimiyle iç içe geçtiğini göstermektedir. Chayaamor-Heil ve diğ. (2024) ise alg, bakteri ve mantarı mimarlık bağlamında ele aldıkları çalışmalarında, canlı organizmalardan yeni malzeme ya da tasarım bileşeni geliştirilmesinin ölçek, çok katmanlılık ve gereksinimlerden kaynaklanan kısıtlar nedeniyle mimarlık ve inşaatta, tekstil ve ürün tasarımına kıyasla daha güç gerçekleştiğini ortaya koymaktadır.</w:t>
+        <w:t xml:space="preserve">Ölçeğin öteki ucunda canlı malzemeler yer alır. Karana ve diğ. (2018), bakteri, alg veya mantar tarafından üretilen malzemelerin ürün tasarımında giderek daha fazla kullanıldığına dikkat çeker. Attias ve diğ. (2020), miselyum biyokompozitlerini endüstriyel tasarım ve mimarlık bağlamında incelediği çalışmada beş bitkisel atık alt tabaka ile dört mantar türünü karşılaştırmalı olarak değerlendirmiştir. Kurgu, canlı malzemelerde tasarım kararının malzeme bileşimiyle iç içe geçtiğini örnekler. Chayaamor-Heil ve diğ. (2024) ise alg, bakteri ve mantarı mimarlık bağlamında ele aldığı çalışmada bir kısıta dikkat çeker. Canlı organizmalardan yeni malzeme ya da tasarım bileşeni geliştirmek, ölçek, çok katmanlılık ve gereksinimlerden doğan sınırlar nedeniyle mimarlık ve inşaatta, tekstil ve ürün tasarımına kıyasla daha güç gerçekleşir.</w:t>
       </w:r>
     </w:p>
     <w:p>
@@ -2122,7 +2122,7 @@
           <w:sz w:val="24"/>
           <w:szCs w:val="24"/>
         </w:rPr>
-        <w:t xml:space="preserve">Yukarıda sıralanan malzemelerin ortak özelliği, tasarımcının denetimini sınırlayan davranışlar sergilemeleridir. Bu durum, tasarım pratiğinde malzemenin konumunu değiştirmektedir. Camere ve Karana (2018), sekiz deneyimli uygulamacıyla yürüttükleri görüşmelere dayanarak, canlı organizmalarla malzeme üretmenin tasarımcıların malzemeye ve sürece bakışını, benimsedikleri zihniyeti ve vizyonu değiştirdiğini; dahası “insan yapımı” ve “doğal” gibi yerleşik anlamları sorgulattığını belirtmektedir. Malzemenin edilgen bir girdiden etkin bir bileşene dönüşmesi, bu nedenle yalnızca teknik bir değişiklik değil, tasarımcının malzeme kavrayışını da kapsayan bir değişimdir.</w:t>
+        <w:t xml:space="preserve">Yukarıdaki malzemelerin ortak yanı, tasarımcının denetimini sınırlayan davranışlar sergilemeleridir. Bu da tasarım pratiğinde malzemenin konumunu değiştirir. Camere ve Karana (2018), sekiz deneyimli uygulamacıyla yürüttüğü görüşmelere dayanarak canlı organizmalarla malzeme üretmenin tasarımcıların bakışını, zihniyetini ve vizyonunu değiştirdiğini bulgular. Dahası “insan yapımı” ve “doğal” gibi yerleşik anlamları sorgulatır. Malzemenin edilgen bir girdiden etkin bir bileşene dönüşmesi bu nedenle yalnızca teknik bir değişiklik değildir. Tasarımcının malzeme kavrayışını da kapsar.</w:t>
       </w:r>
     </w:p>
     <w:p>
@@ -2136,7 +2136,7 @@
           <w:sz w:val="24"/>
           <w:szCs w:val="24"/>
         </w:rPr>
-        <w:t xml:space="preserve">Dönüşümün ikinci kanalı, malzeme üretiminin tasarımcının kendi pratiğine girmesidir. Rognoli ve diğ. (2015), kişisel üretim teknolojilerinin yaygınlaşmasının ve bireylerin ürünlerini kişiselleştirme isteğinin, dağıtık ve paylaşımlı üretim süreçleriyle deney yapma ve yeni malzemeler tasarlama bakımından önemli olanaklar sunduğunu belirtmektedir. Yazarlar kendin yap malzemeleri, bireysel ya da ortak öz üretim deneyimleriyle, çoğu kez tasarımcının kendi icat ettiği teknik ve süreçlerle, malzemeyle kurcalama sürecinin sonucunda yaratılan malzemeler olarak tanımlamaktadır. Rognoli ve Ayala García (2018) aynı dönüşümü malzeme aktivizmi kavramıyla ele almakta ve malzeme geliştirmenin büyük ölçüde stratejik sektörlerdeki teknik sorunların çözümü ile ölçeklenebilir uygun maliyetli çözüm arayışının denetiminde olduğunu belirtmektedir. Malzeme aktivizmi, tasarımcıların düşük teknolojili ve deneysel yaklaşımlarla bu sürece yeniden dahil olmasını önermektedir.</w:t>
+        <w:t xml:space="preserve">Dönüşümün ikinci kanalı, malzeme üretiminin tasarımcının kendi pratiğine girmesidir. Rognoli ve diğ. (2015), kişisel üretim teknolojilerinin yaygınlaşmasının ve bireylerin ürünlerini kişiselleştirme isteğinin dağıtık üretim süreçleriyle deney yapmaya ve yeni malzemeler tasarlamaya alan açtığını savunur. Yazarlar kendin yap malzemeleri şöyle tanımlar: bireysel ya da ortak öz üretim deneyimleriyle, çoğu kez tasarımcının kendi icat ettiği teknik ve süreçlerle, malzemeyle kurcalama sürecinin sonunda yaratılan malzemeler. Rognoli ve Ayala García (2018) aynı dönüşümü malzeme aktivizmi kavramıyla tartışır. Onlara göre malzeme geliştirme büyük ölçüde iki gücün denetimindedir: stratejik sektörlerdeki teknik sorunların çözümü ve ölçeklenebilir ucuz çözüm arayışı. Malzeme aktivizmi, tasarımcıların düşük teknolojili ve deneysel yaklaşımlarla bu sürece yeniden katılmasını önerir.</w:t>
       </w:r>
     </w:p>
     <w:p>
@@ -2150,7 +2150,7 @@
           <w:sz w:val="24"/>
           <w:szCs w:val="24"/>
         </w:rPr>
-        <w:t xml:space="preserve">Malzemenin etkinleşmesi yalnızca bir olanak değil, aynı zamanda bir belirsizlik kaynağıdır. Malzemenin zaman içindeki davranışı tasarım kararının bir parçası hâline geldiğinde, bu davranışın bilinmesi de bir gereklilik olarak ortaya çıkar. Beşinci başlık bu gerekliliği dirençlilik tartışması üzerinden ele almaktadır.</w:t>
+        <w:t xml:space="preserve">Malzemenin etkinleşmesi yalnızca bir olanak değildir, aynı zamanda bir belirsizlik kaynağıdır. Malzemenin zaman içindeki davranışı tasarım kararının parçası hâline geldiğinde, bu davranışın bilinmesi de bir gereklilik olarak doğar.</w:t>
       </w:r>
     </w:p>
     <w:p>
@@ -2180,7 +2180,7 @@
           <w:sz w:val="24"/>
           <w:szCs w:val="24"/>
         </w:rPr>
-        <w:t xml:space="preserve">Önceki başlıkta biyolojik temelli malzemelerin sınıflandırması ve malzemenin tasarım sürecindeki konumu ele alınmıştı. Bu başlıkta söz konusu malzemelerin döngüsel ekonomi sistemleriyle ilişkisi incelenmekte; biyolojik kökenin tek başına döngüsellik güvencesi oluşturup oluşturmadığı tartışılmaktadır.</w:t>
+        <w:t xml:space="preserve">Üçüncü başlık malzemeleri sınıflandırdı ve malzemenin tasarım sürecindeki konumunu tartıştı. Dördüncü başlık bu malzemelerin döngüsel ekonomi sistemleriyle ilişkisini ele alıyor. Temel soru şudur: biyolojik köken tek başına bir döngüsellik güvencesi midir?</w:t>
       </w:r>
     </w:p>
     <w:p>
@@ -2210,7 +2210,7 @@
           <w:sz w:val="24"/>
           <w:szCs w:val="24"/>
         </w:rPr>
-        <w:t xml:space="preserve">Döngüsellik tartışmasının kavramsal zemini, kavramın kendisindeki belirsizlikle başlar. Kirchherr ve diğ. (2017), döngüsel ekonomi kavramının hem akademide hem uygulamada ivme kazanmasına karşın eleştirmenlerin kavramın herkes için farklı bir şey ifade ettiğini öne sürdüğünü belirtmektedir. Yazarların 114 tanımı on yedi boyutta kodladıkları çalışması, kavramın en sık azaltma, yeniden kullanma ve geri dönüştürme etkinliklerinin bir bileşimi olarak betimlendiğini, buna karşılık döngüselliğin sistemsel bir değişimi gerektirdiğinin çoğu kez vurgulanmadığını göstermektedir. Kavram malzeme ölçeğine indirgendiğinde, tam da bu sistemsel boyut gözden kaçmaktadır. Yapılı çevre özelinde Pomponi ve Moncaster (2017), yapı araştırmalarında döngüsel ekonomiyi tanımlayan altı temel boyut belirlemektedir. Bunlar çevresel, teknolojik, ekonomik, toplumsal, yönetsel ve davranışsal boyutlardır. Çerçevenin bu bölüm açısından önemi, döngüselliğin yalnızca malzemenin teknik niteliğiyle açıklanamayacağını göstermesidir; teknolojik boyut altı boyuttan yalnızca biridir.</w:t>
+        <w:t xml:space="preserve">Tartışmanın kavramsal zemini, kavramın kendisindeki belirsizlikle başlar. Kirchherr ve diğ. (2017), döngüsel ekonominin hem akademide hem uygulamada ivme kazanmasına karşın eleştirmenlerin kavramın herkes için farklı bir şey ifade ettiğini öne sürdüğünü aktarır. Yazarların 114 tanımı on yedi boyutta kodladığı çalışma, kavramın en sık azaltma, yeniden kullanma ve geri dönüştürme etkinliklerinin bileşimi olarak betimlendiğini bulgular. Döngüselliğin sistemsel bir değişimi gerektirdiği ise çoğu kez vurgulanmaz. Kavram malzeme ölçeğine indirgendiğinde tam da bu sistemsel boyut gözden kaçar. Yapılı çevre özelinde Pomponi ve Moncaster (2017), yapı araştırmalarında döngüsel ekonomiyi tanımlayan altı temel boyut belirler: çevresel, teknolojik, ekonomik, toplumsal, yönetsel ve davranışsal. Çerçevenin buradaki önemi, döngüselliğin yalnızca malzemenin teknik niteliğiyle açıklanamayacağını göstermesidir. Teknolojik boyut altı boyuttan yalnızca biridir.</w:t>
       </w:r>
     </w:p>
     <w:p>
@@ -2224,7 +2224,35 @@
           <w:sz w:val="24"/>
           <w:szCs w:val="24"/>
         </w:rPr>
-        <w:t xml:space="preserve">Biyolojik üretim mantığı bu zemine yapısal olarak uygundur. Andréen ve Goidea’nın (2022) belirttiği gibi biyolojik tasarım sistemi doğası gereği döngüseldir ve malzeme kullanımı için ikna edici bir perspektif oluşturur. Ancak bu yapısal uygunluk fiilî bir eklemlenme anlamına gelmemektedir. Edalat (2026), biyolojik temelli yapı malzemelerinin döngüsel ekonomi sistemlerine eklemlenmesinin kavramsal olarak parçalı ve uygulamada tutarsız kaldığını belirtmektedir. Bu başlığın tartışması, söz konusu boşluğun nerede doğduğu sorusu üzerine kurulmuştur.</w:t>
+        <w:t xml:space="preserve">Biyolojik üretim mantığı bu zemine yapısal olarak uyar. Andréen ve Goidea’nın (2022) savunduğu gibi biyolojik tasarım sistemi doğası gereği döngüseldir ve malzeme kullanımı için ikna edici bir perspektif sunar. Yapısal uygunluk ise fiilî bir eklemlenme anlamına gelmez. Edalat (2026), biyolojik temelli yapı malzemelerinin döngüsel ekonomi sistemlerine eklemlenmesinin kavramsal olarak parçalı ve uygulamada tutarsız kaldığını saptar. Boşluğun nerede doğduğu sorusu bu başlığın tartışmasını kurar.</w:t>
+      </w:r>
+    </w:p>
+    <w:p>
+      <w:pPr>
+        <w:spacing w:after="160" w:line="360"/>
+        <w:jc w:val="both"/>
+      </w:pPr>
+      <w:r>
+        <w:rPr>
+          <w:rFonts w:ascii="Times New Roman" w:cs="Times New Roman" w:eastAsia="Times New Roman" w:hAnsi="Times New Roman"/>
+          <w:sz w:val="24"/>
+          <w:szCs w:val="24"/>
+        </w:rPr>
+        <w:t xml:space="preserve">İlk kesişme noktası girdi tarafındadır. Ahşap dışı biyolojik temelli yapı malzemeleri çoğunlukla atıktan elde edilir ve tanecikli biçimlerde işlenir. Buna karşılık tarımsal atık dünya genelinde yaygın olmasına rağmen inşaat sektöründeki kullanımı sınırlı kalır, bu atığın büyük bölümü biyoyakıt ve yem hammaddesi üretimine yönlendirilir (Edalat, 2026). Attias ve diğ.’nin (2020) beş bitkisel atık alt tabakayı dört mantar türüyle birlikte değerlendiren çalışması, bu akımların malzemeye dönüştürülmesinde alt tabaka ile organizma bileşiminin belirleyici olduğunu örnekler.</w:t>
+      </w:r>
+    </w:p>
+    <w:p>
+      <w:pPr>
+        <w:spacing w:after="160" w:line="360"/>
+        <w:jc w:val="both"/>
+      </w:pPr>
+      <w:r>
+        <w:rPr>
+          <w:rFonts w:ascii="Times New Roman" w:cs="Times New Roman" w:eastAsia="Times New Roman" w:hAnsi="Times New Roman"/>
+          <w:sz w:val="24"/>
+          <w:szCs w:val="24"/>
+        </w:rPr>
+        <w:t xml:space="preserve">Kaynakların coğrafi dağılımı da belirleyicidir. Orman örtüsünün neredeyse yarısı dört ülkede yoğunlaşır, ahşap kaynakları ise Orta Doğu ve Kuzey Afrika gibi bölgelerde belirgin biçimde kıttır (Edalat, 2026). Türkiye bu tablonun tam ortasında yer alır. Toklu (2017), ülkenin toplam biyokütle enerji potansiyelini yaklaşık 33 milyon ton eşdeğer petrol, kullanılabilir potansiyeli ise yaklaşık 17 milyon ton olarak hesaplar. Potansiyel orman, tarım ve hayvancılık artıkları ile organik kentsel atıktan oluşur. Başka bir deyişle Türkiye, ahşap bakımından kısıtlı ama tarımsal artık bakımından zengin bir coğrafyadır. Fındık kabuğu, buğday sapı ve çeltik kavuzu gibi artıkların halen ağırlıklı olarak yakıt değeri üzerinden değerlendirilmesi, iç mimarlık açısından henüz açılmamış bir malzeme kaynağına işaret eder.</w:t>
       </w:r>
     </w:p>
     <w:p>
@@ -2240,7 +2268,7 @@
           <w:sz w:val="24"/>
           <w:szCs w:val="24"/>
         </w:rPr>
-        <w:t xml:space="preserve">4.2. Atıktan kaynağa</w:t>
+        <w:t xml:space="preserve">4.2. Tasarım aşamasında verilen kararlar</w:t>
       </w:r>
     </w:p>
     <w:p>
@@ -2254,7 +2282,7 @@
           <w:sz w:val="24"/>
           <w:szCs w:val="24"/>
         </w:rPr>
-        <w:t xml:space="preserve">Döngüsellikle ilk kesişme noktası girdi tarafındadır. Edalat (2026), ahşap dışı biyolojik temelli yapı malzemelerinin çoğunlukla atıktan elde edildiğini ve tanecikli biçimlerde işlendiğini; buna karşılık tarımsal atığın dünya genelinde yaygın biçimde bulunmasına rağmen inşaat sektöründeki kullanımının sınırlı kaldığını, bu atığın büyük bölümünün biyoyakıt ve yem hammaddesi üretimine yönlendirildiğini belirtmektedir. Attias ve diğ.’nin (2020) beş bitkisel atık alt tabakayı dört mantar türüyle birlikte değerlendiren karşılaştırmalı çalışması, bu akımların malzemeye dönüştürülmesinde alt tabaka ile organizma bileşiminin belirleyici olduğunu göstermektedir.</w:t>
+        <w:t xml:space="preserve">Döngüsel malzeme sistemlerinin en belirleyici saptaması, kararın nerede verildiğiyle ilgilidir. Rios ve diğ. (2015), yıkım yerine sökümü, geri dönüştürülebilirliği ve sökülebilirlik için tasarımı daha iyi inşaat atığı yönetimi yaklaşımları sayar. Aynı çalışma çarpıcı bir boşluğu da ortaya koyar. Sökülebilirlik için tasarımın ilkelerini ele alan kapsamlı kılavuzlar yayımlanmıştır, ancak bu alanda geliştirilmiş yapı sayısı çok azdır. Boşluğun kaynağı tasarım aşamasıdır. Edalat (2026), malzeme tedariki, sökülebilirlik için tasarım ve bağlayıcı türünün geri dönüştürülebilirlik üzerinde belirleyici etkisi olduğunu, buna karşılık bu etkenlerin tasarımda ve araştırmada nadiren göz önünde bulundurulduğunu saptar. Sınırlılıklar esas olarak tasarım aşamasında döngüsel düşüncenin bulunmamasından doğar.</w:t>
       </w:r>
     </w:p>
     <w:p>
@@ -2268,23 +2296,7 @@
           <w:sz w:val="24"/>
           <w:szCs w:val="24"/>
         </w:rPr>
-        <w:t xml:space="preserve">Kaynakların coğrafi dağılımı da belirleyicidir. Orman örtüsünün neredeyse yarısı dört ülkede yoğunlaşmakta, ahşap kaynakları ise Orta Doğu ve Kuzey Afrika gibi bölgelerde belirgin biçimde kıt kalmaktadır (Edalat, 2026). Ahşap dışı tarımsal kaynakların çok daha yaygın olması, bu coğrafyalarda tarımsal artıklara dayalı malzemelerin stratejik önemini artırmakta ve Pomponi ve Moncaster’ın (2017) çerçevesindeki çevresel ve ekonomik boyutların yerel koşullara göre farklı sonuçlar üretebileceğini göstermektedir.</w:t>
-      </w:r>
-    </w:p>
-    <w:p>
-      <w:pPr>
-        <w:pStyle w:val="Heading2"/>
-        <w:spacing w:after="170" w:before="320" w:line="360"/>
-      </w:pPr>
-      <w:r>
-        <w:rPr>
-          <w:rFonts w:ascii="Times New Roman" w:cs="Times New Roman" w:eastAsia="Times New Roman" w:hAnsi="Times New Roman"/>
-          <w:b/>
-          <w:bCs/>
-          <w:sz w:val="24"/>
-          <w:szCs w:val="24"/>
-        </w:rPr>
-        <w:t xml:space="preserve">4.3. Tasarım aşamasında verilen kararlar</w:t>
+        <w:t xml:space="preserve">Bu saptama bölümün hipotezinin ilk yarısını kaynaklı biçimde kurar. Bir malzemenin döngüselliği biyolojik kökeninde değil, bileşiminde ve birleşiminde kararlaşır. Miselyum bu bakımdan öğretici bir örnektir. Biyobozunurluğu, kendi kendine bağlanma özelliği ve tarımsal atıkla uyumluluğu nedeniyle kapalı döngü potansiyeli taşır ve bağlayıcı sorununu dışarıdan bir madde eklemeden çözer (Attias ve diğ., 2020). Aynı atık sentetik bir reçineyle bağlandığında ise döngüsellik iddiası ortadan kalkar.</w:t>
       </w:r>
     </w:p>
     <w:p>
@@ -2298,35 +2310,7 @@
           <w:sz w:val="24"/>
           <w:szCs w:val="24"/>
         </w:rPr>
-        <w:t xml:space="preserve">Döngüsel malzeme sistemlerinin en belirleyici saptaması, kararın nerede verildiğine ilişkindir. Rios ve diğ. (2015), yıkım yerine sökümü, geri dönüştürülebilirliği ve sökülebilirlik için tasarımı daha iyi inşaat atığı yönetimi yaklaşımları olarak tanımlamakta; buna karşılık sökülebilirlik için tasarımın ilkelerini ele alan kapsamlı kılavuzlar yayımlanmış olmasına rağmen bu alanda geliştirilmiş yapı sayısının çok az kaldığını belirtmektedir. Boşluğun kaynağı tasarım aşamasıdır. Edalat (2026), malzeme tedariki, sökülebilirlik için tasarım ve bağlayıcı türünün geri dönüştürülebilirlik üzerinde belirleyici bir etkiye sahip olmasına karşın tasarımda ve araştırmada nadiren göz önünde bulundurulduğunu; sınırlılıkların esas olarak tasarım aşamasında döngüsel düşüncenin bulunmamasından kaynaklandığını belirtmektedir.</w:t>
-      </w:r>
-    </w:p>
-    <w:p>
-      <w:pPr>
-        <w:spacing w:after="160" w:line="360"/>
-        <w:jc w:val="both"/>
-      </w:pPr>
-      <w:r>
-        <w:rPr>
-          <w:rFonts w:ascii="Times New Roman" w:cs="Times New Roman" w:eastAsia="Times New Roman" w:hAnsi="Times New Roman"/>
-          <w:sz w:val="24"/>
-          <w:szCs w:val="24"/>
-        </w:rPr>
-        <w:t xml:space="preserve">Bu, bölümün hipotezinin ilk yarısını kaynaklı biçimde ortaya koymaktadır. Bir malzemenin döngüselliği biyolojik kökeninde değil, bileşiminde ve birleşiminde kararlaşır. Miselyum bu bakımdan öğretici bir örnektir; biyobozunurluğu, kendi kendine bağlanma özelliği ve tarımsal atıkla uyumluluğu nedeniyle kapalı döngü potansiyeli taşır ve bağlayıcı sorununu dışarıdan bir madde eklemeden çözer (Attias ve diğ., 2020). Buna karşılık aynı atık, sentetik bir reçineyle bağlandığında döngüsellik iddiası ortadan kalkar.</w:t>
-      </w:r>
-    </w:p>
-    <w:p>
-      <w:pPr>
-        <w:spacing w:after="160" w:line="360"/>
-        <w:jc w:val="both"/>
-      </w:pPr>
-      <w:r>
-        <w:rPr>
-          <w:rFonts w:ascii="Times New Roman" w:cs="Times New Roman" w:eastAsia="Times New Roman" w:hAnsi="Times New Roman"/>
-          <w:sz w:val="24"/>
-          <w:szCs w:val="24"/>
-        </w:rPr>
-        <w:t xml:space="preserve">Biyolojik kökenin güvence oluşturmadığı, girişte aktarılan iki uyarıyla birlikte okunduğunda daha açık hâle gelir. Çevresel avantaj iddialarının her biri için önemli istisnalar bulunmakta (O’Rourke ve Seepersad, 2015) ve biyokompozitlerin uzun süreli dayanıklılığına ilişkin bilgi sınırlı kalmaktadır (Chang ve diğ., 2020). Döngüsellik iddiası, ömür sonu davranışının bilinmediği bir malzeme için temelsiz kalır. Kaynak çeşitliliği de bu eleştirel çerçevenin parçasıdır; ahşaba aşırı bağımlılık ormansızlaşma ve biyoçeşitlilik kaybı riski taşırken, yalnızca ahşap dışı malzemelere dayanmak ölçeklenebilirlikten yoksundur.</w:t>
+        <w:t xml:space="preserve">Biyolojik kökenin güvence oluşturmadığı, girişte aktarılan iki uyarıyla birlikte okunduğunda daha da belirginleşir. Çevresel avantaj iddialarının her biri için önemli istisnalar vardır (O’Rourke ve Seepersad, 2015). Biyokompozitlerin uzun süreli dayanıklılığına ilişkin bilgi ise sınırlıdır (Chang ve diğ., 2020). Ömür sonu davranışı bilinmeyen bir malzeme için döngüsellik iddiası temelsiz kalır. Kaynak çeşitliliği de bu eleştirel çerçevenin parçasıdır. Ahşaba aşırı bağımlılık ormansızlaşma ve biyoçeşitlilik kaybı riski taşır, yalnızca ahşap dışı malzemelere dayanmak ise ölçeklenebilirlikten yoksundur (Edalat, 2026).</w:t>
       </w:r>
     </w:p>
     <w:p>
@@ -2356,7 +2340,7 @@
           <w:sz w:val="24"/>
           <w:szCs w:val="24"/>
         </w:rPr>
-        <w:t xml:space="preserve">Önceki başlıkta döngüselliğin biyolojik kökenle güvence altına alınamayacağı ortaya konmuştu. Bu başlıkta dirençlilik, biyolojik temelli malzemelerin tasarım sürecine dâhil edilmesiyle ortaya çıkan dönüşümleri anlamaya yönelik bir kavram olarak ele alınmaktadır.</w:t>
+        <w:t xml:space="preserve">Dördüncü başlık döngüselliğin biyolojik kökenle güvence altına alınamayacağını gösterdi. Beşinci başlıkta dirençlilik, biyolojik temelli malzemelerin tasarım sürecine girmesiyle ortaya çıkan dönüşümleri anlamaya yarayan bir kavram olarak ele alınıyor.</w:t>
       </w:r>
     </w:p>
     <w:p>
@@ -2386,7 +2370,7 @@
           <w:sz w:val="24"/>
           <w:szCs w:val="24"/>
         </w:rPr>
-        <w:t xml:space="preserve">Dirençlilik kavramı yapılı çevre literatüründe birbirinden önemli ölçüde farklı iki anlamda kullanılmaktadır. Heymans ve diğ. (2019), ekolojik kentsel planlama ve tasarım literatürünü sistematik olarak inceledikleri çalışmalarında bu iki tanımı ayırt etmektedir. Eski tanım, bir sistemin bozulmanın ardından dengeye dönme yeteneğine işaret eder ve yazarlara göre sistemlerin verimliliğine ve öngörülebilirliğine odaklanması bakımından modernist paradigmayla tutarlıdır. Daha yeni tanım ise denge dışı karmaşık uyarlanabilir sistemlerle ilişkilidir ve dirençliliği, bir sistemin temel yapısını ve işlevini sürdürürken değişimi soğurma ve değişime uyarlanma yeteneği olarak vurgular. İkinci tanımın kaynağı sosyo-ekolojik sistem araştırmalarıdır; Folke (2006), dirençliliği bir sistemin bozulmayı soğurma ve zaman içinde aynı temel yapı ile işlevi koruyarak yeniden örgütlenme kapasitesi olarak tanımlamaktadır.</w:t>
+        <w:t xml:space="preserve">Dirençlilik yapılı çevre literatüründe birbirinden önemli ölçüde farklı iki anlamda kullanılır. Heymans ve diğ. (2019), ekolojik kentsel planlama ve tasarım literatürünü sistematik olarak incelediği çalışmada bu iki tanımı ayırt eder. Eski tanım, bir sistemin bozulmanın ardından dengeye dönme yeteneğine işaret eder. Yazarlara göre bu tanım, verimliliğe ve öngörülebilirliğe odaklanması bakımından modernist paradigmayla tutarlıdır. Daha yeni tanım ise denge dışı karmaşık uyarlanabilir sistemlerle ilişkilidir ve dirençliliği, bir sistemin temel yapısını ve işlevini sürdürürken değişimi soğurma ve değişime uyarlanma yeteneği olarak vurgular. İkinci tanımın kaynağı sosyo-ekolojik sistem araştırmalarıdır. Folke (2006) dirençliliği, bir sistemin bozulmayı soğurma ve zaman içinde aynı temel yapı ile işlevi koruyarak yeniden örgütlenme kapasitesi olarak tanımlar.</w:t>
       </w:r>
     </w:p>
     <w:p>
@@ -2400,7 +2384,7 @@
           <w:sz w:val="24"/>
           <w:szCs w:val="24"/>
         </w:rPr>
-        <w:t xml:space="preserve">Heymans ve diğ.’nin (2019) belirttiği gibi, sistemler öngörülemez olduğunda sistemin sürdürülebilirliği onun dirençlilik kapasitesine bağlı hâle gelir. Yazarlar bunun planlamacı ve tasarımcılar için, idealleştirilmiş bir sürdürülebilir mekânsal biçim geliştirmekten, sistemin uyarlanma kapasitesinden doğan dirençliliğini kurmak üzere nasıl örgütlenebileceğini düşünmeye geçmek anlamına geldiğini vurgulamaktadır. Sürdürülebilirlik bir biçim hedefi olmaktan çıkıp bir örgütlenme sorusuna dönüşmektedir.</w:t>
+        <w:t xml:space="preserve">Heymans ve diğ.’nin (2019) savunduğu gibi, sistemler öngörülemez olduğunda sistemin sürdürülebilirliği dirençlilik kapasitesine bağlı hâle gelir. Yazarlara göre bu, planlamacı ve tasarımcılar için bir odak değişimi anlamına gelir. İdealleştirilmiş bir sürdürülebilir mekânsal biçim geliştirmek yerine, sistemin uyarlanma kapasitesinden doğan dirençliliğini kurmak üzere nasıl örgütlenebileceğini düşünmek gerekir. Sürdürülebilirlik böylece bir biçim hedefi olmaktan çıkar ve bir örgütlenme sorusuna dönüşür.</w:t>
       </w:r>
     </w:p>
     <w:p>
@@ -2430,7 +2414,7 @@
           <w:sz w:val="24"/>
           <w:szCs w:val="24"/>
         </w:rPr>
-        <w:t xml:space="preserve">Biyolojik temelli malzemelerin tasarım sürecine dâhil edilmesi, yalnızca kullanılan malzemenin niteliğini değil tasarımcının bu süreçteki konumunu da dönüştürmektedir. Geleneksel yaklaşımda malzeme, verilmiş tasarım kararları doğrultusunda seçilen ve biçimlendirilen bir unsurdur; biyolojik temelli malzemeler ise değişkenlikleri, zamansallıkları ve üretim koşullarındaki belirsizlikleriyle bu kararların yeniden değerlendirilmesini gerektirir. Barati ve Karana (2019), tasarımcı ile malzeme bilimcisi arasındaki erken aşama ortak projelerini inceledikleri çalışmalarında yaratıcılığın tasarımcının zihnine ait bir yeti olmadığını, tasarımcı ile maddi dünya arasında dağılmış bir süreç olduğunu ileri sürmekte; geliştirdikleri malzeme potansiyeli olarak olanaklar kavramıyla odağı tasarımcının yapma ve üretme edimlerine kaydırmaktadır. Tasarımcının işi böylece bir listeden seçim yapmak değil, malzemenin neye olanak tanıdığını üretim yoluyla keşfetmek hâline gelir. Keşfedilen şey ise çoğu zaman malzemenin değişkenliğidir; Goidea ve diğ. (2022), miselyum biyokompozitlerde tür seçiminin hem üretim sürecini hem nesnenin performansını değiştirdiğini, büyüme hızı ve genetik kararlılığın yanı sıra dayanım, ısı iletkenliği ve görünüm gibi etkenlerin birlikte devreye girdiğini göstermektedir. Değişkenlik bu çerçevede bir kusur değil, tasarımcının üzerinde çalıştığı parametre kümesidir.</w:t>
+        <w:t xml:space="preserve">Biyolojik temelli malzemelerin tasarım sürecine girmesi yalnızca malzemenin niteliğini değiştirmez, tasarımcının konumunu da dönüştürür. Geleneksel yaklaşımda malzeme, verilmiş kararlar doğrultusunda seçilen ve biçimlendirilen bir unsurdur. Biyolojik temelli malzemeler ise değişkenlikleri, zamansallıkları ve üretim belirsizlikleriyle kararların yeniden değerlendirilmesini zorunlu kılar. Barati ve Karana (2019), tasarımcı ile malzeme bilimcisi arasındaki erken aşama ortak projelerini incelediği çalışmada yaratıcılığın tasarımcının zihnine ait bir yeti olmadığını, tasarımcı ile maddi dünya arasında dağılmış bir süreç olduğunu savunur. Geliştirdikleri malzeme potansiyeli olarak olanaklar kavramı, odağı tasarımcının yapma ve üretme edimlerine kaydırır. Tasarımcının işi böylece listeden seçim yapmak olmaktan çıkar ve malzemenin neye olanak tanıdığını üretim yoluyla keşfetmeye dönüşür. Keşfedilen şey ise çoğu zaman değişkenliktir. Goidea ve diğ. (2022), miselyum biyokompozitlerde tür seçiminin hem üretim sürecini hem nesnenin performansını değiştirdiğini örnekler. Değişkenlik bu çerçevede bir kusur değil, tasarımcının üzerinde çalıştığı parametre kümesidir.</w:t>
       </w:r>
     </w:p>
     <w:p>
@@ -2444,7 +2428,7 @@
           <w:sz w:val="24"/>
           <w:szCs w:val="24"/>
         </w:rPr>
-        <w:t xml:space="preserve">Değişkenliğin ikiz kavramı zamandır. Karana ve diğ. (2018), miselyum esaslı bir malzemeyle yürütülen tasarım sürecinde tasarımcının mikroorganizmanın failliği, malzemenin kendine özgü zamansallığı ve malzemenin toplum tarafından kabulü biçiminde üç belirsizlik kaynağıyla baş etmek durumunda kaldığını ortaya koymaktadır. İkincisi, büyüme, kuruma ve yaşlanma sürelerinin tasarım kararının dışında değil içinde olduğu anlamına gelir; ne var ki bu zamanın nasıl işlediğine ilişkin bilgi hâlâ sınırlıdır (Chang ve diğ., 2020). Zamanın tasarıma girmesinin doğrudan sonucu, bakımın bir tasarım kararına dönüşmesidir. Graham ve Thrift (2007), modern toplumları ayakta tutan altyapıya ilişkin yerleşik kültürel kurguların onarım ve bakım etkinliklerini dikkat alanının dışına ittiğini ileri sürmektedir; biyolojik temelli malzemelerde bu dışarıda bırakma sürdürülemez, çünkü bakım kullanımın kesintiye uğraması değil koşuludur. Dirençli tasarım böylece önce bir kavram kümesi üretmektedir. Bunlar keşfedilecek bir malzeme potansiyeli, parametreye dönüşen bir değişkenlik, hesaba katılması gereken bir malzeme zamanı ve baştan kurgulanan bir bakım ilişkisidir.</w:t>
+        <w:t xml:space="preserve">Değişkenliğin ikiz kavramı zamandır. Karana ve diğ. (2018), miselyum esaslı bir malzemeyle yürütülen tasarım sürecinde tasarımcının üç belirsizlik kaynağıyla baş etmek zorunda kaldığını bulgular: mikroorganizmanın failliği, malzemenin kendine özgü zamansallığı ve malzemenin toplum tarafından kabulü. İkincisi, büyüme, kuruma ve yaşlanma sürelerinin tasarım kararının içinde olduğu anlamına gelir. Ne var ki bu zamanın nasıl işlediğine ilişkin bilgi hâlâ sınırlıdır (Chang ve diğ., 2020). Zamanın tasarıma girmesinin doğrudan sonucu, bakımın bir tasarım kararına dönüşmesidir. Graham ve Thrift (2007), yerleşik kültürel kurguların onarım ve bakım etkinliklerini dikkat alanının dışına ittiğini ileri sürer. Biyolojik temelli malzemelerde bu dışarıda bırakma sürdürülemez, çünkü bakım kullanımın kesintiye uğraması değil koşuludur. Dirençli tasarım böylece bir kavram kümesi üretir: keşfedilecek bir malzeme potansiyeli, parametreye dönüşen bir değişkenlik, hesaba katılması gereken bir malzeme zamanı ve baştan kurgulanan bir bakım ilişkisi.</w:t>
       </w:r>
     </w:p>
     <w:p>
@@ -2474,7 +2458,7 @@
           <w:sz w:val="24"/>
           <w:szCs w:val="24"/>
         </w:rPr>
-        <w:t xml:space="preserve">Bu kavram kümesinin tasarım özelliklerine çevrilebilmesi için ekolojik dirençlilik araştırmaları bir dayanak sunmaktadır. Biggs ve diğ. (2012), ekosistem hizmetlerinin dirençliliğini güçlendirmeye yönelik yedi genel ilke tanımlamakta; bunların ilk üçünü çeşitlilik ile yedekliliğin korunması, bağlantısallığın yönetilmesi ve yavaş değişkenler ile geri besleme ilişkilerinin yönetilmesi olarak sıralamaktadır. Yazarlara göre ilkeler pratikte çoğu kez birlikte görülür ve birbirine yüksek düzeyde bağımlıdır. Söz konusu ilkeler, Walker ve diğ.’nin (2004) dirençlilik, uyarlanabilirlik ve dönüşebilirlik ayrımıyla birlikte okunduğunda, biyolojik temelli malzemelerle kurulan tasarım sistemleri için dört öznitelik üretmektedir.</w:t>
+        <w:t xml:space="preserve">Kavram kümesinin tasarım özelliklerine çevrilebilmesi için ekolojik dirençlilik araştırmaları bir dayanak sunar. Biggs ve diğ. (2012), ekosistem hizmetlerinin dirençliliğini güçlendirmeye yönelik yedi genel ilke tanımlar. İlk üçü şunlardır: çeşitlilik ile yedekliliğin korunması, bağlantısallığın yönetilmesi, yavaş değişkenler ile geri besleme ilişkilerinin yönetilmesi. Yazarlara göre ilkeler pratikte çoğu kez birlikte görülür ve birbirine yüksek düzeyde bağımlıdır. Söz konusu ilkeler Walker ve diğ.’nin (2004) dirençlilik, uyarlanabilirlik ve dönüşebilirlik ayrımıyla birlikte okunduğunda, biyolojik temelli malzemelerle kurulan tasarım sistemleri için dört öznitelik üretir.</w:t>
       </w:r>
     </w:p>
     <w:p>
@@ -2488,7 +2472,7 @@
           <w:sz w:val="24"/>
           <w:szCs w:val="24"/>
         </w:rPr>
-        <w:t xml:space="preserve">Birincisi çeşitlilik ve yedekliliktir. Tek bir malzemeye ve tek bir birleşim türüne dayanan bir kurguda yerel bir bozulma bütüne yayılırken, birden çok malzemenin ve birbirinin işlevini üstlenebilecek bileşenlerin bulunduğu bir kurguda bozulma yerel kalır; yedeklilik burada fazlalık değil, bozulmanın yayılmasını engelleyen bir örgütlenme biçimidir. İkincisi bağlantısallıktır. Biggs ve diğ.’nin (2012) formülasyonu bağlantısallığın artırılmasını değil yönetilmesini önermektedir; tasarımda bu, bileşenlerin birbirine nasıl bağlandığı sorusudur. Tersinir birleşimler bir bileşenin ötekini bozmadan değiştirilmesine olanak tanırken, kalıcı birleşimler bütün kurguyu tek bir karara bağlar.</w:t>
+        <w:t xml:space="preserve">Birincisi çeşitlilik ve yedekliliktir. Tek bir malzemeye ve tek bir birleşim türüne dayanan bir kurguda yerel bir bozulma bütüne yayılır. Birden çok malzemenin ve birbirinin işlevini üstlenebilecek bileşenlerin bulunduğu bir kurguda ise bozulma yerel kalır. Yedeklilik burada fazlalık değildir, bozulmanın yayılmasını engelleyen bir örgütlenme biçimidir. İkincisi bağlantısallıktır. Biggs ve diğ.’nin (2012) formülasyonu bağlantısallığın artırılmasını değil yönetilmesini önerir. Tasarımdaki karşılığı, bileşenlerin birbirine nasıl bağlandığı sorusudur. Tersinir birleşimler bir bileşenin ötekini bozmadan değiştirilmesine izin verir, kalıcı birleşimler ise bütün kurguyu tek bir karara bağlar.</w:t>
       </w:r>
     </w:p>
     <w:p>
@@ -2502,7 +2486,7 @@
           <w:sz w:val="24"/>
           <w:szCs w:val="24"/>
         </w:rPr>
-        <w:t xml:space="preserve">Üçüncüsü bakım ve onarılabilirliktir. Önceki alt başlıkta kurulan bakım ilişkisi burada bir özniteliğe dönüşür ve bileşenin onarılabilir olup olmadığı, onarım izlerinin kabul edilip edilmediği ve bakımın kim tarafından yapılabileceği sorularında somutlaşır. Dördüncüsü uyarlanabilirlik ve dönüşebilirliktir. Walker ve diğ. (2004), uyarlanabilirliği sistemdeki insan aktörlerin dirençliliği yönetme konusundaki ortak kapasitesi, dönüşebilirliği ise koşullar mevcut sistemi sürdürülemez kıldığında temelden yeni bir sistem yaratma kapasitesi olarak tanımlamaktadır. Kavramın yapı araştırmalarındaki karşılığının yerleşmediği de belirtilmelidir; Askar ve diğ. (2021), uyarlanabilirlik kavramına ilişkin yorumların ve bunlara bağlı paradigmaların zaman içinde değiştiğini, uygulama ve stratejilerin de bu değişimle birlikte geliştiğini ortaya koymaktadır.</w:t>
+        <w:t xml:space="preserve">Üçüncüsü bakım ve onarılabilirliktir. Önceki alt başlıkta kurulan bakım ilişkisi burada bir özniteliğe dönüşür. Bileşen onarılabiliyor mu, onarım izleri kabul ediliyor mu, bakımı kim yapabilir? Dördüncüsü uyarlanabilirlik ve dönüşebilirliktir. Walker ve diğ. (2004), uyarlanabilirliği sistemdeki insan aktörlerin dirençliliği yönetme konusundaki ortak kapasitesi olarak tanımlar. Dönüşebilirlik ise koşullar mevcut sistemi sürdürülemez kıldığında temelden yeni bir sistem yaratma kapasitesidir. Kavramın yapı araştırmalarındaki karşılığının yerleşmediğini de eklemek gerekir. Askar ve diğ. (2021), uyarlanabilirlik kavramına ilişkin yorumların ve bunlara bağlı paradigmaların zaman içinde değiştiğini, uygulama ve stratejilerin de bu değişimle birlikte geliştiğini derler.</w:t>
       </w:r>
     </w:p>
     <w:p>
@@ -2516,7 +2500,7 @@
           <w:sz w:val="24"/>
           <w:szCs w:val="24"/>
         </w:rPr>
-        <w:t xml:space="preserve">Dört öznitelik ancak ölçekler arası okunduğunda anlam kazanır. Goidea ve diğ. (2022), değişken ölçekler, sistemler ve malzemeler arasındaki karşılıklı bağımlılığın doğrusal olmayan etkileşimler ve hızla artan karmaşıklık ürettiğini belirtmektedir; bir bileşenin dirençliliği, bağlı olduğu sistemin dirençliliğinden ayrı değerlendirilemez. Buradan iki sonuç çıkmaktadır. Birincisi, döngüsellik ile dirençlilik eş anlamlı değildir; ancak çeşitlilik, tersinir bağlantı, onarılabilirlik ve uyarlanabilirlik gibi ortak özellikler üzerinden birbirini destekleyen iki yaklaşım oluştururlar. İkincisi, dört öznitelik de ancak kullanıldıkları, bakıldıkları ve değiştirildikleri ölçekte sınanabilir. İzleyen başlıkta gösterileceği gibi bu ölçek, büyük ölçüde iç mekândır.</w:t>
+        <w:t xml:space="preserve">Dört öznitelik ancak ölçekler arası okunduğunda anlam kazanır. Goidea ve diğ. (2022), değişken ölçekler, sistemler ve malzemeler arasındaki karşılıklı bağımlılığın doğrusal olmayan etkileşimler ve hızla artan karmaşıklık ürettiğine dikkat çeker. Bir bileşenin dirençliliği, bağlı olduğu sistemin dirençliliğinden ayrı değerlendirilemez. Buradan iki sonuç doğar. Birincisi, döngüsellik ile dirençlilik eş anlamlı değildir. Ancak çeşitlilik, tersinir bağlantı, onarılabilirlik ve uyarlanabilirlik gibi ortak özellikler üzerinden birbirini destekleyen iki yaklaşım oluştururlar. İkincisi, dört öznitelik de ancak kullanıldıkları, bakıldıkları ve değiştirildikleri ölçekte sınanabilir. İzleyen başlıkta gösterileceği gibi bu ölçek büyük ölçüde iç mekândır.</w:t>
       </w:r>
     </w:p>
     <w:p>
@@ -2546,7 +2530,7 @@
           <w:sz w:val="24"/>
           <w:szCs w:val="24"/>
         </w:rPr>
-        <w:t xml:space="preserve">Önceki başlıklarda biyolojik temelli malzemelerin sınıflandırması, döngüsellikle ilişkisi ve dirençlilik öznitelikleri malzeme ve sistem ölçeğinde ele alınmıştı. Bu başlıkta tartışma mekân ölçeğine taşınmakta; söz konusu malzemelerin iç mimarlık pratiğinde hangi konumu aldığı ve bu konumun tasarım kararlarını nasıl değiştirdiği incelenmektedir.</w:t>
+        <w:t xml:space="preserve">Buraya kadar malzemelerin sınıflandırması, döngüsellikle ilişkisi ve dirençlilik öznitelikleri malzeme ve sistem ölçeğinde ele alındı. Altıncı başlık tartışmayı mekân ölçeğine taşıyor. Bu malzemeler iç mimarlık pratiğinde hangi konumu alır ve bu konum tasarım kararlarını nasıl değiştirir?</w:t>
       </w:r>
     </w:p>
     <w:p>
@@ -2576,7 +2560,7 @@
           <w:sz w:val="24"/>
           <w:szCs w:val="24"/>
         </w:rPr>
-        <w:t xml:space="preserve">Biyolojik temelli malzemelerin yapılı çevredeki yeri literatürde belirgin biçimde tanımlanmıştır. Edalat (2026), inşaat sektöründe ahşap dışı biyolojik temelli yapı malzemelerinin iç ve dış yüzey kaplamaları, ısıl ve akustik yalıtım ile mobilya üretimi gibi uygulamalarda kullanıldığını; buna karşılık ahşap esaslı malzemelerin ağırlıklı olarak yapısal bileşenlerde yer aldığını ve ahşap dışı malzemelerin sınırlı mekanik dayanımları nedeniyle taşıyıcı elemanlarda nadiren kullanıldığını belirtmektedir. İki saptama bir arada okunduğunda, ahşap dışı biyolojik temelli malzemelerin uygulama alanının zaten büyük ölçüde iç mekân olduğu görülmektedir. Bu durum bir sınırlılık olarak değil, bir konumlanma olarak değerlendirilebilir; taşıyıcı olmayan bileşenler, söz konusu malzemelerin yapısal risk eşiğinin görece düşük olduğu, dolayısıyla denenebilir oldukları alanı oluşturmaktadır.</w:t>
+        <w:t xml:space="preserve">Biyolojik temelli malzemelerin yapılı çevredeki yeri literatürde belirgin biçimde tanımlanmıştır. Edalat (2026), inşaat sektöründe ahşap dışı biyolojik temelli yapı malzemelerinin iç ve dış yüzey kaplamaları, ısıl ve akustik yalıtım ile mobilya üretiminde kullanıldığını aktarır. Ahşap esaslı malzemeler ise ağırlıklı olarak yapısal bileşenlerde yer alır ve ahşap dışı malzemeler sınırlı mekanik dayanımları nedeniyle taşıyıcı elemanlarda nadiren kullanılır. İki saptama bir arada okunduğunda ortaya şu çıkar: ahşap dışı biyolojik temelli malzemelerin uygulama alanı zaten büyük ölçüde iç mekândır. Durumu bir sınırlılık olarak değil, bir konumlanma olarak okumak daha verimlidir. Taşıyıcı olmayan bileşenler, bu malzemelerin yapısal risk eşiğinin görece düşük olduğu, dolayısıyla denenebilir oldukları alanı oluşturur.</w:t>
       </w:r>
     </w:p>
     <w:p>
@@ -2590,7 +2574,7 @@
           <w:sz w:val="24"/>
           <w:szCs w:val="24"/>
         </w:rPr>
-        <w:t xml:space="preserve">Üçüncü başlıkta aktarılan ölçek kısıtı da aynı sonucu desteklemektedir. Chayaamor-Heil ve diğ.’nin (2024) canlı organizmalarla malzeme geliştirmenin mimarlıkta ürün ve tekstil tasarımına kıyasla daha güç gerçekleştiğine ilişkin saptaması, iç mekân bileşenlerinin bu geçişteki konumunu da belirlemektedir. Ölçek ve katmanlılık bakımından mimari bütünle ürün ölçeği arasında yer aldıkları için iç mekân bileşenleri, geçişin yapılabileceği aradaki eşiği oluşturmaktadır. Tyagi ve Jain’in (2026) sistematik derlemesi de alanın bu ölçekte birikmeye başladığını göstermektedir.</w:t>
+        <w:t xml:space="preserve">Üçüncü başlıkta aktarılan ölçek kısıtı da aynı sonucu destekler. Chayaamor-Heil ve diğ.’nin (2024) canlı organizmalarla malzeme geliştirmenin mimarlıkta ürün ve tekstil tasarımına kıyasla daha güç gerçekleştiğine ilişkin saptaması, iç mekân bileşenlerinin konumunu da belirler. Ölçek ve katmanlılık bakımından mimari bütünle ürün ölçeği arasında yer aldıkları için iç mekân bileşenleri aradaki eşiği oluşturur. İç mimarlığın ayrıcalıklı konumu yalnızca ölçekten kaynaklanmaz. Malzemenin kullanıcıyla temas ettiği, yaşlandığı, bakıldığı ve değiştirildiği ölçek de aynıdır. Biyolojik temelli malzemelerin gerçekten sınandığı yer bu nedenle laboratuvar değil iç mekândır.</w:t>
       </w:r>
     </w:p>
     <w:p>
@@ -2606,7 +2590,7 @@
           <w:sz w:val="24"/>
           <w:szCs w:val="24"/>
         </w:rPr>
-        <w:t xml:space="preserve">6.2. İkame tuzağı ve ömür sonu</w:t>
+        <w:t xml:space="preserve">6.2. İkame, bağlayıcı ve iç hava</w:t>
       </w:r>
     </w:p>
     <w:p>
@@ -2620,7 +2604,7 @@
           <w:sz w:val="24"/>
           <w:szCs w:val="24"/>
         </w:rPr>
-        <w:t xml:space="preserve">Biyolojik temelli malzemelerin iç mekâna girişinde en yaygın yaklaşım, bu malzemelerin yerleşik malzemelerin yerine konmasıdır. Karana ve diğ. (2018) bu eğilimi doğrudan saptamaktadır; geliştirilmiş malzemeler bugüne kadar çoğunlukla geleneksel malzemelerin yerine geçen uygulamalarda kullanılmıştır. Yazarlara göre bu durum, malzemenin kendi niteliklerinin değerlendirilmeden kaldığı anlamına gelir. Malzeme Odaklı Tasarım yöntemi tam da bu nedenle önerilmektedir; yöntem, geliştirilmekte olan bir malzeme için özgün uygulama fikirleri bulmak üzere malzemenin kendine özgü teknik ve deneyimsel niteliklerinin öne çıkarılmasını sağlar (Karana ve diğ., 2015). Camere ve Karana’nın (2018) malzeme seçiminden malzeme tasarımına doğru bir kayma olarak adlandırdığı dönüşüm, iç mimarlık ölçeğinde somut bir ölçüt üretmektedir. Bir miselyum panelini alçıpanın yerine koymak, biyolojik temelli bir malzemeyi kullanmak ama onu bir biyotasarım nesnesi olarak kullanmamaktır.</w:t>
+        <w:t xml:space="preserve">Biyolojik temelli malzemelerin iç mekâna girişinde en yaygın yaklaşım, bu malzemelerin yerleşik malzemelerin yerine konmasıdır. Karana ve diğ. (2018) eğilimi doğrudan saptar. Geliştirilmiş malzemeler bugüne kadar çoğunlukla geleneksel malzemelerin yerine geçen uygulamalarda kullanılmıştır. Yazarlara göre bu, malzemenin kendi niteliklerinin değerlendirilmeden kalması demektir. Malzeme Odaklı Tasarım yöntemi tam da bu nedenle önerilir. Yöntem, geliştirilmekte olan bir malzeme için özgün uygulama fikirleri bulmak üzere malzemenin kendine özgü teknik ve deneyimsel niteliklerini öne çıkarır (Karana ve diğ., 2015). Camere ve Karana’nın (2018) malzeme seçiminden malzeme tasarımına doğru bir kayma olarak adlandırdığı dönüşüm, iç mimarlık ölçeğinde somut bir ölçüt üretir. Bir miselyum panelini alçıpanın yerine koymak, biyolojik temelli bir malzemeyi kullanmak ama onu bir biyotasarım nesnesi olarak kullanmamaktır.</w:t>
       </w:r>
     </w:p>
     <w:p>
@@ -2634,7 +2618,7 @@
           <w:sz w:val="24"/>
           <w:szCs w:val="24"/>
         </w:rPr>
-        <w:t xml:space="preserve">Döngüselliğin bileşim ve birleşimde kararlaştığı sav da iç mekân ölçeğinde somut biçimde gözlenebilmektedir. Edalat (2026), yirmi çalışmayı döngüsellik ölçütleri üzerinden değerlendirdiği incelemesinde, kahve atığı ile üre-formaldehit reçinesi kullanılarak üretilen ve ısıl ile akustik performansı sınanan bir iç mekân duvar paneli çalışmasını ele almaktadır. Değerlendirmenin sonucuna göre atık kökenli tedarik bakımından çalışma tam puan almakta, buna karşılık geri dönüştürülebilirlik, biyobozunurluk ve ömür sonu ölçütü hiç dikkate alınmamış olarak puanlanmaktadır. Örnek, bölümün savını iç mimarlığın kendi nesnesi üzerinden göstermektedir. Bir duvar paneli atıktan üretilmiş olabilir; ancak sentetik bir reçineyle bağlandığında ve ömür sonu senaryosu kurgulanmadığında döngüsel bir bileşen hâline gelmez.</w:t>
+        <w:t xml:space="preserve">Döngüselliğin bileşim ve birleşimde kararlaştığı sav da iç mekân ölçeğinde somut biçimde gözlenir. Edalat (2026), yirmi çalışmayı döngüsellik ölçütleri üzerinden değerlendirdiği incelemesinde kahve atığı ile üre-formaldehit reçinesi kullanılarak üretilen bir iç mekân duvar panelini ele alır. Panelin ısıl ve akustik performansı sınanmıştır. Değerlendirmede atık kökenli tedarik bakımından çalışma tam puan alır. Buna karşılık geri dönüştürülebilirlik, biyobozunurluk ve ömür sonu ölçütü hiç dikkate alınmamış olarak puanlanır. Örnek bölümün savını iç mimarlığın kendi nesnesi üzerinden gösterir. Bir duvar paneli atıktan üretilmiş olabilir. Sentetik bir reçineyle bağlandığında ve ömür sonu senaryosu kurgulanmadığında yine de döngüsel bir bileşen hâline gelmez.</w:t>
       </w:r>
     </w:p>
     <w:p>
@@ -2648,7 +2632,21 @@
           <w:sz w:val="24"/>
           <w:szCs w:val="24"/>
         </w:rPr>
-        <w:t xml:space="preserve">Beşinci başlıkta tanımlanan tersinir bağlantı özniteliğinin iç mekândaki karşılığı da buradadır. Bileşen bağımsız bir nesne olarak değil, sökülüp yeniden kurulabilen bir sistemin parçası olarak tasarlandığında ömür sonu senaryosu bir varsayım olmaktan çıkar. Andréen ve Goidea’nın (2022) belirttiği gibi, malzemeler kimyasal olarak ya da ısıyla işlenmemiş olduğunda yapılı çevre tümüyle tersinir hâle gelir ve ekleme ile değişiklikler az çabayla yapılabilir. Edalat (2026) de döngüsel ekonominin kullanım, onarım ve yeniden kullanım aşamalarının yeterince araştırılmadığını ve büyük ölçüde bağlama bağlı olduğunu belirtmektedir; bu aşamaların tamamı, kullanıcının malzemeyle doğrudan temas ettiği ölçekte gerçekleşmektedir.</w:t>
+        <w:t xml:space="preserve">Aynı örnek, iç mimarlığın tartışmaya eklediği ikinci bir ölçütü de görünür kılar. Bağlayıcı seçimi yalnızca ömür sonunu değil, kullanım süresi boyunca iç hava kalitesini de belirler. Salthammer ve diğ. (2010), formaldehit esaslı reçinelerin yonga levha, kontrplak ve yalıtım köpüğü üretiminde yaygın kullanıldığını ve bu ürünlerin iç ortamdaki başlıca formaldehit kaynakları arasında yer aldığını derler. Kahve atıklı panelde üre-formaldehit reçinesinin seçilmiş olması bu nedenle çifte bir sorundur. Bileşeni ömür sonunda geri kazanılamaz kılar ve kullanıcının soluduğu havaya bir salım kaynağı ekler. Burada bölümün savunduğu konum şudur: iç mimarlıkta bağlayıcı kararı bir detay tercihi değil, hem döngüsellik hem sağlık boyutunu aynı anda belirleyen kurucu bir karardır. Miselyum gibi kendi kendine bağlanan malzemelerin ilgi görmesinin nedeni de kısmen budur (Attias ve diğ., 2020).</w:t>
+      </w:r>
+    </w:p>
+    <w:p>
+      <w:pPr>
+        <w:spacing w:after="160" w:line="360"/>
+        <w:jc w:val="both"/>
+      </w:pPr>
+      <w:r>
+        <w:rPr>
+          <w:rFonts w:ascii="Times New Roman" w:cs="Times New Roman" w:eastAsia="Times New Roman" w:hAnsi="Times New Roman"/>
+          <w:sz w:val="24"/>
+          <w:szCs w:val="24"/>
+        </w:rPr>
+        <w:t xml:space="preserve">Beşinci başlıkta tanımlanan tersinir bağlantı özniteliğinin iç mekândaki karşılığı da buradadır. Bileşen bağımsız bir nesne olarak değil, sökülüp yeniden kurulabilen bir sistemin parçası olarak tasarlandığında ömür sonu senaryosu bir varsayım olmaktan çıkar. Andréen ve Goidea’nın (2022) hatırlattığı gibi malzemeler kimyasal olarak ya da ısıyla işlenmemiş olduğunda yapılı çevre tümüyle tersinir hâle gelir ve ekleme ile değişiklikler az çabayla yapılabilir.</w:t>
       </w:r>
     </w:p>
     <w:p>
@@ -2678,7 +2676,7 @@
           <w:sz w:val="24"/>
           <w:szCs w:val="24"/>
         </w:rPr>
-        <w:t xml:space="preserve">Kullanıcı ile malzeme arasındaki temas yalnızca teknik bir mesele değildir. Beşinci başlıkta anılan üç belirsizlik kaynağından üçüncüsü, yani malzemenin toplum tarafından kabulü (Karana ve diğ., 2018), iç mimarlık açısından özellikle belirleyicidir. Rognoli ve Ayala García’nın (2018) belirttiği gibi malzeme deneyimimiz, çevremizi saran nesnelerin neredeyse tamamının endüstriyel seri üretimden gelmesi nedeniyle koşullanmış bir deneyimdir; bu koşullanma, tekdüzeliği kalite ile, değişkenliği ise kusur ile özdeşleştiren bir beklenti üretir. Oysa biyolojik temelli malzemelerde değişkenlik malzemenin kimliğinin parçasıdır. İç mekân, kullanıcının malzemeye dokunduğu ve yaşlanmasını izlediği ölçek olduğu için, bu beklentinin dönüşeceği ya da direneceği yer de burasıdır.</w:t>
+        <w:t xml:space="preserve">Kullanıcı ile malzeme arasındaki temas yalnızca teknik bir mesele değildir. Beşinci başlıkta anılan üç belirsizlik kaynağından üçüncüsü, yani malzemenin toplum tarafından kabulü (Karana ve diğ., 2018), iç mimarlık açısından özellikle belirleyicidir. Rognoli ve Ayala García’nın (2018) hatırlattığı gibi malzeme deneyimimiz koşullanmış bir deneyimdir. Çevremizi saran nesnelerin neredeyse tamamı endüstriyel seri üretimden gelir. Bu koşullanma tekdüzeliği kalite ile, değişkenliği kusur ile özdeşleştiren bir beklenti üretir. Oysa biyolojik temelli malzemelerde değişkenlik malzemenin kimliğinin parçasıdır. İç mekân, kullanıcının malzemeye dokunduğu ve yaşlanmasını izlediği ölçek olduğundan, bu beklentinin dönüşeceği ya da direneceği yer de burasıdır.</w:t>
       </w:r>
     </w:p>
     <w:p>
@@ -2692,7 +2690,7 @@
           <w:sz w:val="24"/>
           <w:szCs w:val="24"/>
         </w:rPr>
-        <w:t xml:space="preserve">Bu başlıkta tartışılan üç ilişki, yani ikame yerine malzemenin kendi niteliklerinden yola çıkılması, ömür sonu senaryosunun bağlayıcı kararına yansıtılması ve bileşenin yeniden kurgulanabilir bir sistemin parçası olarak ele alınması, atık yumurta kabuğu ile doğal polimer esaslı bir bağlayıcı sistemden geliştirilen bir biyokompozit üzerinden tek bir örnekte birleştirilmiştir (Ünal, 2025). Söz konusu çalışmada malzeme bir ürün önerisi olarak değil tasarım aracı olarak ele alınmış, teknik ve deneyimsel nitelikleri Malzeme Odaklı Tasarım yöntemiyle birlikte değerlendirilmiş ve malzeme değişkenliği sökülüp yeniden kurulabilir modüler bir iç mekân sistemine aktarılmıştır.</w:t>
+        <w:t xml:space="preserve">Başlıkta tartışılan üç ilişki, yani ikame yerine malzemenin kendi niteliklerinden yola çıkılması, ömür sonu ve iç hava kaygısının bağlayıcı kararına yansıtılması ve bileşenin yeniden kurgulanabilir bir sistemin parçası olarak ele alınması, atık yumurta kabuğu ile doğal polimer esaslı bir bağlayıcı sistemden geliştirilen bir biyokompozit üzerinden tek bir örnekte birleşmiştir (Ünal, 2025). Söz konusu çalışmada malzeme bir ürün önerisi olarak değil tasarım aracı olarak ele alınmıştır. Teknik ve deneyimsel nitelikleri Malzeme Odaklı Tasarım yöntemiyle birlikte değerlendirilmiş, malzeme değişkenliği ise sökülüp yeniden kurulabilir modüler bir iç mekân sistemine aktarılmıştır.</w:t>
       </w:r>
     </w:p>
     <w:p>
@@ -2722,7 +2720,7 @@
           <w:sz w:val="24"/>
           <w:szCs w:val="24"/>
         </w:rPr>
-        <w:t xml:space="preserve">Önceki başlıklarda biyolojik temelli malzemelerin kavramsal çerçevesi, döngüsellikle ilişkisi, dirençlilik öznitelikleri ve iç mekândaki konumu ele alınmıştı. Bu başlıkta tartışma değerlendirme düzlemine taşınmakta; söz konusu malzemelerin iç mimarlıkta hangi ölçütlerle değerlendirilebileceği sorusu ele alınmaktadır.</w:t>
+        <w:t xml:space="preserve">Önceki başlıklar kavramsal çerçeveyi, dirençlilik özniteliklerini ve iç mekândaki konumu ortaya koydu. Yedinci başlık tartışmayı değerlendirme düzlemine taşıyor. Bu malzemeler iç mimarlıkta hangi ölçütlerle değerlendirilebilir?</w:t>
       </w:r>
     </w:p>
     <w:p>
@@ -2738,7 +2736,7 @@
           <w:sz w:val="24"/>
           <w:szCs w:val="24"/>
         </w:rPr>
-        <w:t xml:space="preserve">7.1. Potansiyeller ve sınırlılıklar</w:t>
+        <w:t xml:space="preserve">7.1. Potansiyeller ve gerilimler</w:t>
       </w:r>
     </w:p>
     <w:p>
@@ -2752,7 +2750,7 @@
           <w:sz w:val="24"/>
           <w:szCs w:val="24"/>
         </w:rPr>
-        <w:t xml:space="preserve">Biyolojik temelli malzemelere ilişkin literatür, aynı malzeme grubu için hem güçlü potansiyeller hem de kalıcı sınırlılıklar bildirmektedir. Bu iki tarafın ayrı ayrı sıralanması yanıltıcıdır; çünkü çoğu durumda potansiyel ile sınırlılık aynı özelliğin iki yüzüdür. Tablo 3, literatürde bildirilen başlıca potansiyel ve sınırlılıkları yedi boyutta karşılıklı olarak göstermektedir.</w:t>
+        <w:t xml:space="preserve">Biyolojik temelli malzemelere ilişkin literatür, aynı malzeme grubu için hem güçlü potansiyeller hem kalıcı sınırlılıklar bildirir. İki tarafı ayrı ayrı sıralamak yanıltıcıdır, çünkü çoğu durumda potansiyel ile sınırlılık aynı özelliğin iki yüzüdür. Tablo 3 bu karşıtlıkları sekiz boyutta gösterir.</w:t>
       </w:r>
     </w:p>
     <w:p>
@@ -2921,7 +2919,7 @@
                 <w:sz w:val="19"/>
                 <w:szCs w:val="19"/>
               </w:rPr>
-              <w:t xml:space="preserve">Değerlendirilemeyen biyokütlenin alternatif hammaddeye dönüşmesi (Lee ve diğ., 2022); atık alt tabaka ile organizma bileşiminin tasarlanabilmesi (Attias ve diğ., 2020)</w:t>
+              <w:t xml:space="preserve">Değerlendirilemeyen biyokütlenin alternatif hammaddeye dönüşmesi (Lee ve diğ., 2022). Atık alt tabaka ile organizma bileşiminin tasarlanabilmesi (Attias ve diğ., 2020)</w:t>
             </w:r>
           </w:p>
         </w:tc>
@@ -2945,7 +2943,7 @@
                 <w:sz w:val="19"/>
                 <w:szCs w:val="19"/>
               </w:rPr>
-              <w:t xml:space="preserve">Kısıtlı hammadde kaynakları; bitkisel malzeme maliyetlerinin ülkeden ülkeye değişkenliği (Edalat, 2026)</w:t>
+              <w:t xml:space="preserve">Kısıtlı hammadde kaynakları. Bitkisel malzeme maliyetlerinin ülkeden ülkeye değişkenliği (Edalat, 2026)</w:t>
             </w:r>
           </w:p>
         </w:tc>
@@ -3019,7 +3017,7 @@
                 <w:sz w:val="19"/>
                 <w:szCs w:val="19"/>
               </w:rPr>
-              <w:t xml:space="preserve">Yüksek maliyetler; merkezsiz ve parçalı tedarik zincirleri (Edalat, 2026)</w:t>
+              <w:t xml:space="preserve">Yüksek maliyetler. Merkezsiz ve parçalı tedarik zincirleri (Edalat, 2026)</w:t>
             </w:r>
           </w:p>
         </w:tc>
@@ -3069,7 +3067,7 @@
                 <w:sz w:val="19"/>
                 <w:szCs w:val="19"/>
               </w:rPr>
-              <w:t xml:space="preserve">Isıl düzenleme kapasitesi (Bourbia ve diğ., 2023); mineral yalıtkanlarla karşılaştırılabilir ısıl performans (Edalat, 2026)</w:t>
+              <w:t xml:space="preserve">Isıl düzenleme kapasitesi ve mineral yalıtkanlarla karşılaştırılabilir ısıl performans (Bourbia ve diğ., 2023)</w:t>
             </w:r>
           </w:p>
         </w:tc>
@@ -3093,7 +3091,7 @@
                 <w:sz w:val="19"/>
                 <w:szCs w:val="19"/>
               </w:rPr>
-              <w:t xml:space="preserve">Sınırlı mekanik dayanım ve zayıf yangın dayanımı (Edalat, 2026); uzun süreli dayanıklılık bilgisinin sınırlılığı (Chang ve diğ., 2020)</w:t>
+              <w:t xml:space="preserve">Sınırlı mekanik dayanım ve zayıf yangın dayanımı (Edalat, 2026). Uzun süreli dayanıklılık bilgisinin sınırlılığı (Chang ve diğ., 2020)</w:t>
             </w:r>
           </w:p>
         </w:tc>
@@ -3143,7 +3141,7 @@
                 <w:sz w:val="19"/>
                 <w:szCs w:val="19"/>
               </w:rPr>
-              <w:t xml:space="preserve">Bambuda yapısal standartların oluşması: ISO 22156 ve ISO 19624 (Edalat, 2026)</w:t>
+              <w:t xml:space="preserve">Bambuda yapısal standartların oluşması, ISO 22156 ve ISO 19624 (Edalat, 2026)</w:t>
             </w:r>
           </w:p>
         </w:tc>
@@ -3167,7 +3165,7 @@
                 <w:sz w:val="19"/>
                 <w:szCs w:val="19"/>
               </w:rPr>
-              <w:t xml:space="preserve">Çoğu ahşap dışı malzemede kod, kamusal farkındalık ve uzman yüklenici ağı eksikliği (Edalat, 2026); yönetsel boyutun araştırmada zayıf kalması (Pomponi ve Moncaster, 2017)</w:t>
+              <w:t xml:space="preserve">Çoğu ahşap dışı malzemede kod, kamusal farkındalık ve uzman yüklenici ağı eksikliği (Edalat, 2026). Yönetsel boyutun araştırmada zayıf kalması (Pomponi ve Moncaster, 2017)</w:t>
             </w:r>
           </w:p>
         </w:tc>
@@ -3241,7 +3239,7 @@
                 <w:sz w:val="19"/>
                 <w:szCs w:val="19"/>
               </w:rPr>
-              <w:t xml:space="preserve">Sökülebilirlik için tasarım ilkelerinin uygulamaya çok az geçmiş olması (Rios ve diğ., 2015); ömür sonu planlaması ve toplama altyapısındaki boşluklar (Edalat, 2026)</w:t>
+              <w:t xml:space="preserve">Sökülebilirlik için tasarım ilkelerinin uygulamaya çok az geçmiş olması (Rios ve diğ., 2015). Ömür sonu planlaması ve toplama altyapısındaki boşluklar (Edalat, 2026)</w:t>
             </w:r>
           </w:p>
         </w:tc>
@@ -3341,6 +3339,80 @@
                 <w:sz w:val="19"/>
                 <w:szCs w:val="19"/>
               </w:rPr>
+              <w:t xml:space="preserve">İç hava</w:t>
+            </w:r>
+          </w:p>
+        </w:tc>
+        <w:tc>
+          <w:tcPr>
+            <w:tcW w:type="dxa" w:w="3888"/>
+            <w:tcMar>
+              <w:top w:type="dxa" w:w="80"/>
+              <w:left w:type="dxa" w:w="110"/>
+              <w:bottom w:type="dxa" w:w="80"/>
+              <w:right w:type="dxa" w:w="110"/>
+            </w:tcMar>
+          </w:tcPr>
+          <w:p>
+            <w:pPr>
+              <w:spacing w:after="0" w:line="240"/>
+            </w:pPr>
+            <w:r>
+              <w:rPr>
+                <w:rFonts w:ascii="Times New Roman" w:cs="Times New Roman" w:eastAsia="Times New Roman" w:hAnsi="Times New Roman"/>
+                <w:sz w:val="19"/>
+                <w:szCs w:val="19"/>
+              </w:rPr>
+              <w:t xml:space="preserve">Sentetik bağlayıcı kullanılmayan bileşimlerde salım kaynağının ortadan kalkması (Attias ve diğ., 2020)</w:t>
+            </w:r>
+          </w:p>
+        </w:tc>
+        <w:tc>
+          <w:tcPr>
+            <w:tcW w:type="dxa" w:w="3888"/>
+            <w:tcMar>
+              <w:top w:type="dxa" w:w="80"/>
+              <w:left w:type="dxa" w:w="110"/>
+              <w:bottom w:type="dxa" w:w="80"/>
+              <w:right w:type="dxa" w:w="110"/>
+            </w:tcMar>
+          </w:tcPr>
+          <w:p>
+            <w:pPr>
+              <w:spacing w:after="0" w:line="240"/>
+            </w:pPr>
+            <w:r>
+              <w:rPr>
+                <w:rFonts w:ascii="Times New Roman" w:cs="Times New Roman" w:eastAsia="Times New Roman" w:hAnsi="Times New Roman"/>
+                <w:sz w:val="19"/>
+                <w:szCs w:val="19"/>
+              </w:rPr>
+              <w:t xml:space="preserve">Formaldehit esaslı reçinelerin yonga levha, kontrplak ve yalıtım köpüğü üretiminde yaygın kullanımı (Salthammer ve diğ., 2010)</w:t>
+            </w:r>
+          </w:p>
+        </w:tc>
+      </w:tr>
+      <w:tr>
+        <w:tc>
+          <w:tcPr>
+            <w:tcW w:type="dxa" w:w="1250"/>
+            <w:tcMar>
+              <w:top w:type="dxa" w:w="80"/>
+              <w:left w:type="dxa" w:w="110"/>
+              <w:bottom w:type="dxa" w:w="80"/>
+              <w:right w:type="dxa" w:w="110"/>
+            </w:tcMar>
+          </w:tcPr>
+          <w:p>
+            <w:pPr>
+              <w:spacing w:after="0" w:line="240"/>
+            </w:pPr>
+            <w:r>
+              <w:rPr>
+                <w:rFonts w:ascii="Times New Roman" w:cs="Times New Roman" w:eastAsia="Times New Roman" w:hAnsi="Times New Roman"/>
+                <w:sz w:val="19"/>
+                <w:szCs w:val="19"/>
+              </w:rPr>
               <w:t xml:space="preserve">Deneyim</w:t>
             </w:r>
           </w:p>
@@ -3365,7 +3437,7 @@
                 <w:sz w:val="19"/>
                 <w:szCs w:val="19"/>
               </w:rPr>
-              <w:t xml:space="preserve">Teknik ve deneyimsel niteliklerin tasarıma girdi oluşturması (Karana ve diğ., 2015); öz üretimin tasarımcıya açtığı deney alanı (Rognoli ve diğ., 2015)</w:t>
+              <w:t xml:space="preserve">Teknik ve deneyimsel niteliklerin tasarıma girdi oluşturması (Karana ve diğ., 2015). Öz üretimin tasarımcıya açtığı deney alanı (Rognoli ve diğ., 2015)</w:t>
             </w:r>
           </w:p>
         </w:tc>
@@ -3389,7 +3461,7 @@
                 <w:sz w:val="19"/>
                 <w:szCs w:val="19"/>
               </w:rPr>
-              <w:t xml:space="preserve">Malzemenin toplum tarafından kabulüne ilişkin belirsizlik (Karana ve diğ., 2018); endüstriyel üretimle koşullanmış tekdüzelik beklentisi (Rognoli ve Ayala García, 2018)</w:t>
+              <w:t xml:space="preserve">Malzemenin toplum tarafından kabulüne ilişkin belirsizlik (Karana ve diğ., 2018). Endüstriyel üretimle koşullanmış tekdüzelik beklentisi (Rognoli ve Ayala García, 2018)</w:t>
             </w:r>
           </w:p>
         </w:tc>
@@ -3406,7 +3478,7 @@
           <w:sz w:val="24"/>
           <w:szCs w:val="24"/>
         </w:rPr>
-        <w:t xml:space="preserve">Tablodaki karşıtlıklar üç gerilimde toplanabilir. Birincisi değişkenlik ile standartlaşma arasındadır; malzemenin tasarım açısından en değerli niteliği, kurumsal kabul açısından en büyük engelini oluşturmaktadır. Ahşap dışı malzemelerin çoğu standartlaşmış kodlardan, kamusal farkındalıktan ve uzmanlaşmış yüklenici ağından yoksundur ve tek belirgin istisna, yapısal standartların getirilmesiyle uluslararası tanınırlık kazanan bambudur (Edalat, 2026). Pomponi ve Moncaster’ın (2017) çerçevesi bu durumu açıklamaktadır; döngüsellik yönetsel ve davranışsal boyutları da kapsadığı için malzemenin teknik niteliği tek başına yeterli değildir. İkincisi yerellik ile ölçeklenebilirlik arasındadır. Yerel kaynaklara dayanabilmek önemli bir avantajdır; ancak aynı özellik merkezsiz ve parçalı tedarik zincirleri biçiminde pazar ölçeğinde bir dezavantaja dönüşmektedir. Buna karşılık Rognoli ve diğ. (2015), kişisel üretim teknolojilerinin dağıtık üretim süreçleriyle deney yapmayı olanaklı kıldığını göstermektedir; merkezsizlik sanayi ölçeğinde bir engel, tasarım pratiği ölçeğinde ise bir olanaktır.</w:t>
+        <w:t xml:space="preserve">Tablodaki karşıtlıklar üç gerilimde toplanabilir. Birincisi değişkenlik ile standartlaşma arasındadır. Malzemenin tasarım açısından en değerli niteliği, kurumsal kabul açısından en büyük engelidir. Ahşap dışı malzemelerin çoğu standartlaşmış kodlardan ve uzmanlaşmış yüklenici ağından yoksundur. Tek belirgin istisna, yapısal standartların getirilmesiyle uluslararası tanınırlık kazanan bambudur (Edalat, 2026). Pomponi ve Moncaster’ın (2017) çerçevesi durumu açıklar. Döngüsellik yönetsel ve davranışsal boyutları da kapsadığından malzemenin teknik niteliği tek başına yeterli değildir.</w:t>
       </w:r>
     </w:p>
     <w:p>
@@ -3420,7 +3492,21 @@
           <w:sz w:val="24"/>
           <w:szCs w:val="24"/>
         </w:rPr>
-        <w:t xml:space="preserve">Üçüncü gerilim biyolojik dönüşebilirlik ile dayanıklılık arasındadır ve bölümün hipotezini en açık biçimde sınar. Edalat (2026), koyun ve kenevir yünü gibi ham biyolojik yalıtkanların geri dönüştürülebilirlik ve karşılaştırılabilir ısıl performans nedeniyle ilgi görmesine karşın zayıf yangın dayanımı ve yüksek maliyetle karşılaştığını; buna karşılık mineral yünlerin tümüyle ve sınırsız biçimde yeni ürünlere geri dönüştürülebildiğini aktarmaktadır. Bu özgül karşılaştırmada, biyolojik kökenli olmayan bir malzeme biyolojik kökenli alternatifinden daha döngüsel davranmaktadır. Samanın tümüyle biyobozunur olması da zamanla kademeli bozunmaya açıklık anlamına gelmekte ve geri kazanımını güçleştirmektedir. Biyobozunurluk, kendi başına döngüsellik üretmemekte; aksine geri kazanımı zorlaştırabilmektedir.</w:t>
+        <w:t xml:space="preserve">İkinci gerilim yerellik ile ölçeklenebilirlik arasındadır. Yerel kaynaklara dayanabilmek önemli bir avantajdır. Aynı özellik merkezsiz ve parçalı tedarik zincirleri biçiminde pazar ölçeğinde bir dezavantaja dönüşür. Buna karşılık Rognoli ve diğ. (2015), kişisel üretim teknolojilerinin dağıtık üretim süreçleriyle deney yapmayı olanaklı kıldığını savunur. İki saptama birlikte okunduğunda merkezsizliğin sanayi ölçeğinde bir engel, tasarım pratiği ölçeğinde ise bir olanak olduğu görülür. İç mimarlık, görece küçük üretim adetleriyle çalıştığı için ikinci tarafa daha yakın durur.</w:t>
+      </w:r>
+    </w:p>
+    <w:p>
+      <w:pPr>
+        <w:spacing w:after="160" w:line="360"/>
+        <w:jc w:val="both"/>
+      </w:pPr>
+      <w:r>
+        <w:rPr>
+          <w:rFonts w:ascii="Times New Roman" w:cs="Times New Roman" w:eastAsia="Times New Roman" w:hAnsi="Times New Roman"/>
+          <w:sz w:val="24"/>
+          <w:szCs w:val="24"/>
+        </w:rPr>
+        <w:t xml:space="preserve">Üçüncü gerilim biyolojik dönüşebilirlik ile dayanıklılık arasındadır ve bölümün hipotezini en açık biçimde sınar. Edalat (2026), koyun ve kenevir yünü gibi ham biyolojik yalıtkanların geri dönüştürülebilirlikleri nedeniyle ilgi gördüğünü, ancak zayıf yangın dayanımı ve yüksek maliyetle karşılaştığını aktarır. Mineral yünler ise tümüyle ve sınırsız biçimde yeni ürünlere geri dönüştürülebilir. Bu özgül karşılaştırmada biyolojik kökenli olmayan bir malzeme, biyolojik kökenli alternatifinden daha döngüsel davranır. Samanın tümüyle biyobozunur olması da kademeli bozunmaya açıklık demektir ve geri kazanımını güçleştirir. Biyobozunurluk kendi başına döngüsellik üretmez. Üç gerilimin hiçbiri kolay çözülür türden değildir ve bölüm bunları çözmeyi değil, karar sürecinde görünür kılmayı amaçlar.</w:t>
       </w:r>
     </w:p>
     <w:p>
@@ -3450,7 +3536,7 @@
           <w:sz w:val="24"/>
           <w:szCs w:val="24"/>
         </w:rPr>
-        <w:t xml:space="preserve">Üç gerilim, bir malzemenin tek bir ölçüt kümesiyle değerlendirilemeyeceğini göstermektedir. Kirchherr ve diğ. (2017) döngüsellik tanımlarının çoğunun sistemsel değişimi vurgulamadığını, Pomponi ve Moncaster (2017) yapılı çevrede döngüselliğin altı boyutta kurulduğunu, Edalat (2026) ise yaşam döngüsü değerlendirmesine ve sera gazı azaltımına orantısız odaklanmanın tedarik zinciri dirençliliğini ve malzeme döngüselliğini ihmal ettiğini ortaya koymaktadır. Üç saptama aynı sonuca varmaktadır. Eksik olan, daha iyi bir malzeme listesi değil; malzeme kararını farklı düzlemlerde birlikte okuyan bir çerçevedir.</w:t>
+        <w:t xml:space="preserve">Üç gerilim, bir malzemenin tek bir ölçüt kümesiyle değerlendirilemeyeceğini gösterir. Kirchherr ve diğ. (2017) döngüsellik tanımlarının çoğunun sistemsel değişimi vurgulamadığını saptar. Pomponi ve Moncaster (2017) yapılı çevrede döngüselliğin altı boyutta kurulduğunu ortaya koyar. Edalat (2026) ise yaşam döngüsü değerlendirmesine ve sera gazı azaltımına orantısız odaklanmanın tedarik zinciri dirençliliğini ve malzeme döngüselliğini ihmal ettiğine dikkat çeker. Üç saptama aynı yere varır. Eksik olan, daha iyi bir malzeme listesi değildir. Malzeme kararını farklı düzlemlerde birlikte okuyan bir çerçevedir.</w:t>
       </w:r>
     </w:p>
     <w:p>
@@ -3464,7 +3550,7 @@
           <w:sz w:val="24"/>
           <w:szCs w:val="24"/>
         </w:rPr>
-        <w:t xml:space="preserve">Tablo 4, bu gereksinime yanıt olarak iç mekân ölçeği için altı boyutlu bir değerlendirme çerçevesi önermektedir. Çerçevenin kaynağı tek bir çalışma değildir; her boyut, bölüm boyunca tartışılan farklı kaynak kümelerine dayanmaktadır. İlk üç boyut malzemenin maddi örgütlenmesini, son üç boyut ise malzemenin kullanıcıyla, zamanla ve kurumsal çevreyle ilişkisini kapsar.</w:t>
+        <w:t xml:space="preserve">Tablo 4 bu gereksinime yanıt olarak iç mekân ölçeği için altı boyutlu bir çerçeve önerir. Çerçevenin kaynağı tek bir çalışma değildir, her boyut bölüm boyunca tartışılan farklı kaynak kümelerine dayanır. İlk üç boyut malzemenin maddi örgütlenmesini, son üç boyut ise malzemenin kullanıcıyla, zamanla ve kurumsal çevreyle ilişkisini kapsar.</w:t>
       </w:r>
     </w:p>
     <w:p>
@@ -3707,7 +3793,7 @@
                 <w:sz w:val="19"/>
                 <w:szCs w:val="19"/>
               </w:rPr>
-              <w:t xml:space="preserve">Lee ve diğ. (2022); Attias ve diğ. (2020)</w:t>
+              <w:t xml:space="preserve">Lee ve diğ. (2022); Attias ve diğ. (2020); Toklu (2017)</w:t>
             </w:r>
           </w:p>
         </w:tc>
@@ -3953,7 +4039,7 @@
                 <w:sz w:val="19"/>
                 <w:szCs w:val="19"/>
               </w:rPr>
-              <w:t xml:space="preserve">Deneyimsel performans</w:t>
+              <w:t xml:space="preserve">Kullanım ve iç hava</w:t>
             </w:r>
           </w:p>
         </w:tc>
@@ -3977,7 +4063,7 @@
                 <w:sz w:val="19"/>
                 <w:szCs w:val="19"/>
               </w:rPr>
-              <w:t xml:space="preserve">Malzeme kullanıcıda hangi duyusal ve anlamsal deneyimi oluşturuyor? Yaşlandığında nasıl davranıyor? Değişkenliği kabul görüyor mu?</w:t>
+              <w:t xml:space="preserve">Bileşim kullanım süresi boyunca iç ortama salım yapıyor mu? Nem ve biyolojik bozunmaya karşı davranışı biliniyor mu?</w:t>
             </w:r>
           </w:p>
         </w:tc>
@@ -4001,7 +4087,7 @@
                 <w:sz w:val="19"/>
                 <w:szCs w:val="19"/>
               </w:rPr>
-              <w:t xml:space="preserve">Karana ve diğ. (2015); Karana ve diğ. (2018); Rognoli ve Ayala García (2018)</w:t>
+              <w:t xml:space="preserve">Salthammer ve diğ. (2010); Chang ve diğ. (2020)</w:t>
             </w:r>
           </w:p>
         </w:tc>
@@ -4051,7 +4137,7 @@
                 <w:sz w:val="19"/>
                 <w:szCs w:val="19"/>
               </w:rPr>
-              <w:t xml:space="preserve">Dirençlilik kapasitesi</w:t>
+              <w:t xml:space="preserve">Deneyimsel performans</w:t>
             </w:r>
           </w:p>
         </w:tc>
@@ -4075,7 +4161,7 @@
                 <w:sz w:val="19"/>
                 <w:szCs w:val="19"/>
               </w:rPr>
-              <w:t xml:space="preserve">Kurgu çeşitlilik ve yedeklilik taşıyor mu? Bileşen onarılabiliyor mu? Mekân uyarlanabilir ve dönüşebilir mi?</w:t>
+              <w:t xml:space="preserve">Malzeme kullanıcıda hangi duyusal ve anlamsal deneyimi oluşturuyor? Yaşlandığında nasıl davranıyor? Değişkenliği kabul görüyor mu?</w:t>
             </w:r>
           </w:p>
         </w:tc>
@@ -4099,7 +4185,7 @@
                 <w:sz w:val="19"/>
                 <w:szCs w:val="19"/>
               </w:rPr>
-              <w:t xml:space="preserve">Walker ve diğ. (2004); Biggs ve diğ. (2012); Graham ve Thrift (2007)</w:t>
+              <w:t xml:space="preserve">Karana ve diğ. (2015); Karana ve diğ. (2018); Rognoli ve Ayala García (2018)</w:t>
             </w:r>
           </w:p>
         </w:tc>
@@ -4149,7 +4235,7 @@
                 <w:sz w:val="19"/>
                 <w:szCs w:val="19"/>
               </w:rPr>
-              <w:t xml:space="preserve">Kurumsal ve toplumsal çerçeve</w:t>
+              <w:t xml:space="preserve">Dirençlilik ve kurumsal çerçeve</w:t>
             </w:r>
           </w:p>
         </w:tc>
@@ -4173,7 +4259,7 @@
                 <w:sz w:val="19"/>
                 <w:szCs w:val="19"/>
               </w:rPr>
-              <w:t xml:space="preserve">Malzemeyi destekleyen standart, kod, uzman ağı ve üretim kanalı var mı? Kullanıcı kabulü nasıl kurulacak?</w:t>
+              <w:t xml:space="preserve">Kurgu çeşitlilik ve yedeklilik taşıyor mu? Bileşen onarılabiliyor mu? Malzemeyi destekleyen standart ve uzman ağı var mı?</w:t>
             </w:r>
           </w:p>
         </w:tc>
@@ -4197,7 +4283,7 @@
                 <w:sz w:val="19"/>
                 <w:szCs w:val="19"/>
               </w:rPr>
-              <w:t xml:space="preserve">Pomponi ve Moncaster (2017); Rognoli ve diğ. (2015)</w:t>
+              <w:t xml:space="preserve">Walker ve diğ. (2004); Biggs ve diğ. (2012); Graham ve Thrift (2007); Pomponi ve Moncaster (2017)</w:t>
             </w:r>
           </w:p>
         </w:tc>
@@ -4214,7 +4300,7 @@
           <w:sz w:val="24"/>
           <w:szCs w:val="24"/>
         </w:rPr>
-        <w:t xml:space="preserve">Çerçevenin kullanım mantığı sıralı değil eşzamanlıdır. Bir bileşenin yalnızca ilk üç boyutu karşılaması, iç mekân bağlamında yeterli bir değerlendirme sağlamaz. Nitekim kahve atıklı duvar paneli örneği, atık kökenli tedarik boyutunu tümüyle karşılamasına karşın ömür sonu boyutunu hiç karşılamayan bir bileşenin döngüsel sayılamayacağını göstermektedir. Aynı mantık son üç boyut için de geçerlidir; deneyimsel performansı güçlü olmakla birlikte onarılamayan, sökülemeyen ya da yenilenemeyen bir bileşen dirençlilik boyutunu karşılamaz.</w:t>
+        <w:t xml:space="preserve">Çerçevenin kullanım mantığı sıralı değil eşzamanlıdır. Bir bileşenin yalnızca ilk üç boyutu karşılaması, iç mekân bağlamında yeterli bir değerlendirme sağlamaz. Kahve atıklı duvar paneli örneği bunu açıkça gösterir. Bileşen atık kökenli tedarik boyutunu tümüyle karşılar, ömür sonu ve iç hava boyutlarını ise hiç karşılamaz. Aynı mantık son boyutlar için de geçerlidir. Deneyimsel performansı güçlü olmakla birlikte onarılamayan, sökülemeyen ya da yenilenemeyen bir bileşen dirençlilik boyutunu karşılamaz.</w:t>
       </w:r>
     </w:p>
     <w:p>
@@ -4244,7 +4330,7 @@
           <w:sz w:val="24"/>
           <w:szCs w:val="24"/>
         </w:rPr>
-        <w:t xml:space="preserve">Bu bölüm, iç mimarlıkta biyolojik temelli malzeme seçiminin sürdürülebilirlikten döngüselliğe ve döngüsellikten dirençliliğe geçişi sağlayan bir tasarım yaklaşımı olarak nasıl kavramsallaştırılabileceği sorusunu ele almıştır. Yürütülen tartışma, bu üç kavramın birbirinin yerine geçen eşanlamlılar değil, birbirini kapsayan ve birbirine ölçüt ekleyen üç ayrı düzlem oluşturduğunu göstermektedir. Birinci düzlemde sürdürülebilirlik malzemenin çevresel etkisini azaltmayı hedefler; ikinci düzlemde döngüsellik malzemenin yaşam döngüsünü ve ömür sonu senaryosunu karar sürecine dahil eder; üçüncü düzlemde dirençlilik değerlendirmeye zamanı ve değişimi ekler (Tablo 5).</w:t>
+        <w:t xml:space="preserve">Bu bölüm, iç mimarlıkta biyolojik temelli malzeme seçiminin sürdürülebilirlikten döngüselliğe ve döngüsellikten dirençliliğe geçişi sağlayan bir tasarım yaklaşımı olarak nasıl kavramsallaştırılabileceğini tartıştı. Yürütülen inceleme, bu üç kavramın birbirinin yerine geçen eşanlamlılar olmadığını gösterdi. Birbirini kapsayan ve birbirine ölçüt ekleyen üç ayrı düzlem oluştururlar. Birinci düzlemde sürdürülebilirlik malzemenin çevresel etkisini azaltmayı hedefler. İkinci düzlemde döngüsellik malzemenin yaşam döngüsünü ve ömür sonu senaryosunu karar sürecine katar. Üçüncü düzlemde dirençlilik değerlendirmeye zamanı ve değişimi ekler (Tablo 5).</w:t>
       </w:r>
     </w:p>
     <w:p>
@@ -4487,7 +4573,7 @@
                 <w:sz w:val="19"/>
                 <w:szCs w:val="19"/>
               </w:rPr>
-              <w:t xml:space="preserve">Biyolojik köken çevresel avantajı güvence altına almaz; her avantaj için önemli istisnalar bulunur (O’Rourke ve Seepersad, 2015)</w:t>
+              <w:t xml:space="preserve">Biyolojik köken çevresel avantajı güvence altına almaz, her avantaj için önemli istisnalar bulunur (O’Rourke ve Seepersad, 2015)</w:t>
             </w:r>
           </w:p>
         </w:tc>
@@ -4585,7 +4671,7 @@
                 <w:sz w:val="19"/>
                 <w:szCs w:val="19"/>
               </w:rPr>
-              <w:t xml:space="preserve">Tanımların çoğu sistemsel değişimi vurgulamaz (Kirchherr ve diğ., 2017); sökülebilirlik ilkeleri uygulamaya çok az geçmiştir (Rios ve diğ., 2015)</w:t>
+              <w:t xml:space="preserve">Tanımların çoğu sistemsel değişimi vurgulamaz (Kirchherr ve diğ., 2017). Sökülebilirlik ilkeleri uygulamaya çok az geçmiştir (Rios ve diğ., 2015)</w:t>
             </w:r>
           </w:p>
         </w:tc>
@@ -4700,7 +4786,7 @@
           <w:sz w:val="24"/>
           <w:szCs w:val="24"/>
         </w:rPr>
-        <w:t xml:space="preserve">Tablo 5’in son kolonu bölümün yöntemsel tutumunu da özetlemektedir. Her düzlem bir sonrakini gerektirmekte, hiçbiri tek başına yeterli olmamaktadır. Üç düzlemin iç mimarlıkta kesiştiği nokta ise bölümün ikinci saptamasını oluşturmaktadır. Ahşap dışı biyolojik temelli malzemelerin fiilî uygulama alanı büyük ölçüde iç mekândır; bu malzemeler sınırlı mekanik dayanımları nedeniyle taşıyıcı elemanlarda nadiren yer almaktadır (Edalat, 2026). Dolayısıyla iç mimarlık, söz konusu malzemelerin yapılı çevreye girişinde belirleyici ölçeği oluşturmaktadır.</w:t>
+        <w:t xml:space="preserve">Tablo 5’in son kolonu bölümün yöntemsel tutumunu özetler. Her düzlem bir sonrakini gerektirir, hiçbiri tek başına yeterli değildir. Üç düzlemin iç mimarlıkta kesiştiği nokta ise bölümün ikinci saptamasını oluşturur. Ahşap dışı biyolojik temelli malzemelerin fiilî uygulama alanı büyük ölçüde iç mekândır (Edalat, 2026). Kullanım, bakım, onarım ve değiştirme de aynı ölçekte gerçekleşir. İç mimarlık bu nedenle söz konusu malzemelerin yapılı çevreye girişinde belirleyici eşiktir.</w:t>
       </w:r>
     </w:p>
     <w:p>
@@ -4714,7 +4800,7 @@
           <w:sz w:val="24"/>
           <w:szCs w:val="24"/>
         </w:rPr>
-        <w:t xml:space="preserve">Bölümde önerilen altı boyutlu değerlendirme çerçevesi bu zemine dayanmaktadır (Tablo 4). Çerçevenin sınırlılıkları da belirtilmelidir. Öneri kuramsal düzeyde kalmakta, tasarım pratiğinde sınanmamıştır; özellikle deneyimsel performans ve dirençlilik kapasitesi için yerleşik bir ölçüm yaklaşımı bulunmamaktadır. Buradan bir araştırma gündemi doğmaktadır. Söz konusu iki boyut için ölçülebilir değerlendirme yaklaşımları geliştirilmeli, iç mekân bileşenlerinde tersinir birleşim detayları araştırılmalı (Rios ve diğ., 2015), biyolojik temelli bileşenlerin uzun süreli davranışı izlenmeli (Chang ve diğ., 2020) ve döngüselliğin yönetsel ile davranışsal boyutları iç mekân bağlamında incelenmelidir (Pomponi ve Moncaster, 2017).</w:t>
+        <w:t xml:space="preserve">Önerilen altı boyutlu çerçeve bu zemine dayanır (Tablo 4). Sınırlılıklarını açıkça belirtmek gerekir. Öneri kuramsal düzeyde kalmakta ve tasarım pratiğinde sınanmamıştır. Deneyimsel performans ile dirençlilik boyutları için yerleşik bir ölçüm yaklaşımı yoktur. Daha önemlisi, bölümün iç mimarlığa ilişkin savı büyük ölçüde çıkarımsaldır. İç mekân ölçeğine özgü doğrudan ampirik literatür sınırlıdır ve buradaki sav, yapı ölçeği ile ürün tasarımı literatüründen türetilmiştir. Savın sınanması iç mekân bileşenleri üzerinde alan çalışmaları gerektirir.</w:t>
       </w:r>
     </w:p>
     <w:p>
@@ -4728,7 +4814,21 @@
           <w:sz w:val="24"/>
           <w:szCs w:val="24"/>
         </w:rPr>
-        <w:t xml:space="preserve">Son olarak, bu yaklaşımın ima ettiği değişim malzeme listelerinin yenilenmesinden daha kapsamlıdır. Camere ve Karana’nın (2018) saptadığı malzeme seçiminden malzeme tasarımına kayma, tasarımcının malzemeyle kurduğu ilişkinin yeniden tanımlanması anlamına gelmektedir. Heymans ve diğ. (2019) bu dönüşümün yönünü de göstermektedir; sistemin sürdürülebilirliği dirençlilik kapasitesine bağlıdır ve bu kapasite kentlerin insan ve insan-dışı tüm sakinlerini kapsamak durumundadır. İç mekân, bu ilişkinin gündelik ölçekte kurulduğu yer olduğu için, söz konusu dönüşümün hem sınanacağı hem de görünür olacağı alandır.</w:t>
+        <w:t xml:space="preserve">Buradan bir araştırma gündemi doğar. Deneyimsel performans ve dirençlilik boyutları için ölçülebilir yaklaşımlar geliştirilmelidir. İç mekân bileşenlerinde tersinir birleşim detayları araştırılmalıdır, çünkü Rios ve diğ. (2015) sökülebilirlik için tasarımda kuram ile uygulama arasındaki boşluğu ortaya koyar. Biyolojik temelli bileşenlerin uzun süreli davranışı izlenmelidir (Chang ve diğ., 2020). Türkiye özelinde ise tarımsal artıkların iç mekân bileşenine dönüştürülmesi öncelikli bir araştırma alanıdır (Toklu, 2017).</w:t>
+      </w:r>
+    </w:p>
+    <w:p>
+      <w:pPr>
+        <w:spacing w:after="160" w:line="360"/>
+        <w:jc w:val="both"/>
+      </w:pPr>
+      <w:r>
+        <w:rPr>
+          <w:rFonts w:ascii="Times New Roman" w:cs="Times New Roman" w:eastAsia="Times New Roman" w:hAnsi="Times New Roman"/>
+          <w:sz w:val="24"/>
+          <w:szCs w:val="24"/>
+        </w:rPr>
+        <w:t xml:space="preserve">Son olarak, bu yaklaşımın ima ettiği değişim malzeme listelerinin yenilenmesinden daha kapsamlıdır. Camere ve Karana’nın (2018) saptadığı malzeme seçiminden malzeme tasarımına kayma, tasarımcının malzemeyle kurduğu ilişkinin yeniden tanımlanması demektir. Heymans ve diğ. (2019) dönüşümün yönünü de gösterir. Sistemin sürdürülebilirliği dirençlilik kapasitesine bağlıdır ve bu kapasite kentlerin insan ve insan-dışı tüm sakinlerini kapsamak durumundadır. İç mekân bu ilişkinin gündelik ölçekte kurulduğu yerdir. Dönüşümün hem sınanacağı hem görünür olacağı alan da burasıdır.</w:t>
       </w:r>
     </w:p>
     <w:p>
@@ -5707,6 +5807,80 @@
           <w:szCs w:val="24"/>
         </w:rPr>
         <w:t xml:space="preserve">, 692–702. https://doi.org/10.1016/j.matdes.2015.07.020</w:t>
+      </w:r>
+    </w:p>
+    <w:p>
+      <w:pPr>
+        <w:spacing w:after="140" w:line="360"/>
+        <w:ind w:left="567" w:hanging="567"/>
+        <w:jc w:val="left"/>
+      </w:pPr>
+      <w:r>
+        <w:rPr>
+          <w:rFonts w:ascii="Times New Roman" w:cs="Times New Roman" w:eastAsia="Times New Roman" w:hAnsi="Times New Roman"/>
+          <w:i w:val="false"/>
+          <w:iCs w:val="false"/>
+          <w:sz w:val="24"/>
+          <w:szCs w:val="24"/>
+        </w:rPr>
+        <w:t xml:space="preserve">Salthammer, T., Mentese, S. ve Marutzky, R. (2010). Formaldehyde in the indoor environment. </w:t>
+      </w:r>
+      <w:r>
+        <w:rPr>
+          <w:rFonts w:ascii="Times New Roman" w:cs="Times New Roman" w:eastAsia="Times New Roman" w:hAnsi="Times New Roman"/>
+          <w:i/>
+          <w:iCs/>
+          <w:sz w:val="24"/>
+          <w:szCs w:val="24"/>
+        </w:rPr>
+        <w:t xml:space="preserve">Chemical Reviews, 110</w:t>
+      </w:r>
+      <w:r>
+        <w:rPr>
+          <w:rFonts w:ascii="Times New Roman" w:cs="Times New Roman" w:eastAsia="Times New Roman" w:hAnsi="Times New Roman"/>
+          <w:i w:val="false"/>
+          <w:iCs w:val="false"/>
+          <w:sz w:val="24"/>
+          <w:szCs w:val="24"/>
+        </w:rPr>
+        <w:t xml:space="preserve">(4), 2536–2572. https://doi.org/10.1021/cr800399g</w:t>
+      </w:r>
+    </w:p>
+    <w:p>
+      <w:pPr>
+        <w:spacing w:after="140" w:line="360"/>
+        <w:ind w:left="567" w:hanging="567"/>
+        <w:jc w:val="left"/>
+      </w:pPr>
+      <w:r>
+        <w:rPr>
+          <w:rFonts w:ascii="Times New Roman" w:cs="Times New Roman" w:eastAsia="Times New Roman" w:hAnsi="Times New Roman"/>
+          <w:i w:val="false"/>
+          <w:iCs w:val="false"/>
+          <w:sz w:val="24"/>
+          <w:szCs w:val="24"/>
+        </w:rPr>
+        <w:t xml:space="preserve">Toklu, E. (2017). Biomass energy potential and utilization in Turkey. </w:t>
+      </w:r>
+      <w:r>
+        <w:rPr>
+          <w:rFonts w:ascii="Times New Roman" w:cs="Times New Roman" w:eastAsia="Times New Roman" w:hAnsi="Times New Roman"/>
+          <w:i/>
+          <w:iCs/>
+          <w:sz w:val="24"/>
+          <w:szCs w:val="24"/>
+        </w:rPr>
+        <w:t xml:space="preserve">Renewable Energy, 107</w:t>
+      </w:r>
+      <w:r>
+        <w:rPr>
+          <w:rFonts w:ascii="Times New Roman" w:cs="Times New Roman" w:eastAsia="Times New Roman" w:hAnsi="Times New Roman"/>
+          <w:i w:val="false"/>
+          <w:iCs w:val="false"/>
+          <w:sz w:val="24"/>
+          <w:szCs w:val="24"/>
+        </w:rPr>
+        <w:t xml:space="preserve">, 235–244. https://doi.org/10.1016/j.renene.2017.01.044</w:t>
       </w:r>
     </w:p>
     <w:p>

--- a/Kitap_Bolumu_Biyotasarim_Malzeme_Secimi.docx
+++ b/Kitap_Bolumu_Biyotasarim_Malzeme_Secimi.docx
@@ -42,6 +42,7 @@
           <w:rFonts w:ascii="Times New Roman" w:cs="Times New Roman" w:eastAsia="Times New Roman" w:hAnsi="Times New Roman"/>
           <w:b/>
           <w:bCs/>
+          <w:color w:val="000000"/>
           <w:sz w:val="26"/>
           <w:szCs w:val="26"/>
         </w:rPr>
@@ -59,7 +60,7 @@
           <w:sz w:val="24"/>
           <w:szCs w:val="24"/>
         </w:rPr>
-        <w:t xml:space="preserve">Yapılı çevrenin kaynak tüketimi ve atık üretimi, malzeme kararlarının yeniden düşünülmesini zorunlu kılmaktadır. Biyolojik temelli malzemeler bu tartışmada çoğu kez geleneksel malzemelerin sürdürülebilir birer alternatifi olarak sunulur. Oysa böyle bir kurgu malzeme kararının yapısını değiştirmediği için sınırlı bir dönüşüm üretir. Bu bölüm, iç mimarlıkta biyolojik temelli malzeme seçimini kuramsal bir çerçevede ele alır ve biyotasarımın yalnızca yeni seçenekler sunmadığını savunur. Biyotasarım, malzeme seçiminin ölçütlerini ve tasarımcının kaynakla, üretimle, kullanımla ve atıkla kurduğu ilişkiyi yeniden tanımlar. Çalışma önce biyotasarımı komşu kavramlardan ayırır, ardından biyolojik temelli malzemeleri doğanın tasarım sürecine katılım düzeyine göre sınıflandırır. Biyolojik kökenin tek başına ne sürdürülebilirlik ne döngüsellik güvencesi oluşturduğu gösterilir. Döngüsellik, malzemenin kökeninde değil bileşiminde, birleşiminde ve ömür sonu senaryosunda kararlaşır. Değişkenlik, zamansallık ve bakım gereksinimi dirençlilik kavramı üzerinden değerlendirilir. Son olarak iç mekân ölçeğine özgü altı boyutlu bir değerlendirme çerçevesi önerilir.</w:t>
+        <w:t xml:space="preserve">Yapılı çevrenin kaynak tüketimi ve atık üretimi, malzeme kararlarının yeniden düşünülmesini zorunlu kılmaktadır. Biyolojik temelli malzemeler bu tartışmada çoğu kez geleneksel malzemelerin sürdürülebilir birer alternatifi olarak sunulur. Oysa böyle bir kurgu malzeme kararının yapısını değiştirmediği için sınırlı bir dönüşüm üretir. Bu bölüm, iç mimarlıkta biyolojik temelli malzeme seçimini kuramsal bir çerçevede ele alır. Temel savı, biyotasarımın yalnızca yeni seçenekler sunmadığı, malzeme seçiminin ölçütlerini ve tasarımcının kaynakla, üretimle, kullanımla ve atıkla kurduğu ilişkiyi yeniden tanımladığıdır. Çalışma önce biyotasarımı komşu kavramlardan ayırır, ardından biyolojik temelli malzemeleri doğanın tasarım sürecine katılım düzeyine göre sınıflandırır. Biyolojik kökenin tek başına ne sürdürülebilirlik ne döngüsellik güvencesi oluşturduğu gösterilir. Döngüsellik, malzemenin kökeninden çok tasarım aşamasında alınan bileşim, birleşim ve ömür sonu kararlarıyla şekillenir. Son olarak sürdürülebilirlik, döngüsellik ve dirençlilik ölçütlerini birlikte okuyan, iç mekân ölçeğine özgü altı boyutlu bir değerlendirme çerçevesi önerilir.</w:t>
       </w:r>
     </w:p>
     <w:p>
@@ -98,6 +99,7 @@
           <w:rFonts w:ascii="Times New Roman" w:cs="Times New Roman" w:eastAsia="Times New Roman" w:hAnsi="Times New Roman"/>
           <w:b/>
           <w:bCs/>
+          <w:color w:val="000000"/>
           <w:sz w:val="26"/>
           <w:szCs w:val="26"/>
         </w:rPr>
@@ -115,7 +117,7 @@
           <w:sz w:val="24"/>
           <w:szCs w:val="24"/>
         </w:rPr>
-        <w:t xml:space="preserve">İnsan etkinliğinin yeryüzünün çevresel sistemleri üzerindeki etkisi, bugün yeni bir jeolojik dönem olarak adlandırılacak düzeye ulaşmıştır (Heymans ve diğ., 2019). Bu dönüşümün en belirgin taşıyıcılarından biri yapılı çevredir. Edalat (2026), yapı sektörünün tüm endüstriyel sektörler içinde doğal çevre üzerinde en önemli etkiyi yarattığını aktarır. Aktarılan değerlere göre sektör küresel karbondioksit salımının yaklaşık %39’undan sorumludur, ham maddelerin yaklaşık %40’ını tüketir ve katı atığın en az %30’unu üretir. Etkinin kaynağı yalnızca ölçek değil, üretim mantığıdır. Chayaamor-Heil ve diğ. (2024), fosil yakıtların ve ham maddelerin çıkarımına dayanan inşaat sektörünün kirliliğe ve kaynak tükenmesine önemli ölçüde katkıda bulunduğunu saptar. Lee ve diğ. (2022) de fosil temelli ürünlerin doğal kaynak rezervleri açısından ciddi bir tehdit oluşturduğuna dikkat çeker.</w:t>
+        <w:t xml:space="preserve">İnsan etkinliğinin yeryüzünün çevresel sistemleri üzerindeki etkisi, bugün yeni bir jeolojik dönem olarak adlandırılacak düzeye ulaşmıştır (Heymans ve diğ., 2019). Bu dönüşümün en belirgin taşıyıcılarından biri yapılı çevredir. Edalat (2026), yapı sektörünün tüm endüstriyel sektörler içinde doğal çevre üzerinde en önemli etkiyi yarattığını aktarır. Aktarılan değerlere göre sektör küresel karbondioksit salımının yaklaşık %39’undan sorumludur, ham maddelerin yaklaşık %40’ını tüketir ve katı atığın en az %30’unu üretir. Etkinin kaynağı yalnızca ölçek değil, üretim mantığıdır. Chayaamor-Heil ve diğ. (2024), fosil yakıtların ve ham maddelerin çıkarımına dayanan inşaat sektörünün kirliliğe ve kaynak tükenmesine önemli ölçüde katkıda bulunduğunu saptar.</w:t>
       </w:r>
     </w:p>
     <w:p>
@@ -129,7 +131,7 @@
           <w:sz w:val="24"/>
           <w:szCs w:val="24"/>
         </w:rPr>
-        <w:t xml:space="preserve">Biyolojik temelli malzemeler bu tabloya verilen yanıtlardan biridir. Bourbia ve diğ. (2023), bu malzemelerin yenilenebilirlik, düşük gömülü enerji ve ısıl düzenleme kapasitesi gibi avantajlar taşıdığını derler. Ancak Andréen ve Goidea (2022) önemli bir uyarıda bulunur. Biyomalzemeler inşaat sektörünün ekolojik etkisini azaltmak için potansiyel bir araçtır, fakat bu potansiyelin en üst düzeye çıkması geleneksel yapı malzemelerinden önemli ölçüde farklı yaklaşımlar gerektirir. Uyarı bölümün çıkış noktasıdır. Biyolojik temelli bir malzemeyi yerleşik bir malzemenin yerine koymak, tasarım yaklaşımını değiştirmediği sürece sınırlı bir dönüşüm üretir.</w:t>
+        <w:t xml:space="preserve">Biyolojik temelli malzemeler bu tabloya verilen yanıtlardan biridir. Bourbia ve diğ. (2023), bu malzemelerin yenilenebilirlik, düşük gömülü enerji ve ısıl düzenleme kapasitesi gibi avantajlar taşıdığını derler. Andréen ve Goidea (2022) ise önemli bir uyarıda bulunur. Biyomalzemeler inşaat sektörünün ekolojik etkisini azaltmak için potansiyel bir araçtır, fakat bu potansiyelin en üst düzeye çıkması geleneksel yapı malzemelerinden önemli ölçüde farklı yaklaşımlar gerektirir. Uyarı bölümün çıkış noktasıdır. Biyolojik temelli bir malzemeyi yerleşik bir malzemenin yerine koymak, tasarım yaklaşımını değiştirmediği sürece sınırlı bir dönüşüm üretir.</w:t>
       </w:r>
     </w:p>
     <w:p>
@@ -143,7 +145,7 @@
           <w:sz w:val="24"/>
           <w:szCs w:val="24"/>
         </w:rPr>
-        <w:t xml:space="preserve">Literatür bu sınırlılığı iki düzeyde bildirir. Birinci düzey kavramsaldır. Kırbaş Akyürek ve diğ. (2020), canlı ve üretilmiş bileşenlerin bir araya gelmesini adlandıran terminolojinin çeşitlilik içinde sıkışıp kaldığını bulgulamıştır. Benzer bir belirsizlik döngüsellik kavramında da görülür. Kirchherr ve diğ. (2017), 114 döngüsel ekonomi tanımını kodladıkları çalışmada kavramın en sık azaltma, yeniden kullanma ve geri dönüştürme etkinliklerinin bileşimi olarak betimlendiğini saptar. Döngüselliğin sistemsel bir değişim gerektirdiği ise çoğu kez vurgulanmaz. İkinci düzey malzemenin kendisine ilişkindir. O’Rourke ve Seepersad (2015), biyolojik organizmaların çevresel avantajlarına ilişkin iddiaların genel olarak doğru olduğunu, fakat her avantaj için önemli istisnalar barındırdığını göstermiştir. Biyolojik köken, kısacası, sürdürülebilirliğin de döngüselliğin de kendiliğinden güvencesi değildir.</w:t>
+        <w:t xml:space="preserve">Literatür bu sınırlılığı iki düzeyde bildirir. Birincisi kavramsaldır. Kırbaş Akyürek ve diğ. (2020), canlı ve üretilmiş bileşenlerin bir araya gelmesini adlandıran terminolojinin çeşitlilik içinde sıkışıp kaldığını bulgulamıştır. Benzer bir belirsizlik döngüsellik kavramında da görülür. Kirchherr ve diğ. (2017), 114 döngüsel ekonomi tanımını kodladıkları çalışmada kavramın en sık azaltma, yeniden kullanma ve geri dönüştürme etkinliklerinin bileşimi olarak betimlendiğini saptar. Döngüselliğin sistemsel bir değişim gerektirdiği ise çoğu kez vurgulanmaz. İkinci düzey malzemenin kendisine ilişkindir. O’Rourke ve Seepersad (2015), biyolojik organizmaların çevresel avantajlarına ilişkin iddiaların genel olarak doğru olduğunu, fakat her avantaj için önemli istisnalar barındırdığını göstermiştir. Biyolojik köken, kısacası, sürdürülebilirliğin de döngüselliğin de kendiliğinden güvencesi değildir.</w:t>
       </w:r>
     </w:p>
     <w:p>
@@ -157,7 +159,7 @@
           <w:sz w:val="24"/>
           <w:szCs w:val="24"/>
         </w:rPr>
-        <w:t xml:space="preserve">Tartışmanın iç mimarlık açısından özgül bir karşılığı vardır. Edalat (2026), ahşap dışı biyolojik temelli yapı malzemelerinin iç ve dış yüzey kaplamaları, ısıl ve akustik yalıtım ile mobilya üretiminde kullanıldığını, buna karşılık sınırlı mekanik dayanımları nedeniyle taşıyıcı elemanlarda nadiren yer aldığını aktarır. Başka bir deyişle bu malzemelerin fiilî uygulama alanı büyük ölçüde iç mekândır. Dahası malzemenin kullanıcıyla temas ettiği, yaşlandığı, onarıldığı ve değiştirildiği ölçek de aynı ölçektir. İç mimarlık bu nedenle söz konusu malzemelerin yapılı çevreye girişinde yalnızca bir uygulama alanı değil, belirleyici bir eşik oluşturur.</w:t>
+        <w:t xml:space="preserve">Tartışmanın iç mimarlık açısından özgül bir karşılığı vardır. Ahşap dışı biyolojik temelli malzemeler sınırlı mekanik dayanımları nedeniyle taşıyıcı elemanlarda nadiren yer alır ve ağırlıklı olarak yüzey kaplaması, yalıtım ve mobilya gibi uygulamalarda kullanılır (Edalat, 2026). Mevcut uygulamalarında iç mekân bileşenleri bu nedenle önemli bir yer tutar. Malzemenin kullanıcıyla temas ettiği, yaşlandığı, onarıldığı ve değiştirildiği ölçek de aynı ölçektir. İç mimarlık bu nedenle söz konusu malzemeler için önemli bir uygulama ölçeği oluşturur.</w:t>
       </w:r>
     </w:p>
     <w:p>
@@ -171,7 +173,7 @@
           <w:sz w:val="24"/>
           <w:szCs w:val="24"/>
         </w:rPr>
-        <w:t xml:space="preserve">Bölümün araştırma sorusu buradan türetilmiştir. İç mimarlıkta biyolojik temelli malzeme seçimi, sürdürülebilirlikten döngüselliğe ve döngüsellikten dirençliliğe geçişi sağlayan bir tasarım yaklaşımı olarak nasıl kavramsallaştırılabilir? Soruya verilen geçici yanıt, yani bölümün hipotezi şudur. Biyotasarım ve biyolojik temelli malzemeler iç mimarlıkta yalnızca daha sürdürülebilir seçenekler sunmaz. Malzeme seçiminin ölçütlerini ve tasarımcının kaynakla, üretimle, kullanımla ve atıkla kurduğu ilişkiyi yeniden tanımlar. Buna bağlı olarak bir malzemenin döngüselliği ve dirençliliği, biyolojik kökeninde değil tasarım aşamasında verilen bileşim, birleşim ve ömür sonu kararlarında belirlenir.</w:t>
+        <w:t xml:space="preserve">Bölümün araştırma sorusu buradan türetilmiştir. İç mimarlıkta biyolojik temelli malzeme seçimi, sürdürülebilirlik, döngüsellik ve dirençlilik ölçütlerini birlikte ele alan bir tasarım yaklaşımı olarak nasıl kavramsallaştırılabilir? Soruya verilen geçici yanıt, yani bölümün temel savı şudur. Biyotasarım ve biyolojik temelli malzemeler iç mimarlıkta yalnızca daha sürdürülebilir seçenekler sunmaz, malzeme seçiminin ölçütlerini ve tasarımcının kaynakla, üretimle, kullanımla ve atıkla kurduğu ilişkiyi yeniden tanımlar. Buna bağlı olarak bir malzemenin döngüselliği ve dirençliliği, biyolojik kökeninden çok tasarım aşamasında alınan bileşim, birleşim ve ömür sonu kararlarıyla önemli ölçüde şekillenir. Bu kararlar tek belirleyici değildir. Tedarik altyapısı, pazar koşulları, mevzuat ve kullanıcı davranışı da sonucu etkiler ve söz konusu etkenler yedinci başlıktaki çerçevede ayrı bir boyut olarak ele alınır.</w:t>
       </w:r>
     </w:p>
     <w:p>
@@ -185,7 +187,7 @@
           <w:sz w:val="24"/>
           <w:szCs w:val="24"/>
         </w:rPr>
-        <w:t xml:space="preserve">Soru yedi adımda ele alınmaktadır. İkinci başlık biyotasarımı komşu kavramlardan ayırır (Tablo 1). Üçüncü başlık biyolojik temelli malzemeleri sınıflandırır (Tablo 2). Dördüncü başlık döngüsel malzeme sistemlerini inceler, beşinci başlık dirençliliği tartışır, altıncı başlık tartışmayı iç mekân ölçeğine taşır. Yedinci başlık bir değerlendirme çerçevesi önerir (Tablo 3 ve Tablo 4), sekizinci başlık bulguları üç düzlemde toparlar (Tablo 5). Bölüm seçilmiş kaynaklara dayanan kuramsal bir derlemedir. Sistematik bir yazın taraması ya da teknik bir performans değerlendirmesi amaçlanmamıştır.</w:t>
+        <w:t xml:space="preserve">Soru, ikinci başlıktan sekizinci başlığa uzanan yedi bölüm üzerinden ele alınmaktadır. İkinci başlık biyotasarımı komşu kavramlardan ayırır (Tablo 1), üçüncü başlık biyolojik temelli malzemeleri sınıflandırır (Tablo 2), dördüncü ve beşinci başlıklar döngüsellik ile dirençliliği tartışır. Altıncı başlık tartışmayı iç mekân ölçeğine taşır. Yedinci başlık malzemelerin potansiyel ve sınırlılıklarını karşılaştırır (Tablo 3) ve altı boyutlu bir değerlendirme çerçevesi önerir (Tablo 4). Sekizinci başlık bulguları üç düzlemde toparlar (Şekil 1). Bölüm seçilmiş kaynaklara dayanan kuramsal bir derlemedir, sistematik bir yazın taraması amaçlanmamıştır.</w:t>
       </w:r>
     </w:p>
     <w:p>
@@ -198,6 +200,7 @@
           <w:rFonts w:ascii="Times New Roman" w:cs="Times New Roman" w:eastAsia="Times New Roman" w:hAnsi="Times New Roman"/>
           <w:b/>
           <w:bCs/>
+          <w:color w:val="000000"/>
           <w:sz w:val="26"/>
           <w:szCs w:val="26"/>
         </w:rPr>
@@ -228,6 +231,7 @@
           <w:rFonts w:ascii="Times New Roman" w:cs="Times New Roman" w:eastAsia="Times New Roman" w:hAnsi="Times New Roman"/>
           <w:b/>
           <w:bCs/>
+          <w:color w:val="000000"/>
           <w:sz w:val="24"/>
           <w:szCs w:val="24"/>
         </w:rPr>
@@ -245,7 +249,7 @@
           <w:sz w:val="24"/>
           <w:szCs w:val="24"/>
         </w:rPr>
-        <w:t xml:space="preserve">Kırbaş Akyürek ve diğ. (2020), yapı tasarımında canlı ve üretilmiş bileşenlerin bir araya gelmesini konu alan terminolojiyi araştırmıştır. Örneklerin adlandırılmasında “biyo” önekiyle üretilmiş terimler, örneğin biyobeton ve biyotuğla, ilk sırada yer alır. Bunları “akıllı”, “canlı” ve “büyüyen” nitelemeleri izler. Temel bulguları şudur: literatürde genel kabul görmüş bir şemsiye terim yoktur. Belirsizliğin kaynağı ikilidir. Bir yanda doğanın ve doğal süreçlerin kapsamlı niteliği, diğer yanda aynı tekniklerin farklı disiplinlerce farklı yorumlanması vardır. Kavramların kaynak dilde dahi yerleşmemiş olması, Türkçeye aktarımdaki karışıklığın yalnızca çeviriden doğmadığını düşündürür.</w:t>
+        <w:t xml:space="preserve">Kırbaş Akyürek ve diğ. (2020), yapı tasarımında canlı ve üretilmiş bileşenlerin bir araya gelmesini konu alan terminolojiyi araştırmıştır. Örneklerin adlandırılmasında “biyo” önekiyle üretilmiş terimler, örneğin biyobeton ve biyotuğla, ilk sırada yer alır. Bunları “akıllı”, “canlı” ve “büyüyen” nitelemeleri izler. Temel bulgularına göre literatürde genel kabul görmüş bir şemsiye terim yoktur. Belirsizliğin kaynağı ikilidir. Bir yanda doğanın ve doğal süreçlerin kapsamlı niteliği, diğer yanda aynı tekniklerin farklı disiplinlerce farklı yorumlanması vardır. Kavramların kaynak dilde dahi yerleşmemiş olması, Türkçeye aktarımdaki karışıklığın yalnızca çeviriden doğmadığını düşündürür.</w:t>
       </w:r>
     </w:p>
     <w:p>
@@ -306,6 +310,7 @@
       </w:tblGrid>
       <w:tr>
         <w:trPr>
+          <w:cantSplit/>
           <w:tblHeader/>
         </w:trPr>
         <w:tc>
@@ -410,6 +415,9 @@
         </w:tc>
       </w:tr>
       <w:tr>
+        <w:trPr>
+          <w:cantSplit/>
+        </w:trPr>
         <w:tc>
           <w:tcPr>
             <w:tcW w:type="dxa" w:w="1850"/>
@@ -508,6 +516,9 @@
         </w:tc>
       </w:tr>
       <w:tr>
+        <w:trPr>
+          <w:cantSplit/>
+        </w:trPr>
         <w:tc>
           <w:tcPr>
             <w:tcW w:type="dxa" w:w="1850"/>
@@ -606,6 +617,9 @@
         </w:tc>
       </w:tr>
       <w:tr>
+        <w:trPr>
+          <w:cantSplit/>
+        </w:trPr>
         <w:tc>
           <w:tcPr>
             <w:tcW w:type="dxa" w:w="1850"/>
@@ -704,6 +718,9 @@
         </w:tc>
       </w:tr>
       <w:tr>
+        <w:trPr>
+          <w:cantSplit/>
+        </w:trPr>
         <w:tc>
           <w:tcPr>
             <w:tcW w:type="dxa" w:w="1850"/>
@@ -802,6 +819,9 @@
         </w:tc>
       </w:tr>
       <w:tr>
+        <w:trPr>
+          <w:cantSplit/>
+        </w:trPr>
         <w:tc>
           <w:tcPr>
             <w:tcW w:type="dxa" w:w="1850"/>
@@ -900,6 +920,9 @@
         </w:tc>
       </w:tr>
       <w:tr>
+        <w:trPr>
+          <w:cantSplit/>
+        </w:trPr>
         <w:tc>
           <w:tcPr>
             <w:tcW w:type="dxa" w:w="1850"/>
@@ -998,6 +1021,9 @@
         </w:tc>
       </w:tr>
       <w:tr>
+        <w:trPr>
+          <w:cantSplit/>
+        </w:trPr>
         <w:tc>
           <w:tcPr>
             <w:tcW w:type="dxa" w:w="1850"/>
@@ -1122,7 +1148,7 @@
           <w:sz w:val="24"/>
           <w:szCs w:val="24"/>
         </w:rPr>
-        <w:t xml:space="preserve">Tablo 1’deki dağılım, kavramların aynı soyutlama düzeyinde bulunmadığını da açığa çıkarır. Biyomimikri ve biyoesinlenme bir aktarım yöntemini, biyomerkezcilik bir etik konumu, biyofili bir deneyim ilişkisini, biyomimarlık ise bir ölçeği adlandırır. Aralarındaki seçim bu nedenle yalnızca terim tercihi değildir. Tartışmanın hangi düzlemde yürütüleceğine ilişkin bir karardır. Bu ayrımlar içinde biyotasarım, yapı tasarımı açısından görece daha uygun bir terim olarak öne çıkar. Myers (2018) de biyoloji ile teknolojinin kaynaşmasını bu terimle açıklar ve bunun biyomimikrinin ötesine geçen yeni bir kavram önerdiğini savunur.</w:t>
+        <w:t xml:space="preserve">Tablo 1’deki dağılım, kavramların aynı soyutlama düzeyinde bulunmadığını da açığa çıkarır. Biyomimikri ve biyoesinlenme bir aktarım yöntemini, biyomerkezcilik bir etik konumu, biyofili bir deneyim ilişkisini, biyomimarlık ise bir ölçeği adlandırır. Aralarındaki seçim yalnızca terim tercihi değildir, tartışmanın hangi düzlemde yürütüleceğine ilişkin bir karardır. İç mimarlık açısından ayrım özellikle biyofili ile biyotasarım arasında önem kazanır. Biyofili doğayla kurulan duyusal ilişkiyi, biyotasarım ise bileşenin maddi kuruluşunu konu alır ve bu bölüm ikincisiyle ilgilenir. Myers (2018) de biyoloji ile teknolojinin kaynaşmasını bu terimle açıklar.</w:t>
       </w:r>
     </w:p>
     <w:p>
@@ -1135,6 +1161,7 @@
           <w:rFonts w:ascii="Times New Roman" w:cs="Times New Roman" w:eastAsia="Times New Roman" w:hAnsi="Times New Roman"/>
           <w:b/>
           <w:bCs/>
+          <w:color w:val="000000"/>
           <w:sz w:val="24"/>
           <w:szCs w:val="24"/>
         </w:rPr>
@@ -1152,7 +1179,7 @@
           <w:sz w:val="24"/>
           <w:szCs w:val="24"/>
         </w:rPr>
-        <w:t xml:space="preserve">Literatürdeki en keskin kavramsal ayrımlardan birini Andréen ve Goidea (2022) kurar. Yazarlara göre biyotasarım, biyolojik malzemeleri ve yaklaşımları yapılar gibi insan uygulamaları için kullanan tasarımı anlatır. Biyolojik tasarım ise genotipleri fenotiplere bağlayan morfogenetik süreçlere işaret eder. Yani genetik koddaki bilgiyi mekânsal biçim olarak ifade eden süreç ve etmenlere. Ayrım kavramsal olarak belirleyicidir. Biyotasarım tasarımcının pratiğini, biyolojik tasarım doğanın kendi sürecini adlandırır ve ikincisi birincisi için bir model işlevi görür. Yazarlara göre bağ hem doğrudandır, çünkü canlı organizmaların tasarıma katılması onların yaşamını sürdüren süreçlere yapılı çevrede yer açılmasını gerektirir, hem de dolaylıdır, çünkü biyolojik ilkelerle çalışmak tasarımla başarılabileceklerin kapsamını genişletir.</w:t>
+        <w:t xml:space="preserve">Literatürdeki en keskin kavramsal ayrımlardan birini Andréen ve Goidea (2022) kurar. Yazarlara göre biyotasarım, biyolojik malzemeleri ve yaklaşımları yapılar gibi insan uygulamaları için kullanan tasarımı anlatır. Biyolojik tasarım ise genotipleri fenotiplere bağlayan morfogenetik süreçlere işaret eder. Ayrım kavramsal olarak belirleyicidir. Biyotasarım tasarımcının pratiğini, biyolojik tasarım doğanın kendi sürecini adlandırır ve ikincisi birincisi için bir model işlevi görür. Yazarlara göre bağ hem doğrudandır, çünkü canlı organizmaların tasarıma katılması onların yaşamını sürdüren süreçlere yapılı çevrede yer açılmasını gerektirir, hem de dolaylıdır, çünkü biyolojik ilkelerle çalışmak tasarımla başarılabileceklerin kapsamını genişletir.</w:t>
       </w:r>
     </w:p>
     <w:p>
@@ -1166,7 +1193,7 @@
           <w:sz w:val="24"/>
           <w:szCs w:val="24"/>
         </w:rPr>
-        <w:t xml:space="preserve">Andréen ve Goidea (2022) bu modelden dört tasarım ilkesi türetir. Birincisi çeşitlilik, ikincisi biçimin karmaşıklığı ve özgüllüğü, üçüncüsü dirençlilik yoluyla dayanıklılık, dördüncüsü geri besleme ve uyarlanmadır. Yazarlar ilkelerin kendi başlarına yeni olmadığını özellikle hatırlatır. Modern inşaat sanayisinin doğuşundan önce mimarlık uzun süre bu stratejilerle üretilmiştir ve vernaküler mimarlık bunları büyük ölçüde içerir. Üçüncü ilke, beşinci başlıkta ayrıntılandırılacağı üzere, biyomalzemelerle çalışmanın kuramsal gerekçesini oluşturur.</w:t>
+        <w:t xml:space="preserve">Andréen ve Goidea (2022) bu modelden dört tasarım ilkesi türetir: çeşitlilik, biçimin karmaşıklığı ve özgüllüğü, dirençlilik yoluyla dayanıklılık, geri besleme ve uyarlanma. Yazarlar ilkelerin kendi başlarına yeni olmadığını özellikle hatırlatır. Modern inşaat sanayisinin doğuşundan önce mimarlık uzun süre bu stratejilerle üretilmiştir ve vernaküler mimarlık bunları büyük ölçüde içerir. Üçüncü ilke, beşinci başlıkta ayrıntılandırılacağı üzere, biyomalzemelerle çalışmanın kuramsal gerekçesini oluşturur.</w:t>
       </w:r>
     </w:p>
     <w:p>
@@ -1180,7 +1207,7 @@
           <w:sz w:val="24"/>
           <w:szCs w:val="24"/>
         </w:rPr>
-        <w:t xml:space="preserve">Dört ilke bir arada okunduğunda biyotasarımı biyomimikriden ayıran nokta da görünür hâle gelir. Kırbaş Akyürek ve diğ.’nin (2020) hatırlattığı gibi biyomimikri biyolojik süreçleri teknolojilere çevirmeyi amaçlar. Orada aktarılan şey doğanın geliştirdiği çözümün kendisidir. Andréen ve Goidea’nın (2022) ilkelerinde ise aktarılan şey çözüm değil, çözümü üreten mantıktır. Doğanın biçimleri kopyalanmaz. Doğanın biçim üretme biçimi incelenerek tasarım süreci yeniden kurgulanır. İlişki bu nedenle bir taklit değil, bir ilke çıkarma ilişkisidir.</w:t>
+        <w:t xml:space="preserve">Dört ilke bir arada okunduğunda biyotasarımı biyomimikriden ayıran nokta görünür hâle gelir. Biyomimikride aktarılan şey doğanın geliştirdiği çözümün kendisidir. Andréen ve Goidea’nın (2022) ilkelerinde ise aktarılan şey çözüm değil, çözümü üreten mantıktır. Doğanın biçimleri kopyalanmaz, biçim üretme biçimi incelenerek tasarım süreci yeniden kurgulanır. İlişki bu nedenle bir taklit değil, bir ilke çıkarma ilişkisidir. Ayrımın iç mimarlıktaki pratik karşılığı da bu noktadadır. Doğal görünümlü bir yüzey üretmek ile bileşeni doğanın örgütlenme mantığına göre kurgulamak aynı şey değildir.</w:t>
       </w:r>
     </w:p>
     <w:p>
@@ -1193,6 +1220,7 @@
           <w:rFonts w:ascii="Times New Roman" w:cs="Times New Roman" w:eastAsia="Times New Roman" w:hAnsi="Times New Roman"/>
           <w:b/>
           <w:bCs/>
+          <w:color w:val="000000"/>
           <w:sz w:val="24"/>
           <w:szCs w:val="24"/>
         </w:rPr>
@@ -1210,7 +1238,7 @@
           <w:sz w:val="24"/>
           <w:szCs w:val="24"/>
         </w:rPr>
-        <w:t xml:space="preserve">Biyotasarımın tek bir pratik olmadığını da eklemek gerekir. Camere ve Karana (2018), biyoloji ile tasarımı birbiriyle verimlendiren girişimleri dört kategoriye ayırır: artırılmış biyoloji, biyotasarım kurgusu, dijital biyofabrikasyon ve büyüyen tasarım. Sonuncusu iç mimarlık açısından en doğrudan karşılığı olanıdır. Ürün tasarımı için yeni malzemeler geliştirmeye odaklanır ve ayırt edici yanı, malzeme büyüten tasarımcıların değiştirilmemiş organizmalarla çalışmasıdır. Goidea ve diğ. (2022) alanı daha kapsayıcı bir ifadeyle, canlı maddeyle, canlı madde olarak ya da canlı madde için tasarlamak biçiminde tanımlar. Bu tanım dört kategorinin ortak paydasını, yani organizmanın tasarım sürecindeki konumunun değişkenliğini tek cümlede toplar.</w:t>
+        <w:t xml:space="preserve">Biyotasarımın tek bir pratik olmadığını da eklemek gerekir. Camere ve Karana (2018), biyoloji ile tasarımı birbiriyle verimlendiren girişimleri dört kategoriye ayırır: artırılmış biyoloji, biyotasarım kurgusu, dijital biyofabrikasyon ve büyüyen tasarım. Sonuncusu iç mimarlık açısından en doğrudan karşılığı olanıdır. Ürün tasarımı için yeni malzemeler geliştirmeye odaklanır ve ayırt edici yanı, malzeme büyüten tasarımcıların değiştirilmemiş organizmalarla çalışmasıdır.</w:t>
       </w:r>
     </w:p>
     <w:p>
@@ -1224,7 +1252,7 @@
           <w:sz w:val="24"/>
           <w:szCs w:val="24"/>
         </w:rPr>
-        <w:t xml:space="preserve">Kavramsal çerçevenin tasarım pratiğindeki karşılığı, tasarımcının konumunun değişmesidir. Camere ve Karana (2018), geleneksel olarak tasarımcıların ürün kavramlarını somutlaştırmak için malzeme seçtiğini hatırlatır. Canlı organizmalarla üretilen malzemeler söz konusu olduğunda ise tasarımcılar giderek malzemenin erken geliştirme aşamalarına katılır. Yazarlar bu geçişi malzeme seçiminden malzeme tasarımına doğru bir kayma olarak adlandırır. Kayma, bölümün hipotezinin kavramsal zeminini oluşturur ve izleyen başlıklarda malzeme, döngüsellik ve mekân ölçeklerinde sınanır.</w:t>
+        <w:t xml:space="preserve">Kavramsal çerçevenin tasarım pratiğindeki karşılığı, tasarımcının konumunun değişmesidir. Camere ve Karana (2018), geleneksel olarak tasarımcıların ürün kavramlarını somutlaştırmak için malzeme seçtiğini hatırlatır. Canlı organizmalarla üretilen malzemeler söz konusu olduğunda ise tasarımcılar giderek malzemenin erken geliştirme aşamalarına katılır. Yazarlar bu geçişi malzeme seçiminden malzeme tasarımına doğru bir kayma olarak adlandırır. İç mimarlıkta kaymanın karşılığı, malzeme kataloğundan seçim yapan tasarımcı ile bileşenin bileşimini ve birleşimini belirleyen tasarımcı arasındaki farktır. Kayma, bölümün temel savının kavramsal zeminini oluşturur ve izleyen başlıklarda malzeme, döngüsellik ve mekân ölçeklerinde sınanır.</w:t>
       </w:r>
     </w:p>
     <w:p>
@@ -1237,6 +1265,7 @@
           <w:rFonts w:ascii="Times New Roman" w:cs="Times New Roman" w:eastAsia="Times New Roman" w:hAnsi="Times New Roman"/>
           <w:b/>
           <w:bCs/>
+          <w:color w:val="000000"/>
           <w:sz w:val="26"/>
           <w:szCs w:val="26"/>
         </w:rPr>
@@ -1254,7 +1283,7 @@
           <w:sz w:val="24"/>
           <w:szCs w:val="24"/>
         </w:rPr>
-        <w:t xml:space="preserve">Önceki başlıkta biyotasarım bir tasarım yaklaşımı olarak ele alındı. Burada ise yaklaşımın ürettiği malzemeler, yani nesne düzlemi inceleniyor. Biyotasarım tasarımcının doğayla kurduğu ilişkiyi tanımlar. Biyomalzemeler bu ilişkinin maddi karşılığıdır.</w:t>
+        <w:t xml:space="preserve">Önceki başlıkta biyotasarım bir tasarım yaklaşımı olarak ele alındı. Burada ise yaklaşımın ürettiği malzemeler, yani nesne düzlemi inceleniyor.</w:t>
       </w:r>
     </w:p>
     <w:p>
@@ -1267,6 +1296,7 @@
           <w:rFonts w:ascii="Times New Roman" w:cs="Times New Roman" w:eastAsia="Times New Roman" w:hAnsi="Times New Roman"/>
           <w:b/>
           <w:bCs/>
+          <w:color w:val="000000"/>
           <w:sz w:val="24"/>
           <w:szCs w:val="24"/>
         </w:rPr>
@@ -1284,7 +1314,21 @@
           <w:sz w:val="24"/>
           <w:szCs w:val="24"/>
         </w:rPr>
-        <w:t xml:space="preserve">Doğa temelli malzemeler literatürde sıklıkla tek bir başlık altında toplanır ve bu da kavramsal bir belirsizlik üretir. Chayaamor-Heil ve diğ. (2023), mimarlık ve inşaat alanındaki güncel araştırmaları derlediği çalışmada alanı üç ayrı yaklaşıma ayırır: biyomimikri temelli, biyolojik temelli ve canlı malzeme tasarımları. Birinci kategori, ikinci başlıkta ele alınan biyomimikri yaklaşımının malzeme ölçeğindeki karşılığıdır. Ayrımın belirleyici ölçütü doğanın tasarım sürecine dahil olma düzeyidir. Biyomimikri temelli malzemelerde doğa bir ilke ya da strateji kaynağıdır ve malzemenin kendisinde biyolojik bir bileşen bulunmaz. Biyolojik temelli malzemelerde doğa bir girdi kaynağıdır. Malzeme biyolojik kökenli hammaddelerden üretilir, ancak kullanım anında canlı değildir. Canlı malzemelerde ise organizma malzemenin içinde varlığını sürdürür ve malzemenin davranışı bu canlılığa bağlı olarak değişir (Tablo 2).</w:t>
+        <w:t xml:space="preserve">Doğa temelli malzemeler literatürde sıklıkla tek bir başlık altında toplanır ve bu da kavramsal bir belirsizlik üretir. Chayaamor-Heil ve diğ. (2023), mimarlık ve inşaat alanındaki güncel araştırmaları derlediği çalışmada alanı üç ayrı yaklaşıma ayırır: biyomimikri temelli, biyolojik temelli ve canlı malzeme tasarımları. Birinci kategori, ikinci başlıkta ele alınan biyomimikri yaklaşımının malzeme ölçeğindeki karşılığıdır. Ayrımın belirleyici ölçütü doğanın tasarım sürecine dahil olma düzeyidir. Biyomimikri temelli malzemelerde doğa bir ilke ya da strateji kaynağıdır ve malzemenin kendisinde biyolojik bir bileşen bulunmaz. Biyolojik temelli malzemelerde doğa bir girdi kaynağıdır. Malzeme biyolojik kökenli hammaddelerden üretilir, ancak kullanım anında canlı değildir.</w:t>
+      </w:r>
+    </w:p>
+    <w:p>
+      <w:pPr>
+        <w:spacing w:after="160" w:line="360"/>
+        <w:jc w:val="both"/>
+      </w:pPr>
+      <w:r>
+        <w:rPr>
+          <w:rFonts w:ascii="Times New Roman" w:cs="Times New Roman" w:eastAsia="Times New Roman" w:hAnsi="Times New Roman"/>
+          <w:sz w:val="24"/>
+          <w:szCs w:val="24"/>
+        </w:rPr>
+        <w:t xml:space="preserve">Üçüncü kategori dikkatli bir okuma gerektirir. Kaynak bu grubu canlı malzeme tasarımları olarak adlandırsa da, üretimde canlı organizma bulunması ile malzemenin kullanım anında canlı olması aynı şey değildir. Miselyum biyokompozitlerde organizma büyüme aşamasında etkindir, nihai bileşen ise çoğu uygulamada kurutularak etkisizleştirilir. Attias ve diğ. (2020), bu malzemelerde nihai özelliklerin mantar türü ile alt tabaka bileşimine ve üretim koşullarına bağlı olduğunu gösterir. Bu nedenle üçüncü kategori burada canlı organizmayla üretilen malzemeler olarak anılmakta, organizmanın kullanım süresince de etkin kaldığı durumlar yaşayan malzeme sistemleri biçiminde ayrı tutulmaktadır (Tablo 2).</w:t>
       </w:r>
     </w:p>
     <w:p>
@@ -1331,6 +1375,7 @@
       </w:tblGrid>
       <w:tr>
         <w:trPr>
+          <w:cantSplit/>
           <w:tblHeader/>
         </w:trPr>
         <w:tc>
@@ -1429,12 +1474,15 @@
                 <w:sz w:val="19"/>
                 <w:szCs w:val="19"/>
               </w:rPr>
-              <w:t xml:space="preserve">Canlı</w:t>
+              <w:t xml:space="preserve">Canlı organizmayla üretilen</w:t>
             </w:r>
           </w:p>
         </w:tc>
       </w:tr>
       <w:tr>
+        <w:trPr>
+          <w:cantSplit/>
+        </w:trPr>
         <w:tc>
           <w:tcPr>
             <w:tcW w:type="dxa" w:w="1901"/>
@@ -1533,6 +1581,9 @@
         </w:tc>
       </w:tr>
       <w:tr>
+        <w:trPr>
+          <w:cantSplit/>
+        </w:trPr>
         <w:tc>
           <w:tcPr>
             <w:tcW w:type="dxa" w:w="1901"/>
@@ -1625,12 +1676,15 @@
                 <w:sz w:val="19"/>
                 <w:szCs w:val="19"/>
               </w:rPr>
-              <w:t xml:space="preserve">Var, canlı</w:t>
+              <w:t xml:space="preserve">Var; kullanım anında etkin ya da etkisizleştirilmiş</w:t>
             </w:r>
           </w:p>
         </w:tc>
       </w:tr>
       <w:tr>
+        <w:trPr>
+          <w:cantSplit/>
+        </w:trPr>
         <w:tc>
           <w:tcPr>
             <w:tcW w:type="dxa" w:w="1901"/>
@@ -1723,12 +1777,15 @@
                 <w:sz w:val="19"/>
                 <w:szCs w:val="19"/>
               </w:rPr>
-              <w:t xml:space="preserve">Yaşam koşullarını sürdürmek</w:t>
+              <w:t xml:space="preserve">Büyüme koşullarını ve bileşimi kurgulamak</w:t>
             </w:r>
           </w:p>
         </w:tc>
       </w:tr>
       <w:tr>
+        <w:trPr>
+          <w:cantSplit/>
+        </w:trPr>
         <w:tc>
           <w:tcPr>
             <w:tcW w:type="dxa" w:w="1901"/>
@@ -1821,12 +1878,15 @@
                 <w:sz w:val="19"/>
                 <w:szCs w:val="19"/>
               </w:rPr>
-              <w:t xml:space="preserve">Miselyum, bakteriyel selüloz, alg (Karana ve diğ., 2018)</w:t>
+              <w:t xml:space="preserve">Miselyum biyokompozit, bakteriyel selüloz, alg (Karana ve diğ., 2018; Attias ve diğ., 2020)</w:t>
             </w:r>
           </w:p>
         </w:tc>
       </w:tr>
       <w:tr>
+        <w:trPr>
+          <w:cantSplit/>
+        </w:trPr>
         <w:tc>
           <w:tcPr>
             <w:tcW w:type="dxa" w:w="1901"/>
@@ -1925,6 +1985,9 @@
         </w:tc>
       </w:tr>
       <w:tr>
+        <w:trPr>
+          <w:cantSplit/>
+        </w:trPr>
         <w:tc>
           <w:tcPr>
             <w:tcW w:type="dxa" w:w="1901"/>
@@ -2034,7 +2097,7 @@
           <w:sz w:val="24"/>
           <w:szCs w:val="24"/>
         </w:rPr>
-        <w:t xml:space="preserve">Tablo 2’nin son satırı, ayrımın yalnızca tanımsal olmadığını açığa çıkarır. Üç yaklaşım malzemenin ömür sonu senaryosu bakımından birbirinden farklı koşullar üretir. Biyomimikri temelli bir çözümde ömür sonu sorusu malzemeye değil geometriye yöneliktir. Biyolojik temelli bir malzemede soru bağlayıcı sisteminde düğümlenir. Canlı bir malzemede ise organizmanın yaşamını sürdürmesi için gereken koşullar kullanım süresinin kendisini tanımlar. Dördüncü başlıktaki döngüsellik tartışması bu nedenle üç yaklaşım için aynı biçimde kurulamaz.</w:t>
+        <w:t xml:space="preserve">Tablo 2’nin son satırı, ayrımın yalnızca tanımsal olmadığını açığa çıkarır. Üç yaklaşım ömür sonu senaryosu bakımından farklı koşullar üretir. Biyomimikri temelli bir çözümde soru malzemeye değil geometriye yöneliktir, biyolojik temelli bir malzemede bağlayıcı sisteminde düğümlenir, canlı organizmayla üretilen bir malzemede ise üretim koşulları ve bileşim sorunun parçası hâline gelir.</w:t>
       </w:r>
     </w:p>
     <w:p>
@@ -2047,10 +2110,11 @@
           <w:rFonts w:ascii="Times New Roman" w:cs="Times New Roman" w:eastAsia="Times New Roman" w:hAnsi="Times New Roman"/>
           <w:b/>
           <w:bCs/>
-          <w:sz w:val="24"/>
-          <w:szCs w:val="24"/>
-        </w:rPr>
-        <w:t xml:space="preserve">3.2. Vernakülerden biyofabrikasyona</w:t>
+          <w:color w:val="000000"/>
+          <w:sz w:val="24"/>
+          <w:szCs w:val="24"/>
+        </w:rPr>
+        <w:t xml:space="preserve">3.2. Malzeme kaynakları ve üretim biçimleri</w:t>
       </w:r>
     </w:p>
     <w:p>
@@ -2064,7 +2128,7 @@
           <w:sz w:val="24"/>
           <w:szCs w:val="24"/>
         </w:rPr>
-        <w:t xml:space="preserve">Bourbia ve diğ. (2023), yapı kabuğunda kullanılan biyolojik temelli malzemeleri derlediği çalışmada kenevir, ahşap, hurma ağacı, mantar meşesi kabuğu, alfa otu ve samanı inceler. Yenilenebilirlik, düşük gömülü enerji ve ısıl düzenleme kapasitesi bu malzemelerin ortak özellikleridir. Liste önemli bir şeyi görünür kılar. Bu malzemelerin büyük bölümü yeni değil, geleneksel yapı kültürüne aittir. Tyagi ve Jain (2026), iç mekân tasarımında biyolojik temelli ve yenileyici malzemeler üzerine 104 yayını incelediği sistematik derlemede benzer bir ikilik bulgular. Bambu, kerpiç, saman ve kenevir gibi vernaküler malzemeler düşük etkili iç mekân uygulamalarında merkezî konumunu korur. Buna karşılık miselyum, bakteriyel selüloz ve alg gibi biyofabrike malzemeler deneysel araştırmalara hâkimdir. Alan böylece bir yanda köklü bir yapı kültürüne, diğer yanda laboratuvar aşamasındaki bir gündeme yaslanır.</w:t>
+        <w:t xml:space="preserve">Bourbia ve diğ. (2023), yapı kabuğunda kullanılan biyolojik temelli malzemeleri derlediği çalışmada kenevir, ahşap, hurma ağacı, mantar meşesi kabuğu, alfa otu ve samanı inceler. Yenilenebilirlik, düşük gömülü enerji ve ısıl düzenleme kapasitesi bu malzemelerin ortak özellikleridir. Listenin görünür kıldığı şey, bu malzemelerin büyük bölümünün yeni olmayıp geleneksel yapı kültürüne ait olmasıdır. Tyagi ve Jain (2026), iç mekân tasarımında biyolojik temelli ve yenileyici malzemeler üzerine 104 yayını incelediği sistematik derlemede benzer bir ikilik bulgular. Bambu, kerpiç, saman ve kenevir gibi vernaküler malzemeler düşük etkili uygulamalarda merkezî konumunu korurken miselyum, bakteriyel selüloz ve alg gibi biyofabrike malzemeler deneysel araştırmalara hâkimdir. Alan bir yanda köklü bir yapı kültürüne, diğer yanda laboratuvar aşamasındaki bir gündeme yaslanır.</w:t>
       </w:r>
     </w:p>
     <w:p>
@@ -2092,7 +2156,7 @@
           <w:sz w:val="24"/>
           <w:szCs w:val="24"/>
         </w:rPr>
-        <w:t xml:space="preserve">Ölçeğin öteki ucunda canlı malzemeler yer alır. Karana ve diğ. (2018), bakteri, alg veya mantar tarafından üretilen malzemelerin ürün tasarımında giderek daha fazla kullanıldığına dikkat çeker. Attias ve diğ. (2020), miselyum biyokompozitlerini endüstriyel tasarım ve mimarlık bağlamında incelediği çalışmada beş bitkisel atık alt tabaka ile dört mantar türünü karşılaştırmalı olarak değerlendirmiştir. Kurgu, canlı malzemelerde tasarım kararının malzeme bileşimiyle iç içe geçtiğini örnekler. Chayaamor-Heil ve diğ. (2024) ise alg, bakteri ve mantarı mimarlık bağlamında ele aldığı çalışmada bir kısıta dikkat çeker. Canlı organizmalardan yeni malzeme ya da tasarım bileşeni geliştirmek, ölçek, çok katmanlılık ve gereksinimlerden doğan sınırlar nedeniyle mimarlık ve inşaatta, tekstil ve ürün tasarımına kıyasla daha güç gerçekleşir.</w:t>
+        <w:t xml:space="preserve">Ölçeğin öteki ucunda canlı organizmayla üretilen malzemeler yer alır. Karana ve diğ. (2018), bakteri, alg veya mantar tarafından üretilen malzemelerin ürün tasarımında giderek daha fazla kullanıldığına dikkat çeker. Chayaamor-Heil ve diğ. (2024) ise alg, bakteri ve mantarı mimarlık bağlamında ele aldığı çalışmada önemli bir kısıta işaret eder. Canlı organizmalardan yeni malzeme ya da tasarım bileşeni geliştirmek, ölçek, çok katmanlılık ve gereksinimlerden doğan sınırlar nedeniyle mimarlık ve inşaatta, tekstil ve ürün tasarımına kıyasla daha güç gerçekleşir. Kısıt, bu malzemelerin önce küçük ölçekli ve taşıyıcı olmayan bileşenlerde denenmesini akla getirir.</w:t>
       </w:r>
     </w:p>
     <w:p>
@@ -2105,6 +2169,7 @@
           <w:rFonts w:ascii="Times New Roman" w:cs="Times New Roman" w:eastAsia="Times New Roman" w:hAnsi="Times New Roman"/>
           <w:b/>
           <w:bCs/>
+          <w:color w:val="000000"/>
           <w:sz w:val="24"/>
           <w:szCs w:val="24"/>
         </w:rPr>
@@ -2122,7 +2187,7 @@
           <w:sz w:val="24"/>
           <w:szCs w:val="24"/>
         </w:rPr>
-        <w:t xml:space="preserve">Yukarıdaki malzemelerin ortak yanı, tasarımcının denetimini sınırlayan davranışlar sergilemeleridir. Bu da tasarım pratiğinde malzemenin konumunu değiştirir. Camere ve Karana (2018), sekiz deneyimli uygulamacıyla yürüttüğü görüşmelere dayanarak canlı organizmalarla malzeme üretmenin tasarımcıların bakışını, zihniyetini ve vizyonunu değiştirdiğini bulgular. Dahası “insan yapımı” ve “doğal” gibi yerleşik anlamları sorgulatır. Malzemenin edilgen bir girdiden etkin bir bileşene dönüşmesi bu nedenle yalnızca teknik bir değişiklik değildir. Tasarımcının malzeme kavrayışını da kapsar.</w:t>
+        <w:t xml:space="preserve">Yukarıdaki malzemelerin ortak yanı, tasarımcının denetimini sınırlayan davranışlar sergilemeleridir. Camere ve Karana (2018), sekiz deneyimli uygulamacıyla yürüttüğü görüşmelere dayanarak canlı organizmalarla malzeme üretmenin tasarımcıların bakışını, zihniyetini ve vizyonunu değiştirdiğini bulgular. Dahası “insan yapımı” ve “doğal” gibi yerleşik anlamları sorgulatır. Malzemenin edilgen bir girdiden etkin bir bileşene dönüşmesi, bu nedenle tasarımcının malzeme kavrayışını da kapsayan bir değişimdir.</w:t>
       </w:r>
     </w:p>
     <w:p>
@@ -2136,7 +2201,7 @@
           <w:sz w:val="24"/>
           <w:szCs w:val="24"/>
         </w:rPr>
-        <w:t xml:space="preserve">Dönüşümün ikinci kanalı, malzeme üretiminin tasarımcının kendi pratiğine girmesidir. Rognoli ve diğ. (2015), kişisel üretim teknolojilerinin yaygınlaşmasının ve bireylerin ürünlerini kişiselleştirme isteğinin dağıtık üretim süreçleriyle deney yapmaya ve yeni malzemeler tasarlamaya alan açtığını savunur. Yazarlar kendin yap malzemeleri şöyle tanımlar: bireysel ya da ortak öz üretim deneyimleriyle, çoğu kez tasarımcının kendi icat ettiği teknik ve süreçlerle, malzemeyle kurcalama sürecinin sonunda yaratılan malzemeler. Rognoli ve Ayala García (2018) aynı dönüşümü malzeme aktivizmi kavramıyla tartışır. Onlara göre malzeme geliştirme büyük ölçüde iki gücün denetimindedir: stratejik sektörlerdeki teknik sorunların çözümü ve ölçeklenebilir ucuz çözüm arayışı. Malzeme aktivizmi, tasarımcıların düşük teknolojili ve deneysel yaklaşımlarla bu sürece yeniden katılmasını önerir.</w:t>
+        <w:t xml:space="preserve">Dönüşümün ikinci kanalı, malzeme üretiminin tasarımcının kendi pratiğine girmesidir. Rognoli ve diğ. (2015), kişisel üretim teknolojilerinin yaygınlaşmasının dağıtık üretim süreçleriyle deney yapmaya alan açtığını savunur ve kendin yap malzemeleri, çoğu kez tasarımcının kendi icat ettiği teknik ve süreçlerle yaratılan malzemeler olarak tanımlar. Rognoli ve Ayala García (2018) aynı dönüşümü malzeme aktivizmi kavramıyla tartışır ve tasarımcıların düşük teknolojili, deneysel yaklaşımlarla malzeme geliştirme sürecine yeniden katılmasını önerir. İç mimarlık, görece küçük üretim adetleriyle ve atölye ölçeğinde çalışabildiği için bu kanala ürün ve yapı ölçeğinden daha açıktır.</w:t>
       </w:r>
     </w:p>
     <w:p>
@@ -2163,6 +2228,7 @@
           <w:rFonts w:ascii="Times New Roman" w:cs="Times New Roman" w:eastAsia="Times New Roman" w:hAnsi="Times New Roman"/>
           <w:b/>
           <w:bCs/>
+          <w:color w:val="000000"/>
           <w:sz w:val="26"/>
           <w:szCs w:val="26"/>
         </w:rPr>
@@ -2180,7 +2246,7 @@
           <w:sz w:val="24"/>
           <w:szCs w:val="24"/>
         </w:rPr>
-        <w:t xml:space="preserve">Üçüncü başlık malzemeleri sınıflandırdı ve malzemenin tasarım sürecindeki konumunu tartıştı. Dördüncü başlık bu malzemelerin döngüsel ekonomi sistemleriyle ilişkisini ele alıyor. Temel soru şudur: biyolojik köken tek başına bir döngüsellik güvencesi midir?</w:t>
+        <w:t xml:space="preserve">Üçüncü başlık malzemeleri sınıflandırdı. Dördüncü başlık bu malzemelerin döngüsel ekonomi sistemleriyle ilişkisini ele alıyor. Temel soru, biyolojik kökenin tek başına bir döngüsellik güvencesi oluşturup oluşturmadığıdır.</w:t>
       </w:r>
     </w:p>
     <w:p>
@@ -2193,6 +2259,7 @@
           <w:rFonts w:ascii="Times New Roman" w:cs="Times New Roman" w:eastAsia="Times New Roman" w:hAnsi="Times New Roman"/>
           <w:b/>
           <w:bCs/>
+          <w:color w:val="000000"/>
           <w:sz w:val="24"/>
           <w:szCs w:val="24"/>
         </w:rPr>
@@ -2210,7 +2277,7 @@
           <w:sz w:val="24"/>
           <w:szCs w:val="24"/>
         </w:rPr>
-        <w:t xml:space="preserve">Tartışmanın kavramsal zemini, kavramın kendisindeki belirsizlikle başlar. Kirchherr ve diğ. (2017), döngüsel ekonominin hem akademide hem uygulamada ivme kazanmasına karşın eleştirmenlerin kavramın herkes için farklı bir şey ifade ettiğini öne sürdüğünü aktarır. Yazarların 114 tanımı on yedi boyutta kodladığı çalışma, kavramın en sık azaltma, yeniden kullanma ve geri dönüştürme etkinliklerinin bileşimi olarak betimlendiğini bulgular. Döngüselliğin sistemsel bir değişimi gerektirdiği ise çoğu kez vurgulanmaz. Kavram malzeme ölçeğine indirgendiğinde tam da bu sistemsel boyut gözden kaçar. Yapılı çevre özelinde Pomponi ve Moncaster (2017), yapı araştırmalarında döngüsel ekonomiyi tanımlayan altı temel boyut belirler: çevresel, teknolojik, ekonomik, toplumsal, yönetsel ve davranışsal. Çerçevenin buradaki önemi, döngüselliğin yalnızca malzemenin teknik niteliğiyle açıklanamayacağını göstermesidir. Teknolojik boyut altı boyuttan yalnızca biridir.</w:t>
+        <w:t xml:space="preserve">Tartışmanın kavramsal zemini, kavramın kendisindeki belirsizlikle başlar. Kirchherr ve diğ. (2017), döngüsel ekonominin hem akademide hem uygulamada ivme kazanmasına karşın eleştirmenlerin kavramın herkes için farklı bir şey ifade ettiğini öne sürdüğünü aktarır. Yazarların 114 tanımı kodladığı çalışma, kavramın en sık azaltma, yeniden kullanma ve geri dönüştürme etkinliklerinin bileşimi olarak betimlendiğini bulgular. Döngüselliğin sistemsel bir değişim gerektirdiği ise çoğu kez vurgulanmaz. Kavram malzeme ölçeğine indirgendiğinde tam da bu sistemsel boyut gözden kaçar. Yapılı çevre özelinde Pomponi ve Moncaster (2017), döngüsel ekonomiyi tanımlayan altı temel boyut belirler: çevresel, teknolojik, ekonomik, toplumsal, yönetsel ve davranışsal. Çerçevenin buradaki önemi, döngüselliğin yalnızca malzemenin teknik niteliğiyle açıklanamayacağını göstermesidir.</w:t>
       </w:r>
     </w:p>
     <w:p>
@@ -2224,7 +2291,7 @@
           <w:sz w:val="24"/>
           <w:szCs w:val="24"/>
         </w:rPr>
-        <w:t xml:space="preserve">Biyolojik üretim mantığı bu zemine yapısal olarak uyar. Andréen ve Goidea’nın (2022) savunduğu gibi biyolojik tasarım sistemi doğası gereği döngüseldir ve malzeme kullanımı için ikna edici bir perspektif sunar. Yapısal uygunluk ise fiilî bir eklemlenme anlamına gelmez. Edalat (2026), biyolojik temelli yapı malzemelerinin döngüsel ekonomi sistemlerine eklemlenmesinin kavramsal olarak parçalı ve uygulamada tutarsız kaldığını saptar. Boşluğun nerede doğduğu sorusu bu başlığın tartışmasını kurar.</w:t>
+        <w:t xml:space="preserve">Biyolojik üretim mantığı bu zemine yapısal olarak uyar. Andréen ve Goidea’nın (2022) savunduğu gibi biyolojik tasarım sistemi doğası gereği döngüseldir. Yapısal uygunluk ise fiilî bir eklemlenme anlamına gelmez. Edalat (2026), biyolojik temelli yapı malzemelerinin döngüsel ekonomi sistemlerine eklemlenmesinin kavramsal olarak parçalı ve uygulamada tutarsız kaldığını saptar. Boşluğun nerede doğduğu sorusu bu başlığın tartışmasını kurar.</w:t>
       </w:r>
     </w:p>
     <w:p>
@@ -2238,7 +2305,24 @@
           <w:sz w:val="24"/>
           <w:szCs w:val="24"/>
         </w:rPr>
-        <w:t xml:space="preserve">İlk kesişme noktası girdi tarafındadır. Ahşap dışı biyolojik temelli yapı malzemeleri çoğunlukla atıktan elde edilir ve tanecikli biçimlerde işlenir. Buna karşılık tarımsal atık dünya genelinde yaygın olmasına rağmen inşaat sektöründeki kullanımı sınırlı kalır, bu atığın büyük bölümü biyoyakıt ve yem hammaddesi üretimine yönlendirilir (Edalat, 2026). Attias ve diğ.’nin (2020) beş bitkisel atık alt tabakayı dört mantar türüyle birlikte değerlendiren çalışması, bu akımların malzemeye dönüştürülmesinde alt tabaka ile organizma bileşiminin belirleyici olduğunu örnekler.</w:t>
+        <w:t xml:space="preserve">İlk kesişme noktası girdi tarafındadır. Ahşap dışı biyolojik temelli yapı malzemeleri çoğunlukla atıktan elde edilir, buna karşılık tarımsal atığın inşaat sektöründeki kullanımı sınırlı kalır (Edalat, 2026). Kaynakların coğrafi dağılımı da belirleyicidir. Orman örtüsünün neredeyse yarısı dört ülkede yoğunlaşırken ahşap, Orta Doğu ve Kuzey Afrika gibi bölgelerde kıttır. Türkiye bu tablonun tam ortasında yer alır. Toklu (2017), ülkenin kullanılabilir biyokütle potansiyelini yaklaşık 17 milyon ton eşdeğer petrol olarak hesaplar ve bunun orman, tarım ve hayvancılık artıkları ile organik kentsel atıktan oluştuğunu belirtir. Başka bir deyişle Türkiye ahşap bakımından kısıtlı, tarımsal artık bakımından zengin bir coğrafyadır. Fındık kabuğu, buğday sapı ve çeltik kavuzu gibi artıkların halen ağırlıklı olarak yakıt değeri üzerinden değerlendirilmesi, iç mekân bileşeni açısından henüz açılmamış bir malzeme kaynağına işaret eder.</w:t>
+      </w:r>
+    </w:p>
+    <w:p>
+      <w:pPr>
+        <w:pStyle w:val="Heading2"/>
+        <w:spacing w:after="170" w:before="320" w:line="360"/>
+      </w:pPr>
+      <w:r>
+        <w:rPr>
+          <w:rFonts w:ascii="Times New Roman" w:cs="Times New Roman" w:eastAsia="Times New Roman" w:hAnsi="Times New Roman"/>
+          <w:b/>
+          <w:bCs/>
+          <w:color w:val="000000"/>
+          <w:sz w:val="24"/>
+          <w:szCs w:val="24"/>
+        </w:rPr>
+        <w:t xml:space="preserve">4.2. Tasarım aşamasında verilen kararlar</w:t>
       </w:r>
     </w:p>
     <w:p>
@@ -2252,7 +2336,66 @@
           <w:sz w:val="24"/>
           <w:szCs w:val="24"/>
         </w:rPr>
-        <w:t xml:space="preserve">Kaynakların coğrafi dağılımı da belirleyicidir. Orman örtüsünün neredeyse yarısı dört ülkede yoğunlaşır, ahşap kaynakları ise Orta Doğu ve Kuzey Afrika gibi bölgelerde belirgin biçimde kıttır (Edalat, 2026). Türkiye bu tablonun tam ortasında yer alır. Toklu (2017), ülkenin toplam biyokütle enerji potansiyelini yaklaşık 33 milyon ton eşdeğer petrol, kullanılabilir potansiyeli ise yaklaşık 17 milyon ton olarak hesaplar. Potansiyel orman, tarım ve hayvancılık artıkları ile organik kentsel atıktan oluşur. Başka bir deyişle Türkiye, ahşap bakımından kısıtlı ama tarımsal artık bakımından zengin bir coğrafyadır. Fındık kabuğu, buğday sapı ve çeltik kavuzu gibi artıkların halen ağırlıklı olarak yakıt değeri üzerinden değerlendirilmesi, iç mimarlık açısından henüz açılmamış bir malzeme kaynağına işaret eder.</w:t>
+        <w:t xml:space="preserve">Döngüsel malzeme sistemlerinin en belirleyici saptaması, kararın nerede verildiğiyle ilgilidir. Rios ve diğ. (2015), yıkım yerine sökümü, geri dönüştürülebilirliği ve sökülebilirlik için tasarımı daha iyi inşaat atığı yönetimi yaklaşımları sayar. Aynı çalışma çarpıcı bir boşluğu da ortaya koyar. Sökülebilirlik için tasarımın ilkelerini ele alan kapsamlı kılavuzlar yayımlanmıştır, ancak bu alanda geliştirilmiş yapı sayısı çok azdır. Edalat (2026) da malzeme tedariki, sökülebilirlik için tasarım ve bağlayıcı türünün geri dönüştürülebilirlik üzerinde belirleyici etkisi olduğunu, buna karşılık bu etkenlerin tasarımda ve araştırmada nadiren göz önünde bulundurulduğunu saptar.</w:t>
+      </w:r>
+    </w:p>
+    <w:p>
+      <w:pPr>
+        <w:spacing w:after="160" w:line="360"/>
+        <w:jc w:val="both"/>
+      </w:pPr>
+      <w:r>
+        <w:rPr>
+          <w:rFonts w:ascii="Times New Roman" w:cs="Times New Roman" w:eastAsia="Times New Roman" w:hAnsi="Times New Roman"/>
+          <w:sz w:val="24"/>
+          <w:szCs w:val="24"/>
+        </w:rPr>
+        <w:t xml:space="preserve">Bu saptamalar bölümün temel savının ilk yarısını kaynaklı biçimde kurar. Bir malzemenin döngüselliği biyolojik kökeninden çok bileşimi ve birleşimiyle şekillenir. Miselyum öğretici bir örnektir. Biyobozunurluğu, kendi kendine bağlanma özelliği ve tarımsal atıkla uyumluluğu nedeniyle kapalı döngü potansiyeli taşır ve bağlayıcı sorununu dışarıdan bir madde eklemeden çözer (Attias ve diğ., 2020). Aynı atık sentetik bir reçineyle bağlandığında ise döngüsellik iddiası büyük ölçüde geçersizleşir.</w:t>
+      </w:r>
+    </w:p>
+    <w:p>
+      <w:pPr>
+        <w:spacing w:after="160" w:line="360"/>
+        <w:jc w:val="both"/>
+      </w:pPr>
+      <w:r>
+        <w:rPr>
+          <w:rFonts w:ascii="Times New Roman" w:cs="Times New Roman" w:eastAsia="Times New Roman" w:hAnsi="Times New Roman"/>
+          <w:sz w:val="24"/>
+          <w:szCs w:val="24"/>
+        </w:rPr>
+        <w:t xml:space="preserve">Biyolojik kökenin güvence oluşturmadığı, girişte aktarılan iki uyarıyla birlikte okunduğunda daha da belirginleşir. Çevresel avantaj iddialarının her biri için önemli istisnalar vardır (O’Rourke ve Seepersad, 2015). Biyokompozitlerin uzun süreli dayanıklılığına ilişkin bilgi ise sınırlıdır (Chang ve diğ., 2020). Ömür sonu davranışı bilinmeyen bir malzeme için döngüsellik iddiası temelsiz kalır. İç mimarlık açısından sonuç doğrudandır. Bir bileşenin döngüsel sayılıp sayılamayacağı, malzeme listesinde değil detay çiziminde belli olur.</w:t>
+      </w:r>
+    </w:p>
+    <w:p>
+      <w:pPr>
+        <w:pStyle w:val="Heading1"/>
+        <w:spacing w:after="220" w:before="440" w:line="360"/>
+      </w:pPr>
+      <w:r>
+        <w:rPr>
+          <w:rFonts w:ascii="Times New Roman" w:cs="Times New Roman" w:eastAsia="Times New Roman" w:hAnsi="Times New Roman"/>
+          <w:b/>
+          <w:bCs/>
+          <w:color w:val="000000"/>
+          <w:sz w:val="26"/>
+          <w:szCs w:val="26"/>
+        </w:rPr>
+        <w:t xml:space="preserve">5. DİRENÇLİLİK</w:t>
+      </w:r>
+    </w:p>
+    <w:p>
+      <w:pPr>
+        <w:spacing w:after="160" w:line="360"/>
+        <w:jc w:val="both"/>
+      </w:pPr>
+      <w:r>
+        <w:rPr>
+          <w:rFonts w:ascii="Times New Roman" w:cs="Times New Roman" w:eastAsia="Times New Roman" w:hAnsi="Times New Roman"/>
+          <w:sz w:val="24"/>
+          <w:szCs w:val="24"/>
+        </w:rPr>
+        <w:t xml:space="preserve">Dördüncü başlık döngüselliğin biyolojik kökenle güvence altına alınamayacağını gösterdi. Beşinci başlıkta dirençlilik, biyolojik temelli malzemelerin tasarım sürecine girmesiyle ortaya çıkan dönüşümleri anlamaya yarayan bir kavram olarak ele alınıyor.</w:t>
       </w:r>
     </w:p>
     <w:p>
@@ -2265,10 +2408,11 @@
           <w:rFonts w:ascii="Times New Roman" w:cs="Times New Roman" w:eastAsia="Times New Roman" w:hAnsi="Times New Roman"/>
           <w:b/>
           <w:bCs/>
-          <w:sz w:val="24"/>
-          <w:szCs w:val="24"/>
-        </w:rPr>
-        <w:t xml:space="preserve">4.2. Tasarım aşamasında verilen kararlar</w:t>
+          <w:color w:val="000000"/>
+          <w:sz w:val="24"/>
+          <w:szCs w:val="24"/>
+        </w:rPr>
+        <w:t xml:space="preserve">5.1. Dirençlilik kavramı</w:t>
       </w:r>
     </w:p>
     <w:p>
@@ -2282,7 +2426,7 @@
           <w:sz w:val="24"/>
           <w:szCs w:val="24"/>
         </w:rPr>
-        <w:t xml:space="preserve">Döngüsel malzeme sistemlerinin en belirleyici saptaması, kararın nerede verildiğiyle ilgilidir. Rios ve diğ. (2015), yıkım yerine sökümü, geri dönüştürülebilirliği ve sökülebilirlik için tasarımı daha iyi inşaat atığı yönetimi yaklaşımları sayar. Aynı çalışma çarpıcı bir boşluğu da ortaya koyar. Sökülebilirlik için tasarımın ilkelerini ele alan kapsamlı kılavuzlar yayımlanmıştır, ancak bu alanda geliştirilmiş yapı sayısı çok azdır. Boşluğun kaynağı tasarım aşamasıdır. Edalat (2026), malzeme tedariki, sökülebilirlik için tasarım ve bağlayıcı türünün geri dönüştürülebilirlik üzerinde belirleyici etkisi olduğunu, buna karşılık bu etkenlerin tasarımda ve araştırmada nadiren göz önünde bulundurulduğunu saptar. Sınırlılıklar esas olarak tasarım aşamasında döngüsel düşüncenin bulunmamasından doğar.</w:t>
+        <w:t xml:space="preserve">Dirençlilik yapılı çevre literatüründe birbirinden önemli ölçüde farklı iki anlamda kullanılır. Heymans ve diğ. (2019), ekolojik kentsel planlama ve tasarım literatürünü sistematik olarak incelediği çalışmada bu iki tanımı ayırt eder. Eski tanım, bir sistemin bozulmanın ardından dengeye dönme yeteneğine işaret eder ve verimliliğe odaklanması bakımından modernist paradigmayla tutarlıdır. Daha yeni tanım ise denge dışı karmaşık uyarlanabilir sistemlerle ilişkilidir. Dirençliliği, bir sistemin temel yapısını ve işlevini sürdürürken değişimi soğurma ve değişime uyarlanma yeteneği olarak vurgular. İkinci tanımın kaynağı sosyo-ekolojik sistem araştırmalarıdır. Folke (2006) dirençliliği, bir sistemin bozulmayı soğurma ve zaman içinde aynı temel yapı ile işlevi koruyarak yeniden örgütlenme kapasitesi olarak tanımlar.</w:t>
       </w:r>
     </w:p>
     <w:p>
@@ -2296,7 +2440,24 @@
           <w:sz w:val="24"/>
           <w:szCs w:val="24"/>
         </w:rPr>
-        <w:t xml:space="preserve">Bu saptama bölümün hipotezinin ilk yarısını kaynaklı biçimde kurar. Bir malzemenin döngüselliği biyolojik kökeninde değil, bileşiminde ve birleşiminde kararlaşır. Miselyum bu bakımdan öğretici bir örnektir. Biyobozunurluğu, kendi kendine bağlanma özelliği ve tarımsal atıkla uyumluluğu nedeniyle kapalı döngü potansiyeli taşır ve bağlayıcı sorununu dışarıdan bir madde eklemeden çözer (Attias ve diğ., 2020). Aynı atık sentetik bir reçineyle bağlandığında ise döngüsellik iddiası ortadan kalkar.</w:t>
+        <w:t xml:space="preserve">Heymans ve diğ.’nin (2019) savunduğu gibi, sistemler öngörülemez olduğunda sürdürülebilirlik dirençlilik kapasitesine bağlı hâle gelir. Yazarlara göre bu, tasarımcılar için bir odak değişimi anlamına gelir. İdealleştirilmiş bir mekânsal biçim geliştirmek yerine, sistemin uyarlanma kapasitesinden doğan dirençliliğini kurmak üzere nasıl örgütlenebileceğini düşünmek gerekir. Sürdürülebilirlik böylece bir biçim hedefi olmaktan çıkar ve bir örgütlenme sorusuna dönüşür. İç mekân, kullanım senaryolarının en hızlı değiştiği ölçek olduğu için bu soruyu en sık soran alandır.</w:t>
+      </w:r>
+    </w:p>
+    <w:p>
+      <w:pPr>
+        <w:pStyle w:val="Heading2"/>
+        <w:spacing w:after="170" w:before="320" w:line="360"/>
+      </w:pPr>
+      <w:r>
+        <w:rPr>
+          <w:rFonts w:ascii="Times New Roman" w:cs="Times New Roman" w:eastAsia="Times New Roman" w:hAnsi="Times New Roman"/>
+          <w:b/>
+          <w:bCs/>
+          <w:color w:val="000000"/>
+          <w:sz w:val="24"/>
+          <w:szCs w:val="24"/>
+        </w:rPr>
+        <w:t xml:space="preserve">5.2. Dirençli tasarım</w:t>
       </w:r>
     </w:p>
     <w:p>
@@ -2310,7 +2471,94 @@
           <w:sz w:val="24"/>
           <w:szCs w:val="24"/>
         </w:rPr>
-        <w:t xml:space="preserve">Biyolojik kökenin güvence oluşturmadığı, girişte aktarılan iki uyarıyla birlikte okunduğunda daha da belirginleşir. Çevresel avantaj iddialarının her biri için önemli istisnalar vardır (O’Rourke ve Seepersad, 2015). Biyokompozitlerin uzun süreli dayanıklılığına ilişkin bilgi ise sınırlıdır (Chang ve diğ., 2020). Ömür sonu davranışı bilinmeyen bir malzeme için döngüsellik iddiası temelsiz kalır. Kaynak çeşitliliği de bu eleştirel çerçevenin parçasıdır. Ahşaba aşırı bağımlılık ormansızlaşma ve biyoçeşitlilik kaybı riski taşır, yalnızca ahşap dışı malzemelere dayanmak ise ölçeklenebilirlikten yoksundur (Edalat, 2026).</w:t>
+        <w:t xml:space="preserve">Biyolojik temelli malzemelerin tasarım sürecine girmesi yalnızca malzemenin niteliğini değiştirmez, tasarımcının konumunu da dönüştürür. Geleneksel yaklaşımda malzeme, verilmiş kararlar doğrultusunda seçilen bir unsurdur. Biyolojik temelli malzemeler ise değişkenlikleri, zamansallıkları ve üretim belirsizlikleriyle kararların yeniden değerlendirilmesini zorunlu kılar. Barati ve Karana (2019), tasarımcı ile malzeme bilimcisi arasındaki erken aşama ortak projelerini incelediği çalışmada yaratıcılığın tasarımcının zihnine ait bir yeti olmadığını, tasarımcı ile maddi dünya arasında dağılmış bir süreç olduğunu savunur. Geliştirdikleri malzeme potansiyeli olarak olanaklar kavramı, odağı tasarımcının yapma ve üretme edimlerine kaydırır. Tasarımcının işi böylece listeden seçim yapmak olmaktan çıkar ve malzemenin neye olanak tanıdığını üretim yoluyla keşfetmeye dönüşür. Keşfedilen şey çoğu zaman değişkenliktir. Goidea ve diğ. (2022), miselyum biyokompozitlerde tür seçiminin hem üretim sürecini hem nesnenin performansını değiştirdiğini örnekler.</w:t>
+      </w:r>
+    </w:p>
+    <w:p>
+      <w:pPr>
+        <w:spacing w:after="160" w:line="360"/>
+        <w:jc w:val="both"/>
+      </w:pPr>
+      <w:r>
+        <w:rPr>
+          <w:rFonts w:ascii="Times New Roman" w:cs="Times New Roman" w:eastAsia="Times New Roman" w:hAnsi="Times New Roman"/>
+          <w:sz w:val="24"/>
+          <w:szCs w:val="24"/>
+        </w:rPr>
+        <w:t xml:space="preserve">Değişkenliğin ikiz kavramı zamandır. Karana ve diğ. (2018), miselyum esaslı bir malzemeyle yürütülen tasarım sürecinde tasarımcının üç belirsizlik kaynağıyla baş etmek zorunda kaldığını bulgular: mikroorganizmanın failliği, malzemenin kendine özgü zamansallığı ve malzemenin toplum tarafından kabulü. İkincisi, büyüme, kuruma ve yaşlanma sürelerinin tasarım kararının içinde olduğu anlamına gelir. Ne var ki bu zamanın nasıl işlediğine ilişkin bilgi hâlâ sınırlıdır (Chang ve diğ., 2020). Zamanın tasarıma girmesinin doğrudan sonucu, bakımın bir tasarım kararına dönüşmesidir. Graham ve Thrift (2007), yerleşik kültürel kurguların onarım ve bakımı dikkat alanının dışına ittiğini ileri sürer. Biyolojik temelli malzemelerde bu dışarıda bırakma sürdürülemez, çünkü bakım kullanımın kesintiye uğraması değil koşuludur. Dirençli tasarım böylece bir kavram kümesi üretir: keşfedilecek bir malzeme potansiyeli, parametreye dönüşen bir değişkenlik, hesaba katılması gereken bir malzeme zamanı ve baştan kurgulanan bir bakım ilişkisi.</w:t>
+      </w:r>
+    </w:p>
+    <w:p>
+      <w:pPr>
+        <w:pStyle w:val="Heading2"/>
+        <w:spacing w:after="170" w:before="320" w:line="360"/>
+      </w:pPr>
+      <w:r>
+        <w:rPr>
+          <w:rFonts w:ascii="Times New Roman" w:cs="Times New Roman" w:eastAsia="Times New Roman" w:hAnsi="Times New Roman"/>
+          <w:b/>
+          <w:bCs/>
+          <w:color w:val="000000"/>
+          <w:sz w:val="24"/>
+          <w:szCs w:val="24"/>
+        </w:rPr>
+        <w:t xml:space="preserve">5.3. Dirençlilik öznitelikleri</w:t>
+      </w:r>
+    </w:p>
+    <w:p>
+      <w:pPr>
+        <w:spacing w:after="160" w:line="360"/>
+        <w:jc w:val="both"/>
+      </w:pPr>
+      <w:r>
+        <w:rPr>
+          <w:rFonts w:ascii="Times New Roman" w:cs="Times New Roman" w:eastAsia="Times New Roman" w:hAnsi="Times New Roman"/>
+          <w:sz w:val="24"/>
+          <w:szCs w:val="24"/>
+        </w:rPr>
+        <w:t xml:space="preserve">Kavram kümesinin tasarım özelliklerine çevrilebilmesi için ekolojik dirençlilik araştırmaları bir dayanak sunar. Biggs ve diğ. (2012), ekosistem hizmetlerinin dirençliliğini güçlendirmeye yönelik yedi genel ilke tanımlar. İlk üçü çeşitlilik ile yedekliliğin korunması, bağlantısallığın yönetilmesi ve yavaş değişkenler ile geri besleme ilişkilerinin yönetilmesidir. Söz konusu ilkeler ekosistem yönetimi için geliştirilmiştir. Aşağıda, Walker ve diğ.’nin (2004) dirençlilik, uyarlanabilirlik ve dönüşebilirlik ayrımıyla birlikte okunarak iç mimarlık bağlamına uyarlanmakta ve dört tasarım özniteliği altında yeniden yorumlanmaktadır. Yorumlama bu bölümün kendi sentezidir, anılan kaynakların doğrudan önerisi değildir.</w:t>
+      </w:r>
+    </w:p>
+    <w:p>
+      <w:pPr>
+        <w:spacing w:after="160" w:line="360"/>
+        <w:jc w:val="both"/>
+      </w:pPr>
+      <w:r>
+        <w:rPr>
+          <w:rFonts w:ascii="Times New Roman" w:cs="Times New Roman" w:eastAsia="Times New Roman" w:hAnsi="Times New Roman"/>
+          <w:sz w:val="24"/>
+          <w:szCs w:val="24"/>
+        </w:rPr>
+        <w:t xml:space="preserve">Birinci öznitelik çeşitlilik ve yedekliliktir. Tek bir malzemeye ve tek bir birleşim türüne dayanan bir kurguda yerel bir bozulma bütüne yayılır. Birden çok malzemenin ve birbirinin işlevini üstlenebilecek bileşenlerin bulunduğu bir kurguda ise bozulma yerel kalır. Yedeklilik burada fazlalık değildir, bozulmanın yayılmasını engelleyen bir örgütlenme biçimidir. İkinci öznitelik bağlantısallıktır. Biggs ve diğ.’nin (2012) formülasyonu bağlantısallığın artırılmasını değil yönetilmesini önerir. Tasarımdaki karşılığı, bileşenlerin birbirine nasıl bağlandığı sorusudur. Tersinir birleşimler bir bileşenin ötekini bozmadan değiştirilmesine izin verir, kalıcı birleşimler ise bütün kurguyu tek bir karara bağlar.</w:t>
+      </w:r>
+    </w:p>
+    <w:p>
+      <w:pPr>
+        <w:spacing w:after="160" w:line="360"/>
+        <w:jc w:val="both"/>
+      </w:pPr>
+      <w:r>
+        <w:rPr>
+          <w:rFonts w:ascii="Times New Roman" w:cs="Times New Roman" w:eastAsia="Times New Roman" w:hAnsi="Times New Roman"/>
+          <w:sz w:val="24"/>
+          <w:szCs w:val="24"/>
+        </w:rPr>
+        <w:t xml:space="preserve">Üçüncü öznitelik bakım ve onarılabilirliktir. Önceki alt başlıkta kurulan bakım ilişkisi burada somut sorulara dönüşür. Bileşen onarılabiliyor mu, onarım izleri kabul ediliyor mu, bakımı kim yapabilir? Dördüncü öznitelik uyarlanabilirlik ve dönüşebilirliktir. Walker ve diğ. (2004), uyarlanabilirliği sistemdeki insan aktörlerin dirençliliği yönetme konusundaki ortak kapasitesi olarak tanımlar. Dönüşebilirlik ise koşullar mevcut sistemi sürdürülemez kıldığında temelden yeni bir sistem yaratma kapasitesidir. Kavramın yapı araştırmalarındaki karşılığının yerleşmediğini de eklemek gerekir. Askar ve diğ. (2021), uyarlanabilirlik kavramına ilişkin yorumların ve bunlara bağlı paradigmaların zaman içinde değiştiğini derler.</w:t>
+      </w:r>
+    </w:p>
+    <w:p>
+      <w:pPr>
+        <w:spacing w:after="160" w:line="360"/>
+        <w:jc w:val="both"/>
+      </w:pPr>
+      <w:r>
+        <w:rPr>
+          <w:rFonts w:ascii="Times New Roman" w:cs="Times New Roman" w:eastAsia="Times New Roman" w:hAnsi="Times New Roman"/>
+          <w:sz w:val="24"/>
+          <w:szCs w:val="24"/>
+        </w:rPr>
+        <w:t xml:space="preserve">Dört öznitelik ancak ölçekler arası okunduğunda anlam kazanır. Goidea ve diğ. (2022), değişken ölçekler, sistemler ve malzemeler arasındaki karşılıklı bağımlılığın doğrusal olmayan etkileşimler ürettiğine dikkat çeker. Bir bileşenin dirençliliği, bağlı olduğu sistemin dirençliliğinden ayrı değerlendirilemez. Döngüsellik ile dirençlilik eş anlamlı değildir, ancak çeşitlilik, tersinir bağlantı, onarılabilirlik ve uyarlanabilirlik gibi ortak özellikler üzerinden birbirini destekler. Dört öznitelik de ancak kullanıldıkları, bakıldıkları ve değiştirildikleri ölçekte sınanabilir. İzleyen başlıkta gösterileceği gibi bu ölçek büyük ölçüde iç mekândır.</w:t>
       </w:r>
     </w:p>
     <w:p>
@@ -2323,10 +2571,11 @@
           <w:rFonts w:ascii="Times New Roman" w:cs="Times New Roman" w:eastAsia="Times New Roman" w:hAnsi="Times New Roman"/>
           <w:b/>
           <w:bCs/>
+          <w:color w:val="000000"/>
           <w:sz w:val="26"/>
           <w:szCs w:val="26"/>
         </w:rPr>
-        <w:t xml:space="preserve">5. DİRENÇLİLİK</w:t>
+        <w:t xml:space="preserve">6. İÇ MEKÂN ÖLÇEĞİ</w:t>
       </w:r>
     </w:p>
     <w:p>
@@ -2340,7 +2589,7 @@
           <w:sz w:val="24"/>
           <w:szCs w:val="24"/>
         </w:rPr>
-        <w:t xml:space="preserve">Dördüncü başlık döngüselliğin biyolojik kökenle güvence altına alınamayacağını gösterdi. Beşinci başlıkta dirençlilik, biyolojik temelli malzemelerin tasarım sürecine girmesiyle ortaya çıkan dönüşümleri anlamaya yarayan bir kavram olarak ele alınıyor.</w:t>
+        <w:t xml:space="preserve">Buraya kadar her başlık sonunda iç mimarlık karşılığına değinildi. Altıncı başlık tartışmayı doğrudan mekân ölçeğinde sürdürüyor. Bu malzemeler iç mimarlık pratiğinde hangi konumu alır ve bu konum tasarım kararlarını nasıl değiştirir?</w:t>
       </w:r>
     </w:p>
     <w:p>
@@ -2353,10 +2602,11 @@
           <w:rFonts w:ascii="Times New Roman" w:cs="Times New Roman" w:eastAsia="Times New Roman" w:hAnsi="Times New Roman"/>
           <w:b/>
           <w:bCs/>
-          <w:sz w:val="24"/>
-          <w:szCs w:val="24"/>
-        </w:rPr>
-        <w:t xml:space="preserve">5.1. Dirençlilik kavramı</w:t>
+          <w:color w:val="000000"/>
+          <w:sz w:val="24"/>
+          <w:szCs w:val="24"/>
+        </w:rPr>
+        <w:t xml:space="preserve">6.1. İç mekânın konumu</w:t>
       </w:r>
     </w:p>
     <w:p>
@@ -2370,7 +2620,7 @@
           <w:sz w:val="24"/>
           <w:szCs w:val="24"/>
         </w:rPr>
-        <w:t xml:space="preserve">Dirençlilik yapılı çevre literatüründe birbirinden önemli ölçüde farklı iki anlamda kullanılır. Heymans ve diğ. (2019), ekolojik kentsel planlama ve tasarım literatürünü sistematik olarak incelediği çalışmada bu iki tanımı ayırt eder. Eski tanım, bir sistemin bozulmanın ardından dengeye dönme yeteneğine işaret eder. Yazarlara göre bu tanım, verimliliğe ve öngörülebilirliğe odaklanması bakımından modernist paradigmayla tutarlıdır. Daha yeni tanım ise denge dışı karmaşık uyarlanabilir sistemlerle ilişkilidir ve dirençliliği, bir sistemin temel yapısını ve işlevini sürdürürken değişimi soğurma ve değişime uyarlanma yeteneği olarak vurgular. İkinci tanımın kaynağı sosyo-ekolojik sistem araştırmalarıdır. Folke (2006) dirençliliği, bir sistemin bozulmayı soğurma ve zaman içinde aynı temel yapı ile işlevi koruyarak yeniden örgütlenme kapasitesi olarak tanımlar.</w:t>
+        <w:t xml:space="preserve">Biyolojik temelli malzemelerin yapılı çevredeki yeri literatürde tanımlanmıştır. Edalat (2026), ahşap dışı biyolojik temelli yapı malzemelerinin iç ve dış yüzey kaplamaları, ısıl ve akustik yalıtım ile mobilya üretiminde kullanıldığını aktarır. Ahşap esaslı malzemeler ise ağırlıklı olarak yapısal bileşenlerde yer alır ve ahşap dışı malzemeler sınırlı mekanik dayanımları nedeniyle taşıyıcı elemanlarda nadiren kullanılır. İki saptama bir arada okunduğunda, bu malzemelerin mevcut uygulamalarında iç mekân bileşenlerinin önemli bir yer tuttuğu görülür. Durumu bir sınırlılık olarak değil, bir konumlanma olarak okumak daha verimlidir. Taşıyıcı olmayan bileşenler, bu malzemelerin yapısal risk eşiğinin görece düşük olduğu, dolayısıyla denenebilir oldukları alanı oluşturur.</w:t>
       </w:r>
     </w:p>
     <w:p>
@@ -2384,7 +2634,7 @@
           <w:sz w:val="24"/>
           <w:szCs w:val="24"/>
         </w:rPr>
-        <w:t xml:space="preserve">Heymans ve diğ.’nin (2019) savunduğu gibi, sistemler öngörülemez olduğunda sistemin sürdürülebilirliği dirençlilik kapasitesine bağlı hâle gelir. Yazarlara göre bu, planlamacı ve tasarımcılar için bir odak değişimi anlamına gelir. İdealleştirilmiş bir sürdürülebilir mekânsal biçim geliştirmek yerine, sistemin uyarlanma kapasitesinden doğan dirençliliğini kurmak üzere nasıl örgütlenebileceğini düşünmek gerekir. Sürdürülebilirlik böylece bir biçim hedefi olmaktan çıkar ve bir örgütlenme sorusuna dönüşür.</w:t>
+        <w:t xml:space="preserve">Üçüncü başlıkta aktarılan ölçek kısıtı da aynı sonucu destekler. Ölçek ve katmanlılık bakımından mimari bütünle ürün ölçeği arasında yer aldıkları için iç mekân bileşenleri aradaki eşiği oluşturur (Chayaamor-Heil ve diğ., 2024). İç mimarlığın buradaki konumu yalnızca ölçekten kaynaklanmaz. Malzemenin kullanıcıyla temas ettiği, yaşlandığı ve değiştirildiği ölçek de aynıdır.</w:t>
       </w:r>
     </w:p>
     <w:p>
@@ -2397,10 +2647,11 @@
           <w:rFonts w:ascii="Times New Roman" w:cs="Times New Roman" w:eastAsia="Times New Roman" w:hAnsi="Times New Roman"/>
           <w:b/>
           <w:bCs/>
-          <w:sz w:val="24"/>
-          <w:szCs w:val="24"/>
-        </w:rPr>
-        <w:t xml:space="preserve">5.2. Dirençli tasarım</w:t>
+          <w:color w:val="000000"/>
+          <w:sz w:val="24"/>
+          <w:szCs w:val="24"/>
+        </w:rPr>
+        <w:t xml:space="preserve">6.2. İkame, bağlayıcı ve iç hava</w:t>
       </w:r>
     </w:p>
     <w:p>
@@ -2414,7 +2665,7 @@
           <w:sz w:val="24"/>
           <w:szCs w:val="24"/>
         </w:rPr>
-        <w:t xml:space="preserve">Biyolojik temelli malzemelerin tasarım sürecine girmesi yalnızca malzemenin niteliğini değiştirmez, tasarımcının konumunu da dönüştürür. Geleneksel yaklaşımda malzeme, verilmiş kararlar doğrultusunda seçilen ve biçimlendirilen bir unsurdur. Biyolojik temelli malzemeler ise değişkenlikleri, zamansallıkları ve üretim belirsizlikleriyle kararların yeniden değerlendirilmesini zorunlu kılar. Barati ve Karana (2019), tasarımcı ile malzeme bilimcisi arasındaki erken aşama ortak projelerini incelediği çalışmada yaratıcılığın tasarımcının zihnine ait bir yeti olmadığını, tasarımcı ile maddi dünya arasında dağılmış bir süreç olduğunu savunur. Geliştirdikleri malzeme potansiyeli olarak olanaklar kavramı, odağı tasarımcının yapma ve üretme edimlerine kaydırır. Tasarımcının işi böylece listeden seçim yapmak olmaktan çıkar ve malzemenin neye olanak tanıdığını üretim yoluyla keşfetmeye dönüşür. Keşfedilen şey ise çoğu zaman değişkenliktir. Goidea ve diğ. (2022), miselyum biyokompozitlerde tür seçiminin hem üretim sürecini hem nesnenin performansını değiştirdiğini örnekler. Değişkenlik bu çerçevede bir kusur değil, tasarımcının üzerinde çalıştığı parametre kümesidir.</w:t>
+        <w:t xml:space="preserve">Biyolojik temelli malzemelerin iç mekâna girişinde en yaygın yaklaşım, bu malzemelerin yerleşik malzemelerin yerine konmasıdır. Karana ve diğ. (2018) eğilimi doğrudan saptar ve bunun malzemenin kendi niteliklerinin değerlendirilmeden kalması anlamına geldiğini belirtir. Malzeme Odaklı Tasarım yöntemi tam da bu nedenle önerilir ve malzemenin kendine özgü teknik ile deneyimsel niteliklerini öne çıkarır (Karana ve diğ., 2015). Camere ve Karana’nın (2018) malzeme seçiminden malzeme tasarımına doğru bir kayma olarak adlandırdığı dönüşüm, iç mimarlık ölçeğinde somut bir ölçüt üretir. Bir miselyum panelini alçıpanın yerine koymak biyolojik temelli bir malzeme kullanmaktır, ancak tek başına biyotasarım yaklaşımının bütün kapsamını karşılamaz.</w:t>
       </w:r>
     </w:p>
     <w:p>
@@ -2428,7 +2679,35 @@
           <w:sz w:val="24"/>
           <w:szCs w:val="24"/>
         </w:rPr>
-        <w:t xml:space="preserve">Değişkenliğin ikiz kavramı zamandır. Karana ve diğ. (2018), miselyum esaslı bir malzemeyle yürütülen tasarım sürecinde tasarımcının üç belirsizlik kaynağıyla baş etmek zorunda kaldığını bulgular: mikroorganizmanın failliği, malzemenin kendine özgü zamansallığı ve malzemenin toplum tarafından kabulü. İkincisi, büyüme, kuruma ve yaşlanma sürelerinin tasarım kararının içinde olduğu anlamına gelir. Ne var ki bu zamanın nasıl işlediğine ilişkin bilgi hâlâ sınırlıdır (Chang ve diğ., 2020). Zamanın tasarıma girmesinin doğrudan sonucu, bakımın bir tasarım kararına dönüşmesidir. Graham ve Thrift (2007), yerleşik kültürel kurguların onarım ve bakım etkinliklerini dikkat alanının dışına ittiğini ileri sürer. Biyolojik temelli malzemelerde bu dışarıda bırakma sürdürülemez, çünkü bakım kullanımın kesintiye uğraması değil koşuludur. Dirençli tasarım böylece bir kavram kümesi üretir: keşfedilecek bir malzeme potansiyeli, parametreye dönüşen bir değişkenlik, hesaba katılması gereken bir malzeme zamanı ve baştan kurgulanan bir bakım ilişkisi.</w:t>
+        <w:t xml:space="preserve">Döngüselliğin bileşim ve birleşimde şekillendiği sav da iç mekân ölçeğinde somut biçimde gözlenir. Edalat (2026), yirmi çalışmayı döngüsellik ölçütleri üzerinden değerlendirdiği incelemesinde kahve atığı ile üre-formaldehit reçinesi kullanılarak üretilen bir iç mekân duvar panelini ele alır. Değerlendirmede atık kökenli tedarik bakımından çalışma tam puan alır. Buna karşılık geri dönüştürülebilirlik, biyobozunurluk ve ömür sonu ölçütü hiç dikkate alınmamış olarak puanlanır. Örnek savı iç mimarlığın kendi nesnesi üzerinden gösterir. Bir duvar paneli atıktan üretilmiş olabilir. Sentetik bir reçineyle bağlandığında ve ömür sonu senaryosu kurgulanmadığında yine de döngüsel bir bileşen hâline gelmez.</w:t>
+      </w:r>
+    </w:p>
+    <w:p>
+      <w:pPr>
+        <w:spacing w:after="160" w:line="360"/>
+        <w:jc w:val="both"/>
+      </w:pPr>
+      <w:r>
+        <w:rPr>
+          <w:rFonts w:ascii="Times New Roman" w:cs="Times New Roman" w:eastAsia="Times New Roman" w:hAnsi="Times New Roman"/>
+          <w:sz w:val="24"/>
+          <w:szCs w:val="24"/>
+        </w:rPr>
+        <w:t xml:space="preserve">Aynı örnek, iç mimarlığın tartışmaya eklediği ikinci bir ölçütü de görünür kılar. Bağlayıcı seçimi yalnızca ömür sonunu değil, kullanım süresi boyunca iç hava kalitesini de etkiler. Salthammer ve diğ. (2010), formaldehit esaslı reçinelerin yonga levha, kontrplak ve yalıtım köpüğü üretiminde yaygın kullanıldığını ve bu ürünlerin iç ortamdaki başlıca formaldehit kaynakları arasında yer aldığını derler. Kahve atıklı panelde üre-formaldehit reçinesinin seçilmiş olması bu nedenle çifte bir sorundur. Bu bölümde savunulan konuma göre iç mimarlıkta bağlayıcı kararı bir detay tercihi değil, döngüsellik ile sağlık boyutunu aynı anda etkileyen kurucu bir karardır. Miselyum gibi kendi kendine bağlanan malzemelerin ilgi görmesinin nedeni de kısmen budur (Attias ve diğ., 2020).</w:t>
+      </w:r>
+    </w:p>
+    <w:p>
+      <w:pPr>
+        <w:spacing w:after="160" w:line="360"/>
+        <w:jc w:val="both"/>
+      </w:pPr>
+      <w:r>
+        <w:rPr>
+          <w:rFonts w:ascii="Times New Roman" w:cs="Times New Roman" w:eastAsia="Times New Roman" w:hAnsi="Times New Roman"/>
+          <w:sz w:val="24"/>
+          <w:szCs w:val="24"/>
+        </w:rPr>
+        <w:t xml:space="preserve">Beşinci başlıkta tanımlanan tersinir bağlantı özniteliğinin iç mekândaki karşılığı da buradadır. Bileşen bağımsız bir nesne olarak değil, sökülüp yeniden kurulabilen bir sistemin parçası olarak tasarlandığında ömür sonu senaryosu bir varsayım olmaktan çıkar.</w:t>
       </w:r>
     </w:p>
     <w:p>
@@ -2441,10 +2720,11 @@
           <w:rFonts w:ascii="Times New Roman" w:cs="Times New Roman" w:eastAsia="Times New Roman" w:hAnsi="Times New Roman"/>
           <w:b/>
           <w:bCs/>
-          <w:sz w:val="24"/>
-          <w:szCs w:val="24"/>
-        </w:rPr>
-        <w:t xml:space="preserve">5.3. Dirençlilik öznitelikleri</w:t>
+          <w:color w:val="000000"/>
+          <w:sz w:val="24"/>
+          <w:szCs w:val="24"/>
+        </w:rPr>
+        <w:t xml:space="preserve">6.3. Deneyim ve bir uygulama örneği</w:t>
       </w:r>
     </w:p>
     <w:p>
@@ -2458,7 +2738,7 @@
           <w:sz w:val="24"/>
           <w:szCs w:val="24"/>
         </w:rPr>
-        <w:t xml:space="preserve">Kavram kümesinin tasarım özelliklerine çevrilebilmesi için ekolojik dirençlilik araştırmaları bir dayanak sunar. Biggs ve diğ. (2012), ekosistem hizmetlerinin dirençliliğini güçlendirmeye yönelik yedi genel ilke tanımlar. İlk üçü şunlardır: çeşitlilik ile yedekliliğin korunması, bağlantısallığın yönetilmesi, yavaş değişkenler ile geri besleme ilişkilerinin yönetilmesi. Yazarlara göre ilkeler pratikte çoğu kez birlikte görülür ve birbirine yüksek düzeyde bağımlıdır. Söz konusu ilkeler Walker ve diğ.’nin (2004) dirençlilik, uyarlanabilirlik ve dönüşebilirlik ayrımıyla birlikte okunduğunda, biyolojik temelli malzemelerle kurulan tasarım sistemleri için dört öznitelik üretir.</w:t>
+        <w:t xml:space="preserve">Kullanıcı ile malzeme arasındaki temas yalnızca teknik bir mesele değildir. Beşinci başlıkta anılan üç belirsizlik kaynağından üçüncüsü, yani malzemenin toplum tarafından kabulü (Karana ve diğ., 2018), iç mimarlık açısından özellikle belirleyicidir. Rognoli ve Ayala García’nın (2018) hatırlattığı gibi malzeme deneyimimiz koşullanmış bir deneyimdir, çünkü çevremizi saran nesnelerin neredeyse tamamı endüstriyel seri üretimden gelir. Koşullanma tekdüzeliği kalite ile, değişkenliği kusur ile özdeşleştiren bir beklenti üretir. Oysa biyolojik temelli malzemelerde değişkenlik malzemenin kimliğinin parçasıdır. İç mekân, kullanıcının malzemeye dokunduğu ve yaşlanmasını izlediği ölçek olduğundan, bu beklentinin dönüşeceği ya da direneceği yer de burasıdır.</w:t>
       </w:r>
     </w:p>
     <w:p>
@@ -2472,7 +2752,24 @@
           <w:sz w:val="24"/>
           <w:szCs w:val="24"/>
         </w:rPr>
-        <w:t xml:space="preserve">Birincisi çeşitlilik ve yedekliliktir. Tek bir malzemeye ve tek bir birleşim türüne dayanan bir kurguda yerel bir bozulma bütüne yayılır. Birden çok malzemenin ve birbirinin işlevini üstlenebilecek bileşenlerin bulunduğu bir kurguda ise bozulma yerel kalır. Yedeklilik burada fazlalık değildir, bozulmanın yayılmasını engelleyen bir örgütlenme biçimidir. İkincisi bağlantısallıktır. Biggs ve diğ.’nin (2012) formülasyonu bağlantısallığın artırılmasını değil yönetilmesini önerir. Tasarımdaki karşılığı, bileşenlerin birbirine nasıl bağlandığı sorusudur. Tersinir birleşimler bir bileşenin ötekini bozmadan değiştirilmesine izin verir, kalıcı birleşimler ise bütün kurguyu tek bir karara bağlar.</w:t>
+        <w:t xml:space="preserve">Başlıkta tartışılan üç ilişki, yani ikame yerine malzemenin kendi niteliklerinden yola çıkılması, ömür sonu ve iç hava kaygısının bağlayıcı kararına yansıtılması ve bileşenin yeniden kurgulanabilir bir sistemin parçası olarak ele alınması, atık yumurta kabuğu ile doğal polimer esaslı bir bağlayıcı sistemden geliştirilen bir biyokompozit üzerinden tek bir örnekte birleşmiştir (Ünal, 2025). Söz konusu çalışmada malzeme bir ürün önerisi olarak değil tasarım aracı olarak ele alınmıştır. Teknik ve deneyimsel nitelikleri Malzeme Odaklı Tasarım yöntemiyle birlikte değerlendirilmiş, malzeme değişkenliği ise sökülüp yeniden kurulabilir modüler bir iç mekân sistemine aktarılmıştır.</w:t>
+      </w:r>
+    </w:p>
+    <w:p>
+      <w:pPr>
+        <w:pStyle w:val="Heading1"/>
+        <w:spacing w:after="220" w:before="440" w:line="360"/>
+      </w:pPr>
+      <w:r>
+        <w:rPr>
+          <w:rFonts w:ascii="Times New Roman" w:cs="Times New Roman" w:eastAsia="Times New Roman" w:hAnsi="Times New Roman"/>
+          <w:b/>
+          <w:bCs/>
+          <w:color w:val="000000"/>
+          <w:sz w:val="26"/>
+          <w:szCs w:val="26"/>
+        </w:rPr>
+        <w:t xml:space="preserve">7. DEĞERLENDİRME ÇERÇEVESİ</w:t>
       </w:r>
     </w:p>
     <w:p>
@@ -2486,253 +2783,20 @@
           <w:sz w:val="24"/>
           <w:szCs w:val="24"/>
         </w:rPr>
-        <w:t xml:space="preserve">Üçüncüsü bakım ve onarılabilirliktir. Önceki alt başlıkta kurulan bakım ilişkisi burada bir özniteliğe dönüşür. Bileşen onarılabiliyor mu, onarım izleri kabul ediliyor mu, bakımı kim yapabilir? Dördüncüsü uyarlanabilirlik ve dönüşebilirliktir. Walker ve diğ. (2004), uyarlanabilirliği sistemdeki insan aktörlerin dirençliliği yönetme konusundaki ortak kapasitesi olarak tanımlar. Dönüşebilirlik ise koşullar mevcut sistemi sürdürülemez kıldığında temelden yeni bir sistem yaratma kapasitesidir. Kavramın yapı araştırmalarındaki karşılığının yerleşmediğini de eklemek gerekir. Askar ve diğ. (2021), uyarlanabilirlik kavramına ilişkin yorumların ve bunlara bağlı paradigmaların zaman içinde değiştiğini, uygulama ve stratejilerin de bu değişimle birlikte geliştiğini derler.</w:t>
-      </w:r>
-    </w:p>
-    <w:p>
-      <w:pPr>
-        <w:spacing w:after="160" w:line="360"/>
-        <w:jc w:val="both"/>
-      </w:pPr>
-      <w:r>
-        <w:rPr>
-          <w:rFonts w:ascii="Times New Roman" w:cs="Times New Roman" w:eastAsia="Times New Roman" w:hAnsi="Times New Roman"/>
-          <w:sz w:val="24"/>
-          <w:szCs w:val="24"/>
-        </w:rPr>
-        <w:t xml:space="preserve">Dört öznitelik ancak ölçekler arası okunduğunda anlam kazanır. Goidea ve diğ. (2022), değişken ölçekler, sistemler ve malzemeler arasındaki karşılıklı bağımlılığın doğrusal olmayan etkileşimler ve hızla artan karmaşıklık ürettiğine dikkat çeker. Bir bileşenin dirençliliği, bağlı olduğu sistemin dirençliliğinden ayrı değerlendirilemez. Buradan iki sonuç doğar. Birincisi, döngüsellik ile dirençlilik eş anlamlı değildir. Ancak çeşitlilik, tersinir bağlantı, onarılabilirlik ve uyarlanabilirlik gibi ortak özellikler üzerinden birbirini destekleyen iki yaklaşım oluştururlar. İkincisi, dört öznitelik de ancak kullanıldıkları, bakıldıkları ve değiştirildikleri ölçekte sınanabilir. İzleyen başlıkta gösterileceği gibi bu ölçek büyük ölçüde iç mekândır.</w:t>
-      </w:r>
-    </w:p>
-    <w:p>
-      <w:pPr>
-        <w:pStyle w:val="Heading1"/>
-        <w:spacing w:after="220" w:before="440" w:line="360"/>
+        <w:t xml:space="preserve">Önceki başlıklar kavramsal çerçeveyi, dirençlilik özniteliklerini ve iç mekândaki konumu ortaya koydu. Yedinci başlık tartışmayı değerlendirme düzlemine taşıyor.</w:t>
+      </w:r>
+    </w:p>
+    <w:p>
+      <w:pPr>
+        <w:pStyle w:val="Heading2"/>
+        <w:spacing w:after="170" w:before="320" w:line="360"/>
       </w:pPr>
       <w:r>
         <w:rPr>
           <w:rFonts w:ascii="Times New Roman" w:cs="Times New Roman" w:eastAsia="Times New Roman" w:hAnsi="Times New Roman"/>
           <w:b/>
           <w:bCs/>
-          <w:sz w:val="26"/>
-          <w:szCs w:val="26"/>
-        </w:rPr>
-        <w:t xml:space="preserve">6. İÇ MEKÂN ÖLÇEĞİ</w:t>
-      </w:r>
-    </w:p>
-    <w:p>
-      <w:pPr>
-        <w:spacing w:after="160" w:line="360"/>
-        <w:jc w:val="both"/>
-      </w:pPr>
-      <w:r>
-        <w:rPr>
-          <w:rFonts w:ascii="Times New Roman" w:cs="Times New Roman" w:eastAsia="Times New Roman" w:hAnsi="Times New Roman"/>
-          <w:sz w:val="24"/>
-          <w:szCs w:val="24"/>
-        </w:rPr>
-        <w:t xml:space="preserve">Buraya kadar malzemelerin sınıflandırması, döngüsellikle ilişkisi ve dirençlilik öznitelikleri malzeme ve sistem ölçeğinde ele alındı. Altıncı başlık tartışmayı mekân ölçeğine taşıyor. Bu malzemeler iç mimarlık pratiğinde hangi konumu alır ve bu konum tasarım kararlarını nasıl değiştirir?</w:t>
-      </w:r>
-    </w:p>
-    <w:p>
-      <w:pPr>
-        <w:pStyle w:val="Heading2"/>
-        <w:spacing w:after="170" w:before="320" w:line="360"/>
-      </w:pPr>
-      <w:r>
-        <w:rPr>
-          <w:rFonts w:ascii="Times New Roman" w:cs="Times New Roman" w:eastAsia="Times New Roman" w:hAnsi="Times New Roman"/>
-          <w:b/>
-          <w:bCs/>
-          <w:sz w:val="24"/>
-          <w:szCs w:val="24"/>
-        </w:rPr>
-        <w:t xml:space="preserve">6.1. İç mekânın konumu</w:t>
-      </w:r>
-    </w:p>
-    <w:p>
-      <w:pPr>
-        <w:spacing w:after="160" w:line="360"/>
-        <w:jc w:val="both"/>
-      </w:pPr>
-      <w:r>
-        <w:rPr>
-          <w:rFonts w:ascii="Times New Roman" w:cs="Times New Roman" w:eastAsia="Times New Roman" w:hAnsi="Times New Roman"/>
-          <w:sz w:val="24"/>
-          <w:szCs w:val="24"/>
-        </w:rPr>
-        <w:t xml:space="preserve">Biyolojik temelli malzemelerin yapılı çevredeki yeri literatürde belirgin biçimde tanımlanmıştır. Edalat (2026), inşaat sektöründe ahşap dışı biyolojik temelli yapı malzemelerinin iç ve dış yüzey kaplamaları, ısıl ve akustik yalıtım ile mobilya üretiminde kullanıldığını aktarır. Ahşap esaslı malzemeler ise ağırlıklı olarak yapısal bileşenlerde yer alır ve ahşap dışı malzemeler sınırlı mekanik dayanımları nedeniyle taşıyıcı elemanlarda nadiren kullanılır. İki saptama bir arada okunduğunda ortaya şu çıkar: ahşap dışı biyolojik temelli malzemelerin uygulama alanı zaten büyük ölçüde iç mekândır. Durumu bir sınırlılık olarak değil, bir konumlanma olarak okumak daha verimlidir. Taşıyıcı olmayan bileşenler, bu malzemelerin yapısal risk eşiğinin görece düşük olduğu, dolayısıyla denenebilir oldukları alanı oluşturur.</w:t>
-      </w:r>
-    </w:p>
-    <w:p>
-      <w:pPr>
-        <w:spacing w:after="160" w:line="360"/>
-        <w:jc w:val="both"/>
-      </w:pPr>
-      <w:r>
-        <w:rPr>
-          <w:rFonts w:ascii="Times New Roman" w:cs="Times New Roman" w:eastAsia="Times New Roman" w:hAnsi="Times New Roman"/>
-          <w:sz w:val="24"/>
-          <w:szCs w:val="24"/>
-        </w:rPr>
-        <w:t xml:space="preserve">Üçüncü başlıkta aktarılan ölçek kısıtı da aynı sonucu destekler. Chayaamor-Heil ve diğ.’nin (2024) canlı organizmalarla malzeme geliştirmenin mimarlıkta ürün ve tekstil tasarımına kıyasla daha güç gerçekleştiğine ilişkin saptaması, iç mekân bileşenlerinin konumunu da belirler. Ölçek ve katmanlılık bakımından mimari bütünle ürün ölçeği arasında yer aldıkları için iç mekân bileşenleri aradaki eşiği oluşturur. İç mimarlığın ayrıcalıklı konumu yalnızca ölçekten kaynaklanmaz. Malzemenin kullanıcıyla temas ettiği, yaşlandığı, bakıldığı ve değiştirildiği ölçek de aynıdır. Biyolojik temelli malzemelerin gerçekten sınandığı yer bu nedenle laboratuvar değil iç mekândır.</w:t>
-      </w:r>
-    </w:p>
-    <w:p>
-      <w:pPr>
-        <w:pStyle w:val="Heading2"/>
-        <w:spacing w:after="170" w:before="320" w:line="360"/>
-      </w:pPr>
-      <w:r>
-        <w:rPr>
-          <w:rFonts w:ascii="Times New Roman" w:cs="Times New Roman" w:eastAsia="Times New Roman" w:hAnsi="Times New Roman"/>
-          <w:b/>
-          <w:bCs/>
-          <w:sz w:val="24"/>
-          <w:szCs w:val="24"/>
-        </w:rPr>
-        <w:t xml:space="preserve">6.2. İkame, bağlayıcı ve iç hava</w:t>
-      </w:r>
-    </w:p>
-    <w:p>
-      <w:pPr>
-        <w:spacing w:after="160" w:line="360"/>
-        <w:jc w:val="both"/>
-      </w:pPr>
-      <w:r>
-        <w:rPr>
-          <w:rFonts w:ascii="Times New Roman" w:cs="Times New Roman" w:eastAsia="Times New Roman" w:hAnsi="Times New Roman"/>
-          <w:sz w:val="24"/>
-          <w:szCs w:val="24"/>
-        </w:rPr>
-        <w:t xml:space="preserve">Biyolojik temelli malzemelerin iç mekâna girişinde en yaygın yaklaşım, bu malzemelerin yerleşik malzemelerin yerine konmasıdır. Karana ve diğ. (2018) eğilimi doğrudan saptar. Geliştirilmiş malzemeler bugüne kadar çoğunlukla geleneksel malzemelerin yerine geçen uygulamalarda kullanılmıştır. Yazarlara göre bu, malzemenin kendi niteliklerinin değerlendirilmeden kalması demektir. Malzeme Odaklı Tasarım yöntemi tam da bu nedenle önerilir. Yöntem, geliştirilmekte olan bir malzeme için özgün uygulama fikirleri bulmak üzere malzemenin kendine özgü teknik ve deneyimsel niteliklerini öne çıkarır (Karana ve diğ., 2015). Camere ve Karana’nın (2018) malzeme seçiminden malzeme tasarımına doğru bir kayma olarak adlandırdığı dönüşüm, iç mimarlık ölçeğinde somut bir ölçüt üretir. Bir miselyum panelini alçıpanın yerine koymak, biyolojik temelli bir malzemeyi kullanmak ama onu bir biyotasarım nesnesi olarak kullanmamaktır.</w:t>
-      </w:r>
-    </w:p>
-    <w:p>
-      <w:pPr>
-        <w:spacing w:after="160" w:line="360"/>
-        <w:jc w:val="both"/>
-      </w:pPr>
-      <w:r>
-        <w:rPr>
-          <w:rFonts w:ascii="Times New Roman" w:cs="Times New Roman" w:eastAsia="Times New Roman" w:hAnsi="Times New Roman"/>
-          <w:sz w:val="24"/>
-          <w:szCs w:val="24"/>
-        </w:rPr>
-        <w:t xml:space="preserve">Döngüselliğin bileşim ve birleşimde kararlaştığı sav da iç mekân ölçeğinde somut biçimde gözlenir. Edalat (2026), yirmi çalışmayı döngüsellik ölçütleri üzerinden değerlendirdiği incelemesinde kahve atığı ile üre-formaldehit reçinesi kullanılarak üretilen bir iç mekân duvar panelini ele alır. Panelin ısıl ve akustik performansı sınanmıştır. Değerlendirmede atık kökenli tedarik bakımından çalışma tam puan alır. Buna karşılık geri dönüştürülebilirlik, biyobozunurluk ve ömür sonu ölçütü hiç dikkate alınmamış olarak puanlanır. Örnek bölümün savını iç mimarlığın kendi nesnesi üzerinden gösterir. Bir duvar paneli atıktan üretilmiş olabilir. Sentetik bir reçineyle bağlandığında ve ömür sonu senaryosu kurgulanmadığında yine de döngüsel bir bileşen hâline gelmez.</w:t>
-      </w:r>
-    </w:p>
-    <w:p>
-      <w:pPr>
-        <w:spacing w:after="160" w:line="360"/>
-        <w:jc w:val="both"/>
-      </w:pPr>
-      <w:r>
-        <w:rPr>
-          <w:rFonts w:ascii="Times New Roman" w:cs="Times New Roman" w:eastAsia="Times New Roman" w:hAnsi="Times New Roman"/>
-          <w:sz w:val="24"/>
-          <w:szCs w:val="24"/>
-        </w:rPr>
-        <w:t xml:space="preserve">Aynı örnek, iç mimarlığın tartışmaya eklediği ikinci bir ölçütü de görünür kılar. Bağlayıcı seçimi yalnızca ömür sonunu değil, kullanım süresi boyunca iç hava kalitesini de belirler. Salthammer ve diğ. (2010), formaldehit esaslı reçinelerin yonga levha, kontrplak ve yalıtım köpüğü üretiminde yaygın kullanıldığını ve bu ürünlerin iç ortamdaki başlıca formaldehit kaynakları arasında yer aldığını derler. Kahve atıklı panelde üre-formaldehit reçinesinin seçilmiş olması bu nedenle çifte bir sorundur. Bileşeni ömür sonunda geri kazanılamaz kılar ve kullanıcının soluduğu havaya bir salım kaynağı ekler. Burada bölümün savunduğu konum şudur: iç mimarlıkta bağlayıcı kararı bir detay tercihi değil, hem döngüsellik hem sağlık boyutunu aynı anda belirleyen kurucu bir karardır. Miselyum gibi kendi kendine bağlanan malzemelerin ilgi görmesinin nedeni de kısmen budur (Attias ve diğ., 2020).</w:t>
-      </w:r>
-    </w:p>
-    <w:p>
-      <w:pPr>
-        <w:spacing w:after="160" w:line="360"/>
-        <w:jc w:val="both"/>
-      </w:pPr>
-      <w:r>
-        <w:rPr>
-          <w:rFonts w:ascii="Times New Roman" w:cs="Times New Roman" w:eastAsia="Times New Roman" w:hAnsi="Times New Roman"/>
-          <w:sz w:val="24"/>
-          <w:szCs w:val="24"/>
-        </w:rPr>
-        <w:t xml:space="preserve">Beşinci başlıkta tanımlanan tersinir bağlantı özniteliğinin iç mekândaki karşılığı da buradadır. Bileşen bağımsız bir nesne olarak değil, sökülüp yeniden kurulabilen bir sistemin parçası olarak tasarlandığında ömür sonu senaryosu bir varsayım olmaktan çıkar. Andréen ve Goidea’nın (2022) hatırlattığı gibi malzemeler kimyasal olarak ya da ısıyla işlenmemiş olduğunda yapılı çevre tümüyle tersinir hâle gelir ve ekleme ile değişiklikler az çabayla yapılabilir.</w:t>
-      </w:r>
-    </w:p>
-    <w:p>
-      <w:pPr>
-        <w:pStyle w:val="Heading2"/>
-        <w:spacing w:after="170" w:before="320" w:line="360"/>
-      </w:pPr>
-      <w:r>
-        <w:rPr>
-          <w:rFonts w:ascii="Times New Roman" w:cs="Times New Roman" w:eastAsia="Times New Roman" w:hAnsi="Times New Roman"/>
-          <w:b/>
-          <w:bCs/>
-          <w:sz w:val="24"/>
-          <w:szCs w:val="24"/>
-        </w:rPr>
-        <w:t xml:space="preserve">6.3. Deneyim ve bir uygulama örneği</w:t>
-      </w:r>
-    </w:p>
-    <w:p>
-      <w:pPr>
-        <w:spacing w:after="160" w:line="360"/>
-        <w:jc w:val="both"/>
-      </w:pPr>
-      <w:r>
-        <w:rPr>
-          <w:rFonts w:ascii="Times New Roman" w:cs="Times New Roman" w:eastAsia="Times New Roman" w:hAnsi="Times New Roman"/>
-          <w:sz w:val="24"/>
-          <w:szCs w:val="24"/>
-        </w:rPr>
-        <w:t xml:space="preserve">Kullanıcı ile malzeme arasındaki temas yalnızca teknik bir mesele değildir. Beşinci başlıkta anılan üç belirsizlik kaynağından üçüncüsü, yani malzemenin toplum tarafından kabulü (Karana ve diğ., 2018), iç mimarlık açısından özellikle belirleyicidir. Rognoli ve Ayala García’nın (2018) hatırlattığı gibi malzeme deneyimimiz koşullanmış bir deneyimdir. Çevremizi saran nesnelerin neredeyse tamamı endüstriyel seri üretimden gelir. Bu koşullanma tekdüzeliği kalite ile, değişkenliği kusur ile özdeşleştiren bir beklenti üretir. Oysa biyolojik temelli malzemelerde değişkenlik malzemenin kimliğinin parçasıdır. İç mekân, kullanıcının malzemeye dokunduğu ve yaşlanmasını izlediği ölçek olduğundan, bu beklentinin dönüşeceği ya da direneceği yer de burasıdır.</w:t>
-      </w:r>
-    </w:p>
-    <w:p>
-      <w:pPr>
-        <w:spacing w:after="160" w:line="360"/>
-        <w:jc w:val="both"/>
-      </w:pPr>
-      <w:r>
-        <w:rPr>
-          <w:rFonts w:ascii="Times New Roman" w:cs="Times New Roman" w:eastAsia="Times New Roman" w:hAnsi="Times New Roman"/>
-          <w:sz w:val="24"/>
-          <w:szCs w:val="24"/>
-        </w:rPr>
-        <w:t xml:space="preserve">Başlıkta tartışılan üç ilişki, yani ikame yerine malzemenin kendi niteliklerinden yola çıkılması, ömür sonu ve iç hava kaygısının bağlayıcı kararına yansıtılması ve bileşenin yeniden kurgulanabilir bir sistemin parçası olarak ele alınması, atık yumurta kabuğu ile doğal polimer esaslı bir bağlayıcı sistemden geliştirilen bir biyokompozit üzerinden tek bir örnekte birleşmiştir (Ünal, 2025). Söz konusu çalışmada malzeme bir ürün önerisi olarak değil tasarım aracı olarak ele alınmıştır. Teknik ve deneyimsel nitelikleri Malzeme Odaklı Tasarım yöntemiyle birlikte değerlendirilmiş, malzeme değişkenliği ise sökülüp yeniden kurulabilir modüler bir iç mekân sistemine aktarılmıştır.</w:t>
-      </w:r>
-    </w:p>
-    <w:p>
-      <w:pPr>
-        <w:pStyle w:val="Heading1"/>
-        <w:spacing w:after="220" w:before="440" w:line="360"/>
-      </w:pPr>
-      <w:r>
-        <w:rPr>
-          <w:rFonts w:ascii="Times New Roman" w:cs="Times New Roman" w:eastAsia="Times New Roman" w:hAnsi="Times New Roman"/>
-          <w:b/>
-          <w:bCs/>
-          <w:sz w:val="26"/>
-          <w:szCs w:val="26"/>
-        </w:rPr>
-        <w:t xml:space="preserve">7. DEĞERLENDİRME ÇERÇEVESİ</w:t>
-      </w:r>
-    </w:p>
-    <w:p>
-      <w:pPr>
-        <w:spacing w:after="160" w:line="360"/>
-        <w:jc w:val="both"/>
-      </w:pPr>
-      <w:r>
-        <w:rPr>
-          <w:rFonts w:ascii="Times New Roman" w:cs="Times New Roman" w:eastAsia="Times New Roman" w:hAnsi="Times New Roman"/>
-          <w:sz w:val="24"/>
-          <w:szCs w:val="24"/>
-        </w:rPr>
-        <w:t xml:space="preserve">Önceki başlıklar kavramsal çerçeveyi, dirençlilik özniteliklerini ve iç mekândaki konumu ortaya koydu. Yedinci başlık tartışmayı değerlendirme düzlemine taşıyor. Bu malzemeler iç mimarlıkta hangi ölçütlerle değerlendirilebilir?</w:t>
-      </w:r>
-    </w:p>
-    <w:p>
-      <w:pPr>
-        <w:pStyle w:val="Heading2"/>
-        <w:spacing w:after="170" w:before="320" w:line="360"/>
-      </w:pPr>
-      <w:r>
-        <w:rPr>
-          <w:rFonts w:ascii="Times New Roman" w:cs="Times New Roman" w:eastAsia="Times New Roman" w:hAnsi="Times New Roman"/>
-          <w:b/>
-          <w:bCs/>
+          <w:color w:val="000000"/>
           <w:sz w:val="24"/>
           <w:szCs w:val="24"/>
         </w:rPr>
@@ -2796,6 +2860,7 @@
       </w:tblGrid>
       <w:tr>
         <w:trPr>
+          <w:cantSplit/>
           <w:tblHeader/>
         </w:trPr>
         <w:tc>
@@ -2875,6 +2940,9 @@
         </w:tc>
       </w:tr>
       <w:tr>
+        <w:trPr>
+          <w:cantSplit/>
+        </w:trPr>
         <w:tc>
           <w:tcPr>
             <w:tcW w:type="dxa" w:w="1250"/>
@@ -2949,6 +3017,9 @@
         </w:tc>
       </w:tr>
       <w:tr>
+        <w:trPr>
+          <w:cantSplit/>
+        </w:trPr>
         <w:tc>
           <w:tcPr>
             <w:tcW w:type="dxa" w:w="1250"/>
@@ -3023,6 +3094,9 @@
         </w:tc>
       </w:tr>
       <w:tr>
+        <w:trPr>
+          <w:cantSplit/>
+        </w:trPr>
         <w:tc>
           <w:tcPr>
             <w:tcW w:type="dxa" w:w="1250"/>
@@ -3097,6 +3171,9 @@
         </w:tc>
       </w:tr>
       <w:tr>
+        <w:trPr>
+          <w:cantSplit/>
+        </w:trPr>
         <w:tc>
           <w:tcPr>
             <w:tcW w:type="dxa" w:w="1250"/>
@@ -3171,6 +3248,9 @@
         </w:tc>
       </w:tr>
       <w:tr>
+        <w:trPr>
+          <w:cantSplit/>
+        </w:trPr>
         <w:tc>
           <w:tcPr>
             <w:tcW w:type="dxa" w:w="1250"/>
@@ -3245,6 +3325,9 @@
         </w:tc>
       </w:tr>
       <w:tr>
+        <w:trPr>
+          <w:cantSplit/>
+        </w:trPr>
         <w:tc>
           <w:tcPr>
             <w:tcW w:type="dxa" w:w="1250"/>
@@ -3319,6 +3402,9 @@
         </w:tc>
       </w:tr>
       <w:tr>
+        <w:trPr>
+          <w:cantSplit/>
+        </w:trPr>
         <w:tc>
           <w:tcPr>
             <w:tcW w:type="dxa" w:w="1250"/>
@@ -3393,6 +3479,9 @@
         </w:tc>
       </w:tr>
       <w:tr>
+        <w:trPr>
+          <w:cantSplit/>
+        </w:trPr>
         <w:tc>
           <w:tcPr>
             <w:tcW w:type="dxa" w:w="1250"/>
@@ -3478,7 +3567,7 @@
           <w:sz w:val="24"/>
           <w:szCs w:val="24"/>
         </w:rPr>
-        <w:t xml:space="preserve">Tablodaki karşıtlıklar üç gerilimde toplanabilir. Birincisi değişkenlik ile standartlaşma arasındadır. Malzemenin tasarım açısından en değerli niteliği, kurumsal kabul açısından en büyük engelidir. Ahşap dışı malzemelerin çoğu standartlaşmış kodlardan ve uzmanlaşmış yüklenici ağından yoksundur. Tek belirgin istisna, yapısal standartların getirilmesiyle uluslararası tanınırlık kazanan bambudur (Edalat, 2026). Pomponi ve Moncaster’ın (2017) çerçevesi durumu açıklar. Döngüsellik yönetsel ve davranışsal boyutları da kapsadığından malzemenin teknik niteliği tek başına yeterli değildir.</w:t>
+        <w:t xml:space="preserve">Tablodaki karşıtlıklar üç gerilimde toplanabilir. İlki değişkenlik ile standartlaşma arasındadır. Malzemenin tasarım açısından en değerli niteliği, kurumsal kabul açısından en büyük engelidir. İkinci gerilim yerellik ile ölçeklenebilirlik arasındadır. Yerel kaynaklara dayanabilmek önemli bir avantajdır, ancak aynı özellik merkezsiz tedarik zincirleri biçiminde pazar ölçeğinde bir dezavantaja dönüşür. Buna karşılık Rognoli ve diğ. (2015), kişisel üretim teknolojilerinin dağıtık üretim süreçleriyle deney yapmayı olanaklı kıldığını savunur. Merkezsizlik sanayi ölçeğinde bir engel, tasarım pratiği ölçeğinde ise bir olanaktır ve iç mimarlık görece küçük üretim adetleriyle çalıştığı için ikinci tarafa daha yakın durur.</w:t>
       </w:r>
     </w:p>
     <w:p>
@@ -3492,7 +3581,24 @@
           <w:sz w:val="24"/>
           <w:szCs w:val="24"/>
         </w:rPr>
-        <w:t xml:space="preserve">İkinci gerilim yerellik ile ölçeklenebilirlik arasındadır. Yerel kaynaklara dayanabilmek önemli bir avantajdır. Aynı özellik merkezsiz ve parçalı tedarik zincirleri biçiminde pazar ölçeğinde bir dezavantaja dönüşür. Buna karşılık Rognoli ve diğ. (2015), kişisel üretim teknolojilerinin dağıtık üretim süreçleriyle deney yapmayı olanaklı kıldığını savunur. İki saptama birlikte okunduğunda merkezsizliğin sanayi ölçeğinde bir engel, tasarım pratiği ölçeğinde ise bir olanak olduğu görülür. İç mimarlık, görece küçük üretim adetleriyle çalıştığı için ikinci tarafa daha yakın durur.</w:t>
+        <w:t xml:space="preserve">Üçüncü gerilim biyolojik dönüşebilirlik ile dayanıklılık arasındadır ve bölümün savını en açık biçimde sınar. Edalat (2026), koyun ve kenevir yünü gibi ham biyolojik yalıtkanların geri dönüştürülebilirlikleri nedeniyle ilgi gördüğünü, ancak zayıf yangın dayanımı ve yüksek maliyetle karşılaştığını aktarır. Mineral yünler ise tümüyle ve sınırsız biçimde yeni ürünlere geri dönüştürülebilir. Bu özgül karşılaştırmada biyolojik kökenli olmayan bir malzeme, biyolojik kökenli alternatifinden daha döngüsel davranır. Samanın tümüyle biyobozunur olması da kademeli bozunmaya açıklık demektir ve geri kazanımını güçleştirir. Biyobozunurluk kendi başına döngüsellik üretmez. Üç gerilimin hiçbiri kolay çözülür türden değildir ve bölüm bunları çözmeyi değil, karar sürecinde görünür kılmayı amaçlar.</w:t>
+      </w:r>
+    </w:p>
+    <w:p>
+      <w:pPr>
+        <w:pStyle w:val="Heading2"/>
+        <w:spacing w:after="170" w:before="320" w:line="360"/>
+      </w:pPr>
+      <w:r>
+        <w:rPr>
+          <w:rFonts w:ascii="Times New Roman" w:cs="Times New Roman" w:eastAsia="Times New Roman" w:hAnsi="Times New Roman"/>
+          <w:b/>
+          <w:bCs/>
+          <w:color w:val="000000"/>
+          <w:sz w:val="24"/>
+          <w:szCs w:val="24"/>
+        </w:rPr>
+        <w:t xml:space="preserve">7.2. Altı boyutlu çerçeve</w:t>
       </w:r>
     </w:p>
     <w:p>
@@ -3506,23 +3612,7 @@
           <w:sz w:val="24"/>
           <w:szCs w:val="24"/>
         </w:rPr>
-        <w:t xml:space="preserve">Üçüncü gerilim biyolojik dönüşebilirlik ile dayanıklılık arasındadır ve bölümün hipotezini en açık biçimde sınar. Edalat (2026), koyun ve kenevir yünü gibi ham biyolojik yalıtkanların geri dönüştürülebilirlikleri nedeniyle ilgi gördüğünü, ancak zayıf yangın dayanımı ve yüksek maliyetle karşılaştığını aktarır. Mineral yünler ise tümüyle ve sınırsız biçimde yeni ürünlere geri dönüştürülebilir. Bu özgül karşılaştırmada biyolojik kökenli olmayan bir malzeme, biyolojik kökenli alternatifinden daha döngüsel davranır. Samanın tümüyle biyobozunur olması da kademeli bozunmaya açıklık demektir ve geri kazanımını güçleştirir. Biyobozunurluk kendi başına döngüsellik üretmez. Üç gerilimin hiçbiri kolay çözülür türden değildir ve bölüm bunları çözmeyi değil, karar sürecinde görünür kılmayı amaçlar.</w:t>
-      </w:r>
-    </w:p>
-    <w:p>
-      <w:pPr>
-        <w:pStyle w:val="Heading2"/>
-        <w:spacing w:after="170" w:before="320" w:line="360"/>
-      </w:pPr>
-      <w:r>
-        <w:rPr>
-          <w:rFonts w:ascii="Times New Roman" w:cs="Times New Roman" w:eastAsia="Times New Roman" w:hAnsi="Times New Roman"/>
-          <w:b/>
-          <w:bCs/>
-          <w:sz w:val="24"/>
-          <w:szCs w:val="24"/>
-        </w:rPr>
-        <w:t xml:space="preserve">7.2. Altı boyutlu çerçeve</w:t>
+        <w:t xml:space="preserve">Üç gerilim, bir malzemenin tek bir ölçüt kümesiyle değerlendirilemeyeceğini gösterir. Kirchherr ve diğ. (2017) döngüsellik tanımlarının çoğunun sistemsel değişimi vurgulamadığını saptar. Pomponi ve Moncaster (2017) yapılı çevrede döngüselliğin altı boyutta kurulduğunu ortaya koyar. Edalat (2026) ise yaşam döngüsü değerlendirmesine ve sera gazı azaltımına orantısız odaklanmanın tedarik zinciri dirençliliğini ve malzeme döngüselliğini ihmal ettiğine dikkat çeker. Üç saptama aynı yere varır. Eksik olan daha iyi bir malzeme listesi değildir, malzeme kararını farklı düzlemlerde birlikte okuyan bir çerçevedir.</w:t>
       </w:r>
     </w:p>
     <w:p>
@@ -3536,21 +3626,7 @@
           <w:sz w:val="24"/>
           <w:szCs w:val="24"/>
         </w:rPr>
-        <w:t xml:space="preserve">Üç gerilim, bir malzemenin tek bir ölçüt kümesiyle değerlendirilemeyeceğini gösterir. Kirchherr ve diğ. (2017) döngüsellik tanımlarının çoğunun sistemsel değişimi vurgulamadığını saptar. Pomponi ve Moncaster (2017) yapılı çevrede döngüselliğin altı boyutta kurulduğunu ortaya koyar. Edalat (2026) ise yaşam döngüsü değerlendirmesine ve sera gazı azaltımına orantısız odaklanmanın tedarik zinciri dirençliliğini ve malzeme döngüselliğini ihmal ettiğine dikkat çeker. Üç saptama aynı yere varır. Eksik olan, daha iyi bir malzeme listesi değildir. Malzeme kararını farklı düzlemlerde birlikte okuyan bir çerçevedir.</w:t>
-      </w:r>
-    </w:p>
-    <w:p>
-      <w:pPr>
-        <w:spacing w:after="160" w:line="360"/>
-        <w:jc w:val="both"/>
-      </w:pPr>
-      <w:r>
-        <w:rPr>
-          <w:rFonts w:ascii="Times New Roman" w:cs="Times New Roman" w:eastAsia="Times New Roman" w:hAnsi="Times New Roman"/>
-          <w:sz w:val="24"/>
-          <w:szCs w:val="24"/>
-        </w:rPr>
-        <w:t xml:space="preserve">Tablo 4 bu gereksinime yanıt olarak iç mekân ölçeği için altı boyutlu bir çerçeve önerir. Çerçevenin kaynağı tek bir çalışma değildir, her boyut bölüm boyunca tartışılan farklı kaynak kümelerine dayanır. İlk üç boyut malzemenin maddi örgütlenmesini, son üç boyut ise malzemenin kullanıcıyla, zamanla ve kurumsal çevreyle ilişkisini kapsar.</w:t>
+        <w:t xml:space="preserve">Tablo 4 bu gereksinime yanıt olarak iç mekân ölçeği için altı boyutlu bir çerçeve önerir. Çerçevenin kaynağı tek bir çalışma değildir, her boyut bölüm boyunca tartışılan farklı kaynak kümelerine dayanır. İlk üç boyut malzemenin maddi örgütlenmesini, son üç boyut ise malzemenin kullanıcıyla, zamanla ve kurumsal çevreyle ilişkisini kapsar. Çerçeve, literatürde doğrudan tanımlanmış mevcut bir modelin aktarımı değil, bu bölüm kapsamında geliştirilen kavramsal bir sentezdir.</w:t>
       </w:r>
     </w:p>
     <w:p>
@@ -3597,6 +3673,7 @@
       </w:tblGrid>
       <w:tr>
         <w:trPr>
+          <w:cantSplit/>
           <w:tblHeader/>
         </w:trPr>
         <w:tc>
@@ -3701,6 +3778,9 @@
         </w:tc>
       </w:tr>
       <w:tr>
+        <w:trPr>
+          <w:cantSplit/>
+        </w:trPr>
         <w:tc>
           <w:tcPr>
             <w:tcW w:type="dxa" w:w="550"/>
@@ -3769,7 +3849,7 @@
                 <w:sz w:val="19"/>
                 <w:szCs w:val="19"/>
               </w:rPr>
-              <w:t xml:space="preserve">Girdi bir atık akımından mı geliyor? Kaynak bölgesel olarak erişilebilir mi? Alt tabaka ile organizma bileşimi tasarlanmış mı?</w:t>
+              <w:t xml:space="preserve">Girdi bir atık akımından mı geliyor? Kaynak bölgesel olarak erişilebilir mi?</w:t>
             </w:r>
           </w:p>
         </w:tc>
@@ -3799,6 +3879,9 @@
         </w:tc>
       </w:tr>
       <w:tr>
+        <w:trPr>
+          <w:cantSplit/>
+        </w:trPr>
         <w:tc>
           <w:tcPr>
             <w:tcW w:type="dxa" w:w="550"/>
@@ -3897,6 +3980,9 @@
         </w:tc>
       </w:tr>
       <w:tr>
+        <w:trPr>
+          <w:cantSplit/>
+        </w:trPr>
         <w:tc>
           <w:tcPr>
             <w:tcW w:type="dxa" w:w="550"/>
@@ -3995,6 +4081,9 @@
         </w:tc>
       </w:tr>
       <w:tr>
+        <w:trPr>
+          <w:cantSplit/>
+        </w:trPr>
         <w:tc>
           <w:tcPr>
             <w:tcW w:type="dxa" w:w="550"/>
@@ -4093,6 +4182,9 @@
         </w:tc>
       </w:tr>
       <w:tr>
+        <w:trPr>
+          <w:cantSplit/>
+        </w:trPr>
         <w:tc>
           <w:tcPr>
             <w:tcW w:type="dxa" w:w="550"/>
@@ -4191,6 +4283,9 @@
         </w:tc>
       </w:tr>
       <w:tr>
+        <w:trPr>
+          <w:cantSplit/>
+        </w:trPr>
         <w:tc>
           <w:tcPr>
             <w:tcW w:type="dxa" w:w="550"/>
@@ -4291,6 +4386,21 @@
     </w:tbl>
     <w:p>
       <w:pPr>
+        <w:spacing w:after="340" w:before="130" w:line="240"/>
+      </w:pPr>
+      <w:r>
+        <w:rPr>
+          <w:rFonts w:ascii="Times New Roman" w:cs="Times New Roman" w:eastAsia="Times New Roman" w:hAnsi="Times New Roman"/>
+          <w:i/>
+          <w:iCs/>
+          <w:sz w:val="18"/>
+          <w:szCs w:val="18"/>
+        </w:rPr>
+        <w:t xml:space="preserve">Çerçeve bu bölüm kapsamında geliştirilmiş kavramsal bir sentezdir.</w:t>
+      </w:r>
+    </w:p>
+    <w:p>
+      <w:pPr>
         <w:spacing w:after="160" w:line="360"/>
         <w:jc w:val="both"/>
       </w:pPr>
@@ -4300,7 +4410,7 @@
           <w:sz w:val="24"/>
           <w:szCs w:val="24"/>
         </w:rPr>
-        <w:t xml:space="preserve">Çerçevenin kullanım mantığı sıralı değil eşzamanlıdır. Bir bileşenin yalnızca ilk üç boyutu karşılaması, iç mekân bağlamında yeterli bir değerlendirme sağlamaz. Kahve atıklı duvar paneli örneği bunu açıkça gösterir. Bileşen atık kökenli tedarik boyutunu tümüyle karşılar, ömür sonu ve iç hava boyutlarını ise hiç karşılamaz. Aynı mantık son boyutlar için de geçerlidir. Deneyimsel performansı güçlü olmakla birlikte onarılamayan, sökülemeyen ya da yenilenemeyen bir bileşen dirençlilik boyutunu karşılamaz.</w:t>
+        <w:t xml:space="preserve">Çerçevenin kullanım mantığı sıralı değil eşzamanlıdır. Bir bileşenin yalnızca ilk üç boyutu karşılaması, iç mekân bağlamında yeterli bir değerlendirme sağlamaz. Kahve atıklı duvar paneli örneği bunu açıkça gösterir. Bileşen atık kökenli tedarik boyutunu tümüyle karşılar, ömür sonu ve iç hava boyutlarını ise hiç karşılamaz. Deneyimsel performansı güçlü olmakla birlikte onarılamayan bir bileşen de son boyutu karşılamaz.</w:t>
       </w:r>
     </w:p>
     <w:p>
@@ -4313,6 +4423,7 @@
           <w:rFonts w:ascii="Times New Roman" w:cs="Times New Roman" w:eastAsia="Times New Roman" w:hAnsi="Times New Roman"/>
           <w:b/>
           <w:bCs/>
+          <w:color w:val="000000"/>
           <w:sz w:val="26"/>
           <w:szCs w:val="26"/>
         </w:rPr>
@@ -4330,7 +4441,53 @@
           <w:sz w:val="24"/>
           <w:szCs w:val="24"/>
         </w:rPr>
-        <w:t xml:space="preserve">Bu bölüm, iç mimarlıkta biyolojik temelli malzeme seçiminin sürdürülebilirlikten döngüselliğe ve döngüsellikten dirençliliğe geçişi sağlayan bir tasarım yaklaşımı olarak nasıl kavramsallaştırılabileceğini tartıştı. Yürütülen inceleme, bu üç kavramın birbirinin yerine geçen eşanlamlılar olmadığını gösterdi. Birbirini kapsayan ve birbirine ölçüt ekleyen üç ayrı düzlem oluştururlar. Birinci düzlemde sürdürülebilirlik malzemenin çevresel etkisini azaltmayı hedefler. İkinci düzlemde döngüsellik malzemenin yaşam döngüsünü ve ömür sonu senaryosunu karar sürecine katar. Üçüncü düzlemde dirençlilik değerlendirmeye zamanı ve değişimi ekler (Tablo 5).</w:t>
+        <w:t xml:space="preserve">Bu bölüm, iç mimarlıkta biyolojik temelli malzeme seçiminin sürdürülebilirlik, döngüsellik ve dirençlilik ölçütlerini birlikte ele alan bir tasarım yaklaşımı olarak nasıl kavramsallaştırılabileceğini tartıştı. Yürütülen inceleme, bu üç kavramın birbirinin yerine geçen eşanlamlılar olmadığını gösterdi. Birbirini kapsayan ve birbirine ölçüt ekleyen üç ayrı düzlem oluştururlar. Sürdürülebilirlik malzemenin çevresel etkisini azaltmayı hedefler. Döngüsellik malzemenin yaşam döngüsünü ve ömür sonu senaryosunu karar sürecine katar. Dirençlilik ise değerlendirmeye zamanı ve değişimi ekler. Şekil 1 üç düzlemi, her birinin sorduğu soruyu ve tek başına yetersiz kaldığı noktayı bir arada gösterir.</w:t>
+      </w:r>
+    </w:p>
+    <w:p>
+      <w:pPr>
+        <w:spacing w:after="160" w:before="120"/>
+        <w:jc w:val="center"/>
+      </w:pPr>
+      <w:r>
+        <w:drawing>
+          <wp:inline distT="0" distB="0" distL="0" distR="0">
+            <wp:extent cx="4724400" cy="2524125"/>
+            <wp:effectExtent t="0" r="0" b="0" l="0"/>
+            <wp:docPr id="1" name="" descr="" title=""/>
+            <wp:cNvGraphicFramePr>
+              <a:graphicFrameLocks xmlns:a="http://schemas.openxmlformats.org/drawingml/2006/main" noChangeAspect="1"/>
+            </wp:cNvGraphicFramePr>
+            <a:graphic xmlns:a="http://schemas.openxmlformats.org/drawingml/2006/main">
+              <a:graphicData uri="http://schemas.openxmlformats.org/drawingml/2006/picture">
+                <pic:pic xmlns:pic="http://schemas.openxmlformats.org/drawingml/2006/picture">
+                  <pic:nvPicPr>
+                    <pic:cNvPr id="0" name="" descr=""/>
+                    <pic:cNvPicPr>
+                      <a:picLocks noChangeAspect="1" noChangeArrowheads="1"/>
+                    </pic:cNvPicPr>
+                  </pic:nvPicPr>
+                  <pic:blipFill>
+                    <a:blip r:embed="rId7" cstate="none"/>
+                    <a:srcRect/>
+                    <a:stretch>
+                      <a:fillRect/>
+                    </a:stretch>
+                  </pic:blipFill>
+                  <pic:spPr bwMode="auto">
+                    <a:xfrm>
+                      <a:off x="0" y="0"/>
+                      <a:ext cx="4724400" cy="2524125"/>
+                    </a:xfrm>
+                    <a:prstGeom prst="rect">
+                      <a:avLst/>
+                    </a:prstGeom>
+                  </pic:spPr>
+                </pic:pic>
+              </a:graphicData>
+            </a:graphic>
+          </wp:inline>
+        </w:drawing>
       </w:r>
     </w:p>
     <w:p>
@@ -4344,7 +4501,7 @@
           <w:sz w:val="22"/>
           <w:szCs w:val="22"/>
         </w:rPr>
-        <w:t xml:space="preserve">Tablo 5. </w:t>
+        <w:t xml:space="preserve">Şekil 1. </w:t>
       </w:r>
       <w:r>
         <w:rPr>
@@ -4354,427 +4511,24 @@
           <w:sz w:val="22"/>
           <w:szCs w:val="22"/>
         </w:rPr>
-        <w:t xml:space="preserve">Üç değerlendirme düzlemi</w:t>
-      </w:r>
-    </w:p>
-    <w:tbl>
-      <w:tblPr>
-        <w:tblW w:type="dxa" w:w="9026"/>
-        <w:tblBorders>
-          <w:top w:val="single" w:color="auto" w:sz="4"/>
-          <w:left w:val="single" w:color="auto" w:sz="4"/>
-          <w:bottom w:val="single" w:color="auto" w:sz="4"/>
-          <w:right w:val="single" w:color="auto" w:sz="4"/>
-          <w:insideH w:val="single" w:color="auto" w:sz="4"/>
-          <w:insideV w:val="single" w:color="auto" w:sz="4"/>
-        </w:tblBorders>
-      </w:tblPr>
-      <w:tblGrid>
-        <w:gridCol w:w="1450"/>
-        <w:gridCol w:w="2200"/>
-        <w:gridCol w:w="2500"/>
-        <w:gridCol w:w="2876"/>
-      </w:tblGrid>
-      <w:tr>
-        <w:trPr>
-          <w:tblHeader/>
-        </w:trPr>
-        <w:tc>
-          <w:tcPr>
-            <w:tcW w:type="dxa" w:w="1450"/>
-            <w:shd w:fill="ECECEC" w:color="auto" w:val="clear"/>
-            <w:tcMar>
-              <w:top w:type="dxa" w:w="80"/>
-              <w:left w:type="dxa" w:w="110"/>
-              <w:bottom w:type="dxa" w:w="80"/>
-              <w:right w:type="dxa" w:w="110"/>
-            </w:tcMar>
-          </w:tcPr>
-          <w:p>
-            <w:pPr>
-              <w:spacing w:after="0" w:line="240"/>
-            </w:pPr>
-            <w:r>
-              <w:rPr>
-                <w:rFonts w:ascii="Times New Roman" w:cs="Times New Roman" w:eastAsia="Times New Roman" w:hAnsi="Times New Roman"/>
-                <w:sz w:val="19"/>
-                <w:szCs w:val="19"/>
-              </w:rPr>
-              <w:t xml:space="preserve">Düzlem</w:t>
-            </w:r>
-          </w:p>
-        </w:tc>
-        <w:tc>
-          <w:tcPr>
-            <w:tcW w:type="dxa" w:w="2200"/>
-            <w:shd w:fill="ECECEC" w:color="auto" w:val="clear"/>
-            <w:tcMar>
-              <w:top w:type="dxa" w:w="80"/>
-              <w:left w:type="dxa" w:w="110"/>
-              <w:bottom w:type="dxa" w:w="80"/>
-              <w:right w:type="dxa" w:w="110"/>
-            </w:tcMar>
-          </w:tcPr>
-          <w:p>
-            <w:pPr>
-              <w:spacing w:after="0" w:line="240"/>
-            </w:pPr>
-            <w:r>
-              <w:rPr>
-                <w:rFonts w:ascii="Times New Roman" w:cs="Times New Roman" w:eastAsia="Times New Roman" w:hAnsi="Times New Roman"/>
-                <w:sz w:val="19"/>
-                <w:szCs w:val="19"/>
-              </w:rPr>
-              <w:t xml:space="preserve">Sorduğu soru</w:t>
-            </w:r>
-          </w:p>
-        </w:tc>
-        <w:tc>
-          <w:tcPr>
-            <w:tcW w:type="dxa" w:w="2500"/>
-            <w:shd w:fill="ECECEC" w:color="auto" w:val="clear"/>
-            <w:tcMar>
-              <w:top w:type="dxa" w:w="80"/>
-              <w:left w:type="dxa" w:w="110"/>
-              <w:bottom w:type="dxa" w:w="80"/>
-              <w:right w:type="dxa" w:w="110"/>
-            </w:tcMar>
-          </w:tcPr>
-          <w:p>
-            <w:pPr>
-              <w:spacing w:after="0" w:line="240"/>
-            </w:pPr>
-            <w:r>
-              <w:rPr>
-                <w:rFonts w:ascii="Times New Roman" w:cs="Times New Roman" w:eastAsia="Times New Roman" w:hAnsi="Times New Roman"/>
-                <w:sz w:val="19"/>
-                <w:szCs w:val="19"/>
-              </w:rPr>
-              <w:t xml:space="preserve">Karar sürecine eklediği ölçüt</w:t>
-            </w:r>
-          </w:p>
-        </w:tc>
-        <w:tc>
-          <w:tcPr>
-            <w:tcW w:type="dxa" w:w="2876"/>
-            <w:shd w:fill="ECECEC" w:color="auto" w:val="clear"/>
-            <w:tcMar>
-              <w:top w:type="dxa" w:w="80"/>
-              <w:left w:type="dxa" w:w="110"/>
-              <w:bottom w:type="dxa" w:w="80"/>
-              <w:right w:type="dxa" w:w="110"/>
-            </w:tcMar>
-          </w:tcPr>
-          <w:p>
-            <w:pPr>
-              <w:spacing w:after="0" w:line="240"/>
-            </w:pPr>
-            <w:r>
-              <w:rPr>
-                <w:rFonts w:ascii="Times New Roman" w:cs="Times New Roman" w:eastAsia="Times New Roman" w:hAnsi="Times New Roman"/>
-                <w:sz w:val="19"/>
-                <w:szCs w:val="19"/>
-              </w:rPr>
-              <w:t xml:space="preserve">Tek başına yetersiz kaldığı nokta</w:t>
-            </w:r>
-          </w:p>
-        </w:tc>
-      </w:tr>
-      <w:tr>
-        <w:tc>
-          <w:tcPr>
-            <w:tcW w:type="dxa" w:w="1450"/>
-            <w:tcMar>
-              <w:top w:type="dxa" w:w="80"/>
-              <w:left w:type="dxa" w:w="110"/>
-              <w:bottom w:type="dxa" w:w="80"/>
-              <w:right w:type="dxa" w:w="110"/>
-            </w:tcMar>
-          </w:tcPr>
-          <w:p>
-            <w:pPr>
-              <w:spacing w:after="0" w:line="240"/>
-            </w:pPr>
-            <w:r>
-              <w:rPr>
-                <w:rFonts w:ascii="Times New Roman" w:cs="Times New Roman" w:eastAsia="Times New Roman" w:hAnsi="Times New Roman"/>
-                <w:sz w:val="19"/>
-                <w:szCs w:val="19"/>
-              </w:rPr>
-              <w:t xml:space="preserve">Sürdürülebilirlik</w:t>
-            </w:r>
-          </w:p>
-        </w:tc>
-        <w:tc>
-          <w:tcPr>
-            <w:tcW w:type="dxa" w:w="2200"/>
-            <w:tcMar>
-              <w:top w:type="dxa" w:w="80"/>
-              <w:left w:type="dxa" w:w="110"/>
-              <w:bottom w:type="dxa" w:w="80"/>
-              <w:right w:type="dxa" w:w="110"/>
-            </w:tcMar>
-          </w:tcPr>
-          <w:p>
-            <w:pPr>
-              <w:spacing w:after="0" w:line="240"/>
-            </w:pPr>
-            <w:r>
-              <w:rPr>
-                <w:rFonts w:ascii="Times New Roman" w:cs="Times New Roman" w:eastAsia="Times New Roman" w:hAnsi="Times New Roman"/>
-                <w:sz w:val="19"/>
-                <w:szCs w:val="19"/>
-              </w:rPr>
-              <w:t xml:space="preserve">Malzemenin çevresel etkisi nedir?</w:t>
-            </w:r>
-          </w:p>
-        </w:tc>
-        <w:tc>
-          <w:tcPr>
-            <w:tcW w:type="dxa" w:w="2500"/>
-            <w:tcMar>
-              <w:top w:type="dxa" w:w="80"/>
-              <w:left w:type="dxa" w:w="110"/>
-              <w:bottom w:type="dxa" w:w="80"/>
-              <w:right w:type="dxa" w:w="110"/>
-            </w:tcMar>
-          </w:tcPr>
-          <w:p>
-            <w:pPr>
-              <w:spacing w:after="0" w:line="240"/>
-            </w:pPr>
-            <w:r>
-              <w:rPr>
-                <w:rFonts w:ascii="Times New Roman" w:cs="Times New Roman" w:eastAsia="Times New Roman" w:hAnsi="Times New Roman"/>
-                <w:sz w:val="19"/>
-                <w:szCs w:val="19"/>
-              </w:rPr>
-              <w:t xml:space="preserve">Kaynak, salım ve enerji ölçütleri</w:t>
-            </w:r>
-          </w:p>
-        </w:tc>
-        <w:tc>
-          <w:tcPr>
-            <w:tcW w:type="dxa" w:w="2876"/>
-            <w:tcMar>
-              <w:top w:type="dxa" w:w="80"/>
-              <w:left w:type="dxa" w:w="110"/>
-              <w:bottom w:type="dxa" w:w="80"/>
-              <w:right w:type="dxa" w:w="110"/>
-            </w:tcMar>
-          </w:tcPr>
-          <w:p>
-            <w:pPr>
-              <w:spacing w:after="0" w:line="240"/>
-            </w:pPr>
-            <w:r>
-              <w:rPr>
-                <w:rFonts w:ascii="Times New Roman" w:cs="Times New Roman" w:eastAsia="Times New Roman" w:hAnsi="Times New Roman"/>
-                <w:sz w:val="19"/>
-                <w:szCs w:val="19"/>
-              </w:rPr>
-              <w:t xml:space="preserve">Biyolojik köken çevresel avantajı güvence altına almaz, her avantaj için önemli istisnalar bulunur (O’Rourke ve Seepersad, 2015)</w:t>
-            </w:r>
-          </w:p>
-        </w:tc>
-      </w:tr>
-      <w:tr>
-        <w:tc>
-          <w:tcPr>
-            <w:tcW w:type="dxa" w:w="1450"/>
-            <w:tcMar>
-              <w:top w:type="dxa" w:w="80"/>
-              <w:left w:type="dxa" w:w="110"/>
-              <w:bottom w:type="dxa" w:w="80"/>
-              <w:right w:type="dxa" w:w="110"/>
-            </w:tcMar>
-          </w:tcPr>
-          <w:p>
-            <w:pPr>
-              <w:spacing w:after="0" w:line="240"/>
-            </w:pPr>
-            <w:r>
-              <w:rPr>
-                <w:rFonts w:ascii="Times New Roman" w:cs="Times New Roman" w:eastAsia="Times New Roman" w:hAnsi="Times New Roman"/>
-                <w:sz w:val="19"/>
-                <w:szCs w:val="19"/>
-              </w:rPr>
-              <w:t xml:space="preserve">Döngüsellik</w:t>
-            </w:r>
-          </w:p>
-        </w:tc>
-        <w:tc>
-          <w:tcPr>
-            <w:tcW w:type="dxa" w:w="2200"/>
-            <w:tcMar>
-              <w:top w:type="dxa" w:w="80"/>
-              <w:left w:type="dxa" w:w="110"/>
-              <w:bottom w:type="dxa" w:w="80"/>
-              <w:right w:type="dxa" w:w="110"/>
-            </w:tcMar>
-          </w:tcPr>
-          <w:p>
-            <w:pPr>
-              <w:spacing w:after="0" w:line="240"/>
-            </w:pPr>
-            <w:r>
-              <w:rPr>
-                <w:rFonts w:ascii="Times New Roman" w:cs="Times New Roman" w:eastAsia="Times New Roman" w:hAnsi="Times New Roman"/>
-                <w:sz w:val="19"/>
-                <w:szCs w:val="19"/>
-              </w:rPr>
-              <w:t xml:space="preserve">Malzeme ömrünün sonunda ne oluyor?</w:t>
-            </w:r>
-          </w:p>
-        </w:tc>
-        <w:tc>
-          <w:tcPr>
-            <w:tcW w:type="dxa" w:w="2500"/>
-            <w:tcMar>
-              <w:top w:type="dxa" w:w="80"/>
-              <w:left w:type="dxa" w:w="110"/>
-              <w:bottom w:type="dxa" w:w="80"/>
-              <w:right w:type="dxa" w:w="110"/>
-            </w:tcMar>
-          </w:tcPr>
-          <w:p>
-            <w:pPr>
-              <w:spacing w:after="0" w:line="240"/>
-            </w:pPr>
-            <w:r>
-              <w:rPr>
-                <w:rFonts w:ascii="Times New Roman" w:cs="Times New Roman" w:eastAsia="Times New Roman" w:hAnsi="Times New Roman"/>
-                <w:sz w:val="19"/>
-                <w:szCs w:val="19"/>
-              </w:rPr>
-              <w:t xml:space="preserve">Bileşim, birleşim, bağlayıcı türü, sökülebilirlik ve ömür sonu senaryosu</w:t>
-            </w:r>
-          </w:p>
-        </w:tc>
-        <w:tc>
-          <w:tcPr>
-            <w:tcW w:type="dxa" w:w="2876"/>
-            <w:tcMar>
-              <w:top w:type="dxa" w:w="80"/>
-              <w:left w:type="dxa" w:w="110"/>
-              <w:bottom w:type="dxa" w:w="80"/>
-              <w:right w:type="dxa" w:w="110"/>
-            </w:tcMar>
-          </w:tcPr>
-          <w:p>
-            <w:pPr>
-              <w:spacing w:after="0" w:line="240"/>
-            </w:pPr>
-            <w:r>
-              <w:rPr>
-                <w:rFonts w:ascii="Times New Roman" w:cs="Times New Roman" w:eastAsia="Times New Roman" w:hAnsi="Times New Roman"/>
-                <w:sz w:val="19"/>
-                <w:szCs w:val="19"/>
-              </w:rPr>
-              <w:t xml:space="preserve">Tanımların çoğu sistemsel değişimi vurgulamaz (Kirchherr ve diğ., 2017). Sökülebilirlik ilkeleri uygulamaya çok az geçmiştir (Rios ve diğ., 2015)</w:t>
-            </w:r>
-          </w:p>
-        </w:tc>
-      </w:tr>
-      <w:tr>
-        <w:tc>
-          <w:tcPr>
-            <w:tcW w:type="dxa" w:w="1450"/>
-            <w:tcMar>
-              <w:top w:type="dxa" w:w="80"/>
-              <w:left w:type="dxa" w:w="110"/>
-              <w:bottom w:type="dxa" w:w="80"/>
-              <w:right w:type="dxa" w:w="110"/>
-            </w:tcMar>
-          </w:tcPr>
-          <w:p>
-            <w:pPr>
-              <w:spacing w:after="0" w:line="240"/>
-            </w:pPr>
-            <w:r>
-              <w:rPr>
-                <w:rFonts w:ascii="Times New Roman" w:cs="Times New Roman" w:eastAsia="Times New Roman" w:hAnsi="Times New Roman"/>
-                <w:sz w:val="19"/>
-                <w:szCs w:val="19"/>
-              </w:rPr>
-              <w:t xml:space="preserve">Dirençlilik</w:t>
-            </w:r>
-          </w:p>
-        </w:tc>
-        <w:tc>
-          <w:tcPr>
-            <w:tcW w:type="dxa" w:w="2200"/>
-            <w:tcMar>
-              <w:top w:type="dxa" w:w="80"/>
-              <w:left w:type="dxa" w:w="110"/>
-              <w:bottom w:type="dxa" w:w="80"/>
-              <w:right w:type="dxa" w:w="110"/>
-            </w:tcMar>
-          </w:tcPr>
-          <w:p>
-            <w:pPr>
-              <w:spacing w:after="0" w:line="240"/>
-            </w:pPr>
-            <w:r>
-              <w:rPr>
-                <w:rFonts w:ascii="Times New Roman" w:cs="Times New Roman" w:eastAsia="Times New Roman" w:hAnsi="Times New Roman"/>
-                <w:sz w:val="19"/>
-                <w:szCs w:val="19"/>
-              </w:rPr>
-              <w:t xml:space="preserve">Sistem değişim karşısında sürekliliğini koruyabiliyor mu?</w:t>
-            </w:r>
-          </w:p>
-        </w:tc>
-        <w:tc>
-          <w:tcPr>
-            <w:tcW w:type="dxa" w:w="2500"/>
-            <w:tcMar>
-              <w:top w:type="dxa" w:w="80"/>
-              <w:left w:type="dxa" w:w="110"/>
-              <w:bottom w:type="dxa" w:w="80"/>
-              <w:right w:type="dxa" w:w="110"/>
-            </w:tcMar>
-          </w:tcPr>
-          <w:p>
-            <w:pPr>
-              <w:spacing w:after="0" w:line="240"/>
-            </w:pPr>
-            <w:r>
-              <w:rPr>
-                <w:rFonts w:ascii="Times New Roman" w:cs="Times New Roman" w:eastAsia="Times New Roman" w:hAnsi="Times New Roman"/>
-                <w:sz w:val="19"/>
-                <w:szCs w:val="19"/>
-              </w:rPr>
-              <w:t xml:space="preserve">Çeşitlilik ve yedeklilik, tersinir bağlantı, onarılabilirlik, uyarlanabilirlik</w:t>
-            </w:r>
-          </w:p>
-        </w:tc>
-        <w:tc>
-          <w:tcPr>
-            <w:tcW w:type="dxa" w:w="2876"/>
-            <w:tcMar>
-              <w:top w:type="dxa" w:w="80"/>
-              <w:left w:type="dxa" w:w="110"/>
-              <w:bottom w:type="dxa" w:w="80"/>
-              <w:right w:type="dxa" w:w="110"/>
-            </w:tcMar>
-          </w:tcPr>
-          <w:p>
-            <w:pPr>
-              <w:spacing w:after="0" w:line="240"/>
-            </w:pPr>
-            <w:r>
-              <w:rPr>
-                <w:rFonts w:ascii="Times New Roman" w:cs="Times New Roman" w:eastAsia="Times New Roman" w:hAnsi="Times New Roman"/>
-                <w:sz w:val="19"/>
-                <w:szCs w:val="19"/>
-              </w:rPr>
-              <w:t xml:space="preserve">Uzun süreli davranışa ilişkin bilgi büyük ölçüde eksik olduğundan değerlendirme kuramsal düzeyde kalır (Chang ve diğ., 2020)</w:t>
-            </w:r>
-          </w:p>
-        </w:tc>
-      </w:tr>
-    </w:tbl>
+        <w:t xml:space="preserve">Sürdürülebilirlik, döngüsellik ve dirençlilik: üç değerlendirme düzlemi</w:t>
+      </w:r>
+    </w:p>
+    <w:p>
+      <w:pPr>
+        <w:spacing w:after="340" w:before="130" w:line="240"/>
+      </w:pPr>
+      <w:r>
+        <w:rPr>
+          <w:rFonts w:ascii="Times New Roman" w:cs="Times New Roman" w:eastAsia="Times New Roman" w:hAnsi="Times New Roman"/>
+          <w:i/>
+          <w:iCs/>
+          <w:sz w:val="18"/>
+          <w:szCs w:val="18"/>
+        </w:rPr>
+        <w:t xml:space="preserve">Sınır ifadeleri sırasıyla O’Rourke ve Seepersad (2015), Rios ve diğ. (2015) ile Chang ve diğ. (2020) çalışmalarına dayanmaktadır.</w:t>
+      </w:r>
+    </w:p>
     <w:p>
       <w:pPr>
         <w:spacing w:after="160" w:line="360"/>
@@ -4786,7 +4540,7 @@
           <w:sz w:val="24"/>
           <w:szCs w:val="24"/>
         </w:rPr>
-        <w:t xml:space="preserve">Tablo 5’in son kolonu bölümün yöntemsel tutumunu özetler. Her düzlem bir sonrakini gerektirir, hiçbiri tek başına yeterli değildir. Üç düzlemin iç mimarlıkta kesiştiği nokta ise bölümün ikinci saptamasını oluşturur. Ahşap dışı biyolojik temelli malzemelerin fiilî uygulama alanı büyük ölçüde iç mekândır (Edalat, 2026). Kullanım, bakım, onarım ve değiştirme de aynı ölçekte gerçekleşir. İç mimarlık bu nedenle söz konusu malzemelerin yapılı çevreye girişinde belirleyici eşiktir.</w:t>
+        <w:t xml:space="preserve">Şekil 1 ile Tablo 4 arasındaki ilişki bölümün katkısını özetler. Şekil 1 neyin değerlendirildiğini, yani sürdürülebilirlikten dirençliliğe uzanan üç düzlemi gösterir. Tablo 4 ise bu düzlemlerin iç mekânda hangi somut sorularla sınanacağını verir. Kaynak, tedarik ve bileşim boyutları ilk iki düzleme, ömür sonu ile iç hava boyutları ikinci düzleme, deneyimsel performans ve dirençlilik boyutları üçüncü düzleme karşılık gelir.</w:t>
       </w:r>
     </w:p>
     <w:p>
@@ -4800,7 +4554,7 @@
           <w:sz w:val="24"/>
           <w:szCs w:val="24"/>
         </w:rPr>
-        <w:t xml:space="preserve">Önerilen altı boyutlu çerçeve bu zemine dayanır (Tablo 4). Sınırlılıklarını açıkça belirtmek gerekir. Öneri kuramsal düzeyde kalmakta ve tasarım pratiğinde sınanmamıştır. Deneyimsel performans ile dirençlilik boyutları için yerleşik bir ölçüm yaklaşımı yoktur. Daha önemlisi, bölümün iç mimarlığa ilişkin savı büyük ölçüde çıkarımsaldır. İç mekân ölçeğine özgü doğrudan ampirik literatür sınırlıdır ve buradaki sav, yapı ölçeği ile ürün tasarımı literatüründen türetilmiştir. Savın sınanması iç mekân bileşenleri üzerinde alan çalışmaları gerektirir.</w:t>
+        <w:t xml:space="preserve">Bölümün ikinci saptaması üç düzlemin iç mimarlıkta kesiştiği noktadadır. Bu malzemelerin mevcut uygulamalarında iç mekân bileşenleri önemli bir yer tutar (Edalat, 2026) ve kullanım, bakım, onarım ile değiştirme de aynı ölçekte gerçekleşir. İç mimarlık bu nedenle söz konusu malzemeler için önemli bir uygulama ölçeğidir.</w:t>
       </w:r>
     </w:p>
     <w:p>
@@ -4814,7 +4568,7 @@
           <w:sz w:val="24"/>
           <w:szCs w:val="24"/>
         </w:rPr>
-        <w:t xml:space="preserve">Buradan bir araştırma gündemi doğar. Deneyimsel performans ve dirençlilik boyutları için ölçülebilir yaklaşımlar geliştirilmelidir. İç mekân bileşenlerinde tersinir birleşim detayları araştırılmalıdır, çünkü Rios ve diğ. (2015) sökülebilirlik için tasarımda kuram ile uygulama arasındaki boşluğu ortaya koyar. Biyolojik temelli bileşenlerin uzun süreli davranışı izlenmelidir (Chang ve diğ., 2020). Türkiye özelinde ise tarımsal artıkların iç mekân bileşenine dönüştürülmesi öncelikli bir araştırma alanıdır (Toklu, 2017).</w:t>
+        <w:t xml:space="preserve">Önerilen çerçevenin sınırlılıklarını açıkça belirtmek gerekir. Öneri kuramsal düzeyde kalmakta ve tasarım pratiğinde sınanmamıştır. Deneyimsel performans ile dirençlilik boyutları için yerleşik bir ölçüm yaklaşımı yoktur. Daha önemlisi, bölümün iç mimarlığa ilişkin savı büyük ölçüde çıkarımsaldır. İç mekân ölçeğine özgü doğrudan ampirik literatür sınırlıdır ve buradaki sav, yapı ölçeği ile ürün tasarımı literatüründen türetilmiştir. Savın sınanması iç mekân bileşenleri üzerinde alan çalışmaları gerektirir.</w:t>
       </w:r>
     </w:p>
     <w:p>
@@ -4828,7 +4582,21 @@
           <w:sz w:val="24"/>
           <w:szCs w:val="24"/>
         </w:rPr>
-        <w:t xml:space="preserve">Son olarak, bu yaklaşımın ima ettiği değişim malzeme listelerinin yenilenmesinden daha kapsamlıdır. Camere ve Karana’nın (2018) saptadığı malzeme seçiminden malzeme tasarımına kayma, tasarımcının malzemeyle kurduğu ilişkinin yeniden tanımlanması demektir. Heymans ve diğ. (2019) dönüşümün yönünü de gösterir. Sistemin sürdürülebilirliği dirençlilik kapasitesine bağlıdır ve bu kapasite kentlerin insan ve insan-dışı tüm sakinlerini kapsamak durumundadır. İç mekân bu ilişkinin gündelik ölçekte kurulduğu yerdir. Dönüşümün hem sınanacağı hem görünür olacağı alan da burasıdır.</w:t>
+        <w:t xml:space="preserve">Buradan bir araştırma gündemi doğar. Deneyimsel performans ve dirençlilik boyutları için ölçülebilir yaklaşımlar geliştirilmeli, iç mekân bileşenlerinde tersinir birleşim detayları araştırılmalıdır (Rios ve diğ., 2015). Biyolojik temelli bileşenlerin uzun süreli davranışı izlenmelidir (Chang ve diğ., 2020). Türkiye özelinde ise tarımsal artıkların iç mekân bileşenine dönüştürülmesi öncelikli bir araştırma alanıdır (Toklu, 2017).</w:t>
+      </w:r>
+    </w:p>
+    <w:p>
+      <w:pPr>
+        <w:spacing w:after="160" w:line="360"/>
+        <w:jc w:val="both"/>
+      </w:pPr>
+      <w:r>
+        <w:rPr>
+          <w:rFonts w:ascii="Times New Roman" w:cs="Times New Roman" w:eastAsia="Times New Roman" w:hAnsi="Times New Roman"/>
+          <w:sz w:val="24"/>
+          <w:szCs w:val="24"/>
+        </w:rPr>
+        <w:t xml:space="preserve">Son olarak, bu yaklaşımın ima ettiği değişim malzeme listelerinin yenilenmesinden daha kapsamlıdır. Malzeme seçiminden malzeme tasarımına kayma, tasarımcının malzemeyle kurduğu ilişkinin yeniden tanımlanması demektir (Camere ve Karana, 2018). Heymans ve diğ. (2019) dönüşümün yönünü de gösterir. Sistemin sürdürülebilirliği dirençlilik kapasitesine bağlıdır ve bu kapasite kentlerin insan ve insan-dışı tüm sakinlerini kapsamak durumundadır. İç mekân bu ilişkinin gündelik ölçekte kurulduğu yerdir ve dönüşümün hem sınanacağı hem görünür olacağı alandır.</w:t>
       </w:r>
     </w:p>
     <w:p>
@@ -4841,6 +4609,7 @@
           <w:rFonts w:ascii="Times New Roman" w:cs="Times New Roman" w:eastAsia="Times New Roman" w:hAnsi="Times New Roman"/>
           <w:b/>
           <w:bCs/>
+          <w:color w:val="000000"/>
           <w:sz w:val="26"/>
           <w:szCs w:val="26"/>
         </w:rPr>

--- a/Kitap_Bolumu_Biyotasarim_Malzeme_Secimi.docx
+++ b/Kitap_Bolumu_Biyotasarim_Malzeme_Secimi.docx
@@ -1179,7 +1179,7 @@
           <w:sz w:val="24"/>
           <w:szCs w:val="24"/>
         </w:rPr>
-        <w:t xml:space="preserve">Literatürdeki en keskin kavramsal ayrımlardan birini Andréen ve Goidea (2022) kurar. Yazarlara göre biyotasarım, biyolojik malzemeleri ve yaklaşımları yapılar gibi insan uygulamaları için kullanan tasarımı anlatır. Biyolojik tasarım ise genotipleri fenotiplere bağlayan morfogenetik süreçlere işaret eder. Ayrım kavramsal olarak belirleyicidir. Biyotasarım tasarımcının pratiğini, biyolojik tasarım doğanın kendi sürecini adlandırır ve ikincisi birincisi için bir model işlevi görür. Yazarlara göre bağ hem doğrudandır, çünkü canlı organizmaların tasarıma katılması onların yaşamını sürdüren süreçlere yapılı çevrede yer açılmasını gerektirir, hem de dolaylıdır, çünkü biyolojik ilkelerle çalışmak tasarımla başarılabileceklerin kapsamını genişletir.</w:t>
+        <w:t xml:space="preserve">Literatürdeki en keskin kavramsal ayrımlardan birini Andréen ve Goidea (2022) kurar. Yazarlara göre biyotasarım, biyolojik malzemeleri ve yaklaşımları yapılar gibi insan uygulamaları için kullanan tasarımı anlatır. Biyolojik tasarım ise genotipleri fenotiplere bağlayan morfogenetik süreçlere işaret eder. Ayrım kavramsal olarak belirleyicidir. Biyotasarım tasarımcının pratiğini, biyolojik tasarım doğanın kendi sürecini adlandırır ve ikincisi birincisi için bir model işlevi görür. Yazarlara göre bağ hem doğrudandır hem dolaylıdır. Canlı organizmaların tasarıma katılması, onların yaşamını sürdüren süreçlere yapılı çevrede yer açılmasını gerektirir. Biyolojik ilkelerle çalışmak ise tasarımla başarılabileceklerin kapsamını genişletir.</w:t>
       </w:r>
     </w:p>
     <w:p>
@@ -1193,7 +1193,7 @@
           <w:sz w:val="24"/>
           <w:szCs w:val="24"/>
         </w:rPr>
-        <w:t xml:space="preserve">Andréen ve Goidea (2022) bu modelden dört tasarım ilkesi türetir: çeşitlilik, biçimin karmaşıklığı ve özgüllüğü, dirençlilik yoluyla dayanıklılık, geri besleme ve uyarlanma. Yazarlar ilkelerin kendi başlarına yeni olmadığını özellikle hatırlatır. Modern inşaat sanayisinin doğuşundan önce mimarlık uzun süre bu stratejilerle üretilmiştir ve vernaküler mimarlık bunları büyük ölçüde içerir. Üçüncü ilke, beşinci başlıkta ayrıntılandırılacağı üzere, biyomalzemelerle çalışmanın kuramsal gerekçesini oluşturur.</w:t>
+        <w:t xml:space="preserve">Collet (2021) aynı alanı tasarımcının doğayla kurduğu ilişki üzerinden üç kademede haritalar. Doğa bir model sayıldığında tasarımcı biyomimikri ilkeleriyle bir davranışı, işlevi ya da örüntüyü taklit eder. Doğa birlikte çalışılan bir ortak sayıldığında tasarımcı yetiştiriciye dönüşür ve bakteri, mantar ya da alglerle işbirliği yaparak malzemenin biçimlenmesini yönlendirir. Doğa kurcalanabilir bir sistem sayıldığında ise organizma sentetik biyoloji yoluyla yeniden programlanır. Yazara göre üç konum farklı değerler taşır. Birlikte çalışmak işbirliği ve ortaklık anlayışına, kurcalamak ise denetim ve egemenlik anlayışına yaslanır. Bu bölümün ilgilendiği alan ağırlıklı olarak ikinci kademedir.</w:t>
       </w:r>
     </w:p>
     <w:p>
@@ -1207,7 +1207,35 @@
           <w:sz w:val="24"/>
           <w:szCs w:val="24"/>
         </w:rPr>
-        <w:t xml:space="preserve">Dört ilke bir arada okunduğunda biyotasarımı biyomimikriden ayıran nokta görünür hâle gelir. Biyomimikride aktarılan şey doğanın geliştirdiği çözümün kendisidir. Andréen ve Goidea’nın (2022) ilkelerinde ise aktarılan şey çözüm değil, çözümü üreten mantıktır. Doğanın biçimleri kopyalanmaz, biçim üretme biçimi incelenerek tasarım süreci yeniden kurgulanır. İlişki bu nedenle bir taklit değil, bir ilke çıkarma ilişkisidir. Ayrımın iç mimarlıktaki pratik karşılığı da bu noktadadır. Doğal görünümlü bir yüzey üretmek ile bileşeni doğanın örgütlenme mantığına göre kurgulamak aynı şey değildir.</w:t>
+        <w:t xml:space="preserve">Andréen ve Goidea (2022) bu modelden dört tasarım ilkesi türetir: çeşitlilik, biçimin karmaşıklığı ve özgüllüğü, dirençlilik yoluyla dayanıklılık, geri besleme ve uyarlanma. Yazarlar ilkelerin kendi başlarına yeni olmadığını özellikle hatırlatır. Modern inşaat sanayisinin doğuşundan önce mimarlık uzun süre bu stratejilerle üretilmiştir ve vernaküler mimarlık bunları büyük ölçüde içerir. Üçüncü ilke, beşinci başlıkta ayrıntılandırılacağı üzere, biyomalzemelerle çalışmanın kuramsal gerekçesini oluşturur.</w:t>
+      </w:r>
+    </w:p>
+    <w:p>
+      <w:pPr>
+        <w:spacing w:after="160" w:line="360"/>
+        <w:jc w:val="both"/>
+      </w:pPr>
+      <w:r>
+        <w:rPr>
+          <w:rFonts w:ascii="Times New Roman" w:cs="Times New Roman" w:eastAsia="Times New Roman" w:hAnsi="Times New Roman"/>
+          <w:sz w:val="24"/>
+          <w:szCs w:val="24"/>
+        </w:rPr>
+        <w:t xml:space="preserve">Dört ilke bir arada okunduğunda biyotasarımı biyomimikriden ayıran nokta görünür hâle gelir. Biyomimikride aktarılan şey doğanın geliştirdiği çözümün kendisidir. Andréen ve Goidea’nın (2022) ilkelerinde ise aktarılan şey çözüm değil, çözümü üreten mantıktır. Doğanın biçimleri kopyalanmaz, biçim üretme biçimi incelenerek tasarım süreci yeniden kurgulanır. İlişki bu nedenle bir taklit değil, bir ilke çıkarma ilişkisidir.</w:t>
+      </w:r>
+    </w:p>
+    <w:p>
+      <w:pPr>
+        <w:spacing w:after="160" w:line="360"/>
+        <w:jc w:val="both"/>
+      </w:pPr>
+      <w:r>
+        <w:rPr>
+          <w:rFonts w:ascii="Times New Roman" w:cs="Times New Roman" w:eastAsia="Times New Roman" w:hAnsi="Times New Roman"/>
+          <w:sz w:val="24"/>
+          <w:szCs w:val="24"/>
+        </w:rPr>
+        <w:t xml:space="preserve">Ayrımın neden önemli olduğunu biyomimikri literatürünün kendi içinden gelen bir eleştiri gösterir. Pedersen Zari ve Storey (2007), taklidin organizma, davranış ve ekosistem olmak üzere üç düzeyde gerçekleşebileceğini belirtir. Yazarlara göre yalnızca organizma düzeyinde taklit eden ürün ve malzemeler, yaşam döngüsü açısından bakıldığında kendiliğinden daha sürdürülebilir değildir. Verdikleri örnek cırt banttır. Ürün bitki tohumlarının hayvan tüyüne tutunma biçimini taklit eder, ancak petrokimyasal kökenlidir ve genellikle geri dönüştürülmez. Biçimi ya da işlevi ödünç almak ekolojik bir kazanç güvencesi oluşturmaz. Ayrımın iç mimarlıktaki pratik karşılığı da bu noktadadır. Doğal görünümlü bir yüzey üretmek ile bileşeni doğanın örgütlenme mantığına göre kurgulamak aynı şey değildir.</w:t>
       </w:r>
     </w:p>
     <w:p>
@@ -1238,7 +1266,7 @@
           <w:sz w:val="24"/>
           <w:szCs w:val="24"/>
         </w:rPr>
-        <w:t xml:space="preserve">Biyotasarımın tek bir pratik olmadığını da eklemek gerekir. Camere ve Karana (2018), biyoloji ile tasarımı birbiriyle verimlendiren girişimleri dört kategoriye ayırır: artırılmış biyoloji, biyotasarım kurgusu, dijital biyofabrikasyon ve büyüyen tasarım. Sonuncusu iç mimarlık açısından en doğrudan karşılığı olanıdır. Ürün tasarımı için yeni malzemeler geliştirmeye odaklanır ve ayırt edici yanı, malzeme büyüten tasarımcıların değiştirilmemiş organizmalarla çalışmasıdır.</w:t>
+        <w:t xml:space="preserve">Biyotasarımın tek bir pratik olmadığını da eklemek gerekir. Camere ve Karana (2018), biyoloji ile tasarımı birbiriyle verimlendiren girişimleri dört kategoriye ayırır. Bunlardan büyüyen tasarım iç mimarlık açısından en doğrudan karşılığı olanıdır. Ürün tasarımı için yeni malzemeler geliştirmeye odaklanır ve ayırt edici yanı, malzeme büyüten tasarımcıların değiştirilmemiş organizmalarla çalışmasıdır.</w:t>
       </w:r>
     </w:p>
     <w:p>
@@ -2215,7 +2243,7 @@
           <w:sz w:val="24"/>
           <w:szCs w:val="24"/>
         </w:rPr>
-        <w:t xml:space="preserve">Malzemenin etkinleşmesi yalnızca bir olanak değildir, aynı zamanda bir belirsizlik kaynağıdır. Malzemenin zaman içindeki davranışı tasarım kararının parçası hâline geldiğinde, bu davranışın bilinmesi de bir gereklilik olarak doğar.</w:t>
+        <w:t xml:space="preserve">Malzemenin etkinleşmesi bir olanak olduğu kadar bir belirsizlik kaynağıdır. Davranışı tasarım kararının parçası hâline geldiğinde, bu davranışın bilinmesi de bir gereklilik olarak doğar.</w:t>
       </w:r>
     </w:p>
     <w:p>
@@ -2305,7 +2333,7 @@
           <w:sz w:val="24"/>
           <w:szCs w:val="24"/>
         </w:rPr>
-        <w:t xml:space="preserve">İlk kesişme noktası girdi tarafındadır. Ahşap dışı biyolojik temelli yapı malzemeleri çoğunlukla atıktan elde edilir, buna karşılık tarımsal atığın inşaat sektöründeki kullanımı sınırlı kalır (Edalat, 2026). Kaynakların coğrafi dağılımı da belirleyicidir. Orman örtüsünün neredeyse yarısı dört ülkede yoğunlaşırken ahşap, Orta Doğu ve Kuzey Afrika gibi bölgelerde kıttır. Türkiye bu tablonun tam ortasında yer alır. Toklu (2017), ülkenin kullanılabilir biyokütle potansiyelini yaklaşık 17 milyon ton eşdeğer petrol olarak hesaplar ve bunun orman, tarım ve hayvancılık artıkları ile organik kentsel atıktan oluştuğunu belirtir. Başka bir deyişle Türkiye ahşap bakımından kısıtlı, tarımsal artık bakımından zengin bir coğrafyadır. Fındık kabuğu, buğday sapı ve çeltik kavuzu gibi artıkların halen ağırlıklı olarak yakıt değeri üzerinden değerlendirilmesi, iç mekân bileşeni açısından henüz açılmamış bir malzeme kaynağına işaret eder.</w:t>
+        <w:t xml:space="preserve">İlk kesişme noktası girdi tarafındadır. Ahşap dışı biyolojik temelli yapı malzemeleri çoğunlukla atıktan elde edilir, buna karşılık tarımsal atığın inşaat sektöründeki kullanımı sınırlı kalır (Edalat, 2026). Kaynakların coğrafi dağılımı da belirleyicidir. Orman örtüsünün neredeyse yarısı dört ülkede yoğunlaşırken ahşap, Orta Doğu ve Kuzey Afrika gibi bölgelerde kıttır. Türkiye bu tablonun tam ortasında yer alır. Toklu (2017), ülkenin kullanılabilir biyokütle potansiyelini yaklaşık 17 milyon ton eşdeğer petrol olarak hesaplar ve bunun orman, tarım ve hayvancılık artıkları ile organik kentsel atıktan oluştuğunu belirtir. Fındık kabuğu, buğday sapı ve çeltik kavuzu gibi artıkların halen ağırlıklı olarak yakıt değeri üzerinden değerlendirilmesi, iç mekân bileşeni açısından henüz açılmamış bir malzeme kaynağına işaret eder.</w:t>
       </w:r>
     </w:p>
     <w:p>
@@ -2485,7 +2513,7 @@
           <w:sz w:val="24"/>
           <w:szCs w:val="24"/>
         </w:rPr>
-        <w:t xml:space="preserve">Değişkenliğin ikiz kavramı zamandır. Karana ve diğ. (2018), miselyum esaslı bir malzemeyle yürütülen tasarım sürecinde tasarımcının üç belirsizlik kaynağıyla baş etmek zorunda kaldığını bulgular: mikroorganizmanın failliği, malzemenin kendine özgü zamansallığı ve malzemenin toplum tarafından kabulü. İkincisi, büyüme, kuruma ve yaşlanma sürelerinin tasarım kararının içinde olduğu anlamına gelir. Ne var ki bu zamanın nasıl işlediğine ilişkin bilgi hâlâ sınırlıdır (Chang ve diğ., 2020). Zamanın tasarıma girmesinin doğrudan sonucu, bakımın bir tasarım kararına dönüşmesidir. Graham ve Thrift (2007), yerleşik kültürel kurguların onarım ve bakımı dikkat alanının dışına ittiğini ileri sürer. Biyolojik temelli malzemelerde bu dışarıda bırakma sürdürülemez, çünkü bakım kullanımın kesintiye uğraması değil koşuludur. Dirençli tasarım böylece bir kavram kümesi üretir: keşfedilecek bir malzeme potansiyeli, parametreye dönüşen bir değişkenlik, hesaba katılması gereken bir malzeme zamanı ve baştan kurgulanan bir bakım ilişkisi.</w:t>
+        <w:t xml:space="preserve">Değişkenliğin ikiz kavramı zamandır. Karana ve diğ. (2018), miselyum esaslı bir malzemeyle yürütülen tasarım sürecinde tasarımcının üç belirsizlik kaynağıyla baş etmek zorunda kaldığını bulgular: mikroorganizmanın failliği, malzemenin kendine özgü zamansallığı ve malzemenin toplum tarafından kabulü. İkincisi, büyüme, kuruma ve yaşlanma sürelerinin tasarım kararının içinde olduğu anlamına gelir. Ne var ki bu zamanın nasıl işlediğine ilişkin bilgi hâlâ sınırlıdır (Chang ve diğ., 2020). Zamanın tasarıma girmesinin doğrudan sonucu, bakımın bir tasarım kararına dönüşmesidir. Graham ve Thrift (2007), yerleşik kültürel kurguların onarım ve bakımı dikkat alanının dışına ittiğini ileri sürer. Biyolojik temelli malzemelerde bu dışarıda bırakma sürdürülemez, çünkü bakım kullanımın kesintiye uğraması değil koşuludur.</w:t>
       </w:r>
     </w:p>
     <w:p>
@@ -2693,21 +2721,7 @@
           <w:sz w:val="24"/>
           <w:szCs w:val="24"/>
         </w:rPr>
-        <w:t xml:space="preserve">Aynı örnek, iç mimarlığın tartışmaya eklediği ikinci bir ölçütü de görünür kılar. Bağlayıcı seçimi yalnızca ömür sonunu değil, kullanım süresi boyunca iç hava kalitesini de etkiler. Salthammer ve diğ. (2010), formaldehit esaslı reçinelerin yonga levha, kontrplak ve yalıtım köpüğü üretiminde yaygın kullanıldığını ve bu ürünlerin iç ortamdaki başlıca formaldehit kaynakları arasında yer aldığını derler. Kahve atıklı panelde üre-formaldehit reçinesinin seçilmiş olması bu nedenle çifte bir sorundur. Bu bölümde savunulan konuma göre iç mimarlıkta bağlayıcı kararı bir detay tercihi değil, döngüsellik ile sağlık boyutunu aynı anda etkileyen kurucu bir karardır. Miselyum gibi kendi kendine bağlanan malzemelerin ilgi görmesinin nedeni de kısmen budur (Attias ve diğ., 2020).</w:t>
-      </w:r>
-    </w:p>
-    <w:p>
-      <w:pPr>
-        <w:spacing w:after="160" w:line="360"/>
-        <w:jc w:val="both"/>
-      </w:pPr>
-      <w:r>
-        <w:rPr>
-          <w:rFonts w:ascii="Times New Roman" w:cs="Times New Roman" w:eastAsia="Times New Roman" w:hAnsi="Times New Roman"/>
-          <w:sz w:val="24"/>
-          <w:szCs w:val="24"/>
-        </w:rPr>
-        <w:t xml:space="preserve">Beşinci başlıkta tanımlanan tersinir bağlantı özniteliğinin iç mekândaki karşılığı da buradadır. Bileşen bağımsız bir nesne olarak değil, sökülüp yeniden kurulabilen bir sistemin parçası olarak tasarlandığında ömür sonu senaryosu bir varsayım olmaktan çıkar.</w:t>
+        <w:t xml:space="preserve">Aynı örnek, iç mimarlığın tartışmaya eklediği ikinci bir ölçütü de görünür kılar. Bağlayıcı seçimi yalnızca ömür sonunu değil, kullanım süresi boyunca iç hava kalitesini de etkiler. Salthammer ve diğ. (2010), formaldehit esaslı reçinelerin yonga levha, kontrplak ve yalıtım köpüğü üretiminde yaygın kullanıldığını ve bu ürünlerin iç ortamdaki başlıca formaldehit kaynakları arasında yer aldığını derler. Kahve atıklı panelde üre-formaldehit reçinesinin seçilmiş olması bu nedenle çifte bir sorundur. Bu bölümde savunulan konuma göre iç mimarlıkta bağlayıcı kararı bir detay tercihi değil, döngüsellik ile sağlık boyutunu aynı anda etkileyen kurucu bir karardır. Miselyum gibi kendi kendine bağlanan malzemelerin ilgi görmesinin nedeni de kısmen budur (Attias ve diğ., 2020). Bileşen, sökülüp yeniden kurulabilen bir sistemin parçası olarak tasarlandığında ömür sonu senaryosu bir varsayım olmaktan çıkar.</w:t>
       </w:r>
     </w:p>
     <w:p>
@@ -2752,7 +2766,7 @@
           <w:sz w:val="24"/>
           <w:szCs w:val="24"/>
         </w:rPr>
-        <w:t xml:space="preserve">Başlıkta tartışılan üç ilişki, yani ikame yerine malzemenin kendi niteliklerinden yola çıkılması, ömür sonu ve iç hava kaygısının bağlayıcı kararına yansıtılması ve bileşenin yeniden kurgulanabilir bir sistemin parçası olarak ele alınması, atık yumurta kabuğu ile doğal polimer esaslı bir bağlayıcı sistemden geliştirilen bir biyokompozit üzerinden tek bir örnekte birleşmiştir (Ünal, 2025). Söz konusu çalışmada malzeme bir ürün önerisi olarak değil tasarım aracı olarak ele alınmıştır. Teknik ve deneyimsel nitelikleri Malzeme Odaklı Tasarım yöntemiyle birlikte değerlendirilmiş, malzeme değişkenliği ise sökülüp yeniden kurulabilir modüler bir iç mekân sistemine aktarılmıştır.</w:t>
+        <w:t xml:space="preserve">Başlıkta tartışılan üç ilişki, atık yumurta kabuğu ile doğal polimer esaslı bir bağlayıcı sistemden geliştirilen bir biyokompozit üzerinden tek bir örnekte birleşmiştir (Ünal, 2025). Söz konusu çalışmada malzeme bir ürün önerisi olarak değil tasarım aracı olarak ele alınmıştır. Teknik ve deneyimsel nitelikleri Malzeme Odaklı Tasarım yöntemiyle birlikte değerlendirilmiş, malzeme değişkenliği ise sökülüp yeniden kurulabilir modüler bir iç mekân sistemine aktarılmıştır.</w:t>
       </w:r>
     </w:p>
     <w:p>
@@ -4554,7 +4568,7 @@
           <w:sz w:val="24"/>
           <w:szCs w:val="24"/>
         </w:rPr>
-        <w:t xml:space="preserve">Bölümün ikinci saptaması üç düzlemin iç mimarlıkta kesiştiği noktadadır. Bu malzemelerin mevcut uygulamalarında iç mekân bileşenleri önemli bir yer tutar (Edalat, 2026) ve kullanım, bakım, onarım ile değiştirme de aynı ölçekte gerçekleşir. İç mimarlık bu nedenle söz konusu malzemeler için önemli bir uygulama ölçeğidir.</w:t>
+        <w:t xml:space="preserve">Bölümün ikinci saptaması üç düzlemin iç mimarlıkta kesiştiği noktadadır. Bu malzemelerin mevcut uygulamaları kadar kullanımı, bakımı, onarımı ve değiştirilmesi de büyük ölçüde iç mekân ölçeğinde gerçekleşir (Edalat, 2026).</w:t>
       </w:r>
     </w:p>
     <w:p>
@@ -5000,7 +5014,7 @@
           <w:sz w:val="24"/>
           <w:szCs w:val="24"/>
         </w:rPr>
-        <w:t xml:space="preserve">Edalat, S. (2026). Advancing circular economy of bio-based building materials: Critical gaps and future prospects. </w:t>
+        <w:t xml:space="preserve">Collet, C. (2021). Designing our future bio-materiality. </w:t>
       </w:r>
       <w:r>
         <w:rPr>
@@ -5010,17 +5024,17 @@
           <w:sz w:val="24"/>
           <w:szCs w:val="24"/>
         </w:rPr>
-        <w:t xml:space="preserve">Circular Economy and Sustainability, 6</w:t>
-      </w:r>
-      <w:r>
-        <w:rPr>
-          <w:rFonts w:ascii="Times New Roman" w:cs="Times New Roman" w:eastAsia="Times New Roman" w:hAnsi="Times New Roman"/>
-          <w:i w:val="false"/>
-          <w:iCs w:val="false"/>
-          <w:sz w:val="24"/>
-          <w:szCs w:val="24"/>
-        </w:rPr>
-        <w:t xml:space="preserve">, 151. https://doi.org/10.1007/s43615-026-00729-1</w:t>
+        <w:t xml:space="preserve">AI &amp; Society, 36</w:t>
+      </w:r>
+      <w:r>
+        <w:rPr>
+          <w:rFonts w:ascii="Times New Roman" w:cs="Times New Roman" w:eastAsia="Times New Roman" w:hAnsi="Times New Roman"/>
+          <w:i w:val="false"/>
+          <w:iCs w:val="false"/>
+          <w:sz w:val="24"/>
+          <w:szCs w:val="24"/>
+        </w:rPr>
+        <w:t xml:space="preserve">, 1331–1342. https://doi.org/10.1007/s00146-020-01013-y</w:t>
       </w:r>
     </w:p>
     <w:p>
@@ -5037,7 +5051,7 @@
           <w:sz w:val="24"/>
           <w:szCs w:val="24"/>
         </w:rPr>
-        <w:t xml:space="preserve">Folke, C. (2006). Resilience: The emergence of a perspective for social–ecological systems analyses. </w:t>
+        <w:t xml:space="preserve">Edalat, S. (2026). Advancing circular economy of bio-based building materials: Critical gaps and future prospects. </w:t>
       </w:r>
       <w:r>
         <w:rPr>
@@ -5047,17 +5061,17 @@
           <w:sz w:val="24"/>
           <w:szCs w:val="24"/>
         </w:rPr>
-        <w:t xml:space="preserve">Global Environmental Change, 16</w:t>
-      </w:r>
-      <w:r>
-        <w:rPr>
-          <w:rFonts w:ascii="Times New Roman" w:cs="Times New Roman" w:eastAsia="Times New Roman" w:hAnsi="Times New Roman"/>
-          <w:i w:val="false"/>
-          <w:iCs w:val="false"/>
-          <w:sz w:val="24"/>
-          <w:szCs w:val="24"/>
-        </w:rPr>
-        <w:t xml:space="preserve">(3), 253–267. https://doi.org/10.1016/j.gloenvcha.2006.04.002</w:t>
+        <w:t xml:space="preserve">Circular Economy and Sustainability, 6</w:t>
+      </w:r>
+      <w:r>
+        <w:rPr>
+          <w:rFonts w:ascii="Times New Roman" w:cs="Times New Roman" w:eastAsia="Times New Roman" w:hAnsi="Times New Roman"/>
+          <w:i w:val="false"/>
+          <w:iCs w:val="false"/>
+          <w:sz w:val="24"/>
+          <w:szCs w:val="24"/>
+        </w:rPr>
+        <w:t xml:space="preserve">, 151. https://doi.org/10.1007/s43615-026-00729-1</w:t>
       </w:r>
     </w:p>
     <w:p>
@@ -5074,7 +5088,7 @@
           <w:sz w:val="24"/>
           <w:szCs w:val="24"/>
         </w:rPr>
-        <w:t xml:space="preserve">Goidea, A., Floudas, D. ve Andréen, D. (2022). Transcalar design: An approach to biodesign in the built environment. </w:t>
+        <w:t xml:space="preserve">Folke, C. (2006). Resilience: The emergence of a perspective for social–ecological systems analyses. </w:t>
       </w:r>
       <w:r>
         <w:rPr>
@@ -5084,17 +5098,17 @@
           <w:sz w:val="24"/>
           <w:szCs w:val="24"/>
         </w:rPr>
-        <w:t xml:space="preserve">Infrastructures, 7</w:t>
-      </w:r>
-      <w:r>
-        <w:rPr>
-          <w:rFonts w:ascii="Times New Roman" w:cs="Times New Roman" w:eastAsia="Times New Roman" w:hAnsi="Times New Roman"/>
-          <w:i w:val="false"/>
-          <w:iCs w:val="false"/>
-          <w:sz w:val="24"/>
-          <w:szCs w:val="24"/>
-        </w:rPr>
-        <w:t xml:space="preserve">(4), 50. https://doi.org/10.3390/infrastructures7040050</w:t>
+        <w:t xml:space="preserve">Global Environmental Change, 16</w:t>
+      </w:r>
+      <w:r>
+        <w:rPr>
+          <w:rFonts w:ascii="Times New Roman" w:cs="Times New Roman" w:eastAsia="Times New Roman" w:hAnsi="Times New Roman"/>
+          <w:i w:val="false"/>
+          <w:iCs w:val="false"/>
+          <w:sz w:val="24"/>
+          <w:szCs w:val="24"/>
+        </w:rPr>
+        <w:t xml:space="preserve">(3), 253–267. https://doi.org/10.1016/j.gloenvcha.2006.04.002</w:t>
       </w:r>
     </w:p>
     <w:p>
@@ -5111,7 +5125,7 @@
           <w:sz w:val="24"/>
           <w:szCs w:val="24"/>
         </w:rPr>
-        <w:t xml:space="preserve">Graham, S. ve Thrift, N. (2007). Out of order: Understanding repair and maintenance. </w:t>
+        <w:t xml:space="preserve">Goidea, A., Floudas, D. ve Andréen, D. (2022). Transcalar design: An approach to biodesign in the built environment. </w:t>
       </w:r>
       <w:r>
         <w:rPr>
@@ -5121,17 +5135,17 @@
           <w:sz w:val="24"/>
           <w:szCs w:val="24"/>
         </w:rPr>
-        <w:t xml:space="preserve">Theory, Culture &amp; Society, 24</w:t>
-      </w:r>
-      <w:r>
-        <w:rPr>
-          <w:rFonts w:ascii="Times New Roman" w:cs="Times New Roman" w:eastAsia="Times New Roman" w:hAnsi="Times New Roman"/>
-          <w:i w:val="false"/>
-          <w:iCs w:val="false"/>
-          <w:sz w:val="24"/>
-          <w:szCs w:val="24"/>
-        </w:rPr>
-        <w:t xml:space="preserve">(3), 1–25. https://doi.org/10.1177/0263276407075954</w:t>
+        <w:t xml:space="preserve">Infrastructures, 7</w:t>
+      </w:r>
+      <w:r>
+        <w:rPr>
+          <w:rFonts w:ascii="Times New Roman" w:cs="Times New Roman" w:eastAsia="Times New Roman" w:hAnsi="Times New Roman"/>
+          <w:i w:val="false"/>
+          <w:iCs w:val="false"/>
+          <w:sz w:val="24"/>
+          <w:szCs w:val="24"/>
+        </w:rPr>
+        <w:t xml:space="preserve">(4), 50. https://doi.org/10.3390/infrastructures7040050</w:t>
       </w:r>
     </w:p>
     <w:p>
@@ -5148,7 +5162,7 @@
           <w:sz w:val="24"/>
           <w:szCs w:val="24"/>
         </w:rPr>
-        <w:t xml:space="preserve">Heymans, A., Breadsell, J., Morrison, G. M., Byrne, J. J. ve Eon, C. (2019). Ecological urban planning and design: A systematic literature review. </w:t>
+        <w:t xml:space="preserve">Graham, S. ve Thrift, N. (2007). Out of order: Understanding repair and maintenance. </w:t>
       </w:r>
       <w:r>
         <w:rPr>
@@ -5158,17 +5172,17 @@
           <w:sz w:val="24"/>
           <w:szCs w:val="24"/>
         </w:rPr>
-        <w:t xml:space="preserve">Sustainability, 11</w:t>
-      </w:r>
-      <w:r>
-        <w:rPr>
-          <w:rFonts w:ascii="Times New Roman" w:cs="Times New Roman" w:eastAsia="Times New Roman" w:hAnsi="Times New Roman"/>
-          <w:i w:val="false"/>
-          <w:iCs w:val="false"/>
-          <w:sz w:val="24"/>
-          <w:szCs w:val="24"/>
-        </w:rPr>
-        <w:t xml:space="preserve">(13), 3723. https://doi.org/10.3390/su11133723</w:t>
+        <w:t xml:space="preserve">Theory, Culture &amp; Society, 24</w:t>
+      </w:r>
+      <w:r>
+        <w:rPr>
+          <w:rFonts w:ascii="Times New Roman" w:cs="Times New Roman" w:eastAsia="Times New Roman" w:hAnsi="Times New Roman"/>
+          <w:i w:val="false"/>
+          <w:iCs w:val="false"/>
+          <w:sz w:val="24"/>
+          <w:szCs w:val="24"/>
+        </w:rPr>
+        <w:t xml:space="preserve">(3), 1–25. https://doi.org/10.1177/0263276407075954</w:t>
       </w:r>
     </w:p>
     <w:p>
@@ -5185,7 +5199,7 @@
           <w:sz w:val="24"/>
           <w:szCs w:val="24"/>
         </w:rPr>
-        <w:t xml:space="preserve">Karana, E., Barati, B., Rognoli, V. ve Zeeuw van der Laan, A. (2015). Material driven design (MDD): A method to design for material experiences. </w:t>
+        <w:t xml:space="preserve">Heymans, A., Breadsell, J., Morrison, G. M., Byrne, J. J. ve Eon, C. (2019). Ecological urban planning and design: A systematic literature review. </w:t>
       </w:r>
       <w:r>
         <w:rPr>
@@ -5195,17 +5209,17 @@
           <w:sz w:val="24"/>
           <w:szCs w:val="24"/>
         </w:rPr>
-        <w:t xml:space="preserve">International Journal of Design, 9</w:t>
-      </w:r>
-      <w:r>
-        <w:rPr>
-          <w:rFonts w:ascii="Times New Roman" w:cs="Times New Roman" w:eastAsia="Times New Roman" w:hAnsi="Times New Roman"/>
-          <w:i w:val="false"/>
-          <w:iCs w:val="false"/>
-          <w:sz w:val="24"/>
-          <w:szCs w:val="24"/>
-        </w:rPr>
-        <w:t xml:space="preserve">(2), 35–54.</w:t>
+        <w:t xml:space="preserve">Sustainability, 11</w:t>
+      </w:r>
+      <w:r>
+        <w:rPr>
+          <w:rFonts w:ascii="Times New Roman" w:cs="Times New Roman" w:eastAsia="Times New Roman" w:hAnsi="Times New Roman"/>
+          <w:i w:val="false"/>
+          <w:iCs w:val="false"/>
+          <w:sz w:val="24"/>
+          <w:szCs w:val="24"/>
+        </w:rPr>
+        <w:t xml:space="preserve">(13), 3723. https://doi.org/10.3390/su11133723</w:t>
       </w:r>
     </w:p>
     <w:p>
@@ -5222,7 +5236,7 @@
           <w:sz w:val="24"/>
           <w:szCs w:val="24"/>
         </w:rPr>
-        <w:t xml:space="preserve">Karana, E., Blauwhoff, D., Hultink, E.-J. ve Camere, S. (2018). When the material grows: A case study on designing (with) mycelium-based materials. </w:t>
+        <w:t xml:space="preserve">Karana, E., Barati, B., Rognoli, V. ve Zeeuw van der Laan, A. (2015). Material driven design (MDD): A method to design for material experiences. </w:t>
       </w:r>
       <w:r>
         <w:rPr>
@@ -5232,17 +5246,17 @@
           <w:sz w:val="24"/>
           <w:szCs w:val="24"/>
         </w:rPr>
-        <w:t xml:space="preserve">International Journal of Design, 12</w:t>
-      </w:r>
-      <w:r>
-        <w:rPr>
-          <w:rFonts w:ascii="Times New Roman" w:cs="Times New Roman" w:eastAsia="Times New Roman" w:hAnsi="Times New Roman"/>
-          <w:i w:val="false"/>
-          <w:iCs w:val="false"/>
-          <w:sz w:val="24"/>
-          <w:szCs w:val="24"/>
-        </w:rPr>
-        <w:t xml:space="preserve">(2), 119–136.</w:t>
+        <w:t xml:space="preserve">International Journal of Design, 9</w:t>
+      </w:r>
+      <w:r>
+        <w:rPr>
+          <w:rFonts w:ascii="Times New Roman" w:cs="Times New Roman" w:eastAsia="Times New Roman" w:hAnsi="Times New Roman"/>
+          <w:i w:val="false"/>
+          <w:iCs w:val="false"/>
+          <w:sz w:val="24"/>
+          <w:szCs w:val="24"/>
+        </w:rPr>
+        <w:t xml:space="preserve">(2), 35–54.</w:t>
       </w:r>
     </w:p>
     <w:p>
@@ -5259,7 +5273,7 @@
           <w:sz w:val="24"/>
           <w:szCs w:val="24"/>
         </w:rPr>
-        <w:t xml:space="preserve">Kırbaş Akyürek, B., Ciravoğlu, A., Mohammadi, M. ve Yeğenoğlu, H. (2020). Building design in between living and manufactured: A research on terminology. </w:t>
+        <w:t xml:space="preserve">Karana, E., Blauwhoff, D., Hultink, E.-J. ve Camere, S. (2018). When the material grows: A case study on designing (with) mycelium-based materials. </w:t>
       </w:r>
       <w:r>
         <w:rPr>
@@ -5269,17 +5283,17 @@
           <w:sz w:val="24"/>
           <w:szCs w:val="24"/>
         </w:rPr>
-        <w:t xml:space="preserve">Online Journal of Art and Design, 8</w:t>
-      </w:r>
-      <w:r>
-        <w:rPr>
-          <w:rFonts w:ascii="Times New Roman" w:cs="Times New Roman" w:eastAsia="Times New Roman" w:hAnsi="Times New Roman"/>
-          <w:i w:val="false"/>
-          <w:iCs w:val="false"/>
-          <w:sz w:val="24"/>
-          <w:szCs w:val="24"/>
-        </w:rPr>
-        <w:t xml:space="preserve">(3), 75–90.</w:t>
+        <w:t xml:space="preserve">International Journal of Design, 12</w:t>
+      </w:r>
+      <w:r>
+        <w:rPr>
+          <w:rFonts w:ascii="Times New Roman" w:cs="Times New Roman" w:eastAsia="Times New Roman" w:hAnsi="Times New Roman"/>
+          <w:i w:val="false"/>
+          <w:iCs w:val="false"/>
+          <w:sz w:val="24"/>
+          <w:szCs w:val="24"/>
+        </w:rPr>
+        <w:t xml:space="preserve">(2), 119–136.</w:t>
       </w:r>
     </w:p>
     <w:p>
@@ -5296,7 +5310,7 @@
           <w:sz w:val="24"/>
           <w:szCs w:val="24"/>
         </w:rPr>
-        <w:t xml:space="preserve">Kirchherr, J., Reike, D. ve Hekkert, M. (2017). Conceptualizing the circular economy: An analysis of 114 definitions. </w:t>
+        <w:t xml:space="preserve">Kırbaş Akyürek, B., Ciravoğlu, A., Mohammadi, M. ve Yeğenoğlu, H. (2020). Building design in between living and manufactured: A research on terminology. </w:t>
       </w:r>
       <w:r>
         <w:rPr>
@@ -5306,17 +5320,17 @@
           <w:sz w:val="24"/>
           <w:szCs w:val="24"/>
         </w:rPr>
-        <w:t xml:space="preserve">Resources, Conservation and Recycling, 127</w:t>
-      </w:r>
-      <w:r>
-        <w:rPr>
-          <w:rFonts w:ascii="Times New Roman" w:cs="Times New Roman" w:eastAsia="Times New Roman" w:hAnsi="Times New Roman"/>
-          <w:i w:val="false"/>
-          <w:iCs w:val="false"/>
-          <w:sz w:val="24"/>
-          <w:szCs w:val="24"/>
-        </w:rPr>
-        <w:t xml:space="preserve">, 221–232. https://doi.org/10.1016/j.resconrec.2017.09.005</w:t>
+        <w:t xml:space="preserve">Online Journal of Art and Design, 8</w:t>
+      </w:r>
+      <w:r>
+        <w:rPr>
+          <w:rFonts w:ascii="Times New Roman" w:cs="Times New Roman" w:eastAsia="Times New Roman" w:hAnsi="Times New Roman"/>
+          <w:i w:val="false"/>
+          <w:iCs w:val="false"/>
+          <w:sz w:val="24"/>
+          <w:szCs w:val="24"/>
+        </w:rPr>
+        <w:t xml:space="preserve">(3), 75–90.</w:t>
       </w:r>
     </w:p>
     <w:p>
@@ -5333,7 +5347,7 @@
           <w:sz w:val="24"/>
           <w:szCs w:val="24"/>
         </w:rPr>
-        <w:t xml:space="preserve">Lee, J.-Y., Lee, S.-E. ve Lee, D.-W. (2022). Current status and future prospects of biological routes to bio-based products using raw materials, wastes, and residues as renewable resources. </w:t>
+        <w:t xml:space="preserve">Kirchherr, J., Reike, D. ve Hekkert, M. (2017). Conceptualizing the circular economy: An analysis of 114 definitions. </w:t>
       </w:r>
       <w:r>
         <w:rPr>
@@ -5343,17 +5357,17 @@
           <w:sz w:val="24"/>
           <w:szCs w:val="24"/>
         </w:rPr>
-        <w:t xml:space="preserve">Critical Reviews in Environmental Science and Technology, 52</w:t>
-      </w:r>
-      <w:r>
-        <w:rPr>
-          <w:rFonts w:ascii="Times New Roman" w:cs="Times New Roman" w:eastAsia="Times New Roman" w:hAnsi="Times New Roman"/>
-          <w:i w:val="false"/>
-          <w:iCs w:val="false"/>
-          <w:sz w:val="24"/>
-          <w:szCs w:val="24"/>
-        </w:rPr>
-        <w:t xml:space="preserve">(14). https://doi.org/10.1080/10643389.2021.1880259</w:t>
+        <w:t xml:space="preserve">Resources, Conservation and Recycling, 127</w:t>
+      </w:r>
+      <w:r>
+        <w:rPr>
+          <w:rFonts w:ascii="Times New Roman" w:cs="Times New Roman" w:eastAsia="Times New Roman" w:hAnsi="Times New Roman"/>
+          <w:i w:val="false"/>
+          <w:iCs w:val="false"/>
+          <w:sz w:val="24"/>
+          <w:szCs w:val="24"/>
+        </w:rPr>
+        <w:t xml:space="preserve">, 221–232. https://doi.org/10.1016/j.resconrec.2017.09.005</w:t>
       </w:r>
     </w:p>
     <w:p>
@@ -5370,7 +5384,7 @@
           <w:sz w:val="24"/>
           <w:szCs w:val="24"/>
         </w:rPr>
-        <w:t xml:space="preserve">Myers, W. (2018). </w:t>
+        <w:t xml:space="preserve">Lee, J.-Y., Lee, S.-E. ve Lee, D.-W. (2022). Current status and future prospects of biological routes to bio-based products using raw materials, wastes, and residues as renewable resources. </w:t>
       </w:r>
       <w:r>
         <w:rPr>
@@ -5380,17 +5394,17 @@
           <w:sz w:val="24"/>
           <w:szCs w:val="24"/>
         </w:rPr>
-        <w:t xml:space="preserve">Bio design</w:t>
-      </w:r>
-      <w:r>
-        <w:rPr>
-          <w:rFonts w:ascii="Times New Roman" w:cs="Times New Roman" w:eastAsia="Times New Roman" w:hAnsi="Times New Roman"/>
-          <w:i w:val="false"/>
-          <w:iCs w:val="false"/>
-          <w:sz w:val="24"/>
-          <w:szCs w:val="24"/>
-        </w:rPr>
-        <w:t xml:space="preserve">. Thames &amp; Hudson.</w:t>
+        <w:t xml:space="preserve">Critical Reviews in Environmental Science and Technology, 52</w:t>
+      </w:r>
+      <w:r>
+        <w:rPr>
+          <w:rFonts w:ascii="Times New Roman" w:cs="Times New Roman" w:eastAsia="Times New Roman" w:hAnsi="Times New Roman"/>
+          <w:i w:val="false"/>
+          <w:iCs w:val="false"/>
+          <w:sz w:val="24"/>
+          <w:szCs w:val="24"/>
+        </w:rPr>
+        <w:t xml:space="preserve">(14). https://doi.org/10.1080/10643389.2021.1880259</w:t>
       </w:r>
     </w:p>
     <w:p>
@@ -5407,7 +5421,7 @@
           <w:sz w:val="24"/>
           <w:szCs w:val="24"/>
         </w:rPr>
-        <w:t xml:space="preserve">O’Rourke, J. ve Seepersad, C. C. (2015). Using biology as a model for sustainability: Insights for ecodesign and bioinspired design practitioners. </w:t>
+        <w:t xml:space="preserve">Myers, W. (2018). </w:t>
       </w:r>
       <w:r>
         <w:rPr>
@@ -5417,6 +5431,43 @@
           <w:sz w:val="24"/>
           <w:szCs w:val="24"/>
         </w:rPr>
+        <w:t xml:space="preserve">Bio design</w:t>
+      </w:r>
+      <w:r>
+        <w:rPr>
+          <w:rFonts w:ascii="Times New Roman" w:cs="Times New Roman" w:eastAsia="Times New Roman" w:hAnsi="Times New Roman"/>
+          <w:i w:val="false"/>
+          <w:iCs w:val="false"/>
+          <w:sz w:val="24"/>
+          <w:szCs w:val="24"/>
+        </w:rPr>
+        <w:t xml:space="preserve">. Thames &amp; Hudson.</w:t>
+      </w:r>
+    </w:p>
+    <w:p>
+      <w:pPr>
+        <w:spacing w:after="140" w:line="360"/>
+        <w:ind w:left="567" w:hanging="567"/>
+        <w:jc w:val="left"/>
+      </w:pPr>
+      <w:r>
+        <w:rPr>
+          <w:rFonts w:ascii="Times New Roman" w:cs="Times New Roman" w:eastAsia="Times New Roman" w:hAnsi="Times New Roman"/>
+          <w:i w:val="false"/>
+          <w:iCs w:val="false"/>
+          <w:sz w:val="24"/>
+          <w:szCs w:val="24"/>
+        </w:rPr>
+        <w:t xml:space="preserve">O’Rourke, J. ve Seepersad, C. C. (2015). Using biology as a model for sustainability: Insights for ecodesign and bioinspired design practitioners. </w:t>
+      </w:r>
+      <w:r>
+        <w:rPr>
+          <w:rFonts w:ascii="Times New Roman" w:cs="Times New Roman" w:eastAsia="Times New Roman" w:hAnsi="Times New Roman"/>
+          <w:i/>
+          <w:iCs/>
+          <w:sz w:val="24"/>
+          <w:szCs w:val="24"/>
+        </w:rPr>
         <w:t xml:space="preserve">Proceedings of the 20th International Conference on Engineering Design (ICED15)</w:t>
       </w:r>
       <w:r>
@@ -5428,6 +5479,43 @@
           <w:szCs w:val="24"/>
         </w:rPr>
         <w:t xml:space="preserve">, Milano, İtalya, 27–30 Temmuz 2015.</w:t>
+      </w:r>
+    </w:p>
+    <w:p>
+      <w:pPr>
+        <w:spacing w:after="140" w:line="360"/>
+        <w:ind w:left="567" w:hanging="567"/>
+        <w:jc w:val="left"/>
+      </w:pPr>
+      <w:r>
+        <w:rPr>
+          <w:rFonts w:ascii="Times New Roman" w:cs="Times New Roman" w:eastAsia="Times New Roman" w:hAnsi="Times New Roman"/>
+          <w:i w:val="false"/>
+          <w:iCs w:val="false"/>
+          <w:sz w:val="24"/>
+          <w:szCs w:val="24"/>
+        </w:rPr>
+        <w:t xml:space="preserve">Pedersen Zari, M. ve Storey, J. B. (2007). An ecosystem based biomimetic theory for a regenerative built environment. </w:t>
+      </w:r>
+      <w:r>
+        <w:rPr>
+          <w:rFonts w:ascii="Times New Roman" w:cs="Times New Roman" w:eastAsia="Times New Roman" w:hAnsi="Times New Roman"/>
+          <w:i/>
+          <w:iCs/>
+          <w:sz w:val="24"/>
+          <w:szCs w:val="24"/>
+        </w:rPr>
+        <w:t xml:space="preserve">Sustainable Building Conference 07 (SB07)</w:t>
+      </w:r>
+      <w:r>
+        <w:rPr>
+          <w:rFonts w:ascii="Times New Roman" w:cs="Times New Roman" w:eastAsia="Times New Roman" w:hAnsi="Times New Roman"/>
+          <w:i w:val="false"/>
+          <w:iCs w:val="false"/>
+          <w:sz w:val="24"/>
+          <w:szCs w:val="24"/>
+        </w:rPr>
+        <w:t xml:space="preserve">, Lizbon, Portekiz, 12–14 Eylül 2007.</w:t>
       </w:r>
     </w:p>
     <w:p>

--- a/Kitap_Bolumu_Biyotasarim_Malzeme_Secimi.docx
+++ b/Kitap_Bolumu_Biyotasarim_Malzeme_Secimi.docx
@@ -131,7 +131,7 @@
           <w:sz w:val="24"/>
           <w:szCs w:val="24"/>
         </w:rPr>
-        <w:t xml:space="preserve">Biyolojik temelli malzemeler bu tabloya verilen yanıtlardan biridir. Bourbia ve diğ. (2023), bu malzemelerin yenilenebilirlik, düşük gömülü enerji ve ısıl düzenleme kapasitesi gibi avantajlar taşıdığını derler. Andréen ve Goidea (2022) ise önemli bir uyarıda bulunur. Biyomalzemeler inşaat sektörünün ekolojik etkisini azaltmak için potansiyel bir araçtır, fakat bu potansiyelin en üst düzeye çıkması geleneksel yapı malzemelerinden önemli ölçüde farklı yaklaşımlar gerektirir. Uyarı bölümün çıkış noktasıdır. Biyolojik temelli bir malzemeyi yerleşik bir malzemenin yerine koymak, tasarım yaklaşımını değiştirmediği sürece sınırlı bir dönüşüm üretir.</w:t>
+        <w:t xml:space="preserve">Biyolojik temelli malzemeler bu tabloya verilen yanıtlardan biridir. Bourbia ve diğ. (2023), bu malzemelerin yenilenebilirlik, düşük gömülü enerji ve ısıl düzenleme kapasitesi gibi avantajlar taşıdığını derler. Andréen ve Goidea (2022) ise önemli bir uyarıda bulunur. Biyomalzemeler inşaat sektörünün ekolojik etkisini azaltmak için potansiyel bir araçtır, fakat bu potansiyelin en üst düzeye çıkması geleneksel yapı malzemelerinden önemli ölçüde farklı yaklaşımlar gerektirir. Bu uyarı bölümün çıkış noktasını oluşturur, çünkü biyolojik temelli bir malzemeyi yerleşik bir malzemenin yerine koymak, tasarım yaklaşımını değiştirmediği sürece sınırlı bir dönüşüm üretir.</w:t>
       </w:r>
     </w:p>
     <w:p>
@@ -145,7 +145,7 @@
           <w:sz w:val="24"/>
           <w:szCs w:val="24"/>
         </w:rPr>
-        <w:t xml:space="preserve">Literatür bu sınırlılığı iki düzeyde bildirir. Birincisi kavramsaldır. Kırbaş Akyürek ve diğ. (2020), canlı ve üretilmiş bileşenlerin bir araya gelmesini adlandıran terminolojinin çeşitlilik içinde sıkışıp kaldığını bulgulamıştır. Benzer bir belirsizlik döngüsellik kavramında da görülür. Kirchherr ve diğ. (2017), 114 döngüsel ekonomi tanımını kodladıkları çalışmada kavramın en sık azaltma, yeniden kullanma ve geri dönüştürme etkinliklerinin bileşimi olarak betimlendiğini saptar. Döngüselliğin sistemsel bir değişim gerektirdiği ise çoğu kez vurgulanmaz. İkinci düzey malzemenin kendisine ilişkindir. O’Rourke ve Seepersad (2015), biyolojik organizmaların çevresel avantajlarına ilişkin iddiaların genel olarak doğru olduğunu, fakat her avantaj için önemli istisnalar barındırdığını göstermiştir. Biyolojik köken, kısacası, sürdürülebilirliğin de döngüselliğin de kendiliğinden güvencesi değildir.</w:t>
+        <w:t xml:space="preserve">Literatürün bildirdiği sınırlılık iki düzeyde işler. Kavramsal düzeyde Kırbaş Akyürek ve diğ. (2020), canlı ve üretilmiş bileşenlerin bir araya gelmesini adlandıran terminolojinin çeşitlilik içinde sıkışıp kaldığını bulgulamıştır. Benzer bir belirsizlik döngüsellik kavramında da görülür. Kirchherr ve diğ. (2017), 114 döngüsel ekonomi tanımını kodladıkları çalışmada kavramın en sık azaltma, yeniden kullanma ve geri dönüştürme etkinliklerinin bileşimi olarak betimlendiğini saptar. Döngüselliğin sistemsel bir değişim gerektirdiği ise çoğu kez vurgulanmaz. Malzeme düzeyinde ise O’Rourke ve Seepersad (2015), biyolojik organizmaların çevresel avantajlarına ilişkin iddiaların genel olarak doğru olmakla birlikte her avantaj için önemli istisnalar barındırdığını göstermiştir. Biyolojik köken, kısacası, sürdürülebilirliğin de döngüselliğin de kendiliğinden güvencesi değildir.</w:t>
       </w:r>
     </w:p>
     <w:p>
@@ -173,7 +173,7 @@
           <w:sz w:val="24"/>
           <w:szCs w:val="24"/>
         </w:rPr>
-        <w:t xml:space="preserve">Bölümün araştırma sorusu buradan türetilmiştir. İç mimarlıkta biyolojik temelli malzeme seçimi, sürdürülebilirlik, döngüsellik ve dirençlilik ölçütlerini birlikte ele alan bir tasarım yaklaşımı olarak nasıl kavramsallaştırılabilir? Soruya verilen geçici yanıt, yani bölümün temel savı şudur. Biyotasarım ve biyolojik temelli malzemeler iç mimarlıkta yalnızca daha sürdürülebilir seçenekler sunmaz, malzeme seçiminin ölçütlerini ve tasarımcının kaynakla, üretimle, kullanımla ve atıkla kurduğu ilişkiyi yeniden tanımlar. Buna bağlı olarak bir malzemenin döngüselliği ve dirençliliği, biyolojik kökeninden çok tasarım aşamasında alınan bileşim, birleşim ve ömür sonu kararlarıyla önemli ölçüde şekillenir. Bu kararlar tek belirleyici değildir. Tedarik altyapısı, pazar koşulları, mevzuat ve kullanıcı davranışı da sonucu etkiler ve söz konusu etkenler yedinci başlıktaki çerçevede ayrı bir boyut olarak ele alınır.</w:t>
+        <w:t xml:space="preserve">Bölümün araştırma sorusu bu zeminden doğmuştur ve iç mimarlıkta biyolojik temelli malzeme seçiminin, sürdürülebilirlik, döngüsellik ve dirençlilik ölçütlerini birlikte gözeten bir tasarım yaklaşımı olarak nasıl kavramsallaştırılabileceği biçiminde belirlenmiştir. Bölümün temel savı ise şöyle özetlenebilir. Biyotasarım ve biyolojik temelli malzemeler iç mimarlıkta yalnızca daha sürdürülebilir seçenekler sunmakla kalmaz, malzeme seçiminin ölçütlerini ve tasarımcının kaynakla, üretimle, kullanımla ve atıkla kurduğu ilişkiyi yeniden tanımlar. Buradan türeyen ikinci bir önerme, bir malzemenin döngüselliğinin ve dirençliliğinin biyolojik kökeninden çok tasarım aşamasında alınan bileşim, birleşim ve ömür sonu kararlarıyla şekillendiğidir. Söz konusu kararların tek belirleyici olmadığını, tedarik altyapısının, pazar koşullarının, mevzuatın ve kullanıcı davranışının da sonucu etkilediğini eklemek gerekir. Bu etkenler yedinci başlıktaki çerçevede ayrı bir boyut olarak ele alınmaktadır.</w:t>
       </w:r>
     </w:p>
     <w:p>
@@ -187,7 +187,7 @@
           <w:sz w:val="24"/>
           <w:szCs w:val="24"/>
         </w:rPr>
-        <w:t xml:space="preserve">Soru, ikinci başlıktan sekizinci başlığa uzanan yedi bölüm üzerinden ele alınmaktadır. İkinci başlık biyotasarımı komşu kavramlardan ayırır (Tablo 1), üçüncü başlık biyolojik temelli malzemeleri sınıflandırır (Tablo 2), dördüncü ve beşinci başlıklar döngüsellik ile dirençliliği tartışır. Altıncı başlık tartışmayı iç mekân ölçeğine taşır. Yedinci başlık malzemelerin potansiyel ve sınırlılıklarını karşılaştırır (Tablo 3) ve altı boyutlu bir değerlendirme çerçevesi önerir (Tablo 4). Sekizinci başlık bulguları üç düzlemde toparlar (Şekil 1). Bölüm seçilmiş kaynaklara dayanan kuramsal bir derlemedir, sistematik bir yazın taraması amaçlanmamıştır.</w:t>
+        <w:t xml:space="preserve">Tartışma, kavramsal ayrımlardan başlayıp malzeme, döngüsellik ve dirençlilik tartışmalarından geçerek iç mekân ölçeğine ve oradan da bir değerlendirme önerisine doğru ilerlemektedir. Yol boyunca dört tablo ile bir şekil kullanılmış, kavramlar arasındaki ayrımlar (Tablo 1), malzeme yaklaşımlarının karşılaştırması (Tablo 2), potansiyel ile sınırlılıkların dökümü (Tablo 3) ve önerilen çerçeve (Tablo 4, Şekil 1) bu görsellerde toplanmıştır. Çalışma seçilmiş kaynaklara dayanan kuramsal bir derleme niteliğindedir ve sistematik bir yazın taraması amaçlamamaktadır.</w:t>
       </w:r>
     </w:p>
     <w:p>
@@ -218,7 +218,7 @@
           <w:sz w:val="24"/>
           <w:szCs w:val="24"/>
         </w:rPr>
-        <w:t xml:space="preserve">Biyoloji ile tasarım arasındaki ilişkiyi tanımlayan kavramlar son yirmi yılda hızla çoğaldı. Bu çoğalma ortak bir terminoloji üretmedi. Aşağıda önce belirsizliğin niteliği ortaya konmakta, ardından biyotasarımın komşu kavramlardan hangi noktada ayrıldığı ve ayrımın tasarımcının rolü açısından ne anlama geldiği tartışılmaktadır.</w:t>
+        <w:t xml:space="preserve">Biyoloji ile tasarım arasındaki ilişkiyi adlandıran kavramlar son yirmi yılda hızla çoğalmış, ancak bu çoğalma ortak bir terminoloji üretmemiştir. Kavramların birbirinin yerine kullanılması yalnızca bir adlandırma sorunu değildir, çünkü hangi terimin seçildiği tartışmanın hangi düzlemde yürütüleceğini de belirler. Biyotasarımın ne olduğu, nereden ayrıldığı ve tasarımcıyı nereye yerleştirdiği bu nedenle işin başında netleştirilmelidir.</w:t>
       </w:r>
     </w:p>
     <w:p>
@@ -249,7 +249,7 @@
           <w:sz w:val="24"/>
           <w:szCs w:val="24"/>
         </w:rPr>
-        <w:t xml:space="preserve">Kırbaş Akyürek ve diğ. (2020), yapı tasarımında canlı ve üretilmiş bileşenlerin bir araya gelmesini konu alan terminolojiyi araştırmıştır. Örneklerin adlandırılmasında “biyo” önekiyle üretilmiş terimler, örneğin biyobeton ve biyotuğla, ilk sırada yer alır. Bunları “akıllı”, “canlı” ve “büyüyen” nitelemeleri izler. Temel bulgularına göre literatürde genel kabul görmüş bir şemsiye terim yoktur. Belirsizliğin kaynağı ikilidir. Bir yanda doğanın ve doğal süreçlerin kapsamlı niteliği, diğer yanda aynı tekniklerin farklı disiplinlerce farklı yorumlanması vardır. Kavramların kaynak dilde dahi yerleşmemiş olması, Türkçeye aktarımdaki karışıklığın yalnızca çeviriden doğmadığını düşündürür.</w:t>
+        <w:t xml:space="preserve">Kırbaş Akyürek ve diğ. (2020), yapı tasarımında canlı ve üretilmiş bileşenlerin bir araya gelmesini konu alan terminolojiyi araştırmıştır. Temel bulgularına göre literatürde genel kabul görmüş bir şemsiye terim yoktur. Belirsizlik iki kaynaktan beslenir ve bir yanda doğanın ve doğal süreçlerin kapsamlı niteliği, diğer yanda aynı tekniklerin farklı disiplinlerce farklı yorumlanması durur. Kavramların kaynak dilde dahi yerleşmemiş olması, Türkçeye aktarımdaki karışıklığın yalnızca çeviriden doğmadığını düşündürür.</w:t>
       </w:r>
     </w:p>
     <w:p>
@@ -264,30 +264,6 @@
           <w:szCs w:val="24"/>
         </w:rPr>
         <w:t xml:space="preserve">Belirsizliğin en yaygın görünümü, biyotasarımın biyomimikriyle aynı tutulmasıdır. Kırbaş Akyürek ve diğ. (2020) bu eşitlemenin neden sürdürülemeyeceğini açık biçimde tartışır. Biyomimikrinin temel amacı biyolojik süreçleri teknolojilere çevirmektir ve terim biyolojik malzeme kullanımına işaret etmez. Yazarlar aynı gerekçeyle biyoesinlenme, biyomerkezcilik, biyofili ve biyomimarlık kavramlarını da birbirinden ayırır. Onlara göre bu kavramların kapsamı, canlı ve üretilmiş bileşenler arasındaki güncel bağları belirlemek için fazla geniştir (Tablo 1).</w:t>
-      </w:r>
-    </w:p>
-    <w:p>
-      <w:pPr>
-        <w:keepNext/>
-        <w:spacing w:after="140" w:before="400" w:line="240"/>
-      </w:pPr>
-      <w:r>
-        <w:rPr>
-          <w:rFonts w:ascii="Times New Roman" w:cs="Times New Roman" w:eastAsia="Times New Roman" w:hAnsi="Times New Roman"/>
-          <w:sz w:val="22"/>
-          <w:szCs w:val="22"/>
-        </w:rPr>
-        <w:t xml:space="preserve">Tablo 1. </w:t>
-      </w:r>
-      <w:r>
-        <w:rPr>
-          <w:rFonts w:ascii="Times New Roman" w:cs="Times New Roman" w:eastAsia="Times New Roman" w:hAnsi="Times New Roman"/>
-          <w:i/>
-          <w:iCs/>
-          <w:sz w:val="22"/>
-          <w:szCs w:val="22"/>
-        </w:rPr>
-        <w:t xml:space="preserve">Doğa ile tasarım arasındaki ilişkiyi tanımlayan kavramlar</w:t>
       </w:r>
     </w:p>
     <w:tbl>
@@ -1124,13 +1100,26 @@
     </w:tbl>
     <w:p>
       <w:pPr>
-        <w:spacing w:after="340" w:before="130" w:line="240"/>
-      </w:pPr>
-      <w:r>
-        <w:rPr>
-          <w:rFonts w:ascii="Times New Roman" w:cs="Times New Roman" w:eastAsia="Times New Roman" w:hAnsi="Times New Roman"/>
-          <w:i/>
-          <w:iCs/>
+        <w:spacing w:after="300" w:before="140" w:line="240"/>
+        <w:jc w:val="center"/>
+      </w:pPr>
+      <w:r>
+        <w:rPr>
+          <w:rFonts w:ascii="Times New Roman" w:cs="Times New Roman" w:eastAsia="Times New Roman" w:hAnsi="Times New Roman"/>
+          <w:sz w:val="22"/>
+          <w:szCs w:val="22"/>
+        </w:rPr>
+        <w:t xml:space="preserve">Tablo 1. Doğa ile tasarım arasındaki ilişkiyi tanımlayan kavramlar</w:t>
+      </w:r>
+    </w:p>
+    <w:p>
+      <w:pPr>
+        <w:spacing w:after="340" w:before="0" w:line="240"/>
+        <w:jc w:val="center"/>
+      </w:pPr>
+      <w:r>
+        <w:rPr>
+          <w:rFonts w:ascii="Times New Roman" w:cs="Times New Roman" w:eastAsia="Times New Roman" w:hAnsi="Times New Roman"/>
           <w:sz w:val="18"/>
           <w:szCs w:val="18"/>
         </w:rPr>
@@ -1148,7 +1137,7 @@
           <w:sz w:val="24"/>
           <w:szCs w:val="24"/>
         </w:rPr>
-        <w:t xml:space="preserve">Tablo 1’deki dağılım, kavramların aynı soyutlama düzeyinde bulunmadığını da açığa çıkarır. Biyomimikri ve biyoesinlenme bir aktarım yöntemini, biyomerkezcilik bir etik konumu, biyofili bir deneyim ilişkisini, biyomimarlık ise bir ölçeği adlandırır. Aralarındaki seçim yalnızca terim tercihi değildir, tartışmanın hangi düzlemde yürütüleceğine ilişkin bir karardır. İç mimarlık açısından ayrım özellikle biyofili ile biyotasarım arasında önem kazanır. Biyofili doğayla kurulan duyusal ilişkiyi, biyotasarım ise bileşenin maddi kuruluşunu konu alır ve bu bölüm ikincisiyle ilgilenir. Myers (2018) de biyoloji ile teknolojinin kaynaşmasını bu terimle açıklar.</w:t>
+        <w:t xml:space="preserve">Tablo 1’deki dağılım, kavramların aynı soyutlama düzeyinde bulunmadığını da açığa çıkarır. Biyomimikri ve biyoesinlenme bir aktarım yöntemini, biyomerkezcilik bir etik konumu, biyofili bir deneyim ilişkisini, biyomimarlık ise bir ölçeği adlandırır. İç mimarlık açısından ayrım özellikle biyofili ile biyotasarım arasında önem kazanır. Biyofili doğayla kurulan duyusal ilişkiyi, biyotasarım ise bileşenin maddi kuruluşunu konu alır ve bu bölüm ikincisiyle ilgilenir. Myers (2018) de biyoloji ile teknolojinin kaynaşmasını bu terimle açıklar.</w:t>
       </w:r>
     </w:p>
     <w:p>
@@ -1179,7 +1168,7 @@
           <w:sz w:val="24"/>
           <w:szCs w:val="24"/>
         </w:rPr>
-        <w:t xml:space="preserve">Literatürdeki en keskin kavramsal ayrımlardan birini Andréen ve Goidea (2022) kurar. Yazarlara göre biyotasarım, biyolojik malzemeleri ve yaklaşımları yapılar gibi insan uygulamaları için kullanan tasarımı anlatır. Biyolojik tasarım ise genotipleri fenotiplere bağlayan morfogenetik süreçlere işaret eder. Ayrım kavramsal olarak belirleyicidir. Biyotasarım tasarımcının pratiğini, biyolojik tasarım doğanın kendi sürecini adlandırır ve ikincisi birincisi için bir model işlevi görür. Yazarlara göre bağ hem doğrudandır hem dolaylıdır. Canlı organizmaların tasarıma katılması, onların yaşamını sürdüren süreçlere yapılı çevrede yer açılmasını gerektirir. Biyolojik ilkelerle çalışmak ise tasarımla başarılabileceklerin kapsamını genişletir.</w:t>
+        <w:t xml:space="preserve">Literatürdeki en keskin kavramsal ayrımlardan birini Andréen ve Goidea (2022) kurar. Yazarlara göre biyotasarım, biyolojik malzemeleri ve yaklaşımları yapılar gibi insan uygulamaları için kullanan tasarımı anlatır. Biyolojik tasarım ise genotipleri fenotiplere bağlayan morfogenetik süreçlere işaret eder. Ayrımın kavramsal ağırlığı şuradan gelir. Biyotasarım tasarımcının pratiğini, biyolojik tasarım ise doğanın kendi sürecini adlandırır ve ikincisi birincisi için bir model işlevi görür. Yazarlara göre bağ hem doğrudandır hem dolaylıdır. Canlı organizmaların tasarıma katılması, onların yaşamını sürdüren süreçlere yapılı çevrede yer açılmasını gerektirir. Biyolojik ilkelerle çalışmak ise tasarımla başarılabileceklerin kapsamını genişletir.</w:t>
       </w:r>
     </w:p>
     <w:p>
@@ -1235,7 +1224,7 @@
           <w:sz w:val="24"/>
           <w:szCs w:val="24"/>
         </w:rPr>
-        <w:t xml:space="preserve">Ayrımın neden önemli olduğunu biyomimikri literatürünün kendi içinden gelen bir eleştiri gösterir. Pedersen Zari ve Storey (2007), taklidin organizma, davranış ve ekosistem olmak üzere üç düzeyde gerçekleşebileceğini belirtir. Yazarlara göre yalnızca organizma düzeyinde taklit eden ürün ve malzemeler, yaşam döngüsü açısından bakıldığında kendiliğinden daha sürdürülebilir değildir. Verdikleri örnek cırt banttır. Ürün bitki tohumlarının hayvan tüyüne tutunma biçimini taklit eder, ancak petrokimyasal kökenlidir ve genellikle geri dönüştürülmez. Biçimi ya da işlevi ödünç almak ekolojik bir kazanç güvencesi oluşturmaz. Ayrımın iç mimarlıktaki pratik karşılığı da bu noktadadır. Doğal görünümlü bir yüzey üretmek ile bileşeni doğanın örgütlenme mantığına göre kurgulamak aynı şey değildir.</w:t>
+        <w:t xml:space="preserve">Ayrımın neden önemli olduğunu biyomimikri literatürünün kendi içinden gelen bir eleştiri gösterir. Pedersen Zari ve Storey (2007), taklidin organizma, davranış ve ekosistem olmak üzere üç düzeyde gerçekleşebileceğini belirtir. Yazarlara göre yalnızca organizma düzeyinde taklit eden ürün ve malzemeler, yaşam döngüsü açısından bakıldığında kendiliğinden daha sürdürülebilir değildir. Verdikleri örnek olan cırt bant, bitki tohumlarının hayvan tüyüne tutunma biçimini taklit etmesine karşın petrokimyasal kökenlidir ve genellikle geri dönüştürülmez. Biçimi ya da işlevi ödünç almak ekolojik bir kazanç güvencesi oluşturmaz. Ayrımın iç mimarlıktaki pratik karşılığı da bu noktadadır. Doğal görünümlü bir yüzey üretmek ile bileşeni doğanın örgütlenme mantığına göre kurgulamak aynı şey değildir.</w:t>
       </w:r>
     </w:p>
     <w:p>
@@ -1311,7 +1300,7 @@
           <w:sz w:val="24"/>
           <w:szCs w:val="24"/>
         </w:rPr>
-        <w:t xml:space="preserve">Önceki başlıkta biyotasarım bir tasarım yaklaşımı olarak ele alındı. Burada ise yaklaşımın ürettiği malzemeler, yani nesne düzlemi inceleniyor.</w:t>
+        <w:t xml:space="preserve">Doğadan türeyen malzemeler literatürde çoğu kez tek bir torbada toplanır, oysa aralarındaki fark yalnızca hammaddede değil, doğanın üretim sürecine hangi düzeyde katıldığındadır. Bu ayrımın yapılması, malzemelerin ömür sonu davranışına ve tasarımcıdan beklenen işe dair birbirinden hayli farklı sonuçlar doğurur.</w:t>
       </w:r>
     </w:p>
     <w:p>
@@ -1342,7 +1331,7 @@
           <w:sz w:val="24"/>
           <w:szCs w:val="24"/>
         </w:rPr>
-        <w:t xml:space="preserve">Doğa temelli malzemeler literatürde sıklıkla tek bir başlık altında toplanır ve bu da kavramsal bir belirsizlik üretir. Chayaamor-Heil ve diğ. (2023), mimarlık ve inşaat alanındaki güncel araştırmaları derlediği çalışmada alanı üç ayrı yaklaşıma ayırır: biyomimikri temelli, biyolojik temelli ve canlı malzeme tasarımları. Birinci kategori, ikinci başlıkta ele alınan biyomimikri yaklaşımının malzeme ölçeğindeki karşılığıdır. Ayrımın belirleyici ölçütü doğanın tasarım sürecine dahil olma düzeyidir. Biyomimikri temelli malzemelerde doğa bir ilke ya da strateji kaynağıdır ve malzemenin kendisinde biyolojik bir bileşen bulunmaz. Biyolojik temelli malzemelerde doğa bir girdi kaynağıdır. Malzeme biyolojik kökenli hammaddelerden üretilir, ancak kullanım anında canlı değildir.</w:t>
+        <w:t xml:space="preserve">Doğa temelli malzemeler literatürde sıklıkla tek bir başlık altında toplanır ve bu da kavramsal bir belirsizlik üretir. Chayaamor-Heil ve diğ. (2023), mimarlık ve inşaat alanındaki güncel araştırmaları derlediği çalışmada alanı üç ayrı yaklaşıma ayırır: biyomimikri temelli, biyolojik temelli ve canlı malzeme tasarımları. Ayrımın belirleyici ölçütü doğanın tasarım sürecine dahil olma düzeyidir. Biyomimikri temelli malzemelerde doğa bir ilke ya da strateji kaynağıdır ve malzemenin kendisinde biyolojik bir bileşen bulunmaz. Biyolojik temelli malzemelerde doğa bir girdi kaynağıdır. Malzeme biyolojik kökenli hammaddelerden üretilir, ancak kullanım anında canlı değildir.</w:t>
       </w:r>
     </w:p>
     <w:p>
@@ -1356,31 +1345,7 @@
           <w:sz w:val="24"/>
           <w:szCs w:val="24"/>
         </w:rPr>
-        <w:t xml:space="preserve">Üçüncü kategori dikkatli bir okuma gerektirir. Kaynak bu grubu canlı malzeme tasarımları olarak adlandırsa da, üretimde canlı organizma bulunması ile malzemenin kullanım anında canlı olması aynı şey değildir. Miselyum biyokompozitlerde organizma büyüme aşamasında etkindir, nihai bileşen ise çoğu uygulamada kurutularak etkisizleştirilir. Attias ve diğ. (2020), bu malzemelerde nihai özelliklerin mantar türü ile alt tabaka bileşimine ve üretim koşullarına bağlı olduğunu gösterir. Bu nedenle üçüncü kategori burada canlı organizmayla üretilen malzemeler olarak anılmakta, organizmanın kullanım süresince de etkin kaldığı durumlar yaşayan malzeme sistemleri biçiminde ayrı tutulmaktadır (Tablo 2).</w:t>
-      </w:r>
-    </w:p>
-    <w:p>
-      <w:pPr>
-        <w:keepNext/>
-        <w:spacing w:after="140" w:before="400" w:line="240"/>
-      </w:pPr>
-      <w:r>
-        <w:rPr>
-          <w:rFonts w:ascii="Times New Roman" w:cs="Times New Roman" w:eastAsia="Times New Roman" w:hAnsi="Times New Roman"/>
-          <w:sz w:val="22"/>
-          <w:szCs w:val="22"/>
-        </w:rPr>
-        <w:t xml:space="preserve">Tablo 2. </w:t>
-      </w:r>
-      <w:r>
-        <w:rPr>
-          <w:rFonts w:ascii="Times New Roman" w:cs="Times New Roman" w:eastAsia="Times New Roman" w:hAnsi="Times New Roman"/>
-          <w:i/>
-          <w:iCs/>
-          <w:sz w:val="22"/>
-          <w:szCs w:val="22"/>
-        </w:rPr>
-        <w:t xml:space="preserve">Doğa temelli malzeme yaklaşımlarının karşılaştırması</w:t>
+        <w:t xml:space="preserve">Üçüncü kategori dikkatli bir okuma gerektirir. Kaynak bu grubu canlı malzeme tasarımları olarak adlandırsa da, üretimde canlı organizma bulunması ile malzemenin kullanım anında canlı olması aynı şey değildir. Miselyum biyokompozitlerde organizma büyüme aşamasında etkindir, nihai bileşen ise çoğu uygulamada kurutularak etkisizleştirilir. Bu nedenle üçüncü kategori burada canlı organizmayla üretilen malzemeler olarak anılmakta, organizmanın kullanım süresince de etkin kaldığı durumlar yaşayan malzeme sistemleri biçiminde ayrı tutulmaktadır (Tablo 2).</w:t>
       </w:r>
     </w:p>
     <w:tbl>
@@ -2116,6 +2081,20 @@
     </w:tbl>
     <w:p>
       <w:pPr>
+        <w:spacing w:after="300" w:before="140" w:line="240"/>
+        <w:jc w:val="center"/>
+      </w:pPr>
+      <w:r>
+        <w:rPr>
+          <w:rFonts w:ascii="Times New Roman" w:cs="Times New Roman" w:eastAsia="Times New Roman" w:hAnsi="Times New Roman"/>
+          <w:sz w:val="22"/>
+          <w:szCs w:val="22"/>
+        </w:rPr>
+        <w:t xml:space="preserve">Tablo 2. Doğa temelli malzeme yaklaşımlarının karşılaştırması</w:t>
+      </w:r>
+    </w:p>
+    <w:p>
+      <w:pPr>
         <w:spacing w:after="160" w:line="360"/>
         <w:jc w:val="both"/>
       </w:pPr>
@@ -2274,24 +2253,7 @@
           <w:sz w:val="24"/>
           <w:szCs w:val="24"/>
         </w:rPr>
-        <w:t xml:space="preserve">Üçüncü başlık malzemeleri sınıflandırdı. Dördüncü başlık bu malzemelerin döngüsel ekonomi sistemleriyle ilişkisini ele alıyor. Temel soru, biyolojik kökenin tek başına bir döngüsellik güvencesi oluşturup oluşturmadığıdır.</w:t>
-      </w:r>
-    </w:p>
-    <w:p>
-      <w:pPr>
-        <w:pStyle w:val="Heading2"/>
-        <w:spacing w:after="170" w:before="320" w:line="360"/>
-      </w:pPr>
-      <w:r>
-        <w:rPr>
-          <w:rFonts w:ascii="Times New Roman" w:cs="Times New Roman" w:eastAsia="Times New Roman" w:hAnsi="Times New Roman"/>
-          <w:b/>
-          <w:bCs/>
-          <w:color w:val="000000"/>
-          <w:sz w:val="24"/>
-          <w:szCs w:val="24"/>
-        </w:rPr>
-        <w:t xml:space="preserve">4.1. Döngüsel ekonomi ve yapılı çevre</w:t>
+        <w:t xml:space="preserve">Biyolojik kökenli bir malzemenin döngüsel sayılıp sayılamayacağı, ilk bakışta malzemenin kendisine ilişkin bir soru gibi görünür. Aşağıdaki tartışma, yanıtın büyük ölçüde başka bir yerde, kavramın tanımında ve tasarım aşamasında alınan kararlarda aranması gerektiğini göstermektedir.</w:t>
       </w:r>
     </w:p>
     <w:p>
@@ -2333,24 +2295,7 @@
           <w:sz w:val="24"/>
           <w:szCs w:val="24"/>
         </w:rPr>
-        <w:t xml:space="preserve">İlk kesişme noktası girdi tarafındadır. Ahşap dışı biyolojik temelli yapı malzemeleri çoğunlukla atıktan elde edilir, buna karşılık tarımsal atığın inşaat sektöründeki kullanımı sınırlı kalır (Edalat, 2026). Kaynakların coğrafi dağılımı da belirleyicidir. Orman örtüsünün neredeyse yarısı dört ülkede yoğunlaşırken ahşap, Orta Doğu ve Kuzey Afrika gibi bölgelerde kıttır. Türkiye bu tablonun tam ortasında yer alır. Toklu (2017), ülkenin kullanılabilir biyokütle potansiyelini yaklaşık 17 milyon ton eşdeğer petrol olarak hesaplar ve bunun orman, tarım ve hayvancılık artıkları ile organik kentsel atıktan oluştuğunu belirtir. Fındık kabuğu, buğday sapı ve çeltik kavuzu gibi artıkların halen ağırlıklı olarak yakıt değeri üzerinden değerlendirilmesi, iç mekân bileşeni açısından henüz açılmamış bir malzeme kaynağına işaret eder.</w:t>
-      </w:r>
-    </w:p>
-    <w:p>
-      <w:pPr>
-        <w:pStyle w:val="Heading2"/>
-        <w:spacing w:after="170" w:before="320" w:line="360"/>
-      </w:pPr>
-      <w:r>
-        <w:rPr>
-          <w:rFonts w:ascii="Times New Roman" w:cs="Times New Roman" w:eastAsia="Times New Roman" w:hAnsi="Times New Roman"/>
-          <w:b/>
-          <w:bCs/>
-          <w:color w:val="000000"/>
-          <w:sz w:val="24"/>
-          <w:szCs w:val="24"/>
-        </w:rPr>
-        <w:t xml:space="preserve">4.2. Tasarım aşamasında verilen kararlar</w:t>
+        <w:t xml:space="preserve">Kavram ile malzeme arasındaki ilk kesişme girdi tarafındadır. Ahşap dışı biyolojik temelli yapı malzemeleri çoğunlukla atıktan elde edilmesine karşın tarımsal atığın inşaat sektöründeki kullanımı sınırlı kalır (Edalat, 2026). Kaynakların coğrafi dağılımı da sonucu belirler, çünkü orman örtüsünün neredeyse yarısı dört ülkede yoğunlaşırken ahşap, Orta Doğu ve Kuzey Afrika gibi bölgelerde kıttır. Türkiye tam da bu tablonun ortasında yer alır ve Toklu (2017), ülkenin kullanılabilir biyokütle potansiyelini yaklaşık 17 milyon ton eşdeğer petrol olarak hesaplar ve bunun orman, tarım ve hayvancılık artıkları ile organik kentsel atıktan oluştuğunu belirtir. Fındık kabuğu, buğday sapı ve çeltik kavuzu gibi artıkların halen ağırlıklı olarak yakıt değeri üzerinden değerlendirilmesi, iç mekân bileşeni açısından henüz açılmamış bir malzeme kaynağına işaret eder.</w:t>
       </w:r>
     </w:p>
     <w:p>
@@ -2378,7 +2323,7 @@
           <w:sz w:val="24"/>
           <w:szCs w:val="24"/>
         </w:rPr>
-        <w:t xml:space="preserve">Bu saptamalar bölümün temel savının ilk yarısını kaynaklı biçimde kurar. Bir malzemenin döngüselliği biyolojik kökeninden çok bileşimi ve birleşimiyle şekillenir. Miselyum öğretici bir örnektir. Biyobozunurluğu, kendi kendine bağlanma özelliği ve tarımsal atıkla uyumluluğu nedeniyle kapalı döngü potansiyeli taşır ve bağlayıcı sorununu dışarıdan bir madde eklemeden çözer (Attias ve diğ., 2020). Aynı atık sentetik bir reçineyle bağlandığında ise döngüsellik iddiası büyük ölçüde geçersizleşir.</w:t>
+        <w:t xml:space="preserve">Bu saptamalar bölümün temel savının ilk yarısını kaynaklı biçimde kurar. Bir malzemenin döngüselliği biyolojik kökeninden çok bileşimi ve birleşimiyle şekillenir. Miselyum bu bakımdan öğretici bir örnektir, çünkü biyobozunurluğu, kendi kendine bağlanma özelliği ve tarımsal atıkla uyumluluğu sayesinde kapalı döngü potansiyeli taşır ve bağlayıcı sorununu dışarıdan bir madde eklemeden çözer (Attias ve diğ., 2020). Aynı atık sentetik bir reçineyle bağlandığında ise döngüsellik iddiası büyük ölçüde geçersizleşir.</w:t>
       </w:r>
     </w:p>
     <w:p>
@@ -2392,7 +2337,7 @@
           <w:sz w:val="24"/>
           <w:szCs w:val="24"/>
         </w:rPr>
-        <w:t xml:space="preserve">Biyolojik kökenin güvence oluşturmadığı, girişte aktarılan iki uyarıyla birlikte okunduğunda daha da belirginleşir. Çevresel avantaj iddialarının her biri için önemli istisnalar vardır (O’Rourke ve Seepersad, 2015). Biyokompozitlerin uzun süreli dayanıklılığına ilişkin bilgi ise sınırlıdır (Chang ve diğ., 2020). Ömür sonu davranışı bilinmeyen bir malzeme için döngüsellik iddiası temelsiz kalır. İç mimarlık açısından sonuç doğrudandır. Bir bileşenin döngüsel sayılıp sayılamayacağı, malzeme listesinde değil detay çiziminde belli olur.</w:t>
+        <w:t xml:space="preserve">Biyolojik kökenin güvence oluşturmadığı, girişte aktarılan iki uyarıyla birlikte okunduğunda daha da belirginleşir. Çevresel avantaj iddialarının her biri için önemli istisnalar vardır (O’Rourke ve Seepersad, 2015). Biyokompozitlerin uzun süreli dayanıklılığına ilişkin bilgi ise sınırlıdır (Chang ve diğ., 2020). Ömür sonu davranışı bilinmeyen bir malzeme için döngüsellik iddiası temelsiz kalır. İç mimarlık açısından sonuç doğrudandır, çünkü bir bileşenin döngüsel sayılıp sayılamayacağı malzeme listesinde değil detay çiziminde belli olur.</w:t>
       </w:r>
     </w:p>
     <w:p>
@@ -2423,7 +2368,7 @@
           <w:sz w:val="24"/>
           <w:szCs w:val="24"/>
         </w:rPr>
-        <w:t xml:space="preserve">Dördüncü başlık döngüselliğin biyolojik kökenle güvence altına alınamayacağını gösterdi. Beşinci başlıkta dirençlilik, biyolojik temelli malzemelerin tasarım sürecine girmesiyle ortaya çıkan dönüşümleri anlamaya yarayan bir kavram olarak ele alınıyor.</w:t>
+        <w:t xml:space="preserve">Dirençlilik, yapılı çevre literatürüne ekolojiden geçmiş ve geçerken anlamını da değiştirmiş kavramlardan biridir. Biyolojik temelli malzemelerle çalışmak söz konusu olduğunda kavram ayrı bir ağırlık kazanır, çünkü bu malzemelerin değişkenliği ve zamansallığı tasarımcıyı baştan kurgulanmış bir sonuç yerine zaman içinde davranan bir sistemle uğraşmaya zorlar.</w:t>
       </w:r>
     </w:p>
     <w:p>
@@ -2499,7 +2444,7 @@
           <w:sz w:val="24"/>
           <w:szCs w:val="24"/>
         </w:rPr>
-        <w:t xml:space="preserve">Biyolojik temelli malzemelerin tasarım sürecine girmesi yalnızca malzemenin niteliğini değiştirmez, tasarımcının konumunu da dönüştürür. Geleneksel yaklaşımda malzeme, verilmiş kararlar doğrultusunda seçilen bir unsurdur. Biyolojik temelli malzemeler ise değişkenlikleri, zamansallıkları ve üretim belirsizlikleriyle kararların yeniden değerlendirilmesini zorunlu kılar. Barati ve Karana (2019), tasarımcı ile malzeme bilimcisi arasındaki erken aşama ortak projelerini incelediği çalışmada yaratıcılığın tasarımcının zihnine ait bir yeti olmadığını, tasarımcı ile maddi dünya arasında dağılmış bir süreç olduğunu savunur. Geliştirdikleri malzeme potansiyeli olarak olanaklar kavramı, odağı tasarımcının yapma ve üretme edimlerine kaydırır. Tasarımcının işi böylece listeden seçim yapmak olmaktan çıkar ve malzemenin neye olanak tanıdığını üretim yoluyla keşfetmeye dönüşür. Keşfedilen şey çoğu zaman değişkenliktir. Goidea ve diğ. (2022), miselyum biyokompozitlerde tür seçiminin hem üretim sürecini hem nesnenin performansını değiştirdiğini örnekler.</w:t>
+        <w:t xml:space="preserve">Biyolojik temelli malzemelerin tasarım sürecine girmesi yalnızca malzemenin niteliğini değiştirmez, tasarımcının konumunu da dönüştürür. Geleneksel yaklaşımda malzeme, verilmiş kararlar doğrultusunda seçilen bir unsurdur. Biyolojik temelli malzemeler ise değişkenlikleri, zamansallıkları ve üretim belirsizlikleriyle kararların yeniden değerlendirilmesini zorunlu kılar. Barati ve Karana (2019), tasarımcı ile malzeme bilimcisi arasındaki erken aşama ortak projelerini incelediği çalışmada yaratıcılığın tasarımcının zihnine ait bir yeti olmadığını, tasarımcı ile maddi dünya arasında dağılmış bir süreç olduğunu savunur. Geliştirdikleri malzeme potansiyeli olarak olanaklar kavramı, odağı tasarımcının yapma ve üretme edimlerine kaydırır. Tasarımcının işi böylece listeden seçim yapmak olmaktan çıkar ve malzemenin neye olanak tanıdığını üretim yoluyla keşfetmeye dönüşür. Keşfedilen şey çoğu zaman değişkenliğin kendisidir, nitekim Goidea ve diğ. (2022) miselyum biyokompozitlerde tür seçiminin hem üretim sürecini hem nesnenin performansını değiştirdiğini örnekler.</w:t>
       </w:r>
     </w:p>
     <w:p>
@@ -2513,7 +2458,7 @@
           <w:sz w:val="24"/>
           <w:szCs w:val="24"/>
         </w:rPr>
-        <w:t xml:space="preserve">Değişkenliğin ikiz kavramı zamandır. Karana ve diğ. (2018), miselyum esaslı bir malzemeyle yürütülen tasarım sürecinde tasarımcının üç belirsizlik kaynağıyla baş etmek zorunda kaldığını bulgular: mikroorganizmanın failliği, malzemenin kendine özgü zamansallığı ve malzemenin toplum tarafından kabulü. İkincisi, büyüme, kuruma ve yaşlanma sürelerinin tasarım kararının içinde olduğu anlamına gelir. Ne var ki bu zamanın nasıl işlediğine ilişkin bilgi hâlâ sınırlıdır (Chang ve diğ., 2020). Zamanın tasarıma girmesinin doğrudan sonucu, bakımın bir tasarım kararına dönüşmesidir. Graham ve Thrift (2007), yerleşik kültürel kurguların onarım ve bakımı dikkat alanının dışına ittiğini ileri sürer. Biyolojik temelli malzemelerde bu dışarıda bırakma sürdürülemez, çünkü bakım kullanımın kesintiye uğraması değil koşuludur.</w:t>
+        <w:t xml:space="preserve">Değişkenliğin ikiz kavramı zamandır. Karana ve diğ. (2018), miselyum esaslı bir malzemeyle yürütülen tasarım sürecinde tasarımcının üç belirsizlik kaynağıyla baş etmek zorunda kaldığını bulgular: mikroorganizmanın failliği, malzemenin kendine özgü zamansallığı ve malzemenin toplum tarafından kabulü. Bunlardan malzemeye özgü zamansallık, büyüme, kuruma ve yaşlanma sürelerinin tasarım kararının içinde olduğu anlamına gelir. Ne var ki bu zamanın nasıl işlediğine ilişkin bilgi hâlâ sınırlıdır (Chang ve diğ., 2020). Zamanın tasarıma girmesinin doğrudan sonucu, bakımın bir tasarım kararına dönüşmesidir. Graham ve Thrift (2007), yerleşik kültürel kurguların onarım ve bakımı dikkat alanının dışına ittiğini ileri sürer. Biyolojik temelli malzemelerde bu dışarıda bırakma sürdürülemez, çünkü bakım kullanımın kesintiye uğraması değil koşuludur.</w:t>
       </w:r>
     </w:p>
     <w:p>
@@ -2544,7 +2489,7 @@
           <w:sz w:val="24"/>
           <w:szCs w:val="24"/>
         </w:rPr>
-        <w:t xml:space="preserve">Kavram kümesinin tasarım özelliklerine çevrilebilmesi için ekolojik dirençlilik araştırmaları bir dayanak sunar. Biggs ve diğ. (2012), ekosistem hizmetlerinin dirençliliğini güçlendirmeye yönelik yedi genel ilke tanımlar. İlk üçü çeşitlilik ile yedekliliğin korunması, bağlantısallığın yönetilmesi ve yavaş değişkenler ile geri besleme ilişkilerinin yönetilmesidir. Söz konusu ilkeler ekosistem yönetimi için geliştirilmiştir. Aşağıda, Walker ve diğ.’nin (2004) dirençlilik, uyarlanabilirlik ve dönüşebilirlik ayrımıyla birlikte okunarak iç mimarlık bağlamına uyarlanmakta ve dört tasarım özniteliği altında yeniden yorumlanmaktadır. Yorumlama bu bölümün kendi sentezidir, anılan kaynakların doğrudan önerisi değildir.</w:t>
+        <w:t xml:space="preserve">Kavram kümesinin tasarım özelliklerine çevrilebilmesi için ekolojik dirençlilik araştırmaları bir dayanak sunar. Biggs ve diğ. (2012), ekosistem hizmetlerinin dirençliliğini güçlendirmeye yönelik yedi genel ilke tanımlar. Bunlardan çeşitlilik ile yedekliliğin korunması, bağlantısallığın yönetilmesi ve yavaş değişkenler ile geri besleme ilişkilerinin yönetilmesi, mekân ölçeğine en doğrudan çevrilebilenleridir. Söz konusu ilkeler ekosistem yönetimi için geliştirildiğinden, aşağıda Walker ve diğ.’nin (2004) dirençlilik, uyarlanabilirlik ve dönüşebilirlik ayrımıyla birlikte okunarak iç mimarlık bağlamına uyarlanmakta ve dört tasarım özniteliği altında yeniden yorumlanmaktadır. Yorumlama bu bölümün kendi sentezidir, anılan kaynakların doğrudan önerisi değildir.</w:t>
       </w:r>
     </w:p>
     <w:p>
@@ -2558,7 +2503,7 @@
           <w:sz w:val="24"/>
           <w:szCs w:val="24"/>
         </w:rPr>
-        <w:t xml:space="preserve">Birinci öznitelik çeşitlilik ve yedekliliktir. Tek bir malzemeye ve tek bir birleşim türüne dayanan bir kurguda yerel bir bozulma bütüne yayılır. Birden çok malzemenin ve birbirinin işlevini üstlenebilecek bileşenlerin bulunduğu bir kurguda ise bozulma yerel kalır. Yedeklilik burada fazlalık değildir, bozulmanın yayılmasını engelleyen bir örgütlenme biçimidir. İkinci öznitelik bağlantısallıktır. Biggs ve diğ.’nin (2012) formülasyonu bağlantısallığın artırılmasını değil yönetilmesini önerir. Tasarımdaki karşılığı, bileşenlerin birbirine nasıl bağlandığı sorusudur. Tersinir birleşimler bir bileşenin ötekini bozmadan değiştirilmesine izin verir, kalıcı birleşimler ise bütün kurguyu tek bir karara bağlar.</w:t>
+        <w:t xml:space="preserve">Çeşitlilik ve yedeklilik bu özniteliklerin en temelidir. Tek bir malzemeye ve tek bir birleşim türüne dayanan bir kurguda yerel bir bozulma bütüne yayılırken, birden çok malzemenin ve birbirinin işlevini üstlenebilecek bileşenlerin bulunduğu bir kurguda bozulma yerel kalır. Yedeklilik burada bir fazlalık değil, bozulmanın yayılmasını engelleyen bir örgütlenme biçimidir. Bağlantısallık ise Biggs ve diğ.’nin (2012) formülasyonunda artırılması değil yönetilmesi gereken bir özellik olarak geçer ve tasarımdaki karşılığı, bileşenlerin birbirine nasıl bağlandığı sorusudur. Tersinir birleşimler bir bileşenin ötekini bozmadan değiştirilmesine izin verirken, kalıcı birleşimler bütün kurguyu tek bir karara bağlar.</w:t>
       </w:r>
     </w:p>
     <w:p>
@@ -2572,7 +2517,7 @@
           <w:sz w:val="24"/>
           <w:szCs w:val="24"/>
         </w:rPr>
-        <w:t xml:space="preserve">Üçüncü öznitelik bakım ve onarılabilirliktir. Önceki alt başlıkta kurulan bakım ilişkisi burada somut sorulara dönüşür. Bileşen onarılabiliyor mu, onarım izleri kabul ediliyor mu, bakımı kim yapabilir? Dördüncü öznitelik uyarlanabilirlik ve dönüşebilirliktir. Walker ve diğ. (2004), uyarlanabilirliği sistemdeki insan aktörlerin dirençliliği yönetme konusundaki ortak kapasitesi olarak tanımlar. Dönüşebilirlik ise koşullar mevcut sistemi sürdürülemez kıldığında temelden yeni bir sistem yaratma kapasitesidir. Kavramın yapı araştırmalarındaki karşılığının yerleşmediğini de eklemek gerekir. Askar ve diğ. (2021), uyarlanabilirlik kavramına ilişkin yorumların ve bunlara bağlı paradigmaların zaman içinde değiştiğini derler.</w:t>
+        <w:t xml:space="preserve">Bakım ve onarılabilirlik, önceki alt başlıkta kurulan ilişkiyi somut sorulara dönüştürür. Bileşen onarılabiliyor mu, onarım izleri kabul ediliyor mu, bakımını kim üstlenebiliyor? Uyarlanabilirlik ve dönüşebilirlik ise Walker ve diğ.’nin (2004) ayrımına dayanır. Yazarlar uyarlanabilirliği sistemdeki insan aktörlerin dirençliliği yönetme konusundaki ortak kapasitesi, dönüşebilirliği ise koşullar mevcut sistemi sürdürülemez kıldığında temelden yeni bir sistem yaratma kapasitesi olarak tanımlar. Kavramın yapı araştırmalarındaki karşılığının henüz yerleşmediğini de eklemek gerekir, çünkü Askar ve diğ. (2021) uyarlanabilirliğe ilişkin yorumların ve bunlara bağlı paradigmaların zaman içinde değiştiğini derler.</w:t>
       </w:r>
     </w:p>
     <w:p>
@@ -2586,7 +2531,7 @@
           <w:sz w:val="24"/>
           <w:szCs w:val="24"/>
         </w:rPr>
-        <w:t xml:space="preserve">Dört öznitelik ancak ölçekler arası okunduğunda anlam kazanır. Goidea ve diğ. (2022), değişken ölçekler, sistemler ve malzemeler arasındaki karşılıklı bağımlılığın doğrusal olmayan etkileşimler ürettiğine dikkat çeker. Bir bileşenin dirençliliği, bağlı olduğu sistemin dirençliliğinden ayrı değerlendirilemez. Döngüsellik ile dirençlilik eş anlamlı değildir, ancak çeşitlilik, tersinir bağlantı, onarılabilirlik ve uyarlanabilirlik gibi ortak özellikler üzerinden birbirini destekler. Dört öznitelik de ancak kullanıldıkları, bakıldıkları ve değiştirildikleri ölçekte sınanabilir. İzleyen başlıkta gösterileceği gibi bu ölçek büyük ölçüde iç mekândır.</w:t>
+        <w:t xml:space="preserve">Dört öznitelik ancak ölçekler arası okunduğunda anlam kazanır. Goidea ve diğ. (2022), değişken ölçekler, sistemler ve malzemeler arasındaki karşılıklı bağımlılığın doğrusal olmayan etkileşimler ürettiğine dikkat çeker. Bir bileşenin dirençliliği, bağlı olduğu sistemin dirençliliğinden ayrı değerlendirilemez. Döngüsellik ile dirençlilik eş anlamlı değildir, ancak çeşitlilik, tersinir bağlantı, onarılabilirlik ve uyarlanabilirlik gibi ortak özellikler üzerinden birbirini destekler. Öznitelikler ancak kullanıldıkları, bakıldıkları ve değiştirildikleri ölçekte sınanabilir ve bu ölçek büyük ölçüde iç mekândır.</w:t>
       </w:r>
     </w:p>
     <w:p>
@@ -2617,7 +2562,7 @@
           <w:sz w:val="24"/>
           <w:szCs w:val="24"/>
         </w:rPr>
-        <w:t xml:space="preserve">Buraya kadar her başlık sonunda iç mimarlık karşılığına değinildi. Altıncı başlık tartışmayı doğrudan mekân ölçeğinde sürdürüyor. Bu malzemeler iç mimarlık pratiğinde hangi konumu alır ve bu konum tasarım kararlarını nasıl değiştirir?</w:t>
+        <w:t xml:space="preserve">Biyolojik temelli malzemeler yapı ölçeğinde çoğunlukla taşıyıcı olmayan bileşenlere yerleşir, yani iç mimarlığın çalıştığı alana. Bu yerleşim rastlantı değildir ve yalnızca mekanik dayanımla da açıklanmaz, çünkü malzemenin kullanıcıyla temas ettiği, yaşlandığı, onarıldığı ve değiştirildiği ölçek de aynı ölçektir. Aşağıda bu konumun tasarım kararlarını nasıl dönüştürdüğü ele alınmaktadır.</w:t>
       </w:r>
     </w:p>
     <w:p>
@@ -2648,7 +2593,7 @@
           <w:sz w:val="24"/>
           <w:szCs w:val="24"/>
         </w:rPr>
-        <w:t xml:space="preserve">Biyolojik temelli malzemelerin yapılı çevredeki yeri literatürde tanımlanmıştır. Edalat (2026), ahşap dışı biyolojik temelli yapı malzemelerinin iç ve dış yüzey kaplamaları, ısıl ve akustik yalıtım ile mobilya üretiminde kullanıldığını aktarır. Ahşap esaslı malzemeler ise ağırlıklı olarak yapısal bileşenlerde yer alır ve ahşap dışı malzemeler sınırlı mekanik dayanımları nedeniyle taşıyıcı elemanlarda nadiren kullanılır. İki saptama bir arada okunduğunda, bu malzemelerin mevcut uygulamalarında iç mekân bileşenlerinin önemli bir yer tuttuğu görülür. Durumu bir sınırlılık olarak değil, bir konumlanma olarak okumak daha verimlidir. Taşıyıcı olmayan bileşenler, bu malzemelerin yapısal risk eşiğinin görece düşük olduğu, dolayısıyla denenebilir oldukları alanı oluşturur.</w:t>
+        <w:t xml:space="preserve">Biyolojik temelli malzemelerin yapılı çevredeki yeri literatürde tanımlanmıştır. Edalat (2026), ahşap dışı biyolojik temelli yapı malzemelerinin iç ve dış yüzey kaplamaları, ısıl ve akustik yalıtım ile mobilya üretiminde kullanıldığını, ahşap esaslı malzemelerin ise ağırlıklı olarak yapısal bileşenlerde yer aldığını aktarır. Sınırlı mekanik dayanımları nedeniyle ahşap dışı malzemeler taşıyıcı elemanlarda nadiren kullanılır. Tyagi ve Jain (2026), iç mekân tasarımı literatürünü tarayan çalışmalarında araştırmaların duvar ve yalıtım gibi iç kabuk bileşenlerinde yoğunlaştığını bulgular. İki kaynak birlikte okunduğunda, bu malzemelerin mevcut uygulamalarında iç mekân bileşenlerinin önemli bir yer tuttuğu görülür. Durumu bir sınırlılık olarak değil, bir konumlanma olarak okumak daha verimlidir. Taşıyıcı olmayan bileşenler, bu malzemelerin yapısal risk eşiğinin görece düşük olduğu, dolayısıyla denenebilir oldukları alanı oluşturur.</w:t>
       </w:r>
     </w:p>
     <w:p>
@@ -2707,7 +2652,7 @@
           <w:sz w:val="24"/>
           <w:szCs w:val="24"/>
         </w:rPr>
-        <w:t xml:space="preserve">Döngüselliğin bileşim ve birleşimde şekillendiği sav da iç mekân ölçeğinde somut biçimde gözlenir. Edalat (2026), yirmi çalışmayı döngüsellik ölçütleri üzerinden değerlendirdiği incelemesinde kahve atığı ile üre-formaldehit reçinesi kullanılarak üretilen bir iç mekân duvar panelini ele alır. Değerlendirmede atık kökenli tedarik bakımından çalışma tam puan alır. Buna karşılık geri dönüştürülebilirlik, biyobozunurluk ve ömür sonu ölçütü hiç dikkate alınmamış olarak puanlanır. Örnek savı iç mimarlığın kendi nesnesi üzerinden gösterir. Bir duvar paneli atıktan üretilmiş olabilir. Sentetik bir reçineyle bağlandığında ve ömür sonu senaryosu kurgulanmadığında yine de döngüsel bir bileşen hâline gelmez.</w:t>
+        <w:t xml:space="preserve">Döngüselliğin bileşim ve birleşimde şekillendiği sav da iç mekân ölçeğinde somut biçimde gözlenir. Edalat (2026), yirmi çalışmayı döngüsellik ölçütleri üzerinden değerlendirdiği incelemesinde kahve atığı ile üre-formaldehit reçinesi kullanılarak üretilen bir iç mekân duvar panelini ele alır. Değerlendirmede atık kökenli tedarik bakımından çalışma tam puan alır. Buna karşılık geri dönüştürülebilirlik, biyobozunurluk ve ömür sonu ölçütü hiç dikkate alınmamış olarak puanlanır. Örnek, savı iç mimarlığın kendi nesnesi üzerinden gösterir. Bir duvar paneli atıktan üretilmiş olsa bile, sentetik bir reçineyle bağlandığında ve ömür sonu senaryosu kurgulanmadığında döngüsel bir bileşen hâline gelmez.</w:t>
       </w:r>
     </w:p>
     <w:p>
@@ -2797,24 +2742,7 @@
           <w:sz w:val="24"/>
           <w:szCs w:val="24"/>
         </w:rPr>
-        <w:t xml:space="preserve">Önceki başlıklar kavramsal çerçeveyi, dirençlilik özniteliklerini ve iç mekândaki konumu ortaya koydu. Yedinci başlık tartışmayı değerlendirme düzlemine taşıyor.</w:t>
-      </w:r>
-    </w:p>
-    <w:p>
-      <w:pPr>
-        <w:pStyle w:val="Heading2"/>
-        <w:spacing w:after="170" w:before="320" w:line="360"/>
-      </w:pPr>
-      <w:r>
-        <w:rPr>
-          <w:rFonts w:ascii="Times New Roman" w:cs="Times New Roman" w:eastAsia="Times New Roman" w:hAnsi="Times New Roman"/>
-          <w:b/>
-          <w:bCs/>
-          <w:color w:val="000000"/>
-          <w:sz w:val="24"/>
-          <w:szCs w:val="24"/>
-        </w:rPr>
-        <w:t xml:space="preserve">7.1. Potansiyeller ve gerilimler</w:t>
+        <w:t xml:space="preserve">Buraya kadarki tartışmanın tasarım pratiğinde karşılık bulabilmesi için, biyolojik temelli bir malzemenin hangi ölçütlerle değerlendirileceğinin belirginleşmesi gerekir. Aşağıda önce literatürün bildirdiği potansiyeller ile sınırlılıklar karşı karşıya getirilmekte, ardından iç mekân ölçeği için altı boyutlu bir değerlendirme çerçevesi önerilmektedir.</w:t>
       </w:r>
     </w:p>
     <w:p>
@@ -2829,30 +2757,6 @@
           <w:szCs w:val="24"/>
         </w:rPr>
         <w:t xml:space="preserve">Biyolojik temelli malzemelere ilişkin literatür, aynı malzeme grubu için hem güçlü potansiyeller hem kalıcı sınırlılıklar bildirir. İki tarafı ayrı ayrı sıralamak yanıltıcıdır, çünkü çoğu durumda potansiyel ile sınırlılık aynı özelliğin iki yüzüdür. Tablo 3 bu karşıtlıkları sekiz boyutta gösterir.</w:t>
-      </w:r>
-    </w:p>
-    <w:p>
-      <w:pPr>
-        <w:keepNext/>
-        <w:spacing w:after="140" w:before="400" w:line="240"/>
-      </w:pPr>
-      <w:r>
-        <w:rPr>
-          <w:rFonts w:ascii="Times New Roman" w:cs="Times New Roman" w:eastAsia="Times New Roman" w:hAnsi="Times New Roman"/>
-          <w:sz w:val="22"/>
-          <w:szCs w:val="22"/>
-        </w:rPr>
-        <w:t xml:space="preserve">Tablo 3. </w:t>
-      </w:r>
-      <w:r>
-        <w:rPr>
-          <w:rFonts w:ascii="Times New Roman" w:cs="Times New Roman" w:eastAsia="Times New Roman" w:hAnsi="Times New Roman"/>
-          <w:i/>
-          <w:iCs/>
-          <w:sz w:val="22"/>
-          <w:szCs w:val="22"/>
-        </w:rPr>
-        <w:t xml:space="preserve">Biyolojik temelli malzemelerin potansiyelleri ve sınırlılıkları</w:t>
       </w:r>
     </w:p>
     <w:tbl>
@@ -3581,72 +3485,13 @@
           <w:sz w:val="24"/>
           <w:szCs w:val="24"/>
         </w:rPr>
-        <w:t xml:space="preserve">Tablodaki karşıtlıklar üç gerilimde toplanabilir. İlki değişkenlik ile standartlaşma arasındadır. Malzemenin tasarım açısından en değerli niteliği, kurumsal kabul açısından en büyük engelidir. İkinci gerilim yerellik ile ölçeklenebilirlik arasındadır. Yerel kaynaklara dayanabilmek önemli bir avantajdır, ancak aynı özellik merkezsiz tedarik zincirleri biçiminde pazar ölçeğinde bir dezavantaja dönüşür. Buna karşılık Rognoli ve diğ. (2015), kişisel üretim teknolojilerinin dağıtık üretim süreçleriyle deney yapmayı olanaklı kıldığını savunur. Merkezsizlik sanayi ölçeğinde bir engel, tasarım pratiği ölçeğinde ise bir olanaktır ve iç mimarlık görece küçük üretim adetleriyle çalıştığı için ikinci tarafa daha yakın durur.</w:t>
-      </w:r>
-    </w:p>
-    <w:p>
-      <w:pPr>
-        <w:spacing w:after="160" w:line="360"/>
-        <w:jc w:val="both"/>
-      </w:pPr>
-      <w:r>
-        <w:rPr>
-          <w:rFonts w:ascii="Times New Roman" w:cs="Times New Roman" w:eastAsia="Times New Roman" w:hAnsi="Times New Roman"/>
-          <w:sz w:val="24"/>
-          <w:szCs w:val="24"/>
-        </w:rPr>
-        <w:t xml:space="preserve">Üçüncü gerilim biyolojik dönüşebilirlik ile dayanıklılık arasındadır ve bölümün savını en açık biçimde sınar. Edalat (2026), koyun ve kenevir yünü gibi ham biyolojik yalıtkanların geri dönüştürülebilirlikleri nedeniyle ilgi gördüğünü, ancak zayıf yangın dayanımı ve yüksek maliyetle karşılaştığını aktarır. Mineral yünler ise tümüyle ve sınırsız biçimde yeni ürünlere geri dönüştürülebilir. Bu özgül karşılaştırmada biyolojik kökenli olmayan bir malzeme, biyolojik kökenli alternatifinden daha döngüsel davranır. Samanın tümüyle biyobozunur olması da kademeli bozunmaya açıklık demektir ve geri kazanımını güçleştirir. Biyobozunurluk kendi başına döngüsellik üretmez. Üç gerilimin hiçbiri kolay çözülür türden değildir ve bölüm bunları çözmeyi değil, karar sürecinde görünür kılmayı amaçlar.</w:t>
-      </w:r>
-    </w:p>
-    <w:p>
-      <w:pPr>
-        <w:pStyle w:val="Heading2"/>
-        <w:spacing w:after="170" w:before="320" w:line="360"/>
-      </w:pPr>
-      <w:r>
-        <w:rPr>
-          <w:rFonts w:ascii="Times New Roman" w:cs="Times New Roman" w:eastAsia="Times New Roman" w:hAnsi="Times New Roman"/>
-          <w:b/>
-          <w:bCs/>
-          <w:color w:val="000000"/>
-          <w:sz w:val="24"/>
-          <w:szCs w:val="24"/>
-        </w:rPr>
-        <w:t xml:space="preserve">7.2. Altı boyutlu çerçeve</w:t>
-      </w:r>
-    </w:p>
-    <w:p>
-      <w:pPr>
-        <w:spacing w:after="160" w:line="360"/>
-        <w:jc w:val="both"/>
-      </w:pPr>
-      <w:r>
-        <w:rPr>
-          <w:rFonts w:ascii="Times New Roman" w:cs="Times New Roman" w:eastAsia="Times New Roman" w:hAnsi="Times New Roman"/>
-          <w:sz w:val="24"/>
-          <w:szCs w:val="24"/>
-        </w:rPr>
-        <w:t xml:space="preserve">Üç gerilim, bir malzemenin tek bir ölçüt kümesiyle değerlendirilemeyeceğini gösterir. Kirchherr ve diğ. (2017) döngüsellik tanımlarının çoğunun sistemsel değişimi vurgulamadığını saptar. Pomponi ve Moncaster (2017) yapılı çevrede döngüselliğin altı boyutta kurulduğunu ortaya koyar. Edalat (2026) ise yaşam döngüsü değerlendirmesine ve sera gazı azaltımına orantısız odaklanmanın tedarik zinciri dirençliliğini ve malzeme döngüselliğini ihmal ettiğine dikkat çeker. Üç saptama aynı yere varır. Eksik olan daha iyi bir malzeme listesi değildir, malzeme kararını farklı düzlemlerde birlikte okuyan bir çerçevedir.</w:t>
-      </w:r>
-    </w:p>
-    <w:p>
-      <w:pPr>
-        <w:spacing w:after="160" w:line="360"/>
-        <w:jc w:val="both"/>
-      </w:pPr>
-      <w:r>
-        <w:rPr>
-          <w:rFonts w:ascii="Times New Roman" w:cs="Times New Roman" w:eastAsia="Times New Roman" w:hAnsi="Times New Roman"/>
-          <w:sz w:val="24"/>
-          <w:szCs w:val="24"/>
-        </w:rPr>
-        <w:t xml:space="preserve">Tablo 4 bu gereksinime yanıt olarak iç mekân ölçeği için altı boyutlu bir çerçeve önerir. Çerçevenin kaynağı tek bir çalışma değildir, her boyut bölüm boyunca tartışılan farklı kaynak kümelerine dayanır. İlk üç boyut malzemenin maddi örgütlenmesini, son üç boyut ise malzemenin kullanıcıyla, zamanla ve kurumsal çevreyle ilişkisini kapsar. Çerçeve, literatürde doğrudan tanımlanmış mevcut bir modelin aktarımı değil, bu bölüm kapsamında geliştirilen kavramsal bir sentezdir.</w:t>
-      </w:r>
-    </w:p>
-    <w:p>
-      <w:pPr>
-        <w:keepNext/>
-        <w:spacing w:after="140" w:before="400" w:line="240"/>
+        <w:t xml:space="preserve">Tablodaki karşıtlıklar birbirine bağlı üç gerilim etrafında toplanır. Değişkenlik ile standartlaşma arasındaki gerilimde malzemenin tasarım açısından en değerli niteliği, kurumsal kabul açısından en büyük engeline dönüşür. Yerellik ile ölçeklenebilirlik arasındaki gerilimde ise yerel kaynaklara dayanabilmek önemli bir avantaj sayılırken aynı özellik, merkezsiz tedarik zincirleri biçiminde pazar ölçeğinde bir dezavantaj üretir. Rognoli ve diğ. (2015) buna karşılık kişisel üretim teknolojilerinin dağıtık üretim süreçleriyle deney yapmayı olanaklı kıldığını savunur, yani merkezsizlik sanayi ölçeğinde bir engel oluştururken tasarım pratiği ölçeğinde bir olanağa dönüşmektedir. İç mimarlık görece küçük üretim adetleriyle çalıştığı için bu ikinci tarafa daha yakın durur.</w:t>
+      </w:r>
+    </w:p>
+    <w:p>
+      <w:pPr>
+        <w:spacing w:after="300" w:before="140" w:line="240"/>
+        <w:jc w:val="center"/>
       </w:pPr>
       <w:r>
         <w:rPr>
@@ -3654,17 +3499,49 @@
           <w:sz w:val="22"/>
           <w:szCs w:val="22"/>
         </w:rPr>
-        <w:t xml:space="preserve">Tablo 4. </w:t>
-      </w:r>
-      <w:r>
-        <w:rPr>
-          <w:rFonts w:ascii="Times New Roman" w:cs="Times New Roman" w:eastAsia="Times New Roman" w:hAnsi="Times New Roman"/>
-          <w:i/>
-          <w:iCs/>
-          <w:sz w:val="22"/>
-          <w:szCs w:val="22"/>
-        </w:rPr>
-        <w:t xml:space="preserve">İç mekân ölçeği için önerilen altı boyutlu değerlendirme çerçevesi</w:t>
+        <w:t xml:space="preserve">Tablo 3. Biyolojik temelli malzemelerin potansiyelleri ve sınırlılıkları</w:t>
+      </w:r>
+    </w:p>
+    <w:p>
+      <w:pPr>
+        <w:spacing w:after="160" w:line="360"/>
+        <w:jc w:val="both"/>
+      </w:pPr>
+      <w:r>
+        <w:rPr>
+          <w:rFonts w:ascii="Times New Roman" w:cs="Times New Roman" w:eastAsia="Times New Roman" w:hAnsi="Times New Roman"/>
+          <w:sz w:val="24"/>
+          <w:szCs w:val="24"/>
+        </w:rPr>
+        <w:t xml:space="preserve">Biyolojik dönüşebilirlik ile dayanıklılık arasındaki gerilim ise bölümün savını en açık biçimde sınar. Edalat (2026), koyun ve kenevir yünü gibi ham biyolojik yalıtkanların geri dönüştürülebilirlikleri nedeniyle ilgi gördüğünü, ancak zayıf yangın dayanımı ve yüksek maliyetle karşılaştığını aktarır. Mineral yünler ise tümüyle ve sınırsız biçimde yeni ürünlere geri dönüştürülebilir. Bu özgül karşılaştırmada biyolojik kökenli olmayan bir malzeme, biyolojik kökenli alternatifinden daha döngüsel davranır. Samanın tümüyle biyobozunur olması da kademeli bozunmaya açıklık demektir ve geri kazanımını güçleştirir. Biyobozunurluk kendi başına döngüsellik üretmez. Üç gerilimin hiçbiri kolay çözülür türden değildir ve bölüm bunları çözmeyi değil, karar sürecinde görünür kılmayı amaçlar.</w:t>
+      </w:r>
+    </w:p>
+    <w:p>
+      <w:pPr>
+        <w:spacing w:after="160" w:line="360"/>
+        <w:jc w:val="both"/>
+      </w:pPr>
+      <w:r>
+        <w:rPr>
+          <w:rFonts w:ascii="Times New Roman" w:cs="Times New Roman" w:eastAsia="Times New Roman" w:hAnsi="Times New Roman"/>
+          <w:sz w:val="24"/>
+          <w:szCs w:val="24"/>
+        </w:rPr>
+        <w:t xml:space="preserve">Üç gerilim, bir malzemenin tek bir ölçüt kümesiyle değerlendirilemeyeceğini gösterir. Kirchherr ve diğ.’nin (2017) döngüsellik tanımlarının çoğunun sistemsel değişimi vurgulamadığı yolundaki saptaması, Pomponi ve Moncaster’ın (2017) yapılı çevrede döngüselliğin altı boyutta kurulduğunu gösteren çerçevesiyle birlikte okunduğunda, eksik olanın daha iyi bir malzeme listesi değil, malzeme kararını farklı düzlemlerde birlikte okuyan bir çerçeve olduğunu düşündürür.</w:t>
+      </w:r>
+    </w:p>
+    <w:p>
+      <w:pPr>
+        <w:spacing w:after="160" w:line="360"/>
+        <w:jc w:val="both"/>
+      </w:pPr>
+      <w:r>
+        <w:rPr>
+          <w:rFonts w:ascii="Times New Roman" w:cs="Times New Roman" w:eastAsia="Times New Roman" w:hAnsi="Times New Roman"/>
+          <w:sz w:val="24"/>
+          <w:szCs w:val="24"/>
+        </w:rPr>
+        <w:t xml:space="preserve">Tablo 4 bu gereksinime yanıt olarak iç mekân ölçeği için altı boyutlu bir çerçeve önerir. Çerçevenin kaynağı tek bir çalışma değildir, her boyut bölüm boyunca tartışılan farklı kaynak kümelerine dayanır. İlk üç boyut malzemenin maddi örgütlenmesini, son üç boyut ise malzemenin kullanıcıyla, zamanla ve kurumsal çevreyle ilişkisini kapsar. Çerçeve, literatürde doğrudan tanımlanmış mevcut bir modelin aktarımı değil, bu bölüm kapsamında geliştirilen kavramsal bir sentezdir.</w:t>
       </w:r>
     </w:p>
     <w:tbl>
@@ -4400,17 +4277,16 @@
     </w:tbl>
     <w:p>
       <w:pPr>
-        <w:spacing w:after="340" w:before="130" w:line="240"/>
-      </w:pPr>
-      <w:r>
-        <w:rPr>
-          <w:rFonts w:ascii="Times New Roman" w:cs="Times New Roman" w:eastAsia="Times New Roman" w:hAnsi="Times New Roman"/>
-          <w:i/>
-          <w:iCs/>
-          <w:sz w:val="18"/>
-          <w:szCs w:val="18"/>
-        </w:rPr>
-        <w:t xml:space="preserve">Çerçeve bu bölüm kapsamında geliştirilmiş kavramsal bir sentezdir.</w:t>
+        <w:spacing w:after="300" w:before="140" w:line="240"/>
+        <w:jc w:val="center"/>
+      </w:pPr>
+      <w:r>
+        <w:rPr>
+          <w:rFonts w:ascii="Times New Roman" w:cs="Times New Roman" w:eastAsia="Times New Roman" w:hAnsi="Times New Roman"/>
+          <w:sz w:val="22"/>
+          <w:szCs w:val="22"/>
+        </w:rPr>
+        <w:t xml:space="preserve">Tablo 4. İç mekân ölçeği için önerilen altı boyutlu değerlendirme çerçevesi</w:t>
       </w:r>
     </w:p>
     <w:p>
@@ -4424,7 +4300,7 @@
           <w:sz w:val="24"/>
           <w:szCs w:val="24"/>
         </w:rPr>
-        <w:t xml:space="preserve">Çerçevenin kullanım mantığı sıralı değil eşzamanlıdır. Bir bileşenin yalnızca ilk üç boyutu karşılaması, iç mekân bağlamında yeterli bir değerlendirme sağlamaz. Kahve atıklı duvar paneli örneği bunu açıkça gösterir. Bileşen atık kökenli tedarik boyutunu tümüyle karşılar, ömür sonu ve iç hava boyutlarını ise hiç karşılamaz. Deneyimsel performansı güçlü olmakla birlikte onarılamayan bir bileşen de son boyutu karşılamaz.</w:t>
+        <w:t xml:space="preserve">Çerçevenin kullanım mantığı sıralı değil eşzamanlıdır, çünkü bir bileşenin yalnızca ilk üç boyutu karşılaması iç mekân bağlamında yeterli bir değerlendirme sağlamaz. Kahve atıklı duvar paneli bunun açık bir örneğidir ve atık kökenli tedarik boyutunu tümüyle karşılarken ömür sonu ile iç hava boyutlarını hiç karşılamaz. Deneyimsel performansı güçlü olmakla birlikte onarılamayan bir bileşen için de aynı şey son boyut bakımından geçerlidir.</w:t>
       </w:r>
     </w:p>
     <w:p>
@@ -4455,7 +4331,7 @@
           <w:sz w:val="24"/>
           <w:szCs w:val="24"/>
         </w:rPr>
-        <w:t xml:space="preserve">Bu bölüm, iç mimarlıkta biyolojik temelli malzeme seçiminin sürdürülebilirlik, döngüsellik ve dirençlilik ölçütlerini birlikte ele alan bir tasarım yaklaşımı olarak nasıl kavramsallaştırılabileceğini tartıştı. Yürütülen inceleme, bu üç kavramın birbirinin yerine geçen eşanlamlılar olmadığını gösterdi. Birbirini kapsayan ve birbirine ölçüt ekleyen üç ayrı düzlem oluştururlar. Sürdürülebilirlik malzemenin çevresel etkisini azaltmayı hedefler. Döngüsellik malzemenin yaşam döngüsünü ve ömür sonu senaryosunu karar sürecine katar. Dirençlilik ise değerlendirmeye zamanı ve değişimi ekler. Şekil 1 üç düzlemi, her birinin sorduğu soruyu ve tek başına yetersiz kaldığı noktayı bir arada gösterir.</w:t>
+        <w:t xml:space="preserve">Bu bölüm, iç mimarlıkta biyolojik temelli malzeme seçiminin sürdürülebilirlik, döngüsellik ve dirençlilik ölçütlerini birlikte ele alan bir tasarım yaklaşımı olarak nasıl kavramsallaştırılabileceğini tartıştı. Yürütülen inceleme, bu üç kavramın birbirinin yerine geçen eşanlamlılar değil, birbirini kapsayan ve birbirine ölçüt ekleyen üç ayrı düzlem olduğunu gösterdi. Sürdürülebilirlik malzemenin çevresel etkisini azaltmayı hedeflerken, döngüsellik malzemenin yaşam döngüsünü ve ömür sonu senaryosunu karar sürecine katar, dirençlilik ise değerlendirmeye zamanı ve değişimi ekler. Şekil 1 üç düzlemi, her birinin sorduğu soruyu ve tek başına yetersiz kaldığı noktayı bir arada gösterir.</w:t>
       </w:r>
     </w:p>
     <w:p>
@@ -4506,8 +4382,8 @@
     </w:p>
     <w:p>
       <w:pPr>
-        <w:keepNext/>
-        <w:spacing w:after="140" w:before="400" w:line="240"/>
+        <w:spacing w:after="300" w:before="140" w:line="240"/>
+        <w:jc w:val="center"/>
       </w:pPr>
       <w:r>
         <w:rPr>
@@ -4515,28 +4391,17 @@
           <w:sz w:val="22"/>
           <w:szCs w:val="22"/>
         </w:rPr>
-        <w:t xml:space="preserve">Şekil 1. </w:t>
-      </w:r>
-      <w:r>
-        <w:rPr>
-          <w:rFonts w:ascii="Times New Roman" w:cs="Times New Roman" w:eastAsia="Times New Roman" w:hAnsi="Times New Roman"/>
-          <w:i/>
-          <w:iCs/>
-          <w:sz w:val="22"/>
-          <w:szCs w:val="22"/>
-        </w:rPr>
-        <w:t xml:space="preserve">Sürdürülebilirlik, döngüsellik ve dirençlilik: üç değerlendirme düzlemi</w:t>
-      </w:r>
-    </w:p>
-    <w:p>
-      <w:pPr>
-        <w:spacing w:after="340" w:before="130" w:line="240"/>
-      </w:pPr>
-      <w:r>
-        <w:rPr>
-          <w:rFonts w:ascii="Times New Roman" w:cs="Times New Roman" w:eastAsia="Times New Roman" w:hAnsi="Times New Roman"/>
-          <w:i/>
-          <w:iCs/>
+        <w:t xml:space="preserve">Şekil 1. Sürdürülebilirlik, döngüsellik ve dirençlilik düzlemleri</w:t>
+      </w:r>
+    </w:p>
+    <w:p>
+      <w:pPr>
+        <w:spacing w:after="340" w:before="0" w:line="240"/>
+        <w:jc w:val="center"/>
+      </w:pPr>
+      <w:r>
+        <w:rPr>
+          <w:rFonts w:ascii="Times New Roman" w:cs="Times New Roman" w:eastAsia="Times New Roman" w:hAnsi="Times New Roman"/>
           <w:sz w:val="18"/>
           <w:szCs w:val="18"/>
         </w:rPr>
@@ -4582,7 +4447,7 @@
           <w:sz w:val="24"/>
           <w:szCs w:val="24"/>
         </w:rPr>
-        <w:t xml:space="preserve">Önerilen çerçevenin sınırlılıklarını açıkça belirtmek gerekir. Öneri kuramsal düzeyde kalmakta ve tasarım pratiğinde sınanmamıştır. Deneyimsel performans ile dirençlilik boyutları için yerleşik bir ölçüm yaklaşımı yoktur. Daha önemlisi, bölümün iç mimarlığa ilişkin savı büyük ölçüde çıkarımsaldır. İç mekân ölçeğine özgü doğrudan ampirik literatür sınırlıdır ve buradaki sav, yapı ölçeği ile ürün tasarımı literatüründen türetilmiştir. Savın sınanması iç mekân bileşenleri üzerinde alan çalışmaları gerektirir.</w:t>
+        <w:t xml:space="preserve">Önerilen çerçevenin sınırlılıklarını açıkça belirtmek gerekir. Öneri kuramsal düzeyde kalmakta, tasarım pratiğinde sınanmamış olmayı sürdürmekte ve deneyimsel performans ile dirençlilik boyutları için yerleşik bir ölçüm yaklaşımından yoksun bulunmaktadır. Daha önemlisi, bölümün iç mimarlığa ilişkin savı büyük ölçüde çıkarımsaldır. İç mekân ölçeğine özgü doğrudan ampirik literatür sınırlıdır ve buradaki sav, yapı ölçeği ile ürün tasarımı literatüründen türetilmiştir. Savın sınanması iç mekân bileşenleri üzerinde alan çalışmaları gerektirir.</w:t>
       </w:r>
     </w:p>
     <w:p>
@@ -5404,7 +5269,7 @@
           <w:sz w:val="24"/>
           <w:szCs w:val="24"/>
         </w:rPr>
-        <w:t xml:space="preserve">(14). https://doi.org/10.1080/10643389.2021.1880259</w:t>
+        <w:t xml:space="preserve">(14), 2453–2509. https://doi.org/10.1080/10643389.2021.1880259</w:t>
       </w:r>
     </w:p>
     <w:p>
@@ -5505,7 +5370,7 @@
           <w:sz w:val="24"/>
           <w:szCs w:val="24"/>
         </w:rPr>
-        <w:t xml:space="preserve">Sustainable Building Conference 07 (SB07)</w:t>
+        <w:t xml:space="preserve">SB07: Sustainable Construction, Materials and Practices bildiri kitabı</w:t>
       </w:r>
       <w:r>
         <w:rPr>
@@ -5626,7 +5491,7 @@
           <w:sz w:val="24"/>
           <w:szCs w:val="24"/>
         </w:rPr>
-        <w:t xml:space="preserve">, (70), 105–115.</w:t>
+        <w:t xml:space="preserve">, (70), 105–115. https://doi.org/10.18682/cdc.vi70.1143</w:t>
       </w:r>
     </w:p>
     <w:p>

--- a/Kitap_Bolumu_Biyotasarim_Malzeme_Secimi.docx
+++ b/Kitap_Bolumu_Biyotasarim_Malzeme_Secimi.docx
@@ -51,16 +51,16 @@
     </w:p>
     <w:p>
       <w:pPr>
-        <w:spacing w:after="200" w:line="360"/>
-        <w:jc w:val="both"/>
-      </w:pPr>
-      <w:r>
-        <w:rPr>
-          <w:rFonts w:ascii="Times New Roman" w:cs="Times New Roman" w:eastAsia="Times New Roman" w:hAnsi="Times New Roman"/>
-          <w:sz w:val="24"/>
-          <w:szCs w:val="24"/>
-        </w:rPr>
-        <w:t xml:space="preserve">Yapılı çevrenin kaynak tüketimi ve atık üretimi, malzeme kararlarının yeniden düşünülmesini zorunlu kılmaktadır. Biyolojik temelli malzemeler bu tartışmada çoğu kez geleneksel malzemelerin sürdürülebilir birer alternatifi olarak sunulur. Oysa böyle bir kurgu malzeme kararının yapısını değiştirmediği için sınırlı bir dönüşüm üretir. Bu bölüm, iç mimarlıkta biyolojik temelli malzeme seçimini kuramsal bir çerçevede ele alır. Temel savı, biyotasarımın yalnızca yeni seçenekler sunmadığı, malzeme seçiminin ölçütlerini ve tasarımcının kaynakla, üretimle, kullanımla ve atıkla kurduğu ilişkiyi yeniden tanımladığıdır. Çalışma önce biyotasarımı komşu kavramlardan ayırır, ardından biyolojik temelli malzemeleri doğanın tasarım sürecine katılım düzeyine göre sınıflandırır. Biyolojik kökenin tek başına ne sürdürülebilirlik ne döngüsellik güvencesi oluşturduğu gösterilir. Döngüsellik, malzemenin kökeninden çok tasarım aşamasında alınan bileşim, birleşim ve ömür sonu kararlarıyla şekillenir. Son olarak sürdürülebilirlik, döngüsellik ve dirençlilik ölçütlerini birlikte okuyan, iç mekân ölçeğine özgü altı boyutlu bir değerlendirme çerçevesi önerilir.</w:t>
+        <w:spacing w:after="160" w:line="360"/>
+        <w:jc w:val="both"/>
+      </w:pPr>
+      <w:r>
+        <w:rPr>
+          <w:rFonts w:ascii="Times New Roman" w:cs="Times New Roman" w:eastAsia="Times New Roman" w:hAnsi="Times New Roman"/>
+          <w:sz w:val="24"/>
+          <w:szCs w:val="24"/>
+        </w:rPr>
+        <w:t xml:space="preserve">Yapılı çevrenin kaynak tüketimi ve atık üretimi, malzeme kararlarının yeniden düşünülmesini zorunlu kılmaktadır. Biyolojik temelli malzemeler bu tartışmada çoğunlukla geleneksel malzemelerin sürdürülebilir alternatifleri olarak konumlandırılmakta, ancak böyle bir yaklaşım malzeme kararının kuruluşunu değiştirmediği için dönüştürücü etkisi sınırlı kalmaktadır. Bu bölüm, iç mimarlıkta biyolojik temelli malzeme seçimini kuramsal bir çerçevede ele almakta ve seçimin hangi ölçütler üzerinden kurulduğunu sorgulamaktadır. Bölümün temel savına göre biyotasarım, tasarımcının önüne yalnızca yeni malzeme seçenekleri koymamakta, malzeme seçiminin ölçütlerini ve tasarımcının kaynak, üretim, kullanım ve atıkla kurduğu ilişkiyi yeniden tanımlamaktadır. İnceleme, biyotasarımın komşu kavramlardan ayrıştırılması ve biyolojik temelli malzemelerin doğanın tasarım sürecine katılım düzeyine göre sınıflandırılması üzerinden ilerlemekte, biyolojik kökenin tek başına ne sürdürülebilirlik ne de döngüsellik güvencesi oluşturduğunu ortaya koymaktadır. Döngüselliğin ve dirençliliğin, malzemenin kökeninden çok tasarım aşamasında alınan bileşim, birleşim ve ömür sonu kararlarıyla şekillendiği savunulmaktadır. Bölüm, sürdürülebilirlik, döngüsellik ve dirençliliği birbirini kapsayan üç değerlendirme düzlemi olarak ele almakta ve iç mekân ölçeğine özgü altı boyutlu bir değerlendirme çerçevesi önerisiyle sonuçlanmaktadır.</w:t>
       </w:r>
     </w:p>
     <w:p>
@@ -187,7 +187,7 @@
           <w:sz w:val="24"/>
           <w:szCs w:val="24"/>
         </w:rPr>
-        <w:t xml:space="preserve">Tartışma, kavramsal ayrımlardan başlayıp malzeme, döngüsellik ve dirençlilik tartışmalarından geçerek iç mekân ölçeğine ve oradan da bir değerlendirme önerisine doğru ilerlemektedir. Yol boyunca dört tablo ile bir şekil kullanılmış, kavramlar arasındaki ayrımlar (Tablo 1), malzeme yaklaşımlarının karşılaştırması (Tablo 2), potansiyel ile sınırlılıkların dökümü (Tablo 3) ve önerilen çerçeve (Tablo 4, Şekil 1) bu görsellerde toplanmıştır. Çalışma seçilmiş kaynaklara dayanan kuramsal bir derleme niteliğindedir ve sistematik bir yazın taraması amaçlamamaktadır.</w:t>
+        <w:t xml:space="preserve">Tartışma, kavramsal ayrımlardan başlayıp malzeme, döngüsellik ve dirençlilik tartışmalarından geçerek iç mekân ölçeğine ve oradan da bir değerlendirme önerisine doğru ilerlemektedir. Tartışmanın düğüm noktaları dört tablo ile bir şekilde toplanmıştır. Çalışma seçilmiş kaynaklara dayanan kuramsal bir derleme niteliğindedir ve sistematik bir yazın taraması amaçlamamaktadır.</w:t>
       </w:r>
     </w:p>
     <w:p>
@@ -2711,7 +2711,7 @@
           <w:sz w:val="24"/>
           <w:szCs w:val="24"/>
         </w:rPr>
-        <w:t xml:space="preserve">Başlıkta tartışılan üç ilişki, atık yumurta kabuğu ile doğal polimer esaslı bir bağlayıcı sistemden geliştirilen bir biyokompozit üzerinden tek bir örnekte birleşmiştir (Ünal, 2025). Söz konusu çalışmada malzeme bir ürün önerisi olarak değil tasarım aracı olarak ele alınmıştır. Teknik ve deneyimsel nitelikleri Malzeme Odaklı Tasarım yöntemiyle birlikte değerlendirilmiş, malzeme değişkenliği ise sökülüp yeniden kurulabilir modüler bir iç mekân sistemine aktarılmıştır.</w:t>
+        <w:t xml:space="preserve">Başlıkta tartışılan üç ilişki, atık yumurta kabuğu ile doğal polimer esaslı bir bağlayıcı sistemden geliştirilen bir biyokompozit üzerinden tek bir örnekte birleşmiştir (Ünal, 2025). Söz konusu çalışmada malzeme bir ürün önerisi olarak değil tasarım aracı olarak ele alınmış, değişkenliği ise sökülüp yeniden kurulabilir modüler bir iç mekân sistemine aktarılmıştır.</w:t>
       </w:r>
     </w:p>
     <w:p>
